--- a/assiment.docx
+++ b/assiment.docx
@@ -53,7 +53,7 @@
                     </pic:cNvPicPr>
                   </pic:nvPicPr>
                   <pic:blipFill>
-                    <a:blip r:embed="rId8">
+                    <a:blip r:embed="rId11">
                       <a:extLst>
                         <a:ext uri="{28A0092B-C50C-407E-A947-70E740481C1C}">
                           <a14:useLocalDpi xmlns:a14="http://schemas.microsoft.com/office/drawing/2010/main" val="0"/>
@@ -124,21 +124,12 @@
         </w:rPr>
         <w:t xml:space="preserve"> </w:t>
       </w:r>
-      <w:proofErr w:type="spellStart"/>
       <w:r>
         <w:rPr>
           <w:b/>
           <w:bCs/>
         </w:rPr>
-        <w:t>devsec</w:t>
-      </w:r>
-      <w:proofErr w:type="spellEnd"/>
-      <w:r>
-        <w:rPr>
-          <w:b/>
-          <w:bCs/>
-        </w:rPr>
-        <w:t xml:space="preserve"> ops</w:t>
+        <w:t>DevSecOps</w:t>
       </w:r>
     </w:p>
     <w:p>
@@ -287,13 +278,8 @@
               <w:spacing w:after="160" w:line="278" w:lineRule="auto"/>
             </w:pPr>
             <w:r>
-              <w:t xml:space="preserve">Pethvan p </w:t>
-            </w:r>
-            <w:proofErr w:type="spellStart"/>
-            <w:r>
-              <w:t>p</w:t>
-            </w:r>
-            <w:proofErr w:type="spellEnd"/>
+              <w:t>Pethvan p p</w:t>
+            </w:r>
           </w:p>
         </w:tc>
       </w:tr>
@@ -337,19 +323,9 @@
             <w:pPr>
               <w:spacing w:after="160" w:line="278" w:lineRule="auto"/>
             </w:pPr>
-            <w:proofErr w:type="spellStart"/>
-            <w:r>
-              <w:t>Aluthge</w:t>
-            </w:r>
-            <w:proofErr w:type="spellEnd"/>
-            <w:r>
-              <w:t xml:space="preserve"> </w:t>
-            </w:r>
-            <w:proofErr w:type="gramStart"/>
-            <w:r>
-              <w:t>M.N</w:t>
-            </w:r>
-            <w:proofErr w:type="gramEnd"/>
+            <w:r>
+              <w:t>Aluthge M.N</w:t>
+            </w:r>
           </w:p>
         </w:tc>
       </w:tr>
@@ -394,13 +370,8 @@
               <w:spacing w:after="160" w:line="278" w:lineRule="auto"/>
             </w:pPr>
             <w:r>
-              <w:t>Adithya E.A.D.</w:t>
-            </w:r>
-            <w:proofErr w:type="gramStart"/>
-            <w:r>
-              <w:t>D.D</w:t>
-            </w:r>
-            <w:proofErr w:type="gramEnd"/>
+              <w:t>Adithya E.A.D.D.D</w:t>
+            </w:r>
           </w:p>
         </w:tc>
       </w:tr>
@@ -444,13 +415,8 @@
             <w:pPr>
               <w:spacing w:after="160" w:line="278" w:lineRule="auto"/>
             </w:pPr>
-            <w:proofErr w:type="spellStart"/>
-            <w:r>
-              <w:t>Shanthoshika</w:t>
-            </w:r>
-            <w:proofErr w:type="spellEnd"/>
-            <w:r>
-              <w:t xml:space="preserve"> S</w:t>
+            <w:r>
+              <w:t>Shanthoshika S</w:t>
             </w:r>
           </w:p>
         </w:tc>
@@ -464,7 +430,13 @@
     <w:sdt>
       <w:sdtPr>
         <w:rPr>
+          <w:rFonts w:asciiTheme="minorHAnsi" w:eastAsiaTheme="minorHAnsi" w:hAnsiTheme="minorHAnsi" w:cstheme="minorBidi"/>
+          <w:color w:val="auto"/>
+          <w:kern w:val="2"/>
+          <w:sz w:val="24"/>
+          <w:szCs w:val="24"/>
           <w:lang w:val="en-GB"/>
+          <w14:ligatures w14:val="standardContextual"/>
         </w:rPr>
         <w:id w:val="1609926164"/>
         <w:docPartObj>
@@ -474,14 +446,8 @@
       </w:sdtPr>
       <w:sdtEndPr>
         <w:rPr>
-          <w:rFonts w:asciiTheme="minorHAnsi" w:eastAsiaTheme="minorHAnsi" w:hAnsiTheme="minorHAnsi" w:cstheme="minorBidi"/>
           <w:b/>
           <w:bCs/>
-          <w:color w:val="auto"/>
-          <w:kern w:val="2"/>
-          <w:sz w:val="24"/>
-          <w:szCs w:val="24"/>
-          <w14:ligatures w14:val="standardContextual"/>
         </w:rPr>
       </w:sdtEndPr>
       <w:sdtContent>
@@ -521,7 +487,7 @@
           <w:r>
             <w:fldChar w:fldCharType="separate"/>
           </w:r>
-          <w:hyperlink w:anchor="_Toc240904201" w:history="1">
+          <w:hyperlink w:anchor="_Toc241002870" w:history="1">
             <w:r>
               <w:rPr>
                 <w:rStyle w:val="Hyperlink"/>
@@ -548,7 +514,7 @@
                 <w:noProof/>
                 <w:webHidden/>
               </w:rPr>
-              <w:instrText xml:space="preserve"> PAGEREF _Toc240904201 \h </w:instrText>
+              <w:instrText xml:space="preserve"> PAGEREF _Toc241002870 \h </w:instrText>
             </w:r>
             <w:r>
               <w:rPr>
@@ -594,7 +560,7 @@
               <w14:ligatures w14:val="standardContextual"/>
             </w:rPr>
           </w:pPr>
-          <w:hyperlink w:anchor="_Toc240904202" w:history="1">
+          <w:hyperlink w:anchor="_Toc241002871" w:history="1">
             <w:r>
               <w:rPr>
                 <w:rStyle w:val="Hyperlink"/>
@@ -621,7 +587,7 @@
                 <w:noProof/>
                 <w:webHidden/>
               </w:rPr>
-              <w:instrText xml:space="preserve"> PAGEREF _Toc240904202 \h </w:instrText>
+              <w:instrText xml:space="preserve"> PAGEREF _Toc241002871 \h </w:instrText>
             </w:r>
             <w:r>
               <w:rPr>
@@ -667,7 +633,7 @@
               <w14:ligatures w14:val="standardContextual"/>
             </w:rPr>
           </w:pPr>
-          <w:hyperlink w:anchor="_Toc240904203" w:history="1">
+          <w:hyperlink w:anchor="_Toc241002872" w:history="1">
             <w:r>
               <w:rPr>
                 <w:rStyle w:val="Hyperlink"/>
@@ -694,7 +660,7 @@
                 <w:noProof/>
                 <w:webHidden/>
               </w:rPr>
-              <w:instrText xml:space="preserve"> PAGEREF _Toc240904203 \h </w:instrText>
+              <w:instrText xml:space="preserve"> PAGEREF _Toc241002872 \h </w:instrText>
             </w:r>
             <w:r>
               <w:rPr>
@@ -740,7 +706,7 @@
               <w14:ligatures w14:val="standardContextual"/>
             </w:rPr>
           </w:pPr>
-          <w:hyperlink w:anchor="_Toc240904204" w:history="1">
+          <w:hyperlink w:anchor="_Toc241002873" w:history="1">
             <w:r>
               <w:rPr>
                 <w:rStyle w:val="Hyperlink"/>
@@ -767,7 +733,7 @@
                 <w:noProof/>
                 <w:webHidden/>
               </w:rPr>
-              <w:instrText xml:space="preserve"> PAGEREF _Toc240904204 \h </w:instrText>
+              <w:instrText xml:space="preserve"> PAGEREF _Toc241002873 \h </w:instrText>
             </w:r>
             <w:r>
               <w:rPr>
@@ -788,6 +754,152 @@
                 <w:webHidden/>
               </w:rPr>
               <w:t>- 3 -</w:t>
+            </w:r>
+            <w:r>
+              <w:rPr>
+                <w:noProof/>
+                <w:webHidden/>
+              </w:rPr>
+              <w:fldChar w:fldCharType="end"/>
+            </w:r>
+          </w:hyperlink>
+        </w:p>
+        <w:p>
+          <w:pPr>
+            <w:pStyle w:val="TOC1"/>
+            <w:tabs>
+              <w:tab w:val="right" w:pos="9350"/>
+            </w:tabs>
+            <w:rPr>
+              <w:rFonts w:cstheme="minorBidi"/>
+              <w:noProof/>
+              <w:kern w:val="2"/>
+              <w:sz w:val="24"/>
+              <w:szCs w:val="24"/>
+              <w14:ligatures w14:val="standardContextual"/>
+            </w:rPr>
+          </w:pPr>
+          <w:hyperlink w:anchor="_Toc241002874" w:history="1">
+            <w:r>
+              <w:rPr>
+                <w:rStyle w:val="Hyperlink"/>
+                <w:noProof/>
+              </w:rPr>
+              <w:t>Thread modeling and risk assessment</w:t>
+            </w:r>
+            <w:r>
+              <w:rPr>
+                <w:noProof/>
+                <w:webHidden/>
+              </w:rPr>
+              <w:tab/>
+            </w:r>
+            <w:r>
+              <w:rPr>
+                <w:noProof/>
+                <w:webHidden/>
+              </w:rPr>
+              <w:fldChar w:fldCharType="begin"/>
+            </w:r>
+            <w:r>
+              <w:rPr>
+                <w:noProof/>
+                <w:webHidden/>
+              </w:rPr>
+              <w:instrText xml:space="preserve"> PAGEREF _Toc241002874 \h </w:instrText>
+            </w:r>
+            <w:r>
+              <w:rPr>
+                <w:noProof/>
+                <w:webHidden/>
+              </w:rPr>
+            </w:r>
+            <w:r>
+              <w:rPr>
+                <w:noProof/>
+                <w:webHidden/>
+              </w:rPr>
+              <w:fldChar w:fldCharType="separate"/>
+            </w:r>
+            <w:r>
+              <w:rPr>
+                <w:noProof/>
+                <w:webHidden/>
+              </w:rPr>
+              <w:t>- 5 -</w:t>
+            </w:r>
+            <w:r>
+              <w:rPr>
+                <w:noProof/>
+                <w:webHidden/>
+              </w:rPr>
+              <w:fldChar w:fldCharType="end"/>
+            </w:r>
+          </w:hyperlink>
+        </w:p>
+        <w:p>
+          <w:pPr>
+            <w:pStyle w:val="TOC2"/>
+            <w:tabs>
+              <w:tab w:val="right" w:pos="9350"/>
+            </w:tabs>
+            <w:rPr>
+              <w:rFonts w:cstheme="minorBidi"/>
+              <w:noProof/>
+              <w:kern w:val="2"/>
+              <w:sz w:val="24"/>
+              <w:szCs w:val="24"/>
+              <w14:ligatures w14:val="standardContextual"/>
+            </w:rPr>
+          </w:pPr>
+          <w:hyperlink w:anchor="_Toc241002875" w:history="1">
+            <w:r>
+              <w:rPr>
+                <w:rStyle w:val="Hyperlink"/>
+                <w:noProof/>
+              </w:rPr>
+              <w:t>Stride thread model</w:t>
+            </w:r>
+            <w:r>
+              <w:rPr>
+                <w:noProof/>
+                <w:webHidden/>
+              </w:rPr>
+              <w:tab/>
+            </w:r>
+            <w:r>
+              <w:rPr>
+                <w:noProof/>
+                <w:webHidden/>
+              </w:rPr>
+              <w:fldChar w:fldCharType="begin"/>
+            </w:r>
+            <w:r>
+              <w:rPr>
+                <w:noProof/>
+                <w:webHidden/>
+              </w:rPr>
+              <w:instrText xml:space="preserve"> PAGEREF _Toc241002875 \h </w:instrText>
+            </w:r>
+            <w:r>
+              <w:rPr>
+                <w:noProof/>
+                <w:webHidden/>
+              </w:rPr>
+            </w:r>
+            <w:r>
+              <w:rPr>
+                <w:noProof/>
+                <w:webHidden/>
+              </w:rPr>
+              <w:fldChar w:fldCharType="separate"/>
+            </w:r>
+            <w:r>
+              <w:rPr>
+                <w:noProof/>
+                <w:webHidden/>
+              </w:rPr>
+              <w:t>- 5 -</w:t>
             </w:r>
             <w:r>
               <w:rPr>
@@ -822,7 +934,7 @@
         <w:pStyle w:val="Heading1"/>
         <w:jc w:val="center"/>
       </w:pPr>
-      <w:bookmarkStart w:id="0" w:name="_Toc240904201"/>
+      <w:bookmarkStart w:id="0" w:name="_Toc241002870"/>
       <w:r>
         <w:lastRenderedPageBreak/>
         <w:t>Application, Architecture and Containerizations</w:t>
@@ -833,28 +945,15 @@
       <w:pPr>
         <w:pStyle w:val="Heading2"/>
       </w:pPr>
-      <w:bookmarkStart w:id="1" w:name="_Toc240904202"/>
-      <w:proofErr w:type="spellStart"/>
-      <w:r>
-        <w:t>Multiocintainer</w:t>
-      </w:r>
-      <w:proofErr w:type="spellEnd"/>
-      <w:r>
-        <w:t xml:space="preserve"> stack</w:t>
+      <w:bookmarkStart w:id="1" w:name="_Toc241002871"/>
+      <w:r>
+        <w:t>Multiocintainer stack</w:t>
       </w:r>
       <w:bookmarkEnd w:id="1"/>
     </w:p>
     <w:p>
       <w:r>
-        <w:t xml:space="preserve">The deployment architecture partitions OWASP </w:t>
-      </w:r>
-      <w:proofErr w:type="spellStart"/>
-      <w:r>
-        <w:t>NodeGoat</w:t>
-      </w:r>
-      <w:proofErr w:type="spellEnd"/>
-      <w:r>
-        <w:t xml:space="preserve"> into two discrete containerized tiers </w:t>
+        <w:t xml:space="preserve">The deployment architecture partitions OWASP NodeGoat into two discrete containerized tiers </w:t>
       </w:r>
     </w:p>
     <w:p>
@@ -866,15 +965,7 @@
         </w:numPr>
       </w:pPr>
       <w:r>
-        <w:t>The application runtime tier(</w:t>
-      </w:r>
-      <w:proofErr w:type="spellStart"/>
-      <w:r>
-        <w:t>nodegoat</w:t>
-      </w:r>
-      <w:proofErr w:type="spellEnd"/>
-      <w:r>
-        <w:t>-web)</w:t>
+        <w:t>The application runtime tier(nodegoat-web)</w:t>
       </w:r>
     </w:p>
     <w:p>
@@ -886,36 +977,12 @@
         </w:numPr>
       </w:pPr>
       <w:r>
-        <w:t xml:space="preserve">Data storage </w:t>
-      </w:r>
-      <w:proofErr w:type="gramStart"/>
-      <w:r>
-        <w:t>tier</w:t>
-      </w:r>
-      <w:proofErr w:type="gramEnd"/>
-      <w:r>
-        <w:t>(</w:t>
-      </w:r>
-      <w:proofErr w:type="spellStart"/>
-      <w:r>
-        <w:t>nodegoat-db</w:t>
-      </w:r>
-      <w:proofErr w:type="spellEnd"/>
-      <w:r>
-        <w:t>)</w:t>
-      </w:r>
-    </w:p>
-    <w:p>
-      <w:r>
-        <w:t xml:space="preserve">Using docker compose the system build and start in fully </w:t>
-      </w:r>
-      <w:proofErr w:type="spellStart"/>
-      <w:r>
-        <w:t>self container</w:t>
-      </w:r>
-      <w:proofErr w:type="spellEnd"/>
-      <w:r>
-        <w:t xml:space="preserve"> offline status single command </w:t>
+        <w:t>Data storage tier(nodegoat-db)</w:t>
+      </w:r>
+    </w:p>
+    <w:p>
+      <w:r>
+        <w:t xml:space="preserve">Using docker compose the system build and start in fully self container offline status single command </w:t>
       </w:r>
       <w:r>
         <w:rPr>
@@ -925,46 +992,14 @@
         <w:t xml:space="preserve">docker compose up –build. </w:t>
       </w:r>
       <w:r>
-        <w:t xml:space="preserve">The web </w:t>
-      </w:r>
-      <w:proofErr w:type="gramStart"/>
-      <w:r>
-        <w:t>container  manage</w:t>
-      </w:r>
-      <w:proofErr w:type="gramEnd"/>
-      <w:r>
-        <w:t xml:space="preserve"> express application handling and isolated mongo-</w:t>
-      </w:r>
-      <w:proofErr w:type="spellStart"/>
-      <w:r>
-        <w:t>db</w:t>
-      </w:r>
-      <w:proofErr w:type="spellEnd"/>
-      <w:r>
-        <w:t xml:space="preserve"> database management manage in </w:t>
-      </w:r>
-      <w:proofErr w:type="spellStart"/>
-      <w:r>
-        <w:t>db</w:t>
-      </w:r>
-      <w:proofErr w:type="spellEnd"/>
-      <w:r>
-        <w:t xml:space="preserve"> docker using </w:t>
-      </w:r>
-      <w:proofErr w:type="spellStart"/>
-      <w:r>
-        <w:t>tcp</w:t>
-      </w:r>
-      <w:proofErr w:type="spellEnd"/>
-      <w:r>
-        <w:t xml:space="preserve"> port 27017 for monitoring scripts and logs</w:t>
+        <w:t>The web container  manage express application handling and isolated mongo-db database management manage in db docker using tcp port 27017 for monitoring scripts and logs</w:t>
       </w:r>
     </w:p>
     <w:p>
       <w:pPr>
         <w:pStyle w:val="Heading2"/>
       </w:pPr>
-      <w:bookmarkStart w:id="2" w:name="_Toc240904203"/>
+      <w:bookmarkStart w:id="2" w:name="_Toc241002872"/>
       <w:r>
         <w:t>Container hardening and principle of least privilege</w:t>
       </w:r>
@@ -974,13 +1009,8 @@
       <w:r>
         <w:t xml:space="preserve">To mitigate container </w:t>
       </w:r>
-      <w:proofErr w:type="gramStart"/>
-      <w:r>
-        <w:t>brake</w:t>
-      </w:r>
-      <w:proofErr w:type="gramEnd"/>
-      <w:r>
-        <w:t xml:space="preserve"> down</w:t>
+      <w:r>
+        <w:t>brake down</w:t>
       </w:r>
       <w:r>
         <w:t xml:space="preserve"> and privilege escalation risks the application container explicitly </w:t>
@@ -995,15 +1025,7 @@
         <w:t>Docker file</w:t>
       </w:r>
       <w:r>
-        <w:t xml:space="preserve"> </w:t>
-      </w:r>
-      <w:proofErr w:type="gramStart"/>
-      <w:r>
-        <w:t>apply</w:t>
-      </w:r>
-      <w:proofErr w:type="gramEnd"/>
-      <w:r>
-        <w:t xml:space="preserve"> </w:t>
+        <w:t xml:space="preserve"> apply </w:t>
       </w:r>
       <w:r>
         <w:t>user mode</w:t>
@@ -1019,7 +1041,7 @@
       <w:pPr>
         <w:pStyle w:val="Heading2"/>
       </w:pPr>
-      <w:bookmarkStart w:id="3" w:name="_Toc240904204"/>
+      <w:bookmarkStart w:id="3" w:name="_Toc241002873"/>
       <w:r>
         <w:t xml:space="preserve">Network segmentation and trust </w:t>
       </w:r>
@@ -1100,8 +1122,6 @@
       <w:r>
         <w:t xml:space="preserve">configure with </w:t>
       </w:r>
-      <w:proofErr w:type="spellStart"/>
-      <w:proofErr w:type="gramStart"/>
       <w:r>
         <w:rPr>
           <w:b/>
@@ -1109,8 +1129,6 @@
         </w:rPr>
         <w:t>internal:true</w:t>
       </w:r>
-      <w:proofErr w:type="spellEnd"/>
-      <w:proofErr w:type="gramEnd"/>
       <w:r>
         <w:t xml:space="preserve"> to </w:t>
       </w:r>
@@ -1140,6 +1158,9 @@
     </w:p>
     <w:p>
       <w:r>
+        <w:rPr>
+          <w:noProof/>
+        </w:rPr>
         <w:drawing>
           <wp:inline distT="0" distB="0" distL="0" distR="0" wp14:anchorId="603EE302" wp14:editId="2F0051CC">
             <wp:extent cx="5943600" cy="366395"/>
@@ -1156,7 +1177,7 @@
                     <pic:cNvPicPr/>
                   </pic:nvPicPr>
                   <pic:blipFill>
-                    <a:blip r:embed="rId9"/>
+                    <a:blip r:embed="rId12"/>
                     <a:stretch>
                       <a:fillRect/>
                     </a:stretch>
@@ -1179,6 +1200,9 @@
     </w:p>
     <w:p>
       <w:r>
+        <w:rPr>
+          <w:noProof/>
+        </w:rPr>
         <w:drawing>
           <wp:inline distT="0" distB="0" distL="0" distR="0" wp14:anchorId="38294BBA" wp14:editId="2248D94E">
             <wp:extent cx="5943600" cy="479425"/>
@@ -1195,7 +1219,7 @@
                     <pic:cNvPicPr/>
                   </pic:nvPicPr>
                   <pic:blipFill>
-                    <a:blip r:embed="rId10"/>
+                    <a:blip r:embed="rId13"/>
                     <a:stretch>
                       <a:fillRect/>
                     </a:stretch>
@@ -1218,6 +1242,9 @@
     </w:p>
     <w:p>
       <w:r>
+        <w:rPr>
+          <w:noProof/>
+        </w:rPr>
         <w:lastRenderedPageBreak/>
         <w:drawing>
           <wp:inline distT="0" distB="0" distL="0" distR="0" wp14:anchorId="4CEBA7DE" wp14:editId="2529F393">
@@ -1235,7 +1262,7 @@
                     <pic:cNvPicPr/>
                   </pic:nvPicPr>
                   <pic:blipFill>
-                    <a:blip r:embed="rId11"/>
+                    <a:blip r:embed="rId14"/>
                     <a:stretch>
                       <a:fillRect/>
                     </a:stretch>
@@ -1277,7 +1304,7 @@
                     <pic:cNvPicPr/>
                   </pic:nvPicPr>
                   <pic:blipFill>
-                    <a:blip r:embed="rId12">
+                    <a:blip r:embed="rId15">
                       <a:extLst>
                         <a:ext uri="{28A0092B-C50C-407E-A947-70E740481C1C}">
                           <a14:useLocalDpi xmlns:a14="http://schemas.microsoft.com/office/drawing/2010/main" val="0"/>
@@ -1309,9 +1336,827 @@
         <w:br w:type="page"/>
       </w:r>
     </w:p>
+    <w:p>
+      <w:pPr>
+        <w:pStyle w:val="Heading1"/>
+      </w:pPr>
+      <w:bookmarkStart w:id="4" w:name="_Toc241002874"/>
+      <w:r>
+        <w:lastRenderedPageBreak/>
+        <w:t>Thread modeling and risk assessment</w:t>
+      </w:r>
+      <w:bookmarkEnd w:id="4"/>
+    </w:p>
+    <w:p>
+      <w:pPr>
+        <w:pStyle w:val="Heading2"/>
+      </w:pPr>
+      <w:bookmarkStart w:id="5" w:name="_Toc241002875"/>
+      <w:r>
+        <w:t>S</w:t>
+      </w:r>
+      <w:r>
+        <w:t>t</w:t>
+      </w:r>
+      <w:r>
+        <w:t>ride thread model</w:t>
+      </w:r>
+      <w:bookmarkEnd w:id="5"/>
+    </w:p>
+    <w:p>
+      <w:r>
+        <w:t>Below are four realistic, application-specific threats that might target the NodeGoat architecture. The threats were identified using the STRIDE methodology.</w:t>
+      </w:r>
+    </w:p>
+    <w:p>
+      <w:pPr>
+        <w:pStyle w:val="ListParagraph"/>
+        <w:numPr>
+          <w:ilvl w:val="0"/>
+          <w:numId w:val="4"/>
+        </w:numPr>
+      </w:pPr>
+      <w:r>
+        <w:rPr>
+          <w:b/>
+          <w:bCs/>
+        </w:rPr>
+        <w:t>Spoofing (Authentication Bypass via NoSQL Injection):</w:t>
+      </w:r>
+    </w:p>
+    <w:p>
+      <w:pPr>
+        <w:pStyle w:val="ListParagraph"/>
+      </w:pPr>
+      <w:r>
+        <w:t xml:space="preserve"> An attacker can launch a NoSQL injection attack by sending a malicious JSON object to the /login API. By replacing the password value with a MongoDB operator, such as {"password": {"$ne": null}}, and taking advantage of the fact that Express does not enforce typechecking on the input, the attacker can bypass authentication and hijack an administrator’s session. No credentials would be required to perform this attack, apart from basic knowledge of the MongoDB query language.</w:t>
+      </w:r>
+    </w:p>
+    <w:p>
+      <w:pPr>
+        <w:pStyle w:val="ListParagraph"/>
+        <w:numPr>
+          <w:ilvl w:val="0"/>
+          <w:numId w:val="4"/>
+        </w:numPr>
+      </w:pPr>
+      <w:r>
+        <w:rPr>
+          <w:b/>
+          <w:bCs/>
+        </w:rPr>
+        <w:t>Tampering (Insecure Direct Object Reference on Allocations):</w:t>
+      </w:r>
+      <w:r>
+        <w:t xml:space="preserve"> An authenticated attacker can tamper with allocation records by modifying the request sent to the server when the attacker attempts to update their asset allocation. By changing the userId value in the request to another value, the attacker can effectively change the allocation records of another user. The vulnerability stems from the fact that the server does not check whether the userId belongs to the authenticated attacker.</w:t>
+      </w:r>
+    </w:p>
+    <w:p>
+      <w:pPr>
+        <w:pStyle w:val="ListParagraph"/>
+        <w:numPr>
+          <w:ilvl w:val="0"/>
+          <w:numId w:val="4"/>
+        </w:numPr>
+      </w:pPr>
+      <w:r>
+        <w:rPr>
+          <w:b/>
+          <w:bCs/>
+        </w:rPr>
+        <w:t>Information Disclosure (Hardcoded Database Credentials):</w:t>
+      </w:r>
+      <w:r>
+        <w:t xml:space="preserve"> A developer could accidentally commit the database credentials required to connect to the MongoDB server and sign cookies for the Express framework in the config/env/development.js file or the docker-compose.yml file. If this information becomes available to an attacker, they can utilize it to connect to the database directly and forge valid session cookies to hijack the administrator’s session.</w:t>
+      </w:r>
+    </w:p>
+    <w:p>
+      <w:pPr>
+        <w:pStyle w:val="ListParagraph"/>
+        <w:numPr>
+          <w:ilvl w:val="0"/>
+          <w:numId w:val="4"/>
+        </w:numPr>
+      </w:pPr>
+      <w:r>
+        <w:rPr>
+          <w:b/>
+          <w:bCs/>
+        </w:rPr>
+        <w:t>Denial of Service (Unbounded Payload Exhaustion):</w:t>
+      </w:r>
+      <w:r>
+        <w:t xml:space="preserve"> An attacker can utilize a large JSON payload to exhaust the CPU resources on the Node.js server. Since Node.js runs on a single thread, any request that requires deep traversal of the JSON object will monopolize the CPU and deny service to other users. This threat is particularly concerning because there is no built-in defense against it in the Node.js framework itself.</w:t>
+      </w:r>
+    </w:p>
+    <w:p>
+      <w:r>
+        <w:br w:type="page"/>
+      </w:r>
+    </w:p>
+    <w:p>
+      <w:pPr>
+        <w:pStyle w:val="Heading2"/>
+      </w:pPr>
+      <w:r>
+        <w:lastRenderedPageBreak/>
+        <w:t>Risk evaluation matrix</w:t>
+      </w:r>
+    </w:p>
+    <w:p>
+      <w:r>
+        <w:t xml:space="preserve">Each thread is scored on a5x5 matrix evaluating </w:t>
+      </w:r>
+      <w:r>
+        <w:rPr>
+          <w:b/>
+          <w:bCs/>
+        </w:rPr>
+        <w:t>likelihood(</w:t>
+      </w:r>
+      <w:r>
+        <w:t>how easy/often the attack can be executed</w:t>
+      </w:r>
+      <w:r>
+        <w:rPr>
+          <w:b/>
+          <w:bCs/>
+        </w:rPr>
+        <w:t xml:space="preserve">) </w:t>
+      </w:r>
+      <w:r>
+        <w:t xml:space="preserve">and </w:t>
+      </w:r>
+      <w:r>
+        <w:rPr>
+          <w:b/>
+          <w:bCs/>
+        </w:rPr>
+        <w:t xml:space="preserve">impact </w:t>
+      </w:r>
+      <w:r>
+        <w:t>resulting in an overkill risk rating.</w:t>
+      </w:r>
+    </w:p>
+    <w:tbl>
+      <w:tblPr>
+        <w:tblStyle w:val="TableGrid"/>
+        <w:tblW w:w="0" w:type="auto"/>
+        <w:tblLook w:val="04A0" w:firstRow="1" w:lastRow="0" w:firstColumn="1" w:lastColumn="0" w:noHBand="0" w:noVBand="1"/>
+      </w:tblPr>
+      <w:tblGrid>
+        <w:gridCol w:w="2393"/>
+        <w:gridCol w:w="2321"/>
+        <w:gridCol w:w="2318"/>
+        <w:gridCol w:w="2318"/>
+      </w:tblGrid>
+      <w:tr>
+        <w:tc>
+          <w:tcPr>
+            <w:tcW w:w="2337" w:type="dxa"/>
+          </w:tcPr>
+          <w:p>
+            <w:r>
+              <w:t>thread</w:t>
+            </w:r>
+          </w:p>
+        </w:tc>
+        <w:tc>
+          <w:tcPr>
+            <w:tcW w:w="2337" w:type="dxa"/>
+          </w:tcPr>
+          <w:p>
+            <w:r>
+              <w:t>like</w:t>
+            </w:r>
+            <w:r>
+              <w:t>li</w:t>
+            </w:r>
+            <w:r>
+              <w:t>hood</w:t>
+            </w:r>
+          </w:p>
+        </w:tc>
+        <w:tc>
+          <w:tcPr>
+            <w:tcW w:w="2338" w:type="dxa"/>
+          </w:tcPr>
+          <w:p>
+            <w:r>
+              <w:t>impact</w:t>
+            </w:r>
+          </w:p>
+        </w:tc>
+        <w:tc>
+          <w:tcPr>
+            <w:tcW w:w="2338" w:type="dxa"/>
+          </w:tcPr>
+          <w:p>
+            <w:r>
+              <w:t>Overall risk</w:t>
+            </w:r>
+            <w:r>
+              <w:t>s</w:t>
+            </w:r>
+          </w:p>
+        </w:tc>
+      </w:tr>
+      <w:tr>
+        <w:tc>
+          <w:tcPr>
+            <w:tcW w:w="2337" w:type="dxa"/>
+          </w:tcPr>
+          <w:p>
+            <w:r>
+              <w:t>Spoofing(login no SQLi)</w:t>
+            </w:r>
+          </w:p>
+        </w:tc>
+        <w:tc>
+          <w:tcPr>
+            <w:tcW w:w="2337" w:type="dxa"/>
+          </w:tcPr>
+          <w:p>
+            <w:r>
+              <w:t>5</w:t>
+            </w:r>
+          </w:p>
+        </w:tc>
+        <w:tc>
+          <w:tcPr>
+            <w:tcW w:w="2338" w:type="dxa"/>
+          </w:tcPr>
+          <w:p>
+            <w:r>
+              <w:t>5</w:t>
+            </w:r>
+          </w:p>
+        </w:tc>
+        <w:tc>
+          <w:tcPr>
+            <w:tcW w:w="2338" w:type="dxa"/>
+          </w:tcPr>
+          <w:p>
+            <w:r>
+              <w:t>25</w:t>
+            </w:r>
+          </w:p>
+        </w:tc>
+      </w:tr>
+      <w:tr>
+        <w:tc>
+          <w:tcPr>
+            <w:tcW w:w="2337" w:type="dxa"/>
+          </w:tcPr>
+          <w:p>
+            <w:r>
+              <w:t>Tempering(allocation IDOR)</w:t>
+            </w:r>
+          </w:p>
+        </w:tc>
+        <w:tc>
+          <w:tcPr>
+            <w:tcW w:w="2337" w:type="dxa"/>
+          </w:tcPr>
+          <w:p>
+            <w:r>
+              <w:t>4</w:t>
+            </w:r>
+          </w:p>
+        </w:tc>
+        <w:tc>
+          <w:tcPr>
+            <w:tcW w:w="2338" w:type="dxa"/>
+          </w:tcPr>
+          <w:p>
+            <w:r>
+              <w:t>4</w:t>
+            </w:r>
+          </w:p>
+        </w:tc>
+        <w:tc>
+          <w:tcPr>
+            <w:tcW w:w="2338" w:type="dxa"/>
+          </w:tcPr>
+          <w:p>
+            <w:r>
+              <w:t>16</w:t>
+            </w:r>
+          </w:p>
+        </w:tc>
+      </w:tr>
+      <w:tr>
+        <w:tc>
+          <w:tcPr>
+            <w:tcW w:w="2337" w:type="dxa"/>
+          </w:tcPr>
+          <w:p>
+            <w:r>
+              <w:t>Info disclosure(secrets in G</w:t>
+            </w:r>
+            <w:r>
+              <w:t>i</w:t>
+            </w:r>
+            <w:r>
+              <w:t>t)</w:t>
+            </w:r>
+          </w:p>
+        </w:tc>
+        <w:tc>
+          <w:tcPr>
+            <w:tcW w:w="2337" w:type="dxa"/>
+          </w:tcPr>
+          <w:p>
+            <w:r>
+              <w:t>5</w:t>
+            </w:r>
+          </w:p>
+        </w:tc>
+        <w:tc>
+          <w:tcPr>
+            <w:tcW w:w="2338" w:type="dxa"/>
+          </w:tcPr>
+          <w:p>
+            <w:r>
+              <w:t>4</w:t>
+            </w:r>
+          </w:p>
+        </w:tc>
+        <w:tc>
+          <w:tcPr>
+            <w:tcW w:w="2338" w:type="dxa"/>
+          </w:tcPr>
+          <w:p>
+            <w:r>
+              <w:t>20</w:t>
+            </w:r>
+          </w:p>
+        </w:tc>
+      </w:tr>
+      <w:tr>
+        <w:tc>
+          <w:tcPr>
+            <w:tcW w:w="2337" w:type="dxa"/>
+          </w:tcPr>
+          <w:p>
+            <w:r>
+              <w:t>Dos(</w:t>
+            </w:r>
+            <w:r>
+              <w:t>Payload</w:t>
+            </w:r>
+            <w:r>
+              <w:t xml:space="preserve"> exhaustion)</w:t>
+            </w:r>
+          </w:p>
+        </w:tc>
+        <w:tc>
+          <w:tcPr>
+            <w:tcW w:w="2337" w:type="dxa"/>
+          </w:tcPr>
+          <w:p>
+            <w:r>
+              <w:t>3</w:t>
+            </w:r>
+          </w:p>
+        </w:tc>
+        <w:tc>
+          <w:tcPr>
+            <w:tcW w:w="2338" w:type="dxa"/>
+          </w:tcPr>
+          <w:p>
+            <w:r>
+              <w:t>3</w:t>
+            </w:r>
+          </w:p>
+        </w:tc>
+        <w:tc>
+          <w:tcPr>
+            <w:tcW w:w="2338" w:type="dxa"/>
+          </w:tcPr>
+          <w:p>
+            <w:r>
+              <w:t>9</w:t>
+            </w:r>
+          </w:p>
+        </w:tc>
+      </w:tr>
+    </w:tbl>
     <w:p/>
+    <w:p>
+      <w:pPr>
+        <w:pStyle w:val="Heading2"/>
+      </w:pPr>
+      <w:r>
+        <w:t>Thread to control mapping</w:t>
+      </w:r>
+    </w:p>
+    <w:p>
+      <w:r>
+        <w:t>This table directly identified threats to the specific security controls implemented in pipeline and codebase</w:t>
+      </w:r>
+    </w:p>
+    <w:tbl>
+      <w:tblPr>
+        <w:tblStyle w:val="TableGrid"/>
+        <w:tblW w:w="0" w:type="auto"/>
+        <w:tblLook w:val="04A0" w:firstRow="1" w:lastRow="0" w:firstColumn="1" w:lastColumn="0" w:noHBand="0" w:noVBand="1"/>
+      </w:tblPr>
+      <w:tblGrid>
+        <w:gridCol w:w="1335"/>
+        <w:gridCol w:w="1622"/>
+        <w:gridCol w:w="1002"/>
+        <w:gridCol w:w="2099"/>
+        <w:gridCol w:w="3292"/>
+      </w:tblGrid>
+      <w:tr>
+        <w:tc>
+          <w:tcPr>
+            <w:tcW w:w="1435" w:type="dxa"/>
+          </w:tcPr>
+          <w:p>
+            <w:r>
+              <w:t xml:space="preserve">Threat category </w:t>
+            </w:r>
+          </w:p>
+        </w:tc>
+        <w:tc>
+          <w:tcPr>
+            <w:tcW w:w="1980" w:type="dxa"/>
+          </w:tcPr>
+          <w:p>
+            <w:r>
+              <w:t>Vulnerability scenario</w:t>
+            </w:r>
+          </w:p>
+        </w:tc>
+        <w:tc>
+          <w:tcPr>
+            <w:tcW w:w="1260" w:type="dxa"/>
+          </w:tcPr>
+          <w:p>
+            <w:r>
+              <w:t>Risk level</w:t>
+            </w:r>
+          </w:p>
+        </w:tc>
+        <w:tc>
+          <w:tcPr>
+            <w:tcW w:w="2486" w:type="dxa"/>
+          </w:tcPr>
+          <w:p>
+            <w:r>
+              <w:t>Mitigating control</w:t>
+            </w:r>
+          </w:p>
+        </w:tc>
+        <w:tc>
+          <w:tcPr>
+            <w:tcW w:w="2189" w:type="dxa"/>
+          </w:tcPr>
+          <w:p>
+            <w:r>
+              <w:t>Codebase/pipeline location</w:t>
+            </w:r>
+          </w:p>
+        </w:tc>
+      </w:tr>
+      <w:tr>
+        <w:tc>
+          <w:tcPr>
+            <w:tcW w:w="1435" w:type="dxa"/>
+          </w:tcPr>
+          <w:p>
+            <w:r>
+              <w:t>Spoofing</w:t>
+            </w:r>
+          </w:p>
+        </w:tc>
+        <w:tc>
+          <w:tcPr>
+            <w:tcW w:w="1980" w:type="dxa"/>
+          </w:tcPr>
+          <w:p>
+            <w:r>
+              <w:t>NoSQL injection in login bypassing authentication</w:t>
+            </w:r>
+          </w:p>
+        </w:tc>
+        <w:tc>
+          <w:tcPr>
+            <w:tcW w:w="1260" w:type="dxa"/>
+          </w:tcPr>
+          <w:p>
+            <w:r>
+              <w:t>Critical</w:t>
+            </w:r>
+          </w:p>
+        </w:tc>
+        <w:tc>
+          <w:tcPr>
+            <w:tcW w:w="2486" w:type="dxa"/>
+          </w:tcPr>
+          <w:p>
+            <w:r>
+              <w:rPr>
+                <w:b/>
+                <w:bCs/>
+              </w:rPr>
+              <w:t>Input Validation &amp; Sanitization:</w:t>
+            </w:r>
+            <w:r>
+              <w:t xml:space="preserve"> Implement strict allow-list type checking (</w:t>
+            </w:r>
+            <w:r>
+              <w:rPr>
+                <w:b/>
+                <w:bCs/>
+              </w:rPr>
+              <w:t>typeof password === 'string'</w:t>
+            </w:r>
+            <w:r>
+              <w:t>) before querying the database.</w:t>
+            </w:r>
+          </w:p>
+        </w:tc>
+        <w:tc>
+          <w:tcPr>
+            <w:tcW w:w="2189" w:type="dxa"/>
+          </w:tcPr>
+          <w:p>
+            <w:pPr>
+              <w:rPr>
+                <w:b/>
+                <w:bCs/>
+              </w:rPr>
+            </w:pPr>
+            <w:r>
+              <w:rPr>
+                <w:b/>
+                <w:bCs/>
+              </w:rPr>
+              <w:t xml:space="preserve">app/routes/session.js </w:t>
+            </w:r>
+            <w:r>
+              <w:t>and</w:t>
+            </w:r>
+            <w:r>
+              <w:rPr>
+                <w:b/>
+                <w:bCs/>
+              </w:rPr>
+              <w:t xml:space="preserve"> app/data/user-dao.js</w:t>
+            </w:r>
+          </w:p>
+        </w:tc>
+      </w:tr>
+      <w:tr>
+        <w:tc>
+          <w:tcPr>
+            <w:tcW w:w="1435" w:type="dxa"/>
+          </w:tcPr>
+          <w:p>
+            <w:r>
+              <w:t>tempering</w:t>
+            </w:r>
+          </w:p>
+        </w:tc>
+        <w:tc>
+          <w:tcPr>
+            <w:tcW w:w="1980" w:type="dxa"/>
+          </w:tcPr>
+          <w:p>
+            <w:r>
+              <w:t>Modifying other users' allocations via IDOR</w:t>
+            </w:r>
+          </w:p>
+        </w:tc>
+        <w:tc>
+          <w:tcPr>
+            <w:tcW w:w="1260" w:type="dxa"/>
+          </w:tcPr>
+          <w:p>
+            <w:r>
+              <w:t>High</w:t>
+            </w:r>
+          </w:p>
+        </w:tc>
+        <w:tc>
+          <w:tcPr>
+            <w:tcW w:w="2486" w:type="dxa"/>
+          </w:tcPr>
+          <w:p>
+            <w:r>
+              <w:rPr>
+                <w:b/>
+                <w:bCs/>
+              </w:rPr>
+              <w:t xml:space="preserve">Server-Side Authorization: </w:t>
+            </w:r>
+            <w:r>
+              <w:t>Ignore client-provided user IDs and enforce lookups strictly using the verified</w:t>
+            </w:r>
+            <w:r>
+              <w:rPr>
+                <w:b/>
+                <w:bCs/>
+              </w:rPr>
+              <w:t xml:space="preserve"> req.session.userId</w:t>
+            </w:r>
+          </w:p>
+        </w:tc>
+        <w:tc>
+          <w:tcPr>
+            <w:tcW w:w="2189" w:type="dxa"/>
+          </w:tcPr>
+          <w:p>
+            <w:pPr>
+              <w:rPr>
+                <w:b/>
+                <w:bCs/>
+              </w:rPr>
+            </w:pPr>
+            <w:r>
+              <w:rPr>
+                <w:b/>
+                <w:bCs/>
+              </w:rPr>
+              <w:t>app/routes/allocations.js</w:t>
+            </w:r>
+          </w:p>
+        </w:tc>
+      </w:tr>
+      <w:tr>
+        <w:tc>
+          <w:tcPr>
+            <w:tcW w:w="1435" w:type="dxa"/>
+          </w:tcPr>
+          <w:p>
+            <w:r>
+              <w:lastRenderedPageBreak/>
+              <w:t>Information disclosure</w:t>
+            </w:r>
+          </w:p>
+        </w:tc>
+        <w:tc>
+          <w:tcPr>
+            <w:tcW w:w="1980" w:type="dxa"/>
+          </w:tcPr>
+          <w:p>
+            <w:r>
+              <w:t>Hardcoded secrets committed to source control</w:t>
+            </w:r>
+          </w:p>
+        </w:tc>
+        <w:tc>
+          <w:tcPr>
+            <w:tcW w:w="1260" w:type="dxa"/>
+          </w:tcPr>
+          <w:p>
+            <w:r>
+              <w:t>High</w:t>
+            </w:r>
+          </w:p>
+        </w:tc>
+        <w:tc>
+          <w:tcPr>
+            <w:tcW w:w="2486" w:type="dxa"/>
+          </w:tcPr>
+          <w:p>
+            <w:r>
+              <w:rPr>
+                <w:b/>
+                <w:bCs/>
+              </w:rPr>
+              <w:t>Secret Scanning &amp; Environment Injection:</w:t>
+            </w:r>
+            <w:r>
+              <w:t xml:space="preserve"> Gitleaks prevents secret commits, and GitHub Actions Encrypted Secrets inject credentials at runtime</w:t>
+            </w:r>
+          </w:p>
+        </w:tc>
+        <w:tc>
+          <w:tcPr>
+            <w:tcW w:w="2189" w:type="dxa"/>
+          </w:tcPr>
+          <w:p>
+            <w:pPr>
+              <w:rPr>
+                <w:b/>
+                <w:bCs/>
+              </w:rPr>
+            </w:pPr>
+            <w:r>
+              <w:rPr>
+                <w:b/>
+                <w:bCs/>
+              </w:rPr>
+              <w:t>.github/workflows/devsecops-pipeline.yml</w:t>
+            </w:r>
+          </w:p>
+        </w:tc>
+      </w:tr>
+      <w:tr>
+        <w:tc>
+          <w:tcPr>
+            <w:tcW w:w="1435" w:type="dxa"/>
+          </w:tcPr>
+          <w:p>
+            <w:r>
+              <w:t>Denial of service</w:t>
+            </w:r>
+          </w:p>
+        </w:tc>
+        <w:tc>
+          <w:tcPr>
+            <w:tcW w:w="1980" w:type="dxa"/>
+          </w:tcPr>
+          <w:p>
+            <w:r>
+              <w:t>Event-loop blocking via massive JSON payloads</w:t>
+            </w:r>
+          </w:p>
+        </w:tc>
+        <w:tc>
+          <w:tcPr>
+            <w:tcW w:w="1260" w:type="dxa"/>
+          </w:tcPr>
+          <w:p>
+            <w:r>
+              <w:t>Medium</w:t>
+            </w:r>
+          </w:p>
+        </w:tc>
+        <w:tc>
+          <w:tcPr>
+            <w:tcW w:w="2486" w:type="dxa"/>
+          </w:tcPr>
+          <w:p>
+            <w:r>
+              <w:rPr>
+                <w:b/>
+                <w:bCs/>
+              </w:rPr>
+              <w:t>SAST &amp; Infrastructure Hardening</w:t>
+            </w:r>
+            <w:r>
+              <w:t xml:space="preserve">: Semgrep flags missing limits; </w:t>
+            </w:r>
+            <w:r>
+              <w:rPr>
+                <w:b/>
+                <w:bCs/>
+              </w:rPr>
+              <w:t>express.json({ limit: '10kb' })</w:t>
+            </w:r>
+            <w:r>
+              <w:t xml:space="preserve"> restricts body size.</w:t>
+            </w:r>
+          </w:p>
+        </w:tc>
+        <w:tc>
+          <w:tcPr>
+            <w:tcW w:w="2189" w:type="dxa"/>
+          </w:tcPr>
+          <w:p>
+            <w:pPr>
+              <w:rPr>
+                <w:b/>
+                <w:bCs/>
+              </w:rPr>
+            </w:pPr>
+            <w:r>
+              <w:rPr>
+                <w:b/>
+                <w:bCs/>
+              </w:rPr>
+              <w:t>.github/workflows/devsecops-pipeline.yml</w:t>
+            </w:r>
+          </w:p>
+        </w:tc>
+      </w:tr>
+    </w:tbl>
+    <w:p/>
+    <w:p>
+      <w:r>
+        <w:br w:type="page"/>
+      </w:r>
+    </w:p>
+    <w:p>
+      <w:pPr>
+        <w:pStyle w:val="Heading1"/>
+      </w:pPr>
+      <w:r>
+        <w:rPr>
+          <w:b/>
+          <w:bCs/>
+        </w:rPr>
+        <w:lastRenderedPageBreak/>
+        <w:t>Secure Coding: Exploit-and-Fix Walkthroughs</w:t>
+      </w:r>
+    </w:p>
     <w:sectPr>
-      <w:footerReference w:type="default" r:id="rId13"/>
+      <w:footerReference w:type="default" r:id="rId16"/>
       <w:pgSz w:w="12240" w:h="15840"/>
       <w:pgMar w:top="1440" w:right="1440" w:bottom="1440" w:left="1440" w:header="720" w:footer="720" w:gutter="0"/>
       <w:pgNumType w:fmt="numberInDash" w:start="1"/>
@@ -1569,6 +2414,119 @@
     </w:lvl>
   </w:abstractNum>
   <w:abstractNum w:abstractNumId="1" w15:restartNumberingAfterBreak="0">
+    <w:nsid w:val="53F950CC"/>
+    <w:multiLevelType w:val="hybridMultilevel"/>
+    <w:tmpl w:val="D3B423A6"/>
+    <w:lvl w:ilvl="0" w:tplc="0409000B">
+      <w:start w:val="1"/>
+      <w:numFmt w:val="bullet"/>
+      <w:lvlText w:val=""/>
+      <w:lvlJc w:val="left"/>
+      <w:pPr>
+        <w:ind w:left="720" w:hanging="360"/>
+      </w:pPr>
+      <w:rPr>
+        <w:rFonts w:ascii="Wingdings" w:hAnsi="Wingdings" w:hint="default"/>
+      </w:rPr>
+    </w:lvl>
+    <w:lvl w:ilvl="1" w:tplc="04090003" w:tentative="1">
+      <w:start w:val="1"/>
+      <w:numFmt w:val="bullet"/>
+      <w:lvlText w:val="o"/>
+      <w:lvlJc w:val="left"/>
+      <w:pPr>
+        <w:ind w:left="1440" w:hanging="360"/>
+      </w:pPr>
+      <w:rPr>
+        <w:rFonts w:ascii="Courier New" w:hAnsi="Courier New" w:cs="Courier New" w:hint="default"/>
+      </w:rPr>
+    </w:lvl>
+    <w:lvl w:ilvl="2" w:tplc="04090005" w:tentative="1">
+      <w:start w:val="1"/>
+      <w:numFmt w:val="bullet"/>
+      <w:lvlText w:val=""/>
+      <w:lvlJc w:val="left"/>
+      <w:pPr>
+        <w:ind w:left="2160" w:hanging="360"/>
+      </w:pPr>
+      <w:rPr>
+        <w:rFonts w:ascii="Wingdings" w:hAnsi="Wingdings" w:hint="default"/>
+      </w:rPr>
+    </w:lvl>
+    <w:lvl w:ilvl="3" w:tplc="04090001" w:tentative="1">
+      <w:start w:val="1"/>
+      <w:numFmt w:val="bullet"/>
+      <w:lvlText w:val=""/>
+      <w:lvlJc w:val="left"/>
+      <w:pPr>
+        <w:ind w:left="2880" w:hanging="360"/>
+      </w:pPr>
+      <w:rPr>
+        <w:rFonts w:ascii="Symbol" w:hAnsi="Symbol" w:hint="default"/>
+      </w:rPr>
+    </w:lvl>
+    <w:lvl w:ilvl="4" w:tplc="04090003" w:tentative="1">
+      <w:start w:val="1"/>
+      <w:numFmt w:val="bullet"/>
+      <w:lvlText w:val="o"/>
+      <w:lvlJc w:val="left"/>
+      <w:pPr>
+        <w:ind w:left="3600" w:hanging="360"/>
+      </w:pPr>
+      <w:rPr>
+        <w:rFonts w:ascii="Courier New" w:hAnsi="Courier New" w:cs="Courier New" w:hint="default"/>
+      </w:rPr>
+    </w:lvl>
+    <w:lvl w:ilvl="5" w:tplc="04090005" w:tentative="1">
+      <w:start w:val="1"/>
+      <w:numFmt w:val="bullet"/>
+      <w:lvlText w:val=""/>
+      <w:lvlJc w:val="left"/>
+      <w:pPr>
+        <w:ind w:left="4320" w:hanging="360"/>
+      </w:pPr>
+      <w:rPr>
+        <w:rFonts w:ascii="Wingdings" w:hAnsi="Wingdings" w:hint="default"/>
+      </w:rPr>
+    </w:lvl>
+    <w:lvl w:ilvl="6" w:tplc="04090001" w:tentative="1">
+      <w:start w:val="1"/>
+      <w:numFmt w:val="bullet"/>
+      <w:lvlText w:val=""/>
+      <w:lvlJc w:val="left"/>
+      <w:pPr>
+        <w:ind w:left="5040" w:hanging="360"/>
+      </w:pPr>
+      <w:rPr>
+        <w:rFonts w:ascii="Symbol" w:hAnsi="Symbol" w:hint="default"/>
+      </w:rPr>
+    </w:lvl>
+    <w:lvl w:ilvl="7" w:tplc="04090003" w:tentative="1">
+      <w:start w:val="1"/>
+      <w:numFmt w:val="bullet"/>
+      <w:lvlText w:val="o"/>
+      <w:lvlJc w:val="left"/>
+      <w:pPr>
+        <w:ind w:left="5760" w:hanging="360"/>
+      </w:pPr>
+      <w:rPr>
+        <w:rFonts w:ascii="Courier New" w:hAnsi="Courier New" w:cs="Courier New" w:hint="default"/>
+      </w:rPr>
+    </w:lvl>
+    <w:lvl w:ilvl="8" w:tplc="04090005" w:tentative="1">
+      <w:start w:val="1"/>
+      <w:numFmt w:val="bullet"/>
+      <w:lvlText w:val=""/>
+      <w:lvlJc w:val="left"/>
+      <w:pPr>
+        <w:ind w:left="6480" w:hanging="360"/>
+      </w:pPr>
+      <w:rPr>
+        <w:rFonts w:ascii="Wingdings" w:hAnsi="Wingdings" w:hint="default"/>
+      </w:rPr>
+    </w:lvl>
+  </w:abstractNum>
+  <w:abstractNum w:abstractNumId="2" w15:restartNumberingAfterBreak="0">
     <w:nsid w:val="74D03224"/>
     <w:multiLevelType w:val="hybridMultilevel"/>
     <w:tmpl w:val="8DB02508"/>
@@ -1681,7 +2639,7 @@
       </w:rPr>
     </w:lvl>
   </w:abstractNum>
-  <w:abstractNum w:abstractNumId="2" w15:restartNumberingAfterBreak="0">
+  <w:abstractNum w:abstractNumId="3" w15:restartNumberingAfterBreak="0">
     <w:nsid w:val="7AB721AC"/>
     <w:multiLevelType w:val="hybridMultilevel"/>
     <w:tmpl w:val="F6907620"/>
@@ -1795,13 +2753,16 @@
     </w:lvl>
   </w:abstractNum>
   <w:num w:numId="1" w16cid:durableId="809202912">
-    <w:abstractNumId w:val="1"/>
+    <w:abstractNumId w:val="2"/>
   </w:num>
   <w:num w:numId="2" w16cid:durableId="1199317307">
     <w:abstractNumId w:val="0"/>
   </w:num>
   <w:num w:numId="3" w16cid:durableId="873733478">
-    <w:abstractNumId w:val="2"/>
+    <w:abstractNumId w:val="3"/>
+  </w:num>
+  <w:num w:numId="4" w16cid:durableId="1791514464">
+    <w:abstractNumId w:val="1"/>
   </w:num>
 </w:numbering>
 </file>
@@ -2408,7 +3369,6 @@
   <w:style w:type="character" w:default="1" w:styleId="DefaultParagraphFont">
     <w:name w:val="Default Paragraph Font"/>
     <w:uiPriority w:val="1"/>
-    <w:semiHidden/>
     <w:unhideWhenUsed/>
   </w:style>
   <w:style w:type="table" w:default="1" w:styleId="TableNormal">
@@ -3195,10 +4155,283 @@
 <b:Sources xmlns:b="http://schemas.openxmlformats.org/officeDocument/2006/bibliography" xmlns="http://schemas.openxmlformats.org/officeDocument/2006/bibliography" SelectedStyle="\APASixthEditionOfficeOnline.xsl" StyleName="APA" Version="6"/>
 </file>
 
+<file path=customXml/item2.xml><?xml version="1.0" encoding="utf-8"?>
+<ct:contentTypeSchema xmlns:ct="http://schemas.microsoft.com/office/2006/metadata/contentType" xmlns:ma="http://schemas.microsoft.com/office/2006/metadata/properties/metaAttributes" ct:_="" ma:_="" ma:contentTypeName="Document" ma:contentTypeID="0x01010086A11BF672EA7F49BF1053710118E989" ma:contentTypeVersion="13" ma:contentTypeDescription="Create a new document." ma:contentTypeScope="" ma:versionID="5e3f34a6902b085571c7ce04a47f22cf">
+  <xsd:schema xmlns:xsd="http://www.w3.org/2001/XMLSchema" xmlns:xs="http://www.w3.org/2001/XMLSchema" xmlns:p="http://schemas.microsoft.com/office/2006/metadata/properties" xmlns:ns3="41899fe1-77c8-4641-9c61-2479d8d6a5c3" xmlns:ns4="1ea4a77d-1883-4cde-a10e-daa02c7e237a" targetNamespace="http://schemas.microsoft.com/office/2006/metadata/properties" ma:root="true" ma:fieldsID="0137eca7c0fbe07db7b796e82e054778" ns3:_="" ns4:_="">
+    <xsd:import namespace="41899fe1-77c8-4641-9c61-2479d8d6a5c3"/>
+    <xsd:import namespace="1ea4a77d-1883-4cde-a10e-daa02c7e237a"/>
+    <xsd:element name="properties">
+      <xsd:complexType>
+        <xsd:sequence>
+          <xsd:element name="documentManagement">
+            <xsd:complexType>
+              <xsd:all>
+                <xsd:element ref="ns3:_activity" minOccurs="0"/>
+                <xsd:element ref="ns4:SharedWithUsers" minOccurs="0"/>
+                <xsd:element ref="ns4:SharedWithDetails" minOccurs="0"/>
+                <xsd:element ref="ns4:SharingHintHash" minOccurs="0"/>
+                <xsd:element ref="ns3:MediaServiceMetadata" minOccurs="0"/>
+                <xsd:element ref="ns3:MediaServiceFastMetadata" minOccurs="0"/>
+                <xsd:element ref="ns3:MediaServiceSearchProperties" minOccurs="0"/>
+                <xsd:element ref="ns3:MediaServiceObjectDetectorVersions" minOccurs="0"/>
+                <xsd:element ref="ns3:MediaServiceDateTaken" minOccurs="0"/>
+                <xsd:element ref="ns3:MediaServiceSystemTags" minOccurs="0"/>
+                <xsd:element ref="ns3:MediaServiceGenerationTime" minOccurs="0"/>
+                <xsd:element ref="ns3:MediaServiceEventHashCode" minOccurs="0"/>
+                <xsd:element ref="ns3:MediaLengthInSeconds" minOccurs="0"/>
+              </xsd:all>
+            </xsd:complexType>
+          </xsd:element>
+        </xsd:sequence>
+      </xsd:complexType>
+    </xsd:element>
+  </xsd:schema>
+  <xsd:schema xmlns:xsd="http://www.w3.org/2001/XMLSchema" xmlns:xs="http://www.w3.org/2001/XMLSchema" xmlns:dms="http://schemas.microsoft.com/office/2006/documentManagement/types" xmlns:pc="http://schemas.microsoft.com/office/infopath/2007/PartnerControls" targetNamespace="41899fe1-77c8-4641-9c61-2479d8d6a5c3" elementFormDefault="qualified">
+    <xsd:import namespace="http://schemas.microsoft.com/office/2006/documentManagement/types"/>
+    <xsd:import namespace="http://schemas.microsoft.com/office/infopath/2007/PartnerControls"/>
+    <xsd:element name="_activity" ma:index="8" nillable="true" ma:displayName="_activity" ma:hidden="true" ma:internalName="_activity">
+      <xsd:simpleType>
+        <xsd:restriction base="dms:Note"/>
+      </xsd:simpleType>
+    </xsd:element>
+    <xsd:element name="MediaServiceMetadata" ma:index="12" nillable="true" ma:displayName="MediaServiceMetadata" ma:hidden="true" ma:internalName="MediaServiceMetadata" ma:readOnly="true">
+      <xsd:simpleType>
+        <xsd:restriction base="dms:Note"/>
+      </xsd:simpleType>
+    </xsd:element>
+    <xsd:element name="MediaServiceFastMetadata" ma:index="13" nillable="true" ma:displayName="MediaServiceFastMetadata" ma:hidden="true" ma:internalName="MediaServiceFastMetadata" ma:readOnly="true">
+      <xsd:simpleType>
+        <xsd:restriction base="dms:Note"/>
+      </xsd:simpleType>
+    </xsd:element>
+    <xsd:element name="MediaServiceSearchProperties" ma:index="14" nillable="true" ma:displayName="MediaServiceSearchProperties" ma:hidden="true" ma:internalName="MediaServiceSearchProperties" ma:readOnly="true">
+      <xsd:simpleType>
+        <xsd:restriction base="dms:Note"/>
+      </xsd:simpleType>
+    </xsd:element>
+    <xsd:element name="MediaServiceObjectDetectorVersions" ma:index="15" nillable="true" ma:displayName="MediaServiceObjectDetectorVersions" ma:hidden="true" ma:indexed="true" ma:internalName="MediaServiceObjectDetectorVersions" ma:readOnly="true">
+      <xsd:simpleType>
+        <xsd:restriction base="dms:Text"/>
+      </xsd:simpleType>
+    </xsd:element>
+    <xsd:element name="MediaServiceDateTaken" ma:index="16" nillable="true" ma:displayName="MediaServiceDateTaken" ma:hidden="true" ma:indexed="true" ma:internalName="MediaServiceDateTaken" ma:readOnly="true">
+      <xsd:simpleType>
+        <xsd:restriction base="dms:Text"/>
+      </xsd:simpleType>
+    </xsd:element>
+    <xsd:element name="MediaServiceSystemTags" ma:index="17" nillable="true" ma:displayName="MediaServiceSystemTags" ma:hidden="true" ma:internalName="MediaServiceSystemTags" ma:readOnly="true">
+      <xsd:simpleType>
+        <xsd:restriction base="dms:Note"/>
+      </xsd:simpleType>
+    </xsd:element>
+    <xsd:element name="MediaServiceGenerationTime" ma:index="18" nillable="true" ma:displayName="MediaServiceGenerationTime" ma:hidden="true" ma:internalName="MediaServiceGenerationTime" ma:readOnly="true">
+      <xsd:simpleType>
+        <xsd:restriction base="dms:Text"/>
+      </xsd:simpleType>
+    </xsd:element>
+    <xsd:element name="MediaServiceEventHashCode" ma:index="19" nillable="true" ma:displayName="MediaServiceEventHashCode" ma:hidden="true" ma:internalName="MediaServiceEventHashCode" ma:readOnly="true">
+      <xsd:simpleType>
+        <xsd:restriction base="dms:Text"/>
+      </xsd:simpleType>
+    </xsd:element>
+    <xsd:element name="MediaLengthInSeconds" ma:index="20" nillable="true" ma:displayName="MediaLengthInSeconds" ma:hidden="true" ma:internalName="MediaLengthInSeconds" ma:readOnly="true">
+      <xsd:simpleType>
+        <xsd:restriction base="dms:Unknown"/>
+      </xsd:simpleType>
+    </xsd:element>
+  </xsd:schema>
+  <xsd:schema xmlns:xsd="http://www.w3.org/2001/XMLSchema" xmlns:xs="http://www.w3.org/2001/XMLSchema" xmlns:dms="http://schemas.microsoft.com/office/2006/documentManagement/types" xmlns:pc="http://schemas.microsoft.com/office/infopath/2007/PartnerControls" targetNamespace="1ea4a77d-1883-4cde-a10e-daa02c7e237a" elementFormDefault="qualified">
+    <xsd:import namespace="http://schemas.microsoft.com/office/2006/documentManagement/types"/>
+    <xsd:import namespace="http://schemas.microsoft.com/office/infopath/2007/PartnerControls"/>
+    <xsd:element name="SharedWithUsers" ma:index="9" nillable="true" ma:displayName="Shared With" ma:internalName="SharedWithUsers" ma:readOnly="true">
+      <xsd:complexType>
+        <xsd:complexContent>
+          <xsd:extension base="dms:UserMulti">
+            <xsd:sequence>
+              <xsd:element name="UserInfo" minOccurs="0" maxOccurs="unbounded">
+                <xsd:complexType>
+                  <xsd:sequence>
+                    <xsd:element name="DisplayName" type="xsd:string" minOccurs="0"/>
+                    <xsd:element name="AccountId" type="dms:UserId" minOccurs="0" nillable="true"/>
+                    <xsd:element name="AccountType" type="xsd:string" minOccurs="0"/>
+                  </xsd:sequence>
+                </xsd:complexType>
+              </xsd:element>
+            </xsd:sequence>
+          </xsd:extension>
+        </xsd:complexContent>
+      </xsd:complexType>
+    </xsd:element>
+    <xsd:element name="SharedWithDetails" ma:index="10" nillable="true" ma:displayName="Shared With Details" ma:internalName="SharedWithDetails" ma:readOnly="true">
+      <xsd:simpleType>
+        <xsd:restriction base="dms:Note">
+          <xsd:maxLength value="255"/>
+        </xsd:restriction>
+      </xsd:simpleType>
+    </xsd:element>
+    <xsd:element name="SharingHintHash" ma:index="11" nillable="true" ma:displayName="Sharing Hint Hash" ma:hidden="true" ma:internalName="SharingHintHash" ma:readOnly="true">
+      <xsd:simpleType>
+        <xsd:restriction base="dms:Text"/>
+      </xsd:simpleType>
+    </xsd:element>
+  </xsd:schema>
+  <xsd:schema xmlns="http://schemas.openxmlformats.org/package/2006/metadata/core-properties" xmlns:xsd="http://www.w3.org/2001/XMLSchema" xmlns:xsi="http://www.w3.org/2001/XMLSchema-instance" xmlns:dc="http://purl.org/dc/elements/1.1/" xmlns:dcterms="http://purl.org/dc/terms/" xmlns:odoc="http://schemas.microsoft.com/internal/obd" targetNamespace="http://schemas.openxmlformats.org/package/2006/metadata/core-properties" elementFormDefault="qualified" attributeFormDefault="unqualified" blockDefault="#all">
+    <xsd:import namespace="http://purl.org/dc/elements/1.1/" schemaLocation="http://dublincore.org/schemas/xmls/qdc/2003/04/02/dc.xsd"/>
+    <xsd:import namespace="http://purl.org/dc/terms/" schemaLocation="http://dublincore.org/schemas/xmls/qdc/2003/04/02/dcterms.xsd"/>
+    <xsd:element name="coreProperties" type="CT_coreProperties"/>
+    <xsd:complexType name="CT_coreProperties">
+      <xsd:all>
+        <xsd:element ref="dc:creator" minOccurs="0" maxOccurs="1"/>
+        <xsd:element ref="dcterms:created" minOccurs="0" maxOccurs="1"/>
+        <xsd:element ref="dc:identifier" minOccurs="0" maxOccurs="1"/>
+        <xsd:element name="contentType" minOccurs="0" maxOccurs="1" type="xsd:string" ma:index="0" ma:displayName="Content Type"/>
+        <xsd:element ref="dc:title" minOccurs="0" maxOccurs="1" ma:index="4" ma:displayName="Title"/>
+        <xsd:element ref="dc:subject" minOccurs="0" maxOccurs="1"/>
+        <xsd:element ref="dc:description" minOccurs="0" maxOccurs="1"/>
+        <xsd:element name="keywords" minOccurs="0" maxOccurs="1" type="xsd:string"/>
+        <xsd:element ref="dc:language" minOccurs="0" maxOccurs="1"/>
+        <xsd:element name="category" minOccurs="0" maxOccurs="1" type="xsd:string"/>
+        <xsd:element name="version" minOccurs="0" maxOccurs="1" type="xsd:string"/>
+        <xsd:element name="revision" minOccurs="0" maxOccurs="1" type="xsd:string">
+          <xsd:annotation>
+            <xsd:documentation>
+                        This value indicates the number of saves or revisions. The application is responsible for updating this value after each revision.
+                    </xsd:documentation>
+          </xsd:annotation>
+        </xsd:element>
+        <xsd:element name="lastModifiedBy" minOccurs="0" maxOccurs="1" type="xsd:string"/>
+        <xsd:element ref="dcterms:modified" minOccurs="0" maxOccurs="1"/>
+        <xsd:element name="contentStatus" minOccurs="0" maxOccurs="1" type="xsd:string"/>
+      </xsd:all>
+    </xsd:complexType>
+  </xsd:schema>
+  <xs:schema xmlns:pc="http://schemas.microsoft.com/office/infopath/2007/PartnerControls" xmlns:xs="http://www.w3.org/2001/XMLSchema" targetNamespace="http://schemas.microsoft.com/office/infopath/2007/PartnerControls" elementFormDefault="qualified" attributeFormDefault="unqualified">
+    <xs:element name="Person">
+      <xs:complexType>
+        <xs:sequence>
+          <xs:element ref="pc:DisplayName" minOccurs="0"/>
+          <xs:element ref="pc:AccountId" minOccurs="0"/>
+          <xs:element ref="pc:AccountType" minOccurs="0"/>
+        </xs:sequence>
+      </xs:complexType>
+    </xs:element>
+    <xs:element name="DisplayName" type="xs:string"/>
+    <xs:element name="AccountId" type="xs:string"/>
+    <xs:element name="AccountType" type="xs:string"/>
+    <xs:element name="BDCAssociatedEntity">
+      <xs:complexType>
+        <xs:sequence>
+          <xs:element ref="pc:BDCEntity" minOccurs="0" maxOccurs="unbounded"/>
+        </xs:sequence>
+        <xs:attribute ref="pc:EntityNamespace"/>
+        <xs:attribute ref="pc:EntityName"/>
+        <xs:attribute ref="pc:SystemInstanceName"/>
+        <xs:attribute ref="pc:AssociationName"/>
+      </xs:complexType>
+    </xs:element>
+    <xs:attribute name="EntityNamespace" type="xs:string"/>
+    <xs:attribute name="EntityName" type="xs:string"/>
+    <xs:attribute name="SystemInstanceName" type="xs:string"/>
+    <xs:attribute name="AssociationName" type="xs:string"/>
+    <xs:element name="BDCEntity">
+      <xs:complexType>
+        <xs:sequence>
+          <xs:element ref="pc:EntityDisplayName" minOccurs="0"/>
+          <xs:element ref="pc:EntityInstanceReference" minOccurs="0"/>
+          <xs:element ref="pc:EntityId1" minOccurs="0"/>
+          <xs:element ref="pc:EntityId2" minOccurs="0"/>
+          <xs:element ref="pc:EntityId3" minOccurs="0"/>
+          <xs:element ref="pc:EntityId4" minOccurs="0"/>
+          <xs:element ref="pc:EntityId5" minOccurs="0"/>
+        </xs:sequence>
+      </xs:complexType>
+    </xs:element>
+    <xs:element name="EntityDisplayName" type="xs:string"/>
+    <xs:element name="EntityInstanceReference" type="xs:string"/>
+    <xs:element name="EntityId1" type="xs:string"/>
+    <xs:element name="EntityId2" type="xs:string"/>
+    <xs:element name="EntityId3" type="xs:string"/>
+    <xs:element name="EntityId4" type="xs:string"/>
+    <xs:element name="EntityId5" type="xs:string"/>
+    <xs:element name="Terms">
+      <xs:complexType>
+        <xs:sequence>
+          <xs:element ref="pc:TermInfo" minOccurs="0" maxOccurs="unbounded"/>
+        </xs:sequence>
+      </xs:complexType>
+    </xs:element>
+    <xs:element name="TermInfo">
+      <xs:complexType>
+        <xs:sequence>
+          <xs:element ref="pc:TermName" minOccurs="0"/>
+          <xs:element ref="pc:TermId" minOccurs="0"/>
+        </xs:sequence>
+      </xs:complexType>
+    </xs:element>
+    <xs:element name="TermName" type="xs:string"/>
+    <xs:element name="TermId" type="xs:string"/>
+  </xs:schema>
+</ct:contentTypeSchema>
+</file>
+
+<file path=customXml/item3.xml><?xml version="1.0" encoding="utf-8"?>
+<?mso-contentType ?>
+<FormTemplates xmlns="http://schemas.microsoft.com/sharepoint/v3/contenttype/forms">
+  <Display>DocumentLibraryForm</Display>
+  <Edit>DocumentLibraryForm</Edit>
+  <New>DocumentLibraryForm</New>
+</FormTemplates>
+</file>
+
+<file path=customXml/item4.xml><?xml version="1.0" encoding="utf-8"?>
+<p:properties xmlns:p="http://schemas.microsoft.com/office/2006/metadata/properties" xmlns:xsi="http://www.w3.org/2001/XMLSchema-instance" xmlns:pc="http://schemas.microsoft.com/office/infopath/2007/PartnerControls">
+  <documentManagement>
+    <_activity xmlns="41899fe1-77c8-4641-9c61-2479d8d6a5c3" xsi:nil="true"/>
+  </documentManagement>
+</p:properties>
+</file>
+
 <file path=customXml/itemProps1.xml><?xml version="1.0" encoding="utf-8"?>
 <ds:datastoreItem xmlns:ds="http://schemas.openxmlformats.org/officeDocument/2006/customXml" ds:itemID="{2FE9F069-7E3B-4999-BDB4-6CFBEF60BDB2}">
   <ds:schemaRefs>
     <ds:schemaRef ds:uri="http://schemas.openxmlformats.org/officeDocument/2006/bibliography"/>
   </ds:schemaRefs>
 </ds:datastoreItem>
+</file>
+
+<file path=customXml/itemProps2.xml><?xml version="1.0" encoding="utf-8"?>
+<ds:datastoreItem xmlns:ds="http://schemas.openxmlformats.org/officeDocument/2006/customXml" ds:itemID="{1BF364A2-442E-42B4-8376-A85B7B804494}">
+  <ds:schemaRefs>
+    <ds:schemaRef ds:uri="http://schemas.microsoft.com/office/2006/metadata/contentType"/>
+    <ds:schemaRef ds:uri="http://schemas.microsoft.com/office/2006/metadata/properties/metaAttributes"/>
+    <ds:schemaRef ds:uri="http://www.w3.org/2001/XMLSchema"/>
+    <ds:schemaRef ds:uri="http://schemas.microsoft.com/office/2006/metadata/properties"/>
+    <ds:schemaRef ds:uri="41899fe1-77c8-4641-9c61-2479d8d6a5c3"/>
+    <ds:schemaRef ds:uri="1ea4a77d-1883-4cde-a10e-daa02c7e237a"/>
+    <ds:schemaRef ds:uri="http://schemas.microsoft.com/office/2006/documentManagement/types"/>
+    <ds:schemaRef ds:uri="http://schemas.microsoft.com/office/infopath/2007/PartnerControls"/>
+    <ds:schemaRef ds:uri="http://schemas.openxmlformats.org/package/2006/metadata/core-properties"/>
+    <ds:schemaRef ds:uri="http://purl.org/dc/elements/1.1/"/>
+    <ds:schemaRef ds:uri="http://purl.org/dc/terms/"/>
+    <ds:schemaRef ds:uri="http://schemas.microsoft.com/internal/obd"/>
+  </ds:schemaRefs>
+</ds:datastoreItem>
+</file>
+
+<file path=customXml/itemProps3.xml><?xml version="1.0" encoding="utf-8"?>
+<ds:datastoreItem xmlns:ds="http://schemas.openxmlformats.org/officeDocument/2006/customXml" ds:itemID="{5847AE6C-A735-4F82-8390-881A7356A6D0}">
+  <ds:schemaRefs>
+    <ds:schemaRef ds:uri="http://schemas.microsoft.com/sharepoint/v3/contenttype/forms"/>
+  </ds:schemaRefs>
+</ds:datastoreItem>
+</file>
+
+<file path=customXml/itemProps4.xml><?xml version="1.0" encoding="utf-8"?>
+<ds:datastoreItem xmlns:ds="http://schemas.openxmlformats.org/officeDocument/2006/customXml" ds:itemID="{00EF1867-B8E5-4405-80C2-3FC71709F8B3}">
+  <ds:schemaRefs>
+    <ds:schemaRef ds:uri="http://schemas.microsoft.com/office/2006/metadata/properties"/>
+    <ds:schemaRef ds:uri="http://schemas.microsoft.com/office/infopath/2007/PartnerControls"/>
+    <ds:schemaRef ds:uri="41899fe1-77c8-4641-9c61-2479d8d6a5c3"/>
+  </ds:schemaRefs>
+</ds:datastoreItem>
 </file>
--- a/assiment.docx
+++ b/assiment.docx
@@ -324,8 +324,13 @@
               <w:spacing w:after="160" w:line="278" w:lineRule="auto"/>
             </w:pPr>
             <w:r>
-              <w:t>Aluthge M.N</w:t>
-            </w:r>
+              <w:t xml:space="preserve">Aluthge </w:t>
+            </w:r>
+            <w:proofErr w:type="gramStart"/>
+            <w:r>
+              <w:t>M.N</w:t>
+            </w:r>
+            <w:proofErr w:type="gramEnd"/>
           </w:p>
         </w:tc>
       </w:tr>
@@ -370,8 +375,13 @@
               <w:spacing w:after="160" w:line="278" w:lineRule="auto"/>
             </w:pPr>
             <w:r>
-              <w:t>Adithya E.A.D.D.D</w:t>
-            </w:r>
+              <w:t>Adithya E.A.D.</w:t>
+            </w:r>
+            <w:proofErr w:type="gramStart"/>
+            <w:r>
+              <w:t>D.D</w:t>
+            </w:r>
+            <w:proofErr w:type="gramEnd"/>
           </w:p>
         </w:tc>
       </w:tr>
@@ -487,10 +497,12 @@
           <w:r>
             <w:fldChar w:fldCharType="separate"/>
           </w:r>
-          <w:hyperlink w:anchor="_Toc241002870" w:history="1">
+          <w:hyperlink w:anchor="_Toc241006665" w:history="1">
             <w:r>
               <w:rPr>
                 <w:rStyle w:val="Hyperlink"/>
+                <w:b/>
+                <w:bCs/>
                 <w:noProof/>
               </w:rPr>
               <w:t>Application, Architecture and Containerizations</w:t>
@@ -514,7 +526,7 @@
                 <w:noProof/>
                 <w:webHidden/>
               </w:rPr>
-              <w:instrText xml:space="preserve"> PAGEREF _Toc241002870 \h </w:instrText>
+              <w:instrText xml:space="preserve"> PAGEREF _Toc241006665 \h </w:instrText>
             </w:r>
             <w:r>
               <w:rPr>
@@ -560,7 +572,7 @@
               <w14:ligatures w14:val="standardContextual"/>
             </w:rPr>
           </w:pPr>
-          <w:hyperlink w:anchor="_Toc241002871" w:history="1">
+          <w:hyperlink w:anchor="_Toc241006666" w:history="1">
             <w:r>
               <w:rPr>
                 <w:rStyle w:val="Hyperlink"/>
@@ -587,7 +599,7 @@
                 <w:noProof/>
                 <w:webHidden/>
               </w:rPr>
-              <w:instrText xml:space="preserve"> PAGEREF _Toc241002871 \h </w:instrText>
+              <w:instrText xml:space="preserve"> PAGEREF _Toc241006666 \h </w:instrText>
             </w:r>
             <w:r>
               <w:rPr>
@@ -633,7 +645,7 @@
               <w14:ligatures w14:val="standardContextual"/>
             </w:rPr>
           </w:pPr>
-          <w:hyperlink w:anchor="_Toc241002872" w:history="1">
+          <w:hyperlink w:anchor="_Toc241006667" w:history="1">
             <w:r>
               <w:rPr>
                 <w:rStyle w:val="Hyperlink"/>
@@ -660,7 +672,7 @@
                 <w:noProof/>
                 <w:webHidden/>
               </w:rPr>
-              <w:instrText xml:space="preserve"> PAGEREF _Toc241002872 \h </w:instrText>
+              <w:instrText xml:space="preserve"> PAGEREF _Toc241006667 \h </w:instrText>
             </w:r>
             <w:r>
               <w:rPr>
@@ -706,7 +718,7 @@
               <w14:ligatures w14:val="standardContextual"/>
             </w:rPr>
           </w:pPr>
-          <w:hyperlink w:anchor="_Toc241002873" w:history="1">
+          <w:hyperlink w:anchor="_Toc241006668" w:history="1">
             <w:r>
               <w:rPr>
                 <w:rStyle w:val="Hyperlink"/>
@@ -733,7 +745,7 @@
                 <w:noProof/>
                 <w:webHidden/>
               </w:rPr>
-              <w:instrText xml:space="preserve"> PAGEREF _Toc241002873 \h </w:instrText>
+              <w:instrText xml:space="preserve"> PAGEREF _Toc241006668 \h </w:instrText>
             </w:r>
             <w:r>
               <w:rPr>
@@ -779,10 +791,12 @@
               <w14:ligatures w14:val="standardContextual"/>
             </w:rPr>
           </w:pPr>
-          <w:hyperlink w:anchor="_Toc241002874" w:history="1">
+          <w:hyperlink w:anchor="_Toc241006669" w:history="1">
             <w:r>
               <w:rPr>
                 <w:rStyle w:val="Hyperlink"/>
+                <w:b/>
+                <w:bCs/>
                 <w:noProof/>
               </w:rPr>
               <w:t>Thread modeling and risk assessment</w:t>
@@ -806,7 +820,7 @@
                 <w:noProof/>
                 <w:webHidden/>
               </w:rPr>
-              <w:instrText xml:space="preserve"> PAGEREF _Toc241002874 \h </w:instrText>
+              <w:instrText xml:space="preserve"> PAGEREF _Toc241006669 \h </w:instrText>
             </w:r>
             <w:r>
               <w:rPr>
@@ -852,7 +866,7 @@
               <w14:ligatures w14:val="standardContextual"/>
             </w:rPr>
           </w:pPr>
-          <w:hyperlink w:anchor="_Toc241002875" w:history="1">
+          <w:hyperlink w:anchor="_Toc241006670" w:history="1">
             <w:r>
               <w:rPr>
                 <w:rStyle w:val="Hyperlink"/>
@@ -879,7 +893,7 @@
                 <w:noProof/>
                 <w:webHidden/>
               </w:rPr>
-              <w:instrText xml:space="preserve"> PAGEREF _Toc241002875 \h </w:instrText>
+              <w:instrText xml:space="preserve"> PAGEREF _Toc241006670 \h </w:instrText>
             </w:r>
             <w:r>
               <w:rPr>
@@ -900,6 +914,227 @@
                 <w:webHidden/>
               </w:rPr>
               <w:t>- 5 -</w:t>
+            </w:r>
+            <w:r>
+              <w:rPr>
+                <w:noProof/>
+                <w:webHidden/>
+              </w:rPr>
+              <w:fldChar w:fldCharType="end"/>
+            </w:r>
+          </w:hyperlink>
+        </w:p>
+        <w:p>
+          <w:pPr>
+            <w:pStyle w:val="TOC2"/>
+            <w:tabs>
+              <w:tab w:val="right" w:pos="9350"/>
+            </w:tabs>
+            <w:rPr>
+              <w:rFonts w:cstheme="minorBidi"/>
+              <w:noProof/>
+              <w:kern w:val="2"/>
+              <w:sz w:val="24"/>
+              <w:szCs w:val="24"/>
+              <w14:ligatures w14:val="standardContextual"/>
+            </w:rPr>
+          </w:pPr>
+          <w:hyperlink w:anchor="_Toc241006671" w:history="1">
+            <w:r>
+              <w:rPr>
+                <w:rStyle w:val="Hyperlink"/>
+                <w:noProof/>
+              </w:rPr>
+              <w:t>Risk evaluation matrix</w:t>
+            </w:r>
+            <w:r>
+              <w:rPr>
+                <w:noProof/>
+                <w:webHidden/>
+              </w:rPr>
+              <w:tab/>
+            </w:r>
+            <w:r>
+              <w:rPr>
+                <w:noProof/>
+                <w:webHidden/>
+              </w:rPr>
+              <w:fldChar w:fldCharType="begin"/>
+            </w:r>
+            <w:r>
+              <w:rPr>
+                <w:noProof/>
+                <w:webHidden/>
+              </w:rPr>
+              <w:instrText xml:space="preserve"> PAGEREF _Toc241006671 \h </w:instrText>
+            </w:r>
+            <w:r>
+              <w:rPr>
+                <w:noProof/>
+                <w:webHidden/>
+              </w:rPr>
+            </w:r>
+            <w:r>
+              <w:rPr>
+                <w:noProof/>
+                <w:webHidden/>
+              </w:rPr>
+              <w:fldChar w:fldCharType="separate"/>
+            </w:r>
+            <w:r>
+              <w:rPr>
+                <w:noProof/>
+                <w:webHidden/>
+              </w:rPr>
+              <w:t>- 6 -</w:t>
+            </w:r>
+            <w:r>
+              <w:rPr>
+                <w:noProof/>
+                <w:webHidden/>
+              </w:rPr>
+              <w:fldChar w:fldCharType="end"/>
+            </w:r>
+          </w:hyperlink>
+        </w:p>
+        <w:p>
+          <w:pPr>
+            <w:pStyle w:val="TOC2"/>
+            <w:tabs>
+              <w:tab w:val="right" w:pos="9350"/>
+            </w:tabs>
+            <w:rPr>
+              <w:rFonts w:cstheme="minorBidi"/>
+              <w:noProof/>
+              <w:kern w:val="2"/>
+              <w:sz w:val="24"/>
+              <w:szCs w:val="24"/>
+              <w14:ligatures w14:val="standardContextual"/>
+            </w:rPr>
+          </w:pPr>
+          <w:hyperlink w:anchor="_Toc241006672" w:history="1">
+            <w:r>
+              <w:rPr>
+                <w:rStyle w:val="Hyperlink"/>
+                <w:noProof/>
+              </w:rPr>
+              <w:t>Thread to control mapping</w:t>
+            </w:r>
+            <w:r>
+              <w:rPr>
+                <w:noProof/>
+                <w:webHidden/>
+              </w:rPr>
+              <w:tab/>
+            </w:r>
+            <w:r>
+              <w:rPr>
+                <w:noProof/>
+                <w:webHidden/>
+              </w:rPr>
+              <w:fldChar w:fldCharType="begin"/>
+            </w:r>
+            <w:r>
+              <w:rPr>
+                <w:noProof/>
+                <w:webHidden/>
+              </w:rPr>
+              <w:instrText xml:space="preserve"> PAGEREF _Toc241006672 \h </w:instrText>
+            </w:r>
+            <w:r>
+              <w:rPr>
+                <w:noProof/>
+                <w:webHidden/>
+              </w:rPr>
+            </w:r>
+            <w:r>
+              <w:rPr>
+                <w:noProof/>
+                <w:webHidden/>
+              </w:rPr>
+              <w:fldChar w:fldCharType="separate"/>
+            </w:r>
+            <w:r>
+              <w:rPr>
+                <w:noProof/>
+                <w:webHidden/>
+              </w:rPr>
+              <w:t>- 6 -</w:t>
+            </w:r>
+            <w:r>
+              <w:rPr>
+                <w:noProof/>
+                <w:webHidden/>
+              </w:rPr>
+              <w:fldChar w:fldCharType="end"/>
+            </w:r>
+          </w:hyperlink>
+        </w:p>
+        <w:p>
+          <w:pPr>
+            <w:pStyle w:val="TOC1"/>
+            <w:tabs>
+              <w:tab w:val="right" w:pos="9350"/>
+            </w:tabs>
+            <w:rPr>
+              <w:rFonts w:cstheme="minorBidi"/>
+              <w:noProof/>
+              <w:kern w:val="2"/>
+              <w:sz w:val="24"/>
+              <w:szCs w:val="24"/>
+              <w14:ligatures w14:val="standardContextual"/>
+            </w:rPr>
+          </w:pPr>
+          <w:hyperlink w:anchor="_Toc241006673" w:history="1">
+            <w:r>
+              <w:rPr>
+                <w:rStyle w:val="Hyperlink"/>
+                <w:b/>
+                <w:bCs/>
+                <w:noProof/>
+              </w:rPr>
+              <w:t>Secure Coding: Exploit-and-Fix Walkthroughs</w:t>
+            </w:r>
+            <w:r>
+              <w:rPr>
+                <w:noProof/>
+                <w:webHidden/>
+              </w:rPr>
+              <w:tab/>
+            </w:r>
+            <w:r>
+              <w:rPr>
+                <w:noProof/>
+                <w:webHidden/>
+              </w:rPr>
+              <w:fldChar w:fldCharType="begin"/>
+            </w:r>
+            <w:r>
+              <w:rPr>
+                <w:noProof/>
+                <w:webHidden/>
+              </w:rPr>
+              <w:instrText xml:space="preserve"> PAGEREF _Toc241006673 \h </w:instrText>
+            </w:r>
+            <w:r>
+              <w:rPr>
+                <w:noProof/>
+                <w:webHidden/>
+              </w:rPr>
+            </w:r>
+            <w:r>
+              <w:rPr>
+                <w:noProof/>
+                <w:webHidden/>
+              </w:rPr>
+              <w:fldChar w:fldCharType="separate"/>
+            </w:r>
+            <w:r>
+              <w:rPr>
+                <w:noProof/>
+                <w:webHidden/>
+              </w:rPr>
+              <w:t>- 8 -</w:t>
             </w:r>
             <w:r>
               <w:rPr>
@@ -933,9 +1168,17 @@
       <w:pPr>
         <w:pStyle w:val="Heading1"/>
         <w:jc w:val="center"/>
-      </w:pPr>
-      <w:bookmarkStart w:id="0" w:name="_Toc241002870"/>
-      <w:r>
+        <w:rPr>
+          <w:b/>
+          <w:bCs/>
+        </w:rPr>
+      </w:pPr>
+      <w:bookmarkStart w:id="0" w:name="_Toc241006665"/>
+      <w:r>
+        <w:rPr>
+          <w:b/>
+          <w:bCs/>
+        </w:rPr>
         <w:lastRenderedPageBreak/>
         <w:t>Application, Architecture and Containerizations</w:t>
       </w:r>
@@ -945,7 +1188,7 @@
       <w:pPr>
         <w:pStyle w:val="Heading2"/>
       </w:pPr>
-      <w:bookmarkStart w:id="1" w:name="_Toc241002871"/>
+      <w:bookmarkStart w:id="1" w:name="_Toc241006666"/>
       <w:r>
         <w:t>Multiocintainer stack</w:t>
       </w:r>
@@ -977,7 +1220,15 @@
         </w:numPr>
       </w:pPr>
       <w:r>
-        <w:t>Data storage tier(nodegoat-db)</w:t>
+        <w:t xml:space="preserve">Data storage </w:t>
+      </w:r>
+      <w:proofErr w:type="gramStart"/>
+      <w:r>
+        <w:t>tier</w:t>
+      </w:r>
+      <w:proofErr w:type="gramEnd"/>
+      <w:r>
+        <w:t>(nodegoat-db)</w:t>
       </w:r>
     </w:p>
     <w:p>
@@ -992,14 +1243,22 @@
         <w:t xml:space="preserve">docker compose up –build. </w:t>
       </w:r>
       <w:r>
-        <w:t>The web container  manage express application handling and isolated mongo-db database management manage in db docker using tcp port 27017 for monitoring scripts and logs</w:t>
+        <w:t xml:space="preserve">The web </w:t>
+      </w:r>
+      <w:proofErr w:type="gramStart"/>
+      <w:r>
+        <w:t>container  manage</w:t>
+      </w:r>
+      <w:proofErr w:type="gramEnd"/>
+      <w:r>
+        <w:t xml:space="preserve"> express application handling and isolated mongo-db database management manage in db docker using tcp port 27017 for monitoring scripts and logs</w:t>
       </w:r>
     </w:p>
     <w:p>
       <w:pPr>
         <w:pStyle w:val="Heading2"/>
       </w:pPr>
-      <w:bookmarkStart w:id="2" w:name="_Toc241002872"/>
+      <w:bookmarkStart w:id="2" w:name="_Toc241006667"/>
       <w:r>
         <w:t>Container hardening and principle of least privilege</w:t>
       </w:r>
@@ -1009,8 +1268,13 @@
       <w:r>
         <w:t xml:space="preserve">To mitigate container </w:t>
       </w:r>
-      <w:r>
-        <w:t>brake down</w:t>
+      <w:proofErr w:type="gramStart"/>
+      <w:r>
+        <w:t>brake</w:t>
+      </w:r>
+      <w:proofErr w:type="gramEnd"/>
+      <w:r>
+        <w:t xml:space="preserve"> down</w:t>
       </w:r>
       <w:r>
         <w:t xml:space="preserve"> and privilege escalation risks the application container explicitly </w:t>
@@ -1025,7 +1289,15 @@
         <w:t>Docker file</w:t>
       </w:r>
       <w:r>
-        <w:t xml:space="preserve"> apply </w:t>
+        <w:t xml:space="preserve"> </w:t>
+      </w:r>
+      <w:proofErr w:type="gramStart"/>
+      <w:r>
+        <w:t>apply</w:t>
+      </w:r>
+      <w:proofErr w:type="gramEnd"/>
+      <w:r>
+        <w:t xml:space="preserve"> </w:t>
       </w:r>
       <w:r>
         <w:t>user mode</w:t>
@@ -1041,7 +1313,7 @@
       <w:pPr>
         <w:pStyle w:val="Heading2"/>
       </w:pPr>
-      <w:bookmarkStart w:id="3" w:name="_Toc241002873"/>
+      <w:bookmarkStart w:id="3" w:name="_Toc241006668"/>
       <w:r>
         <w:t xml:space="preserve">Network segmentation and trust </w:t>
       </w:r>
@@ -1122,6 +1394,7 @@
       <w:r>
         <w:t xml:space="preserve">configure with </w:t>
       </w:r>
+      <w:proofErr w:type="gramStart"/>
       <w:r>
         <w:rPr>
           <w:b/>
@@ -1129,6 +1402,7 @@
         </w:rPr>
         <w:t>internal:true</w:t>
       </w:r>
+      <w:proofErr w:type="gramEnd"/>
       <w:r>
         <w:t xml:space="preserve"> to </w:t>
       </w:r>
@@ -1339,9 +1613,17 @@
     <w:p>
       <w:pPr>
         <w:pStyle w:val="Heading1"/>
-      </w:pPr>
-      <w:bookmarkStart w:id="4" w:name="_Toc241002874"/>
-      <w:r>
+        <w:rPr>
+          <w:b/>
+          <w:bCs/>
+        </w:rPr>
+      </w:pPr>
+      <w:bookmarkStart w:id="4" w:name="_Toc241006669"/>
+      <w:r>
+        <w:rPr>
+          <w:b/>
+          <w:bCs/>
+        </w:rPr>
         <w:lastRenderedPageBreak/>
         <w:t>Thread modeling and risk assessment</w:t>
       </w:r>
@@ -1351,7 +1633,7 @@
       <w:pPr>
         <w:pStyle w:val="Heading2"/>
       </w:pPr>
-      <w:bookmarkStart w:id="5" w:name="_Toc241002875"/>
+      <w:bookmarkStart w:id="5" w:name="_Toc241006670"/>
       <w:r>
         <w:t>S</w:t>
       </w:r>
@@ -1365,7 +1647,15 @@
     </w:p>
     <w:p>
       <w:r>
-        <w:t>Below are four realistic, application-specific threats that might target the NodeGoat architecture. The threats were identified using the STRIDE methodology.</w:t>
+        <w:t xml:space="preserve">Below are four realistic, application-specific threats that might target </w:t>
+      </w:r>
+      <w:proofErr w:type="gramStart"/>
+      <w:r>
+        <w:t>the NodeGoat</w:t>
+      </w:r>
+      <w:proofErr w:type="gramEnd"/>
+      <w:r>
+        <w:t xml:space="preserve"> architecture. The threats were identified using the STRIDE methodology.</w:t>
       </w:r>
     </w:p>
     <w:p>
@@ -1389,7 +1679,31 @@
         <w:pStyle w:val="ListParagraph"/>
       </w:pPr>
       <w:r>
-        <w:t xml:space="preserve"> An attacker can launch a NoSQL injection attack by sending a malicious JSON object to the /login API. By replacing the password value with a MongoDB operator, such as {"password": {"$ne": null}}, and taking advantage of the fact that Express does not enforce typechecking on the input, the attacker can bypass authentication and hijack an administrator’s session. No credentials would be required to perform this attack, apart from basic knowledge of the MongoDB query language.</w:t>
+        <w:t xml:space="preserve"> An attacker can launch a NoSQL injection attack by sending a malicious JSON object to the /login API. By replacing the password value with a MongoDB operator, such </w:t>
+      </w:r>
+      <w:proofErr w:type="gramStart"/>
+      <w:r>
+        <w:t>as {"</w:t>
+      </w:r>
+      <w:proofErr w:type="gramEnd"/>
+      <w:r>
+        <w:t>password</w:t>
+      </w:r>
+      <w:proofErr w:type="gramStart"/>
+      <w:r>
+        <w:t>": {</w:t>
+      </w:r>
+      <w:proofErr w:type="gramEnd"/>
+      <w:r>
+        <w:t>"$ne": null}</w:t>
+      </w:r>
+      <w:proofErr w:type="gramStart"/>
+      <w:r>
+        <w:t>}, and</w:t>
+      </w:r>
+      <w:proofErr w:type="gramEnd"/>
+      <w:r>
+        <w:t xml:space="preserve"> taking advantage of the fact that Express does not enforce typechecking on the input, the attacker can bypass authentication and hijack an administrator’s session. No credentials would be required to perform this attack, apart from basic knowledge of the MongoDB query language.</w:t>
       </w:r>
     </w:p>
     <w:p>
@@ -1458,15 +1772,18 @@
       <w:pPr>
         <w:pStyle w:val="Heading2"/>
       </w:pPr>
+      <w:bookmarkStart w:id="6" w:name="_Toc241006671"/>
       <w:r>
         <w:lastRenderedPageBreak/>
         <w:t>Risk evaluation matrix</w:t>
       </w:r>
+      <w:bookmarkEnd w:id="6"/>
     </w:p>
     <w:p>
       <w:r>
         <w:t xml:space="preserve">Each thread is scored on a5x5 matrix evaluating </w:t>
       </w:r>
+      <w:proofErr w:type="gramStart"/>
       <w:r>
         <w:rPr>
           <w:b/>
@@ -1474,6 +1791,7 @@
         </w:rPr>
         <w:t>likelihood(</w:t>
       </w:r>
+      <w:proofErr w:type="gramEnd"/>
       <w:r>
         <w:t>how easy/often the attack can be executed</w:t>
       </w:r>
@@ -1567,8 +1885,13 @@
             <w:tcW w:w="2337" w:type="dxa"/>
           </w:tcPr>
           <w:p>
-            <w:r>
-              <w:t>Spoofing(login no SQLi)</w:t>
+            <w:proofErr w:type="gramStart"/>
+            <w:r>
+              <w:t>Spoofing(</w:t>
+            </w:r>
+            <w:proofErr w:type="gramEnd"/>
+            <w:r>
+              <w:t>login no SQLi)</w:t>
             </w:r>
           </w:p>
         </w:tc>
@@ -1609,8 +1932,13 @@
             <w:tcW w:w="2337" w:type="dxa"/>
           </w:tcPr>
           <w:p>
-            <w:r>
-              <w:t>Tempering(allocation IDOR)</w:t>
+            <w:proofErr w:type="gramStart"/>
+            <w:r>
+              <w:t>Tempering(</w:t>
+            </w:r>
+            <w:proofErr w:type="gramEnd"/>
+            <w:r>
+              <w:t>allocation IDOR)</w:t>
             </w:r>
           </w:p>
         </w:tc>
@@ -1652,7 +1980,15 @@
           </w:tcPr>
           <w:p>
             <w:r>
-              <w:t>Info disclosure(secrets in G</w:t>
+              <w:t xml:space="preserve">Info </w:t>
+            </w:r>
+            <w:proofErr w:type="gramStart"/>
+            <w:r>
+              <w:t>disclosure(</w:t>
+            </w:r>
+            <w:proofErr w:type="gramEnd"/>
+            <w:r>
+              <w:t>secrets in G</w:t>
             </w:r>
             <w:r>
               <w:t>i</w:t>
@@ -1699,9 +2035,11 @@
             <w:tcW w:w="2337" w:type="dxa"/>
           </w:tcPr>
           <w:p>
+            <w:proofErr w:type="gramStart"/>
             <w:r>
               <w:t>Dos(</w:t>
             </w:r>
+            <w:proofErr w:type="gramEnd"/>
             <w:r>
               <w:t>Payload</w:t>
             </w:r>
@@ -1747,13 +2085,23 @@
       <w:pPr>
         <w:pStyle w:val="Heading2"/>
       </w:pPr>
+      <w:bookmarkStart w:id="7" w:name="_Toc241006672"/>
       <w:r>
         <w:t>Thread to control mapping</w:t>
       </w:r>
-    </w:p>
-    <w:p>
-      <w:r>
-        <w:t>This table directly identified threats to the specific security controls implemented in pipeline and codebase</w:t>
+      <w:bookmarkEnd w:id="7"/>
+    </w:p>
+    <w:p>
+      <w:r>
+        <w:t xml:space="preserve">This table directly </w:t>
+      </w:r>
+      <w:proofErr w:type="gramStart"/>
+      <w:r>
+        <w:t>identified</w:t>
+      </w:r>
+      <w:proofErr w:type="gramEnd"/>
+      <w:r>
+        <w:t xml:space="preserve"> threats to the specific security controls implemented in pipeline and codebase</w:t>
       </w:r>
     </w:p>
     <w:tbl>
@@ -1867,12 +2215,21 @@
             <w:r>
               <w:t xml:space="preserve"> Implement strict allow-list type checking (</w:t>
             </w:r>
+            <w:proofErr w:type="gramStart"/>
             <w:r>
               <w:rPr>
                 <w:b/>
                 <w:bCs/>
               </w:rPr>
-              <w:t>typeof password === 'string'</w:t>
+              <w:t>typeof</w:t>
+            </w:r>
+            <w:proofErr w:type="gramEnd"/>
+            <w:r>
+              <w:rPr>
+                <w:b/>
+                <w:bCs/>
+              </w:rPr>
+              <w:t xml:space="preserve"> password === 'string'</w:t>
             </w:r>
             <w:r>
               <w:t>) before querying the database.</w:t>
@@ -1961,7 +2318,23 @@
                 <w:b/>
                 <w:bCs/>
               </w:rPr>
-              <w:t xml:space="preserve"> req.session.userId</w:t>
+              <w:t xml:space="preserve"> </w:t>
+            </w:r>
+            <w:proofErr w:type="gramStart"/>
+            <w:r>
+              <w:rPr>
+                <w:b/>
+                <w:bCs/>
+              </w:rPr>
+              <w:t>req.session</w:t>
+            </w:r>
+            <w:proofErr w:type="gramEnd"/>
+            <w:r>
+              <w:rPr>
+                <w:b/>
+                <w:bCs/>
+              </w:rPr>
+              <w:t>.userId</w:t>
             </w:r>
           </w:p>
         </w:tc>
@@ -2031,7 +2404,15 @@
               <w:t>Secret Scanning &amp; Environment Injection:</w:t>
             </w:r>
             <w:r>
-              <w:t xml:space="preserve"> Gitleaks prevents secret commits, and GitHub Actions Encrypted Secrets inject credentials at runtime</w:t>
+              <w:t xml:space="preserve"> Gitleaks prevents secret </w:t>
+            </w:r>
+            <w:proofErr w:type="gramStart"/>
+            <w:r>
+              <w:t>commits</w:t>
+            </w:r>
+            <w:proofErr w:type="gramEnd"/>
+            <w:r>
+              <w:t>, and GitHub Actions Encrypted Secrets inject credentials at runtime</w:t>
             </w:r>
           </w:p>
         </w:tc>
@@ -2102,12 +2483,37 @@
             <w:r>
               <w:t xml:space="preserve">: Semgrep flags missing limits; </w:t>
             </w:r>
+            <w:proofErr w:type="gramStart"/>
             <w:r>
               <w:rPr>
                 <w:b/>
                 <w:bCs/>
               </w:rPr>
-              <w:t>express.json({ limit: '10kb' })</w:t>
+              <w:t>express.json({ limit</w:t>
+            </w:r>
+            <w:proofErr w:type="gramEnd"/>
+            <w:r>
+              <w:rPr>
+                <w:b/>
+                <w:bCs/>
+              </w:rPr>
+              <w:t>: '10kb</w:t>
+            </w:r>
+            <w:proofErr w:type="gramStart"/>
+            <w:r>
+              <w:rPr>
+                <w:b/>
+                <w:bCs/>
+              </w:rPr>
+              <w:t>' }</w:t>
+            </w:r>
+            <w:proofErr w:type="gramEnd"/>
+            <w:r>
+              <w:rPr>
+                <w:b/>
+                <w:bCs/>
+              </w:rPr>
+              <w:t>)</w:t>
             </w:r>
             <w:r>
               <w:t xml:space="preserve"> restricts body size.</w:t>
@@ -2145,7 +2551,12 @@
     <w:p>
       <w:pPr>
         <w:pStyle w:val="Heading1"/>
-      </w:pPr>
+        <w:rPr>
+          <w:b/>
+          <w:bCs/>
+        </w:rPr>
+      </w:pPr>
+      <w:bookmarkStart w:id="8" w:name="_Toc241006673"/>
       <w:r>
         <w:rPr>
           <w:b/>
@@ -2154,9 +2565,618 @@
         <w:lastRenderedPageBreak/>
         <w:t>Secure Coding: Exploit-and-Fix Walkthroughs</w:t>
       </w:r>
+      <w:bookmarkEnd w:id="8"/>
+    </w:p>
+    <w:p>
+      <w:pPr>
+        <w:pStyle w:val="Heading2"/>
+      </w:pPr>
+      <w:r>
+        <w:t>NoSQL Injection (Authentication Bypass)</w:t>
+      </w:r>
+    </w:p>
+    <w:p>
+      <w:pPr>
+        <w:pStyle w:val="Heading3"/>
+      </w:pPr>
+      <w:r>
+        <w:t>Vulnerability</w:t>
+      </w:r>
+    </w:p>
+    <w:p>
+      <w:r>
+        <w:drawing>
+          <wp:anchor distT="0" distB="0" distL="114300" distR="114300" simplePos="0" relativeHeight="251658240" behindDoc="0" locked="0" layoutInCell="1" allowOverlap="1" wp14:anchorId="2A67AA5C" wp14:editId="2D9BBA14">
+            <wp:simplePos x="0" y="0"/>
+            <wp:positionH relativeFrom="column">
+              <wp:posOffset>0</wp:posOffset>
+            </wp:positionH>
+            <wp:positionV relativeFrom="paragraph">
+              <wp:posOffset>-3700</wp:posOffset>
+            </wp:positionV>
+            <wp:extent cx="3045350" cy="2812871"/>
+            <wp:effectExtent l="0" t="0" r="3175" b="6985"/>
+            <wp:wrapSquare wrapText="bothSides"/>
+            <wp:docPr id="1599713336" name="Picture 1"/>
+            <wp:cNvGraphicFramePr>
+              <a:graphicFrameLocks xmlns:a="http://schemas.openxmlformats.org/drawingml/2006/main" noChangeAspect="1"/>
+            </wp:cNvGraphicFramePr>
+            <a:graphic xmlns:a="http://schemas.openxmlformats.org/drawingml/2006/main">
+              <a:graphicData uri="http://schemas.openxmlformats.org/drawingml/2006/picture">
+                <pic:pic xmlns:pic="http://schemas.openxmlformats.org/drawingml/2006/picture">
+                  <pic:nvPicPr>
+                    <pic:cNvPr id="1599713336" name=""/>
+                    <pic:cNvPicPr/>
+                  </pic:nvPicPr>
+                  <pic:blipFill>
+                    <a:blip r:embed="rId16">
+                      <a:extLst>
+                        <a:ext uri="{28A0092B-C50C-407E-A947-70E740481C1C}">
+                          <a14:useLocalDpi xmlns:a14="http://schemas.microsoft.com/office/drawing/2010/main" val="0"/>
+                        </a:ext>
+                      </a:extLst>
+                    </a:blip>
+                    <a:stretch>
+                      <a:fillRect/>
+                    </a:stretch>
+                  </pic:blipFill>
+                  <pic:spPr>
+                    <a:xfrm>
+                      <a:off x="0" y="0"/>
+                      <a:ext cx="3045350" cy="2812871"/>
+                    </a:xfrm>
+                    <a:prstGeom prst="rect">
+                      <a:avLst/>
+                    </a:prstGeom>
+                  </pic:spPr>
+                </pic:pic>
+              </a:graphicData>
+            </a:graphic>
+          </wp:anchor>
+        </w:drawing>
+      </w:r>
+    </w:p>
+    <w:p>
+      <w:r>
+        <w:rPr>
+          <w:noProof/>
+        </w:rPr>
+        <w:drawing>
+          <wp:inline distT="0" distB="0" distL="0" distR="0" wp14:anchorId="25584374" wp14:editId="54D6D31E">
+            <wp:extent cx="3034665" cy="2599690"/>
+            <wp:effectExtent l="0" t="0" r="0" b="0"/>
+            <wp:docPr id="1516358964" name="Picture 1"/>
+            <wp:cNvGraphicFramePr>
+              <a:graphicFrameLocks xmlns:a="http://schemas.openxmlformats.org/drawingml/2006/main" noChangeAspect="1"/>
+            </wp:cNvGraphicFramePr>
+            <a:graphic xmlns:a="http://schemas.openxmlformats.org/drawingml/2006/main">
+              <a:graphicData uri="http://schemas.openxmlformats.org/drawingml/2006/picture">
+                <pic:pic xmlns:pic="http://schemas.openxmlformats.org/drawingml/2006/picture">
+                  <pic:nvPicPr>
+                    <pic:cNvPr id="1516358964" name=""/>
+                    <pic:cNvPicPr/>
+                  </pic:nvPicPr>
+                  <pic:blipFill>
+                    <a:blip r:embed="rId17" cstate="print">
+                      <a:extLst>
+                        <a:ext uri="{28A0092B-C50C-407E-A947-70E740481C1C}">
+                          <a14:useLocalDpi xmlns:a14="http://schemas.microsoft.com/office/drawing/2010/main" val="0"/>
+                        </a:ext>
+                      </a:extLst>
+                    </a:blip>
+                    <a:stretch>
+                      <a:fillRect/>
+                    </a:stretch>
+                  </pic:blipFill>
+                  <pic:spPr>
+                    <a:xfrm>
+                      <a:off x="0" y="0"/>
+                      <a:ext cx="3034665" cy="2599690"/>
+                    </a:xfrm>
+                    <a:prstGeom prst="rect">
+                      <a:avLst/>
+                    </a:prstGeom>
+                  </pic:spPr>
+                </pic:pic>
+              </a:graphicData>
+            </a:graphic>
+          </wp:inline>
+        </w:drawing>
+      </w:r>
+    </w:p>
+    <w:p/>
+    <w:p/>
+    <w:p/>
+    <w:p/>
+    <w:p/>
+    <w:p>
+      <w:r>
+        <w:lastRenderedPageBreak/>
+        <w:t>app/data/user-dao.js</w:t>
+      </w:r>
+    </w:p>
+    <w:p>
+      <w:r>
+        <w:rPr>
+          <w:b/>
+          <w:bCs/>
+        </w:rPr>
+        <w:drawing>
+          <wp:inline distT="0" distB="0" distL="0" distR="0" wp14:anchorId="01400E80" wp14:editId="431B522A">
+            <wp:extent cx="5943600" cy="2591435"/>
+            <wp:effectExtent l="0" t="0" r="0" b="0"/>
+            <wp:docPr id="215198135" name="Picture 1"/>
+            <wp:cNvGraphicFramePr>
+              <a:graphicFrameLocks xmlns:a="http://schemas.openxmlformats.org/drawingml/2006/main" noChangeAspect="1"/>
+            </wp:cNvGraphicFramePr>
+            <a:graphic xmlns:a="http://schemas.openxmlformats.org/drawingml/2006/main">
+              <a:graphicData uri="http://schemas.openxmlformats.org/drawingml/2006/picture">
+                <pic:pic xmlns:pic="http://schemas.openxmlformats.org/drawingml/2006/picture">
+                  <pic:nvPicPr>
+                    <pic:cNvPr id="215198135" name=""/>
+                    <pic:cNvPicPr/>
+                  </pic:nvPicPr>
+                  <pic:blipFill>
+                    <a:blip r:embed="rId18"/>
+                    <a:stretch>
+                      <a:fillRect/>
+                    </a:stretch>
+                  </pic:blipFill>
+                  <pic:spPr>
+                    <a:xfrm>
+                      <a:off x="0" y="0"/>
+                      <a:ext cx="5943600" cy="2591435"/>
+                    </a:xfrm>
+                    <a:prstGeom prst="rect">
+                      <a:avLst/>
+                    </a:prstGeom>
+                  </pic:spPr>
+                </pic:pic>
+              </a:graphicData>
+            </a:graphic>
+          </wp:inline>
+        </w:drawing>
+      </w:r>
+    </w:p>
+    <w:p>
+      <w:r>
+        <w:rPr>
+          <w:noProof/>
+        </w:rPr>
+        <w:drawing>
+          <wp:inline distT="0" distB="0" distL="0" distR="0" wp14:anchorId="09983F3A" wp14:editId="1682AAF2">
+            <wp:extent cx="5943600" cy="3794125"/>
+            <wp:effectExtent l="0" t="0" r="0" b="0"/>
+            <wp:docPr id="2035005790" name="Picture 1"/>
+            <wp:cNvGraphicFramePr>
+              <a:graphicFrameLocks xmlns:a="http://schemas.openxmlformats.org/drawingml/2006/main" noChangeAspect="1"/>
+            </wp:cNvGraphicFramePr>
+            <a:graphic xmlns:a="http://schemas.openxmlformats.org/drawingml/2006/main">
+              <a:graphicData uri="http://schemas.openxmlformats.org/drawingml/2006/picture">
+                <pic:pic xmlns:pic="http://schemas.openxmlformats.org/drawingml/2006/picture">
+                  <pic:nvPicPr>
+                    <pic:cNvPr id="2035005790" name=""/>
+                    <pic:cNvPicPr/>
+                  </pic:nvPicPr>
+                  <pic:blipFill>
+                    <a:blip r:embed="rId19"/>
+                    <a:stretch>
+                      <a:fillRect/>
+                    </a:stretch>
+                  </pic:blipFill>
+                  <pic:spPr>
+                    <a:xfrm>
+                      <a:off x="0" y="0"/>
+                      <a:ext cx="5943600" cy="3794125"/>
+                    </a:xfrm>
+                    <a:prstGeom prst="rect">
+                      <a:avLst/>
+                    </a:prstGeom>
+                  </pic:spPr>
+                </pic:pic>
+              </a:graphicData>
+            </a:graphic>
+          </wp:inline>
+        </w:drawing>
+      </w:r>
+    </w:p>
+    <w:p>
+      <w:pPr>
+        <w:pStyle w:val="Heading3"/>
+      </w:pPr>
+      <w:r>
+        <w:t>Fix</w:t>
+      </w:r>
+    </w:p>
+    <w:p>
+      <w:r>
+        <w:t>app/data/user-dao.js</w:t>
+      </w:r>
+    </w:p>
+    <w:p>
+      <w:r>
+        <w:lastRenderedPageBreak/>
+        <w:drawing>
+          <wp:inline distT="0" distB="0" distL="0" distR="0" wp14:anchorId="31DE6460" wp14:editId="02B7625F">
+            <wp:extent cx="4770755" cy="2877744"/>
+            <wp:effectExtent l="0" t="0" r="0" b="0"/>
+            <wp:docPr id="1440021423" name="Picture 1"/>
+            <wp:cNvGraphicFramePr>
+              <a:graphicFrameLocks xmlns:a="http://schemas.openxmlformats.org/drawingml/2006/main" noChangeAspect="1"/>
+            </wp:cNvGraphicFramePr>
+            <a:graphic xmlns:a="http://schemas.openxmlformats.org/drawingml/2006/main">
+              <a:graphicData uri="http://schemas.openxmlformats.org/drawingml/2006/picture">
+                <pic:pic xmlns:pic="http://schemas.openxmlformats.org/drawingml/2006/picture">
+                  <pic:nvPicPr>
+                    <pic:cNvPr id="1440021423" name=""/>
+                    <pic:cNvPicPr/>
+                  </pic:nvPicPr>
+                  <pic:blipFill>
+                    <a:blip r:embed="rId20"/>
+                    <a:stretch>
+                      <a:fillRect/>
+                    </a:stretch>
+                  </pic:blipFill>
+                  <pic:spPr>
+                    <a:xfrm>
+                      <a:off x="0" y="0"/>
+                      <a:ext cx="4781881" cy="2884455"/>
+                    </a:xfrm>
+                    <a:prstGeom prst="rect">
+                      <a:avLst/>
+                    </a:prstGeom>
+                  </pic:spPr>
+                </pic:pic>
+              </a:graphicData>
+            </a:graphic>
+          </wp:inline>
+        </w:drawing>
+      </w:r>
+    </w:p>
+    <w:p>
+      <w:pPr>
+        <w:rPr>
+          <w:b/>
+          <w:bCs/>
+        </w:rPr>
+      </w:pPr>
+      <w:r>
+        <w:rPr>
+          <w:b/>
+          <w:bCs/>
+        </w:rPr>
+        <w:drawing>
+          <wp:inline distT="0" distB="0" distL="0" distR="0" wp14:anchorId="67F8BF82" wp14:editId="1540756C">
+            <wp:extent cx="4770783" cy="3788083"/>
+            <wp:effectExtent l="0" t="0" r="0" b="3175"/>
+            <wp:docPr id="988717175" name="Picture 1"/>
+            <wp:cNvGraphicFramePr>
+              <a:graphicFrameLocks xmlns:a="http://schemas.openxmlformats.org/drawingml/2006/main" noChangeAspect="1"/>
+            </wp:cNvGraphicFramePr>
+            <a:graphic xmlns:a="http://schemas.openxmlformats.org/drawingml/2006/main">
+              <a:graphicData uri="http://schemas.openxmlformats.org/drawingml/2006/picture">
+                <pic:pic xmlns:pic="http://schemas.openxmlformats.org/drawingml/2006/picture">
+                  <pic:nvPicPr>
+                    <pic:cNvPr id="988717175" name=""/>
+                    <pic:cNvPicPr/>
+                  </pic:nvPicPr>
+                  <pic:blipFill>
+                    <a:blip r:embed="rId21"/>
+                    <a:stretch>
+                      <a:fillRect/>
+                    </a:stretch>
+                  </pic:blipFill>
+                  <pic:spPr>
+                    <a:xfrm>
+                      <a:off x="0" y="0"/>
+                      <a:ext cx="4774568" cy="3791088"/>
+                    </a:xfrm>
+                    <a:prstGeom prst="rect">
+                      <a:avLst/>
+                    </a:prstGeom>
+                  </pic:spPr>
+                </pic:pic>
+              </a:graphicData>
+            </a:graphic>
+          </wp:inline>
+        </w:drawing>
+      </w:r>
+    </w:p>
+    <w:p>
+      <w:pPr>
+        <w:rPr>
+          <w:b/>
+          <w:bCs/>
+        </w:rPr>
+      </w:pPr>
+    </w:p>
+    <w:p>
+      <w:pPr>
+        <w:rPr>
+          <w:b/>
+          <w:bCs/>
+        </w:rPr>
+      </w:pPr>
+    </w:p>
+    <w:p>
+      <w:pPr>
+        <w:rPr>
+          <w:b/>
+          <w:bCs/>
+        </w:rPr>
+      </w:pPr>
+    </w:p>
+    <w:p>
+      <w:pPr>
+        <w:rPr>
+          <w:b/>
+          <w:bCs/>
+        </w:rPr>
+      </w:pPr>
+    </w:p>
+    <w:p>
+      <w:pPr>
+        <w:pStyle w:val="Heading2"/>
+      </w:pPr>
+      <w:r>
+        <w:lastRenderedPageBreak/>
+        <w:t>Stored Cross-Site Scripting (XSS)</w:t>
+      </w:r>
+    </w:p>
+    <w:p>
+      <w:pPr>
+        <w:pStyle w:val="Heading3"/>
+      </w:pPr>
+      <w:r>
+        <w:t>Vulnerability</w:t>
+      </w:r>
+    </w:p>
+    <w:p>
+      <w:r>
+        <w:drawing>
+          <wp:inline distT="0" distB="0" distL="0" distR="0" wp14:anchorId="1A7FDC4E" wp14:editId="669D4577">
+            <wp:extent cx="5943600" cy="3181985"/>
+            <wp:effectExtent l="0" t="0" r="0" b="0"/>
+            <wp:docPr id="2132639106" name="Picture 1"/>
+            <wp:cNvGraphicFramePr>
+              <a:graphicFrameLocks xmlns:a="http://schemas.openxmlformats.org/drawingml/2006/main" noChangeAspect="1"/>
+            </wp:cNvGraphicFramePr>
+            <a:graphic xmlns:a="http://schemas.openxmlformats.org/drawingml/2006/main">
+              <a:graphicData uri="http://schemas.openxmlformats.org/drawingml/2006/picture">
+                <pic:pic xmlns:pic="http://schemas.openxmlformats.org/drawingml/2006/picture">
+                  <pic:nvPicPr>
+                    <pic:cNvPr id="2132639106" name=""/>
+                    <pic:cNvPicPr/>
+                  </pic:nvPicPr>
+                  <pic:blipFill>
+                    <a:blip r:embed="rId22"/>
+                    <a:stretch>
+                      <a:fillRect/>
+                    </a:stretch>
+                  </pic:blipFill>
+                  <pic:spPr>
+                    <a:xfrm>
+                      <a:off x="0" y="0"/>
+                      <a:ext cx="5943600" cy="3181985"/>
+                    </a:xfrm>
+                    <a:prstGeom prst="rect">
+                      <a:avLst/>
+                    </a:prstGeom>
+                  </pic:spPr>
+                </pic:pic>
+              </a:graphicData>
+            </a:graphic>
+          </wp:inline>
+        </w:drawing>
+      </w:r>
+    </w:p>
+    <w:p>
+      <w:r>
+        <w:drawing>
+          <wp:inline distT="0" distB="0" distL="0" distR="0" wp14:anchorId="617CE3EB" wp14:editId="24FF7A1A">
+            <wp:extent cx="5943600" cy="3195955"/>
+            <wp:effectExtent l="0" t="0" r="0" b="4445"/>
+            <wp:docPr id="1838542634" name="Picture 1"/>
+            <wp:cNvGraphicFramePr>
+              <a:graphicFrameLocks xmlns:a="http://schemas.openxmlformats.org/drawingml/2006/main" noChangeAspect="1"/>
+            </wp:cNvGraphicFramePr>
+            <a:graphic xmlns:a="http://schemas.openxmlformats.org/drawingml/2006/main">
+              <a:graphicData uri="http://schemas.openxmlformats.org/drawingml/2006/picture">
+                <pic:pic xmlns:pic="http://schemas.openxmlformats.org/drawingml/2006/picture">
+                  <pic:nvPicPr>
+                    <pic:cNvPr id="1838542634" name=""/>
+                    <pic:cNvPicPr/>
+                  </pic:nvPicPr>
+                  <pic:blipFill>
+                    <a:blip r:embed="rId23"/>
+                    <a:stretch>
+                      <a:fillRect/>
+                    </a:stretch>
+                  </pic:blipFill>
+                  <pic:spPr>
+                    <a:xfrm>
+                      <a:off x="0" y="0"/>
+                      <a:ext cx="5943600" cy="3195955"/>
+                    </a:xfrm>
+                    <a:prstGeom prst="rect">
+                      <a:avLst/>
+                    </a:prstGeom>
+                  </pic:spPr>
+                </pic:pic>
+              </a:graphicData>
+            </a:graphic>
+          </wp:inline>
+        </w:drawing>
+      </w:r>
+    </w:p>
+    <w:p/>
+    <w:p/>
+    <w:p/>
+    <w:p>
+      <w:r>
+        <w:lastRenderedPageBreak/>
+        <w:t>app/routes/profile.js</w:t>
+      </w:r>
+    </w:p>
+    <w:p>
+      <w:r>
+        <w:rPr>
+          <w:noProof/>
+        </w:rPr>
+        <w:drawing>
+          <wp:inline distT="0" distB="0" distL="0" distR="0" wp14:anchorId="65D013FC" wp14:editId="51705209">
+            <wp:extent cx="5943600" cy="5203825"/>
+            <wp:effectExtent l="0" t="0" r="0" b="0"/>
+            <wp:docPr id="1394442116" name="Picture 1"/>
+            <wp:cNvGraphicFramePr>
+              <a:graphicFrameLocks xmlns:a="http://schemas.openxmlformats.org/drawingml/2006/main" noChangeAspect="1"/>
+            </wp:cNvGraphicFramePr>
+            <a:graphic xmlns:a="http://schemas.openxmlformats.org/drawingml/2006/main">
+              <a:graphicData uri="http://schemas.openxmlformats.org/drawingml/2006/picture">
+                <pic:pic xmlns:pic="http://schemas.openxmlformats.org/drawingml/2006/picture">
+                  <pic:nvPicPr>
+                    <pic:cNvPr id="1394442116" name=""/>
+                    <pic:cNvPicPr/>
+                  </pic:nvPicPr>
+                  <pic:blipFill>
+                    <a:blip r:embed="rId24"/>
+                    <a:stretch>
+                      <a:fillRect/>
+                    </a:stretch>
+                  </pic:blipFill>
+                  <pic:spPr>
+                    <a:xfrm>
+                      <a:off x="0" y="0"/>
+                      <a:ext cx="5943600" cy="5203825"/>
+                    </a:xfrm>
+                    <a:prstGeom prst="rect">
+                      <a:avLst/>
+                    </a:prstGeom>
+                  </pic:spPr>
+                </pic:pic>
+              </a:graphicData>
+            </a:graphic>
+          </wp:inline>
+        </w:drawing>
+      </w:r>
+    </w:p>
+    <w:p>
+      <w:pPr>
+        <w:pStyle w:val="Heading3"/>
+      </w:pPr>
+      <w:r>
+        <w:t>Fix</w:t>
+      </w:r>
+    </w:p>
+    <w:p>
+      <w:r>
+        <w:drawing>
+          <wp:inline distT="0" distB="0" distL="0" distR="0" wp14:anchorId="0603F6F0" wp14:editId="0D03E511">
+            <wp:extent cx="4142630" cy="2135933"/>
+            <wp:effectExtent l="0" t="0" r="0" b="0"/>
+            <wp:docPr id="1507657640" name="Picture 1"/>
+            <wp:cNvGraphicFramePr>
+              <a:graphicFrameLocks xmlns:a="http://schemas.openxmlformats.org/drawingml/2006/main" noChangeAspect="1"/>
+            </wp:cNvGraphicFramePr>
+            <a:graphic xmlns:a="http://schemas.openxmlformats.org/drawingml/2006/main">
+              <a:graphicData uri="http://schemas.openxmlformats.org/drawingml/2006/picture">
+                <pic:pic xmlns:pic="http://schemas.openxmlformats.org/drawingml/2006/picture">
+                  <pic:nvPicPr>
+                    <pic:cNvPr id="1507657640" name=""/>
+                    <pic:cNvPicPr/>
+                  </pic:nvPicPr>
+                  <pic:blipFill>
+                    <a:blip r:embed="rId25"/>
+                    <a:stretch>
+                      <a:fillRect/>
+                    </a:stretch>
+                  </pic:blipFill>
+                  <pic:spPr>
+                    <a:xfrm>
+                      <a:off x="0" y="0"/>
+                      <a:ext cx="4149652" cy="2139554"/>
+                    </a:xfrm>
+                    <a:prstGeom prst="rect">
+                      <a:avLst/>
+                    </a:prstGeom>
+                  </pic:spPr>
+                </pic:pic>
+              </a:graphicData>
+            </a:graphic>
+          </wp:inline>
+        </w:drawing>
+      </w:r>
+    </w:p>
+    <w:p>
+      <w:r>
+        <w:lastRenderedPageBreak/>
+        <w:t>app/routes/profile.js</w:t>
+      </w:r>
+    </w:p>
+    <w:p>
+      <w:r>
+        <w:drawing>
+          <wp:anchor distT="0" distB="0" distL="114300" distR="114300" simplePos="0" relativeHeight="251659264" behindDoc="0" locked="0" layoutInCell="1" allowOverlap="1" wp14:anchorId="72EA151D" wp14:editId="63242FFC">
+            <wp:simplePos x="914400" y="4110824"/>
+            <wp:positionH relativeFrom="column">
+              <wp:align>left</wp:align>
+            </wp:positionH>
+            <wp:positionV relativeFrom="paragraph">
+              <wp:align>top</wp:align>
+            </wp:positionV>
+            <wp:extent cx="4285615" cy="4331970"/>
+            <wp:effectExtent l="0" t="0" r="635" b="0"/>
+            <wp:wrapSquare wrapText="bothSides"/>
+            <wp:docPr id="1546950811" name="Picture 1"/>
+            <wp:cNvGraphicFramePr>
+              <a:graphicFrameLocks xmlns:a="http://schemas.openxmlformats.org/drawingml/2006/main" noChangeAspect="1"/>
+            </wp:cNvGraphicFramePr>
+            <a:graphic xmlns:a="http://schemas.openxmlformats.org/drawingml/2006/main">
+              <a:graphicData uri="http://schemas.openxmlformats.org/drawingml/2006/picture">
+                <pic:pic xmlns:pic="http://schemas.openxmlformats.org/drawingml/2006/picture">
+                  <pic:nvPicPr>
+                    <pic:cNvPr id="1546950811" name=""/>
+                    <pic:cNvPicPr/>
+                  </pic:nvPicPr>
+                  <pic:blipFill>
+                    <a:blip r:embed="rId26">
+                      <a:extLst>
+                        <a:ext uri="{28A0092B-C50C-407E-A947-70E740481C1C}">
+                          <a14:useLocalDpi xmlns:a14="http://schemas.microsoft.com/office/drawing/2010/main" val="0"/>
+                        </a:ext>
+                      </a:extLst>
+                    </a:blip>
+                    <a:stretch>
+                      <a:fillRect/>
+                    </a:stretch>
+                  </pic:blipFill>
+                  <pic:spPr>
+                    <a:xfrm>
+                      <a:off x="0" y="0"/>
+                      <a:ext cx="4289559" cy="4336304"/>
+                    </a:xfrm>
+                    <a:prstGeom prst="rect">
+                      <a:avLst/>
+                    </a:prstGeom>
+                  </pic:spPr>
+                </pic:pic>
+              </a:graphicData>
+            </a:graphic>
+            <wp14:sizeRelH relativeFrom="margin">
+              <wp14:pctWidth>0</wp14:pctWidth>
+            </wp14:sizeRelH>
+            <wp14:sizeRelV relativeFrom="margin">
+              <wp14:pctHeight>0</wp14:pctHeight>
+            </wp14:sizeRelV>
+          </wp:anchor>
+        </w:drawing>
+      </w:r>
+      <w:r>
+        <w:br w:type="textWrapping" w:clear="all"/>
+      </w:r>
     </w:p>
     <w:sectPr>
-      <w:footerReference w:type="default" r:id="rId16"/>
+      <w:footerReference w:type="default" r:id="rId27"/>
       <w:pgSz w:w="12240" w:h="15840"/>
       <w:pgMar w:top="1440" w:right="1440" w:bottom="1440" w:left="1440" w:header="720" w:footer="720" w:gutter="0"/>
       <w:pgNumType w:fmt="numberInDash" w:start="1"/>
@@ -3167,6 +4187,7 @@
   <w:style w:type="paragraph" w:default="1" w:styleId="Normal">
     <w:name w:val="Normal"/>
     <w:qFormat/>
+    <w:rsid w:val="00CB56FD"/>
   </w:style>
   <w:style w:type="paragraph" w:styleId="Heading1">
     <w:name w:val="heading 1"/>
@@ -3217,7 +4238,6 @@
     <w:next w:val="Normal"/>
     <w:link w:val="Heading3Char"/>
     <w:uiPriority w:val="9"/>
-    <w:semiHidden/>
     <w:unhideWhenUsed/>
     <w:qFormat/>
     <w:rsid w:val="00BE10AF"/>
@@ -3423,7 +4443,6 @@
     <w:basedOn w:val="DefaultParagraphFont"/>
     <w:link w:val="Heading3"/>
     <w:uiPriority w:val="9"/>
-    <w:semiHidden/>
     <w:rsid w:val="00BE10AF"/>
     <w:rPr>
       <w:rFonts w:eastAsiaTheme="majorEastAsia" w:cstheme="majorBidi"/>
@@ -4156,6 +5175,23 @@
 </file>
 
 <file path=customXml/item2.xml><?xml version="1.0" encoding="utf-8"?>
+<p:properties xmlns:p="http://schemas.microsoft.com/office/2006/metadata/properties" xmlns:xsi="http://www.w3.org/2001/XMLSchema-instance" xmlns:pc="http://schemas.microsoft.com/office/infopath/2007/PartnerControls">
+  <documentManagement>
+    <_activity xmlns="41899fe1-77c8-4641-9c61-2479d8d6a5c3" xsi:nil="true"/>
+  </documentManagement>
+</p:properties>
+</file>
+
+<file path=customXml/item3.xml><?xml version="1.0" encoding="utf-8"?>
+<?mso-contentType ?>
+<FormTemplates xmlns="http://schemas.microsoft.com/sharepoint/v3/contenttype/forms">
+  <Display>DocumentLibraryForm</Display>
+  <Edit>DocumentLibraryForm</Edit>
+  <New>DocumentLibraryForm</New>
+</FormTemplates>
+</file>
+
+<file path=customXml/item4.xml><?xml version="1.0" encoding="utf-8"?>
 <ct:contentTypeSchema xmlns:ct="http://schemas.microsoft.com/office/2006/metadata/contentType" xmlns:ma="http://schemas.microsoft.com/office/2006/metadata/properties/metaAttributes" ct:_="" ma:_="" ma:contentTypeName="Document" ma:contentTypeID="0x01010086A11BF672EA7F49BF1053710118E989" ma:contentTypeVersion="13" ma:contentTypeDescription="Create a new document." ma:contentTypeScope="" ma:versionID="5e3f34a6902b085571c7ce04a47f22cf">
   <xsd:schema xmlns:xsd="http://www.w3.org/2001/XMLSchema" xmlns:xs="http://www.w3.org/2001/XMLSchema" xmlns:p="http://schemas.microsoft.com/office/2006/metadata/properties" xmlns:ns3="41899fe1-77c8-4641-9c61-2479d8d6a5c3" xmlns:ns4="1ea4a77d-1883-4cde-a10e-daa02c7e237a" targetNamespace="http://schemas.microsoft.com/office/2006/metadata/properties" ma:root="true" ma:fieldsID="0137eca7c0fbe07db7b796e82e054778" ns3:_="" ns4:_="">
     <xsd:import namespace="41899fe1-77c8-4641-9c61-2479d8d6a5c3"/>
@@ -4374,23 +5410,6 @@
 </ct:contentTypeSchema>
 </file>
 
-<file path=customXml/item3.xml><?xml version="1.0" encoding="utf-8"?>
-<?mso-contentType ?>
-<FormTemplates xmlns="http://schemas.microsoft.com/sharepoint/v3/contenttype/forms">
-  <Display>DocumentLibraryForm</Display>
-  <Edit>DocumentLibraryForm</Edit>
-  <New>DocumentLibraryForm</New>
-</FormTemplates>
-</file>
-
-<file path=customXml/item4.xml><?xml version="1.0" encoding="utf-8"?>
-<p:properties xmlns:p="http://schemas.microsoft.com/office/2006/metadata/properties" xmlns:xsi="http://www.w3.org/2001/XMLSchema-instance" xmlns:pc="http://schemas.microsoft.com/office/infopath/2007/PartnerControls">
-  <documentManagement>
-    <_activity xmlns="41899fe1-77c8-4641-9c61-2479d8d6a5c3" xsi:nil="true"/>
-  </documentManagement>
-</p:properties>
-</file>
-
 <file path=customXml/itemProps1.xml><?xml version="1.0" encoding="utf-8"?>
 <ds:datastoreItem xmlns:ds="http://schemas.openxmlformats.org/officeDocument/2006/customXml" ds:itemID="{2FE9F069-7E3B-4999-BDB4-6CFBEF60BDB2}">
   <ds:schemaRefs>
@@ -4400,6 +5419,24 @@
 </file>
 
 <file path=customXml/itemProps2.xml><?xml version="1.0" encoding="utf-8"?>
+<ds:datastoreItem xmlns:ds="http://schemas.openxmlformats.org/officeDocument/2006/customXml" ds:itemID="{00EF1867-B8E5-4405-80C2-3FC71709F8B3}">
+  <ds:schemaRefs>
+    <ds:schemaRef ds:uri="http://schemas.microsoft.com/office/2006/metadata/properties"/>
+    <ds:schemaRef ds:uri="http://schemas.microsoft.com/office/infopath/2007/PartnerControls"/>
+    <ds:schemaRef ds:uri="41899fe1-77c8-4641-9c61-2479d8d6a5c3"/>
+  </ds:schemaRefs>
+</ds:datastoreItem>
+</file>
+
+<file path=customXml/itemProps3.xml><?xml version="1.0" encoding="utf-8"?>
+<ds:datastoreItem xmlns:ds="http://schemas.openxmlformats.org/officeDocument/2006/customXml" ds:itemID="{5847AE6C-A735-4F82-8390-881A7356A6D0}">
+  <ds:schemaRefs>
+    <ds:schemaRef ds:uri="http://schemas.microsoft.com/sharepoint/v3/contenttype/forms"/>
+  </ds:schemaRefs>
+</ds:datastoreItem>
+</file>
+
+<file path=customXml/itemProps4.xml><?xml version="1.0" encoding="utf-8"?>
 <ds:datastoreItem xmlns:ds="http://schemas.openxmlformats.org/officeDocument/2006/customXml" ds:itemID="{1BF364A2-442E-42B4-8376-A85B7B804494}">
   <ds:schemaRefs>
     <ds:schemaRef ds:uri="http://schemas.microsoft.com/office/2006/metadata/contentType"/>
@@ -4416,22 +5453,4 @@
     <ds:schemaRef ds:uri="http://schemas.microsoft.com/internal/obd"/>
   </ds:schemaRefs>
 </ds:datastoreItem>
-</file>
-
-<file path=customXml/itemProps3.xml><?xml version="1.0" encoding="utf-8"?>
-<ds:datastoreItem xmlns:ds="http://schemas.openxmlformats.org/officeDocument/2006/customXml" ds:itemID="{5847AE6C-A735-4F82-8390-881A7356A6D0}">
-  <ds:schemaRefs>
-    <ds:schemaRef ds:uri="http://schemas.microsoft.com/sharepoint/v3/contenttype/forms"/>
-  </ds:schemaRefs>
-</ds:datastoreItem>
-</file>
-
-<file path=customXml/itemProps4.xml><?xml version="1.0" encoding="utf-8"?>
-<ds:datastoreItem xmlns:ds="http://schemas.openxmlformats.org/officeDocument/2006/customXml" ds:itemID="{00EF1867-B8E5-4405-80C2-3FC71709F8B3}">
-  <ds:schemaRefs>
-    <ds:schemaRef ds:uri="http://schemas.microsoft.com/office/2006/metadata/properties"/>
-    <ds:schemaRef ds:uri="http://schemas.microsoft.com/office/infopath/2007/PartnerControls"/>
-    <ds:schemaRef ds:uri="41899fe1-77c8-4641-9c61-2479d8d6a5c3"/>
-  </ds:schemaRefs>
-</ds:datastoreItem>
 </file>
--- a/assiment.docx
+++ b/assiment.docx
@@ -124,6 +124,7 @@
         </w:rPr>
         <w:t xml:space="preserve"> </w:t>
       </w:r>
+      <w:proofErr w:type="spellStart"/>
       <w:r>
         <w:rPr>
           <w:b/>
@@ -131,6 +132,7 @@
         </w:rPr>
         <w:t>DevSecOps</w:t>
       </w:r>
+      <w:proofErr w:type="spellEnd"/>
     </w:p>
     <w:p>
       <w:pPr>
@@ -278,8 +280,13 @@
               <w:spacing w:after="160" w:line="278" w:lineRule="auto"/>
             </w:pPr>
             <w:r>
-              <w:t>Pethvan p p</w:t>
-            </w:r>
+              <w:t xml:space="preserve">Pethvan p </w:t>
+            </w:r>
+            <w:proofErr w:type="spellStart"/>
+            <w:r>
+              <w:t>p</w:t>
+            </w:r>
+            <w:proofErr w:type="spellEnd"/>
           </w:p>
         </w:tc>
       </w:tr>
@@ -323,8 +330,13 @@
             <w:pPr>
               <w:spacing w:after="160" w:line="278" w:lineRule="auto"/>
             </w:pPr>
-            <w:r>
-              <w:t xml:space="preserve">Aluthge </w:t>
+            <w:proofErr w:type="spellStart"/>
+            <w:r>
+              <w:t>Aluthge</w:t>
+            </w:r>
+            <w:proofErr w:type="spellEnd"/>
+            <w:r>
+              <w:t xml:space="preserve"> </w:t>
             </w:r>
             <w:proofErr w:type="gramStart"/>
             <w:r>
@@ -425,8 +437,13 @@
             <w:pPr>
               <w:spacing w:after="160" w:line="278" w:lineRule="auto"/>
             </w:pPr>
-            <w:r>
-              <w:t>Shanthoshika S</w:t>
+            <w:proofErr w:type="spellStart"/>
+            <w:r>
+              <w:t>Shanthoshika</w:t>
+            </w:r>
+            <w:proofErr w:type="spellEnd"/>
+            <w:r>
+              <w:t xml:space="preserve"> S</w:t>
             </w:r>
           </w:p>
         </w:tc>
@@ -1189,14 +1206,27 @@
         <w:pStyle w:val="Heading2"/>
       </w:pPr>
       <w:bookmarkStart w:id="1" w:name="_Toc241006666"/>
-      <w:r>
-        <w:t>Multiocintainer stack</w:t>
+      <w:proofErr w:type="spellStart"/>
+      <w:r>
+        <w:t>Multiocintainer</w:t>
+      </w:r>
+      <w:proofErr w:type="spellEnd"/>
+      <w:r>
+        <w:t xml:space="preserve"> stack</w:t>
       </w:r>
       <w:bookmarkEnd w:id="1"/>
     </w:p>
     <w:p>
       <w:r>
-        <w:t xml:space="preserve">The deployment architecture partitions OWASP NodeGoat into two discrete containerized tiers </w:t>
+        <w:t xml:space="preserve">The deployment architecture partitions OWASP </w:t>
+      </w:r>
+      <w:proofErr w:type="spellStart"/>
+      <w:r>
+        <w:t>NodeGoat</w:t>
+      </w:r>
+      <w:proofErr w:type="spellEnd"/>
+      <w:r>
+        <w:t xml:space="preserve"> into two discrete containerized tiers </w:t>
       </w:r>
     </w:p>
     <w:p>
@@ -1208,7 +1238,15 @@
         </w:numPr>
       </w:pPr>
       <w:r>
-        <w:t>The application runtime tier(nodegoat-web)</w:t>
+        <w:t>The application runtime tier(</w:t>
+      </w:r>
+      <w:proofErr w:type="spellStart"/>
+      <w:r>
+        <w:t>nodegoat</w:t>
+      </w:r>
+      <w:proofErr w:type="spellEnd"/>
+      <w:r>
+        <w:t>-web)</w:t>
       </w:r>
     </w:p>
     <w:p>
@@ -1228,12 +1266,28 @@
       </w:r>
       <w:proofErr w:type="gramEnd"/>
       <w:r>
-        <w:t>(nodegoat-db)</w:t>
-      </w:r>
-    </w:p>
-    <w:p>
-      <w:r>
-        <w:t xml:space="preserve">Using docker compose the system build and start in fully self container offline status single command </w:t>
+        <w:t>(</w:t>
+      </w:r>
+      <w:proofErr w:type="spellStart"/>
+      <w:r>
+        <w:t>nodegoat-db</w:t>
+      </w:r>
+      <w:proofErr w:type="spellEnd"/>
+      <w:r>
+        <w:t>)</w:t>
+      </w:r>
+    </w:p>
+    <w:p>
+      <w:r>
+        <w:t xml:space="preserve">Using docker compose the system build and start in fully </w:t>
+      </w:r>
+      <w:proofErr w:type="spellStart"/>
+      <w:r>
+        <w:t>self container</w:t>
+      </w:r>
+      <w:proofErr w:type="spellEnd"/>
+      <w:r>
+        <w:t xml:space="preserve"> offline status single command </w:t>
       </w:r>
       <w:r>
         <w:rPr>
@@ -1251,7 +1305,31 @@
       </w:r>
       <w:proofErr w:type="gramEnd"/>
       <w:r>
-        <w:t xml:space="preserve"> express application handling and isolated mongo-db database management manage in db docker using tcp port 27017 for monitoring scripts and logs</w:t>
+        <w:t xml:space="preserve"> express application handling and isolated mongo-</w:t>
+      </w:r>
+      <w:proofErr w:type="spellStart"/>
+      <w:r>
+        <w:t>db</w:t>
+      </w:r>
+      <w:proofErr w:type="spellEnd"/>
+      <w:r>
+        <w:t xml:space="preserve"> database management manage in </w:t>
+      </w:r>
+      <w:proofErr w:type="spellStart"/>
+      <w:r>
+        <w:t>db</w:t>
+      </w:r>
+      <w:proofErr w:type="spellEnd"/>
+      <w:r>
+        <w:t xml:space="preserve"> docker using </w:t>
+      </w:r>
+      <w:proofErr w:type="spellStart"/>
+      <w:r>
+        <w:t>tcp</w:t>
+      </w:r>
+      <w:proofErr w:type="spellEnd"/>
+      <w:r>
+        <w:t xml:space="preserve"> port 27017 for monitoring scripts and logs</w:t>
       </w:r>
     </w:p>
     <w:p>
@@ -1394,6 +1472,7 @@
       <w:r>
         <w:t xml:space="preserve">configure with </w:t>
       </w:r>
+      <w:proofErr w:type="spellStart"/>
       <w:proofErr w:type="gramStart"/>
       <w:r>
         <w:rPr>
@@ -1402,6 +1481,7 @@
         </w:rPr>
         <w:t>internal:true</w:t>
       </w:r>
+      <w:proofErr w:type="spellEnd"/>
       <w:proofErr w:type="gramEnd"/>
       <w:r>
         <w:t xml:space="preserve"> to </w:t>
@@ -1651,8 +1731,13 @@
       </w:r>
       <w:proofErr w:type="gramStart"/>
       <w:r>
-        <w:t>the NodeGoat</w:t>
-      </w:r>
+        <w:t xml:space="preserve">the </w:t>
+      </w:r>
+      <w:proofErr w:type="spellStart"/>
+      <w:r>
+        <w:t>NodeGoat</w:t>
+      </w:r>
+      <w:proofErr w:type="spellEnd"/>
       <w:proofErr w:type="gramEnd"/>
       <w:r>
         <w:t xml:space="preserve"> architecture. The threats were identified using the STRIDE methodology.</w:t>
@@ -1703,7 +1788,15 @@
       </w:r>
       <w:proofErr w:type="gramEnd"/>
       <w:r>
-        <w:t xml:space="preserve"> taking advantage of the fact that Express does not enforce typechecking on the input, the attacker can bypass authentication and hijack an administrator’s session. No credentials would be required to perform this attack, apart from basic knowledge of the MongoDB query language.</w:t>
+        <w:t xml:space="preserve"> taking advantage of the fact that Express does not enforce </w:t>
+      </w:r>
+      <w:proofErr w:type="spellStart"/>
+      <w:r>
+        <w:t>typechecking</w:t>
+      </w:r>
+      <w:proofErr w:type="spellEnd"/>
+      <w:r>
+        <w:t xml:space="preserve"> on the input, the attacker can bypass authentication and hijack an administrator’s session. No credentials would be required to perform this attack, apart from basic knowledge of the MongoDB query language.</w:t>
       </w:r>
     </w:p>
     <w:p>
@@ -1722,7 +1815,23 @@
         <w:t>Tampering (Insecure Direct Object Reference on Allocations):</w:t>
       </w:r>
       <w:r>
-        <w:t xml:space="preserve"> An authenticated attacker can tamper with allocation records by modifying the request sent to the server when the attacker attempts to update their asset allocation. By changing the userId value in the request to another value, the attacker can effectively change the allocation records of another user. The vulnerability stems from the fact that the server does not check whether the userId belongs to the authenticated attacker.</w:t>
+        <w:t xml:space="preserve"> An authenticated attacker can tamper with allocation records by modifying the request sent to the server when the attacker attempts to update their asset allocation. By changing the </w:t>
+      </w:r>
+      <w:proofErr w:type="spellStart"/>
+      <w:r>
+        <w:t>userId</w:t>
+      </w:r>
+      <w:proofErr w:type="spellEnd"/>
+      <w:r>
+        <w:t xml:space="preserve"> value in the request to another value, the attacker can effectively change the allocation records of another user. The vulnerability stems from the fact that the server does not check whether the </w:t>
+      </w:r>
+      <w:proofErr w:type="spellStart"/>
+      <w:r>
+        <w:t>userId</w:t>
+      </w:r>
+      <w:proofErr w:type="spellEnd"/>
+      <w:r>
+        <w:t xml:space="preserve"> belongs to the authenticated attacker.</w:t>
       </w:r>
     </w:p>
     <w:p>
@@ -1741,7 +1850,15 @@
         <w:t>Information Disclosure (Hardcoded Database Credentials):</w:t>
       </w:r>
       <w:r>
-        <w:t xml:space="preserve"> A developer could accidentally commit the database credentials required to connect to the MongoDB server and sign cookies for the Express framework in the config/env/development.js file or the docker-compose.yml file. If this information becomes available to an attacker, they can utilize it to connect to the database directly and forge valid session cookies to hijack the administrator’s session.</w:t>
+        <w:t xml:space="preserve"> A developer could accidentally commit the database credentials required to connect to the MongoDB server and sign cookies for the Express framework in the config/env/development.js file or the docker-</w:t>
+      </w:r>
+      <w:proofErr w:type="spellStart"/>
+      <w:r>
+        <w:t>compose.yml</w:t>
+      </w:r>
+      <w:proofErr w:type="spellEnd"/>
+      <w:r>
+        <w:t xml:space="preserve"> file. If this information becomes available to an attacker, they can utilize it to connect to the database directly and forge valid session cookies to hijack the administrator’s session.</w:t>
       </w:r>
     </w:p>
     <w:p>
@@ -2215,6 +2332,7 @@
             <w:r>
               <w:t xml:space="preserve"> Implement strict allow-list type checking (</w:t>
             </w:r>
+            <w:proofErr w:type="spellStart"/>
             <w:proofErr w:type="gramStart"/>
             <w:r>
               <w:rPr>
@@ -2223,6 +2341,7 @@
               </w:rPr>
               <w:t>typeof</w:t>
             </w:r>
+            <w:proofErr w:type="spellEnd"/>
             <w:proofErr w:type="gramEnd"/>
             <w:r>
               <w:rPr>
@@ -2320,6 +2439,7 @@
               </w:rPr>
               <w:t xml:space="preserve"> </w:t>
             </w:r>
+            <w:proofErr w:type="spellStart"/>
             <w:proofErr w:type="gramStart"/>
             <w:r>
               <w:rPr>
@@ -2336,6 +2456,7 @@
               </w:rPr>
               <w:t>.userId</w:t>
             </w:r>
+            <w:proofErr w:type="spellEnd"/>
           </w:p>
         </w:tc>
         <w:tc>
@@ -2432,8 +2553,33 @@
                 <w:b/>
                 <w:bCs/>
               </w:rPr>
-              <w:t>.github/workflows/devsecops-pipeline.yml</w:t>
-            </w:r>
+              <w:t>.</w:t>
+            </w:r>
+            <w:proofErr w:type="spellStart"/>
+            <w:r>
+              <w:rPr>
+                <w:b/>
+                <w:bCs/>
+              </w:rPr>
+              <w:t>github</w:t>
+            </w:r>
+            <w:proofErr w:type="spellEnd"/>
+            <w:r>
+              <w:rPr>
+                <w:b/>
+                <w:bCs/>
+              </w:rPr>
+              <w:t>/workflows/</w:t>
+            </w:r>
+            <w:proofErr w:type="spellStart"/>
+            <w:r>
+              <w:rPr>
+                <w:b/>
+                <w:bCs/>
+              </w:rPr>
+              <w:t>devsecops-pipeline.yml</w:t>
+            </w:r>
+            <w:proofErr w:type="spellEnd"/>
           </w:p>
         </w:tc>
       </w:tr>
@@ -2481,15 +2627,32 @@
               <w:t>SAST &amp; Infrastructure Hardening</w:t>
             </w:r>
             <w:r>
-              <w:t xml:space="preserve">: Semgrep flags missing limits; </w:t>
-            </w:r>
+              <w:t xml:space="preserve">: </w:t>
+            </w:r>
+            <w:proofErr w:type="spellStart"/>
+            <w:r>
+              <w:t>Semgrep</w:t>
+            </w:r>
+            <w:proofErr w:type="spellEnd"/>
+            <w:r>
+              <w:t xml:space="preserve"> flags missing limits; </w:t>
+            </w:r>
+            <w:proofErr w:type="spellStart"/>
             <w:proofErr w:type="gramStart"/>
             <w:r>
               <w:rPr>
                 <w:b/>
                 <w:bCs/>
               </w:rPr>
-              <w:t>express.json({ limit</w:t>
+              <w:t>express.json</w:t>
+            </w:r>
+            <w:proofErr w:type="spellEnd"/>
+            <w:r>
+              <w:rPr>
+                <w:b/>
+                <w:bCs/>
+              </w:rPr>
+              <w:t>({ limit</w:t>
             </w:r>
             <w:proofErr w:type="gramEnd"/>
             <w:r>
@@ -2536,8 +2699,33 @@
                 <w:b/>
                 <w:bCs/>
               </w:rPr>
-              <w:t>.github/workflows/devsecops-pipeline.yml</w:t>
-            </w:r>
+              <w:t>.</w:t>
+            </w:r>
+            <w:proofErr w:type="spellStart"/>
+            <w:r>
+              <w:rPr>
+                <w:b/>
+                <w:bCs/>
+              </w:rPr>
+              <w:t>github</w:t>
+            </w:r>
+            <w:proofErr w:type="spellEnd"/>
+            <w:r>
+              <w:rPr>
+                <w:b/>
+                <w:bCs/>
+              </w:rPr>
+              <w:t>/workflows/</w:t>
+            </w:r>
+            <w:proofErr w:type="spellStart"/>
+            <w:r>
+              <w:rPr>
+                <w:b/>
+                <w:bCs/>
+              </w:rPr>
+              <w:t>devsecops-pipeline.yml</w:t>
+            </w:r>
+            <w:proofErr w:type="spellEnd"/>
           </w:p>
         </w:tc>
       </w:tr>
@@ -3175,8 +3363,248 @@
         <w:br w:type="textWrapping" w:clear="all"/>
       </w:r>
     </w:p>
+    <w:p>
+      <w:pPr>
+        <w:pStyle w:val="Heading2"/>
+      </w:pPr>
+      <w:r>
+        <w:t>Insecure Direct Object Reference (IDOR)</w:t>
+      </w:r>
+    </w:p>
+    <w:p>
+      <w:pPr>
+        <w:pStyle w:val="Heading3"/>
+      </w:pPr>
+      <w:r>
+        <w:t>Vulnerabilities</w:t>
+      </w:r>
+    </w:p>
+    <w:p>
+      <w:r>
+        <w:rPr>
+          <w:noProof/>
+        </w:rPr>
+        <w:drawing>
+          <wp:inline distT="0" distB="0" distL="0" distR="0" wp14:anchorId="300EC5AA" wp14:editId="1362F59F">
+            <wp:extent cx="5943600" cy="1972945"/>
+            <wp:effectExtent l="0" t="0" r="0" b="8255"/>
+            <wp:docPr id="217269298" name="Picture 1"/>
+            <wp:cNvGraphicFramePr>
+              <a:graphicFrameLocks xmlns:a="http://schemas.openxmlformats.org/drawingml/2006/main" noChangeAspect="1"/>
+            </wp:cNvGraphicFramePr>
+            <a:graphic xmlns:a="http://schemas.openxmlformats.org/drawingml/2006/main">
+              <a:graphicData uri="http://schemas.openxmlformats.org/drawingml/2006/picture">
+                <pic:pic xmlns:pic="http://schemas.openxmlformats.org/drawingml/2006/picture">
+                  <pic:nvPicPr>
+                    <pic:cNvPr id="217269298" name=""/>
+                    <pic:cNvPicPr/>
+                  </pic:nvPicPr>
+                  <pic:blipFill>
+                    <a:blip r:embed="rId27"/>
+                    <a:stretch>
+                      <a:fillRect/>
+                    </a:stretch>
+                  </pic:blipFill>
+                  <pic:spPr>
+                    <a:xfrm>
+                      <a:off x="0" y="0"/>
+                      <a:ext cx="5943600" cy="1972945"/>
+                    </a:xfrm>
+                    <a:prstGeom prst="rect">
+                      <a:avLst/>
+                    </a:prstGeom>
+                  </pic:spPr>
+                </pic:pic>
+              </a:graphicData>
+            </a:graphic>
+          </wp:inline>
+        </w:drawing>
+      </w:r>
+    </w:p>
+    <w:p>
+      <w:r>
+        <w:lastRenderedPageBreak/>
+        <w:drawing>
+          <wp:inline distT="0" distB="0" distL="0" distR="0" wp14:anchorId="1DAE04AE" wp14:editId="0F3F266C">
+            <wp:extent cx="5943600" cy="1722120"/>
+            <wp:effectExtent l="0" t="0" r="0" b="0"/>
+            <wp:docPr id="1093394965" name="Picture 1"/>
+            <wp:cNvGraphicFramePr>
+              <a:graphicFrameLocks xmlns:a="http://schemas.openxmlformats.org/drawingml/2006/main" noChangeAspect="1"/>
+            </wp:cNvGraphicFramePr>
+            <a:graphic xmlns:a="http://schemas.openxmlformats.org/drawingml/2006/main">
+              <a:graphicData uri="http://schemas.openxmlformats.org/drawingml/2006/picture">
+                <pic:pic xmlns:pic="http://schemas.openxmlformats.org/drawingml/2006/picture">
+                  <pic:nvPicPr>
+                    <pic:cNvPr id="1093394965" name=""/>
+                    <pic:cNvPicPr/>
+                  </pic:nvPicPr>
+                  <pic:blipFill>
+                    <a:blip r:embed="rId28"/>
+                    <a:stretch>
+                      <a:fillRect/>
+                    </a:stretch>
+                  </pic:blipFill>
+                  <pic:spPr>
+                    <a:xfrm>
+                      <a:off x="0" y="0"/>
+                      <a:ext cx="5943600" cy="1722120"/>
+                    </a:xfrm>
+                    <a:prstGeom prst="rect">
+                      <a:avLst/>
+                    </a:prstGeom>
+                  </pic:spPr>
+                </pic:pic>
+              </a:graphicData>
+            </a:graphic>
+          </wp:inline>
+        </w:drawing>
+      </w:r>
+    </w:p>
+    <w:p>
+      <w:r>
+        <w:t>app/routes/allocations.js</w:t>
+      </w:r>
+    </w:p>
+    <w:p>
+      <w:r>
+        <w:drawing>
+          <wp:inline distT="0" distB="0" distL="0" distR="0" wp14:anchorId="72AD8F4A" wp14:editId="5FE6ECB5">
+            <wp:extent cx="5943600" cy="3677285"/>
+            <wp:effectExtent l="0" t="0" r="0" b="0"/>
+            <wp:docPr id="1010118256" name="Picture 1"/>
+            <wp:cNvGraphicFramePr>
+              <a:graphicFrameLocks xmlns:a="http://schemas.openxmlformats.org/drawingml/2006/main" noChangeAspect="1"/>
+            </wp:cNvGraphicFramePr>
+            <a:graphic xmlns:a="http://schemas.openxmlformats.org/drawingml/2006/main">
+              <a:graphicData uri="http://schemas.openxmlformats.org/drawingml/2006/picture">
+                <pic:pic xmlns:pic="http://schemas.openxmlformats.org/drawingml/2006/picture">
+                  <pic:nvPicPr>
+                    <pic:cNvPr id="1010118256" name=""/>
+                    <pic:cNvPicPr/>
+                  </pic:nvPicPr>
+                  <pic:blipFill>
+                    <a:blip r:embed="rId29"/>
+                    <a:stretch>
+                      <a:fillRect/>
+                    </a:stretch>
+                  </pic:blipFill>
+                  <pic:spPr>
+                    <a:xfrm>
+                      <a:off x="0" y="0"/>
+                      <a:ext cx="5943600" cy="3677285"/>
+                    </a:xfrm>
+                    <a:prstGeom prst="rect">
+                      <a:avLst/>
+                    </a:prstGeom>
+                  </pic:spPr>
+                </pic:pic>
+              </a:graphicData>
+            </a:graphic>
+          </wp:inline>
+        </w:drawing>
+      </w:r>
+    </w:p>
+    <w:p>
+      <w:pPr>
+        <w:pStyle w:val="Heading3"/>
+      </w:pPr>
+      <w:r>
+        <w:t>Fix</w:t>
+      </w:r>
+    </w:p>
+    <w:p/>
+    <w:p/>
+    <w:p/>
+    <w:p>
+      <w:r>
+        <w:drawing>
+          <wp:inline distT="0" distB="0" distL="0" distR="0" wp14:anchorId="1F4953C6" wp14:editId="77A6A450">
+            <wp:extent cx="5943600" cy="737235"/>
+            <wp:effectExtent l="0" t="0" r="0" b="5715"/>
+            <wp:docPr id="780621007" name="Picture 1"/>
+            <wp:cNvGraphicFramePr>
+              <a:graphicFrameLocks xmlns:a="http://schemas.openxmlformats.org/drawingml/2006/main" noChangeAspect="1"/>
+            </wp:cNvGraphicFramePr>
+            <a:graphic xmlns:a="http://schemas.openxmlformats.org/drawingml/2006/main">
+              <a:graphicData uri="http://schemas.openxmlformats.org/drawingml/2006/picture">
+                <pic:pic xmlns:pic="http://schemas.openxmlformats.org/drawingml/2006/picture">
+                  <pic:nvPicPr>
+                    <pic:cNvPr id="780621007" name=""/>
+                    <pic:cNvPicPr/>
+                  </pic:nvPicPr>
+                  <pic:blipFill>
+                    <a:blip r:embed="rId30"/>
+                    <a:stretch>
+                      <a:fillRect/>
+                    </a:stretch>
+                  </pic:blipFill>
+                  <pic:spPr>
+                    <a:xfrm>
+                      <a:off x="0" y="0"/>
+                      <a:ext cx="5943600" cy="737235"/>
+                    </a:xfrm>
+                    <a:prstGeom prst="rect">
+                      <a:avLst/>
+                    </a:prstGeom>
+                  </pic:spPr>
+                </pic:pic>
+              </a:graphicData>
+            </a:graphic>
+          </wp:inline>
+        </w:drawing>
+      </w:r>
+    </w:p>
+    <w:p>
+      <w:r>
+        <w:lastRenderedPageBreak/>
+        <w:t>app/routes/allocations.js</w:t>
+      </w:r>
+    </w:p>
+    <w:p>
+      <w:r>
+        <w:drawing>
+          <wp:inline distT="0" distB="0" distL="0" distR="0" wp14:anchorId="08BB9BB7" wp14:editId="591F3F9F">
+            <wp:extent cx="5943600" cy="3065145"/>
+            <wp:effectExtent l="0" t="0" r="0" b="1905"/>
+            <wp:docPr id="549100626" name="Picture 1"/>
+            <wp:cNvGraphicFramePr>
+              <a:graphicFrameLocks xmlns:a="http://schemas.openxmlformats.org/drawingml/2006/main" noChangeAspect="1"/>
+            </wp:cNvGraphicFramePr>
+            <a:graphic xmlns:a="http://schemas.openxmlformats.org/drawingml/2006/main">
+              <a:graphicData uri="http://schemas.openxmlformats.org/drawingml/2006/picture">
+                <pic:pic xmlns:pic="http://schemas.openxmlformats.org/drawingml/2006/picture">
+                  <pic:nvPicPr>
+                    <pic:cNvPr id="549100626" name=""/>
+                    <pic:cNvPicPr/>
+                  </pic:nvPicPr>
+                  <pic:blipFill>
+                    <a:blip r:embed="rId31"/>
+                    <a:stretch>
+                      <a:fillRect/>
+                    </a:stretch>
+                  </pic:blipFill>
+                  <pic:spPr>
+                    <a:xfrm>
+                      <a:off x="0" y="0"/>
+                      <a:ext cx="5943600" cy="3065145"/>
+                    </a:xfrm>
+                    <a:prstGeom prst="rect">
+                      <a:avLst/>
+                    </a:prstGeom>
+                  </pic:spPr>
+                </pic:pic>
+              </a:graphicData>
+            </a:graphic>
+          </wp:inline>
+        </w:drawing>
+      </w:r>
+    </w:p>
+    <w:p/>
+    <w:p/>
+    <w:p/>
     <w:sectPr>
-      <w:footerReference w:type="default" r:id="rId27"/>
+      <w:footerReference w:type="default" r:id="rId32"/>
       <w:pgSz w:w="12240" w:h="15840"/>
       <w:pgMar w:top="1440" w:right="1440" w:bottom="1440" w:left="1440" w:header="720" w:footer="720" w:gutter="0"/>
       <w:pgNumType w:fmt="numberInDash" w:start="1"/>

--- a/assiment.docx
+++ b/assiment.docx
@@ -124,7 +124,6 @@
         </w:rPr>
         <w:t xml:space="preserve"> </w:t>
       </w:r>
-      <w:proofErr w:type="spellStart"/>
       <w:r>
         <w:rPr>
           <w:b/>
@@ -132,7 +131,6 @@
         </w:rPr>
         <w:t>DevSecOps</w:t>
       </w:r>
-      <w:proofErr w:type="spellEnd"/>
     </w:p>
     <w:p>
       <w:pPr>
@@ -280,13 +278,8 @@
               <w:spacing w:after="160" w:line="278" w:lineRule="auto"/>
             </w:pPr>
             <w:r>
-              <w:t xml:space="preserve">Pethvan p </w:t>
-            </w:r>
-            <w:proofErr w:type="spellStart"/>
-            <w:r>
-              <w:t>p</w:t>
-            </w:r>
-            <w:proofErr w:type="spellEnd"/>
+              <w:t>Pethvan p p</w:t>
+            </w:r>
           </w:p>
         </w:tc>
       </w:tr>
@@ -330,19 +323,9 @@
             <w:pPr>
               <w:spacing w:after="160" w:line="278" w:lineRule="auto"/>
             </w:pPr>
-            <w:proofErr w:type="spellStart"/>
-            <w:r>
-              <w:t>Aluthge</w:t>
-            </w:r>
-            <w:proofErr w:type="spellEnd"/>
-            <w:r>
-              <w:t xml:space="preserve"> </w:t>
-            </w:r>
-            <w:proofErr w:type="gramStart"/>
-            <w:r>
-              <w:t>M.N</w:t>
-            </w:r>
-            <w:proofErr w:type="gramEnd"/>
+            <w:r>
+              <w:t>Aluthge M.N</w:t>
+            </w:r>
           </w:p>
         </w:tc>
       </w:tr>
@@ -387,13 +370,8 @@
               <w:spacing w:after="160" w:line="278" w:lineRule="auto"/>
             </w:pPr>
             <w:r>
-              <w:t>Adithya E.A.D.</w:t>
-            </w:r>
-            <w:proofErr w:type="gramStart"/>
-            <w:r>
-              <w:t>D.D</w:t>
-            </w:r>
-            <w:proofErr w:type="gramEnd"/>
+              <w:t>Adithya E.A.D.D.D</w:t>
+            </w:r>
           </w:p>
         </w:tc>
       </w:tr>
@@ -437,13 +415,8 @@
             <w:pPr>
               <w:spacing w:after="160" w:line="278" w:lineRule="auto"/>
             </w:pPr>
-            <w:proofErr w:type="spellStart"/>
-            <w:r>
-              <w:t>Shanthoshika</w:t>
-            </w:r>
-            <w:proofErr w:type="spellEnd"/>
-            <w:r>
-              <w:t xml:space="preserve"> S</w:t>
+            <w:r>
+              <w:t>Shanthoshika S</w:t>
             </w:r>
           </w:p>
         </w:tc>
@@ -1206,27 +1179,14 @@
         <w:pStyle w:val="Heading2"/>
       </w:pPr>
       <w:bookmarkStart w:id="1" w:name="_Toc241006666"/>
-      <w:proofErr w:type="spellStart"/>
-      <w:r>
-        <w:t>Multiocintainer</w:t>
-      </w:r>
-      <w:proofErr w:type="spellEnd"/>
-      <w:r>
-        <w:t xml:space="preserve"> stack</w:t>
+      <w:r>
+        <w:t>Multiocintainer stack</w:t>
       </w:r>
       <w:bookmarkEnd w:id="1"/>
     </w:p>
     <w:p>
       <w:r>
-        <w:t xml:space="preserve">The deployment architecture partitions OWASP </w:t>
-      </w:r>
-      <w:proofErr w:type="spellStart"/>
-      <w:r>
-        <w:t>NodeGoat</w:t>
-      </w:r>
-      <w:proofErr w:type="spellEnd"/>
-      <w:r>
-        <w:t xml:space="preserve"> into two discrete containerized tiers </w:t>
+        <w:t xml:space="preserve">The deployment architecture partitions OWASP NodeGoat into two discrete containerized tiers </w:t>
       </w:r>
     </w:p>
     <w:p>
@@ -1238,15 +1198,7 @@
         </w:numPr>
       </w:pPr>
       <w:r>
-        <w:t>The application runtime tier(</w:t>
-      </w:r>
-      <w:proofErr w:type="spellStart"/>
-      <w:r>
-        <w:t>nodegoat</w:t>
-      </w:r>
-      <w:proofErr w:type="spellEnd"/>
-      <w:r>
-        <w:t>-web)</w:t>
+        <w:t>The application runtime tier(nodegoat-web)</w:t>
       </w:r>
     </w:p>
     <w:p>
@@ -1258,36 +1210,12 @@
         </w:numPr>
       </w:pPr>
       <w:r>
-        <w:t xml:space="preserve">Data storage </w:t>
-      </w:r>
-      <w:proofErr w:type="gramStart"/>
-      <w:r>
-        <w:t>tier</w:t>
-      </w:r>
-      <w:proofErr w:type="gramEnd"/>
-      <w:r>
-        <w:t>(</w:t>
-      </w:r>
-      <w:proofErr w:type="spellStart"/>
-      <w:r>
-        <w:t>nodegoat-db</w:t>
-      </w:r>
-      <w:proofErr w:type="spellEnd"/>
-      <w:r>
-        <w:t>)</w:t>
-      </w:r>
-    </w:p>
-    <w:p>
-      <w:r>
-        <w:t xml:space="preserve">Using docker compose the system build and start in fully </w:t>
-      </w:r>
-      <w:proofErr w:type="spellStart"/>
-      <w:r>
-        <w:t>self container</w:t>
-      </w:r>
-      <w:proofErr w:type="spellEnd"/>
-      <w:r>
-        <w:t xml:space="preserve"> offline status single command </w:t>
+        <w:t>Data storage tier(nodegoat-db)</w:t>
+      </w:r>
+    </w:p>
+    <w:p>
+      <w:r>
+        <w:t xml:space="preserve">Using docker compose the system build and start in fully self container offline status single command </w:t>
       </w:r>
       <w:r>
         <w:rPr>
@@ -1297,39 +1225,7 @@
         <w:t xml:space="preserve">docker compose up –build. </w:t>
       </w:r>
       <w:r>
-        <w:t xml:space="preserve">The web </w:t>
-      </w:r>
-      <w:proofErr w:type="gramStart"/>
-      <w:r>
-        <w:t>container  manage</w:t>
-      </w:r>
-      <w:proofErr w:type="gramEnd"/>
-      <w:r>
-        <w:t xml:space="preserve"> express application handling and isolated mongo-</w:t>
-      </w:r>
-      <w:proofErr w:type="spellStart"/>
-      <w:r>
-        <w:t>db</w:t>
-      </w:r>
-      <w:proofErr w:type="spellEnd"/>
-      <w:r>
-        <w:t xml:space="preserve"> database management manage in </w:t>
-      </w:r>
-      <w:proofErr w:type="spellStart"/>
-      <w:r>
-        <w:t>db</w:t>
-      </w:r>
-      <w:proofErr w:type="spellEnd"/>
-      <w:r>
-        <w:t xml:space="preserve"> docker using </w:t>
-      </w:r>
-      <w:proofErr w:type="spellStart"/>
-      <w:r>
-        <w:t>tcp</w:t>
-      </w:r>
-      <w:proofErr w:type="spellEnd"/>
-      <w:r>
-        <w:t xml:space="preserve"> port 27017 for monitoring scripts and logs</w:t>
+        <w:t>The web container  manage express application handling and isolated mongo-db database management manage in db docker using tcp port 27017 for monitoring scripts and logs</w:t>
       </w:r>
     </w:p>
     <w:p>
@@ -1346,13 +1242,8 @@
       <w:r>
         <w:t xml:space="preserve">To mitigate container </w:t>
       </w:r>
-      <w:proofErr w:type="gramStart"/>
-      <w:r>
-        <w:t>brake</w:t>
-      </w:r>
-      <w:proofErr w:type="gramEnd"/>
-      <w:r>
-        <w:t xml:space="preserve"> down</w:t>
+      <w:r>
+        <w:t>brake down</w:t>
       </w:r>
       <w:r>
         <w:t xml:space="preserve"> and privilege escalation risks the application container explicitly </w:t>
@@ -1367,15 +1258,7 @@
         <w:t>Docker file</w:t>
       </w:r>
       <w:r>
-        <w:t xml:space="preserve"> </w:t>
-      </w:r>
-      <w:proofErr w:type="gramStart"/>
-      <w:r>
-        <w:t>apply</w:t>
-      </w:r>
-      <w:proofErr w:type="gramEnd"/>
-      <w:r>
-        <w:t xml:space="preserve"> </w:t>
+        <w:t xml:space="preserve"> apply </w:t>
       </w:r>
       <w:r>
         <w:t>user mode</w:t>
@@ -1472,8 +1355,6 @@
       <w:r>
         <w:t xml:space="preserve">configure with </w:t>
       </w:r>
-      <w:proofErr w:type="spellStart"/>
-      <w:proofErr w:type="gramStart"/>
       <w:r>
         <w:rPr>
           <w:b/>
@@ -1481,8 +1362,6 @@
         </w:rPr>
         <w:t>internal:true</w:t>
       </w:r>
-      <w:proofErr w:type="spellEnd"/>
-      <w:proofErr w:type="gramEnd"/>
       <w:r>
         <w:t xml:space="preserve"> to </w:t>
       </w:r>
@@ -1727,20 +1606,7 @@
     </w:p>
     <w:p>
       <w:r>
-        <w:t xml:space="preserve">Below are four realistic, application-specific threats that might target </w:t>
-      </w:r>
-      <w:proofErr w:type="gramStart"/>
-      <w:r>
-        <w:t xml:space="preserve">the </w:t>
-      </w:r>
-      <w:proofErr w:type="spellStart"/>
-      <w:r>
-        <w:t>NodeGoat</w:t>
-      </w:r>
-      <w:proofErr w:type="spellEnd"/>
-      <w:proofErr w:type="gramEnd"/>
-      <w:r>
-        <w:t xml:space="preserve"> architecture. The threats were identified using the STRIDE methodology.</w:t>
+        <w:t>Below are four realistic, application-specific threats that might target the NodeGoat architecture. The threats were identified using the STRIDE methodology.</w:t>
       </w:r>
     </w:p>
     <w:p>
@@ -1764,39 +1630,7 @@
         <w:pStyle w:val="ListParagraph"/>
       </w:pPr>
       <w:r>
-        <w:t xml:space="preserve"> An attacker can launch a NoSQL injection attack by sending a malicious JSON object to the /login API. By replacing the password value with a MongoDB operator, such </w:t>
-      </w:r>
-      <w:proofErr w:type="gramStart"/>
-      <w:r>
-        <w:t>as {"</w:t>
-      </w:r>
-      <w:proofErr w:type="gramEnd"/>
-      <w:r>
-        <w:t>password</w:t>
-      </w:r>
-      <w:proofErr w:type="gramStart"/>
-      <w:r>
-        <w:t>": {</w:t>
-      </w:r>
-      <w:proofErr w:type="gramEnd"/>
-      <w:r>
-        <w:t>"$ne": null}</w:t>
-      </w:r>
-      <w:proofErr w:type="gramStart"/>
-      <w:r>
-        <w:t>}, and</w:t>
-      </w:r>
-      <w:proofErr w:type="gramEnd"/>
-      <w:r>
-        <w:t xml:space="preserve"> taking advantage of the fact that Express does not enforce </w:t>
-      </w:r>
-      <w:proofErr w:type="spellStart"/>
-      <w:r>
-        <w:t>typechecking</w:t>
-      </w:r>
-      <w:proofErr w:type="spellEnd"/>
-      <w:r>
-        <w:t xml:space="preserve"> on the input, the attacker can bypass authentication and hijack an administrator’s session. No credentials would be required to perform this attack, apart from basic knowledge of the MongoDB query language.</w:t>
+        <w:t xml:space="preserve"> An attacker can launch a NoSQL injection attack by sending a malicious JSON object to the /login API. By replacing the password value with a MongoDB operator, such as {"password": {"$ne": null}}, and taking advantage of the fact that Express does not enforce typechecking on the input, the attacker can bypass authentication and hijack an administrator’s session. No credentials would be required to perform this attack, apart from basic knowledge of the MongoDB query language.</w:t>
       </w:r>
     </w:p>
     <w:p>
@@ -1815,23 +1649,7 @@
         <w:t>Tampering (Insecure Direct Object Reference on Allocations):</w:t>
       </w:r>
       <w:r>
-        <w:t xml:space="preserve"> An authenticated attacker can tamper with allocation records by modifying the request sent to the server when the attacker attempts to update their asset allocation. By changing the </w:t>
-      </w:r>
-      <w:proofErr w:type="spellStart"/>
-      <w:r>
-        <w:t>userId</w:t>
-      </w:r>
-      <w:proofErr w:type="spellEnd"/>
-      <w:r>
-        <w:t xml:space="preserve"> value in the request to another value, the attacker can effectively change the allocation records of another user. The vulnerability stems from the fact that the server does not check whether the </w:t>
-      </w:r>
-      <w:proofErr w:type="spellStart"/>
-      <w:r>
-        <w:t>userId</w:t>
-      </w:r>
-      <w:proofErr w:type="spellEnd"/>
-      <w:r>
-        <w:t xml:space="preserve"> belongs to the authenticated attacker.</w:t>
+        <w:t xml:space="preserve"> An authenticated attacker can tamper with allocation records by modifying the request sent to the server when the attacker attempts to update their asset allocation. By changing the userId value in the request to another value, the attacker can effectively change the allocation records of another user. The vulnerability stems from the fact that the server does not check whether the userId belongs to the authenticated attacker.</w:t>
       </w:r>
     </w:p>
     <w:p>
@@ -1850,15 +1668,7 @@
         <w:t>Information Disclosure (Hardcoded Database Credentials):</w:t>
       </w:r>
       <w:r>
-        <w:t xml:space="preserve"> A developer could accidentally commit the database credentials required to connect to the MongoDB server and sign cookies for the Express framework in the config/env/development.js file or the docker-</w:t>
-      </w:r>
-      <w:proofErr w:type="spellStart"/>
-      <w:r>
-        <w:t>compose.yml</w:t>
-      </w:r>
-      <w:proofErr w:type="spellEnd"/>
-      <w:r>
-        <w:t xml:space="preserve"> file. If this information becomes available to an attacker, they can utilize it to connect to the database directly and forge valid session cookies to hijack the administrator’s session.</w:t>
+        <w:t xml:space="preserve"> A developer could accidentally commit the database credentials required to connect to the MongoDB server and sign cookies for the Express framework in the config/env/development.js file or the docker-compose.yml file. If this information becomes available to an attacker, they can utilize it to connect to the database directly and forge valid session cookies to hijack the administrator’s session.</w:t>
       </w:r>
     </w:p>
     <w:p>
@@ -1900,7 +1710,6 @@
       <w:r>
         <w:t xml:space="preserve">Each thread is scored on a5x5 matrix evaluating </w:t>
       </w:r>
-      <w:proofErr w:type="gramStart"/>
       <w:r>
         <w:rPr>
           <w:b/>
@@ -1908,7 +1717,6 @@
         </w:rPr>
         <w:t>likelihood(</w:t>
       </w:r>
-      <w:proofErr w:type="gramEnd"/>
       <w:r>
         <w:t>how easy/often the attack can be executed</w:t>
       </w:r>
@@ -2002,13 +1810,8 @@
             <w:tcW w:w="2337" w:type="dxa"/>
           </w:tcPr>
           <w:p>
-            <w:proofErr w:type="gramStart"/>
-            <w:r>
-              <w:t>Spoofing(</w:t>
-            </w:r>
-            <w:proofErr w:type="gramEnd"/>
-            <w:r>
-              <w:t>login no SQLi)</w:t>
+            <w:r>
+              <w:t>Spoofing(login no SQLi)</w:t>
             </w:r>
           </w:p>
         </w:tc>
@@ -2049,13 +1852,8 @@
             <w:tcW w:w="2337" w:type="dxa"/>
           </w:tcPr>
           <w:p>
-            <w:proofErr w:type="gramStart"/>
-            <w:r>
-              <w:t>Tempering(</w:t>
-            </w:r>
-            <w:proofErr w:type="gramEnd"/>
-            <w:r>
-              <w:t>allocation IDOR)</w:t>
+            <w:r>
+              <w:t>Tempering(allocation IDOR)</w:t>
             </w:r>
           </w:p>
         </w:tc>
@@ -2097,15 +1895,7 @@
           </w:tcPr>
           <w:p>
             <w:r>
-              <w:t xml:space="preserve">Info </w:t>
-            </w:r>
-            <w:proofErr w:type="gramStart"/>
-            <w:r>
-              <w:t>disclosure(</w:t>
-            </w:r>
-            <w:proofErr w:type="gramEnd"/>
-            <w:r>
-              <w:t>secrets in G</w:t>
+              <w:t>Info disclosure(secrets in G</w:t>
             </w:r>
             <w:r>
               <w:t>i</w:t>
@@ -2152,11 +1942,9 @@
             <w:tcW w:w="2337" w:type="dxa"/>
           </w:tcPr>
           <w:p>
-            <w:proofErr w:type="gramStart"/>
             <w:r>
               <w:t>Dos(</w:t>
             </w:r>
-            <w:proofErr w:type="gramEnd"/>
             <w:r>
               <w:t>Payload</w:t>
             </w:r>
@@ -2210,15 +1998,7 @@
     </w:p>
     <w:p>
       <w:r>
-        <w:t xml:space="preserve">This table directly </w:t>
-      </w:r>
-      <w:proofErr w:type="gramStart"/>
-      <w:r>
-        <w:t>identified</w:t>
-      </w:r>
-      <w:proofErr w:type="gramEnd"/>
-      <w:r>
-        <w:t xml:space="preserve"> threats to the specific security controls implemented in pipeline and codebase</w:t>
+        <w:t>This table directly identified threats to the specific security controls implemented in pipeline and codebase</w:t>
       </w:r>
     </w:p>
     <w:tbl>
@@ -2332,23 +2112,12 @@
             <w:r>
               <w:t xml:space="preserve"> Implement strict allow-list type checking (</w:t>
             </w:r>
-            <w:proofErr w:type="spellStart"/>
-            <w:proofErr w:type="gramStart"/>
             <w:r>
               <w:rPr>
                 <w:b/>
                 <w:bCs/>
               </w:rPr>
-              <w:t>typeof</w:t>
-            </w:r>
-            <w:proofErr w:type="spellEnd"/>
-            <w:proofErr w:type="gramEnd"/>
-            <w:r>
-              <w:rPr>
-                <w:b/>
-                <w:bCs/>
-              </w:rPr>
-              <w:t xml:space="preserve"> password === 'string'</w:t>
+              <w:t>typeof password === 'string'</w:t>
             </w:r>
             <w:r>
               <w:t>) before querying the database.</w:t>
@@ -2437,26 +2206,8 @@
                 <w:b/>
                 <w:bCs/>
               </w:rPr>
-              <w:t xml:space="preserve"> </w:t>
-            </w:r>
-            <w:proofErr w:type="spellStart"/>
-            <w:proofErr w:type="gramStart"/>
-            <w:r>
-              <w:rPr>
-                <w:b/>
-                <w:bCs/>
-              </w:rPr>
-              <w:t>req.session</w:t>
-            </w:r>
-            <w:proofErr w:type="gramEnd"/>
-            <w:r>
-              <w:rPr>
-                <w:b/>
-                <w:bCs/>
-              </w:rPr>
-              <w:t>.userId</w:t>
-            </w:r>
-            <w:proofErr w:type="spellEnd"/>
+              <w:t xml:space="preserve"> req.session.userId</w:t>
+            </w:r>
           </w:p>
         </w:tc>
         <w:tc>
@@ -2525,15 +2276,7 @@
               <w:t>Secret Scanning &amp; Environment Injection:</w:t>
             </w:r>
             <w:r>
-              <w:t xml:space="preserve"> Gitleaks prevents secret </w:t>
-            </w:r>
-            <w:proofErr w:type="gramStart"/>
-            <w:r>
-              <w:t>commits</w:t>
-            </w:r>
-            <w:proofErr w:type="gramEnd"/>
-            <w:r>
-              <w:t>, and GitHub Actions Encrypted Secrets inject credentials at runtime</w:t>
+              <w:t xml:space="preserve"> Gitleaks prevents secret commits, and GitHub Actions Encrypted Secrets inject credentials at runtime</w:t>
             </w:r>
           </w:p>
         </w:tc>
@@ -2553,33 +2296,8 @@
                 <w:b/>
                 <w:bCs/>
               </w:rPr>
-              <w:t>.</w:t>
-            </w:r>
-            <w:proofErr w:type="spellStart"/>
-            <w:r>
-              <w:rPr>
-                <w:b/>
-                <w:bCs/>
-              </w:rPr>
-              <w:t>github</w:t>
-            </w:r>
-            <w:proofErr w:type="spellEnd"/>
-            <w:r>
-              <w:rPr>
-                <w:b/>
-                <w:bCs/>
-              </w:rPr>
-              <w:t>/workflows/</w:t>
-            </w:r>
-            <w:proofErr w:type="spellStart"/>
-            <w:r>
-              <w:rPr>
-                <w:b/>
-                <w:bCs/>
-              </w:rPr>
-              <w:t>devsecops-pipeline.yml</w:t>
-            </w:r>
-            <w:proofErr w:type="spellEnd"/>
+              <w:t>.github/workflows/devsecops-pipeline.yml</w:t>
+            </w:r>
           </w:p>
         </w:tc>
       </w:tr>
@@ -2627,56 +2345,14 @@
               <w:t>SAST &amp; Infrastructure Hardening</w:t>
             </w:r>
             <w:r>
-              <w:t xml:space="preserve">: </w:t>
-            </w:r>
-            <w:proofErr w:type="spellStart"/>
-            <w:r>
-              <w:t>Semgrep</w:t>
-            </w:r>
-            <w:proofErr w:type="spellEnd"/>
-            <w:r>
-              <w:t xml:space="preserve"> flags missing limits; </w:t>
-            </w:r>
-            <w:proofErr w:type="spellStart"/>
-            <w:proofErr w:type="gramStart"/>
+              <w:t xml:space="preserve">: Semgrep flags missing limits; </w:t>
+            </w:r>
             <w:r>
               <w:rPr>
                 <w:b/>
                 <w:bCs/>
               </w:rPr>
-              <w:t>express.json</w:t>
-            </w:r>
-            <w:proofErr w:type="spellEnd"/>
-            <w:r>
-              <w:rPr>
-                <w:b/>
-                <w:bCs/>
-              </w:rPr>
-              <w:t>({ limit</w:t>
-            </w:r>
-            <w:proofErr w:type="gramEnd"/>
-            <w:r>
-              <w:rPr>
-                <w:b/>
-                <w:bCs/>
-              </w:rPr>
-              <w:t>: '10kb</w:t>
-            </w:r>
-            <w:proofErr w:type="gramStart"/>
-            <w:r>
-              <w:rPr>
-                <w:b/>
-                <w:bCs/>
-              </w:rPr>
-              <w:t>' }</w:t>
-            </w:r>
-            <w:proofErr w:type="gramEnd"/>
-            <w:r>
-              <w:rPr>
-                <w:b/>
-                <w:bCs/>
-              </w:rPr>
-              <w:t>)</w:t>
+              <w:t>express.json({ limit: '10kb' })</w:t>
             </w:r>
             <w:r>
               <w:t xml:space="preserve"> restricts body size.</w:t>
@@ -2699,33 +2375,8 @@
                 <w:b/>
                 <w:bCs/>
               </w:rPr>
-              <w:t>.</w:t>
-            </w:r>
-            <w:proofErr w:type="spellStart"/>
-            <w:r>
-              <w:rPr>
-                <w:b/>
-                <w:bCs/>
-              </w:rPr>
-              <w:t>github</w:t>
-            </w:r>
-            <w:proofErr w:type="spellEnd"/>
-            <w:r>
-              <w:rPr>
-                <w:b/>
-                <w:bCs/>
-              </w:rPr>
-              <w:t>/workflows/</w:t>
-            </w:r>
-            <w:proofErr w:type="spellStart"/>
-            <w:r>
-              <w:rPr>
-                <w:b/>
-                <w:bCs/>
-              </w:rPr>
-              <w:t>devsecops-pipeline.yml</w:t>
-            </w:r>
-            <w:proofErr w:type="spellEnd"/>
+              <w:t>.github/workflows/devsecops-pipeline.yml</w:t>
+            </w:r>
           </w:p>
         </w:tc>
       </w:tr>
@@ -3602,7 +3253,14 @@
     </w:p>
     <w:p/>
     <w:p/>
-    <w:p/>
+    <w:p>
+      <w:pPr>
+        <w:pStyle w:val="Heading2"/>
+      </w:pPr>
+      <w:r>
+        <w:t>Insecure Cryptographic Storage (Plaintext Passwords)</w:t>
+      </w:r>
+    </w:p>
     <w:sectPr>
       <w:footerReference w:type="default" r:id="rId32"/>
       <w:pgSz w:w="12240" w:h="15840"/>

--- a/assiment.docx
+++ b/assiment.docx
@@ -124,6 +124,7 @@
         </w:rPr>
         <w:t xml:space="preserve"> </w:t>
       </w:r>
+      <w:proofErr w:type="spellStart"/>
       <w:r>
         <w:rPr>
           <w:b/>
@@ -131,6 +132,7 @@
         </w:rPr>
         <w:t>DevSecOps</w:t>
       </w:r>
+      <w:proofErr w:type="spellEnd"/>
     </w:p>
     <w:p>
       <w:pPr>
@@ -278,8 +280,13 @@
               <w:spacing w:after="160" w:line="278" w:lineRule="auto"/>
             </w:pPr>
             <w:r>
-              <w:t>Pethvan p p</w:t>
-            </w:r>
+              <w:t xml:space="preserve">Pethvan p </w:t>
+            </w:r>
+            <w:proofErr w:type="spellStart"/>
+            <w:r>
+              <w:t>p</w:t>
+            </w:r>
+            <w:proofErr w:type="spellEnd"/>
           </w:p>
         </w:tc>
       </w:tr>
@@ -323,9 +330,19 @@
             <w:pPr>
               <w:spacing w:after="160" w:line="278" w:lineRule="auto"/>
             </w:pPr>
-            <w:r>
-              <w:t>Aluthge M.N</w:t>
-            </w:r>
+            <w:proofErr w:type="spellStart"/>
+            <w:r>
+              <w:t>Aluthge</w:t>
+            </w:r>
+            <w:proofErr w:type="spellEnd"/>
+            <w:r>
+              <w:t xml:space="preserve"> </w:t>
+            </w:r>
+            <w:proofErr w:type="gramStart"/>
+            <w:r>
+              <w:t>M.N</w:t>
+            </w:r>
+            <w:proofErr w:type="gramEnd"/>
           </w:p>
         </w:tc>
       </w:tr>
@@ -370,8 +387,13 @@
               <w:spacing w:after="160" w:line="278" w:lineRule="auto"/>
             </w:pPr>
             <w:r>
-              <w:t>Adithya E.A.D.D.D</w:t>
-            </w:r>
+              <w:t>Adithya E.A.D.</w:t>
+            </w:r>
+            <w:proofErr w:type="gramStart"/>
+            <w:r>
+              <w:t>D.D</w:t>
+            </w:r>
+            <w:proofErr w:type="gramEnd"/>
           </w:p>
         </w:tc>
       </w:tr>
@@ -415,8 +437,13 @@
             <w:pPr>
               <w:spacing w:after="160" w:line="278" w:lineRule="auto"/>
             </w:pPr>
-            <w:r>
-              <w:t>Shanthoshika S</w:t>
+            <w:proofErr w:type="spellStart"/>
+            <w:r>
+              <w:t>Shanthoshika</w:t>
+            </w:r>
+            <w:proofErr w:type="spellEnd"/>
+            <w:r>
+              <w:t xml:space="preserve"> S</w:t>
             </w:r>
           </w:p>
         </w:tc>
@@ -487,7 +514,7 @@
           <w:r>
             <w:fldChar w:fldCharType="separate"/>
           </w:r>
-          <w:hyperlink w:anchor="_Toc241006665" w:history="1">
+          <w:hyperlink w:anchor="_Toc241090967" w:history="1">
             <w:r>
               <w:rPr>
                 <w:rStyle w:val="Hyperlink"/>
@@ -516,7 +543,7 @@
                 <w:noProof/>
                 <w:webHidden/>
               </w:rPr>
-              <w:instrText xml:space="preserve"> PAGEREF _Toc241006665 \h </w:instrText>
+              <w:instrText xml:space="preserve"> PAGEREF _Toc241090967 \h </w:instrText>
             </w:r>
             <w:r>
               <w:rPr>
@@ -562,7 +589,7 @@
               <w14:ligatures w14:val="standardContextual"/>
             </w:rPr>
           </w:pPr>
-          <w:hyperlink w:anchor="_Toc241006666" w:history="1">
+          <w:hyperlink w:anchor="_Toc241090968" w:history="1">
             <w:r>
               <w:rPr>
                 <w:rStyle w:val="Hyperlink"/>
@@ -589,7 +616,7 @@
                 <w:noProof/>
                 <w:webHidden/>
               </w:rPr>
-              <w:instrText xml:space="preserve"> PAGEREF _Toc241006666 \h </w:instrText>
+              <w:instrText xml:space="preserve"> PAGEREF _Toc241090968 \h </w:instrText>
             </w:r>
             <w:r>
               <w:rPr>
@@ -635,7 +662,7 @@
               <w14:ligatures w14:val="standardContextual"/>
             </w:rPr>
           </w:pPr>
-          <w:hyperlink w:anchor="_Toc241006667" w:history="1">
+          <w:hyperlink w:anchor="_Toc241090969" w:history="1">
             <w:r>
               <w:rPr>
                 <w:rStyle w:val="Hyperlink"/>
@@ -662,7 +689,7 @@
                 <w:noProof/>
                 <w:webHidden/>
               </w:rPr>
-              <w:instrText xml:space="preserve"> PAGEREF _Toc241006667 \h </w:instrText>
+              <w:instrText xml:space="preserve"> PAGEREF _Toc241090969 \h </w:instrText>
             </w:r>
             <w:r>
               <w:rPr>
@@ -708,7 +735,7 @@
               <w14:ligatures w14:val="standardContextual"/>
             </w:rPr>
           </w:pPr>
-          <w:hyperlink w:anchor="_Toc241006668" w:history="1">
+          <w:hyperlink w:anchor="_Toc241090970" w:history="1">
             <w:r>
               <w:rPr>
                 <w:rStyle w:val="Hyperlink"/>
@@ -735,7 +762,7 @@
                 <w:noProof/>
                 <w:webHidden/>
               </w:rPr>
-              <w:instrText xml:space="preserve"> PAGEREF _Toc241006668 \h </w:instrText>
+              <w:instrText xml:space="preserve"> PAGEREF _Toc241090970 \h </w:instrText>
             </w:r>
             <w:r>
               <w:rPr>
@@ -781,7 +808,7 @@
               <w14:ligatures w14:val="standardContextual"/>
             </w:rPr>
           </w:pPr>
-          <w:hyperlink w:anchor="_Toc241006669" w:history="1">
+          <w:hyperlink w:anchor="_Toc241090971" w:history="1">
             <w:r>
               <w:rPr>
                 <w:rStyle w:val="Hyperlink"/>
@@ -810,7 +837,7 @@
                 <w:noProof/>
                 <w:webHidden/>
               </w:rPr>
-              <w:instrText xml:space="preserve"> PAGEREF _Toc241006669 \h </w:instrText>
+              <w:instrText xml:space="preserve"> PAGEREF _Toc241090971 \h </w:instrText>
             </w:r>
             <w:r>
               <w:rPr>
@@ -856,7 +883,7 @@
               <w14:ligatures w14:val="standardContextual"/>
             </w:rPr>
           </w:pPr>
-          <w:hyperlink w:anchor="_Toc241006670" w:history="1">
+          <w:hyperlink w:anchor="_Toc241090972" w:history="1">
             <w:r>
               <w:rPr>
                 <w:rStyle w:val="Hyperlink"/>
@@ -883,7 +910,7 @@
                 <w:noProof/>
                 <w:webHidden/>
               </w:rPr>
-              <w:instrText xml:space="preserve"> PAGEREF _Toc241006670 \h </w:instrText>
+              <w:instrText xml:space="preserve"> PAGEREF _Toc241090972 \h </w:instrText>
             </w:r>
             <w:r>
               <w:rPr>
@@ -929,7 +956,7 @@
               <w14:ligatures w14:val="standardContextual"/>
             </w:rPr>
           </w:pPr>
-          <w:hyperlink w:anchor="_Toc241006671" w:history="1">
+          <w:hyperlink w:anchor="_Toc241090973" w:history="1">
             <w:r>
               <w:rPr>
                 <w:rStyle w:val="Hyperlink"/>
@@ -956,7 +983,7 @@
                 <w:noProof/>
                 <w:webHidden/>
               </w:rPr>
-              <w:instrText xml:space="preserve"> PAGEREF _Toc241006671 \h </w:instrText>
+              <w:instrText xml:space="preserve"> PAGEREF _Toc241090973 \h </w:instrText>
             </w:r>
             <w:r>
               <w:rPr>
@@ -1002,7 +1029,7 @@
               <w14:ligatures w14:val="standardContextual"/>
             </w:rPr>
           </w:pPr>
-          <w:hyperlink w:anchor="_Toc241006672" w:history="1">
+          <w:hyperlink w:anchor="_Toc241090974" w:history="1">
             <w:r>
               <w:rPr>
                 <w:rStyle w:val="Hyperlink"/>
@@ -1029,7 +1056,7 @@
                 <w:noProof/>
                 <w:webHidden/>
               </w:rPr>
-              <w:instrText xml:space="preserve"> PAGEREF _Toc241006672 \h </w:instrText>
+              <w:instrText xml:space="preserve"> PAGEREF _Toc241090974 \h </w:instrText>
             </w:r>
             <w:r>
               <w:rPr>
@@ -1075,7 +1102,7 @@
               <w14:ligatures w14:val="standardContextual"/>
             </w:rPr>
           </w:pPr>
-          <w:hyperlink w:anchor="_Toc241006673" w:history="1">
+          <w:hyperlink w:anchor="_Toc241090975" w:history="1">
             <w:r>
               <w:rPr>
                 <w:rStyle w:val="Hyperlink"/>
@@ -1104,7 +1131,7 @@
                 <w:noProof/>
                 <w:webHidden/>
               </w:rPr>
-              <w:instrText xml:space="preserve"> PAGEREF _Toc241006673 \h </w:instrText>
+              <w:instrText xml:space="preserve"> PAGEREF _Toc241090975 \h </w:instrText>
             </w:r>
             <w:r>
               <w:rPr>
@@ -1125,6 +1152,882 @@
                 <w:webHidden/>
               </w:rPr>
               <w:t>- 8 -</w:t>
+            </w:r>
+            <w:r>
+              <w:rPr>
+                <w:noProof/>
+                <w:webHidden/>
+              </w:rPr>
+              <w:fldChar w:fldCharType="end"/>
+            </w:r>
+          </w:hyperlink>
+        </w:p>
+        <w:p>
+          <w:pPr>
+            <w:pStyle w:val="TOC2"/>
+            <w:tabs>
+              <w:tab w:val="right" w:pos="9350"/>
+            </w:tabs>
+            <w:rPr>
+              <w:rFonts w:cstheme="minorBidi"/>
+              <w:noProof/>
+              <w:kern w:val="2"/>
+              <w:sz w:val="24"/>
+              <w:szCs w:val="24"/>
+              <w14:ligatures w14:val="standardContextual"/>
+            </w:rPr>
+          </w:pPr>
+          <w:hyperlink w:anchor="_Toc241090976" w:history="1">
+            <w:r>
+              <w:rPr>
+                <w:rStyle w:val="Hyperlink"/>
+                <w:noProof/>
+              </w:rPr>
+              <w:t>NoSQL Injection (Authentication Bypass)</w:t>
+            </w:r>
+            <w:r>
+              <w:rPr>
+                <w:noProof/>
+                <w:webHidden/>
+              </w:rPr>
+              <w:tab/>
+            </w:r>
+            <w:r>
+              <w:rPr>
+                <w:noProof/>
+                <w:webHidden/>
+              </w:rPr>
+              <w:fldChar w:fldCharType="begin"/>
+            </w:r>
+            <w:r>
+              <w:rPr>
+                <w:noProof/>
+                <w:webHidden/>
+              </w:rPr>
+              <w:instrText xml:space="preserve"> PAGEREF _Toc241090976 \h </w:instrText>
+            </w:r>
+            <w:r>
+              <w:rPr>
+                <w:noProof/>
+                <w:webHidden/>
+              </w:rPr>
+            </w:r>
+            <w:r>
+              <w:rPr>
+                <w:noProof/>
+                <w:webHidden/>
+              </w:rPr>
+              <w:fldChar w:fldCharType="separate"/>
+            </w:r>
+            <w:r>
+              <w:rPr>
+                <w:noProof/>
+                <w:webHidden/>
+              </w:rPr>
+              <w:t>- 8 -</w:t>
+            </w:r>
+            <w:r>
+              <w:rPr>
+                <w:noProof/>
+                <w:webHidden/>
+              </w:rPr>
+              <w:fldChar w:fldCharType="end"/>
+            </w:r>
+          </w:hyperlink>
+        </w:p>
+        <w:p>
+          <w:pPr>
+            <w:pStyle w:val="TOC3"/>
+            <w:tabs>
+              <w:tab w:val="right" w:pos="9350"/>
+            </w:tabs>
+            <w:rPr>
+              <w:rFonts w:cstheme="minorBidi"/>
+              <w:noProof/>
+              <w:kern w:val="2"/>
+              <w:sz w:val="24"/>
+              <w:szCs w:val="24"/>
+              <w14:ligatures w14:val="standardContextual"/>
+            </w:rPr>
+          </w:pPr>
+          <w:hyperlink w:anchor="_Toc241090977" w:history="1">
+            <w:r>
+              <w:rPr>
+                <w:rStyle w:val="Hyperlink"/>
+                <w:noProof/>
+              </w:rPr>
+              <w:t>Vulnerability</w:t>
+            </w:r>
+            <w:r>
+              <w:rPr>
+                <w:noProof/>
+                <w:webHidden/>
+              </w:rPr>
+              <w:tab/>
+            </w:r>
+            <w:r>
+              <w:rPr>
+                <w:noProof/>
+                <w:webHidden/>
+              </w:rPr>
+              <w:fldChar w:fldCharType="begin"/>
+            </w:r>
+            <w:r>
+              <w:rPr>
+                <w:noProof/>
+                <w:webHidden/>
+              </w:rPr>
+              <w:instrText xml:space="preserve"> PAGEREF _Toc241090977 \h </w:instrText>
+            </w:r>
+            <w:r>
+              <w:rPr>
+                <w:noProof/>
+                <w:webHidden/>
+              </w:rPr>
+            </w:r>
+            <w:r>
+              <w:rPr>
+                <w:noProof/>
+                <w:webHidden/>
+              </w:rPr>
+              <w:fldChar w:fldCharType="separate"/>
+            </w:r>
+            <w:r>
+              <w:rPr>
+                <w:noProof/>
+                <w:webHidden/>
+              </w:rPr>
+              <w:t>- 8 -</w:t>
+            </w:r>
+            <w:r>
+              <w:rPr>
+                <w:noProof/>
+                <w:webHidden/>
+              </w:rPr>
+              <w:fldChar w:fldCharType="end"/>
+            </w:r>
+          </w:hyperlink>
+        </w:p>
+        <w:p>
+          <w:pPr>
+            <w:pStyle w:val="TOC3"/>
+            <w:tabs>
+              <w:tab w:val="right" w:pos="9350"/>
+            </w:tabs>
+            <w:rPr>
+              <w:rFonts w:cstheme="minorBidi"/>
+              <w:noProof/>
+              <w:kern w:val="2"/>
+              <w:sz w:val="24"/>
+              <w:szCs w:val="24"/>
+              <w14:ligatures w14:val="standardContextual"/>
+            </w:rPr>
+          </w:pPr>
+          <w:hyperlink w:anchor="_Toc241090978" w:history="1">
+            <w:r>
+              <w:rPr>
+                <w:rStyle w:val="Hyperlink"/>
+                <w:noProof/>
+              </w:rPr>
+              <w:t>Fix</w:t>
+            </w:r>
+            <w:r>
+              <w:rPr>
+                <w:noProof/>
+                <w:webHidden/>
+              </w:rPr>
+              <w:tab/>
+            </w:r>
+            <w:r>
+              <w:rPr>
+                <w:noProof/>
+                <w:webHidden/>
+              </w:rPr>
+              <w:fldChar w:fldCharType="begin"/>
+            </w:r>
+            <w:r>
+              <w:rPr>
+                <w:noProof/>
+                <w:webHidden/>
+              </w:rPr>
+              <w:instrText xml:space="preserve"> PAGEREF _Toc241090978 \h </w:instrText>
+            </w:r>
+            <w:r>
+              <w:rPr>
+                <w:noProof/>
+                <w:webHidden/>
+              </w:rPr>
+            </w:r>
+            <w:r>
+              <w:rPr>
+                <w:noProof/>
+                <w:webHidden/>
+              </w:rPr>
+              <w:fldChar w:fldCharType="separate"/>
+            </w:r>
+            <w:r>
+              <w:rPr>
+                <w:noProof/>
+                <w:webHidden/>
+              </w:rPr>
+              <w:t>- 9 -</w:t>
+            </w:r>
+            <w:r>
+              <w:rPr>
+                <w:noProof/>
+                <w:webHidden/>
+              </w:rPr>
+              <w:fldChar w:fldCharType="end"/>
+            </w:r>
+          </w:hyperlink>
+        </w:p>
+        <w:p>
+          <w:pPr>
+            <w:pStyle w:val="TOC2"/>
+            <w:tabs>
+              <w:tab w:val="right" w:pos="9350"/>
+            </w:tabs>
+            <w:rPr>
+              <w:rFonts w:cstheme="minorBidi"/>
+              <w:noProof/>
+              <w:kern w:val="2"/>
+              <w:sz w:val="24"/>
+              <w:szCs w:val="24"/>
+              <w14:ligatures w14:val="standardContextual"/>
+            </w:rPr>
+          </w:pPr>
+          <w:hyperlink w:anchor="_Toc241090979" w:history="1">
+            <w:r>
+              <w:rPr>
+                <w:rStyle w:val="Hyperlink"/>
+                <w:noProof/>
+              </w:rPr>
+              <w:t>Stored Cross-Site Scripting (XSS)</w:t>
+            </w:r>
+            <w:r>
+              <w:rPr>
+                <w:noProof/>
+                <w:webHidden/>
+              </w:rPr>
+              <w:tab/>
+            </w:r>
+            <w:r>
+              <w:rPr>
+                <w:noProof/>
+                <w:webHidden/>
+              </w:rPr>
+              <w:fldChar w:fldCharType="begin"/>
+            </w:r>
+            <w:r>
+              <w:rPr>
+                <w:noProof/>
+                <w:webHidden/>
+              </w:rPr>
+              <w:instrText xml:space="preserve"> PAGEREF _Toc241090979 \h </w:instrText>
+            </w:r>
+            <w:r>
+              <w:rPr>
+                <w:noProof/>
+                <w:webHidden/>
+              </w:rPr>
+            </w:r>
+            <w:r>
+              <w:rPr>
+                <w:noProof/>
+                <w:webHidden/>
+              </w:rPr>
+              <w:fldChar w:fldCharType="separate"/>
+            </w:r>
+            <w:r>
+              <w:rPr>
+                <w:noProof/>
+                <w:webHidden/>
+              </w:rPr>
+              <w:t>- 11 -</w:t>
+            </w:r>
+            <w:r>
+              <w:rPr>
+                <w:noProof/>
+                <w:webHidden/>
+              </w:rPr>
+              <w:fldChar w:fldCharType="end"/>
+            </w:r>
+          </w:hyperlink>
+        </w:p>
+        <w:p>
+          <w:pPr>
+            <w:pStyle w:val="TOC3"/>
+            <w:tabs>
+              <w:tab w:val="right" w:pos="9350"/>
+            </w:tabs>
+            <w:rPr>
+              <w:rFonts w:cstheme="minorBidi"/>
+              <w:noProof/>
+              <w:kern w:val="2"/>
+              <w:sz w:val="24"/>
+              <w:szCs w:val="24"/>
+              <w14:ligatures w14:val="standardContextual"/>
+            </w:rPr>
+          </w:pPr>
+          <w:hyperlink w:anchor="_Toc241090980" w:history="1">
+            <w:r>
+              <w:rPr>
+                <w:rStyle w:val="Hyperlink"/>
+                <w:noProof/>
+              </w:rPr>
+              <w:t>Vulnerability</w:t>
+            </w:r>
+            <w:r>
+              <w:rPr>
+                <w:noProof/>
+                <w:webHidden/>
+              </w:rPr>
+              <w:tab/>
+            </w:r>
+            <w:r>
+              <w:rPr>
+                <w:noProof/>
+                <w:webHidden/>
+              </w:rPr>
+              <w:fldChar w:fldCharType="begin"/>
+            </w:r>
+            <w:r>
+              <w:rPr>
+                <w:noProof/>
+                <w:webHidden/>
+              </w:rPr>
+              <w:instrText xml:space="preserve"> PAGEREF _Toc241090980 \h </w:instrText>
+            </w:r>
+            <w:r>
+              <w:rPr>
+                <w:noProof/>
+                <w:webHidden/>
+              </w:rPr>
+            </w:r>
+            <w:r>
+              <w:rPr>
+                <w:noProof/>
+                <w:webHidden/>
+              </w:rPr>
+              <w:fldChar w:fldCharType="separate"/>
+            </w:r>
+            <w:r>
+              <w:rPr>
+                <w:noProof/>
+                <w:webHidden/>
+              </w:rPr>
+              <w:t>- 11 -</w:t>
+            </w:r>
+            <w:r>
+              <w:rPr>
+                <w:noProof/>
+                <w:webHidden/>
+              </w:rPr>
+              <w:fldChar w:fldCharType="end"/>
+            </w:r>
+          </w:hyperlink>
+        </w:p>
+        <w:p>
+          <w:pPr>
+            <w:pStyle w:val="TOC3"/>
+            <w:tabs>
+              <w:tab w:val="right" w:pos="9350"/>
+            </w:tabs>
+            <w:rPr>
+              <w:rFonts w:cstheme="minorBidi"/>
+              <w:noProof/>
+              <w:kern w:val="2"/>
+              <w:sz w:val="24"/>
+              <w:szCs w:val="24"/>
+              <w14:ligatures w14:val="standardContextual"/>
+            </w:rPr>
+          </w:pPr>
+          <w:hyperlink w:anchor="_Toc241090981" w:history="1">
+            <w:r>
+              <w:rPr>
+                <w:rStyle w:val="Hyperlink"/>
+                <w:noProof/>
+              </w:rPr>
+              <w:t>Fix</w:t>
+            </w:r>
+            <w:r>
+              <w:rPr>
+                <w:noProof/>
+                <w:webHidden/>
+              </w:rPr>
+              <w:tab/>
+            </w:r>
+            <w:r>
+              <w:rPr>
+                <w:noProof/>
+                <w:webHidden/>
+              </w:rPr>
+              <w:fldChar w:fldCharType="begin"/>
+            </w:r>
+            <w:r>
+              <w:rPr>
+                <w:noProof/>
+                <w:webHidden/>
+              </w:rPr>
+              <w:instrText xml:space="preserve"> PAGEREF _Toc241090981 \h </w:instrText>
+            </w:r>
+            <w:r>
+              <w:rPr>
+                <w:noProof/>
+                <w:webHidden/>
+              </w:rPr>
+            </w:r>
+            <w:r>
+              <w:rPr>
+                <w:noProof/>
+                <w:webHidden/>
+              </w:rPr>
+              <w:fldChar w:fldCharType="separate"/>
+            </w:r>
+            <w:r>
+              <w:rPr>
+                <w:noProof/>
+                <w:webHidden/>
+              </w:rPr>
+              <w:t>- 12 -</w:t>
+            </w:r>
+            <w:r>
+              <w:rPr>
+                <w:noProof/>
+                <w:webHidden/>
+              </w:rPr>
+              <w:fldChar w:fldCharType="end"/>
+            </w:r>
+          </w:hyperlink>
+        </w:p>
+        <w:p>
+          <w:pPr>
+            <w:pStyle w:val="TOC2"/>
+            <w:tabs>
+              <w:tab w:val="right" w:pos="9350"/>
+            </w:tabs>
+            <w:rPr>
+              <w:rFonts w:cstheme="minorBidi"/>
+              <w:noProof/>
+              <w:kern w:val="2"/>
+              <w:sz w:val="24"/>
+              <w:szCs w:val="24"/>
+              <w14:ligatures w14:val="standardContextual"/>
+            </w:rPr>
+          </w:pPr>
+          <w:hyperlink w:anchor="_Toc241090982" w:history="1">
+            <w:r>
+              <w:rPr>
+                <w:rStyle w:val="Hyperlink"/>
+                <w:noProof/>
+              </w:rPr>
+              <w:t>Insecure Direct Object Reference (IDOR)</w:t>
+            </w:r>
+            <w:r>
+              <w:rPr>
+                <w:noProof/>
+                <w:webHidden/>
+              </w:rPr>
+              <w:tab/>
+            </w:r>
+            <w:r>
+              <w:rPr>
+                <w:noProof/>
+                <w:webHidden/>
+              </w:rPr>
+              <w:fldChar w:fldCharType="begin"/>
+            </w:r>
+            <w:r>
+              <w:rPr>
+                <w:noProof/>
+                <w:webHidden/>
+              </w:rPr>
+              <w:instrText xml:space="preserve"> PAGEREF _Toc241090982 \h </w:instrText>
+            </w:r>
+            <w:r>
+              <w:rPr>
+                <w:noProof/>
+                <w:webHidden/>
+              </w:rPr>
+            </w:r>
+            <w:r>
+              <w:rPr>
+                <w:noProof/>
+                <w:webHidden/>
+              </w:rPr>
+              <w:fldChar w:fldCharType="separate"/>
+            </w:r>
+            <w:r>
+              <w:rPr>
+                <w:noProof/>
+                <w:webHidden/>
+              </w:rPr>
+              <w:t>- 13 -</w:t>
+            </w:r>
+            <w:r>
+              <w:rPr>
+                <w:noProof/>
+                <w:webHidden/>
+              </w:rPr>
+              <w:fldChar w:fldCharType="end"/>
+            </w:r>
+          </w:hyperlink>
+        </w:p>
+        <w:p>
+          <w:pPr>
+            <w:pStyle w:val="TOC3"/>
+            <w:tabs>
+              <w:tab w:val="right" w:pos="9350"/>
+            </w:tabs>
+            <w:rPr>
+              <w:rFonts w:cstheme="minorBidi"/>
+              <w:noProof/>
+              <w:kern w:val="2"/>
+              <w:sz w:val="24"/>
+              <w:szCs w:val="24"/>
+              <w14:ligatures w14:val="standardContextual"/>
+            </w:rPr>
+          </w:pPr>
+          <w:hyperlink w:anchor="_Toc241090983" w:history="1">
+            <w:r>
+              <w:rPr>
+                <w:rStyle w:val="Hyperlink"/>
+                <w:noProof/>
+              </w:rPr>
+              <w:t>Vulnerabilities</w:t>
+            </w:r>
+            <w:r>
+              <w:rPr>
+                <w:noProof/>
+                <w:webHidden/>
+              </w:rPr>
+              <w:tab/>
+            </w:r>
+            <w:r>
+              <w:rPr>
+                <w:noProof/>
+                <w:webHidden/>
+              </w:rPr>
+              <w:fldChar w:fldCharType="begin"/>
+            </w:r>
+            <w:r>
+              <w:rPr>
+                <w:noProof/>
+                <w:webHidden/>
+              </w:rPr>
+              <w:instrText xml:space="preserve"> PAGEREF _Toc241090983 \h </w:instrText>
+            </w:r>
+            <w:r>
+              <w:rPr>
+                <w:noProof/>
+                <w:webHidden/>
+              </w:rPr>
+            </w:r>
+            <w:r>
+              <w:rPr>
+                <w:noProof/>
+                <w:webHidden/>
+              </w:rPr>
+              <w:fldChar w:fldCharType="separate"/>
+            </w:r>
+            <w:r>
+              <w:rPr>
+                <w:noProof/>
+                <w:webHidden/>
+              </w:rPr>
+              <w:t>- 13 -</w:t>
+            </w:r>
+            <w:r>
+              <w:rPr>
+                <w:noProof/>
+                <w:webHidden/>
+              </w:rPr>
+              <w:fldChar w:fldCharType="end"/>
+            </w:r>
+          </w:hyperlink>
+        </w:p>
+        <w:p>
+          <w:pPr>
+            <w:pStyle w:val="TOC3"/>
+            <w:tabs>
+              <w:tab w:val="right" w:pos="9350"/>
+            </w:tabs>
+            <w:rPr>
+              <w:rFonts w:cstheme="minorBidi"/>
+              <w:noProof/>
+              <w:kern w:val="2"/>
+              <w:sz w:val="24"/>
+              <w:szCs w:val="24"/>
+              <w14:ligatures w14:val="standardContextual"/>
+            </w:rPr>
+          </w:pPr>
+          <w:hyperlink w:anchor="_Toc241090984" w:history="1">
+            <w:r>
+              <w:rPr>
+                <w:rStyle w:val="Hyperlink"/>
+                <w:noProof/>
+              </w:rPr>
+              <w:t>Fix</w:t>
+            </w:r>
+            <w:r>
+              <w:rPr>
+                <w:noProof/>
+                <w:webHidden/>
+              </w:rPr>
+              <w:tab/>
+            </w:r>
+            <w:r>
+              <w:rPr>
+                <w:noProof/>
+                <w:webHidden/>
+              </w:rPr>
+              <w:fldChar w:fldCharType="begin"/>
+            </w:r>
+            <w:r>
+              <w:rPr>
+                <w:noProof/>
+                <w:webHidden/>
+              </w:rPr>
+              <w:instrText xml:space="preserve"> PAGEREF _Toc241090984 \h </w:instrText>
+            </w:r>
+            <w:r>
+              <w:rPr>
+                <w:noProof/>
+                <w:webHidden/>
+              </w:rPr>
+            </w:r>
+            <w:r>
+              <w:rPr>
+                <w:noProof/>
+                <w:webHidden/>
+              </w:rPr>
+              <w:fldChar w:fldCharType="separate"/>
+            </w:r>
+            <w:r>
+              <w:rPr>
+                <w:noProof/>
+                <w:webHidden/>
+              </w:rPr>
+              <w:t>- 14 -</w:t>
+            </w:r>
+            <w:r>
+              <w:rPr>
+                <w:noProof/>
+                <w:webHidden/>
+              </w:rPr>
+              <w:fldChar w:fldCharType="end"/>
+            </w:r>
+          </w:hyperlink>
+        </w:p>
+        <w:p>
+          <w:pPr>
+            <w:pStyle w:val="TOC2"/>
+            <w:tabs>
+              <w:tab w:val="right" w:pos="9350"/>
+            </w:tabs>
+            <w:rPr>
+              <w:rFonts w:cstheme="minorBidi"/>
+              <w:noProof/>
+              <w:kern w:val="2"/>
+              <w:sz w:val="24"/>
+              <w:szCs w:val="24"/>
+              <w14:ligatures w14:val="standardContextual"/>
+            </w:rPr>
+          </w:pPr>
+          <w:hyperlink w:anchor="_Toc241090985" w:history="1">
+            <w:r>
+              <w:rPr>
+                <w:rStyle w:val="Hyperlink"/>
+                <w:noProof/>
+              </w:rPr>
+              <w:t>Insecure Cryptographic Storage (Plaintext Passwords)</w:t>
+            </w:r>
+            <w:r>
+              <w:rPr>
+                <w:noProof/>
+                <w:webHidden/>
+              </w:rPr>
+              <w:tab/>
+            </w:r>
+            <w:r>
+              <w:rPr>
+                <w:noProof/>
+                <w:webHidden/>
+              </w:rPr>
+              <w:fldChar w:fldCharType="begin"/>
+            </w:r>
+            <w:r>
+              <w:rPr>
+                <w:noProof/>
+                <w:webHidden/>
+              </w:rPr>
+              <w:instrText xml:space="preserve"> PAGEREF _Toc241090985 \h </w:instrText>
+            </w:r>
+            <w:r>
+              <w:rPr>
+                <w:noProof/>
+                <w:webHidden/>
+              </w:rPr>
+            </w:r>
+            <w:r>
+              <w:rPr>
+                <w:noProof/>
+                <w:webHidden/>
+              </w:rPr>
+              <w:fldChar w:fldCharType="separate"/>
+            </w:r>
+            <w:r>
+              <w:rPr>
+                <w:noProof/>
+                <w:webHidden/>
+              </w:rPr>
+              <w:t>- 15 -</w:t>
+            </w:r>
+            <w:r>
+              <w:rPr>
+                <w:noProof/>
+                <w:webHidden/>
+              </w:rPr>
+              <w:fldChar w:fldCharType="end"/>
+            </w:r>
+          </w:hyperlink>
+        </w:p>
+        <w:p>
+          <w:pPr>
+            <w:pStyle w:val="TOC3"/>
+            <w:tabs>
+              <w:tab w:val="right" w:pos="9350"/>
+            </w:tabs>
+            <w:rPr>
+              <w:rFonts w:cstheme="minorBidi"/>
+              <w:noProof/>
+              <w:kern w:val="2"/>
+              <w:sz w:val="24"/>
+              <w:szCs w:val="24"/>
+              <w14:ligatures w14:val="standardContextual"/>
+            </w:rPr>
+          </w:pPr>
+          <w:hyperlink w:anchor="_Toc241090986" w:history="1">
+            <w:r>
+              <w:rPr>
+                <w:rStyle w:val="Hyperlink"/>
+                <w:noProof/>
+              </w:rPr>
+              <w:t>Vulnerable</w:t>
+            </w:r>
+            <w:r>
+              <w:rPr>
+                <w:noProof/>
+                <w:webHidden/>
+              </w:rPr>
+              <w:tab/>
+            </w:r>
+            <w:r>
+              <w:rPr>
+                <w:noProof/>
+                <w:webHidden/>
+              </w:rPr>
+              <w:fldChar w:fldCharType="begin"/>
+            </w:r>
+            <w:r>
+              <w:rPr>
+                <w:noProof/>
+                <w:webHidden/>
+              </w:rPr>
+              <w:instrText xml:space="preserve"> PAGEREF _Toc241090986 \h </w:instrText>
+            </w:r>
+            <w:r>
+              <w:rPr>
+                <w:noProof/>
+                <w:webHidden/>
+              </w:rPr>
+            </w:r>
+            <w:r>
+              <w:rPr>
+                <w:noProof/>
+                <w:webHidden/>
+              </w:rPr>
+              <w:fldChar w:fldCharType="separate"/>
+            </w:r>
+            <w:r>
+              <w:rPr>
+                <w:noProof/>
+                <w:webHidden/>
+              </w:rPr>
+              <w:t>- 15 -</w:t>
+            </w:r>
+            <w:r>
+              <w:rPr>
+                <w:noProof/>
+                <w:webHidden/>
+              </w:rPr>
+              <w:fldChar w:fldCharType="end"/>
+            </w:r>
+          </w:hyperlink>
+        </w:p>
+        <w:p>
+          <w:pPr>
+            <w:pStyle w:val="TOC3"/>
+            <w:tabs>
+              <w:tab w:val="right" w:pos="9350"/>
+            </w:tabs>
+            <w:rPr>
+              <w:rFonts w:cstheme="minorBidi"/>
+              <w:noProof/>
+              <w:kern w:val="2"/>
+              <w:sz w:val="24"/>
+              <w:szCs w:val="24"/>
+              <w14:ligatures w14:val="standardContextual"/>
+            </w:rPr>
+          </w:pPr>
+          <w:hyperlink w:anchor="_Toc241090987" w:history="1">
+            <w:r>
+              <w:rPr>
+                <w:rStyle w:val="Hyperlink"/>
+                <w:noProof/>
+              </w:rPr>
+              <w:t>Fix</w:t>
+            </w:r>
+            <w:r>
+              <w:rPr>
+                <w:noProof/>
+                <w:webHidden/>
+              </w:rPr>
+              <w:tab/>
+            </w:r>
+            <w:r>
+              <w:rPr>
+                <w:noProof/>
+                <w:webHidden/>
+              </w:rPr>
+              <w:fldChar w:fldCharType="begin"/>
+            </w:r>
+            <w:r>
+              <w:rPr>
+                <w:noProof/>
+                <w:webHidden/>
+              </w:rPr>
+              <w:instrText xml:space="preserve"> PAGEREF _Toc241090987 \h </w:instrText>
+            </w:r>
+            <w:r>
+              <w:rPr>
+                <w:noProof/>
+                <w:webHidden/>
+              </w:rPr>
+            </w:r>
+            <w:r>
+              <w:rPr>
+                <w:noProof/>
+                <w:webHidden/>
+              </w:rPr>
+              <w:fldChar w:fldCharType="separate"/>
+            </w:r>
+            <w:r>
+              <w:rPr>
+                <w:noProof/>
+                <w:webHidden/>
+              </w:rPr>
+              <w:t>- 17 -</w:t>
             </w:r>
             <w:r>
               <w:rPr>
@@ -1163,7 +2066,7 @@
           <w:bCs/>
         </w:rPr>
       </w:pPr>
-      <w:bookmarkStart w:id="0" w:name="_Toc241006665"/>
+      <w:bookmarkStart w:id="0" w:name="_Toc241090967"/>
       <w:r>
         <w:rPr>
           <w:b/>
@@ -1178,15 +2081,28 @@
       <w:pPr>
         <w:pStyle w:val="Heading2"/>
       </w:pPr>
-      <w:bookmarkStart w:id="1" w:name="_Toc241006666"/>
-      <w:r>
-        <w:t>Multiocintainer stack</w:t>
+      <w:bookmarkStart w:id="1" w:name="_Toc241090968"/>
+      <w:proofErr w:type="spellStart"/>
+      <w:r>
+        <w:t>Multiocintainer</w:t>
+      </w:r>
+      <w:proofErr w:type="spellEnd"/>
+      <w:r>
+        <w:t xml:space="preserve"> stack</w:t>
       </w:r>
       <w:bookmarkEnd w:id="1"/>
     </w:p>
     <w:p>
       <w:r>
-        <w:t xml:space="preserve">The deployment architecture partitions OWASP NodeGoat into two discrete containerized tiers </w:t>
+        <w:t xml:space="preserve">The deployment architecture partitions OWASP </w:t>
+      </w:r>
+      <w:proofErr w:type="spellStart"/>
+      <w:r>
+        <w:t>NodeGoat</w:t>
+      </w:r>
+      <w:proofErr w:type="spellEnd"/>
+      <w:r>
+        <w:t xml:space="preserve"> into two discrete containerized tiers </w:t>
       </w:r>
     </w:p>
     <w:p>
@@ -1198,7 +2114,15 @@
         </w:numPr>
       </w:pPr>
       <w:r>
-        <w:t>The application runtime tier(nodegoat-web)</w:t>
+        <w:t>The application runtime tier(</w:t>
+      </w:r>
+      <w:proofErr w:type="spellStart"/>
+      <w:r>
+        <w:t>nodegoat</w:t>
+      </w:r>
+      <w:proofErr w:type="spellEnd"/>
+      <w:r>
+        <w:t>-web)</w:t>
       </w:r>
     </w:p>
     <w:p>
@@ -1210,12 +2134,36 @@
         </w:numPr>
       </w:pPr>
       <w:r>
-        <w:t>Data storage tier(nodegoat-db)</w:t>
-      </w:r>
-    </w:p>
-    <w:p>
-      <w:r>
-        <w:t xml:space="preserve">Using docker compose the system build and start in fully self container offline status single command </w:t>
+        <w:t xml:space="preserve">Data storage </w:t>
+      </w:r>
+      <w:proofErr w:type="gramStart"/>
+      <w:r>
+        <w:t>tier</w:t>
+      </w:r>
+      <w:proofErr w:type="gramEnd"/>
+      <w:r>
+        <w:t>(</w:t>
+      </w:r>
+      <w:proofErr w:type="spellStart"/>
+      <w:r>
+        <w:t>nodegoat-db</w:t>
+      </w:r>
+      <w:proofErr w:type="spellEnd"/>
+      <w:r>
+        <w:t>)</w:t>
+      </w:r>
+    </w:p>
+    <w:p>
+      <w:r>
+        <w:t xml:space="preserve">Using docker compose the system build and start in fully </w:t>
+      </w:r>
+      <w:proofErr w:type="spellStart"/>
+      <w:r>
+        <w:t>self container</w:t>
+      </w:r>
+      <w:proofErr w:type="spellEnd"/>
+      <w:r>
+        <w:t xml:space="preserve"> offline status single command </w:t>
       </w:r>
       <w:r>
         <w:rPr>
@@ -1225,14 +2173,46 @@
         <w:t xml:space="preserve">docker compose up –build. </w:t>
       </w:r>
       <w:r>
-        <w:t>The web container  manage express application handling and isolated mongo-db database management manage in db docker using tcp port 27017 for monitoring scripts and logs</w:t>
+        <w:t xml:space="preserve">The web </w:t>
+      </w:r>
+      <w:proofErr w:type="gramStart"/>
+      <w:r>
+        <w:t>container  manage</w:t>
+      </w:r>
+      <w:proofErr w:type="gramEnd"/>
+      <w:r>
+        <w:t xml:space="preserve"> express application handling and isolated mongo-</w:t>
+      </w:r>
+      <w:proofErr w:type="spellStart"/>
+      <w:r>
+        <w:t>db</w:t>
+      </w:r>
+      <w:proofErr w:type="spellEnd"/>
+      <w:r>
+        <w:t xml:space="preserve"> database management manage in </w:t>
+      </w:r>
+      <w:proofErr w:type="spellStart"/>
+      <w:r>
+        <w:t>db</w:t>
+      </w:r>
+      <w:proofErr w:type="spellEnd"/>
+      <w:r>
+        <w:t xml:space="preserve"> docker using </w:t>
+      </w:r>
+      <w:proofErr w:type="spellStart"/>
+      <w:r>
+        <w:t>tcp</w:t>
+      </w:r>
+      <w:proofErr w:type="spellEnd"/>
+      <w:r>
+        <w:t xml:space="preserve"> port 27017 for monitoring scripts and logs</w:t>
       </w:r>
     </w:p>
     <w:p>
       <w:pPr>
         <w:pStyle w:val="Heading2"/>
       </w:pPr>
-      <w:bookmarkStart w:id="2" w:name="_Toc241006667"/>
+      <w:bookmarkStart w:id="2" w:name="_Toc241090969"/>
       <w:r>
         <w:t>Container hardening and principle of least privilege</w:t>
       </w:r>
@@ -1242,8 +2222,13 @@
       <w:r>
         <w:t xml:space="preserve">To mitigate container </w:t>
       </w:r>
-      <w:r>
-        <w:t>brake down</w:t>
+      <w:proofErr w:type="gramStart"/>
+      <w:r>
+        <w:t>brake</w:t>
+      </w:r>
+      <w:proofErr w:type="gramEnd"/>
+      <w:r>
+        <w:t xml:space="preserve"> down</w:t>
       </w:r>
       <w:r>
         <w:t xml:space="preserve"> and privilege escalation risks the application container explicitly </w:t>
@@ -1258,7 +2243,15 @@
         <w:t>Docker file</w:t>
       </w:r>
       <w:r>
-        <w:t xml:space="preserve"> apply </w:t>
+        <w:t xml:space="preserve"> </w:t>
+      </w:r>
+      <w:proofErr w:type="gramStart"/>
+      <w:r>
+        <w:t>apply</w:t>
+      </w:r>
+      <w:proofErr w:type="gramEnd"/>
+      <w:r>
+        <w:t xml:space="preserve"> </w:t>
       </w:r>
       <w:r>
         <w:t>user mode</w:t>
@@ -1274,7 +2267,7 @@
       <w:pPr>
         <w:pStyle w:val="Heading2"/>
       </w:pPr>
-      <w:bookmarkStart w:id="3" w:name="_Toc241006668"/>
+      <w:bookmarkStart w:id="3" w:name="_Toc241090970"/>
       <w:r>
         <w:t xml:space="preserve">Network segmentation and trust </w:t>
       </w:r>
@@ -1355,6 +2348,8 @@
       <w:r>
         <w:t xml:space="preserve">configure with </w:t>
       </w:r>
+      <w:proofErr w:type="spellStart"/>
+      <w:proofErr w:type="gramStart"/>
       <w:r>
         <w:rPr>
           <w:b/>
@@ -1362,6 +2357,8 @@
         </w:rPr>
         <w:t>internal:true</w:t>
       </w:r>
+      <w:proofErr w:type="spellEnd"/>
+      <w:proofErr w:type="gramEnd"/>
       <w:r>
         <w:t xml:space="preserve"> to </w:t>
       </w:r>
@@ -1577,7 +2574,7 @@
           <w:bCs/>
         </w:rPr>
       </w:pPr>
-      <w:bookmarkStart w:id="4" w:name="_Toc241006669"/>
+      <w:bookmarkStart w:id="4" w:name="_Toc241090971"/>
       <w:r>
         <w:rPr>
           <w:b/>
@@ -1592,7 +2589,7 @@
       <w:pPr>
         <w:pStyle w:val="Heading2"/>
       </w:pPr>
-      <w:bookmarkStart w:id="5" w:name="_Toc241006670"/>
+      <w:bookmarkStart w:id="5" w:name="_Toc241090972"/>
       <w:r>
         <w:t>S</w:t>
       </w:r>
@@ -1606,7 +2603,20 @@
     </w:p>
     <w:p>
       <w:r>
-        <w:t>Below are four realistic, application-specific threats that might target the NodeGoat architecture. The threats were identified using the STRIDE methodology.</w:t>
+        <w:t xml:space="preserve">Below are four realistic, application-specific threats that might target </w:t>
+      </w:r>
+      <w:proofErr w:type="gramStart"/>
+      <w:r>
+        <w:t xml:space="preserve">the </w:t>
+      </w:r>
+      <w:proofErr w:type="spellStart"/>
+      <w:r>
+        <w:t>NodeGoat</w:t>
+      </w:r>
+      <w:proofErr w:type="spellEnd"/>
+      <w:proofErr w:type="gramEnd"/>
+      <w:r>
+        <w:t xml:space="preserve"> architecture. The threats were identified using the STRIDE methodology.</w:t>
       </w:r>
     </w:p>
     <w:p>
@@ -1630,7 +2640,39 @@
         <w:pStyle w:val="ListParagraph"/>
       </w:pPr>
       <w:r>
-        <w:t xml:space="preserve"> An attacker can launch a NoSQL injection attack by sending a malicious JSON object to the /login API. By replacing the password value with a MongoDB operator, such as {"password": {"$ne": null}}, and taking advantage of the fact that Express does not enforce typechecking on the input, the attacker can bypass authentication and hijack an administrator’s session. No credentials would be required to perform this attack, apart from basic knowledge of the MongoDB query language.</w:t>
+        <w:t xml:space="preserve"> An attacker can launch a NoSQL injection attack by sending a malicious JSON object to the /login API. By replacing the password value with a MongoDB operator, such </w:t>
+      </w:r>
+      <w:proofErr w:type="gramStart"/>
+      <w:r>
+        <w:t>as {"</w:t>
+      </w:r>
+      <w:proofErr w:type="gramEnd"/>
+      <w:r>
+        <w:t>password</w:t>
+      </w:r>
+      <w:proofErr w:type="gramStart"/>
+      <w:r>
+        <w:t>": {</w:t>
+      </w:r>
+      <w:proofErr w:type="gramEnd"/>
+      <w:r>
+        <w:t>"$ne": null}</w:t>
+      </w:r>
+      <w:proofErr w:type="gramStart"/>
+      <w:r>
+        <w:t>}, and</w:t>
+      </w:r>
+      <w:proofErr w:type="gramEnd"/>
+      <w:r>
+        <w:t xml:space="preserve"> taking advantage of the fact that Express does not enforce </w:t>
+      </w:r>
+      <w:proofErr w:type="spellStart"/>
+      <w:r>
+        <w:t>typechecking</w:t>
+      </w:r>
+      <w:proofErr w:type="spellEnd"/>
+      <w:r>
+        <w:t xml:space="preserve"> on the input, the attacker can bypass authentication and hijack an administrator’s session. No credentials would be required to perform this attack, apart from basic knowledge of the MongoDB query language.</w:t>
       </w:r>
     </w:p>
     <w:p>
@@ -1649,7 +2691,23 @@
         <w:t>Tampering (Insecure Direct Object Reference on Allocations):</w:t>
       </w:r>
       <w:r>
-        <w:t xml:space="preserve"> An authenticated attacker can tamper with allocation records by modifying the request sent to the server when the attacker attempts to update their asset allocation. By changing the userId value in the request to another value, the attacker can effectively change the allocation records of another user. The vulnerability stems from the fact that the server does not check whether the userId belongs to the authenticated attacker.</w:t>
+        <w:t xml:space="preserve"> An authenticated attacker can tamper with allocation records by modifying the request sent to the server when the attacker attempts to update their asset allocation. By changing the </w:t>
+      </w:r>
+      <w:proofErr w:type="spellStart"/>
+      <w:r>
+        <w:t>userId</w:t>
+      </w:r>
+      <w:proofErr w:type="spellEnd"/>
+      <w:r>
+        <w:t xml:space="preserve"> value in the request to another value, the attacker can effectively change the allocation records of another user. The vulnerability stems from the fact that the server does not check whether the </w:t>
+      </w:r>
+      <w:proofErr w:type="spellStart"/>
+      <w:r>
+        <w:t>userId</w:t>
+      </w:r>
+      <w:proofErr w:type="spellEnd"/>
+      <w:r>
+        <w:t xml:space="preserve"> belongs to the authenticated attacker.</w:t>
       </w:r>
     </w:p>
     <w:p>
@@ -1668,7 +2726,15 @@
         <w:t>Information Disclosure (Hardcoded Database Credentials):</w:t>
       </w:r>
       <w:r>
-        <w:t xml:space="preserve"> A developer could accidentally commit the database credentials required to connect to the MongoDB server and sign cookies for the Express framework in the config/env/development.js file or the docker-compose.yml file. If this information becomes available to an attacker, they can utilize it to connect to the database directly and forge valid session cookies to hijack the administrator’s session.</w:t>
+        <w:t xml:space="preserve"> A developer could accidentally commit the database credentials required to connect to the MongoDB server and sign cookies for the Express framework in the config/env/development.js file or the docker-</w:t>
+      </w:r>
+      <w:proofErr w:type="spellStart"/>
+      <w:r>
+        <w:t>compose.yml</w:t>
+      </w:r>
+      <w:proofErr w:type="spellEnd"/>
+      <w:r>
+        <w:t xml:space="preserve"> file. If this information becomes available to an attacker, they can utilize it to connect to the database directly and forge valid session cookies to hijack the administrator’s session.</w:t>
       </w:r>
     </w:p>
     <w:p>
@@ -1699,7 +2765,7 @@
       <w:pPr>
         <w:pStyle w:val="Heading2"/>
       </w:pPr>
-      <w:bookmarkStart w:id="6" w:name="_Toc241006671"/>
+      <w:bookmarkStart w:id="6" w:name="_Toc241090973"/>
       <w:r>
         <w:lastRenderedPageBreak/>
         <w:t>Risk evaluation matrix</w:t>
@@ -1710,6 +2776,7 @@
       <w:r>
         <w:t xml:space="preserve">Each thread is scored on a5x5 matrix evaluating </w:t>
       </w:r>
+      <w:proofErr w:type="gramStart"/>
       <w:r>
         <w:rPr>
           <w:b/>
@@ -1717,6 +2784,7 @@
         </w:rPr>
         <w:t>likelihood(</w:t>
       </w:r>
+      <w:proofErr w:type="gramEnd"/>
       <w:r>
         <w:t>how easy/often the attack can be executed</w:t>
       </w:r>
@@ -1810,8 +2878,13 @@
             <w:tcW w:w="2337" w:type="dxa"/>
           </w:tcPr>
           <w:p>
-            <w:r>
-              <w:t>Spoofing(login no SQLi)</w:t>
+            <w:proofErr w:type="gramStart"/>
+            <w:r>
+              <w:t>Spoofing(</w:t>
+            </w:r>
+            <w:proofErr w:type="gramEnd"/>
+            <w:r>
+              <w:t>login no SQLi)</w:t>
             </w:r>
           </w:p>
         </w:tc>
@@ -1852,8 +2925,13 @@
             <w:tcW w:w="2337" w:type="dxa"/>
           </w:tcPr>
           <w:p>
-            <w:r>
-              <w:t>Tempering(allocation IDOR)</w:t>
+            <w:proofErr w:type="gramStart"/>
+            <w:r>
+              <w:t>Tempering(</w:t>
+            </w:r>
+            <w:proofErr w:type="gramEnd"/>
+            <w:r>
+              <w:t>allocation IDOR)</w:t>
             </w:r>
           </w:p>
         </w:tc>
@@ -1895,7 +2973,15 @@
           </w:tcPr>
           <w:p>
             <w:r>
-              <w:t>Info disclosure(secrets in G</w:t>
+              <w:t xml:space="preserve">Info </w:t>
+            </w:r>
+            <w:proofErr w:type="gramStart"/>
+            <w:r>
+              <w:t>disclosure(</w:t>
+            </w:r>
+            <w:proofErr w:type="gramEnd"/>
+            <w:r>
+              <w:t>secrets in G</w:t>
             </w:r>
             <w:r>
               <w:t>i</w:t>
@@ -1942,9 +3028,11 @@
             <w:tcW w:w="2337" w:type="dxa"/>
           </w:tcPr>
           <w:p>
+            <w:proofErr w:type="gramStart"/>
             <w:r>
               <w:t>Dos(</w:t>
             </w:r>
+            <w:proofErr w:type="gramEnd"/>
             <w:r>
               <w:t>Payload</w:t>
             </w:r>
@@ -1990,7 +3078,7 @@
       <w:pPr>
         <w:pStyle w:val="Heading2"/>
       </w:pPr>
-      <w:bookmarkStart w:id="7" w:name="_Toc241006672"/>
+      <w:bookmarkStart w:id="7" w:name="_Toc241090974"/>
       <w:r>
         <w:t>Thread to control mapping</w:t>
       </w:r>
@@ -1998,7 +3086,15 @@
     </w:p>
     <w:p>
       <w:r>
-        <w:t>This table directly identified threats to the specific security controls implemented in pipeline and codebase</w:t>
+        <w:t xml:space="preserve">This table directly </w:t>
+      </w:r>
+      <w:proofErr w:type="gramStart"/>
+      <w:r>
+        <w:t>identified</w:t>
+      </w:r>
+      <w:proofErr w:type="gramEnd"/>
+      <w:r>
+        <w:t xml:space="preserve"> threats to the specific security controls implemented in pipeline and codebase</w:t>
       </w:r>
     </w:p>
     <w:tbl>
@@ -2112,12 +3208,23 @@
             <w:r>
               <w:t xml:space="preserve"> Implement strict allow-list type checking (</w:t>
             </w:r>
+            <w:proofErr w:type="spellStart"/>
+            <w:proofErr w:type="gramStart"/>
             <w:r>
               <w:rPr>
                 <w:b/>
                 <w:bCs/>
               </w:rPr>
-              <w:t>typeof password === 'string'</w:t>
+              <w:t>typeof</w:t>
+            </w:r>
+            <w:proofErr w:type="spellEnd"/>
+            <w:proofErr w:type="gramEnd"/>
+            <w:r>
+              <w:rPr>
+                <w:b/>
+                <w:bCs/>
+              </w:rPr>
+              <w:t xml:space="preserve"> password === 'string'</w:t>
             </w:r>
             <w:r>
               <w:t>) before querying the database.</w:t>
@@ -2206,8 +3313,26 @@
                 <w:b/>
                 <w:bCs/>
               </w:rPr>
-              <w:t xml:space="preserve"> req.session.userId</w:t>
-            </w:r>
+              <w:t xml:space="preserve"> </w:t>
+            </w:r>
+            <w:proofErr w:type="spellStart"/>
+            <w:proofErr w:type="gramStart"/>
+            <w:r>
+              <w:rPr>
+                <w:b/>
+                <w:bCs/>
+              </w:rPr>
+              <w:t>req.session</w:t>
+            </w:r>
+            <w:proofErr w:type="gramEnd"/>
+            <w:r>
+              <w:rPr>
+                <w:b/>
+                <w:bCs/>
+              </w:rPr>
+              <w:t>.userId</w:t>
+            </w:r>
+            <w:proofErr w:type="spellEnd"/>
           </w:p>
         </w:tc>
         <w:tc>
@@ -2276,7 +3401,15 @@
               <w:t>Secret Scanning &amp; Environment Injection:</w:t>
             </w:r>
             <w:r>
-              <w:t xml:space="preserve"> Gitleaks prevents secret commits, and GitHub Actions Encrypted Secrets inject credentials at runtime</w:t>
+              <w:t xml:space="preserve"> Gitleaks prevents secret </w:t>
+            </w:r>
+            <w:proofErr w:type="gramStart"/>
+            <w:r>
+              <w:t>commits</w:t>
+            </w:r>
+            <w:proofErr w:type="gramEnd"/>
+            <w:r>
+              <w:t>, and GitHub Actions Encrypted Secrets inject credentials at runtime</w:t>
             </w:r>
           </w:p>
         </w:tc>
@@ -2296,8 +3429,33 @@
                 <w:b/>
                 <w:bCs/>
               </w:rPr>
-              <w:t>.github/workflows/devsecops-pipeline.yml</w:t>
-            </w:r>
+              <w:t>.</w:t>
+            </w:r>
+            <w:proofErr w:type="spellStart"/>
+            <w:r>
+              <w:rPr>
+                <w:b/>
+                <w:bCs/>
+              </w:rPr>
+              <w:t>github</w:t>
+            </w:r>
+            <w:proofErr w:type="spellEnd"/>
+            <w:r>
+              <w:rPr>
+                <w:b/>
+                <w:bCs/>
+              </w:rPr>
+              <w:t>/workflows/</w:t>
+            </w:r>
+            <w:proofErr w:type="spellStart"/>
+            <w:r>
+              <w:rPr>
+                <w:b/>
+                <w:bCs/>
+              </w:rPr>
+              <w:t>devsecops-pipeline.yml</w:t>
+            </w:r>
+            <w:proofErr w:type="spellEnd"/>
           </w:p>
         </w:tc>
       </w:tr>
@@ -2345,14 +3503,56 @@
               <w:t>SAST &amp; Infrastructure Hardening</w:t>
             </w:r>
             <w:r>
-              <w:t xml:space="preserve">: Semgrep flags missing limits; </w:t>
-            </w:r>
+              <w:t xml:space="preserve">: </w:t>
+            </w:r>
+            <w:proofErr w:type="spellStart"/>
+            <w:r>
+              <w:t>Semgrep</w:t>
+            </w:r>
+            <w:proofErr w:type="spellEnd"/>
+            <w:r>
+              <w:t xml:space="preserve"> flags missing limits; </w:t>
+            </w:r>
+            <w:proofErr w:type="spellStart"/>
+            <w:proofErr w:type="gramStart"/>
             <w:r>
               <w:rPr>
                 <w:b/>
                 <w:bCs/>
               </w:rPr>
-              <w:t>express.json({ limit: '10kb' })</w:t>
+              <w:t>express.json</w:t>
+            </w:r>
+            <w:proofErr w:type="spellEnd"/>
+            <w:r>
+              <w:rPr>
+                <w:b/>
+                <w:bCs/>
+              </w:rPr>
+              <w:t>({ limit</w:t>
+            </w:r>
+            <w:proofErr w:type="gramEnd"/>
+            <w:r>
+              <w:rPr>
+                <w:b/>
+                <w:bCs/>
+              </w:rPr>
+              <w:t>: '10kb</w:t>
+            </w:r>
+            <w:proofErr w:type="gramStart"/>
+            <w:r>
+              <w:rPr>
+                <w:b/>
+                <w:bCs/>
+              </w:rPr>
+              <w:t>' }</w:t>
+            </w:r>
+            <w:proofErr w:type="gramEnd"/>
+            <w:r>
+              <w:rPr>
+                <w:b/>
+                <w:bCs/>
+              </w:rPr>
+              <w:t>)</w:t>
             </w:r>
             <w:r>
               <w:t xml:space="preserve"> restricts body size.</w:t>
@@ -2375,8 +3575,33 @@
                 <w:b/>
                 <w:bCs/>
               </w:rPr>
-              <w:t>.github/workflows/devsecops-pipeline.yml</w:t>
-            </w:r>
+              <w:t>.</w:t>
+            </w:r>
+            <w:proofErr w:type="spellStart"/>
+            <w:r>
+              <w:rPr>
+                <w:b/>
+                <w:bCs/>
+              </w:rPr>
+              <w:t>github</w:t>
+            </w:r>
+            <w:proofErr w:type="spellEnd"/>
+            <w:r>
+              <w:rPr>
+                <w:b/>
+                <w:bCs/>
+              </w:rPr>
+              <w:t>/workflows/</w:t>
+            </w:r>
+            <w:proofErr w:type="spellStart"/>
+            <w:r>
+              <w:rPr>
+                <w:b/>
+                <w:bCs/>
+              </w:rPr>
+              <w:t>devsecops-pipeline.yml</w:t>
+            </w:r>
+            <w:proofErr w:type="spellEnd"/>
           </w:p>
         </w:tc>
       </w:tr>
@@ -2395,7 +3620,7 @@
           <w:bCs/>
         </w:rPr>
       </w:pPr>
-      <w:bookmarkStart w:id="8" w:name="_Toc241006673"/>
+      <w:bookmarkStart w:id="8" w:name="_Toc241090975"/>
       <w:r>
         <w:rPr>
           <w:b/>
@@ -2410,17 +3635,21 @@
       <w:pPr>
         <w:pStyle w:val="Heading2"/>
       </w:pPr>
+      <w:bookmarkStart w:id="9" w:name="_Toc241090976"/>
       <w:r>
         <w:t>NoSQL Injection (Authentication Bypass)</w:t>
       </w:r>
+      <w:bookmarkEnd w:id="9"/>
     </w:p>
     <w:p>
       <w:pPr>
         <w:pStyle w:val="Heading3"/>
       </w:pPr>
+      <w:bookmarkStart w:id="10" w:name="_Toc241090977"/>
       <w:r>
         <w:t>Vulnerability</w:t>
       </w:r>
+      <w:bookmarkEnd w:id="10"/>
     </w:p>
     <w:p>
       <w:r>
@@ -2623,9 +3852,11 @@
       <w:pPr>
         <w:pStyle w:val="Heading3"/>
       </w:pPr>
+      <w:bookmarkStart w:id="11" w:name="_Toc241090978"/>
       <w:r>
         <w:t>Fix</w:t>
       </w:r>
+      <w:bookmarkEnd w:id="11"/>
     </w:p>
     <w:p>
       <w:r>
@@ -2757,18 +3988,22 @@
       <w:pPr>
         <w:pStyle w:val="Heading2"/>
       </w:pPr>
+      <w:bookmarkStart w:id="12" w:name="_Toc241090979"/>
       <w:r>
         <w:lastRenderedPageBreak/>
         <w:t>Stored Cross-Site Scripting (XSS)</w:t>
       </w:r>
+      <w:bookmarkEnd w:id="12"/>
     </w:p>
     <w:p>
       <w:pPr>
         <w:pStyle w:val="Heading3"/>
       </w:pPr>
+      <w:bookmarkStart w:id="13" w:name="_Toc241090980"/>
       <w:r>
         <w:t>Vulnerability</w:t>
       </w:r>
+      <w:bookmarkEnd w:id="13"/>
     </w:p>
     <w:p>
       <w:r>
@@ -2903,9 +4138,11 @@
       <w:pPr>
         <w:pStyle w:val="Heading3"/>
       </w:pPr>
+      <w:bookmarkStart w:id="14" w:name="_Toc241090981"/>
       <w:r>
         <w:t>Fix</w:t>
       </w:r>
+      <w:bookmarkEnd w:id="14"/>
     </w:p>
     <w:p>
       <w:r>
@@ -3018,17 +4255,21 @@
       <w:pPr>
         <w:pStyle w:val="Heading2"/>
       </w:pPr>
+      <w:bookmarkStart w:id="15" w:name="_Toc241090982"/>
       <w:r>
         <w:t>Insecure Direct Object Reference (IDOR)</w:t>
       </w:r>
+      <w:bookmarkEnd w:id="15"/>
     </w:p>
     <w:p>
       <w:pPr>
         <w:pStyle w:val="Heading3"/>
       </w:pPr>
+      <w:bookmarkStart w:id="16" w:name="_Toc241090983"/>
       <w:r>
         <w:t>Vulnerabilities</w:t>
       </w:r>
+      <w:bookmarkEnd w:id="16"/>
     </w:p>
     <w:p>
       <w:r>
@@ -3160,9 +4401,11 @@
       <w:pPr>
         <w:pStyle w:val="Heading3"/>
       </w:pPr>
+      <w:bookmarkStart w:id="17" w:name="_Toc241090984"/>
       <w:r>
         <w:t>Fix</w:t>
       </w:r>
+      <w:bookmarkEnd w:id="17"/>
     </w:p>
     <w:p/>
     <w:p/>
@@ -3257,12 +4500,286 @@
       <w:pPr>
         <w:pStyle w:val="Heading2"/>
       </w:pPr>
+      <w:bookmarkStart w:id="18" w:name="_Toc241090985"/>
       <w:r>
         <w:t>Insecure Cryptographic Storage (Plaintext Passwords)</w:t>
       </w:r>
+      <w:bookmarkEnd w:id="18"/>
+    </w:p>
+    <w:p>
+      <w:pPr>
+        <w:pStyle w:val="Heading3"/>
+      </w:pPr>
+      <w:bookmarkStart w:id="19" w:name="_Toc241090986"/>
+      <w:r>
+        <w:t>Vulnerable</w:t>
+      </w:r>
+      <w:bookmarkEnd w:id="19"/>
+    </w:p>
+    <w:p>
+      <w:r>
+        <w:rPr>
+          <w:b/>
+          <w:bCs/>
+        </w:rPr>
+        <w:drawing>
+          <wp:inline distT="0" distB="0" distL="0" distR="0" wp14:anchorId="14EB85FE" wp14:editId="759121A0">
+            <wp:extent cx="5943600" cy="2070100"/>
+            <wp:effectExtent l="0" t="0" r="0" b="6350"/>
+            <wp:docPr id="129184653" name="Picture 1"/>
+            <wp:cNvGraphicFramePr>
+              <a:graphicFrameLocks xmlns:a="http://schemas.openxmlformats.org/drawingml/2006/main" noChangeAspect="1"/>
+            </wp:cNvGraphicFramePr>
+            <a:graphic xmlns:a="http://schemas.openxmlformats.org/drawingml/2006/main">
+              <a:graphicData uri="http://schemas.openxmlformats.org/drawingml/2006/picture">
+                <pic:pic xmlns:pic="http://schemas.openxmlformats.org/drawingml/2006/picture">
+                  <pic:nvPicPr>
+                    <pic:cNvPr id="129184653" name=""/>
+                    <pic:cNvPicPr/>
+                  </pic:nvPicPr>
+                  <pic:blipFill>
+                    <a:blip r:embed="rId32"/>
+                    <a:stretch>
+                      <a:fillRect/>
+                    </a:stretch>
+                  </pic:blipFill>
+                  <pic:spPr>
+                    <a:xfrm>
+                      <a:off x="0" y="0"/>
+                      <a:ext cx="5943600" cy="2070100"/>
+                    </a:xfrm>
+                    <a:prstGeom prst="rect">
+                      <a:avLst/>
+                    </a:prstGeom>
+                  </pic:spPr>
+                </pic:pic>
+              </a:graphicData>
+            </a:graphic>
+          </wp:inline>
+        </w:drawing>
+      </w:r>
+    </w:p>
+    <w:p>
+      <w:r>
+        <w:t>app/data/user-dao.js</w:t>
+      </w:r>
+    </w:p>
+    <w:p>
+      <w:r>
+        <w:lastRenderedPageBreak/>
+        <w:drawing>
+          <wp:inline distT="0" distB="0" distL="0" distR="0" wp14:anchorId="6F444330" wp14:editId="2209982B">
+            <wp:extent cx="5943600" cy="1742440"/>
+            <wp:effectExtent l="0" t="0" r="0" b="0"/>
+            <wp:docPr id="1905454104" name="Picture 1"/>
+            <wp:cNvGraphicFramePr>
+              <a:graphicFrameLocks xmlns:a="http://schemas.openxmlformats.org/drawingml/2006/main" noChangeAspect="1"/>
+            </wp:cNvGraphicFramePr>
+            <a:graphic xmlns:a="http://schemas.openxmlformats.org/drawingml/2006/main">
+              <a:graphicData uri="http://schemas.openxmlformats.org/drawingml/2006/picture">
+                <pic:pic xmlns:pic="http://schemas.openxmlformats.org/drawingml/2006/picture">
+                  <pic:nvPicPr>
+                    <pic:cNvPr id="1905454104" name=""/>
+                    <pic:cNvPicPr/>
+                  </pic:nvPicPr>
+                  <pic:blipFill>
+                    <a:blip r:embed="rId33"/>
+                    <a:stretch>
+                      <a:fillRect/>
+                    </a:stretch>
+                  </pic:blipFill>
+                  <pic:spPr>
+                    <a:xfrm>
+                      <a:off x="0" y="0"/>
+                      <a:ext cx="5943600" cy="1742440"/>
+                    </a:xfrm>
+                    <a:prstGeom prst="rect">
+                      <a:avLst/>
+                    </a:prstGeom>
+                  </pic:spPr>
+                </pic:pic>
+              </a:graphicData>
+            </a:graphic>
+          </wp:inline>
+        </w:drawing>
+      </w:r>
+    </w:p>
+    <w:p>
+      <w:r>
+        <w:drawing>
+          <wp:inline distT="0" distB="0" distL="0" distR="0" wp14:anchorId="028A4E49" wp14:editId="476E4A96">
+            <wp:extent cx="5943600" cy="4603115"/>
+            <wp:effectExtent l="0" t="0" r="0" b="6985"/>
+            <wp:docPr id="1370542150" name="Picture 1"/>
+            <wp:cNvGraphicFramePr>
+              <a:graphicFrameLocks xmlns:a="http://schemas.openxmlformats.org/drawingml/2006/main" noChangeAspect="1"/>
+            </wp:cNvGraphicFramePr>
+            <a:graphic xmlns:a="http://schemas.openxmlformats.org/drawingml/2006/main">
+              <a:graphicData uri="http://schemas.openxmlformats.org/drawingml/2006/picture">
+                <pic:pic xmlns:pic="http://schemas.openxmlformats.org/drawingml/2006/picture">
+                  <pic:nvPicPr>
+                    <pic:cNvPr id="1370542150" name=""/>
+                    <pic:cNvPicPr/>
+                  </pic:nvPicPr>
+                  <pic:blipFill>
+                    <a:blip r:embed="rId34"/>
+                    <a:stretch>
+                      <a:fillRect/>
+                    </a:stretch>
+                  </pic:blipFill>
+                  <pic:spPr>
+                    <a:xfrm>
+                      <a:off x="0" y="0"/>
+                      <a:ext cx="5943600" cy="4603115"/>
+                    </a:xfrm>
+                    <a:prstGeom prst="rect">
+                      <a:avLst/>
+                    </a:prstGeom>
+                  </pic:spPr>
+                </pic:pic>
+              </a:graphicData>
+            </a:graphic>
+          </wp:inline>
+        </w:drawing>
+      </w:r>
+    </w:p>
+    <w:p>
+      <w:pPr>
+        <w:pStyle w:val="Heading3"/>
+      </w:pPr>
+      <w:bookmarkStart w:id="20" w:name="_Toc241090987"/>
+      <w:r>
+        <w:lastRenderedPageBreak/>
+        <w:t>Fix</w:t>
+      </w:r>
+      <w:bookmarkEnd w:id="20"/>
+    </w:p>
+    <w:p>
+      <w:r>
+        <w:drawing>
+          <wp:inline distT="0" distB="0" distL="0" distR="0" wp14:anchorId="1F32CA28" wp14:editId="021A2E03">
+            <wp:extent cx="5943600" cy="1546860"/>
+            <wp:effectExtent l="0" t="0" r="0" b="0"/>
+            <wp:docPr id="993794482" name="Picture 1"/>
+            <wp:cNvGraphicFramePr>
+              <a:graphicFrameLocks xmlns:a="http://schemas.openxmlformats.org/drawingml/2006/main" noChangeAspect="1"/>
+            </wp:cNvGraphicFramePr>
+            <a:graphic xmlns:a="http://schemas.openxmlformats.org/drawingml/2006/main">
+              <a:graphicData uri="http://schemas.openxmlformats.org/drawingml/2006/picture">
+                <pic:pic xmlns:pic="http://schemas.openxmlformats.org/drawingml/2006/picture">
+                  <pic:nvPicPr>
+                    <pic:cNvPr id="993794482" name=""/>
+                    <pic:cNvPicPr/>
+                  </pic:nvPicPr>
+                  <pic:blipFill>
+                    <a:blip r:embed="rId35"/>
+                    <a:stretch>
+                      <a:fillRect/>
+                    </a:stretch>
+                  </pic:blipFill>
+                  <pic:spPr>
+                    <a:xfrm>
+                      <a:off x="0" y="0"/>
+                      <a:ext cx="5943600" cy="1546860"/>
+                    </a:xfrm>
+                    <a:prstGeom prst="rect">
+                      <a:avLst/>
+                    </a:prstGeom>
+                  </pic:spPr>
+                </pic:pic>
+              </a:graphicData>
+            </a:graphic>
+          </wp:inline>
+        </w:drawing>
+      </w:r>
+    </w:p>
+    <w:p>
+      <w:r>
+        <w:t>app/data/user-dao.js</w:t>
+      </w:r>
+    </w:p>
+    <w:p>
+      <w:r>
+        <w:drawing>
+          <wp:inline distT="0" distB="0" distL="0" distR="0" wp14:anchorId="0C1C785A" wp14:editId="170E41C1">
+            <wp:extent cx="5943600" cy="2470785"/>
+            <wp:effectExtent l="0" t="0" r="0" b="5715"/>
+            <wp:docPr id="42679197" name="Picture 1"/>
+            <wp:cNvGraphicFramePr>
+              <a:graphicFrameLocks xmlns:a="http://schemas.openxmlformats.org/drawingml/2006/main" noChangeAspect="1"/>
+            </wp:cNvGraphicFramePr>
+            <a:graphic xmlns:a="http://schemas.openxmlformats.org/drawingml/2006/main">
+              <a:graphicData uri="http://schemas.openxmlformats.org/drawingml/2006/picture">
+                <pic:pic xmlns:pic="http://schemas.openxmlformats.org/drawingml/2006/picture">
+                  <pic:nvPicPr>
+                    <pic:cNvPr id="42679197" name=""/>
+                    <pic:cNvPicPr/>
+                  </pic:nvPicPr>
+                  <pic:blipFill>
+                    <a:blip r:embed="rId36"/>
+                    <a:stretch>
+                      <a:fillRect/>
+                    </a:stretch>
+                  </pic:blipFill>
+                  <pic:spPr>
+                    <a:xfrm>
+                      <a:off x="0" y="0"/>
+                      <a:ext cx="5943600" cy="2470785"/>
+                    </a:xfrm>
+                    <a:prstGeom prst="rect">
+                      <a:avLst/>
+                    </a:prstGeom>
+                  </pic:spPr>
+                </pic:pic>
+              </a:graphicData>
+            </a:graphic>
+          </wp:inline>
+        </w:drawing>
+      </w:r>
+    </w:p>
+    <w:p/>
+    <w:p>
+      <w:r>
+        <w:lastRenderedPageBreak/>
+        <w:drawing>
+          <wp:inline distT="0" distB="0" distL="0" distR="0" wp14:anchorId="527575F2" wp14:editId="5EC1E383">
+            <wp:extent cx="5943600" cy="4208780"/>
+            <wp:effectExtent l="0" t="0" r="0" b="1270"/>
+            <wp:docPr id="959898642" name="Picture 1"/>
+            <wp:cNvGraphicFramePr>
+              <a:graphicFrameLocks xmlns:a="http://schemas.openxmlformats.org/drawingml/2006/main" noChangeAspect="1"/>
+            </wp:cNvGraphicFramePr>
+            <a:graphic xmlns:a="http://schemas.openxmlformats.org/drawingml/2006/main">
+              <a:graphicData uri="http://schemas.openxmlformats.org/drawingml/2006/picture">
+                <pic:pic xmlns:pic="http://schemas.openxmlformats.org/drawingml/2006/picture">
+                  <pic:nvPicPr>
+                    <pic:cNvPr id="959898642" name=""/>
+                    <pic:cNvPicPr/>
+                  </pic:nvPicPr>
+                  <pic:blipFill>
+                    <a:blip r:embed="rId37"/>
+                    <a:stretch>
+                      <a:fillRect/>
+                    </a:stretch>
+                  </pic:blipFill>
+                  <pic:spPr>
+                    <a:xfrm>
+                      <a:off x="0" y="0"/>
+                      <a:ext cx="5943600" cy="4208780"/>
+                    </a:xfrm>
+                    <a:prstGeom prst="rect">
+                      <a:avLst/>
+                    </a:prstGeom>
+                  </pic:spPr>
+                </pic:pic>
+              </a:graphicData>
+            </a:graphic>
+          </wp:inline>
+        </w:drawing>
+      </w:r>
     </w:p>
     <w:sectPr>
-      <w:footerReference w:type="default" r:id="rId32"/>
+      <w:footerReference w:type="default" r:id="rId38"/>
       <w:pgSz w:w="12240" w:h="15840"/>
       <w:pgMar w:top="1440" w:right="1440" w:bottom="1440" w:left="1440" w:header="720" w:footer="720" w:gutter="0"/>
       <w:pgNumType w:fmt="numberInDash" w:start="1"/>
@@ -4273,7 +5790,7 @@
   <w:style w:type="paragraph" w:default="1" w:styleId="Normal">
     <w:name w:val="Normal"/>
     <w:qFormat/>
-    <w:rsid w:val="00CB56FD"/>
+    <w:rsid w:val="00E77C48"/>
   </w:style>
   <w:style w:type="paragraph" w:styleId="Heading1">
     <w:name w:val="heading 1"/>

--- a/assiment.docx
+++ b/assiment.docx
@@ -514,7 +514,7 @@
           <w:r>
             <w:fldChar w:fldCharType="separate"/>
           </w:r>
-          <w:hyperlink w:anchor="_Toc241090967" w:history="1">
+          <w:hyperlink w:anchor="_Toc241095967" w:history="1">
             <w:r>
               <w:rPr>
                 <w:rStyle w:val="Hyperlink"/>
@@ -543,7 +543,7 @@
                 <w:noProof/>
                 <w:webHidden/>
               </w:rPr>
-              <w:instrText xml:space="preserve"> PAGEREF _Toc241090967 \h </w:instrText>
+              <w:instrText xml:space="preserve"> PAGEREF _Toc241095967 \h </w:instrText>
             </w:r>
             <w:r>
               <w:rPr>
@@ -589,7 +589,7 @@
               <w14:ligatures w14:val="standardContextual"/>
             </w:rPr>
           </w:pPr>
-          <w:hyperlink w:anchor="_Toc241090968" w:history="1">
+          <w:hyperlink w:anchor="_Toc241095968" w:history="1">
             <w:r>
               <w:rPr>
                 <w:rStyle w:val="Hyperlink"/>
@@ -616,7 +616,7 @@
                 <w:noProof/>
                 <w:webHidden/>
               </w:rPr>
-              <w:instrText xml:space="preserve"> PAGEREF _Toc241090968 \h </w:instrText>
+              <w:instrText xml:space="preserve"> PAGEREF _Toc241095968 \h </w:instrText>
             </w:r>
             <w:r>
               <w:rPr>
@@ -662,7 +662,7 @@
               <w14:ligatures w14:val="standardContextual"/>
             </w:rPr>
           </w:pPr>
-          <w:hyperlink w:anchor="_Toc241090969" w:history="1">
+          <w:hyperlink w:anchor="_Toc241095969" w:history="1">
             <w:r>
               <w:rPr>
                 <w:rStyle w:val="Hyperlink"/>
@@ -689,7 +689,7 @@
                 <w:noProof/>
                 <w:webHidden/>
               </w:rPr>
-              <w:instrText xml:space="preserve"> PAGEREF _Toc241090969 \h </w:instrText>
+              <w:instrText xml:space="preserve"> PAGEREF _Toc241095969 \h </w:instrText>
             </w:r>
             <w:r>
               <w:rPr>
@@ -735,7 +735,7 @@
               <w14:ligatures w14:val="standardContextual"/>
             </w:rPr>
           </w:pPr>
-          <w:hyperlink w:anchor="_Toc241090970" w:history="1">
+          <w:hyperlink w:anchor="_Toc241095970" w:history="1">
             <w:r>
               <w:rPr>
                 <w:rStyle w:val="Hyperlink"/>
@@ -762,7 +762,7 @@
                 <w:noProof/>
                 <w:webHidden/>
               </w:rPr>
-              <w:instrText xml:space="preserve"> PAGEREF _Toc241090970 \h </w:instrText>
+              <w:instrText xml:space="preserve"> PAGEREF _Toc241095970 \h </w:instrText>
             </w:r>
             <w:r>
               <w:rPr>
@@ -808,7 +808,7 @@
               <w14:ligatures w14:val="standardContextual"/>
             </w:rPr>
           </w:pPr>
-          <w:hyperlink w:anchor="_Toc241090971" w:history="1">
+          <w:hyperlink w:anchor="_Toc241095971" w:history="1">
             <w:r>
               <w:rPr>
                 <w:rStyle w:val="Hyperlink"/>
@@ -837,7 +837,7 @@
                 <w:noProof/>
                 <w:webHidden/>
               </w:rPr>
-              <w:instrText xml:space="preserve"> PAGEREF _Toc241090971 \h </w:instrText>
+              <w:instrText xml:space="preserve"> PAGEREF _Toc241095971 \h </w:instrText>
             </w:r>
             <w:r>
               <w:rPr>
@@ -883,7 +883,7 @@
               <w14:ligatures w14:val="standardContextual"/>
             </w:rPr>
           </w:pPr>
-          <w:hyperlink w:anchor="_Toc241090972" w:history="1">
+          <w:hyperlink w:anchor="_Toc241095972" w:history="1">
             <w:r>
               <w:rPr>
                 <w:rStyle w:val="Hyperlink"/>
@@ -910,7 +910,7 @@
                 <w:noProof/>
                 <w:webHidden/>
               </w:rPr>
-              <w:instrText xml:space="preserve"> PAGEREF _Toc241090972 \h </w:instrText>
+              <w:instrText xml:space="preserve"> PAGEREF _Toc241095972 \h </w:instrText>
             </w:r>
             <w:r>
               <w:rPr>
@@ -956,7 +956,7 @@
               <w14:ligatures w14:val="standardContextual"/>
             </w:rPr>
           </w:pPr>
-          <w:hyperlink w:anchor="_Toc241090973" w:history="1">
+          <w:hyperlink w:anchor="_Toc241095973" w:history="1">
             <w:r>
               <w:rPr>
                 <w:rStyle w:val="Hyperlink"/>
@@ -983,7 +983,7 @@
                 <w:noProof/>
                 <w:webHidden/>
               </w:rPr>
-              <w:instrText xml:space="preserve"> PAGEREF _Toc241090973 \h </w:instrText>
+              <w:instrText xml:space="preserve"> PAGEREF _Toc241095973 \h </w:instrText>
             </w:r>
             <w:r>
               <w:rPr>
@@ -1029,7 +1029,7 @@
               <w14:ligatures w14:val="standardContextual"/>
             </w:rPr>
           </w:pPr>
-          <w:hyperlink w:anchor="_Toc241090974" w:history="1">
+          <w:hyperlink w:anchor="_Toc241095974" w:history="1">
             <w:r>
               <w:rPr>
                 <w:rStyle w:val="Hyperlink"/>
@@ -1056,7 +1056,7 @@
                 <w:noProof/>
                 <w:webHidden/>
               </w:rPr>
-              <w:instrText xml:space="preserve"> PAGEREF _Toc241090974 \h </w:instrText>
+              <w:instrText xml:space="preserve"> PAGEREF _Toc241095974 \h </w:instrText>
             </w:r>
             <w:r>
               <w:rPr>
@@ -1102,7 +1102,7 @@
               <w14:ligatures w14:val="standardContextual"/>
             </w:rPr>
           </w:pPr>
-          <w:hyperlink w:anchor="_Toc241090975" w:history="1">
+          <w:hyperlink w:anchor="_Toc241095975" w:history="1">
             <w:r>
               <w:rPr>
                 <w:rStyle w:val="Hyperlink"/>
@@ -1131,7 +1131,7 @@
                 <w:noProof/>
                 <w:webHidden/>
               </w:rPr>
-              <w:instrText xml:space="preserve"> PAGEREF _Toc241090975 \h </w:instrText>
+              <w:instrText xml:space="preserve"> PAGEREF _Toc241095975 \h </w:instrText>
             </w:r>
             <w:r>
               <w:rPr>
@@ -1177,7 +1177,7 @@
               <w14:ligatures w14:val="standardContextual"/>
             </w:rPr>
           </w:pPr>
-          <w:hyperlink w:anchor="_Toc241090976" w:history="1">
+          <w:hyperlink w:anchor="_Toc241095976" w:history="1">
             <w:r>
               <w:rPr>
                 <w:rStyle w:val="Hyperlink"/>
@@ -1204,7 +1204,7 @@
                 <w:noProof/>
                 <w:webHidden/>
               </w:rPr>
-              <w:instrText xml:space="preserve"> PAGEREF _Toc241090976 \h </w:instrText>
+              <w:instrText xml:space="preserve"> PAGEREF _Toc241095976 \h </w:instrText>
             </w:r>
             <w:r>
               <w:rPr>
@@ -1250,7 +1250,7 @@
               <w14:ligatures w14:val="standardContextual"/>
             </w:rPr>
           </w:pPr>
-          <w:hyperlink w:anchor="_Toc241090977" w:history="1">
+          <w:hyperlink w:anchor="_Toc241095977" w:history="1">
             <w:r>
               <w:rPr>
                 <w:rStyle w:val="Hyperlink"/>
@@ -1277,7 +1277,7 @@
                 <w:noProof/>
                 <w:webHidden/>
               </w:rPr>
-              <w:instrText xml:space="preserve"> PAGEREF _Toc241090977 \h </w:instrText>
+              <w:instrText xml:space="preserve"> PAGEREF _Toc241095977 \h </w:instrText>
             </w:r>
             <w:r>
               <w:rPr>
@@ -1323,7 +1323,7 @@
               <w14:ligatures w14:val="standardContextual"/>
             </w:rPr>
           </w:pPr>
-          <w:hyperlink w:anchor="_Toc241090978" w:history="1">
+          <w:hyperlink w:anchor="_Toc241095978" w:history="1">
             <w:r>
               <w:rPr>
                 <w:rStyle w:val="Hyperlink"/>
@@ -1350,7 +1350,7 @@
                 <w:noProof/>
                 <w:webHidden/>
               </w:rPr>
-              <w:instrText xml:space="preserve"> PAGEREF _Toc241090978 \h </w:instrText>
+              <w:instrText xml:space="preserve"> PAGEREF _Toc241095978 \h </w:instrText>
             </w:r>
             <w:r>
               <w:rPr>
@@ -1396,7 +1396,7 @@
               <w14:ligatures w14:val="standardContextual"/>
             </w:rPr>
           </w:pPr>
-          <w:hyperlink w:anchor="_Toc241090979" w:history="1">
+          <w:hyperlink w:anchor="_Toc241095979" w:history="1">
             <w:r>
               <w:rPr>
                 <w:rStyle w:val="Hyperlink"/>
@@ -1423,7 +1423,7 @@
                 <w:noProof/>
                 <w:webHidden/>
               </w:rPr>
-              <w:instrText xml:space="preserve"> PAGEREF _Toc241090979 \h </w:instrText>
+              <w:instrText xml:space="preserve"> PAGEREF _Toc241095979 \h </w:instrText>
             </w:r>
             <w:r>
               <w:rPr>
@@ -1469,7 +1469,7 @@
               <w14:ligatures w14:val="standardContextual"/>
             </w:rPr>
           </w:pPr>
-          <w:hyperlink w:anchor="_Toc241090980" w:history="1">
+          <w:hyperlink w:anchor="_Toc241095980" w:history="1">
             <w:r>
               <w:rPr>
                 <w:rStyle w:val="Hyperlink"/>
@@ -1496,7 +1496,7 @@
                 <w:noProof/>
                 <w:webHidden/>
               </w:rPr>
-              <w:instrText xml:space="preserve"> PAGEREF _Toc241090980 \h </w:instrText>
+              <w:instrText xml:space="preserve"> PAGEREF _Toc241095980 \h </w:instrText>
             </w:r>
             <w:r>
               <w:rPr>
@@ -1542,7 +1542,7 @@
               <w14:ligatures w14:val="standardContextual"/>
             </w:rPr>
           </w:pPr>
-          <w:hyperlink w:anchor="_Toc241090981" w:history="1">
+          <w:hyperlink w:anchor="_Toc241095981" w:history="1">
             <w:r>
               <w:rPr>
                 <w:rStyle w:val="Hyperlink"/>
@@ -1569,7 +1569,7 @@
                 <w:noProof/>
                 <w:webHidden/>
               </w:rPr>
-              <w:instrText xml:space="preserve"> PAGEREF _Toc241090981 \h </w:instrText>
+              <w:instrText xml:space="preserve"> PAGEREF _Toc241095981 \h </w:instrText>
             </w:r>
             <w:r>
               <w:rPr>
@@ -1615,7 +1615,7 @@
               <w14:ligatures w14:val="standardContextual"/>
             </w:rPr>
           </w:pPr>
-          <w:hyperlink w:anchor="_Toc241090982" w:history="1">
+          <w:hyperlink w:anchor="_Toc241095982" w:history="1">
             <w:r>
               <w:rPr>
                 <w:rStyle w:val="Hyperlink"/>
@@ -1642,7 +1642,7 @@
                 <w:noProof/>
                 <w:webHidden/>
               </w:rPr>
-              <w:instrText xml:space="preserve"> PAGEREF _Toc241090982 \h </w:instrText>
+              <w:instrText xml:space="preserve"> PAGEREF _Toc241095982 \h </w:instrText>
             </w:r>
             <w:r>
               <w:rPr>
@@ -1688,7 +1688,7 @@
               <w14:ligatures w14:val="standardContextual"/>
             </w:rPr>
           </w:pPr>
-          <w:hyperlink w:anchor="_Toc241090983" w:history="1">
+          <w:hyperlink w:anchor="_Toc241095983" w:history="1">
             <w:r>
               <w:rPr>
                 <w:rStyle w:val="Hyperlink"/>
@@ -1715,7 +1715,7 @@
                 <w:noProof/>
                 <w:webHidden/>
               </w:rPr>
-              <w:instrText xml:space="preserve"> PAGEREF _Toc241090983 \h </w:instrText>
+              <w:instrText xml:space="preserve"> PAGEREF _Toc241095983 \h </w:instrText>
             </w:r>
             <w:r>
               <w:rPr>
@@ -1761,7 +1761,7 @@
               <w14:ligatures w14:val="standardContextual"/>
             </w:rPr>
           </w:pPr>
-          <w:hyperlink w:anchor="_Toc241090984" w:history="1">
+          <w:hyperlink w:anchor="_Toc241095984" w:history="1">
             <w:r>
               <w:rPr>
                 <w:rStyle w:val="Hyperlink"/>
@@ -1788,7 +1788,7 @@
                 <w:noProof/>
                 <w:webHidden/>
               </w:rPr>
-              <w:instrText xml:space="preserve"> PAGEREF _Toc241090984 \h </w:instrText>
+              <w:instrText xml:space="preserve"> PAGEREF _Toc241095984 \h </w:instrText>
             </w:r>
             <w:r>
               <w:rPr>
@@ -1834,7 +1834,7 @@
               <w14:ligatures w14:val="standardContextual"/>
             </w:rPr>
           </w:pPr>
-          <w:hyperlink w:anchor="_Toc241090985" w:history="1">
+          <w:hyperlink w:anchor="_Toc241095985" w:history="1">
             <w:r>
               <w:rPr>
                 <w:rStyle w:val="Hyperlink"/>
@@ -1861,7 +1861,7 @@
                 <w:noProof/>
                 <w:webHidden/>
               </w:rPr>
-              <w:instrText xml:space="preserve"> PAGEREF _Toc241090985 \h </w:instrText>
+              <w:instrText xml:space="preserve"> PAGEREF _Toc241095985 \h </w:instrText>
             </w:r>
             <w:r>
               <w:rPr>
@@ -1907,7 +1907,7 @@
               <w14:ligatures w14:val="standardContextual"/>
             </w:rPr>
           </w:pPr>
-          <w:hyperlink w:anchor="_Toc241090986" w:history="1">
+          <w:hyperlink w:anchor="_Toc241095986" w:history="1">
             <w:r>
               <w:rPr>
                 <w:rStyle w:val="Hyperlink"/>
@@ -1934,7 +1934,7 @@
                 <w:noProof/>
                 <w:webHidden/>
               </w:rPr>
-              <w:instrText xml:space="preserve"> PAGEREF _Toc241090986 \h </w:instrText>
+              <w:instrText xml:space="preserve"> PAGEREF _Toc241095986 \h </w:instrText>
             </w:r>
             <w:r>
               <w:rPr>
@@ -1980,7 +1980,7 @@
               <w14:ligatures w14:val="standardContextual"/>
             </w:rPr>
           </w:pPr>
-          <w:hyperlink w:anchor="_Toc241090987" w:history="1">
+          <w:hyperlink w:anchor="_Toc241095987" w:history="1">
             <w:r>
               <w:rPr>
                 <w:rStyle w:val="Hyperlink"/>
@@ -2007,7 +2007,7 @@
                 <w:noProof/>
                 <w:webHidden/>
               </w:rPr>
-              <w:instrText xml:space="preserve"> PAGEREF _Toc241090987 \h </w:instrText>
+              <w:instrText xml:space="preserve"> PAGEREF _Toc241095987 \h </w:instrText>
             </w:r>
             <w:r>
               <w:rPr>
@@ -2028,6 +2028,300 @@
                 <w:webHidden/>
               </w:rPr>
               <w:t>- 17 -</w:t>
+            </w:r>
+            <w:r>
+              <w:rPr>
+                <w:noProof/>
+                <w:webHidden/>
+              </w:rPr>
+              <w:fldChar w:fldCharType="end"/>
+            </w:r>
+          </w:hyperlink>
+        </w:p>
+        <w:p>
+          <w:pPr>
+            <w:pStyle w:val="TOC1"/>
+            <w:tabs>
+              <w:tab w:val="right" w:pos="9350"/>
+            </w:tabs>
+            <w:rPr>
+              <w:rFonts w:cstheme="minorBidi"/>
+              <w:noProof/>
+              <w:kern w:val="2"/>
+              <w:sz w:val="24"/>
+              <w:szCs w:val="24"/>
+              <w14:ligatures w14:val="standardContextual"/>
+            </w:rPr>
+          </w:pPr>
+          <w:hyperlink w:anchor="_Toc241095988" w:history="1">
+            <w:r>
+              <w:rPr>
+                <w:rStyle w:val="Hyperlink"/>
+                <w:b/>
+                <w:bCs/>
+                <w:noProof/>
+              </w:rPr>
+              <w:t>DevSecOps CI/CD Pipeline &amp; Security Automation</w:t>
+            </w:r>
+            <w:r>
+              <w:rPr>
+                <w:noProof/>
+                <w:webHidden/>
+              </w:rPr>
+              <w:tab/>
+            </w:r>
+            <w:r>
+              <w:rPr>
+                <w:noProof/>
+                <w:webHidden/>
+              </w:rPr>
+              <w:fldChar w:fldCharType="begin"/>
+            </w:r>
+            <w:r>
+              <w:rPr>
+                <w:noProof/>
+                <w:webHidden/>
+              </w:rPr>
+              <w:instrText xml:space="preserve"> PAGEREF _Toc241095988 \h </w:instrText>
+            </w:r>
+            <w:r>
+              <w:rPr>
+                <w:noProof/>
+                <w:webHidden/>
+              </w:rPr>
+            </w:r>
+            <w:r>
+              <w:rPr>
+                <w:noProof/>
+                <w:webHidden/>
+              </w:rPr>
+              <w:fldChar w:fldCharType="separate"/>
+            </w:r>
+            <w:r>
+              <w:rPr>
+                <w:noProof/>
+                <w:webHidden/>
+              </w:rPr>
+              <w:t>- 19 -</w:t>
+            </w:r>
+            <w:r>
+              <w:rPr>
+                <w:noProof/>
+                <w:webHidden/>
+              </w:rPr>
+              <w:fldChar w:fldCharType="end"/>
+            </w:r>
+          </w:hyperlink>
+        </w:p>
+        <w:p>
+          <w:pPr>
+            <w:pStyle w:val="TOC2"/>
+            <w:tabs>
+              <w:tab w:val="right" w:pos="9350"/>
+            </w:tabs>
+            <w:rPr>
+              <w:rFonts w:cstheme="minorBidi"/>
+              <w:noProof/>
+              <w:kern w:val="2"/>
+              <w:sz w:val="24"/>
+              <w:szCs w:val="24"/>
+              <w14:ligatures w14:val="standardContextual"/>
+            </w:rPr>
+          </w:pPr>
+          <w:hyperlink w:anchor="_Toc241095989" w:history="1">
+            <w:r>
+              <w:rPr>
+                <w:rStyle w:val="Hyperlink"/>
+                <w:noProof/>
+              </w:rPr>
+              <w:t>GitHub Actions Workflow:</w:t>
+            </w:r>
+            <w:r>
+              <w:rPr>
+                <w:noProof/>
+                <w:webHidden/>
+              </w:rPr>
+              <w:tab/>
+            </w:r>
+            <w:r>
+              <w:rPr>
+                <w:noProof/>
+                <w:webHidden/>
+              </w:rPr>
+              <w:fldChar w:fldCharType="begin"/>
+            </w:r>
+            <w:r>
+              <w:rPr>
+                <w:noProof/>
+                <w:webHidden/>
+              </w:rPr>
+              <w:instrText xml:space="preserve"> PAGEREF _Toc241095989 \h </w:instrText>
+            </w:r>
+            <w:r>
+              <w:rPr>
+                <w:noProof/>
+                <w:webHidden/>
+              </w:rPr>
+            </w:r>
+            <w:r>
+              <w:rPr>
+                <w:noProof/>
+                <w:webHidden/>
+              </w:rPr>
+              <w:fldChar w:fldCharType="separate"/>
+            </w:r>
+            <w:r>
+              <w:rPr>
+                <w:noProof/>
+                <w:webHidden/>
+              </w:rPr>
+              <w:t>- 19 -</w:t>
+            </w:r>
+            <w:r>
+              <w:rPr>
+                <w:noProof/>
+                <w:webHidden/>
+              </w:rPr>
+              <w:fldChar w:fldCharType="end"/>
+            </w:r>
+          </w:hyperlink>
+        </w:p>
+        <w:p>
+          <w:pPr>
+            <w:pStyle w:val="TOC3"/>
+            <w:tabs>
+              <w:tab w:val="right" w:pos="9350"/>
+            </w:tabs>
+            <w:rPr>
+              <w:rFonts w:cstheme="minorBidi"/>
+              <w:noProof/>
+              <w:kern w:val="2"/>
+              <w:sz w:val="24"/>
+              <w:szCs w:val="24"/>
+              <w14:ligatures w14:val="standardContextual"/>
+            </w:rPr>
+          </w:pPr>
+          <w:hyperlink w:anchor="_Toc241095990" w:history="1">
+            <w:r>
+              <w:rPr>
+                <w:rStyle w:val="Hyperlink"/>
+                <w:noProof/>
+              </w:rPr>
+              <w:t>Trigger the Failed Pipeline Run</w:t>
+            </w:r>
+            <w:r>
+              <w:rPr>
+                <w:noProof/>
+                <w:webHidden/>
+              </w:rPr>
+              <w:tab/>
+            </w:r>
+            <w:r>
+              <w:rPr>
+                <w:noProof/>
+                <w:webHidden/>
+              </w:rPr>
+              <w:fldChar w:fldCharType="begin"/>
+            </w:r>
+            <w:r>
+              <w:rPr>
+                <w:noProof/>
+                <w:webHidden/>
+              </w:rPr>
+              <w:instrText xml:space="preserve"> PAGEREF _Toc241095990 \h </w:instrText>
+            </w:r>
+            <w:r>
+              <w:rPr>
+                <w:noProof/>
+                <w:webHidden/>
+              </w:rPr>
+            </w:r>
+            <w:r>
+              <w:rPr>
+                <w:noProof/>
+                <w:webHidden/>
+              </w:rPr>
+              <w:fldChar w:fldCharType="separate"/>
+            </w:r>
+            <w:r>
+              <w:rPr>
+                <w:noProof/>
+                <w:webHidden/>
+              </w:rPr>
+              <w:t>- 19 -</w:t>
+            </w:r>
+            <w:r>
+              <w:rPr>
+                <w:noProof/>
+                <w:webHidden/>
+              </w:rPr>
+              <w:fldChar w:fldCharType="end"/>
+            </w:r>
+          </w:hyperlink>
+        </w:p>
+        <w:p>
+          <w:pPr>
+            <w:pStyle w:val="TOC3"/>
+            <w:tabs>
+              <w:tab w:val="right" w:pos="9350"/>
+            </w:tabs>
+            <w:rPr>
+              <w:rFonts w:cstheme="minorBidi"/>
+              <w:noProof/>
+              <w:kern w:val="2"/>
+              <w:sz w:val="24"/>
+              <w:szCs w:val="24"/>
+              <w14:ligatures w14:val="standardContextual"/>
+            </w:rPr>
+          </w:pPr>
+          <w:hyperlink w:anchor="_Toc241095991" w:history="1">
+            <w:r>
+              <w:rPr>
+                <w:rStyle w:val="Hyperlink"/>
+                <w:noProof/>
+              </w:rPr>
+              <w:t>Trigger the Successful Pipeline Run</w:t>
+            </w:r>
+            <w:r>
+              <w:rPr>
+                <w:noProof/>
+                <w:webHidden/>
+              </w:rPr>
+              <w:tab/>
+            </w:r>
+            <w:r>
+              <w:rPr>
+                <w:noProof/>
+                <w:webHidden/>
+              </w:rPr>
+              <w:fldChar w:fldCharType="begin"/>
+            </w:r>
+            <w:r>
+              <w:rPr>
+                <w:noProof/>
+                <w:webHidden/>
+              </w:rPr>
+              <w:instrText xml:space="preserve"> PAGEREF _Toc241095991 \h </w:instrText>
+            </w:r>
+            <w:r>
+              <w:rPr>
+                <w:noProof/>
+                <w:webHidden/>
+              </w:rPr>
+            </w:r>
+            <w:r>
+              <w:rPr>
+                <w:noProof/>
+                <w:webHidden/>
+              </w:rPr>
+              <w:fldChar w:fldCharType="separate"/>
+            </w:r>
+            <w:r>
+              <w:rPr>
+                <w:noProof/>
+                <w:webHidden/>
+              </w:rPr>
+              <w:t>- 19 -</w:t>
             </w:r>
             <w:r>
               <w:rPr>
@@ -2066,7 +2360,7 @@
           <w:bCs/>
         </w:rPr>
       </w:pPr>
-      <w:bookmarkStart w:id="0" w:name="_Toc241090967"/>
+      <w:bookmarkStart w:id="0" w:name="_Toc241095967"/>
       <w:r>
         <w:rPr>
           <w:b/>
@@ -2081,7 +2375,7 @@
       <w:pPr>
         <w:pStyle w:val="Heading2"/>
       </w:pPr>
-      <w:bookmarkStart w:id="1" w:name="_Toc241090968"/>
+      <w:bookmarkStart w:id="1" w:name="_Toc241095968"/>
       <w:proofErr w:type="spellStart"/>
       <w:r>
         <w:t>Multiocintainer</w:t>
@@ -2212,7 +2506,7 @@
       <w:pPr>
         <w:pStyle w:val="Heading2"/>
       </w:pPr>
-      <w:bookmarkStart w:id="2" w:name="_Toc241090969"/>
+      <w:bookmarkStart w:id="2" w:name="_Toc241095969"/>
       <w:r>
         <w:t>Container hardening and principle of least privilege</w:t>
       </w:r>
@@ -2267,7 +2561,7 @@
       <w:pPr>
         <w:pStyle w:val="Heading2"/>
       </w:pPr>
-      <w:bookmarkStart w:id="3" w:name="_Toc241090970"/>
+      <w:bookmarkStart w:id="3" w:name="_Toc241095970"/>
       <w:r>
         <w:t xml:space="preserve">Network segmentation and trust </w:t>
       </w:r>
@@ -2574,7 +2868,7 @@
           <w:bCs/>
         </w:rPr>
       </w:pPr>
-      <w:bookmarkStart w:id="4" w:name="_Toc241090971"/>
+      <w:bookmarkStart w:id="4" w:name="_Toc241095971"/>
       <w:r>
         <w:rPr>
           <w:b/>
@@ -2589,7 +2883,7 @@
       <w:pPr>
         <w:pStyle w:val="Heading2"/>
       </w:pPr>
-      <w:bookmarkStart w:id="5" w:name="_Toc241090972"/>
+      <w:bookmarkStart w:id="5" w:name="_Toc241095972"/>
       <w:r>
         <w:t>S</w:t>
       </w:r>
@@ -2765,7 +3059,7 @@
       <w:pPr>
         <w:pStyle w:val="Heading2"/>
       </w:pPr>
-      <w:bookmarkStart w:id="6" w:name="_Toc241090973"/>
+      <w:bookmarkStart w:id="6" w:name="_Toc241095973"/>
       <w:r>
         <w:lastRenderedPageBreak/>
         <w:t>Risk evaluation matrix</w:t>
@@ -3078,7 +3372,7 @@
       <w:pPr>
         <w:pStyle w:val="Heading2"/>
       </w:pPr>
-      <w:bookmarkStart w:id="7" w:name="_Toc241090974"/>
+      <w:bookmarkStart w:id="7" w:name="_Toc241095974"/>
       <w:r>
         <w:t>Thread to control mapping</w:t>
       </w:r>
@@ -3620,7 +3914,7 @@
           <w:bCs/>
         </w:rPr>
       </w:pPr>
-      <w:bookmarkStart w:id="8" w:name="_Toc241090975"/>
+      <w:bookmarkStart w:id="8" w:name="_Toc241095975"/>
       <w:r>
         <w:rPr>
           <w:b/>
@@ -3635,7 +3929,7 @@
       <w:pPr>
         <w:pStyle w:val="Heading2"/>
       </w:pPr>
-      <w:bookmarkStart w:id="9" w:name="_Toc241090976"/>
+      <w:bookmarkStart w:id="9" w:name="_Toc241095976"/>
       <w:r>
         <w:t>NoSQL Injection (Authentication Bypass)</w:t>
       </w:r>
@@ -3645,7 +3939,7 @@
       <w:pPr>
         <w:pStyle w:val="Heading3"/>
       </w:pPr>
-      <w:bookmarkStart w:id="10" w:name="_Toc241090977"/>
+      <w:bookmarkStart w:id="10" w:name="_Toc241095977"/>
       <w:r>
         <w:t>Vulnerability</w:t>
       </w:r>
@@ -3852,7 +4146,7 @@
       <w:pPr>
         <w:pStyle w:val="Heading3"/>
       </w:pPr>
-      <w:bookmarkStart w:id="11" w:name="_Toc241090978"/>
+      <w:bookmarkStart w:id="11" w:name="_Toc241095978"/>
       <w:r>
         <w:t>Fix</w:t>
       </w:r>
@@ -3988,7 +4282,7 @@
       <w:pPr>
         <w:pStyle w:val="Heading2"/>
       </w:pPr>
-      <w:bookmarkStart w:id="12" w:name="_Toc241090979"/>
+      <w:bookmarkStart w:id="12" w:name="_Toc241095979"/>
       <w:r>
         <w:lastRenderedPageBreak/>
         <w:t>Stored Cross-Site Scripting (XSS)</w:t>
@@ -3999,7 +4293,7 @@
       <w:pPr>
         <w:pStyle w:val="Heading3"/>
       </w:pPr>
-      <w:bookmarkStart w:id="13" w:name="_Toc241090980"/>
+      <w:bookmarkStart w:id="13" w:name="_Toc241095980"/>
       <w:r>
         <w:t>Vulnerability</w:t>
       </w:r>
@@ -4138,7 +4432,7 @@
       <w:pPr>
         <w:pStyle w:val="Heading3"/>
       </w:pPr>
-      <w:bookmarkStart w:id="14" w:name="_Toc241090981"/>
+      <w:bookmarkStart w:id="14" w:name="_Toc241095981"/>
       <w:r>
         <w:t>Fix</w:t>
       </w:r>
@@ -4255,7 +4549,7 @@
       <w:pPr>
         <w:pStyle w:val="Heading2"/>
       </w:pPr>
-      <w:bookmarkStart w:id="15" w:name="_Toc241090982"/>
+      <w:bookmarkStart w:id="15" w:name="_Toc241095982"/>
       <w:r>
         <w:t>Insecure Direct Object Reference (IDOR)</w:t>
       </w:r>
@@ -4265,7 +4559,7 @@
       <w:pPr>
         <w:pStyle w:val="Heading3"/>
       </w:pPr>
-      <w:bookmarkStart w:id="16" w:name="_Toc241090983"/>
+      <w:bookmarkStart w:id="16" w:name="_Toc241095983"/>
       <w:r>
         <w:t>Vulnerabilities</w:t>
       </w:r>
@@ -4401,7 +4695,7 @@
       <w:pPr>
         <w:pStyle w:val="Heading3"/>
       </w:pPr>
-      <w:bookmarkStart w:id="17" w:name="_Toc241090984"/>
+      <w:bookmarkStart w:id="17" w:name="_Toc241095984"/>
       <w:r>
         <w:t>Fix</w:t>
       </w:r>
@@ -4500,7 +4794,7 @@
       <w:pPr>
         <w:pStyle w:val="Heading2"/>
       </w:pPr>
-      <w:bookmarkStart w:id="18" w:name="_Toc241090985"/>
+      <w:bookmarkStart w:id="18" w:name="_Toc241095985"/>
       <w:r>
         <w:t>Insecure Cryptographic Storage (Plaintext Passwords)</w:t>
       </w:r>
@@ -4510,7 +4804,7 @@
       <w:pPr>
         <w:pStyle w:val="Heading3"/>
       </w:pPr>
-      <w:bookmarkStart w:id="19" w:name="_Toc241090986"/>
+      <w:bookmarkStart w:id="19" w:name="_Toc241095986"/>
       <w:r>
         <w:t>Vulnerable</w:t>
       </w:r>
@@ -4647,7 +4941,7 @@
       <w:pPr>
         <w:pStyle w:val="Heading3"/>
       </w:pPr>
-      <w:bookmarkStart w:id="20" w:name="_Toc241090987"/>
+      <w:bookmarkStart w:id="20" w:name="_Toc241095987"/>
       <w:r>
         <w:lastRenderedPageBreak/>
         <w:t>Fix</w:t>
@@ -4778,8 +5072,157 @@
         </w:drawing>
       </w:r>
     </w:p>
+    <w:p>
+      <w:r>
+        <w:br w:type="page"/>
+      </w:r>
+    </w:p>
+    <w:p>
+      <w:pPr>
+        <w:pStyle w:val="Heading1"/>
+        <w:rPr>
+          <w:b/>
+          <w:bCs/>
+        </w:rPr>
+      </w:pPr>
+      <w:bookmarkStart w:id="21" w:name="_Toc241095988"/>
+      <w:proofErr w:type="spellStart"/>
+      <w:r>
+        <w:rPr>
+          <w:b/>
+          <w:bCs/>
+        </w:rPr>
+        <w:lastRenderedPageBreak/>
+        <w:t>DevSecOps</w:t>
+      </w:r>
+      <w:proofErr w:type="spellEnd"/>
+      <w:r>
+        <w:rPr>
+          <w:b/>
+          <w:bCs/>
+        </w:rPr>
+        <w:t xml:space="preserve"> CI/CD Pipeline &amp; Security Automation</w:t>
+      </w:r>
+      <w:bookmarkEnd w:id="21"/>
+    </w:p>
+    <w:p>
+      <w:pPr>
+        <w:pStyle w:val="Heading2"/>
+      </w:pPr>
+      <w:bookmarkStart w:id="22" w:name="_Toc241095989"/>
+      <w:r>
+        <w:t>GitHub Actions Workflow:</w:t>
+      </w:r>
+      <w:bookmarkEnd w:id="22"/>
+    </w:p>
+    <w:p>
+      <w:pPr>
+        <w:pStyle w:val="Heading3"/>
+      </w:pPr>
+      <w:bookmarkStart w:id="23" w:name="_Toc241095990"/>
+      <w:r>
+        <w:t>Trigger the Failed Pipeline Run</w:t>
+      </w:r>
+      <w:bookmarkEnd w:id="23"/>
+    </w:p>
+    <w:p>
+      <w:r>
+        <w:rPr>
+          <w:noProof/>
+        </w:rPr>
+        <w:drawing>
+          <wp:inline distT="0" distB="0" distL="0" distR="0" wp14:anchorId="0332468A" wp14:editId="494A8E45">
+            <wp:extent cx="5943600" cy="1661795"/>
+            <wp:effectExtent l="0" t="0" r="0" b="0"/>
+            <wp:docPr id="244675803" name="Picture 1"/>
+            <wp:cNvGraphicFramePr>
+              <a:graphicFrameLocks xmlns:a="http://schemas.openxmlformats.org/drawingml/2006/main" noChangeAspect="1"/>
+            </wp:cNvGraphicFramePr>
+            <a:graphic xmlns:a="http://schemas.openxmlformats.org/drawingml/2006/main">
+              <a:graphicData uri="http://schemas.openxmlformats.org/drawingml/2006/picture">
+                <pic:pic xmlns:pic="http://schemas.openxmlformats.org/drawingml/2006/picture">
+                  <pic:nvPicPr>
+                    <pic:cNvPr id="244675803" name=""/>
+                    <pic:cNvPicPr/>
+                  </pic:nvPicPr>
+                  <pic:blipFill>
+                    <a:blip r:embed="rId38"/>
+                    <a:stretch>
+                      <a:fillRect/>
+                    </a:stretch>
+                  </pic:blipFill>
+                  <pic:spPr>
+                    <a:xfrm>
+                      <a:off x="0" y="0"/>
+                      <a:ext cx="5943600" cy="1661795"/>
+                    </a:xfrm>
+                    <a:prstGeom prst="rect">
+                      <a:avLst/>
+                    </a:prstGeom>
+                  </pic:spPr>
+                </pic:pic>
+              </a:graphicData>
+            </a:graphic>
+          </wp:inline>
+        </w:drawing>
+      </w:r>
+    </w:p>
+    <w:p>
+      <w:pPr>
+        <w:pStyle w:val="Heading2"/>
+      </w:pPr>
+    </w:p>
+    <w:p>
+      <w:pPr>
+        <w:pStyle w:val="Heading3"/>
+      </w:pPr>
+      <w:bookmarkStart w:id="24" w:name="_Toc241095991"/>
+      <w:r>
+        <w:t>Trigger the Successful Pipeline Run</w:t>
+      </w:r>
+      <w:bookmarkEnd w:id="24"/>
+    </w:p>
+    <w:p>
+      <w:r>
+        <w:drawing>
+          <wp:inline distT="0" distB="0" distL="0" distR="0" wp14:anchorId="7208DBA3" wp14:editId="6142DF67">
+            <wp:extent cx="5943600" cy="2329815"/>
+            <wp:effectExtent l="0" t="0" r="0" b="0"/>
+            <wp:docPr id="1881479372" name="Picture 1"/>
+            <wp:cNvGraphicFramePr>
+              <a:graphicFrameLocks xmlns:a="http://schemas.openxmlformats.org/drawingml/2006/main" noChangeAspect="1"/>
+            </wp:cNvGraphicFramePr>
+            <a:graphic xmlns:a="http://schemas.openxmlformats.org/drawingml/2006/main">
+              <a:graphicData uri="http://schemas.openxmlformats.org/drawingml/2006/picture">
+                <pic:pic xmlns:pic="http://schemas.openxmlformats.org/drawingml/2006/picture">
+                  <pic:nvPicPr>
+                    <pic:cNvPr id="1881479372" name=""/>
+                    <pic:cNvPicPr/>
+                  </pic:nvPicPr>
+                  <pic:blipFill>
+                    <a:blip r:embed="rId39"/>
+                    <a:stretch>
+                      <a:fillRect/>
+                    </a:stretch>
+                  </pic:blipFill>
+                  <pic:spPr>
+                    <a:xfrm>
+                      <a:off x="0" y="0"/>
+                      <a:ext cx="5943600" cy="2329815"/>
+                    </a:xfrm>
+                    <a:prstGeom prst="rect">
+                      <a:avLst/>
+                    </a:prstGeom>
+                  </pic:spPr>
+                </pic:pic>
+              </a:graphicData>
+            </a:graphic>
+          </wp:inline>
+        </w:drawing>
+      </w:r>
+    </w:p>
     <w:sectPr>
-      <w:footerReference w:type="default" r:id="rId38"/>
+      <w:footerReference w:type="default" r:id="rId40"/>
       <w:pgSz w:w="12240" w:h="15840"/>
       <w:pgMar w:top="1440" w:right="1440" w:bottom="1440" w:left="1440" w:header="720" w:footer="720" w:gutter="0"/>
       <w:pgNumType w:fmt="numberInDash" w:start="1"/>
@@ -5037,6 +5480,155 @@
     </w:lvl>
   </w:abstractNum>
   <w:abstractNum w:abstractNumId="1" w15:restartNumberingAfterBreak="0">
+    <w:nsid w:val="39361D6A"/>
+    <w:multiLevelType w:val="multilevel"/>
+    <w:tmpl w:val="4E22F570"/>
+    <w:lvl w:ilvl="0">
+      <w:start w:val="1"/>
+      <w:numFmt w:val="bullet"/>
+      <w:lvlText w:val=""/>
+      <w:lvlJc w:val="left"/>
+      <w:pPr>
+        <w:tabs>
+          <w:tab w:val="num" w:pos="720"/>
+        </w:tabs>
+        <w:ind w:left="720" w:hanging="360"/>
+      </w:pPr>
+      <w:rPr>
+        <w:rFonts w:ascii="Symbol" w:hAnsi="Symbol" w:hint="default"/>
+        <w:sz w:val="20"/>
+      </w:rPr>
+    </w:lvl>
+    <w:lvl w:ilvl="1">
+      <w:start w:val="1"/>
+      <w:numFmt w:val="bullet"/>
+      <w:lvlText w:val="o"/>
+      <w:lvlJc w:val="left"/>
+      <w:pPr>
+        <w:tabs>
+          <w:tab w:val="num" w:pos="1440"/>
+        </w:tabs>
+        <w:ind w:left="1440" w:hanging="360"/>
+      </w:pPr>
+      <w:rPr>
+        <w:rFonts w:ascii="Courier New" w:hAnsi="Courier New" w:hint="default"/>
+        <w:sz w:val="20"/>
+      </w:rPr>
+    </w:lvl>
+    <w:lvl w:ilvl="2" w:tentative="1">
+      <w:start w:val="1"/>
+      <w:numFmt w:val="bullet"/>
+      <w:lvlText w:val=""/>
+      <w:lvlJc w:val="left"/>
+      <w:pPr>
+        <w:tabs>
+          <w:tab w:val="num" w:pos="2160"/>
+        </w:tabs>
+        <w:ind w:left="2160" w:hanging="360"/>
+      </w:pPr>
+      <w:rPr>
+        <w:rFonts w:ascii="Wingdings" w:hAnsi="Wingdings" w:hint="default"/>
+        <w:sz w:val="20"/>
+      </w:rPr>
+    </w:lvl>
+    <w:lvl w:ilvl="3" w:tentative="1">
+      <w:start w:val="1"/>
+      <w:numFmt w:val="bullet"/>
+      <w:lvlText w:val=""/>
+      <w:lvlJc w:val="left"/>
+      <w:pPr>
+        <w:tabs>
+          <w:tab w:val="num" w:pos="2880"/>
+        </w:tabs>
+        <w:ind w:left="2880" w:hanging="360"/>
+      </w:pPr>
+      <w:rPr>
+        <w:rFonts w:ascii="Wingdings" w:hAnsi="Wingdings" w:hint="default"/>
+        <w:sz w:val="20"/>
+      </w:rPr>
+    </w:lvl>
+    <w:lvl w:ilvl="4" w:tentative="1">
+      <w:start w:val="1"/>
+      <w:numFmt w:val="bullet"/>
+      <w:lvlText w:val=""/>
+      <w:lvlJc w:val="left"/>
+      <w:pPr>
+        <w:tabs>
+          <w:tab w:val="num" w:pos="3600"/>
+        </w:tabs>
+        <w:ind w:left="3600" w:hanging="360"/>
+      </w:pPr>
+      <w:rPr>
+        <w:rFonts w:ascii="Wingdings" w:hAnsi="Wingdings" w:hint="default"/>
+        <w:sz w:val="20"/>
+      </w:rPr>
+    </w:lvl>
+    <w:lvl w:ilvl="5" w:tentative="1">
+      <w:start w:val="1"/>
+      <w:numFmt w:val="bullet"/>
+      <w:lvlText w:val=""/>
+      <w:lvlJc w:val="left"/>
+      <w:pPr>
+        <w:tabs>
+          <w:tab w:val="num" w:pos="4320"/>
+        </w:tabs>
+        <w:ind w:left="4320" w:hanging="360"/>
+      </w:pPr>
+      <w:rPr>
+        <w:rFonts w:ascii="Wingdings" w:hAnsi="Wingdings" w:hint="default"/>
+        <w:sz w:val="20"/>
+      </w:rPr>
+    </w:lvl>
+    <w:lvl w:ilvl="6" w:tentative="1">
+      <w:start w:val="1"/>
+      <w:numFmt w:val="bullet"/>
+      <w:lvlText w:val=""/>
+      <w:lvlJc w:val="left"/>
+      <w:pPr>
+        <w:tabs>
+          <w:tab w:val="num" w:pos="5040"/>
+        </w:tabs>
+        <w:ind w:left="5040" w:hanging="360"/>
+      </w:pPr>
+      <w:rPr>
+        <w:rFonts w:ascii="Wingdings" w:hAnsi="Wingdings" w:hint="default"/>
+        <w:sz w:val="20"/>
+      </w:rPr>
+    </w:lvl>
+    <w:lvl w:ilvl="7" w:tentative="1">
+      <w:start w:val="1"/>
+      <w:numFmt w:val="bullet"/>
+      <w:lvlText w:val=""/>
+      <w:lvlJc w:val="left"/>
+      <w:pPr>
+        <w:tabs>
+          <w:tab w:val="num" w:pos="5760"/>
+        </w:tabs>
+        <w:ind w:left="5760" w:hanging="360"/>
+      </w:pPr>
+      <w:rPr>
+        <w:rFonts w:ascii="Wingdings" w:hAnsi="Wingdings" w:hint="default"/>
+        <w:sz w:val="20"/>
+      </w:rPr>
+    </w:lvl>
+    <w:lvl w:ilvl="8" w:tentative="1">
+      <w:start w:val="1"/>
+      <w:numFmt w:val="bullet"/>
+      <w:lvlText w:val=""/>
+      <w:lvlJc w:val="left"/>
+      <w:pPr>
+        <w:tabs>
+          <w:tab w:val="num" w:pos="6480"/>
+        </w:tabs>
+        <w:ind w:left="6480" w:hanging="360"/>
+      </w:pPr>
+      <w:rPr>
+        <w:rFonts w:ascii="Wingdings" w:hAnsi="Wingdings" w:hint="default"/>
+        <w:sz w:val="20"/>
+      </w:rPr>
+    </w:lvl>
+  </w:abstractNum>
+  <w:abstractNum w:abstractNumId="2" w15:restartNumberingAfterBreak="0">
     <w:nsid w:val="53F950CC"/>
     <w:multiLevelType w:val="hybridMultilevel"/>
     <w:tmpl w:val="D3B423A6"/>
@@ -5149,7 +5741,7 @@
       </w:rPr>
     </w:lvl>
   </w:abstractNum>
-  <w:abstractNum w:abstractNumId="2" w15:restartNumberingAfterBreak="0">
+  <w:abstractNum w:abstractNumId="3" w15:restartNumberingAfterBreak="0">
     <w:nsid w:val="74D03224"/>
     <w:multiLevelType w:val="hybridMultilevel"/>
     <w:tmpl w:val="8DB02508"/>
@@ -5262,7 +5854,7 @@
       </w:rPr>
     </w:lvl>
   </w:abstractNum>
-  <w:abstractNum w:abstractNumId="3" w15:restartNumberingAfterBreak="0">
+  <w:abstractNum w:abstractNumId="4" w15:restartNumberingAfterBreak="0">
     <w:nsid w:val="7AB721AC"/>
     <w:multiLevelType w:val="hybridMultilevel"/>
     <w:tmpl w:val="F6907620"/>
@@ -5376,15 +5968,18 @@
     </w:lvl>
   </w:abstractNum>
   <w:num w:numId="1" w16cid:durableId="809202912">
-    <w:abstractNumId w:val="2"/>
+    <w:abstractNumId w:val="3"/>
   </w:num>
   <w:num w:numId="2" w16cid:durableId="1199317307">
     <w:abstractNumId w:val="0"/>
   </w:num>
   <w:num w:numId="3" w16cid:durableId="873733478">
-    <w:abstractNumId w:val="3"/>
+    <w:abstractNumId w:val="4"/>
   </w:num>
   <w:num w:numId="4" w16cid:durableId="1791514464">
+    <w:abstractNumId w:val="2"/>
+  </w:num>
+  <w:num w:numId="5" w16cid:durableId="679086062">
     <w:abstractNumId w:val="1"/>
   </w:num>
 </w:numbering>

--- a/assiment.docx
+++ b/assiment.docx
@@ -494,7 +494,7 @@
           <w:pPr>
             <w:pStyle w:val="TOC1"/>
             <w:tabs>
-              <w:tab w:val="right" w:pos="9350"/>
+              <w:tab w:val="right" w:leader="dot" w:pos="9350"/>
             </w:tabs>
             <w:rPr>
               <w:rFonts w:cstheme="minorBidi"/>
@@ -509,12 +509,12 @@
             <w:fldChar w:fldCharType="begin"/>
           </w:r>
           <w:r>
-            <w:instrText xml:space="preserve"> TOC \o "1-3" \h \z \u </w:instrText>
+            <w:instrText xml:space="preserve"> TOC \o "1-2" \h \z \u </w:instrText>
           </w:r>
           <w:r>
             <w:fldChar w:fldCharType="separate"/>
           </w:r>
-          <w:hyperlink w:anchor="_Toc241095967" w:history="1">
+          <w:hyperlink w:anchor="_Toc241098380" w:history="1">
             <w:r>
               <w:rPr>
                 <w:rStyle w:val="Hyperlink"/>
@@ -543,7 +543,7 @@
                 <w:noProof/>
                 <w:webHidden/>
               </w:rPr>
-              <w:instrText xml:space="preserve"> PAGEREF _Toc241095967 \h </w:instrText>
+              <w:instrText xml:space="preserve"> PAGEREF _Toc241098380 \h </w:instrText>
             </w:r>
             <w:r>
               <w:rPr>
@@ -578,7 +578,7 @@
           <w:pPr>
             <w:pStyle w:val="TOC2"/>
             <w:tabs>
-              <w:tab w:val="right" w:pos="9350"/>
+              <w:tab w:val="right" w:leader="dot" w:pos="9350"/>
             </w:tabs>
             <w:rPr>
               <w:rFonts w:cstheme="minorBidi"/>
@@ -589,7 +589,7 @@
               <w14:ligatures w14:val="standardContextual"/>
             </w:rPr>
           </w:pPr>
-          <w:hyperlink w:anchor="_Toc241095968" w:history="1">
+          <w:hyperlink w:anchor="_Toc241098381" w:history="1">
             <w:r>
               <w:rPr>
                 <w:rStyle w:val="Hyperlink"/>
@@ -616,7 +616,7 @@
                 <w:noProof/>
                 <w:webHidden/>
               </w:rPr>
-              <w:instrText xml:space="preserve"> PAGEREF _Toc241095968 \h </w:instrText>
+              <w:instrText xml:space="preserve"> PAGEREF _Toc241098381 \h </w:instrText>
             </w:r>
             <w:r>
               <w:rPr>
@@ -651,7 +651,7 @@
           <w:pPr>
             <w:pStyle w:val="TOC2"/>
             <w:tabs>
-              <w:tab w:val="right" w:pos="9350"/>
+              <w:tab w:val="right" w:leader="dot" w:pos="9350"/>
             </w:tabs>
             <w:rPr>
               <w:rFonts w:cstheme="minorBidi"/>
@@ -662,7 +662,7 @@
               <w14:ligatures w14:val="standardContextual"/>
             </w:rPr>
           </w:pPr>
-          <w:hyperlink w:anchor="_Toc241095969" w:history="1">
+          <w:hyperlink w:anchor="_Toc241098382" w:history="1">
             <w:r>
               <w:rPr>
                 <w:rStyle w:val="Hyperlink"/>
@@ -689,7 +689,7 @@
                 <w:noProof/>
                 <w:webHidden/>
               </w:rPr>
-              <w:instrText xml:space="preserve"> PAGEREF _Toc241095969 \h </w:instrText>
+              <w:instrText xml:space="preserve"> PAGEREF _Toc241098382 \h </w:instrText>
             </w:r>
             <w:r>
               <w:rPr>
@@ -724,7 +724,7 @@
           <w:pPr>
             <w:pStyle w:val="TOC2"/>
             <w:tabs>
-              <w:tab w:val="right" w:pos="9350"/>
+              <w:tab w:val="right" w:leader="dot" w:pos="9350"/>
             </w:tabs>
             <w:rPr>
               <w:rFonts w:cstheme="minorBidi"/>
@@ -735,7 +735,7 @@
               <w14:ligatures w14:val="standardContextual"/>
             </w:rPr>
           </w:pPr>
-          <w:hyperlink w:anchor="_Toc241095970" w:history="1">
+          <w:hyperlink w:anchor="_Toc241098383" w:history="1">
             <w:r>
               <w:rPr>
                 <w:rStyle w:val="Hyperlink"/>
@@ -762,7 +762,7 @@
                 <w:noProof/>
                 <w:webHidden/>
               </w:rPr>
-              <w:instrText xml:space="preserve"> PAGEREF _Toc241095970 \h </w:instrText>
+              <w:instrText xml:space="preserve"> PAGEREF _Toc241098383 \h </w:instrText>
             </w:r>
             <w:r>
               <w:rPr>
@@ -797,7 +797,7 @@
           <w:pPr>
             <w:pStyle w:val="TOC1"/>
             <w:tabs>
-              <w:tab w:val="right" w:pos="9350"/>
+              <w:tab w:val="right" w:leader="dot" w:pos="9350"/>
             </w:tabs>
             <w:rPr>
               <w:rFonts w:cstheme="minorBidi"/>
@@ -808,7 +808,7 @@
               <w14:ligatures w14:val="standardContextual"/>
             </w:rPr>
           </w:pPr>
-          <w:hyperlink w:anchor="_Toc241095971" w:history="1">
+          <w:hyperlink w:anchor="_Toc241098384" w:history="1">
             <w:r>
               <w:rPr>
                 <w:rStyle w:val="Hyperlink"/>
@@ -837,7 +837,7 @@
                 <w:noProof/>
                 <w:webHidden/>
               </w:rPr>
-              <w:instrText xml:space="preserve"> PAGEREF _Toc241095971 \h </w:instrText>
+              <w:instrText xml:space="preserve"> PAGEREF _Toc241098384 \h </w:instrText>
             </w:r>
             <w:r>
               <w:rPr>
@@ -872,7 +872,7 @@
           <w:pPr>
             <w:pStyle w:val="TOC2"/>
             <w:tabs>
-              <w:tab w:val="right" w:pos="9350"/>
+              <w:tab w:val="right" w:leader="dot" w:pos="9350"/>
             </w:tabs>
             <w:rPr>
               <w:rFonts w:cstheme="minorBidi"/>
@@ -883,7 +883,7 @@
               <w14:ligatures w14:val="standardContextual"/>
             </w:rPr>
           </w:pPr>
-          <w:hyperlink w:anchor="_Toc241095972" w:history="1">
+          <w:hyperlink w:anchor="_Toc241098385" w:history="1">
             <w:r>
               <w:rPr>
                 <w:rStyle w:val="Hyperlink"/>
@@ -910,7 +910,7 @@
                 <w:noProof/>
                 <w:webHidden/>
               </w:rPr>
-              <w:instrText xml:space="preserve"> PAGEREF _Toc241095972 \h </w:instrText>
+              <w:instrText xml:space="preserve"> PAGEREF _Toc241098385 \h </w:instrText>
             </w:r>
             <w:r>
               <w:rPr>
@@ -945,7 +945,7 @@
           <w:pPr>
             <w:pStyle w:val="TOC2"/>
             <w:tabs>
-              <w:tab w:val="right" w:pos="9350"/>
+              <w:tab w:val="right" w:leader="dot" w:pos="9350"/>
             </w:tabs>
             <w:rPr>
               <w:rFonts w:cstheme="minorBidi"/>
@@ -956,7 +956,7 @@
               <w14:ligatures w14:val="standardContextual"/>
             </w:rPr>
           </w:pPr>
-          <w:hyperlink w:anchor="_Toc241095973" w:history="1">
+          <w:hyperlink w:anchor="_Toc241098386" w:history="1">
             <w:r>
               <w:rPr>
                 <w:rStyle w:val="Hyperlink"/>
@@ -983,7 +983,7 @@
                 <w:noProof/>
                 <w:webHidden/>
               </w:rPr>
-              <w:instrText xml:space="preserve"> PAGEREF _Toc241095973 \h </w:instrText>
+              <w:instrText xml:space="preserve"> PAGEREF _Toc241098386 \h </w:instrText>
             </w:r>
             <w:r>
               <w:rPr>
@@ -1018,7 +1018,7 @@
           <w:pPr>
             <w:pStyle w:val="TOC2"/>
             <w:tabs>
-              <w:tab w:val="right" w:pos="9350"/>
+              <w:tab w:val="right" w:leader="dot" w:pos="9350"/>
             </w:tabs>
             <w:rPr>
               <w:rFonts w:cstheme="minorBidi"/>
@@ -1029,7 +1029,7 @@
               <w14:ligatures w14:val="standardContextual"/>
             </w:rPr>
           </w:pPr>
-          <w:hyperlink w:anchor="_Toc241095974" w:history="1">
+          <w:hyperlink w:anchor="_Toc241098387" w:history="1">
             <w:r>
               <w:rPr>
                 <w:rStyle w:val="Hyperlink"/>
@@ -1056,7 +1056,7 @@
                 <w:noProof/>
                 <w:webHidden/>
               </w:rPr>
-              <w:instrText xml:space="preserve"> PAGEREF _Toc241095974 \h </w:instrText>
+              <w:instrText xml:space="preserve"> PAGEREF _Toc241098387 \h </w:instrText>
             </w:r>
             <w:r>
               <w:rPr>
@@ -1091,7 +1091,7 @@
           <w:pPr>
             <w:pStyle w:val="TOC1"/>
             <w:tabs>
-              <w:tab w:val="right" w:pos="9350"/>
+              <w:tab w:val="right" w:leader="dot" w:pos="9350"/>
             </w:tabs>
             <w:rPr>
               <w:rFonts w:cstheme="minorBidi"/>
@@ -1102,7 +1102,7 @@
               <w14:ligatures w14:val="standardContextual"/>
             </w:rPr>
           </w:pPr>
-          <w:hyperlink w:anchor="_Toc241095975" w:history="1">
+          <w:hyperlink w:anchor="_Toc241098388" w:history="1">
             <w:r>
               <w:rPr>
                 <w:rStyle w:val="Hyperlink"/>
@@ -1131,7 +1131,7 @@
                 <w:noProof/>
                 <w:webHidden/>
               </w:rPr>
-              <w:instrText xml:space="preserve"> PAGEREF _Toc241095975 \h </w:instrText>
+              <w:instrText xml:space="preserve"> PAGEREF _Toc241098388 \h </w:instrText>
             </w:r>
             <w:r>
               <w:rPr>
@@ -1166,7 +1166,7 @@
           <w:pPr>
             <w:pStyle w:val="TOC2"/>
             <w:tabs>
-              <w:tab w:val="right" w:pos="9350"/>
+              <w:tab w:val="right" w:leader="dot" w:pos="9350"/>
             </w:tabs>
             <w:rPr>
               <w:rFonts w:cstheme="minorBidi"/>
@@ -1177,7 +1177,7 @@
               <w14:ligatures w14:val="standardContextual"/>
             </w:rPr>
           </w:pPr>
-          <w:hyperlink w:anchor="_Toc241095976" w:history="1">
+          <w:hyperlink w:anchor="_Toc241098389" w:history="1">
             <w:r>
               <w:rPr>
                 <w:rStyle w:val="Hyperlink"/>
@@ -1204,7 +1204,7 @@
                 <w:noProof/>
                 <w:webHidden/>
               </w:rPr>
-              <w:instrText xml:space="preserve"> PAGEREF _Toc241095976 \h </w:instrText>
+              <w:instrText xml:space="preserve"> PAGEREF _Toc241098389 \h </w:instrText>
             </w:r>
             <w:r>
               <w:rPr>
@@ -1237,9 +1237,9 @@
         </w:p>
         <w:p>
           <w:pPr>
-            <w:pStyle w:val="TOC3"/>
+            <w:pStyle w:val="TOC2"/>
             <w:tabs>
-              <w:tab w:val="right" w:pos="9350"/>
+              <w:tab w:val="right" w:leader="dot" w:pos="9350"/>
             </w:tabs>
             <w:rPr>
               <w:rFonts w:cstheme="minorBidi"/>
@@ -1250,13 +1250,13 @@
               <w14:ligatures w14:val="standardContextual"/>
             </w:rPr>
           </w:pPr>
-          <w:hyperlink w:anchor="_Toc241095977" w:history="1">
+          <w:hyperlink w:anchor="_Toc241098390" w:history="1">
             <w:r>
               <w:rPr>
                 <w:rStyle w:val="Hyperlink"/>
                 <w:noProof/>
               </w:rPr>
-              <w:t>Vulnerability</w:t>
+              <w:t>Stored Cross-Site Scripting (XSS)</w:t>
             </w:r>
             <w:r>
               <w:rPr>
@@ -1277,7 +1277,7 @@
                 <w:noProof/>
                 <w:webHidden/>
               </w:rPr>
-              <w:instrText xml:space="preserve"> PAGEREF _Toc241095977 \h </w:instrText>
+              <w:instrText xml:space="preserve"> PAGEREF _Toc241098390 \h </w:instrText>
             </w:r>
             <w:r>
               <w:rPr>
@@ -1297,7 +1297,7 @@
                 <w:noProof/>
                 <w:webHidden/>
               </w:rPr>
-              <w:t>- 8 -</w:t>
+              <w:t>- 11 -</w:t>
             </w:r>
             <w:r>
               <w:rPr>
@@ -1310,9 +1310,9 @@
         </w:p>
         <w:p>
           <w:pPr>
-            <w:pStyle w:val="TOC3"/>
+            <w:pStyle w:val="TOC2"/>
             <w:tabs>
-              <w:tab w:val="right" w:pos="9350"/>
+              <w:tab w:val="right" w:leader="dot" w:pos="9350"/>
             </w:tabs>
             <w:rPr>
               <w:rFonts w:cstheme="minorBidi"/>
@@ -1323,13 +1323,13 @@
               <w14:ligatures w14:val="standardContextual"/>
             </w:rPr>
           </w:pPr>
-          <w:hyperlink w:anchor="_Toc241095978" w:history="1">
+          <w:hyperlink w:anchor="_Toc241098391" w:history="1">
             <w:r>
               <w:rPr>
                 <w:rStyle w:val="Hyperlink"/>
                 <w:noProof/>
               </w:rPr>
-              <w:t>Fix</w:t>
+              <w:t>Insecure Direct Object Reference (IDOR)</w:t>
             </w:r>
             <w:r>
               <w:rPr>
@@ -1350,7 +1350,7 @@
                 <w:noProof/>
                 <w:webHidden/>
               </w:rPr>
-              <w:instrText xml:space="preserve"> PAGEREF _Toc241095978 \h </w:instrText>
+              <w:instrText xml:space="preserve"> PAGEREF _Toc241098391 \h </w:instrText>
             </w:r>
             <w:r>
               <w:rPr>
@@ -1370,7 +1370,7 @@
                 <w:noProof/>
                 <w:webHidden/>
               </w:rPr>
-              <w:t>- 9 -</w:t>
+              <w:t>- 13 -</w:t>
             </w:r>
             <w:r>
               <w:rPr>
@@ -1385,7 +1385,7 @@
           <w:pPr>
             <w:pStyle w:val="TOC2"/>
             <w:tabs>
-              <w:tab w:val="right" w:pos="9350"/>
+              <w:tab w:val="right" w:leader="dot" w:pos="9350"/>
             </w:tabs>
             <w:rPr>
               <w:rFonts w:cstheme="minorBidi"/>
@@ -1396,13 +1396,13 @@
               <w14:ligatures w14:val="standardContextual"/>
             </w:rPr>
           </w:pPr>
-          <w:hyperlink w:anchor="_Toc241095979" w:history="1">
+          <w:hyperlink w:anchor="_Toc241098392" w:history="1">
             <w:r>
               <w:rPr>
                 <w:rStyle w:val="Hyperlink"/>
                 <w:noProof/>
               </w:rPr>
-              <w:t>Stored Cross-Site Scripting (XSS)</w:t>
+              <w:t>Insecure Cryptographic Storage (Plaintext Passwords)</w:t>
             </w:r>
             <w:r>
               <w:rPr>
@@ -1423,7 +1423,7 @@
                 <w:noProof/>
                 <w:webHidden/>
               </w:rPr>
-              <w:instrText xml:space="preserve"> PAGEREF _Toc241095979 \h </w:instrText>
+              <w:instrText xml:space="preserve"> PAGEREF _Toc241098392 \h </w:instrText>
             </w:r>
             <w:r>
               <w:rPr>
@@ -1443,7 +1443,7 @@
                 <w:noProof/>
                 <w:webHidden/>
               </w:rPr>
-              <w:t>- 11 -</w:t>
+              <w:t>- 15 -</w:t>
             </w:r>
             <w:r>
               <w:rPr>
@@ -1456,9 +1456,9 @@
         </w:p>
         <w:p>
           <w:pPr>
-            <w:pStyle w:val="TOC3"/>
+            <w:pStyle w:val="TOC1"/>
             <w:tabs>
-              <w:tab w:val="right" w:pos="9350"/>
+              <w:tab w:val="right" w:leader="dot" w:pos="9350"/>
             </w:tabs>
             <w:rPr>
               <w:rFonts w:cstheme="minorBidi"/>
@@ -1469,13 +1469,15 @@
               <w14:ligatures w14:val="standardContextual"/>
             </w:rPr>
           </w:pPr>
-          <w:hyperlink w:anchor="_Toc241095980" w:history="1">
+          <w:hyperlink w:anchor="_Toc241098393" w:history="1">
             <w:r>
               <w:rPr>
                 <w:rStyle w:val="Hyperlink"/>
-                <w:noProof/>
-              </w:rPr>
-              <w:t>Vulnerability</w:t>
+                <w:b/>
+                <w:bCs/>
+                <w:noProof/>
+              </w:rPr>
+              <w:t>DevSecOps CI/CD Pipeline &amp; Security Automation</w:t>
             </w:r>
             <w:r>
               <w:rPr>
@@ -1496,7 +1498,7 @@
                 <w:noProof/>
                 <w:webHidden/>
               </w:rPr>
-              <w:instrText xml:space="preserve"> PAGEREF _Toc241095980 \h </w:instrText>
+              <w:instrText xml:space="preserve"> PAGEREF _Toc241098393 \h </w:instrText>
             </w:r>
             <w:r>
               <w:rPr>
@@ -1516,7 +1518,7 @@
                 <w:noProof/>
                 <w:webHidden/>
               </w:rPr>
-              <w:t>- 11 -</w:t>
+              <w:t>- 19 -</w:t>
             </w:r>
             <w:r>
               <w:rPr>
@@ -1529,9 +1531,9 @@
         </w:p>
         <w:p>
           <w:pPr>
-            <w:pStyle w:val="TOC3"/>
+            <w:pStyle w:val="TOC2"/>
             <w:tabs>
-              <w:tab w:val="right" w:pos="9350"/>
+              <w:tab w:val="right" w:leader="dot" w:pos="9350"/>
             </w:tabs>
             <w:rPr>
               <w:rFonts w:cstheme="minorBidi"/>
@@ -1542,13 +1544,13 @@
               <w14:ligatures w14:val="standardContextual"/>
             </w:rPr>
           </w:pPr>
-          <w:hyperlink w:anchor="_Toc241095981" w:history="1">
+          <w:hyperlink w:anchor="_Toc241098394" w:history="1">
             <w:r>
               <w:rPr>
                 <w:rStyle w:val="Hyperlink"/>
                 <w:noProof/>
               </w:rPr>
-              <w:t>Fix</w:t>
+              <w:t>GitHub Actions Workflow:</w:t>
             </w:r>
             <w:r>
               <w:rPr>
@@ -1569,7 +1571,7 @@
                 <w:noProof/>
                 <w:webHidden/>
               </w:rPr>
-              <w:instrText xml:space="preserve"> PAGEREF _Toc241095981 \h </w:instrText>
+              <w:instrText xml:space="preserve"> PAGEREF _Toc241098394 \h </w:instrText>
             </w:r>
             <w:r>
               <w:rPr>
@@ -1589,7 +1591,7 @@
                 <w:noProof/>
                 <w:webHidden/>
               </w:rPr>
-              <w:t>- 12 -</w:t>
+              <w:t>- 19 -</w:t>
             </w:r>
             <w:r>
               <w:rPr>
@@ -1602,9 +1604,9 @@
         </w:p>
         <w:p>
           <w:pPr>
-            <w:pStyle w:val="TOC2"/>
+            <w:pStyle w:val="TOC1"/>
             <w:tabs>
-              <w:tab w:val="right" w:pos="9350"/>
+              <w:tab w:val="right" w:leader="dot" w:pos="9350"/>
             </w:tabs>
             <w:rPr>
               <w:rFonts w:cstheme="minorBidi"/>
@@ -1615,13 +1617,15 @@
               <w14:ligatures w14:val="standardContextual"/>
             </w:rPr>
           </w:pPr>
-          <w:hyperlink w:anchor="_Toc241095982" w:history="1">
+          <w:hyperlink w:anchor="_Toc241098395" w:history="1">
             <w:r>
               <w:rPr>
                 <w:rStyle w:val="Hyperlink"/>
-                <w:noProof/>
-              </w:rPr>
-              <w:t>Insecure Direct Object Reference (IDOR)</w:t>
+                <w:b/>
+                <w:bCs/>
+                <w:noProof/>
+              </w:rPr>
+              <w:t>Secrets Management Approach</w:t>
             </w:r>
             <w:r>
               <w:rPr>
@@ -1642,7 +1646,7 @@
                 <w:noProof/>
                 <w:webHidden/>
               </w:rPr>
-              <w:instrText xml:space="preserve"> PAGEREF _Toc241095982 \h </w:instrText>
+              <w:instrText xml:space="preserve"> PAGEREF _Toc241098395 \h </w:instrText>
             </w:r>
             <w:r>
               <w:rPr>
@@ -1662,7 +1666,7 @@
                 <w:noProof/>
                 <w:webHidden/>
               </w:rPr>
-              <w:t>- 13 -</w:t>
+              <w:t>- 20 -</w:t>
             </w:r>
             <w:r>
               <w:rPr>
@@ -1675,9 +1679,9 @@
         </w:p>
         <w:p>
           <w:pPr>
-            <w:pStyle w:val="TOC3"/>
+            <w:pStyle w:val="TOC1"/>
             <w:tabs>
-              <w:tab w:val="right" w:pos="9350"/>
+              <w:tab w:val="right" w:leader="dot" w:pos="9350"/>
             </w:tabs>
             <w:rPr>
               <w:rFonts w:cstheme="minorBidi"/>
@@ -1688,13 +1692,15 @@
               <w14:ligatures w14:val="standardContextual"/>
             </w:rPr>
           </w:pPr>
-          <w:hyperlink w:anchor="_Toc241095983" w:history="1">
+          <w:hyperlink w:anchor="_Toc241098396" w:history="1">
             <w:r>
               <w:rPr>
                 <w:rStyle w:val="Hyperlink"/>
-                <w:noProof/>
-              </w:rPr>
-              <w:t>Vulnerabilities</w:t>
+                <w:b/>
+                <w:bCs/>
+                <w:noProof/>
+              </w:rPr>
+              <w:t>Industry trends and case study analize</w:t>
             </w:r>
             <w:r>
               <w:rPr>
@@ -1715,7 +1721,7 @@
                 <w:noProof/>
                 <w:webHidden/>
               </w:rPr>
-              <w:instrText xml:space="preserve"> PAGEREF _Toc241095983 \h </w:instrText>
+              <w:instrText xml:space="preserve"> PAGEREF _Toc241098396 \h </w:instrText>
             </w:r>
             <w:r>
               <w:rPr>
@@ -1735,7 +1741,7 @@
                 <w:noProof/>
                 <w:webHidden/>
               </w:rPr>
-              <w:t>- 13 -</w:t>
+              <w:t>- 21 -</w:t>
             </w:r>
             <w:r>
               <w:rPr>
@@ -1748,9 +1754,9 @@
         </w:p>
         <w:p>
           <w:pPr>
-            <w:pStyle w:val="TOC3"/>
+            <w:pStyle w:val="TOC2"/>
             <w:tabs>
-              <w:tab w:val="right" w:pos="9350"/>
+              <w:tab w:val="right" w:leader="dot" w:pos="9350"/>
             </w:tabs>
             <w:rPr>
               <w:rFonts w:cstheme="minorBidi"/>
@@ -1761,13 +1767,13 @@
               <w14:ligatures w14:val="standardContextual"/>
             </w:rPr>
           </w:pPr>
-          <w:hyperlink w:anchor="_Toc241095984" w:history="1">
+          <w:hyperlink w:anchor="_Toc241098397" w:history="1">
             <w:r>
               <w:rPr>
                 <w:rStyle w:val="Hyperlink"/>
                 <w:noProof/>
               </w:rPr>
-              <w:t>Fix</w:t>
+              <w:t>The Hidden Risks of Open Source: Lessons from the event-stream Supply Chain Attack</w:t>
             </w:r>
             <w:r>
               <w:rPr>
@@ -1788,7 +1794,7 @@
                 <w:noProof/>
                 <w:webHidden/>
               </w:rPr>
-              <w:instrText xml:space="preserve"> PAGEREF _Toc241095984 \h </w:instrText>
+              <w:instrText xml:space="preserve"> PAGEREF _Toc241098397 \h </w:instrText>
             </w:r>
             <w:r>
               <w:rPr>
@@ -1808,7 +1814,7 @@
                 <w:noProof/>
                 <w:webHidden/>
               </w:rPr>
-              <w:t>- 14 -</w:t>
+              <w:t>- 21 -</w:t>
             </w:r>
             <w:r>
               <w:rPr>
@@ -1823,7 +1829,7 @@
           <w:pPr>
             <w:pStyle w:val="TOC2"/>
             <w:tabs>
-              <w:tab w:val="right" w:pos="9350"/>
+              <w:tab w:val="right" w:leader="dot" w:pos="9350"/>
             </w:tabs>
             <w:rPr>
               <w:rFonts w:cstheme="minorBidi"/>
@@ -1834,13 +1840,13 @@
               <w14:ligatures w14:val="standardContextual"/>
             </w:rPr>
           </w:pPr>
-          <w:hyperlink w:anchor="_Toc241095985" w:history="1">
+          <w:hyperlink w:anchor="_Toc241098398" w:history="1">
             <w:r>
               <w:rPr>
                 <w:rStyle w:val="Hyperlink"/>
                 <w:noProof/>
               </w:rPr>
-              <w:t>Insecure Cryptographic Storage (Plaintext Passwords)</w:t>
+              <w:t>Defending Our Project: How Our CI/CD Pipeline Stops Supply Chain Attacks</w:t>
             </w:r>
             <w:r>
               <w:rPr>
@@ -1861,7 +1867,7 @@
                 <w:noProof/>
                 <w:webHidden/>
               </w:rPr>
-              <w:instrText xml:space="preserve"> PAGEREF _Toc241095985 \h </w:instrText>
+              <w:instrText xml:space="preserve"> PAGEREF _Toc241098398 \h </w:instrText>
             </w:r>
             <w:r>
               <w:rPr>
@@ -1881,447 +1887,7 @@
                 <w:noProof/>
                 <w:webHidden/>
               </w:rPr>
-              <w:t>- 15 -</w:t>
-            </w:r>
-            <w:r>
-              <w:rPr>
-                <w:noProof/>
-                <w:webHidden/>
-              </w:rPr>
-              <w:fldChar w:fldCharType="end"/>
-            </w:r>
-          </w:hyperlink>
-        </w:p>
-        <w:p>
-          <w:pPr>
-            <w:pStyle w:val="TOC3"/>
-            <w:tabs>
-              <w:tab w:val="right" w:pos="9350"/>
-            </w:tabs>
-            <w:rPr>
-              <w:rFonts w:cstheme="minorBidi"/>
-              <w:noProof/>
-              <w:kern w:val="2"/>
-              <w:sz w:val="24"/>
-              <w:szCs w:val="24"/>
-              <w14:ligatures w14:val="standardContextual"/>
-            </w:rPr>
-          </w:pPr>
-          <w:hyperlink w:anchor="_Toc241095986" w:history="1">
-            <w:r>
-              <w:rPr>
-                <w:rStyle w:val="Hyperlink"/>
-                <w:noProof/>
-              </w:rPr>
-              <w:t>Vulnerable</w:t>
-            </w:r>
-            <w:r>
-              <w:rPr>
-                <w:noProof/>
-                <w:webHidden/>
-              </w:rPr>
-              <w:tab/>
-            </w:r>
-            <w:r>
-              <w:rPr>
-                <w:noProof/>
-                <w:webHidden/>
-              </w:rPr>
-              <w:fldChar w:fldCharType="begin"/>
-            </w:r>
-            <w:r>
-              <w:rPr>
-                <w:noProof/>
-                <w:webHidden/>
-              </w:rPr>
-              <w:instrText xml:space="preserve"> PAGEREF _Toc241095986 \h </w:instrText>
-            </w:r>
-            <w:r>
-              <w:rPr>
-                <w:noProof/>
-                <w:webHidden/>
-              </w:rPr>
-            </w:r>
-            <w:r>
-              <w:rPr>
-                <w:noProof/>
-                <w:webHidden/>
-              </w:rPr>
-              <w:fldChar w:fldCharType="separate"/>
-            </w:r>
-            <w:r>
-              <w:rPr>
-                <w:noProof/>
-                <w:webHidden/>
-              </w:rPr>
-              <w:t>- 15 -</w:t>
-            </w:r>
-            <w:r>
-              <w:rPr>
-                <w:noProof/>
-                <w:webHidden/>
-              </w:rPr>
-              <w:fldChar w:fldCharType="end"/>
-            </w:r>
-          </w:hyperlink>
-        </w:p>
-        <w:p>
-          <w:pPr>
-            <w:pStyle w:val="TOC3"/>
-            <w:tabs>
-              <w:tab w:val="right" w:pos="9350"/>
-            </w:tabs>
-            <w:rPr>
-              <w:rFonts w:cstheme="minorBidi"/>
-              <w:noProof/>
-              <w:kern w:val="2"/>
-              <w:sz w:val="24"/>
-              <w:szCs w:val="24"/>
-              <w14:ligatures w14:val="standardContextual"/>
-            </w:rPr>
-          </w:pPr>
-          <w:hyperlink w:anchor="_Toc241095987" w:history="1">
-            <w:r>
-              <w:rPr>
-                <w:rStyle w:val="Hyperlink"/>
-                <w:noProof/>
-              </w:rPr>
-              <w:t>Fix</w:t>
-            </w:r>
-            <w:r>
-              <w:rPr>
-                <w:noProof/>
-                <w:webHidden/>
-              </w:rPr>
-              <w:tab/>
-            </w:r>
-            <w:r>
-              <w:rPr>
-                <w:noProof/>
-                <w:webHidden/>
-              </w:rPr>
-              <w:fldChar w:fldCharType="begin"/>
-            </w:r>
-            <w:r>
-              <w:rPr>
-                <w:noProof/>
-                <w:webHidden/>
-              </w:rPr>
-              <w:instrText xml:space="preserve"> PAGEREF _Toc241095987 \h </w:instrText>
-            </w:r>
-            <w:r>
-              <w:rPr>
-                <w:noProof/>
-                <w:webHidden/>
-              </w:rPr>
-            </w:r>
-            <w:r>
-              <w:rPr>
-                <w:noProof/>
-                <w:webHidden/>
-              </w:rPr>
-              <w:fldChar w:fldCharType="separate"/>
-            </w:r>
-            <w:r>
-              <w:rPr>
-                <w:noProof/>
-                <w:webHidden/>
-              </w:rPr>
-              <w:t>- 17 -</w:t>
-            </w:r>
-            <w:r>
-              <w:rPr>
-                <w:noProof/>
-                <w:webHidden/>
-              </w:rPr>
-              <w:fldChar w:fldCharType="end"/>
-            </w:r>
-          </w:hyperlink>
-        </w:p>
-        <w:p>
-          <w:pPr>
-            <w:pStyle w:val="TOC1"/>
-            <w:tabs>
-              <w:tab w:val="right" w:pos="9350"/>
-            </w:tabs>
-            <w:rPr>
-              <w:rFonts w:cstheme="minorBidi"/>
-              <w:noProof/>
-              <w:kern w:val="2"/>
-              <w:sz w:val="24"/>
-              <w:szCs w:val="24"/>
-              <w14:ligatures w14:val="standardContextual"/>
-            </w:rPr>
-          </w:pPr>
-          <w:hyperlink w:anchor="_Toc241095988" w:history="1">
-            <w:r>
-              <w:rPr>
-                <w:rStyle w:val="Hyperlink"/>
-                <w:b/>
-                <w:bCs/>
-                <w:noProof/>
-              </w:rPr>
-              <w:t>DevSecOps CI/CD Pipeline &amp; Security Automation</w:t>
-            </w:r>
-            <w:r>
-              <w:rPr>
-                <w:noProof/>
-                <w:webHidden/>
-              </w:rPr>
-              <w:tab/>
-            </w:r>
-            <w:r>
-              <w:rPr>
-                <w:noProof/>
-                <w:webHidden/>
-              </w:rPr>
-              <w:fldChar w:fldCharType="begin"/>
-            </w:r>
-            <w:r>
-              <w:rPr>
-                <w:noProof/>
-                <w:webHidden/>
-              </w:rPr>
-              <w:instrText xml:space="preserve"> PAGEREF _Toc241095988 \h </w:instrText>
-            </w:r>
-            <w:r>
-              <w:rPr>
-                <w:noProof/>
-                <w:webHidden/>
-              </w:rPr>
-            </w:r>
-            <w:r>
-              <w:rPr>
-                <w:noProof/>
-                <w:webHidden/>
-              </w:rPr>
-              <w:fldChar w:fldCharType="separate"/>
-            </w:r>
-            <w:r>
-              <w:rPr>
-                <w:noProof/>
-                <w:webHidden/>
-              </w:rPr>
-              <w:t>- 19 -</w:t>
-            </w:r>
-            <w:r>
-              <w:rPr>
-                <w:noProof/>
-                <w:webHidden/>
-              </w:rPr>
-              <w:fldChar w:fldCharType="end"/>
-            </w:r>
-          </w:hyperlink>
-        </w:p>
-        <w:p>
-          <w:pPr>
-            <w:pStyle w:val="TOC2"/>
-            <w:tabs>
-              <w:tab w:val="right" w:pos="9350"/>
-            </w:tabs>
-            <w:rPr>
-              <w:rFonts w:cstheme="minorBidi"/>
-              <w:noProof/>
-              <w:kern w:val="2"/>
-              <w:sz w:val="24"/>
-              <w:szCs w:val="24"/>
-              <w14:ligatures w14:val="standardContextual"/>
-            </w:rPr>
-          </w:pPr>
-          <w:hyperlink w:anchor="_Toc241095989" w:history="1">
-            <w:r>
-              <w:rPr>
-                <w:rStyle w:val="Hyperlink"/>
-                <w:noProof/>
-              </w:rPr>
-              <w:t>GitHub Actions Workflow:</w:t>
-            </w:r>
-            <w:r>
-              <w:rPr>
-                <w:noProof/>
-                <w:webHidden/>
-              </w:rPr>
-              <w:tab/>
-            </w:r>
-            <w:r>
-              <w:rPr>
-                <w:noProof/>
-                <w:webHidden/>
-              </w:rPr>
-              <w:fldChar w:fldCharType="begin"/>
-            </w:r>
-            <w:r>
-              <w:rPr>
-                <w:noProof/>
-                <w:webHidden/>
-              </w:rPr>
-              <w:instrText xml:space="preserve"> PAGEREF _Toc241095989 \h </w:instrText>
-            </w:r>
-            <w:r>
-              <w:rPr>
-                <w:noProof/>
-                <w:webHidden/>
-              </w:rPr>
-            </w:r>
-            <w:r>
-              <w:rPr>
-                <w:noProof/>
-                <w:webHidden/>
-              </w:rPr>
-              <w:fldChar w:fldCharType="separate"/>
-            </w:r>
-            <w:r>
-              <w:rPr>
-                <w:noProof/>
-                <w:webHidden/>
-              </w:rPr>
-              <w:t>- 19 -</w:t>
-            </w:r>
-            <w:r>
-              <w:rPr>
-                <w:noProof/>
-                <w:webHidden/>
-              </w:rPr>
-              <w:fldChar w:fldCharType="end"/>
-            </w:r>
-          </w:hyperlink>
-        </w:p>
-        <w:p>
-          <w:pPr>
-            <w:pStyle w:val="TOC3"/>
-            <w:tabs>
-              <w:tab w:val="right" w:pos="9350"/>
-            </w:tabs>
-            <w:rPr>
-              <w:rFonts w:cstheme="minorBidi"/>
-              <w:noProof/>
-              <w:kern w:val="2"/>
-              <w:sz w:val="24"/>
-              <w:szCs w:val="24"/>
-              <w14:ligatures w14:val="standardContextual"/>
-            </w:rPr>
-          </w:pPr>
-          <w:hyperlink w:anchor="_Toc241095990" w:history="1">
-            <w:r>
-              <w:rPr>
-                <w:rStyle w:val="Hyperlink"/>
-                <w:noProof/>
-              </w:rPr>
-              <w:t>Trigger the Failed Pipeline Run</w:t>
-            </w:r>
-            <w:r>
-              <w:rPr>
-                <w:noProof/>
-                <w:webHidden/>
-              </w:rPr>
-              <w:tab/>
-            </w:r>
-            <w:r>
-              <w:rPr>
-                <w:noProof/>
-                <w:webHidden/>
-              </w:rPr>
-              <w:fldChar w:fldCharType="begin"/>
-            </w:r>
-            <w:r>
-              <w:rPr>
-                <w:noProof/>
-                <w:webHidden/>
-              </w:rPr>
-              <w:instrText xml:space="preserve"> PAGEREF _Toc241095990 \h </w:instrText>
-            </w:r>
-            <w:r>
-              <w:rPr>
-                <w:noProof/>
-                <w:webHidden/>
-              </w:rPr>
-            </w:r>
-            <w:r>
-              <w:rPr>
-                <w:noProof/>
-                <w:webHidden/>
-              </w:rPr>
-              <w:fldChar w:fldCharType="separate"/>
-            </w:r>
-            <w:r>
-              <w:rPr>
-                <w:noProof/>
-                <w:webHidden/>
-              </w:rPr>
-              <w:t>- 19 -</w:t>
-            </w:r>
-            <w:r>
-              <w:rPr>
-                <w:noProof/>
-                <w:webHidden/>
-              </w:rPr>
-              <w:fldChar w:fldCharType="end"/>
-            </w:r>
-          </w:hyperlink>
-        </w:p>
-        <w:p>
-          <w:pPr>
-            <w:pStyle w:val="TOC3"/>
-            <w:tabs>
-              <w:tab w:val="right" w:pos="9350"/>
-            </w:tabs>
-            <w:rPr>
-              <w:rFonts w:cstheme="minorBidi"/>
-              <w:noProof/>
-              <w:kern w:val="2"/>
-              <w:sz w:val="24"/>
-              <w:szCs w:val="24"/>
-              <w14:ligatures w14:val="standardContextual"/>
-            </w:rPr>
-          </w:pPr>
-          <w:hyperlink w:anchor="_Toc241095991" w:history="1">
-            <w:r>
-              <w:rPr>
-                <w:rStyle w:val="Hyperlink"/>
-                <w:noProof/>
-              </w:rPr>
-              <w:t>Trigger the Successful Pipeline Run</w:t>
-            </w:r>
-            <w:r>
-              <w:rPr>
-                <w:noProof/>
-                <w:webHidden/>
-              </w:rPr>
-              <w:tab/>
-            </w:r>
-            <w:r>
-              <w:rPr>
-                <w:noProof/>
-                <w:webHidden/>
-              </w:rPr>
-              <w:fldChar w:fldCharType="begin"/>
-            </w:r>
-            <w:r>
-              <w:rPr>
-                <w:noProof/>
-                <w:webHidden/>
-              </w:rPr>
-              <w:instrText xml:space="preserve"> PAGEREF _Toc241095991 \h </w:instrText>
-            </w:r>
-            <w:r>
-              <w:rPr>
-                <w:noProof/>
-                <w:webHidden/>
-              </w:rPr>
-            </w:r>
-            <w:r>
-              <w:rPr>
-                <w:noProof/>
-                <w:webHidden/>
-              </w:rPr>
-              <w:fldChar w:fldCharType="separate"/>
-            </w:r>
-            <w:r>
-              <w:rPr>
-                <w:noProof/>
-                <w:webHidden/>
-              </w:rPr>
-              <w:t>- 19 -</w:t>
+              <w:t>- 22 -</w:t>
             </w:r>
             <w:r>
               <w:rPr>
@@ -2360,7 +1926,7 @@
           <w:bCs/>
         </w:rPr>
       </w:pPr>
-      <w:bookmarkStart w:id="0" w:name="_Toc241095967"/>
+      <w:bookmarkStart w:id="0" w:name="_Toc241098380"/>
       <w:r>
         <w:rPr>
           <w:b/>
@@ -2375,7 +1941,7 @@
       <w:pPr>
         <w:pStyle w:val="Heading2"/>
       </w:pPr>
-      <w:bookmarkStart w:id="1" w:name="_Toc241095968"/>
+      <w:bookmarkStart w:id="1" w:name="_Toc241098381"/>
       <w:proofErr w:type="spellStart"/>
       <w:r>
         <w:t>Multiocintainer</w:t>
@@ -2506,7 +2072,7 @@
       <w:pPr>
         <w:pStyle w:val="Heading2"/>
       </w:pPr>
-      <w:bookmarkStart w:id="2" w:name="_Toc241095969"/>
+      <w:bookmarkStart w:id="2" w:name="_Toc241098382"/>
       <w:r>
         <w:t>Container hardening and principle of least privilege</w:t>
       </w:r>
@@ -2561,7 +2127,7 @@
       <w:pPr>
         <w:pStyle w:val="Heading2"/>
       </w:pPr>
-      <w:bookmarkStart w:id="3" w:name="_Toc241095970"/>
+      <w:bookmarkStart w:id="3" w:name="_Toc241098383"/>
       <w:r>
         <w:t xml:space="preserve">Network segmentation and trust </w:t>
       </w:r>
@@ -2863,12 +2429,13 @@
     <w:p>
       <w:pPr>
         <w:pStyle w:val="Heading1"/>
+        <w:jc w:val="center"/>
         <w:rPr>
           <w:b/>
           <w:bCs/>
         </w:rPr>
       </w:pPr>
-      <w:bookmarkStart w:id="4" w:name="_Toc241095971"/>
+      <w:bookmarkStart w:id="4" w:name="_Toc241098384"/>
       <w:r>
         <w:rPr>
           <w:b/>
@@ -2883,7 +2450,7 @@
       <w:pPr>
         <w:pStyle w:val="Heading2"/>
       </w:pPr>
-      <w:bookmarkStart w:id="5" w:name="_Toc241095972"/>
+      <w:bookmarkStart w:id="5" w:name="_Toc241098385"/>
       <w:r>
         <w:t>S</w:t>
       </w:r>
@@ -3059,7 +2626,7 @@
       <w:pPr>
         <w:pStyle w:val="Heading2"/>
       </w:pPr>
-      <w:bookmarkStart w:id="6" w:name="_Toc241095973"/>
+      <w:bookmarkStart w:id="6" w:name="_Toc241098386"/>
       <w:r>
         <w:lastRenderedPageBreak/>
         <w:t>Risk evaluation matrix</w:t>
@@ -3372,7 +2939,7 @@
       <w:pPr>
         <w:pStyle w:val="Heading2"/>
       </w:pPr>
-      <w:bookmarkStart w:id="7" w:name="_Toc241095974"/>
+      <w:bookmarkStart w:id="7" w:name="_Toc241098387"/>
       <w:r>
         <w:t>Thread to control mapping</w:t>
       </w:r>
@@ -3909,12 +3476,13 @@
     <w:p>
       <w:pPr>
         <w:pStyle w:val="Heading1"/>
+        <w:jc w:val="center"/>
         <w:rPr>
           <w:b/>
           <w:bCs/>
         </w:rPr>
       </w:pPr>
-      <w:bookmarkStart w:id="8" w:name="_Toc241095975"/>
+      <w:bookmarkStart w:id="8" w:name="_Toc241098388"/>
       <w:r>
         <w:rPr>
           <w:b/>
@@ -3929,7 +3497,7 @@
       <w:pPr>
         <w:pStyle w:val="Heading2"/>
       </w:pPr>
-      <w:bookmarkStart w:id="9" w:name="_Toc241095976"/>
+      <w:bookmarkStart w:id="9" w:name="_Toc241098389"/>
       <w:r>
         <w:t>NoSQL Injection (Authentication Bypass)</w:t>
       </w:r>
@@ -3939,11 +3507,9 @@
       <w:pPr>
         <w:pStyle w:val="Heading3"/>
       </w:pPr>
-      <w:bookmarkStart w:id="10" w:name="_Toc241095977"/>
       <w:r>
         <w:t>Vulnerability</w:t>
       </w:r>
-      <w:bookmarkEnd w:id="10"/>
     </w:p>
     <w:p>
       <w:r>
@@ -4146,11 +3712,9 @@
       <w:pPr>
         <w:pStyle w:val="Heading3"/>
       </w:pPr>
-      <w:bookmarkStart w:id="11" w:name="_Toc241095978"/>
       <w:r>
         <w:t>Fix</w:t>
       </w:r>
-      <w:bookmarkEnd w:id="11"/>
     </w:p>
     <w:p>
       <w:r>
@@ -4282,22 +3846,20 @@
       <w:pPr>
         <w:pStyle w:val="Heading2"/>
       </w:pPr>
-      <w:bookmarkStart w:id="12" w:name="_Toc241095979"/>
+      <w:bookmarkStart w:id="10" w:name="_Toc241098390"/>
       <w:r>
         <w:lastRenderedPageBreak/>
         <w:t>Stored Cross-Site Scripting (XSS)</w:t>
       </w:r>
-      <w:bookmarkEnd w:id="12"/>
+      <w:bookmarkEnd w:id="10"/>
     </w:p>
     <w:p>
       <w:pPr>
         <w:pStyle w:val="Heading3"/>
       </w:pPr>
-      <w:bookmarkStart w:id="13" w:name="_Toc241095980"/>
       <w:r>
         <w:t>Vulnerability</w:t>
       </w:r>
-      <w:bookmarkEnd w:id="13"/>
     </w:p>
     <w:p>
       <w:r>
@@ -4432,11 +3994,9 @@
       <w:pPr>
         <w:pStyle w:val="Heading3"/>
       </w:pPr>
-      <w:bookmarkStart w:id="14" w:name="_Toc241095981"/>
       <w:r>
         <w:t>Fix</w:t>
       </w:r>
-      <w:bookmarkEnd w:id="14"/>
     </w:p>
     <w:p>
       <w:r>
@@ -4549,21 +4109,19 @@
       <w:pPr>
         <w:pStyle w:val="Heading2"/>
       </w:pPr>
-      <w:bookmarkStart w:id="15" w:name="_Toc241095982"/>
+      <w:bookmarkStart w:id="11" w:name="_Toc241098391"/>
       <w:r>
         <w:t>Insecure Direct Object Reference (IDOR)</w:t>
       </w:r>
-      <w:bookmarkEnd w:id="15"/>
+      <w:bookmarkEnd w:id="11"/>
     </w:p>
     <w:p>
       <w:pPr>
         <w:pStyle w:val="Heading3"/>
       </w:pPr>
-      <w:bookmarkStart w:id="16" w:name="_Toc241095983"/>
       <w:r>
         <w:t>Vulnerabilities</w:t>
       </w:r>
-      <w:bookmarkEnd w:id="16"/>
     </w:p>
     <w:p>
       <w:r>
@@ -4695,11 +4253,9 @@
       <w:pPr>
         <w:pStyle w:val="Heading3"/>
       </w:pPr>
-      <w:bookmarkStart w:id="17" w:name="_Toc241095984"/>
       <w:r>
         <w:t>Fix</w:t>
       </w:r>
-      <w:bookmarkEnd w:id="17"/>
     </w:p>
     <w:p/>
     <w:p/>
@@ -4794,21 +4350,19 @@
       <w:pPr>
         <w:pStyle w:val="Heading2"/>
       </w:pPr>
-      <w:bookmarkStart w:id="18" w:name="_Toc241095985"/>
+      <w:bookmarkStart w:id="12" w:name="_Toc241098392"/>
       <w:r>
         <w:t>Insecure Cryptographic Storage (Plaintext Passwords)</w:t>
       </w:r>
-      <w:bookmarkEnd w:id="18"/>
+      <w:bookmarkEnd w:id="12"/>
     </w:p>
     <w:p>
       <w:pPr>
         <w:pStyle w:val="Heading3"/>
       </w:pPr>
-      <w:bookmarkStart w:id="19" w:name="_Toc241095986"/>
       <w:r>
         <w:t>Vulnerable</w:t>
       </w:r>
-      <w:bookmarkEnd w:id="19"/>
     </w:p>
     <w:p>
       <w:r>
@@ -4941,12 +4495,10 @@
       <w:pPr>
         <w:pStyle w:val="Heading3"/>
       </w:pPr>
-      <w:bookmarkStart w:id="20" w:name="_Toc241095987"/>
       <w:r>
         <w:lastRenderedPageBreak/>
         <w:t>Fix</w:t>
       </w:r>
-      <w:bookmarkEnd w:id="20"/>
     </w:p>
     <w:p>
       <w:r>
@@ -5080,12 +4632,13 @@
     <w:p>
       <w:pPr>
         <w:pStyle w:val="Heading1"/>
+        <w:jc w:val="center"/>
         <w:rPr>
           <w:b/>
           <w:bCs/>
         </w:rPr>
       </w:pPr>
-      <w:bookmarkStart w:id="21" w:name="_Toc241095988"/>
+      <w:bookmarkStart w:id="13" w:name="_Toc241098393"/>
       <w:proofErr w:type="spellStart"/>
       <w:r>
         <w:rPr>
@@ -5103,27 +4656,25 @@
         </w:rPr>
         <w:t xml:space="preserve"> CI/CD Pipeline &amp; Security Automation</w:t>
       </w:r>
-      <w:bookmarkEnd w:id="21"/>
+      <w:bookmarkEnd w:id="13"/>
     </w:p>
     <w:p>
       <w:pPr>
         <w:pStyle w:val="Heading2"/>
       </w:pPr>
-      <w:bookmarkStart w:id="22" w:name="_Toc241095989"/>
+      <w:bookmarkStart w:id="14" w:name="_Toc241098394"/>
       <w:r>
         <w:t>GitHub Actions Workflow:</w:t>
       </w:r>
-      <w:bookmarkEnd w:id="22"/>
+      <w:bookmarkEnd w:id="14"/>
     </w:p>
     <w:p>
       <w:pPr>
         <w:pStyle w:val="Heading3"/>
       </w:pPr>
-      <w:bookmarkStart w:id="23" w:name="_Toc241095990"/>
       <w:r>
         <w:t>Trigger the Failed Pipeline Run</w:t>
       </w:r>
-      <w:bookmarkEnd w:id="23"/>
     </w:p>
     <w:p>
       <w:r>
@@ -5176,11 +4727,9 @@
       <w:pPr>
         <w:pStyle w:val="Heading3"/>
       </w:pPr>
-      <w:bookmarkStart w:id="24" w:name="_Toc241095991"/>
       <w:r>
         <w:t>Trigger the Successful Pipeline Run</w:t>
       </w:r>
-      <w:bookmarkEnd w:id="24"/>
     </w:p>
     <w:p>
       <w:r>
@@ -5221,8 +4770,578 @@
         </w:drawing>
       </w:r>
     </w:p>
+    <w:p/>
+    <w:p/>
+    <w:p>
+      <w:r>
+        <w:br w:type="page"/>
+      </w:r>
+    </w:p>
+    <w:p>
+      <w:pPr>
+        <w:pStyle w:val="Heading1"/>
+        <w:jc w:val="center"/>
+        <w:rPr>
+          <w:b/>
+          <w:bCs/>
+        </w:rPr>
+      </w:pPr>
+      <w:bookmarkStart w:id="15" w:name="_Toc241098395"/>
+      <w:r>
+        <w:rPr>
+          <w:b/>
+          <w:bCs/>
+        </w:rPr>
+        <w:lastRenderedPageBreak/>
+        <w:t>Secrets Management Approach</w:t>
+      </w:r>
+      <w:bookmarkEnd w:id="15"/>
+    </w:p>
+    <w:p>
+      <w:r>
+        <w:drawing>
+          <wp:inline distT="0" distB="0" distL="0" distR="0" wp14:anchorId="72062F6A" wp14:editId="77081465">
+            <wp:extent cx="5943600" cy="1570990"/>
+            <wp:effectExtent l="0" t="0" r="0" b="0"/>
+            <wp:docPr id="971483162" name="Picture 1"/>
+            <wp:cNvGraphicFramePr>
+              <a:graphicFrameLocks xmlns:a="http://schemas.openxmlformats.org/drawingml/2006/main" noChangeAspect="1"/>
+            </wp:cNvGraphicFramePr>
+            <a:graphic xmlns:a="http://schemas.openxmlformats.org/drawingml/2006/main">
+              <a:graphicData uri="http://schemas.openxmlformats.org/drawingml/2006/picture">
+                <pic:pic xmlns:pic="http://schemas.openxmlformats.org/drawingml/2006/picture">
+                  <pic:nvPicPr>
+                    <pic:cNvPr id="971483162" name=""/>
+                    <pic:cNvPicPr/>
+                  </pic:nvPicPr>
+                  <pic:blipFill>
+                    <a:blip r:embed="rId40"/>
+                    <a:stretch>
+                      <a:fillRect/>
+                    </a:stretch>
+                  </pic:blipFill>
+                  <pic:spPr>
+                    <a:xfrm>
+                      <a:off x="0" y="0"/>
+                      <a:ext cx="5943600" cy="1570990"/>
+                    </a:xfrm>
+                    <a:prstGeom prst="rect">
+                      <a:avLst/>
+                    </a:prstGeom>
+                  </pic:spPr>
+                </pic:pic>
+              </a:graphicData>
+            </a:graphic>
+          </wp:inline>
+        </w:drawing>
+      </w:r>
+    </w:p>
+    <w:p>
+      <w:r>
+        <w:drawing>
+          <wp:inline distT="0" distB="0" distL="0" distR="0" wp14:anchorId="0B4EB4F0" wp14:editId="26DB8BB1">
+            <wp:extent cx="5943600" cy="1760855"/>
+            <wp:effectExtent l="0" t="0" r="0" b="0"/>
+            <wp:docPr id="1348952668" name="Picture 1"/>
+            <wp:cNvGraphicFramePr>
+              <a:graphicFrameLocks xmlns:a="http://schemas.openxmlformats.org/drawingml/2006/main" noChangeAspect="1"/>
+            </wp:cNvGraphicFramePr>
+            <a:graphic xmlns:a="http://schemas.openxmlformats.org/drawingml/2006/main">
+              <a:graphicData uri="http://schemas.openxmlformats.org/drawingml/2006/picture">
+                <pic:pic xmlns:pic="http://schemas.openxmlformats.org/drawingml/2006/picture">
+                  <pic:nvPicPr>
+                    <pic:cNvPr id="1348952668" name=""/>
+                    <pic:cNvPicPr/>
+                  </pic:nvPicPr>
+                  <pic:blipFill>
+                    <a:blip r:embed="rId41"/>
+                    <a:stretch>
+                      <a:fillRect/>
+                    </a:stretch>
+                  </pic:blipFill>
+                  <pic:spPr>
+                    <a:xfrm>
+                      <a:off x="0" y="0"/>
+                      <a:ext cx="5943600" cy="1760855"/>
+                    </a:xfrm>
+                    <a:prstGeom prst="rect">
+                      <a:avLst/>
+                    </a:prstGeom>
+                  </pic:spPr>
+                </pic:pic>
+              </a:graphicData>
+            </a:graphic>
+          </wp:inline>
+        </w:drawing>
+      </w:r>
+    </w:p>
+    <w:p>
+      <w:r>
+        <w:drawing>
+          <wp:inline distT="0" distB="0" distL="0" distR="0" wp14:anchorId="50F8ADF7" wp14:editId="1C10B471">
+            <wp:extent cx="5943600" cy="1661160"/>
+            <wp:effectExtent l="0" t="0" r="0" b="0"/>
+            <wp:docPr id="1685410872" name="Picture 1"/>
+            <wp:cNvGraphicFramePr>
+              <a:graphicFrameLocks xmlns:a="http://schemas.openxmlformats.org/drawingml/2006/main" noChangeAspect="1"/>
+            </wp:cNvGraphicFramePr>
+            <a:graphic xmlns:a="http://schemas.openxmlformats.org/drawingml/2006/main">
+              <a:graphicData uri="http://schemas.openxmlformats.org/drawingml/2006/picture">
+                <pic:pic xmlns:pic="http://schemas.openxmlformats.org/drawingml/2006/picture">
+                  <pic:nvPicPr>
+                    <pic:cNvPr id="1685410872" name=""/>
+                    <pic:cNvPicPr/>
+                  </pic:nvPicPr>
+                  <pic:blipFill>
+                    <a:blip r:embed="rId42"/>
+                    <a:stretch>
+                      <a:fillRect/>
+                    </a:stretch>
+                  </pic:blipFill>
+                  <pic:spPr>
+                    <a:xfrm>
+                      <a:off x="0" y="0"/>
+                      <a:ext cx="5943600" cy="1661160"/>
+                    </a:xfrm>
+                    <a:prstGeom prst="rect">
+                      <a:avLst/>
+                    </a:prstGeom>
+                  </pic:spPr>
+                </pic:pic>
+              </a:graphicData>
+            </a:graphic>
+          </wp:inline>
+        </w:drawing>
+      </w:r>
+    </w:p>
+    <w:p>
+      <w:r>
+        <w:br w:type="page"/>
+      </w:r>
+    </w:p>
+    <w:p>
+      <w:pPr>
+        <w:pStyle w:val="Heading1"/>
+        <w:jc w:val="center"/>
+        <w:rPr>
+          <w:b/>
+          <w:bCs/>
+        </w:rPr>
+      </w:pPr>
+      <w:bookmarkStart w:id="16" w:name="_Toc241098396"/>
+      <w:r>
+        <w:rPr>
+          <w:b/>
+          <w:bCs/>
+        </w:rPr>
+        <w:lastRenderedPageBreak/>
+        <w:t xml:space="preserve">Industry trends and case study </w:t>
+      </w:r>
+      <w:proofErr w:type="spellStart"/>
+      <w:r>
+        <w:rPr>
+          <w:b/>
+          <w:bCs/>
+        </w:rPr>
+        <w:t>analize</w:t>
+      </w:r>
+      <w:bookmarkEnd w:id="16"/>
+      <w:proofErr w:type="spellEnd"/>
+    </w:p>
+    <w:p>
+      <w:pPr>
+        <w:pStyle w:val="Heading2"/>
+      </w:pPr>
+      <w:bookmarkStart w:id="17" w:name="_Toc241098397"/>
+      <w:r>
+        <w:t>The Hidden Risks of Open Source: Lessons from the event-stream Supply Chain Attack</w:t>
+      </w:r>
+      <w:bookmarkEnd w:id="17"/>
+    </w:p>
+    <w:p>
+      <w:r>
+        <w:t>Modern software development rarely involves writing an application from scratch. Instead, developers rely on open-source ecosystems, importing pre-built libraries to handle everything from database connections to formatting text. While this drastically speeds up development, it introduces a massive blind spot: the software supply chain. When you install a single package, you are often pulling in dozens of other "transitive" dependencies—code written by strangers that you have never reviewed, running with the same permissions as your own application.</w:t>
+      </w:r>
+    </w:p>
+    <w:p>
+      <w:r>
+        <w:t>Instead of trying to hack through an organization's firewalls, modern attackers simply compromise these trusted open-source building blocks. If they can poison a popular library, developers will willingly download the malware straight into their secure networks.</w:t>
+      </w:r>
+    </w:p>
+    <w:p>
+      <w:r>
+        <w:t>One of the most fascinating and destructive examples of this is the 2018 attack on the Node.js package event-stream. At the time, event-stream was a massively popular utility tool, downloaded millions of times a week and used in major projects. However, the original developer was burned out and maintaining the project for free in his spare time. An unknown user going by the handle "right9ctrl" offered to help. By submitting a series of helpful, legitimate code updates, "right9ctrl" gradually earned the original developer's trust and was eventually handed full administrative control of the project.</w:t>
+      </w:r>
+    </w:p>
+    <w:p>
+      <w:r>
+        <w:t xml:space="preserve">This wasn't a smash-and-grab hack; it was a patient social engineering operation. Once in control, the attacker added a new, obscure sub-dependency called </w:t>
+      </w:r>
+      <w:proofErr w:type="spellStart"/>
+      <w:r>
+        <w:t>flatmap</w:t>
+      </w:r>
+      <w:proofErr w:type="spellEnd"/>
+      <w:r>
+        <w:t xml:space="preserve">-stream to the project. On GitHub, the code for </w:t>
+      </w:r>
+      <w:proofErr w:type="spellStart"/>
+      <w:r>
+        <w:t>flatmap</w:t>
+      </w:r>
+      <w:proofErr w:type="spellEnd"/>
+      <w:r>
+        <w:t xml:space="preserve">-stream looked perfectly harmless. But the version pushed to the </w:t>
+      </w:r>
+      <w:proofErr w:type="spellStart"/>
+      <w:r>
+        <w:t>npm</w:t>
+      </w:r>
+      <w:proofErr w:type="spellEnd"/>
+      <w:r>
+        <w:t xml:space="preserve"> </w:t>
+      </w:r>
+      <w:proofErr w:type="gramStart"/>
+      <w:r>
+        <w:t>registry—</w:t>
+      </w:r>
+      <w:proofErr w:type="gramEnd"/>
+      <w:r>
+        <w:t xml:space="preserve">the code that </w:t>
+      </w:r>
+      <w:proofErr w:type="gramStart"/>
+      <w:r>
+        <w:t>actually gets</w:t>
+      </w:r>
+      <w:proofErr w:type="gramEnd"/>
+      <w:r>
+        <w:t xml:space="preserve"> downloaded when developers run </w:t>
+      </w:r>
+      <w:proofErr w:type="spellStart"/>
+      <w:r>
+        <w:t>npm</w:t>
+      </w:r>
+      <w:proofErr w:type="spellEnd"/>
+      <w:r>
+        <w:t xml:space="preserve"> install—contained highly obfuscated, encrypted malware.</w:t>
+      </w:r>
+    </w:p>
+    <w:p>
+      <w:r>
+        <w:t>The payload was brilliant because it was incredibly specific. The malware was designed to stay completely dormant unless it detected it was being executed inside a very specific environment: the build process for an application called Copay, a popular cryptocurrency wallet. If it detected Copay's specific description string, it used that string as a decryption key to unlock its true payload. The malware then injected a backdoor into the Copay app designed to harvest users' Bitcoin private keys and silently send them to an external server. Because it was buried inside a dependency of a dependency, it bypassed manual code reviews entirely and sat undetected for months.</w:t>
+      </w:r>
+    </w:p>
+    <w:p>
+      <w:pPr>
+        <w:pStyle w:val="Heading2"/>
+      </w:pPr>
+      <w:bookmarkStart w:id="18" w:name="_Toc241098398"/>
+      <w:r>
+        <w:lastRenderedPageBreak/>
+        <w:t>Defending Our Project: How Our CI/CD Pipeline Stops Supply Chain Attacks</w:t>
+      </w:r>
+      <w:bookmarkEnd w:id="18"/>
+    </w:p>
+    <w:p>
+      <w:r>
+        <w:t xml:space="preserve">The event-stream incident proves that simply writing secure code is no longer enough; we </w:t>
+      </w:r>
+      <w:proofErr w:type="gramStart"/>
+      <w:r>
+        <w:t>have to</w:t>
+      </w:r>
+      <w:proofErr w:type="gramEnd"/>
+      <w:r>
+        <w:t xml:space="preserve"> secure the tools and libraries we build our code with. You cannot just assume a package is safe because it is popular. The </w:t>
+      </w:r>
+      <w:proofErr w:type="spellStart"/>
+      <w:r>
+        <w:t>DevSecOps</w:t>
+      </w:r>
+      <w:proofErr w:type="spellEnd"/>
+      <w:r>
+        <w:t xml:space="preserve"> pipeline we built for this project is specifically designed to catch and neutralize exactly this type of threat using a defense-in-depth approach.</w:t>
+      </w:r>
+    </w:p>
+    <w:p>
+      <w:pPr>
+        <w:pStyle w:val="ListParagraph"/>
+        <w:numPr>
+          <w:ilvl w:val="0"/>
+          <w:numId w:val="7"/>
+        </w:numPr>
+      </w:pPr>
+      <w:r>
+        <w:rPr>
+          <w:b/>
+          <w:bCs/>
+        </w:rPr>
+        <w:t>Software Composition Analysis (</w:t>
+      </w:r>
+      <w:proofErr w:type="spellStart"/>
+      <w:r>
+        <w:rPr>
+          <w:b/>
+          <w:bCs/>
+        </w:rPr>
+        <w:t>npm</w:t>
+      </w:r>
+      <w:proofErr w:type="spellEnd"/>
+      <w:r>
+        <w:rPr>
+          <w:b/>
+          <w:bCs/>
+        </w:rPr>
+        <w:t xml:space="preserve"> audit)</w:t>
+      </w:r>
+      <w:r>
+        <w:t xml:space="preserve"> </w:t>
+      </w:r>
+    </w:p>
+    <w:p>
+      <w:r>
+        <w:t xml:space="preserve">The first line of defense in our GitHub Actions workflow is the Software Composition Analysis (SCA) gate, powered by </w:t>
+      </w:r>
+      <w:proofErr w:type="spellStart"/>
+      <w:r>
+        <w:t>npm</w:t>
+      </w:r>
+      <w:proofErr w:type="spellEnd"/>
+      <w:r>
+        <w:t xml:space="preserve"> audit. Supply chain attacks rely on the fact that package managers automatically pull down the newest versions of dependencies. When a malicious package is finally discovered by security researchers, it is flagged and added to global vulnerability databases.</w:t>
+      </w:r>
+    </w:p>
+    <w:p>
+      <w:r>
+        <w:t xml:space="preserve">By running </w:t>
+      </w:r>
+      <w:proofErr w:type="spellStart"/>
+      <w:r>
+        <w:t>npm</w:t>
+      </w:r>
+      <w:proofErr w:type="spellEnd"/>
+      <w:r>
+        <w:t xml:space="preserve"> audit --audit-level=high in our pipeline, we are essentially running an automated background check on every single piece of third-party code in our project. The tool cross-references our package-</w:t>
+      </w:r>
+      <w:proofErr w:type="spellStart"/>
+      <w:r>
+        <w:t>lock.json</w:t>
+      </w:r>
+      <w:proofErr w:type="spellEnd"/>
+      <w:r>
+        <w:t xml:space="preserve"> file against these global databases. If a developer accidentally pulls in a compromised library like </w:t>
+      </w:r>
+      <w:proofErr w:type="spellStart"/>
+      <w:r>
+        <w:t>flatmap</w:t>
+      </w:r>
+      <w:proofErr w:type="spellEnd"/>
+      <w:r>
+        <w:t>-stream, the SCA scan immediately detects the known CVE (Common Vulnerabilities and Exposures) signature. The pipeline exits with a failed status, turns red, and physically blocks the compromised code from moving forward in the build process. It acts as an automated guardrail against trusting poisoned open-source libraries.</w:t>
+      </w:r>
+    </w:p>
+    <w:p>
+      <w:pPr>
+        <w:pStyle w:val="ListParagraph"/>
+        <w:numPr>
+          <w:ilvl w:val="0"/>
+          <w:numId w:val="7"/>
+        </w:numPr>
+      </w:pPr>
+      <w:r>
+        <w:rPr>
+          <w:b/>
+          <w:bCs/>
+        </w:rPr>
+        <w:t>Container Image Scanning (</w:t>
+      </w:r>
+      <w:proofErr w:type="spellStart"/>
+      <w:r>
+        <w:rPr>
+          <w:b/>
+          <w:bCs/>
+        </w:rPr>
+        <w:t>Trivy</w:t>
+      </w:r>
+      <w:proofErr w:type="spellEnd"/>
+      <w:r>
+        <w:rPr>
+          <w:b/>
+          <w:bCs/>
+        </w:rPr>
+        <w:t>)</w:t>
+      </w:r>
+      <w:r>
+        <w:t xml:space="preserve"> </w:t>
+      </w:r>
+    </w:p>
+    <w:p>
+      <w:r>
+        <w:t xml:space="preserve">While </w:t>
+      </w:r>
+      <w:proofErr w:type="spellStart"/>
+      <w:r>
+        <w:t>npm</w:t>
+      </w:r>
+      <w:proofErr w:type="spellEnd"/>
+      <w:r>
+        <w:t xml:space="preserve"> audit is great for checking Node.js libraries, it only looks at the application source code. It is entirely blind to the operating system it runs on. Attackers know this, which is why they frequently target OS-level packages (like the recent </w:t>
+      </w:r>
+      <w:proofErr w:type="spellStart"/>
+      <w:r>
+        <w:t>xz</w:t>
+      </w:r>
+      <w:proofErr w:type="spellEnd"/>
+      <w:r>
+        <w:t>-utils backdoor in Linux).</w:t>
+      </w:r>
+    </w:p>
+    <w:p>
+      <w:r>
+        <w:t xml:space="preserve">This is where </w:t>
+      </w:r>
+      <w:proofErr w:type="spellStart"/>
+      <w:r>
+        <w:t>Trivy</w:t>
+      </w:r>
+      <w:proofErr w:type="spellEnd"/>
+      <w:r>
+        <w:t xml:space="preserve"> comes in as our second security gate. </w:t>
+      </w:r>
+      <w:proofErr w:type="spellStart"/>
+      <w:r>
+        <w:t>Trivy</w:t>
+      </w:r>
+      <w:proofErr w:type="spellEnd"/>
+      <w:r>
+        <w:t xml:space="preserve"> doesn't just look at the code; it scans the final, compiled Docker image (pulina/</w:t>
+      </w:r>
+      <w:proofErr w:type="spellStart"/>
+      <w:proofErr w:type="gramStart"/>
+      <w:r>
+        <w:t>nodegoat:latest</w:t>
+      </w:r>
+      <w:proofErr w:type="spellEnd"/>
+      <w:proofErr w:type="gramEnd"/>
+      <w:r>
+        <w:t xml:space="preserve">). This is the exact artifact that will be deployed to a live server. </w:t>
+      </w:r>
+      <w:proofErr w:type="spellStart"/>
+      <w:r>
+        <w:t>Trivy</w:t>
+      </w:r>
+      <w:proofErr w:type="spellEnd"/>
+      <w:r>
+        <w:t xml:space="preserve"> inspects both our application dependencies and the base Debian OS packages we use in our </w:t>
+      </w:r>
+      <w:proofErr w:type="spellStart"/>
+      <w:r>
+        <w:t>Dockerfile</w:t>
+      </w:r>
+      <w:proofErr w:type="spellEnd"/>
+      <w:r>
+        <w:t xml:space="preserve">. By configuring our pipeline with --exit-code 1 and targeting HIGH and CRITICAL vulnerabilities, we enforce a strict rule: if the container is vulnerable, the build fails. Even if a malicious package somehow sneaks past the </w:t>
+      </w:r>
+      <w:proofErr w:type="spellStart"/>
+      <w:r>
+        <w:t>npm</w:t>
+      </w:r>
+      <w:proofErr w:type="spellEnd"/>
+      <w:r>
+        <w:t xml:space="preserve"> audit step, </w:t>
+      </w:r>
+      <w:proofErr w:type="spellStart"/>
+      <w:r>
+        <w:t>Trivy</w:t>
+      </w:r>
+      <w:proofErr w:type="spellEnd"/>
+      <w:r>
+        <w:t xml:space="preserve"> will catch it when analyzing the final image, ensuring a poisoned container is never deployed to our users.</w:t>
+      </w:r>
+    </w:p>
+    <w:p>
+      <w:pPr>
+        <w:pStyle w:val="ListParagraph"/>
+        <w:numPr>
+          <w:ilvl w:val="0"/>
+          <w:numId w:val="7"/>
+        </w:numPr>
+      </w:pPr>
+      <w:r>
+        <w:rPr>
+          <w:b/>
+          <w:bCs/>
+        </w:rPr>
+        <w:lastRenderedPageBreak/>
+        <w:t>Software Bill of Materials (SBOM) for Incident Response</w:t>
+      </w:r>
+      <w:r>
+        <w:t xml:space="preserve"> </w:t>
+      </w:r>
+    </w:p>
+    <w:p>
+      <w:r>
+        <w:t xml:space="preserve">The hardest part of defending against an attack like event-stream is the "zero-day" window. For several weeks, the </w:t>
+      </w:r>
+      <w:proofErr w:type="spellStart"/>
+      <w:r>
+        <w:t>flatmap</w:t>
+      </w:r>
+      <w:proofErr w:type="spellEnd"/>
+      <w:r>
+        <w:t xml:space="preserve">-stream malware was completely unknown to the public. During that time, tools like </w:t>
+      </w:r>
+      <w:proofErr w:type="spellStart"/>
+      <w:r>
+        <w:t>npm</w:t>
+      </w:r>
+      <w:proofErr w:type="spellEnd"/>
+      <w:r>
+        <w:t xml:space="preserve"> audit and </w:t>
+      </w:r>
+      <w:proofErr w:type="spellStart"/>
+      <w:r>
+        <w:t>Trivy</w:t>
+      </w:r>
+      <w:proofErr w:type="spellEnd"/>
+      <w:r>
+        <w:t xml:space="preserve"> would not have flagged it because no CVE existed yet. When a zero-day drops and the news breaks, automated scanners cannot save you retroactively.</w:t>
+      </w:r>
+    </w:p>
+    <w:p>
+      <w:r>
+        <w:t>This is why generating a Software Bill of Materials (SBOM) is a critical industry trend. An SBOM is simply a comprehensive, machine-readable "ingredients list" of every single component inside your application, including all those deeply nested transitive dependencies.</w:t>
+      </w:r>
+    </w:p>
+    <w:p>
+      <w:r>
+        <w:t>If we wake up to news that a library in our ecosystem has been compromised, we don't have to spend days manually digging through our source code to see if we are vulnerable. We can simply search our SBOM for the malicious package name. It gives us instant visibility, allowing us to immediately determine if our application is at risk and roll out a patch in minutes rather than weeks.</w:t>
+      </w:r>
+    </w:p>
+    <w:p>
+      <w:r>
+        <w:t xml:space="preserve">By layering these automated </w:t>
+      </w:r>
+      <w:proofErr w:type="gramStart"/>
+      <w:r>
+        <w:t>tools—</w:t>
+      </w:r>
+      <w:proofErr w:type="gramEnd"/>
+      <w:r>
+        <w:t xml:space="preserve">scanning the source dependencies, inspecting the compiled container, and maintaining total visibility into our software ingredients—our </w:t>
+      </w:r>
+      <w:proofErr w:type="spellStart"/>
+      <w:r>
+        <w:t>DevSecOps</w:t>
+      </w:r>
+      <w:proofErr w:type="spellEnd"/>
+      <w:r>
+        <w:t xml:space="preserve"> pipeline actively hardens the application against the realities of modern supply chain attacks.</w:t>
+      </w:r>
+    </w:p>
+    <w:p/>
     <w:sectPr>
-      <w:footerReference w:type="default" r:id="rId40"/>
+      <w:footerReference w:type="default" r:id="rId43"/>
       <w:pgSz w:w="12240" w:h="15840"/>
       <w:pgMar w:top="1440" w:right="1440" w:bottom="1440" w:left="1440" w:header="720" w:footer="720" w:gutter="0"/>
       <w:pgNumType w:fmt="numberInDash" w:start="1"/>
@@ -5629,6 +5748,96 @@
     </w:lvl>
   </w:abstractNum>
   <w:abstractNum w:abstractNumId="2" w15:restartNumberingAfterBreak="0">
+    <w:nsid w:val="4A7D5804"/>
+    <w:multiLevelType w:val="hybridMultilevel"/>
+    <w:tmpl w:val="BA6C48A6"/>
+    <w:lvl w:ilvl="0" w:tplc="930E125C">
+      <w:start w:val="1"/>
+      <w:numFmt w:val="decimal"/>
+      <w:lvlText w:val="%1."/>
+      <w:lvlJc w:val="left"/>
+      <w:pPr>
+        <w:ind w:left="720" w:hanging="360"/>
+      </w:pPr>
+      <w:rPr>
+        <w:rFonts w:hint="default"/>
+        <w:b/>
+      </w:rPr>
+    </w:lvl>
+    <w:lvl w:ilvl="1" w:tplc="04090019" w:tentative="1">
+      <w:start w:val="1"/>
+      <w:numFmt w:val="lowerLetter"/>
+      <w:lvlText w:val="%2."/>
+      <w:lvlJc w:val="left"/>
+      <w:pPr>
+        <w:ind w:left="1440" w:hanging="360"/>
+      </w:pPr>
+    </w:lvl>
+    <w:lvl w:ilvl="2" w:tplc="0409001B" w:tentative="1">
+      <w:start w:val="1"/>
+      <w:numFmt w:val="lowerRoman"/>
+      <w:lvlText w:val="%3."/>
+      <w:lvlJc w:val="right"/>
+      <w:pPr>
+        <w:ind w:left="2160" w:hanging="180"/>
+      </w:pPr>
+    </w:lvl>
+    <w:lvl w:ilvl="3" w:tplc="0409000F" w:tentative="1">
+      <w:start w:val="1"/>
+      <w:numFmt w:val="decimal"/>
+      <w:lvlText w:val="%4."/>
+      <w:lvlJc w:val="left"/>
+      <w:pPr>
+        <w:ind w:left="2880" w:hanging="360"/>
+      </w:pPr>
+    </w:lvl>
+    <w:lvl w:ilvl="4" w:tplc="04090019" w:tentative="1">
+      <w:start w:val="1"/>
+      <w:numFmt w:val="lowerLetter"/>
+      <w:lvlText w:val="%5."/>
+      <w:lvlJc w:val="left"/>
+      <w:pPr>
+        <w:ind w:left="3600" w:hanging="360"/>
+      </w:pPr>
+    </w:lvl>
+    <w:lvl w:ilvl="5" w:tplc="0409001B" w:tentative="1">
+      <w:start w:val="1"/>
+      <w:numFmt w:val="lowerRoman"/>
+      <w:lvlText w:val="%6."/>
+      <w:lvlJc w:val="right"/>
+      <w:pPr>
+        <w:ind w:left="4320" w:hanging="180"/>
+      </w:pPr>
+    </w:lvl>
+    <w:lvl w:ilvl="6" w:tplc="0409000F" w:tentative="1">
+      <w:start w:val="1"/>
+      <w:numFmt w:val="decimal"/>
+      <w:lvlText w:val="%7."/>
+      <w:lvlJc w:val="left"/>
+      <w:pPr>
+        <w:ind w:left="5040" w:hanging="360"/>
+      </w:pPr>
+    </w:lvl>
+    <w:lvl w:ilvl="7" w:tplc="04090019" w:tentative="1">
+      <w:start w:val="1"/>
+      <w:numFmt w:val="lowerLetter"/>
+      <w:lvlText w:val="%8."/>
+      <w:lvlJc w:val="left"/>
+      <w:pPr>
+        <w:ind w:left="5760" w:hanging="360"/>
+      </w:pPr>
+    </w:lvl>
+    <w:lvl w:ilvl="8" w:tplc="0409001B" w:tentative="1">
+      <w:start w:val="1"/>
+      <w:numFmt w:val="lowerRoman"/>
+      <w:lvlText w:val="%9."/>
+      <w:lvlJc w:val="right"/>
+      <w:pPr>
+        <w:ind w:left="6480" w:hanging="180"/>
+      </w:pPr>
+    </w:lvl>
+  </w:abstractNum>
+  <w:abstractNum w:abstractNumId="3" w15:restartNumberingAfterBreak="0">
     <w:nsid w:val="53F950CC"/>
     <w:multiLevelType w:val="hybridMultilevel"/>
     <w:tmpl w:val="D3B423A6"/>
@@ -5741,7 +5950,120 @@
       </w:rPr>
     </w:lvl>
   </w:abstractNum>
-  <w:abstractNum w:abstractNumId="3" w15:restartNumberingAfterBreak="0">
+  <w:abstractNum w:abstractNumId="4" w15:restartNumberingAfterBreak="0">
+    <w:nsid w:val="6698214F"/>
+    <w:multiLevelType w:val="hybridMultilevel"/>
+    <w:tmpl w:val="3C944918"/>
+    <w:lvl w:ilvl="0" w:tplc="0409000B">
+      <w:start w:val="1"/>
+      <w:numFmt w:val="bullet"/>
+      <w:lvlText w:val=""/>
+      <w:lvlJc w:val="left"/>
+      <w:pPr>
+        <w:ind w:left="720" w:hanging="360"/>
+      </w:pPr>
+      <w:rPr>
+        <w:rFonts w:ascii="Wingdings" w:hAnsi="Wingdings" w:hint="default"/>
+      </w:rPr>
+    </w:lvl>
+    <w:lvl w:ilvl="1" w:tplc="04090003" w:tentative="1">
+      <w:start w:val="1"/>
+      <w:numFmt w:val="bullet"/>
+      <w:lvlText w:val="o"/>
+      <w:lvlJc w:val="left"/>
+      <w:pPr>
+        <w:ind w:left="1440" w:hanging="360"/>
+      </w:pPr>
+      <w:rPr>
+        <w:rFonts w:ascii="Courier New" w:hAnsi="Courier New" w:cs="Courier New" w:hint="default"/>
+      </w:rPr>
+    </w:lvl>
+    <w:lvl w:ilvl="2" w:tplc="04090005" w:tentative="1">
+      <w:start w:val="1"/>
+      <w:numFmt w:val="bullet"/>
+      <w:lvlText w:val=""/>
+      <w:lvlJc w:val="left"/>
+      <w:pPr>
+        <w:ind w:left="2160" w:hanging="360"/>
+      </w:pPr>
+      <w:rPr>
+        <w:rFonts w:ascii="Wingdings" w:hAnsi="Wingdings" w:hint="default"/>
+      </w:rPr>
+    </w:lvl>
+    <w:lvl w:ilvl="3" w:tplc="04090001" w:tentative="1">
+      <w:start w:val="1"/>
+      <w:numFmt w:val="bullet"/>
+      <w:lvlText w:val=""/>
+      <w:lvlJc w:val="left"/>
+      <w:pPr>
+        <w:ind w:left="2880" w:hanging="360"/>
+      </w:pPr>
+      <w:rPr>
+        <w:rFonts w:ascii="Symbol" w:hAnsi="Symbol" w:hint="default"/>
+      </w:rPr>
+    </w:lvl>
+    <w:lvl w:ilvl="4" w:tplc="04090003" w:tentative="1">
+      <w:start w:val="1"/>
+      <w:numFmt w:val="bullet"/>
+      <w:lvlText w:val="o"/>
+      <w:lvlJc w:val="left"/>
+      <w:pPr>
+        <w:ind w:left="3600" w:hanging="360"/>
+      </w:pPr>
+      <w:rPr>
+        <w:rFonts w:ascii="Courier New" w:hAnsi="Courier New" w:cs="Courier New" w:hint="default"/>
+      </w:rPr>
+    </w:lvl>
+    <w:lvl w:ilvl="5" w:tplc="04090005" w:tentative="1">
+      <w:start w:val="1"/>
+      <w:numFmt w:val="bullet"/>
+      <w:lvlText w:val=""/>
+      <w:lvlJc w:val="left"/>
+      <w:pPr>
+        <w:ind w:left="4320" w:hanging="360"/>
+      </w:pPr>
+      <w:rPr>
+        <w:rFonts w:ascii="Wingdings" w:hAnsi="Wingdings" w:hint="default"/>
+      </w:rPr>
+    </w:lvl>
+    <w:lvl w:ilvl="6" w:tplc="04090001" w:tentative="1">
+      <w:start w:val="1"/>
+      <w:numFmt w:val="bullet"/>
+      <w:lvlText w:val=""/>
+      <w:lvlJc w:val="left"/>
+      <w:pPr>
+        <w:ind w:left="5040" w:hanging="360"/>
+      </w:pPr>
+      <w:rPr>
+        <w:rFonts w:ascii="Symbol" w:hAnsi="Symbol" w:hint="default"/>
+      </w:rPr>
+    </w:lvl>
+    <w:lvl w:ilvl="7" w:tplc="04090003" w:tentative="1">
+      <w:start w:val="1"/>
+      <w:numFmt w:val="bullet"/>
+      <w:lvlText w:val="o"/>
+      <w:lvlJc w:val="left"/>
+      <w:pPr>
+        <w:ind w:left="5760" w:hanging="360"/>
+      </w:pPr>
+      <w:rPr>
+        <w:rFonts w:ascii="Courier New" w:hAnsi="Courier New" w:cs="Courier New" w:hint="default"/>
+      </w:rPr>
+    </w:lvl>
+    <w:lvl w:ilvl="8" w:tplc="04090005" w:tentative="1">
+      <w:start w:val="1"/>
+      <w:numFmt w:val="bullet"/>
+      <w:lvlText w:val=""/>
+      <w:lvlJc w:val="left"/>
+      <w:pPr>
+        <w:ind w:left="6480" w:hanging="360"/>
+      </w:pPr>
+      <w:rPr>
+        <w:rFonts w:ascii="Wingdings" w:hAnsi="Wingdings" w:hint="default"/>
+      </w:rPr>
+    </w:lvl>
+  </w:abstractNum>
+  <w:abstractNum w:abstractNumId="5" w15:restartNumberingAfterBreak="0">
     <w:nsid w:val="74D03224"/>
     <w:multiLevelType w:val="hybridMultilevel"/>
     <w:tmpl w:val="8DB02508"/>
@@ -5854,7 +6176,7 @@
       </w:rPr>
     </w:lvl>
   </w:abstractNum>
-  <w:abstractNum w:abstractNumId="4" w15:restartNumberingAfterBreak="0">
+  <w:abstractNum w:abstractNumId="6" w15:restartNumberingAfterBreak="0">
     <w:nsid w:val="7AB721AC"/>
     <w:multiLevelType w:val="hybridMultilevel"/>
     <w:tmpl w:val="F6907620"/>
@@ -5968,19 +6290,25 @@
     </w:lvl>
   </w:abstractNum>
   <w:num w:numId="1" w16cid:durableId="809202912">
-    <w:abstractNumId w:val="3"/>
+    <w:abstractNumId w:val="5"/>
   </w:num>
   <w:num w:numId="2" w16cid:durableId="1199317307">
     <w:abstractNumId w:val="0"/>
   </w:num>
   <w:num w:numId="3" w16cid:durableId="873733478">
-    <w:abstractNumId w:val="4"/>
+    <w:abstractNumId w:val="6"/>
   </w:num>
   <w:num w:numId="4" w16cid:durableId="1791514464">
-    <w:abstractNumId w:val="2"/>
+    <w:abstractNumId w:val="3"/>
   </w:num>
   <w:num w:numId="5" w16cid:durableId="679086062">
     <w:abstractNumId w:val="1"/>
+  </w:num>
+  <w:num w:numId="6" w16cid:durableId="374014650">
+    <w:abstractNumId w:val="2"/>
+  </w:num>
+  <w:num w:numId="7" w16cid:durableId="292757314">
+    <w:abstractNumId w:val="4"/>
   </w:num>
 </w:numbering>
 </file>

--- a/assiment.docx
+++ b/assiment.docx
@@ -124,15 +124,20 @@
         </w:rPr>
         <w:t xml:space="preserve"> </w:t>
       </w:r>
-      <w:proofErr w:type="spellStart"/>
       <w:r>
         <w:rPr>
           <w:b/>
           <w:bCs/>
         </w:rPr>
-        <w:t>DevSecOps</w:t>
-      </w:r>
-      <w:proofErr w:type="spellEnd"/>
+        <w:t>DevOps</w:t>
+      </w:r>
+      <w:r>
+        <w:rPr>
+          <w:b/>
+          <w:bCs/>
+        </w:rPr>
+        <w:t>-Security</w:t>
+      </w:r>
     </w:p>
     <w:p>
       <w:pPr>
@@ -280,13 +285,8 @@
               <w:spacing w:after="160" w:line="278" w:lineRule="auto"/>
             </w:pPr>
             <w:r>
-              <w:t xml:space="preserve">Pethvan p </w:t>
-            </w:r>
-            <w:proofErr w:type="spellStart"/>
-            <w:r>
-              <w:t>p</w:t>
-            </w:r>
-            <w:proofErr w:type="spellEnd"/>
+              <w:t>Pethvan p p</w:t>
+            </w:r>
           </w:p>
         </w:tc>
       </w:tr>
@@ -330,19 +330,9 @@
             <w:pPr>
               <w:spacing w:after="160" w:line="278" w:lineRule="auto"/>
             </w:pPr>
-            <w:proofErr w:type="spellStart"/>
-            <w:r>
-              <w:t>Aluthge</w:t>
-            </w:r>
-            <w:proofErr w:type="spellEnd"/>
-            <w:r>
-              <w:t xml:space="preserve"> </w:t>
-            </w:r>
-            <w:proofErr w:type="gramStart"/>
-            <w:r>
-              <w:t>M.N</w:t>
-            </w:r>
-            <w:proofErr w:type="gramEnd"/>
+            <w:r>
+              <w:t>Aluthge M.N</w:t>
+            </w:r>
           </w:p>
         </w:tc>
       </w:tr>
@@ -387,13 +377,8 @@
               <w:spacing w:after="160" w:line="278" w:lineRule="auto"/>
             </w:pPr>
             <w:r>
-              <w:t>Adithya E.A.D.</w:t>
-            </w:r>
-            <w:proofErr w:type="gramStart"/>
-            <w:r>
-              <w:t>D.D</w:t>
-            </w:r>
-            <w:proofErr w:type="gramEnd"/>
+              <w:t>Adithya E.A.D.D.D</w:t>
+            </w:r>
           </w:p>
         </w:tc>
       </w:tr>
@@ -437,13 +422,8 @@
             <w:pPr>
               <w:spacing w:after="160" w:line="278" w:lineRule="auto"/>
             </w:pPr>
-            <w:proofErr w:type="spellStart"/>
-            <w:r>
-              <w:t>Shanthoshika</w:t>
-            </w:r>
-            <w:proofErr w:type="spellEnd"/>
-            <w:r>
-              <w:t xml:space="preserve"> S</w:t>
+            <w:r>
+              <w:t>Shanthoshika S</w:t>
             </w:r>
           </w:p>
         </w:tc>
@@ -514,7 +494,7 @@
           <w:r>
             <w:fldChar w:fldCharType="separate"/>
           </w:r>
-          <w:hyperlink w:anchor="_Toc241098380" w:history="1">
+          <w:hyperlink w:anchor="_Toc241135804" w:history="1">
             <w:r>
               <w:rPr>
                 <w:rStyle w:val="Hyperlink"/>
@@ -522,6 +502,81 @@
                 <w:bCs/>
                 <w:noProof/>
               </w:rPr>
+              <w:t>Executive Summary</w:t>
+            </w:r>
+            <w:r>
+              <w:rPr>
+                <w:noProof/>
+                <w:webHidden/>
+              </w:rPr>
+              <w:tab/>
+            </w:r>
+            <w:r>
+              <w:rPr>
+                <w:noProof/>
+                <w:webHidden/>
+              </w:rPr>
+              <w:fldChar w:fldCharType="begin"/>
+            </w:r>
+            <w:r>
+              <w:rPr>
+                <w:noProof/>
+                <w:webHidden/>
+              </w:rPr>
+              <w:instrText xml:space="preserve"> PAGEREF _Toc241135804 \h </w:instrText>
+            </w:r>
+            <w:r>
+              <w:rPr>
+                <w:noProof/>
+                <w:webHidden/>
+              </w:rPr>
+            </w:r>
+            <w:r>
+              <w:rPr>
+                <w:noProof/>
+                <w:webHidden/>
+              </w:rPr>
+              <w:fldChar w:fldCharType="separate"/>
+            </w:r>
+            <w:r>
+              <w:rPr>
+                <w:noProof/>
+                <w:webHidden/>
+              </w:rPr>
+              <w:t>- 3 -</w:t>
+            </w:r>
+            <w:r>
+              <w:rPr>
+                <w:noProof/>
+                <w:webHidden/>
+              </w:rPr>
+              <w:fldChar w:fldCharType="end"/>
+            </w:r>
+          </w:hyperlink>
+        </w:p>
+        <w:p>
+          <w:pPr>
+            <w:pStyle w:val="TOC1"/>
+            <w:tabs>
+              <w:tab w:val="right" w:leader="dot" w:pos="9350"/>
+            </w:tabs>
+            <w:rPr>
+              <w:rFonts w:cstheme="minorBidi"/>
+              <w:noProof/>
+              <w:kern w:val="2"/>
+              <w:sz w:val="24"/>
+              <w:szCs w:val="24"/>
+              <w14:ligatures w14:val="standardContextual"/>
+            </w:rPr>
+          </w:pPr>
+          <w:hyperlink w:anchor="_Toc241135805" w:history="1">
+            <w:r>
+              <w:rPr>
+                <w:rStyle w:val="Hyperlink"/>
+                <w:b/>
+                <w:bCs/>
+                <w:noProof/>
+              </w:rPr>
               <w:t>Application, Architecture and Containerizations</w:t>
             </w:r>
             <w:r>
@@ -543,7 +598,7 @@
                 <w:noProof/>
                 <w:webHidden/>
               </w:rPr>
-              <w:instrText xml:space="preserve"> PAGEREF _Toc241098380 \h </w:instrText>
+              <w:instrText xml:space="preserve"> PAGEREF _Toc241135805 \h </w:instrText>
             </w:r>
             <w:r>
               <w:rPr>
@@ -563,7 +618,7 @@
                 <w:noProof/>
                 <w:webHidden/>
               </w:rPr>
-              <w:t>- 3 -</w:t>
+              <w:t>- 4 -</w:t>
             </w:r>
             <w:r>
               <w:rPr>
@@ -589,13 +644,13 @@
               <w14:ligatures w14:val="standardContextual"/>
             </w:rPr>
           </w:pPr>
-          <w:hyperlink w:anchor="_Toc241098381" w:history="1">
+          <w:hyperlink w:anchor="_Toc241135806" w:history="1">
             <w:r>
               <w:rPr>
                 <w:rStyle w:val="Hyperlink"/>
                 <w:noProof/>
               </w:rPr>
-              <w:t>Multiocintainer stack</w:t>
+              <w:t>Container hardening and principle of least privilege</w:t>
             </w:r>
             <w:r>
               <w:rPr>
@@ -616,7 +671,7 @@
                 <w:noProof/>
                 <w:webHidden/>
               </w:rPr>
-              <w:instrText xml:space="preserve"> PAGEREF _Toc241098381 \h </w:instrText>
+              <w:instrText xml:space="preserve"> PAGEREF _Toc241135806 \h </w:instrText>
             </w:r>
             <w:r>
               <w:rPr>
@@ -636,7 +691,7 @@
                 <w:noProof/>
                 <w:webHidden/>
               </w:rPr>
-              <w:t>- 3 -</w:t>
+              <w:t>- 4 -</w:t>
             </w:r>
             <w:r>
               <w:rPr>
@@ -662,13 +717,13 @@
               <w14:ligatures w14:val="standardContextual"/>
             </w:rPr>
           </w:pPr>
-          <w:hyperlink w:anchor="_Toc241098382" w:history="1">
+          <w:hyperlink w:anchor="_Toc241135807" w:history="1">
             <w:r>
               <w:rPr>
                 <w:rStyle w:val="Hyperlink"/>
                 <w:noProof/>
               </w:rPr>
-              <w:t>Container hardening and principle of least privilege</w:t>
+              <w:t>Network segmentation and trust boundary enforcement</w:t>
             </w:r>
             <w:r>
               <w:rPr>
@@ -689,7 +744,7 @@
                 <w:noProof/>
                 <w:webHidden/>
               </w:rPr>
-              <w:instrText xml:space="preserve"> PAGEREF _Toc241098382 \h </w:instrText>
+              <w:instrText xml:space="preserve"> PAGEREF _Toc241135807 \h </w:instrText>
             </w:r>
             <w:r>
               <w:rPr>
@@ -709,7 +764,82 @@
                 <w:noProof/>
                 <w:webHidden/>
               </w:rPr>
-              <w:t>- 3 -</w:t>
+              <w:t>- 4 -</w:t>
+            </w:r>
+            <w:r>
+              <w:rPr>
+                <w:noProof/>
+                <w:webHidden/>
+              </w:rPr>
+              <w:fldChar w:fldCharType="end"/>
+            </w:r>
+          </w:hyperlink>
+        </w:p>
+        <w:p>
+          <w:pPr>
+            <w:pStyle w:val="TOC1"/>
+            <w:tabs>
+              <w:tab w:val="right" w:leader="dot" w:pos="9350"/>
+            </w:tabs>
+            <w:rPr>
+              <w:rFonts w:cstheme="minorBidi"/>
+              <w:noProof/>
+              <w:kern w:val="2"/>
+              <w:sz w:val="24"/>
+              <w:szCs w:val="24"/>
+              <w14:ligatures w14:val="standardContextual"/>
+            </w:rPr>
+          </w:pPr>
+          <w:hyperlink w:anchor="_Toc241135808" w:history="1">
+            <w:r>
+              <w:rPr>
+                <w:rStyle w:val="Hyperlink"/>
+                <w:b/>
+                <w:bCs/>
+                <w:noProof/>
+              </w:rPr>
+              <w:t>Threat modeling and risk assessment</w:t>
+            </w:r>
+            <w:r>
+              <w:rPr>
+                <w:noProof/>
+                <w:webHidden/>
+              </w:rPr>
+              <w:tab/>
+            </w:r>
+            <w:r>
+              <w:rPr>
+                <w:noProof/>
+                <w:webHidden/>
+              </w:rPr>
+              <w:fldChar w:fldCharType="begin"/>
+            </w:r>
+            <w:r>
+              <w:rPr>
+                <w:noProof/>
+                <w:webHidden/>
+              </w:rPr>
+              <w:instrText xml:space="preserve"> PAGEREF _Toc241135808 \h </w:instrText>
+            </w:r>
+            <w:r>
+              <w:rPr>
+                <w:noProof/>
+                <w:webHidden/>
+              </w:rPr>
+            </w:r>
+            <w:r>
+              <w:rPr>
+                <w:noProof/>
+                <w:webHidden/>
+              </w:rPr>
+              <w:fldChar w:fldCharType="separate"/>
+            </w:r>
+            <w:r>
+              <w:rPr>
+                <w:noProof/>
+                <w:webHidden/>
+              </w:rPr>
+              <w:t>- 6 -</w:t>
             </w:r>
             <w:r>
               <w:rPr>
@@ -735,13 +865,13 @@
               <w14:ligatures w14:val="standardContextual"/>
             </w:rPr>
           </w:pPr>
-          <w:hyperlink w:anchor="_Toc241098383" w:history="1">
+          <w:hyperlink w:anchor="_Toc241135809" w:history="1">
             <w:r>
               <w:rPr>
                 <w:rStyle w:val="Hyperlink"/>
                 <w:noProof/>
               </w:rPr>
-              <w:t>Network segmentation and trust boundary enforcement</w:t>
+              <w:t>Stride threat model</w:t>
             </w:r>
             <w:r>
               <w:rPr>
@@ -762,7 +892,7 @@
                 <w:noProof/>
                 <w:webHidden/>
               </w:rPr>
-              <w:instrText xml:space="preserve"> PAGEREF _Toc241098383 \h </w:instrText>
+              <w:instrText xml:space="preserve"> PAGEREF _Toc241135809 \h </w:instrText>
             </w:r>
             <w:r>
               <w:rPr>
@@ -782,7 +912,153 @@
                 <w:noProof/>
                 <w:webHidden/>
               </w:rPr>
-              <w:t>- 3 -</w:t>
+              <w:t>- 6 -</w:t>
+            </w:r>
+            <w:r>
+              <w:rPr>
+                <w:noProof/>
+                <w:webHidden/>
+              </w:rPr>
+              <w:fldChar w:fldCharType="end"/>
+            </w:r>
+          </w:hyperlink>
+        </w:p>
+        <w:p>
+          <w:pPr>
+            <w:pStyle w:val="TOC2"/>
+            <w:tabs>
+              <w:tab w:val="right" w:leader="dot" w:pos="9350"/>
+            </w:tabs>
+            <w:rPr>
+              <w:rFonts w:cstheme="minorBidi"/>
+              <w:noProof/>
+              <w:kern w:val="2"/>
+              <w:sz w:val="24"/>
+              <w:szCs w:val="24"/>
+              <w14:ligatures w14:val="standardContextual"/>
+            </w:rPr>
+          </w:pPr>
+          <w:hyperlink w:anchor="_Toc241135810" w:history="1">
+            <w:r>
+              <w:rPr>
+                <w:rStyle w:val="Hyperlink"/>
+                <w:noProof/>
+              </w:rPr>
+              <w:t>Risk evaluation matrix</w:t>
+            </w:r>
+            <w:r>
+              <w:rPr>
+                <w:noProof/>
+                <w:webHidden/>
+              </w:rPr>
+              <w:tab/>
+            </w:r>
+            <w:r>
+              <w:rPr>
+                <w:noProof/>
+                <w:webHidden/>
+              </w:rPr>
+              <w:fldChar w:fldCharType="begin"/>
+            </w:r>
+            <w:r>
+              <w:rPr>
+                <w:noProof/>
+                <w:webHidden/>
+              </w:rPr>
+              <w:instrText xml:space="preserve"> PAGEREF _Toc241135810 \h </w:instrText>
+            </w:r>
+            <w:r>
+              <w:rPr>
+                <w:noProof/>
+                <w:webHidden/>
+              </w:rPr>
+            </w:r>
+            <w:r>
+              <w:rPr>
+                <w:noProof/>
+                <w:webHidden/>
+              </w:rPr>
+              <w:fldChar w:fldCharType="separate"/>
+            </w:r>
+            <w:r>
+              <w:rPr>
+                <w:noProof/>
+                <w:webHidden/>
+              </w:rPr>
+              <w:t>- 7 -</w:t>
+            </w:r>
+            <w:r>
+              <w:rPr>
+                <w:noProof/>
+                <w:webHidden/>
+              </w:rPr>
+              <w:fldChar w:fldCharType="end"/>
+            </w:r>
+          </w:hyperlink>
+        </w:p>
+        <w:p>
+          <w:pPr>
+            <w:pStyle w:val="TOC2"/>
+            <w:tabs>
+              <w:tab w:val="right" w:leader="dot" w:pos="9350"/>
+            </w:tabs>
+            <w:rPr>
+              <w:rFonts w:cstheme="minorBidi"/>
+              <w:noProof/>
+              <w:kern w:val="2"/>
+              <w:sz w:val="24"/>
+              <w:szCs w:val="24"/>
+              <w14:ligatures w14:val="standardContextual"/>
+            </w:rPr>
+          </w:pPr>
+          <w:hyperlink w:anchor="_Toc241135811" w:history="1">
+            <w:r>
+              <w:rPr>
+                <w:rStyle w:val="Hyperlink"/>
+                <w:noProof/>
+              </w:rPr>
+              <w:t>Threat to control mapping</w:t>
+            </w:r>
+            <w:r>
+              <w:rPr>
+                <w:noProof/>
+                <w:webHidden/>
+              </w:rPr>
+              <w:tab/>
+            </w:r>
+            <w:r>
+              <w:rPr>
+                <w:noProof/>
+                <w:webHidden/>
+              </w:rPr>
+              <w:fldChar w:fldCharType="begin"/>
+            </w:r>
+            <w:r>
+              <w:rPr>
+                <w:noProof/>
+                <w:webHidden/>
+              </w:rPr>
+              <w:instrText xml:space="preserve"> PAGEREF _Toc241135811 \h </w:instrText>
+            </w:r>
+            <w:r>
+              <w:rPr>
+                <w:noProof/>
+                <w:webHidden/>
+              </w:rPr>
+            </w:r>
+            <w:r>
+              <w:rPr>
+                <w:noProof/>
+                <w:webHidden/>
+              </w:rPr>
+              <w:fldChar w:fldCharType="separate"/>
+            </w:r>
+            <w:r>
+              <w:rPr>
+                <w:noProof/>
+                <w:webHidden/>
+              </w:rPr>
+              <w:t>- 7 -</w:t>
             </w:r>
             <w:r>
               <w:rPr>
@@ -808,7 +1084,7 @@
               <w14:ligatures w14:val="standardContextual"/>
             </w:rPr>
           </w:pPr>
-          <w:hyperlink w:anchor="_Toc241098384" w:history="1">
+          <w:hyperlink w:anchor="_Toc241135812" w:history="1">
             <w:r>
               <w:rPr>
                 <w:rStyle w:val="Hyperlink"/>
@@ -816,7 +1092,7 @@
                 <w:bCs/>
                 <w:noProof/>
               </w:rPr>
-              <w:t>Thread modeling and risk assessment</w:t>
+              <w:t>Secure Coding: Exploit-and-Fix Walkthroughs</w:t>
             </w:r>
             <w:r>
               <w:rPr>
@@ -837,7 +1113,7 @@
                 <w:noProof/>
                 <w:webHidden/>
               </w:rPr>
-              <w:instrText xml:space="preserve"> PAGEREF _Toc241098384 \h </w:instrText>
+              <w:instrText xml:space="preserve"> PAGEREF _Toc241135812 \h </w:instrText>
             </w:r>
             <w:r>
               <w:rPr>
@@ -857,7 +1133,7 @@
                 <w:noProof/>
                 <w:webHidden/>
               </w:rPr>
-              <w:t>- 5 -</w:t>
+              <w:t>- 9 -</w:t>
             </w:r>
             <w:r>
               <w:rPr>
@@ -883,13 +1159,13 @@
               <w14:ligatures w14:val="standardContextual"/>
             </w:rPr>
           </w:pPr>
-          <w:hyperlink w:anchor="_Toc241098385" w:history="1">
+          <w:hyperlink w:anchor="_Toc241135813" w:history="1">
             <w:r>
               <w:rPr>
                 <w:rStyle w:val="Hyperlink"/>
                 <w:noProof/>
               </w:rPr>
-              <w:t>Stride thread model</w:t>
+              <w:t>NoSQL Injection (Authentication Bypass)</w:t>
             </w:r>
             <w:r>
               <w:rPr>
@@ -910,7 +1186,7 @@
                 <w:noProof/>
                 <w:webHidden/>
               </w:rPr>
-              <w:instrText xml:space="preserve"> PAGEREF _Toc241098385 \h </w:instrText>
+              <w:instrText xml:space="preserve"> PAGEREF _Toc241135813 \h </w:instrText>
             </w:r>
             <w:r>
               <w:rPr>
@@ -930,7 +1206,7 @@
                 <w:noProof/>
                 <w:webHidden/>
               </w:rPr>
-              <w:t>- 5 -</w:t>
+              <w:t>- 9 -</w:t>
             </w:r>
             <w:r>
               <w:rPr>
@@ -956,13 +1232,13 @@
               <w14:ligatures w14:val="standardContextual"/>
             </w:rPr>
           </w:pPr>
-          <w:hyperlink w:anchor="_Toc241098386" w:history="1">
+          <w:hyperlink w:anchor="_Toc241135814" w:history="1">
             <w:r>
               <w:rPr>
                 <w:rStyle w:val="Hyperlink"/>
                 <w:noProof/>
               </w:rPr>
-              <w:t>Risk evaluation matrix</w:t>
+              <w:t>Stored Cross-Site Scripting (XSS)</w:t>
             </w:r>
             <w:r>
               <w:rPr>
@@ -983,7 +1259,7 @@
                 <w:noProof/>
                 <w:webHidden/>
               </w:rPr>
-              <w:instrText xml:space="preserve"> PAGEREF _Toc241098386 \h </w:instrText>
+              <w:instrText xml:space="preserve"> PAGEREF _Toc241135814 \h </w:instrText>
             </w:r>
             <w:r>
               <w:rPr>
@@ -1003,7 +1279,7 @@
                 <w:noProof/>
                 <w:webHidden/>
               </w:rPr>
-              <w:t>- 6 -</w:t>
+              <w:t>- 12 -</w:t>
             </w:r>
             <w:r>
               <w:rPr>
@@ -1029,13 +1305,13 @@
               <w14:ligatures w14:val="standardContextual"/>
             </w:rPr>
           </w:pPr>
-          <w:hyperlink w:anchor="_Toc241098387" w:history="1">
+          <w:hyperlink w:anchor="_Toc241135815" w:history="1">
             <w:r>
               <w:rPr>
                 <w:rStyle w:val="Hyperlink"/>
                 <w:noProof/>
               </w:rPr>
-              <w:t>Thread to control mapping</w:t>
+              <w:t>Insecure Direct Object Reference (IDOR)</w:t>
             </w:r>
             <w:r>
               <w:rPr>
@@ -1056,7 +1332,7 @@
                 <w:noProof/>
                 <w:webHidden/>
               </w:rPr>
-              <w:instrText xml:space="preserve"> PAGEREF _Toc241098387 \h </w:instrText>
+              <w:instrText xml:space="preserve"> PAGEREF _Toc241135815 \h </w:instrText>
             </w:r>
             <w:r>
               <w:rPr>
@@ -1076,7 +1352,80 @@
                 <w:noProof/>
                 <w:webHidden/>
               </w:rPr>
-              <w:t>- 6 -</w:t>
+              <w:t>- 14 -</w:t>
+            </w:r>
+            <w:r>
+              <w:rPr>
+                <w:noProof/>
+                <w:webHidden/>
+              </w:rPr>
+              <w:fldChar w:fldCharType="end"/>
+            </w:r>
+          </w:hyperlink>
+        </w:p>
+        <w:p>
+          <w:pPr>
+            <w:pStyle w:val="TOC2"/>
+            <w:tabs>
+              <w:tab w:val="right" w:leader="dot" w:pos="9350"/>
+            </w:tabs>
+            <w:rPr>
+              <w:rFonts w:cstheme="minorBidi"/>
+              <w:noProof/>
+              <w:kern w:val="2"/>
+              <w:sz w:val="24"/>
+              <w:szCs w:val="24"/>
+              <w14:ligatures w14:val="standardContextual"/>
+            </w:rPr>
+          </w:pPr>
+          <w:hyperlink w:anchor="_Toc241135816" w:history="1">
+            <w:r>
+              <w:rPr>
+                <w:rStyle w:val="Hyperlink"/>
+                <w:noProof/>
+              </w:rPr>
+              <w:t>Insecure Cryptographic Storage (Plaintext Passwords)</w:t>
+            </w:r>
+            <w:r>
+              <w:rPr>
+                <w:noProof/>
+                <w:webHidden/>
+              </w:rPr>
+              <w:tab/>
+            </w:r>
+            <w:r>
+              <w:rPr>
+                <w:noProof/>
+                <w:webHidden/>
+              </w:rPr>
+              <w:fldChar w:fldCharType="begin"/>
+            </w:r>
+            <w:r>
+              <w:rPr>
+                <w:noProof/>
+                <w:webHidden/>
+              </w:rPr>
+              <w:instrText xml:space="preserve"> PAGEREF _Toc241135816 \h </w:instrText>
+            </w:r>
+            <w:r>
+              <w:rPr>
+                <w:noProof/>
+                <w:webHidden/>
+              </w:rPr>
+            </w:r>
+            <w:r>
+              <w:rPr>
+                <w:noProof/>
+                <w:webHidden/>
+              </w:rPr>
+              <w:fldChar w:fldCharType="separate"/>
+            </w:r>
+            <w:r>
+              <w:rPr>
+                <w:noProof/>
+                <w:webHidden/>
+              </w:rPr>
+              <w:t>- 16 -</w:t>
             </w:r>
             <w:r>
               <w:rPr>
@@ -1102,7 +1451,7 @@
               <w14:ligatures w14:val="standardContextual"/>
             </w:rPr>
           </w:pPr>
-          <w:hyperlink w:anchor="_Toc241098388" w:history="1">
+          <w:hyperlink w:anchor="_Toc241135817" w:history="1">
             <w:r>
               <w:rPr>
                 <w:rStyle w:val="Hyperlink"/>
@@ -1110,7 +1459,7 @@
                 <w:bCs/>
                 <w:noProof/>
               </w:rPr>
-              <w:t>Secure Coding: Exploit-and-Fix Walkthroughs</w:t>
+              <w:t>DevSecOps CI/CD Pipeline &amp; Security Automation</w:t>
             </w:r>
             <w:r>
               <w:rPr>
@@ -1131,7 +1480,7 @@
                 <w:noProof/>
                 <w:webHidden/>
               </w:rPr>
-              <w:instrText xml:space="preserve"> PAGEREF _Toc241098388 \h </w:instrText>
+              <w:instrText xml:space="preserve"> PAGEREF _Toc241135817 \h </w:instrText>
             </w:r>
             <w:r>
               <w:rPr>
@@ -1151,7 +1500,7 @@
                 <w:noProof/>
                 <w:webHidden/>
               </w:rPr>
-              <w:t>- 8 -</w:t>
+              <w:t>- 20 -</w:t>
             </w:r>
             <w:r>
               <w:rPr>
@@ -1177,13 +1526,13 @@
               <w14:ligatures w14:val="standardContextual"/>
             </w:rPr>
           </w:pPr>
-          <w:hyperlink w:anchor="_Toc241098389" w:history="1">
+          <w:hyperlink w:anchor="_Toc241135818" w:history="1">
             <w:r>
               <w:rPr>
                 <w:rStyle w:val="Hyperlink"/>
                 <w:noProof/>
               </w:rPr>
-              <w:t>NoSQL Injection (Authentication Bypass)</w:t>
+              <w:t>GitHub Actions Workflow:</w:t>
             </w:r>
             <w:r>
               <w:rPr>
@@ -1204,7 +1553,7 @@
                 <w:noProof/>
                 <w:webHidden/>
               </w:rPr>
-              <w:instrText xml:space="preserve"> PAGEREF _Toc241098389 \h </w:instrText>
+              <w:instrText xml:space="preserve"> PAGEREF _Toc241135818 \h </w:instrText>
             </w:r>
             <w:r>
               <w:rPr>
@@ -1224,7 +1573,82 @@
                 <w:noProof/>
                 <w:webHidden/>
               </w:rPr>
-              <w:t>- 8 -</w:t>
+              <w:t>- 20 -</w:t>
+            </w:r>
+            <w:r>
+              <w:rPr>
+                <w:noProof/>
+                <w:webHidden/>
+              </w:rPr>
+              <w:fldChar w:fldCharType="end"/>
+            </w:r>
+          </w:hyperlink>
+        </w:p>
+        <w:p>
+          <w:pPr>
+            <w:pStyle w:val="TOC1"/>
+            <w:tabs>
+              <w:tab w:val="right" w:leader="dot" w:pos="9350"/>
+            </w:tabs>
+            <w:rPr>
+              <w:rFonts w:cstheme="minorBidi"/>
+              <w:noProof/>
+              <w:kern w:val="2"/>
+              <w:sz w:val="24"/>
+              <w:szCs w:val="24"/>
+              <w14:ligatures w14:val="standardContextual"/>
+            </w:rPr>
+          </w:pPr>
+          <w:hyperlink w:anchor="_Toc241135819" w:history="1">
+            <w:r>
+              <w:rPr>
+                <w:rStyle w:val="Hyperlink"/>
+                <w:b/>
+                <w:bCs/>
+                <w:noProof/>
+              </w:rPr>
+              <w:t>Secrets Management Approach</w:t>
+            </w:r>
+            <w:r>
+              <w:rPr>
+                <w:noProof/>
+                <w:webHidden/>
+              </w:rPr>
+              <w:tab/>
+            </w:r>
+            <w:r>
+              <w:rPr>
+                <w:noProof/>
+                <w:webHidden/>
+              </w:rPr>
+              <w:fldChar w:fldCharType="begin"/>
+            </w:r>
+            <w:r>
+              <w:rPr>
+                <w:noProof/>
+                <w:webHidden/>
+              </w:rPr>
+              <w:instrText xml:space="preserve"> PAGEREF _Toc241135819 \h </w:instrText>
+            </w:r>
+            <w:r>
+              <w:rPr>
+                <w:noProof/>
+                <w:webHidden/>
+              </w:rPr>
+            </w:r>
+            <w:r>
+              <w:rPr>
+                <w:noProof/>
+                <w:webHidden/>
+              </w:rPr>
+              <w:fldChar w:fldCharType="separate"/>
+            </w:r>
+            <w:r>
+              <w:rPr>
+                <w:noProof/>
+                <w:webHidden/>
+              </w:rPr>
+              <w:t>- 21 -</w:t>
             </w:r>
             <w:r>
               <w:rPr>
@@ -1250,13 +1674,15 @@
               <w14:ligatures w14:val="standardContextual"/>
             </w:rPr>
           </w:pPr>
-          <w:hyperlink w:anchor="_Toc241098390" w:history="1">
+          <w:hyperlink w:anchor="_Toc241135820" w:history="1">
             <w:r>
               <w:rPr>
                 <w:rStyle w:val="Hyperlink"/>
-                <w:noProof/>
-              </w:rPr>
-              <w:t>Stored Cross-Site Scripting (XSS)</w:t>
+                <w:b/>
+                <w:bCs/>
+                <w:noProof/>
+              </w:rPr>
+              <w:t>Industry Trends and Case Study Analysis</w:t>
             </w:r>
             <w:r>
               <w:rPr>
@@ -1277,7 +1703,7 @@
                 <w:noProof/>
                 <w:webHidden/>
               </w:rPr>
-              <w:instrText xml:space="preserve"> PAGEREF _Toc241098390 \h </w:instrText>
+              <w:instrText xml:space="preserve"> PAGEREF _Toc241135820 \h </w:instrText>
             </w:r>
             <w:r>
               <w:rPr>
@@ -1297,7 +1723,7 @@
                 <w:noProof/>
                 <w:webHidden/>
               </w:rPr>
-              <w:t>- 11 -</w:t>
+              <w:t>- 22 -</w:t>
             </w:r>
             <w:r>
               <w:rPr>
@@ -1323,13 +1749,13 @@
               <w14:ligatures w14:val="standardContextual"/>
             </w:rPr>
           </w:pPr>
-          <w:hyperlink w:anchor="_Toc241098391" w:history="1">
+          <w:hyperlink w:anchor="_Toc241135821" w:history="1">
             <w:r>
               <w:rPr>
                 <w:rStyle w:val="Hyperlink"/>
                 <w:noProof/>
               </w:rPr>
-              <w:t>Insecure Direct Object Reference (IDOR)</w:t>
+              <w:t>The Hidden Risks of Open Source: Lessons from the event-stream Supply Chain Attack</w:t>
             </w:r>
             <w:r>
               <w:rPr>
@@ -1350,7 +1776,7 @@
                 <w:noProof/>
                 <w:webHidden/>
               </w:rPr>
-              <w:instrText xml:space="preserve"> PAGEREF _Toc241098391 \h </w:instrText>
+              <w:instrText xml:space="preserve"> PAGEREF _Toc241135821 \h </w:instrText>
             </w:r>
             <w:r>
               <w:rPr>
@@ -1370,7 +1796,7 @@
                 <w:noProof/>
                 <w:webHidden/>
               </w:rPr>
-              <w:t>- 13 -</w:t>
+              <w:t>- 22 -</w:t>
             </w:r>
             <w:r>
               <w:rPr>
@@ -1396,13 +1822,13 @@
               <w14:ligatures w14:val="standardContextual"/>
             </w:rPr>
           </w:pPr>
-          <w:hyperlink w:anchor="_Toc241098392" w:history="1">
+          <w:hyperlink w:anchor="_Toc241135822" w:history="1">
             <w:r>
               <w:rPr>
                 <w:rStyle w:val="Hyperlink"/>
                 <w:noProof/>
               </w:rPr>
-              <w:t>Insecure Cryptographic Storage (Plaintext Passwords)</w:t>
+              <w:t>Defending Our Project: How Our CI/CD Pipeline Stops Supply Chain Attacks</w:t>
             </w:r>
             <w:r>
               <w:rPr>
@@ -1423,7 +1849,7 @@
                 <w:noProof/>
                 <w:webHidden/>
               </w:rPr>
-              <w:instrText xml:space="preserve"> PAGEREF _Toc241098392 \h </w:instrText>
+              <w:instrText xml:space="preserve"> PAGEREF _Toc241135822 \h </w:instrText>
             </w:r>
             <w:r>
               <w:rPr>
@@ -1443,7 +1869,7 @@
                 <w:noProof/>
                 <w:webHidden/>
               </w:rPr>
-              <w:t>- 15 -</w:t>
+              <w:t>- 23 -</w:t>
             </w:r>
             <w:r>
               <w:rPr>
@@ -1469,7 +1895,7 @@
               <w14:ligatures w14:val="standardContextual"/>
             </w:rPr>
           </w:pPr>
-          <w:hyperlink w:anchor="_Toc241098393" w:history="1">
+          <w:hyperlink w:anchor="_Toc241135823" w:history="1">
             <w:r>
               <w:rPr>
                 <w:rStyle w:val="Hyperlink"/>
@@ -1477,7 +1903,7 @@
                 <w:bCs/>
                 <w:noProof/>
               </w:rPr>
-              <w:t>DevSecOps CI/CD Pipeline &amp; Security Automation</w:t>
+              <w:t>Project reflection and future improvements</w:t>
             </w:r>
             <w:r>
               <w:rPr>
@@ -1498,7 +1924,7 @@
                 <w:noProof/>
                 <w:webHidden/>
               </w:rPr>
-              <w:instrText xml:space="preserve"> PAGEREF _Toc241098393 \h </w:instrText>
+              <w:instrText xml:space="preserve"> PAGEREF _Toc241135823 \h </w:instrText>
             </w:r>
             <w:r>
               <w:rPr>
@@ -1518,80 +1944,7 @@
                 <w:noProof/>
                 <w:webHidden/>
               </w:rPr>
-              <w:t>- 19 -</w:t>
-            </w:r>
-            <w:r>
-              <w:rPr>
-                <w:noProof/>
-                <w:webHidden/>
-              </w:rPr>
-              <w:fldChar w:fldCharType="end"/>
-            </w:r>
-          </w:hyperlink>
-        </w:p>
-        <w:p>
-          <w:pPr>
-            <w:pStyle w:val="TOC2"/>
-            <w:tabs>
-              <w:tab w:val="right" w:leader="dot" w:pos="9350"/>
-            </w:tabs>
-            <w:rPr>
-              <w:rFonts w:cstheme="minorBidi"/>
-              <w:noProof/>
-              <w:kern w:val="2"/>
-              <w:sz w:val="24"/>
-              <w:szCs w:val="24"/>
-              <w14:ligatures w14:val="standardContextual"/>
-            </w:rPr>
-          </w:pPr>
-          <w:hyperlink w:anchor="_Toc241098394" w:history="1">
-            <w:r>
-              <w:rPr>
-                <w:rStyle w:val="Hyperlink"/>
-                <w:noProof/>
-              </w:rPr>
-              <w:t>GitHub Actions Workflow:</w:t>
-            </w:r>
-            <w:r>
-              <w:rPr>
-                <w:noProof/>
-                <w:webHidden/>
-              </w:rPr>
-              <w:tab/>
-            </w:r>
-            <w:r>
-              <w:rPr>
-                <w:noProof/>
-                <w:webHidden/>
-              </w:rPr>
-              <w:fldChar w:fldCharType="begin"/>
-            </w:r>
-            <w:r>
-              <w:rPr>
-                <w:noProof/>
-                <w:webHidden/>
-              </w:rPr>
-              <w:instrText xml:space="preserve"> PAGEREF _Toc241098394 \h </w:instrText>
-            </w:r>
-            <w:r>
-              <w:rPr>
-                <w:noProof/>
-                <w:webHidden/>
-              </w:rPr>
-            </w:r>
-            <w:r>
-              <w:rPr>
-                <w:noProof/>
-                <w:webHidden/>
-              </w:rPr>
-              <w:fldChar w:fldCharType="separate"/>
-            </w:r>
-            <w:r>
-              <w:rPr>
-                <w:noProof/>
-                <w:webHidden/>
-              </w:rPr>
-              <w:t>- 19 -</w:t>
+              <w:t>- 25 -</w:t>
             </w:r>
             <w:r>
               <w:rPr>
@@ -1617,7 +1970,7 @@
               <w14:ligatures w14:val="standardContextual"/>
             </w:rPr>
           </w:pPr>
-          <w:hyperlink w:anchor="_Toc241098395" w:history="1">
+          <w:hyperlink w:anchor="_Toc241135824" w:history="1">
             <w:r>
               <w:rPr>
                 <w:rStyle w:val="Hyperlink"/>
@@ -1625,7 +1978,7 @@
                 <w:bCs/>
                 <w:noProof/>
               </w:rPr>
-              <w:t>Secrets Management Approach</w:t>
+              <w:t>Individual Contribution Statement</w:t>
             </w:r>
             <w:r>
               <w:rPr>
@@ -1646,7 +1999,7 @@
                 <w:noProof/>
                 <w:webHidden/>
               </w:rPr>
-              <w:instrText xml:space="preserve"> PAGEREF _Toc241098395 \h </w:instrText>
+              <w:instrText xml:space="preserve"> PAGEREF _Toc241135824 \h </w:instrText>
             </w:r>
             <w:r>
               <w:rPr>
@@ -1666,7 +2019,7 @@
                 <w:noProof/>
                 <w:webHidden/>
               </w:rPr>
-              <w:t>- 20 -</w:t>
+              <w:t>- 26 -</w:t>
             </w:r>
             <w:r>
               <w:rPr>
@@ -1692,7 +2045,7 @@
               <w14:ligatures w14:val="standardContextual"/>
             </w:rPr>
           </w:pPr>
-          <w:hyperlink w:anchor="_Toc241098396" w:history="1">
+          <w:hyperlink w:anchor="_Toc241135825" w:history="1">
             <w:r>
               <w:rPr>
                 <w:rStyle w:val="Hyperlink"/>
@@ -1700,7 +2053,7 @@
                 <w:bCs/>
                 <w:noProof/>
               </w:rPr>
-              <w:t>Industry trends and case study analize</w:t>
+              <w:t>AI usage disclosure</w:t>
             </w:r>
             <w:r>
               <w:rPr>
@@ -1721,7 +2074,7 @@
                 <w:noProof/>
                 <w:webHidden/>
               </w:rPr>
-              <w:instrText xml:space="preserve"> PAGEREF _Toc241098396 \h </w:instrText>
+              <w:instrText xml:space="preserve"> PAGEREF _Toc241135825 \h </w:instrText>
             </w:r>
             <w:r>
               <w:rPr>
@@ -1741,7 +2094,7 @@
                 <w:noProof/>
                 <w:webHidden/>
               </w:rPr>
-              <w:t>- 21 -</w:t>
+              <w:t>- 27 -</w:t>
             </w:r>
             <w:r>
               <w:rPr>
@@ -1754,7 +2107,7 @@
         </w:p>
         <w:p>
           <w:pPr>
-            <w:pStyle w:val="TOC2"/>
+            <w:pStyle w:val="TOC1"/>
             <w:tabs>
               <w:tab w:val="right" w:leader="dot" w:pos="9350"/>
             </w:tabs>
@@ -1767,13 +2120,15 @@
               <w14:ligatures w14:val="standardContextual"/>
             </w:rPr>
           </w:pPr>
-          <w:hyperlink w:anchor="_Toc241098397" w:history="1">
+          <w:hyperlink w:anchor="_Toc241135826" w:history="1">
             <w:r>
               <w:rPr>
                 <w:rStyle w:val="Hyperlink"/>
-                <w:noProof/>
-              </w:rPr>
-              <w:t>The Hidden Risks of Open Source: Lessons from the event-stream Supply Chain Attack</w:t>
+                <w:b/>
+                <w:bCs/>
+                <w:noProof/>
+              </w:rPr>
+              <w:t>Reference</w:t>
             </w:r>
             <w:r>
               <w:rPr>
@@ -1794,7 +2149,7 @@
                 <w:noProof/>
                 <w:webHidden/>
               </w:rPr>
-              <w:instrText xml:space="preserve"> PAGEREF _Toc241098397 \h </w:instrText>
+              <w:instrText xml:space="preserve"> PAGEREF _Toc241135826 \h </w:instrText>
             </w:r>
             <w:r>
               <w:rPr>
@@ -1814,80 +2169,7 @@
                 <w:noProof/>
                 <w:webHidden/>
               </w:rPr>
-              <w:t>- 21 -</w:t>
-            </w:r>
-            <w:r>
-              <w:rPr>
-                <w:noProof/>
-                <w:webHidden/>
-              </w:rPr>
-              <w:fldChar w:fldCharType="end"/>
-            </w:r>
-          </w:hyperlink>
-        </w:p>
-        <w:p>
-          <w:pPr>
-            <w:pStyle w:val="TOC2"/>
-            <w:tabs>
-              <w:tab w:val="right" w:leader="dot" w:pos="9350"/>
-            </w:tabs>
-            <w:rPr>
-              <w:rFonts w:cstheme="minorBidi"/>
-              <w:noProof/>
-              <w:kern w:val="2"/>
-              <w:sz w:val="24"/>
-              <w:szCs w:val="24"/>
-              <w14:ligatures w14:val="standardContextual"/>
-            </w:rPr>
-          </w:pPr>
-          <w:hyperlink w:anchor="_Toc241098398" w:history="1">
-            <w:r>
-              <w:rPr>
-                <w:rStyle w:val="Hyperlink"/>
-                <w:noProof/>
-              </w:rPr>
-              <w:t>Defending Our Project: How Our CI/CD Pipeline Stops Supply Chain Attacks</w:t>
-            </w:r>
-            <w:r>
-              <w:rPr>
-                <w:noProof/>
-                <w:webHidden/>
-              </w:rPr>
-              <w:tab/>
-            </w:r>
-            <w:r>
-              <w:rPr>
-                <w:noProof/>
-                <w:webHidden/>
-              </w:rPr>
-              <w:fldChar w:fldCharType="begin"/>
-            </w:r>
-            <w:r>
-              <w:rPr>
-                <w:noProof/>
-                <w:webHidden/>
-              </w:rPr>
-              <w:instrText xml:space="preserve"> PAGEREF _Toc241098398 \h </w:instrText>
-            </w:r>
-            <w:r>
-              <w:rPr>
-                <w:noProof/>
-                <w:webHidden/>
-              </w:rPr>
-            </w:r>
-            <w:r>
-              <w:rPr>
-                <w:noProof/>
-                <w:webHidden/>
-              </w:rPr>
-              <w:fldChar w:fldCharType="separate"/>
-            </w:r>
-            <w:r>
-              <w:rPr>
-                <w:noProof/>
-                <w:webHidden/>
-              </w:rPr>
-              <w:t>- 22 -</w:t>
+              <w:t>- 28 -</w:t>
             </w:r>
             <w:r>
               <w:rPr>
@@ -1913,11 +2195,6 @@
       </w:sdtContent>
     </w:sdt>
     <w:p>
-      <w:r>
-        <w:br w:type="page"/>
-      </w:r>
-    </w:p>
-    <w:p>
       <w:pPr>
         <w:pStyle w:val="Heading1"/>
         <w:jc w:val="center"/>
@@ -1926,43 +2203,337 @@
           <w:bCs/>
         </w:rPr>
       </w:pPr>
-      <w:bookmarkStart w:id="0" w:name="_Toc241098380"/>
+      <w:r>
+        <w:br w:type="page"/>
+      </w:r>
+      <w:bookmarkStart w:id="0" w:name="_Toc241135804"/>
       <w:r>
         <w:rPr>
           <w:b/>
           <w:bCs/>
         </w:rPr>
         <w:lastRenderedPageBreak/>
+        <w:t>Executive Summary</w:t>
+      </w:r>
+      <w:bookmarkEnd w:id="0"/>
+    </w:p>
+    <w:p>
+      <w:r>
+        <w:t xml:space="preserve">This report present a comprehensive DevOps security assessment and remediation lifecycle conducted on the OWASP NodeGoat application. The objective is to shift security practice left by identifying critical application-layer vulnerabilities and stablishing automated policy enforcing CI/CD pipelines through controlled exploitations, threat analysis and automated security control </w:t>
+      </w:r>
+    </w:p>
+    <w:p>
+      <w:pPr>
+        <w:rPr>
+          <w:b/>
+          <w:bCs/>
+        </w:rPr>
+      </w:pPr>
+      <w:r>
+        <w:rPr>
+          <w:b/>
+          <w:bCs/>
+        </w:rPr>
+        <w:t>Key technical achievements</w:t>
+      </w:r>
+    </w:p>
+    <w:p>
+      <w:pPr>
+        <w:pStyle w:val="ListParagraph"/>
+        <w:numPr>
+          <w:ilvl w:val="0"/>
+          <w:numId w:val="10"/>
+        </w:numPr>
+        <w:rPr>
+          <w:b/>
+          <w:bCs/>
+        </w:rPr>
+      </w:pPr>
+      <w:r>
+        <w:rPr>
+          <w:b/>
+          <w:bCs/>
+        </w:rPr>
+        <w:t>Vulnerability identification and remidation</w:t>
+      </w:r>
+    </w:p>
+    <w:p>
+      <w:pPr>
+        <w:pStyle w:val="ListParagraph"/>
+        <w:numPr>
+          <w:ilvl w:val="1"/>
+          <w:numId w:val="10"/>
+        </w:numPr>
+        <w:rPr>
+          <w:b/>
+          <w:bCs/>
+        </w:rPr>
+      </w:pPr>
+      <w:r>
+        <w:t>NoSql Injection</w:t>
+      </w:r>
+    </w:p>
+    <w:p>
+      <w:pPr>
+        <w:pStyle w:val="ListParagraph"/>
+        <w:numPr>
+          <w:ilvl w:val="1"/>
+          <w:numId w:val="10"/>
+        </w:numPr>
+        <w:rPr>
+          <w:b/>
+          <w:bCs/>
+        </w:rPr>
+      </w:pPr>
+      <w:r>
+        <w:t>Stored cross-site scripting</w:t>
+      </w:r>
+    </w:p>
+    <w:p>
+      <w:pPr>
+        <w:pStyle w:val="ListParagraph"/>
+        <w:numPr>
+          <w:ilvl w:val="1"/>
+          <w:numId w:val="10"/>
+        </w:numPr>
+        <w:rPr>
+          <w:b/>
+          <w:bCs/>
+        </w:rPr>
+      </w:pPr>
+      <w:r>
+        <w:t>Insecure direct object reference</w:t>
+      </w:r>
+    </w:p>
+    <w:p>
+      <w:pPr>
+        <w:pStyle w:val="ListParagraph"/>
+        <w:numPr>
+          <w:ilvl w:val="1"/>
+          <w:numId w:val="10"/>
+        </w:numPr>
+        <w:rPr>
+          <w:b/>
+          <w:bCs/>
+        </w:rPr>
+      </w:pPr>
+      <w:r>
+        <w:t>Insecure cryptography storage</w:t>
+      </w:r>
+    </w:p>
+    <w:p>
+      <w:pPr>
+        <w:pStyle w:val="ListParagraph"/>
+        <w:numPr>
+          <w:ilvl w:val="1"/>
+          <w:numId w:val="10"/>
+        </w:numPr>
+        <w:rPr>
+          <w:b/>
+          <w:bCs/>
+        </w:rPr>
+      </w:pPr>
+      <w:r>
+        <w:t>Static application security testing</w:t>
+      </w:r>
+    </w:p>
+    <w:p>
+      <w:pPr>
+        <w:pStyle w:val="ListParagraph"/>
+        <w:numPr>
+          <w:ilvl w:val="0"/>
+          <w:numId w:val="10"/>
+        </w:numPr>
+        <w:rPr>
+          <w:b/>
+          <w:bCs/>
+        </w:rPr>
+      </w:pPr>
+      <w:r>
+        <w:rPr>
+          <w:b/>
+          <w:bCs/>
+        </w:rPr>
+        <w:t>Continuous security automation</w:t>
+      </w:r>
+    </w:p>
+    <w:p>
+      <w:pPr>
+        <w:pStyle w:val="ListParagraph"/>
+        <w:numPr>
+          <w:ilvl w:val="1"/>
+          <w:numId w:val="10"/>
+        </w:numPr>
+        <w:rPr>
+          <w:b/>
+          <w:bCs/>
+        </w:rPr>
+      </w:pPr>
+      <w:r>
+        <w:t>Secret scanninig</w:t>
+      </w:r>
+    </w:p>
+    <w:p>
+      <w:pPr>
+        <w:pStyle w:val="ListParagraph"/>
+        <w:numPr>
+          <w:ilvl w:val="1"/>
+          <w:numId w:val="10"/>
+        </w:numPr>
+        <w:rPr>
+          <w:b/>
+          <w:bCs/>
+        </w:rPr>
+      </w:pPr>
+      <w:r>
+        <w:t>SAST</w:t>
+      </w:r>
+    </w:p>
+    <w:p>
+      <w:pPr>
+        <w:pStyle w:val="ListParagraph"/>
+        <w:numPr>
+          <w:ilvl w:val="1"/>
+          <w:numId w:val="10"/>
+        </w:numPr>
+        <w:rPr>
+          <w:b/>
+          <w:bCs/>
+        </w:rPr>
+      </w:pPr>
+      <w:r>
+        <w:t>Software composition analysis</w:t>
+      </w:r>
+    </w:p>
+    <w:p>
+      <w:pPr>
+        <w:pStyle w:val="ListParagraph"/>
+        <w:numPr>
+          <w:ilvl w:val="1"/>
+          <w:numId w:val="10"/>
+        </w:numPr>
+        <w:rPr>
+          <w:b/>
+          <w:bCs/>
+        </w:rPr>
+      </w:pPr>
+      <w:r>
+        <w:t>Container security</w:t>
+      </w:r>
+    </w:p>
+    <w:p>
+      <w:pPr>
+        <w:pStyle w:val="ListParagraph"/>
+        <w:numPr>
+          <w:ilvl w:val="0"/>
+          <w:numId w:val="10"/>
+        </w:numPr>
+        <w:rPr>
+          <w:b/>
+          <w:bCs/>
+        </w:rPr>
+      </w:pPr>
+      <w:r>
+        <w:rPr>
+          <w:b/>
+          <w:bCs/>
+        </w:rPr>
+        <w:t>Enterprise secrets management</w:t>
+      </w:r>
+    </w:p>
+    <w:p>
+      <w:pPr>
+        <w:pStyle w:val="ListParagraph"/>
+        <w:numPr>
+          <w:ilvl w:val="0"/>
+          <w:numId w:val="10"/>
+        </w:numPr>
+        <w:rPr>
+          <w:b/>
+          <w:bCs/>
+        </w:rPr>
+      </w:pPr>
+      <w:r>
+        <w:rPr>
+          <w:b/>
+          <w:bCs/>
+        </w:rPr>
+        <w:t>Software supply chain risk analysis</w:t>
+      </w:r>
+    </w:p>
+    <w:p>
+      <w:pPr>
+        <w:rPr>
+          <w:b/>
+          <w:bCs/>
+        </w:rPr>
+      </w:pPr>
+    </w:p>
+    <w:p>
+      <w:pPr>
+        <w:rPr>
+          <w:b/>
+          <w:bCs/>
+        </w:rPr>
+      </w:pPr>
+    </w:p>
+    <w:p/>
+    <w:p>
+      <w:r>
+        <w:br w:type="page"/>
+      </w:r>
+    </w:p>
+    <w:p/>
+    <w:p>
+      <w:pPr>
+        <w:pStyle w:val="Heading1"/>
+        <w:jc w:val="center"/>
+        <w:rPr>
+          <w:b/>
+          <w:bCs/>
+        </w:rPr>
+      </w:pPr>
+      <w:bookmarkStart w:id="1" w:name="_Toc241135805"/>
+      <w:r>
+        <w:rPr>
+          <w:b/>
+          <w:bCs/>
+        </w:rPr>
         <w:t>Application, Architecture and Containerizations</w:t>
       </w:r>
-      <w:bookmarkEnd w:id="0"/>
-    </w:p>
-    <w:p>
-      <w:pPr>
-        <w:pStyle w:val="Heading2"/>
-      </w:pPr>
-      <w:bookmarkStart w:id="1" w:name="_Toc241098381"/>
-      <w:proofErr w:type="spellStart"/>
-      <w:r>
-        <w:t>Multiocintainer</w:t>
-      </w:r>
-      <w:proofErr w:type="spellEnd"/>
-      <w:r>
-        <w:t xml:space="preserve"> stack</w:t>
-      </w:r>
       <w:bookmarkEnd w:id="1"/>
     </w:p>
     <w:p>
-      <w:r>
-        <w:t xml:space="preserve">The deployment architecture partitions OWASP </w:t>
-      </w:r>
-      <w:proofErr w:type="spellStart"/>
-      <w:r>
-        <w:t>NodeGoat</w:t>
-      </w:r>
-      <w:proofErr w:type="spellEnd"/>
-      <w:r>
-        <w:t xml:space="preserve"> into two discrete containerized tiers </w:t>
+      <w:pPr>
+        <w:rPr>
+          <w:rFonts w:asciiTheme="majorHAnsi" w:eastAsiaTheme="majorEastAsia" w:hAnsiTheme="majorHAnsi" w:cstheme="majorBidi"/>
+          <w:color w:val="0F4761" w:themeColor="accent1" w:themeShade="BF"/>
+          <w:sz w:val="32"/>
+          <w:szCs w:val="32"/>
+        </w:rPr>
+      </w:pPr>
+      <w:r>
+        <w:rPr>
+          <w:rFonts w:asciiTheme="majorHAnsi" w:eastAsiaTheme="majorEastAsia" w:hAnsiTheme="majorHAnsi" w:cstheme="majorBidi"/>
+          <w:color w:val="0F4761" w:themeColor="accent1" w:themeShade="BF"/>
+          <w:sz w:val="32"/>
+          <w:szCs w:val="32"/>
+        </w:rPr>
+        <w:t>Multi-container Stack</w:t>
+      </w:r>
+      <w:r>
+        <w:rPr>
+          <w:rFonts w:asciiTheme="majorHAnsi" w:eastAsiaTheme="majorEastAsia" w:hAnsiTheme="majorHAnsi" w:cstheme="majorBidi"/>
+          <w:color w:val="0F4761" w:themeColor="accent1" w:themeShade="BF"/>
+          <w:sz w:val="32"/>
+          <w:szCs w:val="32"/>
+        </w:rPr>
+        <w:t xml:space="preserve"> </w:t>
+      </w:r>
+    </w:p>
+    <w:p>
+      <w:r>
+        <w:t xml:space="preserve">The deployment architecture partitions OWASP NodeGoat into two discrete containerized tiers </w:t>
       </w:r>
     </w:p>
     <w:p>
@@ -1974,15 +2545,7 @@
         </w:numPr>
       </w:pPr>
       <w:r>
-        <w:t>The application runtime tier(</w:t>
-      </w:r>
-      <w:proofErr w:type="spellStart"/>
-      <w:r>
-        <w:t>nodegoat</w:t>
-      </w:r>
-      <w:proofErr w:type="spellEnd"/>
-      <w:r>
-        <w:t>-web)</w:t>
+        <w:t>The application runtime tier(nodegoat-web)</w:t>
       </w:r>
     </w:p>
     <w:p>
@@ -1994,36 +2557,12 @@
         </w:numPr>
       </w:pPr>
       <w:r>
-        <w:t xml:space="preserve">Data storage </w:t>
-      </w:r>
-      <w:proofErr w:type="gramStart"/>
-      <w:r>
-        <w:t>tier</w:t>
-      </w:r>
-      <w:proofErr w:type="gramEnd"/>
-      <w:r>
-        <w:t>(</w:t>
-      </w:r>
-      <w:proofErr w:type="spellStart"/>
-      <w:r>
-        <w:t>nodegoat-db</w:t>
-      </w:r>
-      <w:proofErr w:type="spellEnd"/>
-      <w:r>
-        <w:t>)</w:t>
-      </w:r>
-    </w:p>
-    <w:p>
-      <w:r>
-        <w:t xml:space="preserve">Using docker compose the system build and start in fully </w:t>
-      </w:r>
-      <w:proofErr w:type="spellStart"/>
-      <w:r>
-        <w:t>self container</w:t>
-      </w:r>
-      <w:proofErr w:type="spellEnd"/>
-      <w:r>
-        <w:t xml:space="preserve"> offline status single command </w:t>
+        <w:t>Data storage tier(nodegoat-db)</w:t>
+      </w:r>
+    </w:p>
+    <w:p>
+      <w:r>
+        <w:t xml:space="preserve">Using docker compose the system build and start in fully self container offline status single command </w:t>
       </w:r>
       <w:r>
         <w:rPr>
@@ -2033,46 +2572,14 @@
         <w:t xml:space="preserve">docker compose up –build. </w:t>
       </w:r>
       <w:r>
-        <w:t xml:space="preserve">The web </w:t>
-      </w:r>
-      <w:proofErr w:type="gramStart"/>
-      <w:r>
-        <w:t>container  manage</w:t>
-      </w:r>
-      <w:proofErr w:type="gramEnd"/>
-      <w:r>
-        <w:t xml:space="preserve"> express application handling and isolated mongo-</w:t>
-      </w:r>
-      <w:proofErr w:type="spellStart"/>
-      <w:r>
-        <w:t>db</w:t>
-      </w:r>
-      <w:proofErr w:type="spellEnd"/>
-      <w:r>
-        <w:t xml:space="preserve"> database management manage in </w:t>
-      </w:r>
-      <w:proofErr w:type="spellStart"/>
-      <w:r>
-        <w:t>db</w:t>
-      </w:r>
-      <w:proofErr w:type="spellEnd"/>
-      <w:r>
-        <w:t xml:space="preserve"> docker using </w:t>
-      </w:r>
-      <w:proofErr w:type="spellStart"/>
-      <w:r>
-        <w:t>tcp</w:t>
-      </w:r>
-      <w:proofErr w:type="spellEnd"/>
-      <w:r>
-        <w:t xml:space="preserve"> port 27017 for monitoring scripts and logs</w:t>
+        <w:t>The web container  manage express application handling and isolated mongo-db database management manage in db docker using tcp port 27017 for monitoring scripts and logs</w:t>
       </w:r>
     </w:p>
     <w:p>
       <w:pPr>
         <w:pStyle w:val="Heading2"/>
       </w:pPr>
-      <w:bookmarkStart w:id="2" w:name="_Toc241098382"/>
+      <w:bookmarkStart w:id="2" w:name="_Toc241135806"/>
       <w:r>
         <w:t>Container hardening and principle of least privilege</w:t>
       </w:r>
@@ -2080,18 +2587,16 @@
     </w:p>
     <w:p>
       <w:r>
-        <w:t xml:space="preserve">To mitigate container </w:t>
-      </w:r>
-      <w:proofErr w:type="gramStart"/>
-      <w:r>
-        <w:t>brake</w:t>
-      </w:r>
-      <w:proofErr w:type="gramEnd"/>
-      <w:r>
-        <w:t xml:space="preserve"> down</w:t>
-      </w:r>
-      <w:r>
-        <w:t xml:space="preserve"> and privilege escalation risks the application container explicitly </w:t>
+        <w:t xml:space="preserve">To mitigate </w:t>
+      </w:r>
+      <w:r>
+        <w:t>container breakout</w:t>
+      </w:r>
+      <w:r>
+        <w:t xml:space="preserve"> </w:t>
+      </w:r>
+      <w:r>
+        <w:t xml:space="preserve">and privilege escalation risks the application container explicitly </w:t>
       </w:r>
       <w:r>
         <w:t>abandons</w:t>
@@ -2103,15 +2608,7 @@
         <w:t>Docker file</w:t>
       </w:r>
       <w:r>
-        <w:t xml:space="preserve"> </w:t>
-      </w:r>
-      <w:proofErr w:type="gramStart"/>
-      <w:r>
-        <w:t>apply</w:t>
-      </w:r>
-      <w:proofErr w:type="gramEnd"/>
-      <w:r>
-        <w:t xml:space="preserve"> </w:t>
+        <w:t xml:space="preserve"> apply </w:t>
       </w:r>
       <w:r>
         <w:t>user mode</w:t>
@@ -2127,7 +2624,7 @@
       <w:pPr>
         <w:pStyle w:val="Heading2"/>
       </w:pPr>
-      <w:bookmarkStart w:id="3" w:name="_Toc241098383"/>
+      <w:bookmarkStart w:id="3" w:name="_Toc241135807"/>
       <w:r>
         <w:t xml:space="preserve">Network segmentation and trust </w:t>
       </w:r>
@@ -2208,8 +2705,6 @@
       <w:r>
         <w:t xml:space="preserve">configure with </w:t>
       </w:r>
-      <w:proofErr w:type="spellStart"/>
-      <w:proofErr w:type="gramStart"/>
       <w:r>
         <w:rPr>
           <w:b/>
@@ -2217,8 +2712,6 @@
         </w:rPr>
         <w:t>internal:true</w:t>
       </w:r>
-      <w:proofErr w:type="spellEnd"/>
-      <w:proofErr w:type="gramEnd"/>
       <w:r>
         <w:t xml:space="preserve"> to </w:t>
       </w:r>
@@ -2435,14 +2928,28 @@
           <w:bCs/>
         </w:rPr>
       </w:pPr>
-      <w:bookmarkStart w:id="4" w:name="_Toc241098384"/>
+      <w:bookmarkStart w:id="4" w:name="_Toc241135808"/>
       <w:r>
         <w:rPr>
           <w:b/>
           <w:bCs/>
         </w:rPr>
         <w:lastRenderedPageBreak/>
-        <w:t>Thread modeling and risk assessment</w:t>
+        <w:t>Threa</w:t>
+      </w:r>
+      <w:r>
+        <w:rPr>
+          <w:b/>
+          <w:bCs/>
+        </w:rPr>
+        <w:t>t</w:t>
+      </w:r>
+      <w:r>
+        <w:rPr>
+          <w:b/>
+          <w:bCs/>
+        </w:rPr>
+        <w:t xml:space="preserve"> modeling and risk assessment</w:t>
       </w:r>
       <w:bookmarkEnd w:id="4"/>
     </w:p>
@@ -2450,7 +2957,7 @@
       <w:pPr>
         <w:pStyle w:val="Heading2"/>
       </w:pPr>
-      <w:bookmarkStart w:id="5" w:name="_Toc241098385"/>
+      <w:bookmarkStart w:id="5" w:name="_Toc241135809"/>
       <w:r>
         <w:t>S</w:t>
       </w:r>
@@ -2458,26 +2965,19 @@
         <w:t>t</w:t>
       </w:r>
       <w:r>
-        <w:t>ride thread model</w:t>
+        <w:t>ride threa</w:t>
+      </w:r>
+      <w:r>
+        <w:t>t</w:t>
+      </w:r>
+      <w:r>
+        <w:t xml:space="preserve"> model</w:t>
       </w:r>
       <w:bookmarkEnd w:id="5"/>
     </w:p>
     <w:p>
       <w:r>
-        <w:t xml:space="preserve">Below are four realistic, application-specific threats that might target </w:t>
-      </w:r>
-      <w:proofErr w:type="gramStart"/>
-      <w:r>
-        <w:t xml:space="preserve">the </w:t>
-      </w:r>
-      <w:proofErr w:type="spellStart"/>
-      <w:r>
-        <w:t>NodeGoat</w:t>
-      </w:r>
-      <w:proofErr w:type="spellEnd"/>
-      <w:proofErr w:type="gramEnd"/>
-      <w:r>
-        <w:t xml:space="preserve"> architecture. The threats were identified using the STRIDE methodology.</w:t>
+        <w:t>Below are four realistic, application-specific threats that might target the NodeGoat architecture. The threats were identified using the STRIDE methodology.</w:t>
       </w:r>
     </w:p>
     <w:p>
@@ -2501,39 +3001,7 @@
         <w:pStyle w:val="ListParagraph"/>
       </w:pPr>
       <w:r>
-        <w:t xml:space="preserve"> An attacker can launch a NoSQL injection attack by sending a malicious JSON object to the /login API. By replacing the password value with a MongoDB operator, such </w:t>
-      </w:r>
-      <w:proofErr w:type="gramStart"/>
-      <w:r>
-        <w:t>as {"</w:t>
-      </w:r>
-      <w:proofErr w:type="gramEnd"/>
-      <w:r>
-        <w:t>password</w:t>
-      </w:r>
-      <w:proofErr w:type="gramStart"/>
-      <w:r>
-        <w:t>": {</w:t>
-      </w:r>
-      <w:proofErr w:type="gramEnd"/>
-      <w:r>
-        <w:t>"$ne": null}</w:t>
-      </w:r>
-      <w:proofErr w:type="gramStart"/>
-      <w:r>
-        <w:t>}, and</w:t>
-      </w:r>
-      <w:proofErr w:type="gramEnd"/>
-      <w:r>
-        <w:t xml:space="preserve"> taking advantage of the fact that Express does not enforce </w:t>
-      </w:r>
-      <w:proofErr w:type="spellStart"/>
-      <w:r>
-        <w:t>typechecking</w:t>
-      </w:r>
-      <w:proofErr w:type="spellEnd"/>
-      <w:r>
-        <w:t xml:space="preserve"> on the input, the attacker can bypass authentication and hijack an administrator’s session. No credentials would be required to perform this attack, apart from basic knowledge of the MongoDB query language.</w:t>
+        <w:t xml:space="preserve"> An attacker can launch a NoSQL injection attack by sending a malicious JSON object to the /login API. By replacing the password value with a MongoDB operator, such as {"password": {"$ne": null}}, and taking advantage of the fact that Express does not enforce typechecking on the input, the attacker can bypass authentication and hijack an administrator’s session. No credentials would be required to perform this attack, apart from basic knowledge of the MongoDB query language.</w:t>
       </w:r>
     </w:p>
     <w:p>
@@ -2552,23 +3020,7 @@
         <w:t>Tampering (Insecure Direct Object Reference on Allocations):</w:t>
       </w:r>
       <w:r>
-        <w:t xml:space="preserve"> An authenticated attacker can tamper with allocation records by modifying the request sent to the server when the attacker attempts to update their asset allocation. By changing the </w:t>
-      </w:r>
-      <w:proofErr w:type="spellStart"/>
-      <w:r>
-        <w:t>userId</w:t>
-      </w:r>
-      <w:proofErr w:type="spellEnd"/>
-      <w:r>
-        <w:t xml:space="preserve"> value in the request to another value, the attacker can effectively change the allocation records of another user. The vulnerability stems from the fact that the server does not check whether the </w:t>
-      </w:r>
-      <w:proofErr w:type="spellStart"/>
-      <w:r>
-        <w:t>userId</w:t>
-      </w:r>
-      <w:proofErr w:type="spellEnd"/>
-      <w:r>
-        <w:t xml:space="preserve"> belongs to the authenticated attacker.</w:t>
+        <w:t xml:space="preserve"> An authenticated attacker can tamper with allocation records by modifying the request sent to the server when the attacker attempts to update their asset allocation. By changing the userId value in the request to another value, the attacker can effectively change the allocation records of another user. The vulnerability stems from the fact that the server does not check whether the userId belongs to the authenticated attacker.</w:t>
       </w:r>
     </w:p>
     <w:p>
@@ -2587,15 +3039,7 @@
         <w:t>Information Disclosure (Hardcoded Database Credentials):</w:t>
       </w:r>
       <w:r>
-        <w:t xml:space="preserve"> A developer could accidentally commit the database credentials required to connect to the MongoDB server and sign cookies for the Express framework in the config/env/development.js file or the docker-</w:t>
-      </w:r>
-      <w:proofErr w:type="spellStart"/>
-      <w:r>
-        <w:t>compose.yml</w:t>
-      </w:r>
-      <w:proofErr w:type="spellEnd"/>
-      <w:r>
-        <w:t xml:space="preserve"> file. If this information becomes available to an attacker, they can utilize it to connect to the database directly and forge valid session cookies to hijack the administrator’s session.</w:t>
+        <w:t xml:space="preserve"> A developer could accidentally commit the database credentials required to connect to the MongoDB server and sign cookies for the Express framework in the config/env/development.js file or the docker-compose.yml file. If this information becomes available to an attacker, they can utilize it to connect to the database directly and forge valid session cookies to hijack the administrator’s session.</w:t>
       </w:r>
     </w:p>
     <w:p>
@@ -2626,7 +3070,7 @@
       <w:pPr>
         <w:pStyle w:val="Heading2"/>
       </w:pPr>
-      <w:bookmarkStart w:id="6" w:name="_Toc241098386"/>
+      <w:bookmarkStart w:id="6" w:name="_Toc241135810"/>
       <w:r>
         <w:lastRenderedPageBreak/>
         <w:t>Risk evaluation matrix</w:t>
@@ -2637,7 +3081,6 @@
       <w:r>
         <w:t xml:space="preserve">Each thread is scored on a5x5 matrix evaluating </w:t>
       </w:r>
-      <w:proofErr w:type="gramStart"/>
       <w:r>
         <w:rPr>
           <w:b/>
@@ -2645,7 +3088,6 @@
         </w:rPr>
         <w:t>likelihood(</w:t>
       </w:r>
-      <w:proofErr w:type="gramEnd"/>
       <w:r>
         <w:t>how easy/often the attack can be executed</w:t>
       </w:r>
@@ -2667,7 +3109,10 @@
         <w:t xml:space="preserve">impact </w:t>
       </w:r>
       <w:r>
-        <w:t>resulting in an overkill risk rating.</w:t>
+        <w:t xml:space="preserve">resulting in an </w:t>
+      </w:r>
+      <w:r>
+        <w:t>overall risk rating</w:t>
       </w:r>
     </w:p>
     <w:tbl>
@@ -2677,10 +3122,10 @@
         <w:tblLook w:val="04A0" w:firstRow="1" w:lastRow="0" w:firstColumn="1" w:lastColumn="0" w:noHBand="0" w:noVBand="1"/>
       </w:tblPr>
       <w:tblGrid>
-        <w:gridCol w:w="2393"/>
-        <w:gridCol w:w="2321"/>
-        <w:gridCol w:w="2318"/>
-        <w:gridCol w:w="2318"/>
+        <w:gridCol w:w="2337"/>
+        <w:gridCol w:w="2337"/>
+        <w:gridCol w:w="2338"/>
+        <w:gridCol w:w="2338"/>
       </w:tblGrid>
       <w:tr>
         <w:tc>
@@ -2689,7 +3134,10 @@
           </w:tcPr>
           <w:p>
             <w:r>
-              <w:t>thread</w:t>
+              <w:t>threa</w:t>
+            </w:r>
+            <w:r>
+              <w:t>t</w:t>
             </w:r>
           </w:p>
         </w:tc>
@@ -2739,13 +3187,8 @@
             <w:tcW w:w="2337" w:type="dxa"/>
           </w:tcPr>
           <w:p>
-            <w:proofErr w:type="gramStart"/>
-            <w:r>
-              <w:t>Spoofing(</w:t>
-            </w:r>
-            <w:proofErr w:type="gramEnd"/>
-            <w:r>
-              <w:t>login no SQLi)</w:t>
+            <w:r>
+              <w:t>Spoofing(login no SQLi)</w:t>
             </w:r>
           </w:p>
         </w:tc>
@@ -2786,13 +3229,14 @@
             <w:tcW w:w="2337" w:type="dxa"/>
           </w:tcPr>
           <w:p>
-            <w:proofErr w:type="gramStart"/>
-            <w:r>
-              <w:t>Tempering(</w:t>
-            </w:r>
-            <w:proofErr w:type="gramEnd"/>
-            <w:r>
-              <w:t>allocation IDOR)</w:t>
+            <w:r>
+              <w:t>Tampering</w:t>
+            </w:r>
+            <w:r>
+              <w:t xml:space="preserve"> </w:t>
+            </w:r>
+            <w:r>
+              <w:t>(allocation IDOR)</w:t>
             </w:r>
           </w:p>
         </w:tc>
@@ -2834,15 +3278,7 @@
           </w:tcPr>
           <w:p>
             <w:r>
-              <w:t xml:space="preserve">Info </w:t>
-            </w:r>
-            <w:proofErr w:type="gramStart"/>
-            <w:r>
-              <w:t>disclosure(</w:t>
-            </w:r>
-            <w:proofErr w:type="gramEnd"/>
-            <w:r>
-              <w:t>secrets in G</w:t>
+              <w:t>Info disclosure(secrets in G</w:t>
             </w:r>
             <w:r>
               <w:t>i</w:t>
@@ -2889,11 +3325,9 @@
             <w:tcW w:w="2337" w:type="dxa"/>
           </w:tcPr>
           <w:p>
-            <w:proofErr w:type="gramStart"/>
             <w:r>
               <w:t>Dos(</w:t>
             </w:r>
-            <w:proofErr w:type="gramEnd"/>
             <w:r>
               <w:t>Payload</w:t>
             </w:r>
@@ -2939,23 +3373,21 @@
       <w:pPr>
         <w:pStyle w:val="Heading2"/>
       </w:pPr>
-      <w:bookmarkStart w:id="7" w:name="_Toc241098387"/>
-      <w:r>
-        <w:t>Thread to control mapping</w:t>
+      <w:bookmarkStart w:id="7" w:name="_Toc241135811"/>
+      <w:r>
+        <w:t>Threa</w:t>
+      </w:r>
+      <w:r>
+        <w:t>t</w:t>
+      </w:r>
+      <w:r>
+        <w:t xml:space="preserve"> to control mapping</w:t>
       </w:r>
       <w:bookmarkEnd w:id="7"/>
     </w:p>
     <w:p>
       <w:r>
-        <w:t xml:space="preserve">This table directly </w:t>
-      </w:r>
-      <w:proofErr w:type="gramStart"/>
-      <w:r>
-        <w:t>identified</w:t>
-      </w:r>
-      <w:proofErr w:type="gramEnd"/>
-      <w:r>
-        <w:t xml:space="preserve"> threats to the specific security controls implemented in pipeline and codebase</w:t>
+        <w:t>This table directly identified threats to the specific security controls implemented in pipeline and codebase</w:t>
       </w:r>
     </w:p>
     <w:tbl>
@@ -3069,23 +3501,12 @@
             <w:r>
               <w:t xml:space="preserve"> Implement strict allow-list type checking (</w:t>
             </w:r>
-            <w:proofErr w:type="spellStart"/>
-            <w:proofErr w:type="gramStart"/>
             <w:r>
               <w:rPr>
                 <w:b/>
                 <w:bCs/>
               </w:rPr>
-              <w:t>typeof</w:t>
-            </w:r>
-            <w:proofErr w:type="spellEnd"/>
-            <w:proofErr w:type="gramEnd"/>
-            <w:r>
-              <w:rPr>
-                <w:b/>
-                <w:bCs/>
-              </w:rPr>
-              <w:t xml:space="preserve"> password === 'string'</w:t>
+              <w:t>typeof password === 'string'</w:t>
             </w:r>
             <w:r>
               <w:t>) before querying the database.</w:t>
@@ -3130,7 +3551,7 @@
           </w:tcPr>
           <w:p>
             <w:r>
-              <w:t>tempering</w:t>
+              <w:t>Tampering</w:t>
             </w:r>
           </w:p>
         </w:tc>
@@ -3174,26 +3595,8 @@
                 <w:b/>
                 <w:bCs/>
               </w:rPr>
-              <w:t xml:space="preserve"> </w:t>
-            </w:r>
-            <w:proofErr w:type="spellStart"/>
-            <w:proofErr w:type="gramStart"/>
-            <w:r>
-              <w:rPr>
-                <w:b/>
-                <w:bCs/>
-              </w:rPr>
-              <w:t>req.session</w:t>
-            </w:r>
-            <w:proofErr w:type="gramEnd"/>
-            <w:r>
-              <w:rPr>
-                <w:b/>
-                <w:bCs/>
-              </w:rPr>
-              <w:t>.userId</w:t>
-            </w:r>
-            <w:proofErr w:type="spellEnd"/>
+              <w:t xml:space="preserve"> req.session.userId</w:t>
+            </w:r>
           </w:p>
         </w:tc>
         <w:tc>
@@ -3262,15 +3665,7 @@
               <w:t>Secret Scanning &amp; Environment Injection:</w:t>
             </w:r>
             <w:r>
-              <w:t xml:space="preserve"> Gitleaks prevents secret </w:t>
-            </w:r>
-            <w:proofErr w:type="gramStart"/>
-            <w:r>
-              <w:t>commits</w:t>
-            </w:r>
-            <w:proofErr w:type="gramEnd"/>
-            <w:r>
-              <w:t>, and GitHub Actions Encrypted Secrets inject credentials at runtime</w:t>
+              <w:t xml:space="preserve"> Gitleaks prevents secret commits, and GitHub Actions Encrypted Secrets inject credentials at runtime</w:t>
             </w:r>
           </w:p>
         </w:tc>
@@ -3290,33 +3685,8 @@
                 <w:b/>
                 <w:bCs/>
               </w:rPr>
-              <w:t>.</w:t>
-            </w:r>
-            <w:proofErr w:type="spellStart"/>
-            <w:r>
-              <w:rPr>
-                <w:b/>
-                <w:bCs/>
-              </w:rPr>
-              <w:t>github</w:t>
-            </w:r>
-            <w:proofErr w:type="spellEnd"/>
-            <w:r>
-              <w:rPr>
-                <w:b/>
-                <w:bCs/>
-              </w:rPr>
-              <w:t>/workflows/</w:t>
-            </w:r>
-            <w:proofErr w:type="spellStart"/>
-            <w:r>
-              <w:rPr>
-                <w:b/>
-                <w:bCs/>
-              </w:rPr>
-              <w:t>devsecops-pipeline.yml</w:t>
-            </w:r>
-            <w:proofErr w:type="spellEnd"/>
+              <w:t>.github/workflows/devsecops-pipeline.yml</w:t>
+            </w:r>
           </w:p>
         </w:tc>
       </w:tr>
@@ -3364,56 +3734,14 @@
               <w:t>SAST &amp; Infrastructure Hardening</w:t>
             </w:r>
             <w:r>
-              <w:t xml:space="preserve">: </w:t>
-            </w:r>
-            <w:proofErr w:type="spellStart"/>
-            <w:r>
-              <w:t>Semgrep</w:t>
-            </w:r>
-            <w:proofErr w:type="spellEnd"/>
-            <w:r>
-              <w:t xml:space="preserve"> flags missing limits; </w:t>
-            </w:r>
-            <w:proofErr w:type="spellStart"/>
-            <w:proofErr w:type="gramStart"/>
+              <w:t xml:space="preserve">: Semgrep flags missing limits; </w:t>
+            </w:r>
             <w:r>
               <w:rPr>
                 <w:b/>
                 <w:bCs/>
               </w:rPr>
-              <w:t>express.json</w:t>
-            </w:r>
-            <w:proofErr w:type="spellEnd"/>
-            <w:r>
-              <w:rPr>
-                <w:b/>
-                <w:bCs/>
-              </w:rPr>
-              <w:t>({ limit</w:t>
-            </w:r>
-            <w:proofErr w:type="gramEnd"/>
-            <w:r>
-              <w:rPr>
-                <w:b/>
-                <w:bCs/>
-              </w:rPr>
-              <w:t>: '10kb</w:t>
-            </w:r>
-            <w:proofErr w:type="gramStart"/>
-            <w:r>
-              <w:rPr>
-                <w:b/>
-                <w:bCs/>
-              </w:rPr>
-              <w:t>' }</w:t>
-            </w:r>
-            <w:proofErr w:type="gramEnd"/>
-            <w:r>
-              <w:rPr>
-                <w:b/>
-                <w:bCs/>
-              </w:rPr>
-              <w:t>)</w:t>
+              <w:t>express.json({ limit: '10kb' })</w:t>
             </w:r>
             <w:r>
               <w:t xml:space="preserve"> restricts body size.</w:t>
@@ -3436,33 +3764,8 @@
                 <w:b/>
                 <w:bCs/>
               </w:rPr>
-              <w:t>.</w:t>
-            </w:r>
-            <w:proofErr w:type="spellStart"/>
-            <w:r>
-              <w:rPr>
-                <w:b/>
-                <w:bCs/>
-              </w:rPr>
-              <w:t>github</w:t>
-            </w:r>
-            <w:proofErr w:type="spellEnd"/>
-            <w:r>
-              <w:rPr>
-                <w:b/>
-                <w:bCs/>
-              </w:rPr>
-              <w:t>/workflows/</w:t>
-            </w:r>
-            <w:proofErr w:type="spellStart"/>
-            <w:r>
-              <w:rPr>
-                <w:b/>
-                <w:bCs/>
-              </w:rPr>
-              <w:t>devsecops-pipeline.yml</w:t>
-            </w:r>
-            <w:proofErr w:type="spellEnd"/>
+              <w:t>.github/workflows/devsecops-pipeline.yml</w:t>
+            </w:r>
           </w:p>
         </w:tc>
       </w:tr>
@@ -3482,7 +3785,7 @@
           <w:bCs/>
         </w:rPr>
       </w:pPr>
-      <w:bookmarkStart w:id="8" w:name="_Toc241098388"/>
+      <w:bookmarkStart w:id="8" w:name="_Toc241135812"/>
       <w:r>
         <w:rPr>
           <w:b/>
@@ -3497,7 +3800,7 @@
       <w:pPr>
         <w:pStyle w:val="Heading2"/>
       </w:pPr>
-      <w:bookmarkStart w:id="9" w:name="_Toc241098389"/>
+      <w:bookmarkStart w:id="9" w:name="_Toc241135813"/>
       <w:r>
         <w:t>NoSQL Injection (Authentication Bypass)</w:t>
       </w:r>
@@ -3513,6 +3816,9 @@
     </w:p>
     <w:p>
       <w:r>
+        <w:rPr>
+          <w:noProof/>
+        </w:rPr>
         <w:drawing>
           <wp:anchor distT="0" distB="0" distL="114300" distR="114300" simplePos="0" relativeHeight="251658240" behindDoc="0" locked="0" layoutInCell="1" allowOverlap="1" wp14:anchorId="2A67AA5C" wp14:editId="2D9BBA14">
             <wp:simplePos x="0" y="0"/>
@@ -3628,6 +3934,7 @@
         <w:rPr>
           <w:b/>
           <w:bCs/>
+          <w:noProof/>
         </w:rPr>
         <w:drawing>
           <wp:inline distT="0" distB="0" distL="0" distR="0" wp14:anchorId="01400E80" wp14:editId="431B522A">
@@ -3723,6 +4030,9 @@
     </w:p>
     <w:p>
       <w:r>
+        <w:rPr>
+          <w:noProof/>
+        </w:rPr>
         <w:lastRenderedPageBreak/>
         <w:drawing>
           <wp:inline distT="0" distB="0" distL="0" distR="0" wp14:anchorId="31DE6460" wp14:editId="02B7625F">
@@ -3772,6 +4082,7 @@
         <w:rPr>
           <w:b/>
           <w:bCs/>
+          <w:noProof/>
         </w:rPr>
         <w:drawing>
           <wp:inline distT="0" distB="0" distL="0" distR="0" wp14:anchorId="67F8BF82" wp14:editId="1540756C">
@@ -3846,7 +4157,7 @@
       <w:pPr>
         <w:pStyle w:val="Heading2"/>
       </w:pPr>
-      <w:bookmarkStart w:id="10" w:name="_Toc241098390"/>
+      <w:bookmarkStart w:id="10" w:name="_Toc241135814"/>
       <w:r>
         <w:lastRenderedPageBreak/>
         <w:t>Stored Cross-Site Scripting (XSS)</w:t>
@@ -3863,6 +4174,9 @@
     </w:p>
     <w:p>
       <w:r>
+        <w:rPr>
+          <w:noProof/>
+        </w:rPr>
         <w:drawing>
           <wp:inline distT="0" distB="0" distL="0" distR="0" wp14:anchorId="1A7FDC4E" wp14:editId="669D4577">
             <wp:extent cx="5943600" cy="3181985"/>
@@ -3902,6 +4216,9 @@
     </w:p>
     <w:p>
       <w:r>
+        <w:rPr>
+          <w:noProof/>
+        </w:rPr>
         <w:drawing>
           <wp:inline distT="0" distB="0" distL="0" distR="0" wp14:anchorId="617CE3EB" wp14:editId="24FF7A1A">
             <wp:extent cx="5943600" cy="3195955"/>
@@ -4000,6 +4317,9 @@
     </w:p>
     <w:p>
       <w:r>
+        <w:rPr>
+          <w:noProof/>
+        </w:rPr>
         <w:drawing>
           <wp:inline distT="0" distB="0" distL="0" distR="0" wp14:anchorId="0603F6F0" wp14:editId="0D03E511">
             <wp:extent cx="4142630" cy="2135933"/>
@@ -4045,6 +4365,9 @@
     </w:p>
     <w:p>
       <w:r>
+        <w:rPr>
+          <w:noProof/>
+        </w:rPr>
         <w:drawing>
           <wp:anchor distT="0" distB="0" distL="114300" distR="114300" simplePos="0" relativeHeight="251659264" behindDoc="0" locked="0" layoutInCell="1" allowOverlap="1" wp14:anchorId="72EA151D" wp14:editId="63242FFC">
             <wp:simplePos x="914400" y="4110824"/>
@@ -4109,7 +4432,7 @@
       <w:pPr>
         <w:pStyle w:val="Heading2"/>
       </w:pPr>
-      <w:bookmarkStart w:id="11" w:name="_Toc241098391"/>
+      <w:bookmarkStart w:id="11" w:name="_Toc241135815"/>
       <w:r>
         <w:t>Insecure Direct Object Reference (IDOR)</w:t>
       </w:r>
@@ -4167,6 +4490,9 @@
     </w:p>
     <w:p>
       <w:r>
+        <w:rPr>
+          <w:noProof/>
+        </w:rPr>
         <w:lastRenderedPageBreak/>
         <w:drawing>
           <wp:inline distT="0" distB="0" distL="0" distR="0" wp14:anchorId="1DAE04AE" wp14:editId="0F3F266C">
@@ -4212,6 +4538,9 @@
     </w:p>
     <w:p>
       <w:r>
+        <w:rPr>
+          <w:noProof/>
+        </w:rPr>
         <w:drawing>
           <wp:inline distT="0" distB="0" distL="0" distR="0" wp14:anchorId="72AD8F4A" wp14:editId="5FE6ECB5">
             <wp:extent cx="5943600" cy="3677285"/>
@@ -4262,6 +4591,9 @@
     <w:p/>
     <w:p>
       <w:r>
+        <w:rPr>
+          <w:noProof/>
+        </w:rPr>
         <w:drawing>
           <wp:inline distT="0" distB="0" distL="0" distR="0" wp14:anchorId="1F4953C6" wp14:editId="77A6A450">
             <wp:extent cx="5943600" cy="737235"/>
@@ -4307,6 +4639,9 @@
     </w:p>
     <w:p>
       <w:r>
+        <w:rPr>
+          <w:noProof/>
+        </w:rPr>
         <w:drawing>
           <wp:inline distT="0" distB="0" distL="0" distR="0" wp14:anchorId="08BB9BB7" wp14:editId="591F3F9F">
             <wp:extent cx="5943600" cy="3065145"/>
@@ -4350,7 +4685,7 @@
       <w:pPr>
         <w:pStyle w:val="Heading2"/>
       </w:pPr>
-      <w:bookmarkStart w:id="12" w:name="_Toc241098392"/>
+      <w:bookmarkStart w:id="12" w:name="_Toc241135816"/>
       <w:r>
         <w:t>Insecure Cryptographic Storage (Plaintext Passwords)</w:t>
       </w:r>
@@ -4369,6 +4704,7 @@
         <w:rPr>
           <w:b/>
           <w:bCs/>
+          <w:noProof/>
         </w:rPr>
         <w:drawing>
           <wp:inline distT="0" distB="0" distL="0" distR="0" wp14:anchorId="14EB85FE" wp14:editId="759121A0">
@@ -4414,6 +4750,9 @@
     </w:p>
     <w:p>
       <w:r>
+        <w:rPr>
+          <w:noProof/>
+        </w:rPr>
         <w:lastRenderedPageBreak/>
         <w:drawing>
           <wp:inline distT="0" distB="0" distL="0" distR="0" wp14:anchorId="6F444330" wp14:editId="2209982B">
@@ -4454,6 +4793,9 @@
     </w:p>
     <w:p>
       <w:r>
+        <w:rPr>
+          <w:noProof/>
+        </w:rPr>
         <w:drawing>
           <wp:inline distT="0" distB="0" distL="0" distR="0" wp14:anchorId="028A4E49" wp14:editId="476E4A96">
             <wp:extent cx="5943600" cy="4603115"/>
@@ -4502,6 +4844,9 @@
     </w:p>
     <w:p>
       <w:r>
+        <w:rPr>
+          <w:noProof/>
+        </w:rPr>
         <w:drawing>
           <wp:inline distT="0" distB="0" distL="0" distR="0" wp14:anchorId="1F32CA28" wp14:editId="021A2E03">
             <wp:extent cx="5943600" cy="1546860"/>
@@ -4546,6 +4891,9 @@
     </w:p>
     <w:p>
       <w:r>
+        <w:rPr>
+          <w:noProof/>
+        </w:rPr>
         <w:drawing>
           <wp:inline distT="0" distB="0" distL="0" distR="0" wp14:anchorId="0C1C785A" wp14:editId="170E41C1">
             <wp:extent cx="5943600" cy="2470785"/>
@@ -4586,6 +4934,9 @@
     <w:p/>
     <w:p>
       <w:r>
+        <w:rPr>
+          <w:noProof/>
+        </w:rPr>
         <w:lastRenderedPageBreak/>
         <w:drawing>
           <wp:inline distT="0" distB="0" distL="0" distR="0" wp14:anchorId="527575F2" wp14:editId="5EC1E383">
@@ -4638,23 +4989,14 @@
           <w:bCs/>
         </w:rPr>
       </w:pPr>
-      <w:bookmarkStart w:id="13" w:name="_Toc241098393"/>
-      <w:proofErr w:type="spellStart"/>
+      <w:bookmarkStart w:id="13" w:name="_Toc241135817"/>
       <w:r>
         <w:rPr>
           <w:b/>
           <w:bCs/>
         </w:rPr>
         <w:lastRenderedPageBreak/>
-        <w:t>DevSecOps</w:t>
-      </w:r>
-      <w:proofErr w:type="spellEnd"/>
-      <w:r>
-        <w:rPr>
-          <w:b/>
-          <w:bCs/>
-        </w:rPr>
-        <w:t xml:space="preserve"> CI/CD Pipeline &amp; Security Automation</w:t>
+        <w:t>DevSecOps CI/CD Pipeline &amp; Security Automation</w:t>
       </w:r>
       <w:bookmarkEnd w:id="13"/>
     </w:p>
@@ -4662,7 +5004,7 @@
       <w:pPr>
         <w:pStyle w:val="Heading2"/>
       </w:pPr>
-      <w:bookmarkStart w:id="14" w:name="_Toc241098394"/>
+      <w:bookmarkStart w:id="14" w:name="_Toc241135818"/>
       <w:r>
         <w:t>GitHub Actions Workflow:</w:t>
       </w:r>
@@ -4719,6 +5061,45 @@
       </w:r>
     </w:p>
     <w:p>
+      <w:r>
+        <w:drawing>
+          <wp:inline distT="0" distB="0" distL="0" distR="0" wp14:anchorId="5BDD475C" wp14:editId="3BD6813B">
+            <wp:extent cx="5943600" cy="1566545"/>
+            <wp:effectExtent l="0" t="0" r="0" b="0"/>
+            <wp:docPr id="244393922" name="Picture 1"/>
+            <wp:cNvGraphicFramePr>
+              <a:graphicFrameLocks xmlns:a="http://schemas.openxmlformats.org/drawingml/2006/main" noChangeAspect="1"/>
+            </wp:cNvGraphicFramePr>
+            <a:graphic xmlns:a="http://schemas.openxmlformats.org/drawingml/2006/main">
+              <a:graphicData uri="http://schemas.openxmlformats.org/drawingml/2006/picture">
+                <pic:pic xmlns:pic="http://schemas.openxmlformats.org/drawingml/2006/picture">
+                  <pic:nvPicPr>
+                    <pic:cNvPr id="244393922" name=""/>
+                    <pic:cNvPicPr/>
+                  </pic:nvPicPr>
+                  <pic:blipFill>
+                    <a:blip r:embed="rId39"/>
+                    <a:stretch>
+                      <a:fillRect/>
+                    </a:stretch>
+                  </pic:blipFill>
+                  <pic:spPr>
+                    <a:xfrm>
+                      <a:off x="0" y="0"/>
+                      <a:ext cx="5943600" cy="1566545"/>
+                    </a:xfrm>
+                    <a:prstGeom prst="rect">
+                      <a:avLst/>
+                    </a:prstGeom>
+                  </pic:spPr>
+                </pic:pic>
+              </a:graphicData>
+            </a:graphic>
+          </wp:inline>
+        </w:drawing>
+      </w:r>
+    </w:p>
+    <w:p>
       <w:pPr>
         <w:pStyle w:val="Heading2"/>
       </w:pPr>
@@ -4733,6 +5114,9 @@
     </w:p>
     <w:p>
       <w:r>
+        <w:rPr>
+          <w:noProof/>
+        </w:rPr>
         <w:drawing>
           <wp:inline distT="0" distB="0" distL="0" distR="0" wp14:anchorId="7208DBA3" wp14:editId="6142DF67">
             <wp:extent cx="5943600" cy="2329815"/>
@@ -4749,7 +5133,7 @@
                     <pic:cNvPicPr/>
                   </pic:nvPicPr>
                   <pic:blipFill>
-                    <a:blip r:embed="rId39"/>
+                    <a:blip r:embed="rId40"/>
                     <a:stretch>
                       <a:fillRect/>
                     </a:stretch>
@@ -4786,7 +5170,7 @@
           <w:bCs/>
         </w:rPr>
       </w:pPr>
-      <w:bookmarkStart w:id="15" w:name="_Toc241098395"/>
+      <w:bookmarkStart w:id="15" w:name="_Toc241135819"/>
       <w:r>
         <w:rPr>
           <w:b/>
@@ -4798,11 +5182,34 @@
       <w:bookmarkEnd w:id="15"/>
     </w:p>
     <w:p>
-      <w:r>
+      <w:pPr>
+        <w:pStyle w:val="Heading2"/>
+      </w:pPr>
+      <w:r>
+        <w:t>Secret Provisioning and Image Layer Security</w:t>
+      </w:r>
+    </w:p>
+    <w:p>
+      <w:r>
+        <w:t>By removing all hardcoded credentials like ZAP API keys and MongoDB connection strings found in the source code (development.js and test.js) and replacing them with environment-variables-references, it becomes possible to ensure that the production code does not contain any secrets. To ensure that Docker image layers do not contain any hardcoded credentials as well (as those could be extracted via docker history command), such credentials are removed from the Dockerfile and only provided during the application’s runtime. In the case of the local development environment, the variables are defined in a .env file that is not tracked by Git. As for the CI/CD multibranch pipeline, the variables are set during the GitHub Actions execution via the GitHub Actions Encrypted Secrets feature.</w:t>
+      </w:r>
+    </w:p>
+    <w:p>
+      <w:pPr>
+        <w:rPr>
+          <w:noProof/>
+        </w:rPr>
+      </w:pPr>
+    </w:p>
+    <w:p>
+      <w:r>
+        <w:rPr>
+          <w:noProof/>
+        </w:rPr>
         <w:drawing>
-          <wp:inline distT="0" distB="0" distL="0" distR="0" wp14:anchorId="72062F6A" wp14:editId="77081465">
-            <wp:extent cx="5943600" cy="1570990"/>
-            <wp:effectExtent l="0" t="0" r="0" b="0"/>
+          <wp:inline distT="0" distB="0" distL="0" distR="0" wp14:anchorId="72062F6A" wp14:editId="1DD5F3B0">
+            <wp:extent cx="5847802" cy="477078"/>
+            <wp:effectExtent l="0" t="0" r="635" b="0"/>
             <wp:docPr id="971483162" name="Picture 1"/>
             <wp:cNvGraphicFramePr>
               <a:graphicFrameLocks xmlns:a="http://schemas.openxmlformats.org/drawingml/2006/main" noChangeAspect="1"/>
@@ -4814,20 +5221,29 @@
                     <pic:cNvPr id="971483162" name=""/>
                     <pic:cNvPicPr/>
                   </pic:nvPicPr>
-                  <pic:blipFill>
-                    <a:blip r:embed="rId40"/>
+                  <pic:blipFill rotWithShape="1">
+                    <a:blip r:embed="rId41"/>
+                    <a:srcRect b="65505"/>
                     <a:stretch>
                       <a:fillRect/>
                     </a:stretch>
                   </pic:blipFill>
-                  <pic:spPr>
+                  <pic:spPr bwMode="auto">
                     <a:xfrm>
                       <a:off x="0" y="0"/>
-                      <a:ext cx="5943600" cy="1570990"/>
+                      <a:ext cx="5896220" cy="481028"/>
                     </a:xfrm>
                     <a:prstGeom prst="rect">
                       <a:avLst/>
                     </a:prstGeom>
+                    <a:ln>
+                      <a:noFill/>
+                    </a:ln>
+                    <a:extLst>
+                      <a:ext uri="{53640926-AAD7-44D8-BBD7-CCE9431645EC}">
+                        <a14:shadowObscured xmlns:a14="http://schemas.microsoft.com/office/drawing/2010/main"/>
+                      </a:ext>
+                    </a:extLst>
                   </pic:spPr>
                 </pic:pic>
               </a:graphicData>
@@ -4838,6 +5254,9 @@
     </w:p>
     <w:p>
       <w:r>
+        <w:rPr>
+          <w:noProof/>
+        </w:rPr>
         <w:drawing>
           <wp:inline distT="0" distB="0" distL="0" distR="0" wp14:anchorId="0B4EB4F0" wp14:editId="26DB8BB1">
             <wp:extent cx="5943600" cy="1760855"/>
@@ -4854,7 +5273,7 @@
                     <pic:cNvPicPr/>
                   </pic:nvPicPr>
                   <pic:blipFill>
-                    <a:blip r:embed="rId41"/>
+                    <a:blip r:embed="rId42"/>
                     <a:stretch>
                       <a:fillRect/>
                     </a:stretch>
@@ -4877,6 +5296,9 @@
     </w:p>
     <w:p>
       <w:r>
+        <w:rPr>
+          <w:noProof/>
+        </w:rPr>
         <w:drawing>
           <wp:inline distT="0" distB="0" distL="0" distR="0" wp14:anchorId="50F8ADF7" wp14:editId="1C10B471">
             <wp:extent cx="5943600" cy="1661160"/>
@@ -4893,7 +5315,7 @@
                     <pic:cNvPicPr/>
                   </pic:nvPicPr>
                   <pic:blipFill>
-                    <a:blip r:embed="rId42"/>
+                    <a:blip r:embed="rId43"/>
                     <a:stretch>
                       <a:fillRect/>
                     </a:stretch>
@@ -4921,38 +5343,33 @@
     </w:p>
     <w:p>
       <w:pPr>
-        <w:pStyle w:val="Heading1"/>
+        <w:pStyle w:val="Heading2"/>
         <w:jc w:val="center"/>
         <w:rPr>
           <w:b/>
           <w:bCs/>
-        </w:rPr>
-      </w:pPr>
-      <w:bookmarkStart w:id="16" w:name="_Toc241098396"/>
+          <w:sz w:val="40"/>
+          <w:szCs w:val="40"/>
+        </w:rPr>
+      </w:pPr>
+      <w:bookmarkStart w:id="16" w:name="_Toc241135820"/>
       <w:r>
         <w:rPr>
           <w:b/>
           <w:bCs/>
+          <w:sz w:val="40"/>
+          <w:szCs w:val="40"/>
         </w:rPr>
         <w:lastRenderedPageBreak/>
-        <w:t xml:space="preserve">Industry trends and case study </w:t>
-      </w:r>
-      <w:proofErr w:type="spellStart"/>
-      <w:r>
-        <w:rPr>
-          <w:b/>
-          <w:bCs/>
-        </w:rPr>
-        <w:t>analize</w:t>
+        <w:t>Industry Trends and Case Study Analysis</w:t>
       </w:r>
       <w:bookmarkEnd w:id="16"/>
-      <w:proofErr w:type="spellEnd"/>
     </w:p>
     <w:p>
       <w:pPr>
         <w:pStyle w:val="Heading2"/>
       </w:pPr>
-      <w:bookmarkStart w:id="17" w:name="_Toc241098397"/>
+      <w:bookmarkStart w:id="17" w:name="_Toc241135821"/>
       <w:r>
         <w:t>The Hidden Risks of Open Source: Lessons from the event-stream Supply Chain Attack</w:t>
       </w:r>
@@ -4975,55 +5392,7 @@
     </w:p>
     <w:p>
       <w:r>
-        <w:t xml:space="preserve">This wasn't a smash-and-grab hack; it was a patient social engineering operation. Once in control, the attacker added a new, obscure sub-dependency called </w:t>
-      </w:r>
-      <w:proofErr w:type="spellStart"/>
-      <w:r>
-        <w:t>flatmap</w:t>
-      </w:r>
-      <w:proofErr w:type="spellEnd"/>
-      <w:r>
-        <w:t xml:space="preserve">-stream to the project. On GitHub, the code for </w:t>
-      </w:r>
-      <w:proofErr w:type="spellStart"/>
-      <w:r>
-        <w:t>flatmap</w:t>
-      </w:r>
-      <w:proofErr w:type="spellEnd"/>
-      <w:r>
-        <w:t xml:space="preserve">-stream looked perfectly harmless. But the version pushed to the </w:t>
-      </w:r>
-      <w:proofErr w:type="spellStart"/>
-      <w:r>
-        <w:t>npm</w:t>
-      </w:r>
-      <w:proofErr w:type="spellEnd"/>
-      <w:r>
-        <w:t xml:space="preserve"> </w:t>
-      </w:r>
-      <w:proofErr w:type="gramStart"/>
-      <w:r>
-        <w:t>registry—</w:t>
-      </w:r>
-      <w:proofErr w:type="gramEnd"/>
-      <w:r>
-        <w:t xml:space="preserve">the code that </w:t>
-      </w:r>
-      <w:proofErr w:type="gramStart"/>
-      <w:r>
-        <w:t>actually gets</w:t>
-      </w:r>
-      <w:proofErr w:type="gramEnd"/>
-      <w:r>
-        <w:t xml:space="preserve"> downloaded when developers run </w:t>
-      </w:r>
-      <w:proofErr w:type="spellStart"/>
-      <w:r>
-        <w:t>npm</w:t>
-      </w:r>
-      <w:proofErr w:type="spellEnd"/>
-      <w:r>
-        <w:t xml:space="preserve"> install—contained highly obfuscated, encrypted malware.</w:t>
+        <w:t>This wasn't a smash-and-grab hack; it was a patient social engineering operation. Once in control, the attacker added a new, obscure sub-dependency called flatmap-stream to the project. On GitHub, the code for flatmap-stream looked perfectly harmless. But the version pushed to the npm registry—the code that actually gets downloaded when developers run npm install—contained highly obfuscated, encrypted malware.</w:t>
       </w:r>
     </w:p>
     <w:p>
@@ -5035,7 +5404,7 @@
       <w:pPr>
         <w:pStyle w:val="Heading2"/>
       </w:pPr>
-      <w:bookmarkStart w:id="18" w:name="_Toc241098398"/>
+      <w:bookmarkStart w:id="18" w:name="_Toc241135822"/>
       <w:r>
         <w:lastRenderedPageBreak/>
         <w:t>Defending Our Project: How Our CI/CD Pipeline Stops Supply Chain Attacks</w:t>
@@ -5044,23 +5413,7 @@
     </w:p>
     <w:p>
       <w:r>
-        <w:t xml:space="preserve">The event-stream incident proves that simply writing secure code is no longer enough; we </w:t>
-      </w:r>
-      <w:proofErr w:type="gramStart"/>
-      <w:r>
-        <w:t>have to</w:t>
-      </w:r>
-      <w:proofErr w:type="gramEnd"/>
-      <w:r>
-        <w:t xml:space="preserve"> secure the tools and libraries we build our code with. You cannot just assume a package is safe because it is popular. The </w:t>
-      </w:r>
-      <w:proofErr w:type="spellStart"/>
-      <w:r>
-        <w:t>DevSecOps</w:t>
-      </w:r>
-      <w:proofErr w:type="spellEnd"/>
-      <w:r>
-        <w:t xml:space="preserve"> pipeline we built for this project is specifically designed to catch and neutralize exactly this type of threat using a defense-in-depth approach.</w:t>
+        <w:t>The event-stream incident proves that simply writing secure code is no longer enough; we have to secure the tools and libraries we build our code with. You cannot just assume a package is safe because it is popular. The DevSecOps pipeline we built for this project is specifically designed to catch and neutralize exactly this type of threat using a defense-in-depth approach.</w:t>
       </w:r>
     </w:p>
     <w:p>
@@ -5076,23 +5429,7 @@
           <w:b/>
           <w:bCs/>
         </w:rPr>
-        <w:t>Software Composition Analysis (</w:t>
-      </w:r>
-      <w:proofErr w:type="spellStart"/>
-      <w:r>
-        <w:rPr>
-          <w:b/>
-          <w:bCs/>
-        </w:rPr>
-        <w:t>npm</w:t>
-      </w:r>
-      <w:proofErr w:type="spellEnd"/>
-      <w:r>
-        <w:rPr>
-          <w:b/>
-          <w:bCs/>
-        </w:rPr>
-        <w:t xml:space="preserve"> audit)</w:t>
+        <w:t>Software Composition Analysis (npm audit)</w:t>
       </w:r>
       <w:r>
         <w:t xml:space="preserve"> </w:t>
@@ -5100,44 +5437,12 @@
     </w:p>
     <w:p>
       <w:r>
-        <w:t xml:space="preserve">The first line of defense in our GitHub Actions workflow is the Software Composition Analysis (SCA) gate, powered by </w:t>
-      </w:r>
-      <w:proofErr w:type="spellStart"/>
-      <w:r>
-        <w:t>npm</w:t>
-      </w:r>
-      <w:proofErr w:type="spellEnd"/>
-      <w:r>
-        <w:t xml:space="preserve"> audit. Supply chain attacks rely on the fact that package managers automatically pull down the newest versions of dependencies. When a malicious package is finally discovered by security researchers, it is flagged and added to global vulnerability databases.</w:t>
-      </w:r>
-    </w:p>
-    <w:p>
-      <w:r>
-        <w:t xml:space="preserve">By running </w:t>
-      </w:r>
-      <w:proofErr w:type="spellStart"/>
-      <w:r>
-        <w:t>npm</w:t>
-      </w:r>
-      <w:proofErr w:type="spellEnd"/>
-      <w:r>
-        <w:t xml:space="preserve"> audit --audit-level=high in our pipeline, we are essentially running an automated background check on every single piece of third-party code in our project. The tool cross-references our package-</w:t>
-      </w:r>
-      <w:proofErr w:type="spellStart"/>
-      <w:r>
-        <w:t>lock.json</w:t>
-      </w:r>
-      <w:proofErr w:type="spellEnd"/>
-      <w:r>
-        <w:t xml:space="preserve"> file against these global databases. If a developer accidentally pulls in a compromised library like </w:t>
-      </w:r>
-      <w:proofErr w:type="spellStart"/>
-      <w:r>
-        <w:t>flatmap</w:t>
-      </w:r>
-      <w:proofErr w:type="spellEnd"/>
-      <w:r>
-        <w:t>-stream, the SCA scan immediately detects the known CVE (Common Vulnerabilities and Exposures) signature. The pipeline exits with a failed status, turns red, and physically blocks the compromised code from moving forward in the build process. It acts as an automated guardrail against trusting poisoned open-source libraries.</w:t>
+        <w:t>The first line of defense in our GitHub Actions workflow is the Software Composition Analysis (SCA) gate, powered by npm audit. Supply chain attacks rely on the fact that package managers automatically pull down the newest versions of dependencies. When a malicious package is finally discovered by security researchers, it is flagged and added to global vulnerability databases.</w:t>
+      </w:r>
+    </w:p>
+    <w:p>
+      <w:r>
+        <w:t>By running npm audit --audit-level=high in our pipeline, we are essentially running an automated background check on every single piece of third-party code in our project. The tool cross-references our package-lock.json file against these global databases. If a developer accidentally pulls in a compromised library like flatmap-stream, the SCA scan immediately detects the known CVE (Common Vulnerabilities and Exposures) signature. The pipeline exits with a failed status, turns red, and physically blocks the compromised code from moving forward in the build process. It acts as an automated guardrail against trusting poisoned open-source libraries.</w:t>
       </w:r>
     </w:p>
     <w:p>
@@ -5153,23 +5458,7 @@
           <w:b/>
           <w:bCs/>
         </w:rPr>
-        <w:t>Container Image Scanning (</w:t>
-      </w:r>
-      <w:proofErr w:type="spellStart"/>
-      <w:r>
-        <w:rPr>
-          <w:b/>
-          <w:bCs/>
-        </w:rPr>
-        <w:t>Trivy</w:t>
-      </w:r>
-      <w:proofErr w:type="spellEnd"/>
-      <w:r>
-        <w:rPr>
-          <w:b/>
-          <w:bCs/>
-        </w:rPr>
-        <w:t>)</w:t>
+        <w:t>Container Image Scanning (Trivy)</w:t>
       </w:r>
       <w:r>
         <w:t xml:space="preserve"> </w:t>
@@ -5177,86 +5466,12 @@
     </w:p>
     <w:p>
       <w:r>
-        <w:t xml:space="preserve">While </w:t>
-      </w:r>
-      <w:proofErr w:type="spellStart"/>
-      <w:r>
-        <w:t>npm</w:t>
-      </w:r>
-      <w:proofErr w:type="spellEnd"/>
-      <w:r>
-        <w:t xml:space="preserve"> audit is great for checking Node.js libraries, it only looks at the application source code. It is entirely blind to the operating system it runs on. Attackers know this, which is why they frequently target OS-level packages (like the recent </w:t>
-      </w:r>
-      <w:proofErr w:type="spellStart"/>
-      <w:r>
-        <w:t>xz</w:t>
-      </w:r>
-      <w:proofErr w:type="spellEnd"/>
-      <w:r>
-        <w:t>-utils backdoor in Linux).</w:t>
-      </w:r>
-    </w:p>
-    <w:p>
-      <w:r>
-        <w:t xml:space="preserve">This is where </w:t>
-      </w:r>
-      <w:proofErr w:type="spellStart"/>
-      <w:r>
-        <w:t>Trivy</w:t>
-      </w:r>
-      <w:proofErr w:type="spellEnd"/>
-      <w:r>
-        <w:t xml:space="preserve"> comes in as our second security gate. </w:t>
-      </w:r>
-      <w:proofErr w:type="spellStart"/>
-      <w:r>
-        <w:t>Trivy</w:t>
-      </w:r>
-      <w:proofErr w:type="spellEnd"/>
-      <w:r>
-        <w:t xml:space="preserve"> doesn't just look at the code; it scans the final, compiled Docker image (pulina/</w:t>
-      </w:r>
-      <w:proofErr w:type="spellStart"/>
-      <w:proofErr w:type="gramStart"/>
-      <w:r>
-        <w:t>nodegoat:latest</w:t>
-      </w:r>
-      <w:proofErr w:type="spellEnd"/>
-      <w:proofErr w:type="gramEnd"/>
-      <w:r>
-        <w:t xml:space="preserve">). This is the exact artifact that will be deployed to a live server. </w:t>
-      </w:r>
-      <w:proofErr w:type="spellStart"/>
-      <w:r>
-        <w:t>Trivy</w:t>
-      </w:r>
-      <w:proofErr w:type="spellEnd"/>
-      <w:r>
-        <w:t xml:space="preserve"> inspects both our application dependencies and the base Debian OS packages we use in our </w:t>
-      </w:r>
-      <w:proofErr w:type="spellStart"/>
-      <w:r>
-        <w:t>Dockerfile</w:t>
-      </w:r>
-      <w:proofErr w:type="spellEnd"/>
-      <w:r>
-        <w:t xml:space="preserve">. By configuring our pipeline with --exit-code 1 and targeting HIGH and CRITICAL vulnerabilities, we enforce a strict rule: if the container is vulnerable, the build fails. Even if a malicious package somehow sneaks past the </w:t>
-      </w:r>
-      <w:proofErr w:type="spellStart"/>
-      <w:r>
-        <w:t>npm</w:t>
-      </w:r>
-      <w:proofErr w:type="spellEnd"/>
-      <w:r>
-        <w:t xml:space="preserve"> audit step, </w:t>
-      </w:r>
-      <w:proofErr w:type="spellStart"/>
-      <w:r>
-        <w:t>Trivy</w:t>
-      </w:r>
-      <w:proofErr w:type="spellEnd"/>
-      <w:r>
-        <w:t xml:space="preserve"> will catch it when analyzing the final image, ensuring a poisoned container is never deployed to our users.</w:t>
+        <w:t>While npm audit is great for checking Node.js libraries, it only looks at the application source code. It is entirely blind to the operating system it runs on. Attackers know this, which is why they frequently target OS-level packages (like the recent xz-utils backdoor in Linux).</w:t>
+      </w:r>
+    </w:p>
+    <w:p>
+      <w:r>
+        <w:t>This is where Trivy comes in as our second security gate. Trivy doesn't just look at the code; it scans the final, compiled Docker image (pulina/nodegoat:latest). This is the exact artifact that will be deployed to a live server. Trivy inspects both our application dependencies and the base Debian OS packages we use in our Dockerfile. By configuring our pipeline with --exit-code 1 and targeting HIGH and CRITICAL vulnerabilities, we enforce a strict rule: if the container is vulnerable, the build fails. Even if a malicious package somehow sneaks past the npm audit step, Trivy will catch it when analyzing the final image, ensuring a poisoned container is never deployed to our users.</w:t>
       </w:r>
     </w:p>
     <w:p>
@@ -5281,31 +5496,7 @@
     </w:p>
     <w:p>
       <w:r>
-        <w:t xml:space="preserve">The hardest part of defending against an attack like event-stream is the "zero-day" window. For several weeks, the </w:t>
-      </w:r>
-      <w:proofErr w:type="spellStart"/>
-      <w:r>
-        <w:t>flatmap</w:t>
-      </w:r>
-      <w:proofErr w:type="spellEnd"/>
-      <w:r>
-        <w:t xml:space="preserve">-stream malware was completely unknown to the public. During that time, tools like </w:t>
-      </w:r>
-      <w:proofErr w:type="spellStart"/>
-      <w:r>
-        <w:t>npm</w:t>
-      </w:r>
-      <w:proofErr w:type="spellEnd"/>
-      <w:r>
-        <w:t xml:space="preserve"> audit and </w:t>
-      </w:r>
-      <w:proofErr w:type="spellStart"/>
-      <w:r>
-        <w:t>Trivy</w:t>
-      </w:r>
-      <w:proofErr w:type="spellEnd"/>
-      <w:r>
-        <w:t xml:space="preserve"> would not have flagged it because no CVE existed yet. When a zero-day drops and the news breaks, automated scanners cannot save you retroactively.</w:t>
+        <w:t>The hardest part of defending against an attack like event-stream is the "zero-day" window. For several weeks, the flatmap-stream malware was completely unknown to the public. During that time, tools like npm audit and Trivy would not have flagged it because no CVE existed yet. When a zero-day drops and the news breaks, automated scanners cannot save you retroactively.</w:t>
       </w:r>
     </w:p>
     <w:p>
@@ -5320,28 +5511,700 @@
     </w:p>
     <w:p>
       <w:r>
-        <w:t xml:space="preserve">By layering these automated </w:t>
-      </w:r>
-      <w:proofErr w:type="gramStart"/>
-      <w:r>
-        <w:t>tools—</w:t>
-      </w:r>
-      <w:proofErr w:type="gramEnd"/>
-      <w:r>
-        <w:t xml:space="preserve">scanning the source dependencies, inspecting the compiled container, and maintaining total visibility into our software ingredients—our </w:t>
-      </w:r>
-      <w:proofErr w:type="spellStart"/>
-      <w:r>
-        <w:t>DevSecOps</w:t>
-      </w:r>
-      <w:proofErr w:type="spellEnd"/>
-      <w:r>
-        <w:t xml:space="preserve"> pipeline actively hardens the application against the realities of modern supply chain attacks.</w:t>
-      </w:r>
-    </w:p>
+        <w:t>By layering these automated tools—scanning the source dependencies, inspecting the compiled container, and maintaining total visibility into our software ingredients—our DevSecOps pipeline actively hardens the application against the realities of modern supply chain attacks.</w:t>
+      </w:r>
+    </w:p>
+    <w:p>
+      <w:r>
+        <w:br w:type="page"/>
+      </w:r>
+    </w:p>
+    <w:p>
+      <w:pPr>
+        <w:pStyle w:val="Heading1"/>
+        <w:jc w:val="center"/>
+        <w:rPr>
+          <w:b/>
+          <w:bCs/>
+        </w:rPr>
+      </w:pPr>
+      <w:bookmarkStart w:id="19" w:name="_Toc241135823"/>
+      <w:r>
+        <w:rPr>
+          <w:b/>
+          <w:bCs/>
+        </w:rPr>
+        <w:lastRenderedPageBreak/>
+        <w:t>Project reflection and future improvements</w:t>
+      </w:r>
+      <w:bookmarkEnd w:id="19"/>
+    </w:p>
+    <w:p>
+      <w:pPr>
+        <w:rPr>
+          <w:b/>
+          <w:bCs/>
+        </w:rPr>
+      </w:pPr>
+      <w:r>
+        <w:rPr>
+          <w:b/>
+          <w:bCs/>
+        </w:rPr>
+        <w:t>Project reflection :the value of “shifting left”</w:t>
+      </w:r>
+    </w:p>
+    <w:p>
+      <w:r>
+        <w:t xml:space="preserve">This project shows the critical value of "shifting. Automating security gates </w:t>
+      </w:r>
+      <w:r>
+        <w:t>directly</w:t>
+      </w:r>
+      <w:r>
+        <w:t xml:space="preserve"> into ci/cd pipeline </w:t>
+      </w:r>
+      <w:r>
+        <w:t>prove</w:t>
+      </w:r>
+      <w:r>
+        <w:t xml:space="preserve"> that security and development can be coexist. by automatically</w:t>
+      </w:r>
+      <w:r>
+        <w:t xml:space="preserve"> </w:t>
+      </w:r>
+      <w:r>
+        <w:t xml:space="preserve">Catching vulnerabilities like </w:t>
+      </w:r>
+      <w:r>
+        <w:t>NoSQL</w:t>
+      </w:r>
+      <w:r>
+        <w:t xml:space="preserve"> injection and hardcoded secrets at pull request stage </w:t>
+      </w:r>
+      <w:r>
+        <w:t>preventing them from reaching production</w:t>
+      </w:r>
+    </w:p>
+    <w:p>
+      <w:pPr>
+        <w:rPr>
+          <w:b/>
+          <w:bCs/>
+        </w:rPr>
+      </w:pPr>
+      <w:r>
+        <w:rPr>
+          <w:b/>
+          <w:bCs/>
+        </w:rPr>
+        <w:t>Strategic future improvements</w:t>
+      </w:r>
+    </w:p>
+    <w:p>
+      <w:pPr>
+        <w:pStyle w:val="ListParagraph"/>
+        <w:numPr>
+          <w:ilvl w:val="0"/>
+          <w:numId w:val="14"/>
+        </w:numPr>
+      </w:pPr>
+      <w:r>
+        <w:rPr>
+          <w:b/>
+          <w:bCs/>
+        </w:rPr>
+        <w:t>DAST Integration</w:t>
+      </w:r>
+      <w:r>
+        <w:rPr>
+          <w:b/>
+          <w:bCs/>
+        </w:rPr>
+        <w:t xml:space="preserve"> </w:t>
+      </w:r>
+    </w:p>
+    <w:p>
+      <w:pPr>
+        <w:pStyle w:val="ListParagraph"/>
+        <w:numPr>
+          <w:ilvl w:val="1"/>
+          <w:numId w:val="14"/>
+        </w:numPr>
+      </w:pPr>
+      <w:r>
+        <w:t>Integrate OWASP</w:t>
+      </w:r>
+      <w:r>
+        <w:t xml:space="preserve"> zap dynamically scan the running container for runtime misconfigurations and </w:t>
+      </w:r>
+      <w:r>
+        <w:t>business logic flaws</w:t>
+      </w:r>
+      <w:r>
+        <w:t xml:space="preserve"> </w:t>
+      </w:r>
+      <w:r>
+        <w:t>that SAST cannot detect</w:t>
+      </w:r>
+    </w:p>
+    <w:p>
+      <w:pPr>
+        <w:pStyle w:val="ListParagraph"/>
+        <w:numPr>
+          <w:ilvl w:val="0"/>
+          <w:numId w:val="14"/>
+        </w:numPr>
+      </w:pPr>
+      <w:r>
+        <w:rPr>
+          <w:b/>
+          <w:bCs/>
+        </w:rPr>
+        <w:t>Automated SBOMs and artifact signing</w:t>
+      </w:r>
+    </w:p>
+    <w:p>
+      <w:pPr>
+        <w:pStyle w:val="ListParagraph"/>
+        <w:numPr>
+          <w:ilvl w:val="1"/>
+          <w:numId w:val="14"/>
+        </w:numPr>
+      </w:pPr>
+      <w:r>
+        <w:t>Utilize Syft</w:t>
+      </w:r>
+      <w:r>
+        <w:t xml:space="preserve"> </w:t>
+      </w:r>
+      <w:r>
+        <w:t>to generated machine readable software bill during every build to cryptographically sign docker images</w:t>
+      </w:r>
+    </w:p>
+    <w:p>
+      <w:pPr>
+        <w:pStyle w:val="ListParagraph"/>
+        <w:numPr>
+          <w:ilvl w:val="0"/>
+          <w:numId w:val="14"/>
+        </w:numPr>
+      </w:pPr>
+      <w:r>
+        <w:rPr>
+          <w:b/>
+          <w:bCs/>
+        </w:rPr>
+        <w:t>Dynamic secret vault</w:t>
+      </w:r>
+    </w:p>
+    <w:p>
+      <w:pPr>
+        <w:pStyle w:val="ListParagraph"/>
+        <w:numPr>
+          <w:ilvl w:val="1"/>
+          <w:numId w:val="14"/>
+        </w:numPr>
+      </w:pPr>
+      <w:r>
+        <w:t>Inject short lived automatically rotating credentials into the container</w:t>
+      </w:r>
+    </w:p>
+    <w:p>
+      <w:pPr>
+        <w:pStyle w:val="ListParagraph"/>
+        <w:numPr>
+          <w:ilvl w:val="0"/>
+          <w:numId w:val="14"/>
+        </w:numPr>
+      </w:pPr>
+      <w:r>
+        <w:rPr>
+          <w:b/>
+          <w:bCs/>
+        </w:rPr>
+        <w:t>Policy as code</w:t>
+      </w:r>
+    </w:p>
+    <w:p>
+      <w:pPr>
+        <w:pStyle w:val="ListParagraph"/>
+        <w:numPr>
+          <w:ilvl w:val="1"/>
+          <w:numId w:val="14"/>
+        </w:numPr>
+      </w:pPr>
+      <w:r>
+        <w:t>To automatically scan IaC configures to ensure cloud deployments adhere to compliance rule before provisioning</w:t>
+      </w:r>
+    </w:p>
+    <w:p>
+      <w:r>
+        <w:br w:type="page"/>
+      </w:r>
+    </w:p>
+    <w:p>
+      <w:pPr>
+        <w:pStyle w:val="Heading1"/>
+        <w:jc w:val="center"/>
+        <w:rPr>
+          <w:b/>
+          <w:bCs/>
+        </w:rPr>
+      </w:pPr>
+      <w:bookmarkStart w:id="20" w:name="_Toc241135824"/>
+      <w:r>
+        <w:rPr>
+          <w:b/>
+          <w:bCs/>
+        </w:rPr>
+        <w:lastRenderedPageBreak/>
+        <w:t>Individual Contribution Statement</w:t>
+      </w:r>
+      <w:bookmarkEnd w:id="20"/>
+    </w:p>
+    <w:tbl>
+      <w:tblPr>
+        <w:tblStyle w:val="TableGrid"/>
+        <w:tblW w:w="0" w:type="auto"/>
+        <w:tblLook w:val="04A0" w:firstRow="1" w:lastRow="0" w:firstColumn="1" w:lastColumn="0" w:noHBand="0" w:noVBand="1"/>
+      </w:tblPr>
+      <w:tblGrid>
+        <w:gridCol w:w="1854"/>
+        <w:gridCol w:w="1439"/>
+        <w:gridCol w:w="4489"/>
+        <w:gridCol w:w="1568"/>
+      </w:tblGrid>
+      <w:tr>
+        <w:tc>
+          <w:tcPr>
+            <w:tcW w:w="1854" w:type="dxa"/>
+          </w:tcPr>
+          <w:p>
+            <w:pPr>
+              <w:rPr>
+                <w:b/>
+                <w:bCs/>
+              </w:rPr>
+            </w:pPr>
+            <w:r>
+              <w:rPr>
+                <w:b/>
+                <w:bCs/>
+              </w:rPr>
+              <w:t>Member name</w:t>
+            </w:r>
+          </w:p>
+        </w:tc>
+        <w:tc>
+          <w:tcPr>
+            <w:tcW w:w="1439" w:type="dxa"/>
+          </w:tcPr>
+          <w:p>
+            <w:pPr>
+              <w:rPr>
+                <w:b/>
+                <w:bCs/>
+              </w:rPr>
+            </w:pPr>
+            <w:r>
+              <w:rPr>
+                <w:b/>
+                <w:bCs/>
+              </w:rPr>
+              <w:t>Student id</w:t>
+            </w:r>
+          </w:p>
+        </w:tc>
+        <w:tc>
+          <w:tcPr>
+            <w:tcW w:w="4489" w:type="dxa"/>
+          </w:tcPr>
+          <w:p>
+            <w:pPr>
+              <w:rPr>
+                <w:b/>
+                <w:bCs/>
+              </w:rPr>
+            </w:pPr>
+            <w:r>
+              <w:rPr>
+                <w:b/>
+                <w:bCs/>
+              </w:rPr>
+              <w:t>responsibilities</w:t>
+            </w:r>
+          </w:p>
+        </w:tc>
+        <w:tc>
+          <w:tcPr>
+            <w:tcW w:w="1568" w:type="dxa"/>
+          </w:tcPr>
+          <w:p>
+            <w:pPr>
+              <w:rPr>
+                <w:b/>
+                <w:bCs/>
+              </w:rPr>
+            </w:pPr>
+            <w:r>
+              <w:rPr>
+                <w:b/>
+                <w:bCs/>
+              </w:rPr>
+              <w:t>contribution</w:t>
+            </w:r>
+          </w:p>
+        </w:tc>
+      </w:tr>
+      <w:tr>
+        <w:tc>
+          <w:tcPr>
+            <w:tcW w:w="1854" w:type="dxa"/>
+          </w:tcPr>
+          <w:p>
+            <w:r>
+              <w:t xml:space="preserve">Pethvan </w:t>
+            </w:r>
+            <w:r>
+              <w:t>P.P</w:t>
+            </w:r>
+          </w:p>
+        </w:tc>
+        <w:tc>
+          <w:tcPr>
+            <w:tcW w:w="1439" w:type="dxa"/>
+          </w:tcPr>
+          <w:p>
+            <w:r>
+              <w:t>IT24101491</w:t>
+            </w:r>
+          </w:p>
+        </w:tc>
+        <w:tc>
+          <w:tcPr>
+            <w:tcW w:w="4489" w:type="dxa"/>
+          </w:tcPr>
+          <w:p>
+            <w:pPr>
+              <w:ind w:firstLine="720"/>
+            </w:pPr>
+            <w:r>
+              <w:t>Engineered the CI/CD pipeline (GitHub Actions), implemented automated security gates (Trivy, Semgrep, Gitleaks), and authored Section 4 (Pipeline) and Section 5 (Secrets Management)</w:t>
+            </w:r>
+          </w:p>
+        </w:tc>
+        <w:tc>
+          <w:tcPr>
+            <w:tcW w:w="1568" w:type="dxa"/>
+          </w:tcPr>
+          <w:p>
+            <w:r>
+              <w:t>25%</w:t>
+            </w:r>
+          </w:p>
+        </w:tc>
+      </w:tr>
+      <w:tr>
+        <w:tc>
+          <w:tcPr>
+            <w:tcW w:w="1854" w:type="dxa"/>
+          </w:tcPr>
+          <w:p>
+            <w:r>
+              <w:t xml:space="preserve">Aluthge </w:t>
+            </w:r>
+            <w:r>
+              <w:t>M.N</w:t>
+            </w:r>
+            <w:r>
+              <w:t xml:space="preserve"> </w:t>
+            </w:r>
+          </w:p>
+        </w:tc>
+        <w:tc>
+          <w:tcPr>
+            <w:tcW w:w="1439" w:type="dxa"/>
+          </w:tcPr>
+          <w:p>
+            <w:r>
+              <w:t>IT24102268</w:t>
+            </w:r>
+          </w:p>
+        </w:tc>
+        <w:tc>
+          <w:tcPr>
+            <w:tcW w:w="4489" w:type="dxa"/>
+          </w:tcPr>
+          <w:p>
+            <w:r>
+              <w:t>Conducted the baseline threat modeling, performed manual vulnerability exploitation for NoSQL Injection and IDOR, and authored the corresponding exploit walkthroughs in Section 3.</w:t>
+            </w:r>
+          </w:p>
+        </w:tc>
+        <w:tc>
+          <w:tcPr>
+            <w:tcW w:w="1568" w:type="dxa"/>
+          </w:tcPr>
+          <w:p>
+            <w:r>
+              <w:t>25%</w:t>
+            </w:r>
+          </w:p>
+        </w:tc>
+      </w:tr>
+      <w:tr>
+        <w:tc>
+          <w:tcPr>
+            <w:tcW w:w="1854" w:type="dxa"/>
+          </w:tcPr>
+          <w:p>
+            <w:r>
+              <w:t>Shanthoshika S</w:t>
+            </w:r>
+          </w:p>
+        </w:tc>
+        <w:tc>
+          <w:tcPr>
+            <w:tcW w:w="1439" w:type="dxa"/>
+          </w:tcPr>
+          <w:p>
+            <w:r>
+              <w:t>IT24101727</w:t>
+            </w:r>
+          </w:p>
+        </w:tc>
+        <w:tc>
+          <w:tcPr>
+            <w:tcW w:w="4489" w:type="dxa"/>
+          </w:tcPr>
+          <w:p>
+            <w:r>
+              <w:t>Executed secure code remediation for Stored XSS and Insecure Cryptographic Storage (bcrypt), captured SAST comparison evidence, and authored the code patch walkthroughs in Section 3.</w:t>
+            </w:r>
+          </w:p>
+        </w:tc>
+        <w:tc>
+          <w:tcPr>
+            <w:tcW w:w="1568" w:type="dxa"/>
+          </w:tcPr>
+          <w:p>
+            <w:r>
+              <w:t>25%</w:t>
+            </w:r>
+          </w:p>
+        </w:tc>
+      </w:tr>
+      <w:tr>
+        <w:tc>
+          <w:tcPr>
+            <w:tcW w:w="1854" w:type="dxa"/>
+          </w:tcPr>
+          <w:p>
+            <w:r>
+              <w:t>Adithya E.A.D.D.D</w:t>
+            </w:r>
+          </w:p>
+        </w:tc>
+        <w:tc>
+          <w:tcPr>
+            <w:tcW w:w="1439" w:type="dxa"/>
+          </w:tcPr>
+          <w:p>
+            <w:r>
+              <w:t>IT24101916</w:t>
+            </w:r>
+          </w:p>
+        </w:tc>
+        <w:tc>
+          <w:tcPr>
+            <w:tcW w:w="4489" w:type="dxa"/>
+          </w:tcPr>
+          <w:p>
+            <w:r>
+              <w:t>Researched the event-stream supply chain attack, mapped project defenses (SCA/SBOMs) to industry trends, and authored Section 6 (Industry Case Study) and Section 7 (Reflection).</w:t>
+            </w:r>
+          </w:p>
+        </w:tc>
+        <w:tc>
+          <w:tcPr>
+            <w:tcW w:w="1568" w:type="dxa"/>
+          </w:tcPr>
+          <w:p>
+            <w:r>
+              <w:t>25%</w:t>
+            </w:r>
+          </w:p>
+        </w:tc>
+      </w:tr>
+    </w:tbl>
     <w:p/>
+    <w:p>
+      <w:r>
+        <w:br w:type="page"/>
+      </w:r>
+    </w:p>
+    <w:p>
+      <w:pPr>
+        <w:pStyle w:val="Heading1"/>
+        <w:jc w:val="center"/>
+        <w:rPr>
+          <w:b/>
+          <w:bCs/>
+        </w:rPr>
+      </w:pPr>
+      <w:bookmarkStart w:id="21" w:name="_Toc241135825"/>
+      <w:r>
+        <w:rPr>
+          <w:b/>
+          <w:bCs/>
+        </w:rPr>
+        <w:lastRenderedPageBreak/>
+        <w:t>AI usage disclosure</w:t>
+      </w:r>
+      <w:bookmarkEnd w:id="21"/>
+    </w:p>
+    <w:p>
+      <w:r>
+        <w:t xml:space="preserve">For this assignment </w:t>
+      </w:r>
+      <w:r>
+        <w:t>we</w:t>
+      </w:r>
+      <w:r>
+        <w:t xml:space="preserve"> used Artificial Intelligence resources (Google Gemini/ChatGPT) to troubleshoot the GitHub Actions Workflow syntax, to check the document structure, and to review industry case studies. The technical materials generated as part of this project have not been automatically produced by any AI tools. All of the members of the group carried out the exploitation of the vulnerabilities, corrected the source codes, configured the CI/CD pipeline and performed the analysis.</w:t>
+      </w:r>
+    </w:p>
+    <w:p>
+      <w:r>
+        <w:br w:type="page"/>
+      </w:r>
+    </w:p>
+    <w:p>
+      <w:pPr>
+        <w:pStyle w:val="Heading1"/>
+        <w:jc w:val="center"/>
+        <w:rPr>
+          <w:b/>
+          <w:bCs/>
+        </w:rPr>
+      </w:pPr>
+      <w:bookmarkStart w:id="22" w:name="_Toc241135826"/>
+      <w:r>
+        <w:rPr>
+          <w:b/>
+          <w:bCs/>
+        </w:rPr>
+        <w:lastRenderedPageBreak/>
+        <w:t>Reference</w:t>
+      </w:r>
+      <w:bookmarkEnd w:id="22"/>
+      <w:r>
+        <w:rPr>
+          <w:b/>
+          <w:bCs/>
+        </w:rPr>
+        <w:t xml:space="preserve"> </w:t>
+      </w:r>
+    </w:p>
+    <w:p>
+      <w:pPr>
+        <w:pStyle w:val="ListParagraph"/>
+        <w:numPr>
+          <w:ilvl w:val="0"/>
+          <w:numId w:val="15"/>
+        </w:numPr>
+      </w:pPr>
+      <w:r>
+        <w:t>OWASP Foundation, "OWASP NodeGoat Project," OWASP.org, 2026. [Online]. Available: https://owasp.org/www-project-nodegoat/.</w:t>
+      </w:r>
+    </w:p>
+    <w:p>
+      <w:pPr>
+        <w:pStyle w:val="ListParagraph"/>
+        <w:numPr>
+          <w:ilvl w:val="0"/>
+          <w:numId w:val="15"/>
+        </w:numPr>
+      </w:pPr>
+      <w:r>
+        <w:t>T. Hunter II, "Compromised npm Package: event-stream," Medium, Nov. 26, 2018. [Online]. Available: https://medium.com/intrinsic-blog/compromised-npm-package-event-stream-d47d08605502[cite: 3].</w:t>
+      </w:r>
+    </w:p>
+    <w:p>
+      <w:pPr>
+        <w:pStyle w:val="ListParagraph"/>
+        <w:numPr>
+          <w:ilvl w:val="0"/>
+          <w:numId w:val="15"/>
+        </w:numPr>
+      </w:pPr>
+      <w:r>
+        <w:t>CSIDE, "The Copay event-stream attack illustrates dependency risks," CSIDE Blog, Jul. 29, 2024. [Online]. Available: https://cside.com/blog/the-copay-event-stream-attack-illustrates-dependency-risks[cite: 2].</w:t>
+      </w:r>
+    </w:p>
+    <w:p>
+      <w:pPr>
+        <w:pStyle w:val="ListParagraph"/>
+        <w:numPr>
+          <w:ilvl w:val="0"/>
+          <w:numId w:val="15"/>
+        </w:numPr>
+      </w:pPr>
+      <w:r>
+        <w:t>Revenera, "Compromised npm Package: event-stream and flatmap-stream packages lead to supply chain attack," Revenera Blog, Nov. 27, 2018. [Online]. Available: https://www.revenera.com/blog/software-composition-analysis/compromised-npm-package-event-stream-and-flatmap-stream-packages-lead-to-supply-chain-attack/[cite: 5].</w:t>
+      </w:r>
+    </w:p>
+    <w:p>
+      <w:pPr>
+        <w:pStyle w:val="ListParagraph"/>
+        <w:numPr>
+          <w:ilvl w:val="0"/>
+          <w:numId w:val="15"/>
+        </w:numPr>
+      </w:pPr>
+      <w:r>
+        <w:t>National Institute of Standards and Technology (NIST), "Secure Software Development Framework (SSDF) Version 1.1: Recommendations for Mitigating the Risk of Software Vulnerabilities," NIST Special Publication 800-218, Feb. 2022. [Online]. Available: https://csrc.nist.gov/publications/detail/sp/800-218/final.</w:t>
+      </w:r>
+    </w:p>
+    <w:p>
+      <w:pPr>
+        <w:pStyle w:val="ListParagraph"/>
+        <w:numPr>
+          <w:ilvl w:val="0"/>
+          <w:numId w:val="15"/>
+        </w:numPr>
+      </w:pPr>
+      <w:r>
+        <w:t>Aqua Security, "Trivy: Comprehensive Security Scanner," GitHub, 2026. [Online]. Available: https://github.com/aquasecurity/trivy.</w:t>
+      </w:r>
+    </w:p>
+    <w:p>
+      <w:pPr>
+        <w:pStyle w:val="ListParagraph"/>
+        <w:numPr>
+          <w:ilvl w:val="0"/>
+          <w:numId w:val="15"/>
+        </w:numPr>
+      </w:pPr>
+      <w:r>
+        <w:t>Semgrep, "Semgrep: Lightweight static analysis for many languages," Semgrep.dev, 2026. [Online]. Available: https://semgrep.dev/.</w:t>
+      </w:r>
+    </w:p>
+    <w:p>
+      <w:pPr>
+        <w:pStyle w:val="ListParagraph"/>
+        <w:numPr>
+          <w:ilvl w:val="0"/>
+          <w:numId w:val="15"/>
+        </w:numPr>
+      </w:pPr>
+      <w:r>
+        <w:t>Z. Rice, "Gitleaks: Protect and discover secrets using Gitleaks," GitHub, 2026. [Online]. Available: https://github.com/gitleaks/gitleaks.</w:t>
+      </w:r>
+    </w:p>
     <w:sectPr>
-      <w:footerReference w:type="default" r:id="rId43"/>
+      <w:footerReference w:type="default" r:id="rId44"/>
       <w:pgSz w:w="12240" w:h="15840"/>
       <w:pgMar w:top="1440" w:right="1440" w:bottom="1440" w:left="1440" w:header="720" w:footer="720" w:gutter="0"/>
       <w:pgNumType w:fmt="numberInDash" w:start="1"/>
@@ -5486,6 +6349,119 @@
 <file path=word/numbering.xml><?xml version="1.0" encoding="utf-8"?>
 <w:numbering xmlns:wpc="http://schemas.microsoft.com/office/word/2010/wordprocessingCanvas" xmlns:cx="http://schemas.microsoft.com/office/drawing/2014/chartex" xmlns:cx1="http://schemas.microsoft.com/office/drawing/2015/9/8/chartex" xmlns:cx2="http://schemas.microsoft.com/office/drawing/2015/10/21/chartex" xmlns:cx3="http://schemas.microsoft.com/office/drawing/2016/5/9/chartex" xmlns:cx4="http://schemas.microsoft.com/office/drawing/2016/5/10/chartex" xmlns:cx5="http://schemas.microsoft.com/office/drawing/2016/5/11/chartex" xmlns:cx6="http://schemas.microsoft.com/office/drawing/2016/5/12/chartex" xmlns:cx7="http://schemas.microsoft.com/office/drawing/2016/5/13/chartex" xmlns:cx8="http://schemas.microsoft.com/office/drawing/2016/5/14/chartex" xmlns:mc="http://schemas.openxmlformats.org/markup-compatibility/2006" xmlns:aink="http://schemas.microsoft.com/office/drawing/2016/ink" xmlns:am3d="http://schemas.microsoft.com/office/drawing/2017/model3d" xmlns:o="urn:schemas-microsoft-com:office:office" xmlns:oel="http://schemas.microsoft.com/office/2019/extlst" xmlns:r="http://schemas.openxmlformats.org/officeDocument/2006/relationships" xmlns:m="http://schemas.openxmlformats.org/officeDocument/2006/math" xmlns:v="urn:schemas-microsoft-com:vml" xmlns:wp14="http://schemas.microsoft.com/office/word/2010/wordprocessingDrawing" xmlns:wp="http://schemas.openxmlformats.org/drawingml/2006/wordprocessingDrawing" xmlns:w10="urn:schemas-microsoft-com:office:word" xmlns:w="http://schemas.openxmlformats.org/wordprocessingml/2006/main" xmlns:w14="http://schemas.microsoft.com/office/word/2010/wordml" xmlns:w15="http://schemas.microsoft.com/office/word/2012/wordml" xmlns:w16cex="http://schemas.microsoft.com/office/word/2018/wordml/cex" xmlns:w16cid="http://schemas.microsoft.com/office/word/2016/wordml/cid" xmlns:w16="http://schemas.microsoft.com/office/word/2018/wordml" xmlns:w16du="http://schemas.microsoft.com/office/word/2023/wordml/word16du" xmlns:w16sdtdh="http://schemas.microsoft.com/office/word/2020/wordml/sdtdatahash" xmlns:w16sdtfl="http://schemas.microsoft.com/office/word/2024/wordml/sdtformatlock" xmlns:w16se="http://schemas.microsoft.com/office/word/2015/wordml/symex" xmlns:wpg="http://schemas.microsoft.com/office/word/2010/wordprocessingGroup" xmlns:wpi="http://schemas.microsoft.com/office/word/2010/wordprocessingInk" xmlns:wne="http://schemas.microsoft.com/office/word/2006/wordml" xmlns:wps="http://schemas.microsoft.com/office/word/2010/wordprocessingShape" mc:Ignorable="w14 w15 w16se w16cid w16 w16cex w16sdtdh w16sdtfl w16du wp14">
   <w:abstractNum w:abstractNumId="0" w15:restartNumberingAfterBreak="0">
+    <w:nsid w:val="02C90348"/>
+    <w:multiLevelType w:val="hybridMultilevel"/>
+    <w:tmpl w:val="103651A2"/>
+    <w:lvl w:ilvl="0" w:tplc="04090001">
+      <w:start w:val="1"/>
+      <w:numFmt w:val="bullet"/>
+      <w:lvlText w:val=""/>
+      <w:lvlJc w:val="left"/>
+      <w:pPr>
+        <w:ind w:left="720" w:hanging="360"/>
+      </w:pPr>
+      <w:rPr>
+        <w:rFonts w:ascii="Symbol" w:hAnsi="Symbol" w:hint="default"/>
+      </w:rPr>
+    </w:lvl>
+    <w:lvl w:ilvl="1" w:tplc="04090003">
+      <w:start w:val="1"/>
+      <w:numFmt w:val="bullet"/>
+      <w:lvlText w:val="o"/>
+      <w:lvlJc w:val="left"/>
+      <w:pPr>
+        <w:ind w:left="1440" w:hanging="360"/>
+      </w:pPr>
+      <w:rPr>
+        <w:rFonts w:ascii="Courier New" w:hAnsi="Courier New" w:cs="Courier New" w:hint="default"/>
+      </w:rPr>
+    </w:lvl>
+    <w:lvl w:ilvl="2" w:tplc="04090005" w:tentative="1">
+      <w:start w:val="1"/>
+      <w:numFmt w:val="bullet"/>
+      <w:lvlText w:val=""/>
+      <w:lvlJc w:val="left"/>
+      <w:pPr>
+        <w:ind w:left="2160" w:hanging="360"/>
+      </w:pPr>
+      <w:rPr>
+        <w:rFonts w:ascii="Wingdings" w:hAnsi="Wingdings" w:hint="default"/>
+      </w:rPr>
+    </w:lvl>
+    <w:lvl w:ilvl="3" w:tplc="04090001" w:tentative="1">
+      <w:start w:val="1"/>
+      <w:numFmt w:val="bullet"/>
+      <w:lvlText w:val=""/>
+      <w:lvlJc w:val="left"/>
+      <w:pPr>
+        <w:ind w:left="2880" w:hanging="360"/>
+      </w:pPr>
+      <w:rPr>
+        <w:rFonts w:ascii="Symbol" w:hAnsi="Symbol" w:hint="default"/>
+      </w:rPr>
+    </w:lvl>
+    <w:lvl w:ilvl="4" w:tplc="04090003" w:tentative="1">
+      <w:start w:val="1"/>
+      <w:numFmt w:val="bullet"/>
+      <w:lvlText w:val="o"/>
+      <w:lvlJc w:val="left"/>
+      <w:pPr>
+        <w:ind w:left="3600" w:hanging="360"/>
+      </w:pPr>
+      <w:rPr>
+        <w:rFonts w:ascii="Courier New" w:hAnsi="Courier New" w:cs="Courier New" w:hint="default"/>
+      </w:rPr>
+    </w:lvl>
+    <w:lvl w:ilvl="5" w:tplc="04090005" w:tentative="1">
+      <w:start w:val="1"/>
+      <w:numFmt w:val="bullet"/>
+      <w:lvlText w:val=""/>
+      <w:lvlJc w:val="left"/>
+      <w:pPr>
+        <w:ind w:left="4320" w:hanging="360"/>
+      </w:pPr>
+      <w:rPr>
+        <w:rFonts w:ascii="Wingdings" w:hAnsi="Wingdings" w:hint="default"/>
+      </w:rPr>
+    </w:lvl>
+    <w:lvl w:ilvl="6" w:tplc="04090001" w:tentative="1">
+      <w:start w:val="1"/>
+      <w:numFmt w:val="bullet"/>
+      <w:lvlText w:val=""/>
+      <w:lvlJc w:val="left"/>
+      <w:pPr>
+        <w:ind w:left="5040" w:hanging="360"/>
+      </w:pPr>
+      <w:rPr>
+        <w:rFonts w:ascii="Symbol" w:hAnsi="Symbol" w:hint="default"/>
+      </w:rPr>
+    </w:lvl>
+    <w:lvl w:ilvl="7" w:tplc="04090003" w:tentative="1">
+      <w:start w:val="1"/>
+      <w:numFmt w:val="bullet"/>
+      <w:lvlText w:val="o"/>
+      <w:lvlJc w:val="left"/>
+      <w:pPr>
+        <w:ind w:left="5760" w:hanging="360"/>
+      </w:pPr>
+      <w:rPr>
+        <w:rFonts w:ascii="Courier New" w:hAnsi="Courier New" w:cs="Courier New" w:hint="default"/>
+      </w:rPr>
+    </w:lvl>
+    <w:lvl w:ilvl="8" w:tplc="04090005" w:tentative="1">
+      <w:start w:val="1"/>
+      <w:numFmt w:val="bullet"/>
+      <w:lvlText w:val=""/>
+      <w:lvlJc w:val="left"/>
+      <w:pPr>
+        <w:ind w:left="6480" w:hanging="360"/>
+      </w:pPr>
+      <w:rPr>
+        <w:rFonts w:ascii="Wingdings" w:hAnsi="Wingdings" w:hint="default"/>
+      </w:rPr>
+    </w:lvl>
+  </w:abstractNum>
+  <w:abstractNum w:abstractNumId="1" w15:restartNumberingAfterBreak="0">
     <w:nsid w:val="155B0064"/>
     <w:multiLevelType w:val="hybridMultilevel"/>
     <w:tmpl w:val="FB7423F2"/>
@@ -5598,7 +6574,346 @@
       </w:rPr>
     </w:lvl>
   </w:abstractNum>
-  <w:abstractNum w:abstractNumId="1" w15:restartNumberingAfterBreak="0">
+  <w:abstractNum w:abstractNumId="2" w15:restartNumberingAfterBreak="0">
+    <w:nsid w:val="1776407F"/>
+    <w:multiLevelType w:val="hybridMultilevel"/>
+    <w:tmpl w:val="FD646FAE"/>
+    <w:lvl w:ilvl="0" w:tplc="0409000B">
+      <w:start w:val="1"/>
+      <w:numFmt w:val="bullet"/>
+      <w:lvlText w:val=""/>
+      <w:lvlJc w:val="left"/>
+      <w:pPr>
+        <w:ind w:left="720" w:hanging="360"/>
+      </w:pPr>
+      <w:rPr>
+        <w:rFonts w:ascii="Wingdings" w:hAnsi="Wingdings" w:hint="default"/>
+      </w:rPr>
+    </w:lvl>
+    <w:lvl w:ilvl="1" w:tplc="04090003">
+      <w:start w:val="1"/>
+      <w:numFmt w:val="bullet"/>
+      <w:lvlText w:val="o"/>
+      <w:lvlJc w:val="left"/>
+      <w:pPr>
+        <w:ind w:left="1440" w:hanging="360"/>
+      </w:pPr>
+      <w:rPr>
+        <w:rFonts w:ascii="Courier New" w:hAnsi="Courier New" w:cs="Courier New" w:hint="default"/>
+      </w:rPr>
+    </w:lvl>
+    <w:lvl w:ilvl="2" w:tplc="04090005" w:tentative="1">
+      <w:start w:val="1"/>
+      <w:numFmt w:val="bullet"/>
+      <w:lvlText w:val=""/>
+      <w:lvlJc w:val="left"/>
+      <w:pPr>
+        <w:ind w:left="2160" w:hanging="360"/>
+      </w:pPr>
+      <w:rPr>
+        <w:rFonts w:ascii="Wingdings" w:hAnsi="Wingdings" w:hint="default"/>
+      </w:rPr>
+    </w:lvl>
+    <w:lvl w:ilvl="3" w:tplc="04090001" w:tentative="1">
+      <w:start w:val="1"/>
+      <w:numFmt w:val="bullet"/>
+      <w:lvlText w:val=""/>
+      <w:lvlJc w:val="left"/>
+      <w:pPr>
+        <w:ind w:left="2880" w:hanging="360"/>
+      </w:pPr>
+      <w:rPr>
+        <w:rFonts w:ascii="Symbol" w:hAnsi="Symbol" w:hint="default"/>
+      </w:rPr>
+    </w:lvl>
+    <w:lvl w:ilvl="4" w:tplc="04090003" w:tentative="1">
+      <w:start w:val="1"/>
+      <w:numFmt w:val="bullet"/>
+      <w:lvlText w:val="o"/>
+      <w:lvlJc w:val="left"/>
+      <w:pPr>
+        <w:ind w:left="3600" w:hanging="360"/>
+      </w:pPr>
+      <w:rPr>
+        <w:rFonts w:ascii="Courier New" w:hAnsi="Courier New" w:cs="Courier New" w:hint="default"/>
+      </w:rPr>
+    </w:lvl>
+    <w:lvl w:ilvl="5" w:tplc="04090005" w:tentative="1">
+      <w:start w:val="1"/>
+      <w:numFmt w:val="bullet"/>
+      <w:lvlText w:val=""/>
+      <w:lvlJc w:val="left"/>
+      <w:pPr>
+        <w:ind w:left="4320" w:hanging="360"/>
+      </w:pPr>
+      <w:rPr>
+        <w:rFonts w:ascii="Wingdings" w:hAnsi="Wingdings" w:hint="default"/>
+      </w:rPr>
+    </w:lvl>
+    <w:lvl w:ilvl="6" w:tplc="04090001" w:tentative="1">
+      <w:start w:val="1"/>
+      <w:numFmt w:val="bullet"/>
+      <w:lvlText w:val=""/>
+      <w:lvlJc w:val="left"/>
+      <w:pPr>
+        <w:ind w:left="5040" w:hanging="360"/>
+      </w:pPr>
+      <w:rPr>
+        <w:rFonts w:ascii="Symbol" w:hAnsi="Symbol" w:hint="default"/>
+      </w:rPr>
+    </w:lvl>
+    <w:lvl w:ilvl="7" w:tplc="04090003" w:tentative="1">
+      <w:start w:val="1"/>
+      <w:numFmt w:val="bullet"/>
+      <w:lvlText w:val="o"/>
+      <w:lvlJc w:val="left"/>
+      <w:pPr>
+        <w:ind w:left="5760" w:hanging="360"/>
+      </w:pPr>
+      <w:rPr>
+        <w:rFonts w:ascii="Courier New" w:hAnsi="Courier New" w:cs="Courier New" w:hint="default"/>
+      </w:rPr>
+    </w:lvl>
+    <w:lvl w:ilvl="8" w:tplc="04090005" w:tentative="1">
+      <w:start w:val="1"/>
+      <w:numFmt w:val="bullet"/>
+      <w:lvlText w:val=""/>
+      <w:lvlJc w:val="left"/>
+      <w:pPr>
+        <w:ind w:left="6480" w:hanging="360"/>
+      </w:pPr>
+      <w:rPr>
+        <w:rFonts w:ascii="Wingdings" w:hAnsi="Wingdings" w:hint="default"/>
+      </w:rPr>
+    </w:lvl>
+  </w:abstractNum>
+  <w:abstractNum w:abstractNumId="3" w15:restartNumberingAfterBreak="0">
+    <w:nsid w:val="225727C3"/>
+    <w:multiLevelType w:val="hybridMultilevel"/>
+    <w:tmpl w:val="59F2F694"/>
+    <w:lvl w:ilvl="0" w:tplc="04090001">
+      <w:start w:val="1"/>
+      <w:numFmt w:val="bullet"/>
+      <w:lvlText w:val=""/>
+      <w:lvlJc w:val="left"/>
+      <w:pPr>
+        <w:ind w:left="720" w:hanging="360"/>
+      </w:pPr>
+      <w:rPr>
+        <w:rFonts w:ascii="Symbol" w:hAnsi="Symbol" w:hint="default"/>
+      </w:rPr>
+    </w:lvl>
+    <w:lvl w:ilvl="1" w:tplc="04090003" w:tentative="1">
+      <w:start w:val="1"/>
+      <w:numFmt w:val="bullet"/>
+      <w:lvlText w:val="o"/>
+      <w:lvlJc w:val="left"/>
+      <w:pPr>
+        <w:ind w:left="1440" w:hanging="360"/>
+      </w:pPr>
+      <w:rPr>
+        <w:rFonts w:ascii="Courier New" w:hAnsi="Courier New" w:cs="Courier New" w:hint="default"/>
+      </w:rPr>
+    </w:lvl>
+    <w:lvl w:ilvl="2" w:tplc="04090005" w:tentative="1">
+      <w:start w:val="1"/>
+      <w:numFmt w:val="bullet"/>
+      <w:lvlText w:val=""/>
+      <w:lvlJc w:val="left"/>
+      <w:pPr>
+        <w:ind w:left="2160" w:hanging="360"/>
+      </w:pPr>
+      <w:rPr>
+        <w:rFonts w:ascii="Wingdings" w:hAnsi="Wingdings" w:hint="default"/>
+      </w:rPr>
+    </w:lvl>
+    <w:lvl w:ilvl="3" w:tplc="04090001" w:tentative="1">
+      <w:start w:val="1"/>
+      <w:numFmt w:val="bullet"/>
+      <w:lvlText w:val=""/>
+      <w:lvlJc w:val="left"/>
+      <w:pPr>
+        <w:ind w:left="2880" w:hanging="360"/>
+      </w:pPr>
+      <w:rPr>
+        <w:rFonts w:ascii="Symbol" w:hAnsi="Symbol" w:hint="default"/>
+      </w:rPr>
+    </w:lvl>
+    <w:lvl w:ilvl="4" w:tplc="04090003" w:tentative="1">
+      <w:start w:val="1"/>
+      <w:numFmt w:val="bullet"/>
+      <w:lvlText w:val="o"/>
+      <w:lvlJc w:val="left"/>
+      <w:pPr>
+        <w:ind w:left="3600" w:hanging="360"/>
+      </w:pPr>
+      <w:rPr>
+        <w:rFonts w:ascii="Courier New" w:hAnsi="Courier New" w:cs="Courier New" w:hint="default"/>
+      </w:rPr>
+    </w:lvl>
+    <w:lvl w:ilvl="5" w:tplc="04090005" w:tentative="1">
+      <w:start w:val="1"/>
+      <w:numFmt w:val="bullet"/>
+      <w:lvlText w:val=""/>
+      <w:lvlJc w:val="left"/>
+      <w:pPr>
+        <w:ind w:left="4320" w:hanging="360"/>
+      </w:pPr>
+      <w:rPr>
+        <w:rFonts w:ascii="Wingdings" w:hAnsi="Wingdings" w:hint="default"/>
+      </w:rPr>
+    </w:lvl>
+    <w:lvl w:ilvl="6" w:tplc="04090001" w:tentative="1">
+      <w:start w:val="1"/>
+      <w:numFmt w:val="bullet"/>
+      <w:lvlText w:val=""/>
+      <w:lvlJc w:val="left"/>
+      <w:pPr>
+        <w:ind w:left="5040" w:hanging="360"/>
+      </w:pPr>
+      <w:rPr>
+        <w:rFonts w:ascii="Symbol" w:hAnsi="Symbol" w:hint="default"/>
+      </w:rPr>
+    </w:lvl>
+    <w:lvl w:ilvl="7" w:tplc="04090003" w:tentative="1">
+      <w:start w:val="1"/>
+      <w:numFmt w:val="bullet"/>
+      <w:lvlText w:val="o"/>
+      <w:lvlJc w:val="left"/>
+      <w:pPr>
+        <w:ind w:left="5760" w:hanging="360"/>
+      </w:pPr>
+      <w:rPr>
+        <w:rFonts w:ascii="Courier New" w:hAnsi="Courier New" w:cs="Courier New" w:hint="default"/>
+      </w:rPr>
+    </w:lvl>
+    <w:lvl w:ilvl="8" w:tplc="04090005" w:tentative="1">
+      <w:start w:val="1"/>
+      <w:numFmt w:val="bullet"/>
+      <w:lvlText w:val=""/>
+      <w:lvlJc w:val="left"/>
+      <w:pPr>
+        <w:ind w:left="6480" w:hanging="360"/>
+      </w:pPr>
+      <w:rPr>
+        <w:rFonts w:ascii="Wingdings" w:hAnsi="Wingdings" w:hint="default"/>
+      </w:rPr>
+    </w:lvl>
+  </w:abstractNum>
+  <w:abstractNum w:abstractNumId="4" w15:restartNumberingAfterBreak="0">
+    <w:nsid w:val="31432413"/>
+    <w:multiLevelType w:val="hybridMultilevel"/>
+    <w:tmpl w:val="3ED0044C"/>
+    <w:lvl w:ilvl="0" w:tplc="0409000B">
+      <w:start w:val="1"/>
+      <w:numFmt w:val="bullet"/>
+      <w:lvlText w:val=""/>
+      <w:lvlJc w:val="left"/>
+      <w:pPr>
+        <w:ind w:left="3600" w:hanging="360"/>
+      </w:pPr>
+      <w:rPr>
+        <w:rFonts w:ascii="Wingdings" w:hAnsi="Wingdings" w:hint="default"/>
+      </w:rPr>
+    </w:lvl>
+    <w:lvl w:ilvl="1" w:tplc="04090003" w:tentative="1">
+      <w:start w:val="1"/>
+      <w:numFmt w:val="bullet"/>
+      <w:lvlText w:val="o"/>
+      <w:lvlJc w:val="left"/>
+      <w:pPr>
+        <w:ind w:left="4320" w:hanging="360"/>
+      </w:pPr>
+      <w:rPr>
+        <w:rFonts w:ascii="Courier New" w:hAnsi="Courier New" w:cs="Courier New" w:hint="default"/>
+      </w:rPr>
+    </w:lvl>
+    <w:lvl w:ilvl="2" w:tplc="04090005" w:tentative="1">
+      <w:start w:val="1"/>
+      <w:numFmt w:val="bullet"/>
+      <w:lvlText w:val=""/>
+      <w:lvlJc w:val="left"/>
+      <w:pPr>
+        <w:ind w:left="5040" w:hanging="360"/>
+      </w:pPr>
+      <w:rPr>
+        <w:rFonts w:ascii="Wingdings" w:hAnsi="Wingdings" w:hint="default"/>
+      </w:rPr>
+    </w:lvl>
+    <w:lvl w:ilvl="3" w:tplc="04090001" w:tentative="1">
+      <w:start w:val="1"/>
+      <w:numFmt w:val="bullet"/>
+      <w:lvlText w:val=""/>
+      <w:lvlJc w:val="left"/>
+      <w:pPr>
+        <w:ind w:left="5760" w:hanging="360"/>
+      </w:pPr>
+      <w:rPr>
+        <w:rFonts w:ascii="Symbol" w:hAnsi="Symbol" w:hint="default"/>
+      </w:rPr>
+    </w:lvl>
+    <w:lvl w:ilvl="4" w:tplc="04090003" w:tentative="1">
+      <w:start w:val="1"/>
+      <w:numFmt w:val="bullet"/>
+      <w:lvlText w:val="o"/>
+      <w:lvlJc w:val="left"/>
+      <w:pPr>
+        <w:ind w:left="6480" w:hanging="360"/>
+      </w:pPr>
+      <w:rPr>
+        <w:rFonts w:ascii="Courier New" w:hAnsi="Courier New" w:cs="Courier New" w:hint="default"/>
+      </w:rPr>
+    </w:lvl>
+    <w:lvl w:ilvl="5" w:tplc="04090005" w:tentative="1">
+      <w:start w:val="1"/>
+      <w:numFmt w:val="bullet"/>
+      <w:lvlText w:val=""/>
+      <w:lvlJc w:val="left"/>
+      <w:pPr>
+        <w:ind w:left="7200" w:hanging="360"/>
+      </w:pPr>
+      <w:rPr>
+        <w:rFonts w:ascii="Wingdings" w:hAnsi="Wingdings" w:hint="default"/>
+      </w:rPr>
+    </w:lvl>
+    <w:lvl w:ilvl="6" w:tplc="04090001" w:tentative="1">
+      <w:start w:val="1"/>
+      <w:numFmt w:val="bullet"/>
+      <w:lvlText w:val=""/>
+      <w:lvlJc w:val="left"/>
+      <w:pPr>
+        <w:ind w:left="7920" w:hanging="360"/>
+      </w:pPr>
+      <w:rPr>
+        <w:rFonts w:ascii="Symbol" w:hAnsi="Symbol" w:hint="default"/>
+      </w:rPr>
+    </w:lvl>
+    <w:lvl w:ilvl="7" w:tplc="04090003" w:tentative="1">
+      <w:start w:val="1"/>
+      <w:numFmt w:val="bullet"/>
+      <w:lvlText w:val="o"/>
+      <w:lvlJc w:val="left"/>
+      <w:pPr>
+        <w:ind w:left="8640" w:hanging="360"/>
+      </w:pPr>
+      <w:rPr>
+        <w:rFonts w:ascii="Courier New" w:hAnsi="Courier New" w:cs="Courier New" w:hint="default"/>
+      </w:rPr>
+    </w:lvl>
+    <w:lvl w:ilvl="8" w:tplc="04090005" w:tentative="1">
+      <w:start w:val="1"/>
+      <w:numFmt w:val="bullet"/>
+      <w:lvlText w:val=""/>
+      <w:lvlJc w:val="left"/>
+      <w:pPr>
+        <w:ind w:left="9360" w:hanging="360"/>
+      </w:pPr>
+      <w:rPr>
+        <w:rFonts w:ascii="Wingdings" w:hAnsi="Wingdings" w:hint="default"/>
+      </w:rPr>
+    </w:lvl>
+  </w:abstractNum>
+  <w:abstractNum w:abstractNumId="5" w15:restartNumberingAfterBreak="0">
     <w:nsid w:val="39361D6A"/>
     <w:multiLevelType w:val="multilevel"/>
     <w:tmpl w:val="4E22F570"/>
@@ -5747,7 +7062,233 @@
       </w:rPr>
     </w:lvl>
   </w:abstractNum>
-  <w:abstractNum w:abstractNumId="2" w15:restartNumberingAfterBreak="0">
+  <w:abstractNum w:abstractNumId="6" w15:restartNumberingAfterBreak="0">
+    <w:nsid w:val="3CEE3541"/>
+    <w:multiLevelType w:val="hybridMultilevel"/>
+    <w:tmpl w:val="2C984B46"/>
+    <w:lvl w:ilvl="0" w:tplc="0409000B">
+      <w:start w:val="1"/>
+      <w:numFmt w:val="bullet"/>
+      <w:lvlText w:val=""/>
+      <w:lvlJc w:val="left"/>
+      <w:pPr>
+        <w:ind w:left="720" w:hanging="360"/>
+      </w:pPr>
+      <w:rPr>
+        <w:rFonts w:ascii="Wingdings" w:hAnsi="Wingdings" w:hint="default"/>
+      </w:rPr>
+    </w:lvl>
+    <w:lvl w:ilvl="1" w:tplc="04090003">
+      <w:start w:val="1"/>
+      <w:numFmt w:val="bullet"/>
+      <w:lvlText w:val="o"/>
+      <w:lvlJc w:val="left"/>
+      <w:pPr>
+        <w:ind w:left="1440" w:hanging="360"/>
+      </w:pPr>
+      <w:rPr>
+        <w:rFonts w:ascii="Courier New" w:hAnsi="Courier New" w:cs="Courier New" w:hint="default"/>
+      </w:rPr>
+    </w:lvl>
+    <w:lvl w:ilvl="2" w:tplc="04090005" w:tentative="1">
+      <w:start w:val="1"/>
+      <w:numFmt w:val="bullet"/>
+      <w:lvlText w:val=""/>
+      <w:lvlJc w:val="left"/>
+      <w:pPr>
+        <w:ind w:left="2160" w:hanging="360"/>
+      </w:pPr>
+      <w:rPr>
+        <w:rFonts w:ascii="Wingdings" w:hAnsi="Wingdings" w:hint="default"/>
+      </w:rPr>
+    </w:lvl>
+    <w:lvl w:ilvl="3" w:tplc="04090001" w:tentative="1">
+      <w:start w:val="1"/>
+      <w:numFmt w:val="bullet"/>
+      <w:lvlText w:val=""/>
+      <w:lvlJc w:val="left"/>
+      <w:pPr>
+        <w:ind w:left="2880" w:hanging="360"/>
+      </w:pPr>
+      <w:rPr>
+        <w:rFonts w:ascii="Symbol" w:hAnsi="Symbol" w:hint="default"/>
+      </w:rPr>
+    </w:lvl>
+    <w:lvl w:ilvl="4" w:tplc="04090003" w:tentative="1">
+      <w:start w:val="1"/>
+      <w:numFmt w:val="bullet"/>
+      <w:lvlText w:val="o"/>
+      <w:lvlJc w:val="left"/>
+      <w:pPr>
+        <w:ind w:left="3600" w:hanging="360"/>
+      </w:pPr>
+      <w:rPr>
+        <w:rFonts w:ascii="Courier New" w:hAnsi="Courier New" w:cs="Courier New" w:hint="default"/>
+      </w:rPr>
+    </w:lvl>
+    <w:lvl w:ilvl="5" w:tplc="04090005" w:tentative="1">
+      <w:start w:val="1"/>
+      <w:numFmt w:val="bullet"/>
+      <w:lvlText w:val=""/>
+      <w:lvlJc w:val="left"/>
+      <w:pPr>
+        <w:ind w:left="4320" w:hanging="360"/>
+      </w:pPr>
+      <w:rPr>
+        <w:rFonts w:ascii="Wingdings" w:hAnsi="Wingdings" w:hint="default"/>
+      </w:rPr>
+    </w:lvl>
+    <w:lvl w:ilvl="6" w:tplc="04090001" w:tentative="1">
+      <w:start w:val="1"/>
+      <w:numFmt w:val="bullet"/>
+      <w:lvlText w:val=""/>
+      <w:lvlJc w:val="left"/>
+      <w:pPr>
+        <w:ind w:left="5040" w:hanging="360"/>
+      </w:pPr>
+      <w:rPr>
+        <w:rFonts w:ascii="Symbol" w:hAnsi="Symbol" w:hint="default"/>
+      </w:rPr>
+    </w:lvl>
+    <w:lvl w:ilvl="7" w:tplc="04090003" w:tentative="1">
+      <w:start w:val="1"/>
+      <w:numFmt w:val="bullet"/>
+      <w:lvlText w:val="o"/>
+      <w:lvlJc w:val="left"/>
+      <w:pPr>
+        <w:ind w:left="5760" w:hanging="360"/>
+      </w:pPr>
+      <w:rPr>
+        <w:rFonts w:ascii="Courier New" w:hAnsi="Courier New" w:cs="Courier New" w:hint="default"/>
+      </w:rPr>
+    </w:lvl>
+    <w:lvl w:ilvl="8" w:tplc="04090005" w:tentative="1">
+      <w:start w:val="1"/>
+      <w:numFmt w:val="bullet"/>
+      <w:lvlText w:val=""/>
+      <w:lvlJc w:val="left"/>
+      <w:pPr>
+        <w:ind w:left="6480" w:hanging="360"/>
+      </w:pPr>
+      <w:rPr>
+        <w:rFonts w:ascii="Wingdings" w:hAnsi="Wingdings" w:hint="default"/>
+      </w:rPr>
+    </w:lvl>
+  </w:abstractNum>
+  <w:abstractNum w:abstractNumId="7" w15:restartNumberingAfterBreak="0">
+    <w:nsid w:val="444C4F16"/>
+    <w:multiLevelType w:val="hybridMultilevel"/>
+    <w:tmpl w:val="7B9A4A72"/>
+    <w:lvl w:ilvl="0" w:tplc="04090001">
+      <w:start w:val="1"/>
+      <w:numFmt w:val="bullet"/>
+      <w:lvlText w:val=""/>
+      <w:lvlJc w:val="left"/>
+      <w:pPr>
+        <w:ind w:left="720" w:hanging="360"/>
+      </w:pPr>
+      <w:rPr>
+        <w:rFonts w:ascii="Symbol" w:hAnsi="Symbol" w:hint="default"/>
+      </w:rPr>
+    </w:lvl>
+    <w:lvl w:ilvl="1" w:tplc="04090003">
+      <w:start w:val="1"/>
+      <w:numFmt w:val="bullet"/>
+      <w:lvlText w:val="o"/>
+      <w:lvlJc w:val="left"/>
+      <w:pPr>
+        <w:ind w:left="1440" w:hanging="360"/>
+      </w:pPr>
+      <w:rPr>
+        <w:rFonts w:ascii="Courier New" w:hAnsi="Courier New" w:cs="Courier New" w:hint="default"/>
+      </w:rPr>
+    </w:lvl>
+    <w:lvl w:ilvl="2" w:tplc="04090005" w:tentative="1">
+      <w:start w:val="1"/>
+      <w:numFmt w:val="bullet"/>
+      <w:lvlText w:val=""/>
+      <w:lvlJc w:val="left"/>
+      <w:pPr>
+        <w:ind w:left="2160" w:hanging="360"/>
+      </w:pPr>
+      <w:rPr>
+        <w:rFonts w:ascii="Wingdings" w:hAnsi="Wingdings" w:hint="default"/>
+      </w:rPr>
+    </w:lvl>
+    <w:lvl w:ilvl="3" w:tplc="04090001" w:tentative="1">
+      <w:start w:val="1"/>
+      <w:numFmt w:val="bullet"/>
+      <w:lvlText w:val=""/>
+      <w:lvlJc w:val="left"/>
+      <w:pPr>
+        <w:ind w:left="2880" w:hanging="360"/>
+      </w:pPr>
+      <w:rPr>
+        <w:rFonts w:ascii="Symbol" w:hAnsi="Symbol" w:hint="default"/>
+      </w:rPr>
+    </w:lvl>
+    <w:lvl w:ilvl="4" w:tplc="04090003" w:tentative="1">
+      <w:start w:val="1"/>
+      <w:numFmt w:val="bullet"/>
+      <w:lvlText w:val="o"/>
+      <w:lvlJc w:val="left"/>
+      <w:pPr>
+        <w:ind w:left="3600" w:hanging="360"/>
+      </w:pPr>
+      <w:rPr>
+        <w:rFonts w:ascii="Courier New" w:hAnsi="Courier New" w:cs="Courier New" w:hint="default"/>
+      </w:rPr>
+    </w:lvl>
+    <w:lvl w:ilvl="5" w:tplc="04090005" w:tentative="1">
+      <w:start w:val="1"/>
+      <w:numFmt w:val="bullet"/>
+      <w:lvlText w:val=""/>
+      <w:lvlJc w:val="left"/>
+      <w:pPr>
+        <w:ind w:left="4320" w:hanging="360"/>
+      </w:pPr>
+      <w:rPr>
+        <w:rFonts w:ascii="Wingdings" w:hAnsi="Wingdings" w:hint="default"/>
+      </w:rPr>
+    </w:lvl>
+    <w:lvl w:ilvl="6" w:tplc="04090001" w:tentative="1">
+      <w:start w:val="1"/>
+      <w:numFmt w:val="bullet"/>
+      <w:lvlText w:val=""/>
+      <w:lvlJc w:val="left"/>
+      <w:pPr>
+        <w:ind w:left="5040" w:hanging="360"/>
+      </w:pPr>
+      <w:rPr>
+        <w:rFonts w:ascii="Symbol" w:hAnsi="Symbol" w:hint="default"/>
+      </w:rPr>
+    </w:lvl>
+    <w:lvl w:ilvl="7" w:tplc="04090003" w:tentative="1">
+      <w:start w:val="1"/>
+      <w:numFmt w:val="bullet"/>
+      <w:lvlText w:val="o"/>
+      <w:lvlJc w:val="left"/>
+      <w:pPr>
+        <w:ind w:left="5760" w:hanging="360"/>
+      </w:pPr>
+      <w:rPr>
+        <w:rFonts w:ascii="Courier New" w:hAnsi="Courier New" w:cs="Courier New" w:hint="default"/>
+      </w:rPr>
+    </w:lvl>
+    <w:lvl w:ilvl="8" w:tplc="04090005" w:tentative="1">
+      <w:start w:val="1"/>
+      <w:numFmt w:val="bullet"/>
+      <w:lvlText w:val=""/>
+      <w:lvlJc w:val="left"/>
+      <w:pPr>
+        <w:ind w:left="6480" w:hanging="360"/>
+      </w:pPr>
+      <w:rPr>
+        <w:rFonts w:ascii="Wingdings" w:hAnsi="Wingdings" w:hint="default"/>
+      </w:rPr>
+    </w:lvl>
+  </w:abstractNum>
+  <w:abstractNum w:abstractNumId="8" w15:restartNumberingAfterBreak="0">
     <w:nsid w:val="4A7D5804"/>
     <w:multiLevelType w:val="hybridMultilevel"/>
     <w:tmpl w:val="BA6C48A6"/>
@@ -5837,7 +7378,120 @@
       </w:pPr>
     </w:lvl>
   </w:abstractNum>
-  <w:abstractNum w:abstractNumId="3" w15:restartNumberingAfterBreak="0">
+  <w:abstractNum w:abstractNumId="9" w15:restartNumberingAfterBreak="0">
+    <w:nsid w:val="4CA776E1"/>
+    <w:multiLevelType w:val="hybridMultilevel"/>
+    <w:tmpl w:val="65C0065A"/>
+    <w:lvl w:ilvl="0" w:tplc="0409000B">
+      <w:start w:val="1"/>
+      <w:numFmt w:val="bullet"/>
+      <w:lvlText w:val=""/>
+      <w:lvlJc w:val="left"/>
+      <w:pPr>
+        <w:ind w:left="3600" w:hanging="360"/>
+      </w:pPr>
+      <w:rPr>
+        <w:rFonts w:ascii="Wingdings" w:hAnsi="Wingdings" w:hint="default"/>
+      </w:rPr>
+    </w:lvl>
+    <w:lvl w:ilvl="1" w:tplc="04090003" w:tentative="1">
+      <w:start w:val="1"/>
+      <w:numFmt w:val="bullet"/>
+      <w:lvlText w:val="o"/>
+      <w:lvlJc w:val="left"/>
+      <w:pPr>
+        <w:ind w:left="4320" w:hanging="360"/>
+      </w:pPr>
+      <w:rPr>
+        <w:rFonts w:ascii="Courier New" w:hAnsi="Courier New" w:cs="Courier New" w:hint="default"/>
+      </w:rPr>
+    </w:lvl>
+    <w:lvl w:ilvl="2" w:tplc="04090005" w:tentative="1">
+      <w:start w:val="1"/>
+      <w:numFmt w:val="bullet"/>
+      <w:lvlText w:val=""/>
+      <w:lvlJc w:val="left"/>
+      <w:pPr>
+        <w:ind w:left="5040" w:hanging="360"/>
+      </w:pPr>
+      <w:rPr>
+        <w:rFonts w:ascii="Wingdings" w:hAnsi="Wingdings" w:hint="default"/>
+      </w:rPr>
+    </w:lvl>
+    <w:lvl w:ilvl="3" w:tplc="04090001" w:tentative="1">
+      <w:start w:val="1"/>
+      <w:numFmt w:val="bullet"/>
+      <w:lvlText w:val=""/>
+      <w:lvlJc w:val="left"/>
+      <w:pPr>
+        <w:ind w:left="5760" w:hanging="360"/>
+      </w:pPr>
+      <w:rPr>
+        <w:rFonts w:ascii="Symbol" w:hAnsi="Symbol" w:hint="default"/>
+      </w:rPr>
+    </w:lvl>
+    <w:lvl w:ilvl="4" w:tplc="04090003" w:tentative="1">
+      <w:start w:val="1"/>
+      <w:numFmt w:val="bullet"/>
+      <w:lvlText w:val="o"/>
+      <w:lvlJc w:val="left"/>
+      <w:pPr>
+        <w:ind w:left="6480" w:hanging="360"/>
+      </w:pPr>
+      <w:rPr>
+        <w:rFonts w:ascii="Courier New" w:hAnsi="Courier New" w:cs="Courier New" w:hint="default"/>
+      </w:rPr>
+    </w:lvl>
+    <w:lvl w:ilvl="5" w:tplc="04090005" w:tentative="1">
+      <w:start w:val="1"/>
+      <w:numFmt w:val="bullet"/>
+      <w:lvlText w:val=""/>
+      <w:lvlJc w:val="left"/>
+      <w:pPr>
+        <w:ind w:left="7200" w:hanging="360"/>
+      </w:pPr>
+      <w:rPr>
+        <w:rFonts w:ascii="Wingdings" w:hAnsi="Wingdings" w:hint="default"/>
+      </w:rPr>
+    </w:lvl>
+    <w:lvl w:ilvl="6" w:tplc="04090001" w:tentative="1">
+      <w:start w:val="1"/>
+      <w:numFmt w:val="bullet"/>
+      <w:lvlText w:val=""/>
+      <w:lvlJc w:val="left"/>
+      <w:pPr>
+        <w:ind w:left="7920" w:hanging="360"/>
+      </w:pPr>
+      <w:rPr>
+        <w:rFonts w:ascii="Symbol" w:hAnsi="Symbol" w:hint="default"/>
+      </w:rPr>
+    </w:lvl>
+    <w:lvl w:ilvl="7" w:tplc="04090003" w:tentative="1">
+      <w:start w:val="1"/>
+      <w:numFmt w:val="bullet"/>
+      <w:lvlText w:val="o"/>
+      <w:lvlJc w:val="left"/>
+      <w:pPr>
+        <w:ind w:left="8640" w:hanging="360"/>
+      </w:pPr>
+      <w:rPr>
+        <w:rFonts w:ascii="Courier New" w:hAnsi="Courier New" w:cs="Courier New" w:hint="default"/>
+      </w:rPr>
+    </w:lvl>
+    <w:lvl w:ilvl="8" w:tplc="04090005" w:tentative="1">
+      <w:start w:val="1"/>
+      <w:numFmt w:val="bullet"/>
+      <w:lvlText w:val=""/>
+      <w:lvlJc w:val="left"/>
+      <w:pPr>
+        <w:ind w:left="9360" w:hanging="360"/>
+      </w:pPr>
+      <w:rPr>
+        <w:rFonts w:ascii="Wingdings" w:hAnsi="Wingdings" w:hint="default"/>
+      </w:rPr>
+    </w:lvl>
+  </w:abstractNum>
+  <w:abstractNum w:abstractNumId="10" w15:restartNumberingAfterBreak="0">
     <w:nsid w:val="53F950CC"/>
     <w:multiLevelType w:val="hybridMultilevel"/>
     <w:tmpl w:val="D3B423A6"/>
@@ -5950,10 +7604,10 @@
       </w:rPr>
     </w:lvl>
   </w:abstractNum>
-  <w:abstractNum w:abstractNumId="4" w15:restartNumberingAfterBreak="0">
+  <w:abstractNum w:abstractNumId="11" w15:restartNumberingAfterBreak="0">
     <w:nsid w:val="6698214F"/>
     <w:multiLevelType w:val="hybridMultilevel"/>
-    <w:tmpl w:val="3C944918"/>
+    <w:tmpl w:val="54B4E82C"/>
     <w:lvl w:ilvl="0" w:tplc="0409000B">
       <w:start w:val="1"/>
       <w:numFmt w:val="bullet"/>
@@ -5966,7 +7620,7 @@
         <w:rFonts w:ascii="Wingdings" w:hAnsi="Wingdings" w:hint="default"/>
       </w:rPr>
     </w:lvl>
-    <w:lvl w:ilvl="1" w:tplc="04090003" w:tentative="1">
+    <w:lvl w:ilvl="1" w:tplc="04090003">
       <w:start w:val="1"/>
       <w:numFmt w:val="bullet"/>
       <w:lvlText w:val="o"/>
@@ -6063,7 +7717,7 @@
       </w:rPr>
     </w:lvl>
   </w:abstractNum>
-  <w:abstractNum w:abstractNumId="5" w15:restartNumberingAfterBreak="0">
+  <w:abstractNum w:abstractNumId="12" w15:restartNumberingAfterBreak="0">
     <w:nsid w:val="74D03224"/>
     <w:multiLevelType w:val="hybridMultilevel"/>
     <w:tmpl w:val="8DB02508"/>
@@ -6176,7 +7830,7 @@
       </w:rPr>
     </w:lvl>
   </w:abstractNum>
-  <w:abstractNum w:abstractNumId="6" w15:restartNumberingAfterBreak="0">
+  <w:abstractNum w:abstractNumId="13" w15:restartNumberingAfterBreak="0">
     <w:nsid w:val="7AB721AC"/>
     <w:multiLevelType w:val="hybridMultilevel"/>
     <w:tmpl w:val="F6907620"/>
@@ -6289,26 +7943,163 @@
       </w:rPr>
     </w:lvl>
   </w:abstractNum>
+  <w:abstractNum w:abstractNumId="14" w15:restartNumberingAfterBreak="0">
+    <w:nsid w:val="7EB96517"/>
+    <w:multiLevelType w:val="hybridMultilevel"/>
+    <w:tmpl w:val="A70AB074"/>
+    <w:lvl w:ilvl="0" w:tplc="D0701354">
+      <w:start w:val="1"/>
+      <w:numFmt w:val="decimal"/>
+      <w:lvlText w:val="[%1]"/>
+      <w:lvlJc w:val="left"/>
+      <w:pPr>
+        <w:ind w:left="720" w:hanging="360"/>
+      </w:pPr>
+      <w:rPr>
+        <w:rFonts w:hint="default"/>
+      </w:rPr>
+    </w:lvl>
+    <w:lvl w:ilvl="1" w:tplc="FFFFFFFF" w:tentative="1">
+      <w:start w:val="1"/>
+      <w:numFmt w:val="bullet"/>
+      <w:lvlText w:val="o"/>
+      <w:lvlJc w:val="left"/>
+      <w:pPr>
+        <w:ind w:left="1440" w:hanging="360"/>
+      </w:pPr>
+      <w:rPr>
+        <w:rFonts w:ascii="Courier New" w:hAnsi="Courier New" w:cs="Courier New" w:hint="default"/>
+      </w:rPr>
+    </w:lvl>
+    <w:lvl w:ilvl="2" w:tplc="FFFFFFFF" w:tentative="1">
+      <w:start w:val="1"/>
+      <w:numFmt w:val="bullet"/>
+      <w:lvlText w:val=""/>
+      <w:lvlJc w:val="left"/>
+      <w:pPr>
+        <w:ind w:left="2160" w:hanging="360"/>
+      </w:pPr>
+      <w:rPr>
+        <w:rFonts w:ascii="Wingdings" w:hAnsi="Wingdings" w:hint="default"/>
+      </w:rPr>
+    </w:lvl>
+    <w:lvl w:ilvl="3" w:tplc="FFFFFFFF" w:tentative="1">
+      <w:start w:val="1"/>
+      <w:numFmt w:val="bullet"/>
+      <w:lvlText w:val=""/>
+      <w:lvlJc w:val="left"/>
+      <w:pPr>
+        <w:ind w:left="2880" w:hanging="360"/>
+      </w:pPr>
+      <w:rPr>
+        <w:rFonts w:ascii="Symbol" w:hAnsi="Symbol" w:hint="default"/>
+      </w:rPr>
+    </w:lvl>
+    <w:lvl w:ilvl="4" w:tplc="FFFFFFFF" w:tentative="1">
+      <w:start w:val="1"/>
+      <w:numFmt w:val="bullet"/>
+      <w:lvlText w:val="o"/>
+      <w:lvlJc w:val="left"/>
+      <w:pPr>
+        <w:ind w:left="3600" w:hanging="360"/>
+      </w:pPr>
+      <w:rPr>
+        <w:rFonts w:ascii="Courier New" w:hAnsi="Courier New" w:cs="Courier New" w:hint="default"/>
+      </w:rPr>
+    </w:lvl>
+    <w:lvl w:ilvl="5" w:tplc="FFFFFFFF" w:tentative="1">
+      <w:start w:val="1"/>
+      <w:numFmt w:val="bullet"/>
+      <w:lvlText w:val=""/>
+      <w:lvlJc w:val="left"/>
+      <w:pPr>
+        <w:ind w:left="4320" w:hanging="360"/>
+      </w:pPr>
+      <w:rPr>
+        <w:rFonts w:ascii="Wingdings" w:hAnsi="Wingdings" w:hint="default"/>
+      </w:rPr>
+    </w:lvl>
+    <w:lvl w:ilvl="6" w:tplc="FFFFFFFF" w:tentative="1">
+      <w:start w:val="1"/>
+      <w:numFmt w:val="bullet"/>
+      <w:lvlText w:val=""/>
+      <w:lvlJc w:val="left"/>
+      <w:pPr>
+        <w:ind w:left="5040" w:hanging="360"/>
+      </w:pPr>
+      <w:rPr>
+        <w:rFonts w:ascii="Symbol" w:hAnsi="Symbol" w:hint="default"/>
+      </w:rPr>
+    </w:lvl>
+    <w:lvl w:ilvl="7" w:tplc="FFFFFFFF" w:tentative="1">
+      <w:start w:val="1"/>
+      <w:numFmt w:val="bullet"/>
+      <w:lvlText w:val="o"/>
+      <w:lvlJc w:val="left"/>
+      <w:pPr>
+        <w:ind w:left="5760" w:hanging="360"/>
+      </w:pPr>
+      <w:rPr>
+        <w:rFonts w:ascii="Courier New" w:hAnsi="Courier New" w:cs="Courier New" w:hint="default"/>
+      </w:rPr>
+    </w:lvl>
+    <w:lvl w:ilvl="8" w:tplc="FFFFFFFF" w:tentative="1">
+      <w:start w:val="1"/>
+      <w:numFmt w:val="bullet"/>
+      <w:lvlText w:val=""/>
+      <w:lvlJc w:val="left"/>
+      <w:pPr>
+        <w:ind w:left="6480" w:hanging="360"/>
+      </w:pPr>
+      <w:rPr>
+        <w:rFonts w:ascii="Wingdings" w:hAnsi="Wingdings" w:hint="default"/>
+      </w:rPr>
+    </w:lvl>
+  </w:abstractNum>
   <w:num w:numId="1" w16cid:durableId="809202912">
+    <w:abstractNumId w:val="12"/>
+  </w:num>
+  <w:num w:numId="2" w16cid:durableId="1199317307">
+    <w:abstractNumId w:val="1"/>
+  </w:num>
+  <w:num w:numId="3" w16cid:durableId="873733478">
+    <w:abstractNumId w:val="13"/>
+  </w:num>
+  <w:num w:numId="4" w16cid:durableId="1791514464">
+    <w:abstractNumId w:val="10"/>
+  </w:num>
+  <w:num w:numId="5" w16cid:durableId="679086062">
     <w:abstractNumId w:val="5"/>
   </w:num>
-  <w:num w:numId="2" w16cid:durableId="1199317307">
+  <w:num w:numId="6" w16cid:durableId="374014650">
+    <w:abstractNumId w:val="8"/>
+  </w:num>
+  <w:num w:numId="7" w16cid:durableId="292757314">
+    <w:abstractNumId w:val="11"/>
+  </w:num>
+  <w:num w:numId="8" w16cid:durableId="2321934">
+    <w:abstractNumId w:val="9"/>
+  </w:num>
+  <w:num w:numId="9" w16cid:durableId="124586322">
+    <w:abstractNumId w:val="4"/>
+  </w:num>
+  <w:num w:numId="10" w16cid:durableId="2132239684">
+    <w:abstractNumId w:val="6"/>
+  </w:num>
+  <w:num w:numId="11" w16cid:durableId="1959485049">
+    <w:abstractNumId w:val="3"/>
+  </w:num>
+  <w:num w:numId="12" w16cid:durableId="57755167">
+    <w:abstractNumId w:val="7"/>
+  </w:num>
+  <w:num w:numId="13" w16cid:durableId="1860120718">
     <w:abstractNumId w:val="0"/>
   </w:num>
-  <w:num w:numId="3" w16cid:durableId="873733478">
-    <w:abstractNumId w:val="6"/>
-  </w:num>
-  <w:num w:numId="4" w16cid:durableId="1791514464">
-    <w:abstractNumId w:val="3"/>
-  </w:num>
-  <w:num w:numId="5" w16cid:durableId="679086062">
-    <w:abstractNumId w:val="1"/>
-  </w:num>
-  <w:num w:numId="6" w16cid:durableId="374014650">
+  <w:num w:numId="14" w16cid:durableId="1101954793">
     <w:abstractNumId w:val="2"/>
   </w:num>
-  <w:num w:numId="7" w16cid:durableId="292757314">
-    <w:abstractNumId w:val="4"/>
+  <w:num w:numId="15" w16cid:durableId="1993872184">
+    <w:abstractNumId w:val="14"/>
   </w:num>
 </w:numbering>
 </file>
@@ -7378,6 +9169,19 @@
       <w:u w:val="single"/>
     </w:rPr>
   </w:style>
+  <w:style w:type="character" w:styleId="HTMLCode">
+    <w:name w:val="HTML Code"/>
+    <w:basedOn w:val="DefaultParagraphFont"/>
+    <w:uiPriority w:val="99"/>
+    <w:semiHidden/>
+    <w:unhideWhenUsed/>
+    <w:rsid w:val="00392AD0"/>
+    <w:rPr>
+      <w:rFonts w:ascii="Courier New" w:eastAsia="Times New Roman" w:hAnsi="Courier New" w:cs="Courier New"/>
+      <w:sz w:val="20"/>
+      <w:szCs w:val="20"/>
+    </w:rPr>
+  </w:style>
 </w:styles>
 </file>
 
@@ -7697,10 +9501,6 @@
 </file>
 
 <file path=customXml/item1.xml><?xml version="1.0" encoding="utf-8"?>
-<b:Sources xmlns:b="http://schemas.openxmlformats.org/officeDocument/2006/bibliography" xmlns="http://schemas.openxmlformats.org/officeDocument/2006/bibliography" SelectedStyle="\APASixthEditionOfficeOnline.xsl" StyleName="APA" Version="6"/>
-</file>
-
-<file path=customXml/item2.xml><?xml version="1.0" encoding="utf-8"?>
 <p:properties xmlns:p="http://schemas.microsoft.com/office/2006/metadata/properties" xmlns:xsi="http://www.w3.org/2001/XMLSchema-instance" xmlns:pc="http://schemas.microsoft.com/office/infopath/2007/PartnerControls">
   <documentManagement>
     <_activity xmlns="41899fe1-77c8-4641-9c61-2479d8d6a5c3" xsi:nil="true"/>
@@ -7708,16 +9508,11 @@
 </p:properties>
 </file>
 
-<file path=customXml/item3.xml><?xml version="1.0" encoding="utf-8"?>
-<?mso-contentType ?>
-<FormTemplates xmlns="http://schemas.microsoft.com/sharepoint/v3/contenttype/forms">
-  <Display>DocumentLibraryForm</Display>
-  <Edit>DocumentLibraryForm</Edit>
-  <New>DocumentLibraryForm</New>
-</FormTemplates>
+<file path=customXml/item2.xml><?xml version="1.0" encoding="utf-8"?>
+<b:Sources xmlns:b="http://schemas.openxmlformats.org/officeDocument/2006/bibliography" xmlns="http://schemas.openxmlformats.org/officeDocument/2006/bibliography" SelectedStyle="\APASixthEditionOfficeOnline.xsl" StyleName="APA" Version="6"/>
 </file>
 
-<file path=customXml/item4.xml><?xml version="1.0" encoding="utf-8"?>
+<file path=customXml/item3.xml><?xml version="1.0" encoding="utf-8"?>
 <ct:contentTypeSchema xmlns:ct="http://schemas.microsoft.com/office/2006/metadata/contentType" xmlns:ma="http://schemas.microsoft.com/office/2006/metadata/properties/metaAttributes" ct:_="" ma:_="" ma:contentTypeName="Document" ma:contentTypeID="0x01010086A11BF672EA7F49BF1053710118E989" ma:contentTypeVersion="13" ma:contentTypeDescription="Create a new document." ma:contentTypeScope="" ma:versionID="5e3f34a6902b085571c7ce04a47f22cf">
   <xsd:schema xmlns:xsd="http://www.w3.org/2001/XMLSchema" xmlns:xs="http://www.w3.org/2001/XMLSchema" xmlns:p="http://schemas.microsoft.com/office/2006/metadata/properties" xmlns:ns3="41899fe1-77c8-4641-9c61-2479d8d6a5c3" xmlns:ns4="1ea4a77d-1883-4cde-a10e-daa02c7e237a" targetNamespace="http://schemas.microsoft.com/office/2006/metadata/properties" ma:root="true" ma:fieldsID="0137eca7c0fbe07db7b796e82e054778" ns3:_="" ns4:_="">
     <xsd:import namespace="41899fe1-77c8-4641-9c61-2479d8d6a5c3"/>
@@ -7936,15 +9731,16 @@
 </ct:contentTypeSchema>
 </file>
 
-<file path=customXml/itemProps1.xml><?xml version="1.0" encoding="utf-8"?>
-<ds:datastoreItem xmlns:ds="http://schemas.openxmlformats.org/officeDocument/2006/customXml" ds:itemID="{2FE9F069-7E3B-4999-BDB4-6CFBEF60BDB2}">
-  <ds:schemaRefs>
-    <ds:schemaRef ds:uri="http://schemas.openxmlformats.org/officeDocument/2006/bibliography"/>
-  </ds:schemaRefs>
-</ds:datastoreItem>
+<file path=customXml/item4.xml><?xml version="1.0" encoding="utf-8"?>
+<?mso-contentType ?>
+<FormTemplates xmlns="http://schemas.microsoft.com/sharepoint/v3/contenttype/forms">
+  <Display>DocumentLibraryForm</Display>
+  <Edit>DocumentLibraryForm</Edit>
+  <New>DocumentLibraryForm</New>
+</FormTemplates>
 </file>
 
-<file path=customXml/itemProps2.xml><?xml version="1.0" encoding="utf-8"?>
+<file path=customXml/itemProps1.xml><?xml version="1.0" encoding="utf-8"?>
 <ds:datastoreItem xmlns:ds="http://schemas.openxmlformats.org/officeDocument/2006/customXml" ds:itemID="{00EF1867-B8E5-4405-80C2-3FC71709F8B3}">
   <ds:schemaRefs>
     <ds:schemaRef ds:uri="http://schemas.microsoft.com/office/2006/metadata/properties"/>
@@ -7954,15 +9750,15 @@
 </ds:datastoreItem>
 </file>
 
-<file path=customXml/itemProps3.xml><?xml version="1.0" encoding="utf-8"?>
-<ds:datastoreItem xmlns:ds="http://schemas.openxmlformats.org/officeDocument/2006/customXml" ds:itemID="{5847AE6C-A735-4F82-8390-881A7356A6D0}">
+<file path=customXml/itemProps2.xml><?xml version="1.0" encoding="utf-8"?>
+<ds:datastoreItem xmlns:ds="http://schemas.openxmlformats.org/officeDocument/2006/customXml" ds:itemID="{2FE9F069-7E3B-4999-BDB4-6CFBEF60BDB2}">
   <ds:schemaRefs>
-    <ds:schemaRef ds:uri="http://schemas.microsoft.com/sharepoint/v3/contenttype/forms"/>
+    <ds:schemaRef ds:uri="http://schemas.openxmlformats.org/officeDocument/2006/bibliography"/>
   </ds:schemaRefs>
 </ds:datastoreItem>
 </file>
 
-<file path=customXml/itemProps4.xml><?xml version="1.0" encoding="utf-8"?>
+<file path=customXml/itemProps3.xml><?xml version="1.0" encoding="utf-8"?>
 <ds:datastoreItem xmlns:ds="http://schemas.openxmlformats.org/officeDocument/2006/customXml" ds:itemID="{1BF364A2-442E-42B4-8376-A85B7B804494}">
   <ds:schemaRefs>
     <ds:schemaRef ds:uri="http://schemas.microsoft.com/office/2006/metadata/contentType"/>
@@ -7979,4 +9775,12 @@
     <ds:schemaRef ds:uri="http://schemas.microsoft.com/internal/obd"/>
   </ds:schemaRefs>
 </ds:datastoreItem>
+</file>
+
+<file path=customXml/itemProps4.xml><?xml version="1.0" encoding="utf-8"?>
+<ds:datastoreItem xmlns:ds="http://schemas.openxmlformats.org/officeDocument/2006/customXml" ds:itemID="{5847AE6C-A735-4F82-8390-881A7356A6D0}">
+  <ds:schemaRefs>
+    <ds:schemaRef ds:uri="http://schemas.microsoft.com/sharepoint/v3/contenttype/forms"/>
+  </ds:schemaRefs>
+</ds:datastoreItem>
 </file>
--- a/assiment.docx
+++ b/assiment.docx
@@ -108,7 +108,21 @@
           <w:b/>
           <w:bCs/>
         </w:rPr>
-        <w:t xml:space="preserve">IE3132 </w:t>
+        <w:t>IE31</w:t>
+      </w:r>
+      <w:r>
+        <w:rPr>
+          <w:b/>
+          <w:bCs/>
+        </w:rPr>
+        <w:t>4</w:t>
+      </w:r>
+      <w:r>
+        <w:rPr>
+          <w:b/>
+          <w:bCs/>
+        </w:rPr>
+        <w:t xml:space="preserve">2 </w:t>
       </w:r>
       <w:r>
         <w:rPr>
@@ -285,8 +299,13 @@
               <w:spacing w:after="160" w:line="278" w:lineRule="auto"/>
             </w:pPr>
             <w:r>
-              <w:t>Pethvan p p</w:t>
-            </w:r>
+              <w:t xml:space="preserve">Pethvan p </w:t>
+            </w:r>
+            <w:proofErr w:type="spellStart"/>
+            <w:r>
+              <w:t>p</w:t>
+            </w:r>
+            <w:proofErr w:type="spellEnd"/>
           </w:p>
         </w:tc>
       </w:tr>
@@ -330,9 +349,19 @@
             <w:pPr>
               <w:spacing w:after="160" w:line="278" w:lineRule="auto"/>
             </w:pPr>
-            <w:r>
-              <w:t>Aluthge M.N</w:t>
-            </w:r>
+            <w:proofErr w:type="spellStart"/>
+            <w:r>
+              <w:t>Aluthge</w:t>
+            </w:r>
+            <w:proofErr w:type="spellEnd"/>
+            <w:r>
+              <w:t xml:space="preserve"> </w:t>
+            </w:r>
+            <w:proofErr w:type="gramStart"/>
+            <w:r>
+              <w:t>M.N</w:t>
+            </w:r>
+            <w:proofErr w:type="gramEnd"/>
           </w:p>
         </w:tc>
       </w:tr>
@@ -377,8 +406,13 @@
               <w:spacing w:after="160" w:line="278" w:lineRule="auto"/>
             </w:pPr>
             <w:r>
-              <w:t>Adithya E.A.D.D.D</w:t>
-            </w:r>
+              <w:t>Adithya E.A.D.</w:t>
+            </w:r>
+            <w:proofErr w:type="gramStart"/>
+            <w:r>
+              <w:t>D.D</w:t>
+            </w:r>
+            <w:proofErr w:type="gramEnd"/>
           </w:p>
         </w:tc>
       </w:tr>
@@ -422,8 +456,13 @@
             <w:pPr>
               <w:spacing w:after="160" w:line="278" w:lineRule="auto"/>
             </w:pPr>
-            <w:r>
-              <w:t>Shanthoshika S</w:t>
+            <w:proofErr w:type="spellStart"/>
+            <w:r>
+              <w:t>Shanthoshika</w:t>
+            </w:r>
+            <w:proofErr w:type="spellEnd"/>
+            <w:r>
+              <w:t xml:space="preserve"> S</w:t>
             </w:r>
           </w:p>
         </w:tc>
@@ -2219,7 +2258,31 @@
     </w:p>
     <w:p>
       <w:r>
-        <w:t xml:space="preserve">This report present a comprehensive DevOps security assessment and remediation lifecycle conducted on the OWASP NodeGoat application. The objective is to shift security practice left by identifying critical application-layer vulnerabilities and stablishing automated policy enforcing CI/CD pipelines through controlled exploitations, threat analysis and automated security control </w:t>
+        <w:t xml:space="preserve">This report </w:t>
+      </w:r>
+      <w:proofErr w:type="gramStart"/>
+      <w:r>
+        <w:t>present</w:t>
+      </w:r>
+      <w:proofErr w:type="gramEnd"/>
+      <w:r>
+        <w:t xml:space="preserve"> a comprehensive DevOps security assessment and remediation lifecycle conducted on the OWASP </w:t>
+      </w:r>
+      <w:proofErr w:type="spellStart"/>
+      <w:r>
+        <w:t>NodeGoat</w:t>
+      </w:r>
+      <w:proofErr w:type="spellEnd"/>
+      <w:r>
+        <w:t xml:space="preserve"> application. The objective is to shift security practice left by identifying critical application-layer vulnerabilities and </w:t>
+      </w:r>
+      <w:proofErr w:type="gramStart"/>
+      <w:r>
+        <w:t>stablishing</w:t>
+      </w:r>
+      <w:proofErr w:type="gramEnd"/>
+      <w:r>
+        <w:t xml:space="preserve"> automated policy enforcing CI/CD pipelines through controlled exploitations, threat analysis and automated security control </w:t>
       </w:r>
     </w:p>
     <w:p>
@@ -2254,8 +2317,17 @@
           <w:b/>
           <w:bCs/>
         </w:rPr>
-        <w:t>Vulnerability identification and remidation</w:t>
-      </w:r>
+        <w:t xml:space="preserve">Vulnerability identification and </w:t>
+      </w:r>
+      <w:proofErr w:type="spellStart"/>
+      <w:r>
+        <w:rPr>
+          <w:b/>
+          <w:bCs/>
+        </w:rPr>
+        <w:t>remidation</w:t>
+      </w:r>
+      <w:proofErr w:type="spellEnd"/>
     </w:p>
     <w:p>
       <w:pPr>
@@ -2269,8 +2341,13 @@
           <w:bCs/>
         </w:rPr>
       </w:pPr>
-      <w:r>
-        <w:t>NoSql Injection</w:t>
+      <w:proofErr w:type="spellStart"/>
+      <w:r>
+        <w:t>NoSql</w:t>
+      </w:r>
+      <w:proofErr w:type="spellEnd"/>
+      <w:r>
+        <w:t xml:space="preserve"> Injection</w:t>
       </w:r>
     </w:p>
     <w:p>
@@ -2370,8 +2447,13 @@
         </w:rPr>
       </w:pPr>
       <w:r>
-        <w:t>Secret scanninig</w:t>
-      </w:r>
+        <w:t xml:space="preserve">Secret </w:t>
+      </w:r>
+      <w:proofErr w:type="spellStart"/>
+      <w:r>
+        <w:t>scanninig</w:t>
+      </w:r>
+      <w:proofErr w:type="spellEnd"/>
     </w:p>
     <w:p>
       <w:pPr>
@@ -2519,21 +2601,20 @@
           <w:sz w:val="32"/>
           <w:szCs w:val="32"/>
         </w:rPr>
-        <w:t>Multi-container Stack</w:t>
-      </w:r>
-      <w:r>
-        <w:rPr>
-          <w:rFonts w:asciiTheme="majorHAnsi" w:eastAsiaTheme="majorEastAsia" w:hAnsiTheme="majorHAnsi" w:cstheme="majorBidi"/>
-          <w:color w:val="0F4761" w:themeColor="accent1" w:themeShade="BF"/>
-          <w:sz w:val="32"/>
-          <w:szCs w:val="32"/>
-        </w:rPr>
-        <w:t xml:space="preserve"> </w:t>
-      </w:r>
-    </w:p>
-    <w:p>
-      <w:r>
-        <w:t xml:space="preserve">The deployment architecture partitions OWASP NodeGoat into two discrete containerized tiers </w:t>
+        <w:t xml:space="preserve">Multi-container Stack </w:t>
+      </w:r>
+    </w:p>
+    <w:p>
+      <w:r>
+        <w:t xml:space="preserve">The deployment architecture partitions OWASP </w:t>
+      </w:r>
+      <w:proofErr w:type="spellStart"/>
+      <w:r>
+        <w:t>NodeGoat</w:t>
+      </w:r>
+      <w:proofErr w:type="spellEnd"/>
+      <w:r>
+        <w:t xml:space="preserve"> into two discrete containerized tiers </w:t>
       </w:r>
     </w:p>
     <w:p>
@@ -2545,7 +2626,15 @@
         </w:numPr>
       </w:pPr>
       <w:r>
-        <w:t>The application runtime tier(nodegoat-web)</w:t>
+        <w:t>The application runtime tier(</w:t>
+      </w:r>
+      <w:proofErr w:type="spellStart"/>
+      <w:r>
+        <w:t>nodegoat</w:t>
+      </w:r>
+      <w:proofErr w:type="spellEnd"/>
+      <w:r>
+        <w:t>-web)</w:t>
       </w:r>
     </w:p>
     <w:p>
@@ -2557,12 +2646,36 @@
         </w:numPr>
       </w:pPr>
       <w:r>
-        <w:t>Data storage tier(nodegoat-db)</w:t>
-      </w:r>
-    </w:p>
-    <w:p>
-      <w:r>
-        <w:t xml:space="preserve">Using docker compose the system build and start in fully self container offline status single command </w:t>
+        <w:t xml:space="preserve">Data storage </w:t>
+      </w:r>
+      <w:proofErr w:type="gramStart"/>
+      <w:r>
+        <w:t>tier</w:t>
+      </w:r>
+      <w:proofErr w:type="gramEnd"/>
+      <w:r>
+        <w:t>(</w:t>
+      </w:r>
+      <w:proofErr w:type="spellStart"/>
+      <w:r>
+        <w:t>nodegoat-db</w:t>
+      </w:r>
+      <w:proofErr w:type="spellEnd"/>
+      <w:r>
+        <w:t>)</w:t>
+      </w:r>
+    </w:p>
+    <w:p>
+      <w:r>
+        <w:t xml:space="preserve">Using docker compose the system build and start in fully </w:t>
+      </w:r>
+      <w:proofErr w:type="spellStart"/>
+      <w:r>
+        <w:t>self container</w:t>
+      </w:r>
+      <w:proofErr w:type="spellEnd"/>
+      <w:r>
+        <w:t xml:space="preserve"> offline status single command </w:t>
       </w:r>
       <w:r>
         <w:rPr>
@@ -2572,7 +2685,39 @@
         <w:t xml:space="preserve">docker compose up –build. </w:t>
       </w:r>
       <w:r>
-        <w:t>The web container  manage express application handling and isolated mongo-db database management manage in db docker using tcp port 27017 for monitoring scripts and logs</w:t>
+        <w:t xml:space="preserve">The web </w:t>
+      </w:r>
+      <w:proofErr w:type="gramStart"/>
+      <w:r>
+        <w:t>container  manage</w:t>
+      </w:r>
+      <w:proofErr w:type="gramEnd"/>
+      <w:r>
+        <w:t xml:space="preserve"> express application handling and isolated mongo-</w:t>
+      </w:r>
+      <w:proofErr w:type="spellStart"/>
+      <w:r>
+        <w:t>db</w:t>
+      </w:r>
+      <w:proofErr w:type="spellEnd"/>
+      <w:r>
+        <w:t xml:space="preserve"> database management manage in </w:t>
+      </w:r>
+      <w:proofErr w:type="spellStart"/>
+      <w:r>
+        <w:t>db</w:t>
+      </w:r>
+      <w:proofErr w:type="spellEnd"/>
+      <w:r>
+        <w:t xml:space="preserve"> docker using </w:t>
+      </w:r>
+      <w:proofErr w:type="spellStart"/>
+      <w:r>
+        <w:t>tcp</w:t>
+      </w:r>
+      <w:proofErr w:type="spellEnd"/>
+      <w:r>
+        <w:t xml:space="preserve"> port 27017 for monitoring scripts and logs</w:t>
       </w:r>
     </w:p>
     <w:p>
@@ -2590,25 +2735,30 @@
         <w:t xml:space="preserve">To mitigate </w:t>
       </w:r>
       <w:r>
-        <w:t>container breakout</w:t>
+        <w:t xml:space="preserve">container breakout </w:t>
+      </w:r>
+      <w:r>
+        <w:t xml:space="preserve">and privilege escalation risks the application container explicitly </w:t>
+      </w:r>
+      <w:r>
+        <w:t>abandons</w:t>
+      </w:r>
+      <w:r>
+        <w:t xml:space="preserve"> default execution the </w:t>
+      </w:r>
+      <w:r>
+        <w:t>Docker file</w:t>
       </w:r>
       <w:r>
         <w:t xml:space="preserve"> </w:t>
       </w:r>
-      <w:r>
-        <w:t xml:space="preserve">and privilege escalation risks the application container explicitly </w:t>
-      </w:r>
-      <w:r>
-        <w:t>abandons</w:t>
-      </w:r>
-      <w:r>
-        <w:t xml:space="preserve"> default execution the </w:t>
-      </w:r>
-      <w:r>
-        <w:t>Docker file</w:t>
-      </w:r>
-      <w:r>
-        <w:t xml:space="preserve"> apply </w:t>
+      <w:proofErr w:type="gramStart"/>
+      <w:r>
+        <w:t>apply</w:t>
+      </w:r>
+      <w:proofErr w:type="gramEnd"/>
+      <w:r>
+        <w:t xml:space="preserve"> </w:t>
       </w:r>
       <w:r>
         <w:t>user mode</w:t>
@@ -2705,6 +2855,8 @@
       <w:r>
         <w:t xml:space="preserve">configure with </w:t>
       </w:r>
+      <w:proofErr w:type="spellStart"/>
+      <w:proofErr w:type="gramStart"/>
       <w:r>
         <w:rPr>
           <w:b/>
@@ -2712,6 +2864,8 @@
         </w:rPr>
         <w:t>internal:true</w:t>
       </w:r>
+      <w:proofErr w:type="spellEnd"/>
+      <w:proofErr w:type="gramEnd"/>
       <w:r>
         <w:t xml:space="preserve"> to </w:t>
       </w:r>
@@ -2977,7 +3131,20 @@
     </w:p>
     <w:p>
       <w:r>
-        <w:t>Below are four realistic, application-specific threats that might target the NodeGoat architecture. The threats were identified using the STRIDE methodology.</w:t>
+        <w:t xml:space="preserve">Below are four realistic, application-specific threats that might target </w:t>
+      </w:r>
+      <w:proofErr w:type="gramStart"/>
+      <w:r>
+        <w:t xml:space="preserve">the </w:t>
+      </w:r>
+      <w:proofErr w:type="spellStart"/>
+      <w:r>
+        <w:t>NodeGoat</w:t>
+      </w:r>
+      <w:proofErr w:type="spellEnd"/>
+      <w:proofErr w:type="gramEnd"/>
+      <w:r>
+        <w:t xml:space="preserve"> architecture. The threats were identified using the STRIDE methodology.</w:t>
       </w:r>
     </w:p>
     <w:p>
@@ -3001,7 +3168,39 @@
         <w:pStyle w:val="ListParagraph"/>
       </w:pPr>
       <w:r>
-        <w:t xml:space="preserve"> An attacker can launch a NoSQL injection attack by sending a malicious JSON object to the /login API. By replacing the password value with a MongoDB operator, such as {"password": {"$ne": null}}, and taking advantage of the fact that Express does not enforce typechecking on the input, the attacker can bypass authentication and hijack an administrator’s session. No credentials would be required to perform this attack, apart from basic knowledge of the MongoDB query language.</w:t>
+        <w:t xml:space="preserve"> An attacker can launch a NoSQL injection attack by sending a malicious JSON object to the /login API. By replacing the password value with a MongoDB operator, such </w:t>
+      </w:r>
+      <w:proofErr w:type="gramStart"/>
+      <w:r>
+        <w:t>as {"</w:t>
+      </w:r>
+      <w:proofErr w:type="gramEnd"/>
+      <w:r>
+        <w:t>password</w:t>
+      </w:r>
+      <w:proofErr w:type="gramStart"/>
+      <w:r>
+        <w:t>": {</w:t>
+      </w:r>
+      <w:proofErr w:type="gramEnd"/>
+      <w:r>
+        <w:t>"$ne": null}</w:t>
+      </w:r>
+      <w:proofErr w:type="gramStart"/>
+      <w:r>
+        <w:t>}, and</w:t>
+      </w:r>
+      <w:proofErr w:type="gramEnd"/>
+      <w:r>
+        <w:t xml:space="preserve"> taking advantage of the fact that Express does not enforce </w:t>
+      </w:r>
+      <w:proofErr w:type="spellStart"/>
+      <w:r>
+        <w:t>typechecking</w:t>
+      </w:r>
+      <w:proofErr w:type="spellEnd"/>
+      <w:r>
+        <w:t xml:space="preserve"> on the input, the attacker can bypass authentication and hijack an administrator’s session. No credentials would be required to perform this attack, apart from basic knowledge of the MongoDB query language.</w:t>
       </w:r>
     </w:p>
     <w:p>
@@ -3020,7 +3219,23 @@
         <w:t>Tampering (Insecure Direct Object Reference on Allocations):</w:t>
       </w:r>
       <w:r>
-        <w:t xml:space="preserve"> An authenticated attacker can tamper with allocation records by modifying the request sent to the server when the attacker attempts to update their asset allocation. By changing the userId value in the request to another value, the attacker can effectively change the allocation records of another user. The vulnerability stems from the fact that the server does not check whether the userId belongs to the authenticated attacker.</w:t>
+        <w:t xml:space="preserve"> An authenticated attacker can tamper with allocation records by modifying the request sent to the server when the attacker attempts to update their asset allocation. By changing the </w:t>
+      </w:r>
+      <w:proofErr w:type="spellStart"/>
+      <w:r>
+        <w:t>userId</w:t>
+      </w:r>
+      <w:proofErr w:type="spellEnd"/>
+      <w:r>
+        <w:t xml:space="preserve"> value in the request to another value, the attacker can effectively change the allocation records of another user. The vulnerability stems from the fact that the server does not check whether the </w:t>
+      </w:r>
+      <w:proofErr w:type="spellStart"/>
+      <w:r>
+        <w:t>userId</w:t>
+      </w:r>
+      <w:proofErr w:type="spellEnd"/>
+      <w:r>
+        <w:t xml:space="preserve"> belongs to the authenticated attacker.</w:t>
       </w:r>
     </w:p>
     <w:p>
@@ -3039,7 +3254,15 @@
         <w:t>Information Disclosure (Hardcoded Database Credentials):</w:t>
       </w:r>
       <w:r>
-        <w:t xml:space="preserve"> A developer could accidentally commit the database credentials required to connect to the MongoDB server and sign cookies for the Express framework in the config/env/development.js file or the docker-compose.yml file. If this information becomes available to an attacker, they can utilize it to connect to the database directly and forge valid session cookies to hijack the administrator’s session.</w:t>
+        <w:t xml:space="preserve"> A developer could accidentally commit the database credentials required to connect to the MongoDB server and sign cookies for the Express framework in the config/env/development.js file or the docker-</w:t>
+      </w:r>
+      <w:proofErr w:type="spellStart"/>
+      <w:r>
+        <w:t>compose.yml</w:t>
+      </w:r>
+      <w:proofErr w:type="spellEnd"/>
+      <w:r>
+        <w:t xml:space="preserve"> file. If this information becomes available to an attacker, they can utilize it to connect to the database directly and forge valid session cookies to hijack the administrator’s session.</w:t>
       </w:r>
     </w:p>
     <w:p>
@@ -3081,6 +3304,7 @@
       <w:r>
         <w:t xml:space="preserve">Each thread is scored on a5x5 matrix evaluating </w:t>
       </w:r>
+      <w:proofErr w:type="gramStart"/>
       <w:r>
         <w:rPr>
           <w:b/>
@@ -3088,6 +3312,7 @@
         </w:rPr>
         <w:t>likelihood(</w:t>
       </w:r>
+      <w:proofErr w:type="gramEnd"/>
       <w:r>
         <w:t>how easy/often the attack can be executed</w:t>
       </w:r>
@@ -3187,8 +3412,13 @@
             <w:tcW w:w="2337" w:type="dxa"/>
           </w:tcPr>
           <w:p>
-            <w:r>
-              <w:t>Spoofing(login no SQLi)</w:t>
+            <w:proofErr w:type="gramStart"/>
+            <w:r>
+              <w:t>Spoofing(</w:t>
+            </w:r>
+            <w:proofErr w:type="gramEnd"/>
+            <w:r>
+              <w:t>login no SQLi)</w:t>
             </w:r>
           </w:p>
         </w:tc>
@@ -3230,10 +3460,7 @@
           </w:tcPr>
           <w:p>
             <w:r>
-              <w:t>Tampering</w:t>
-            </w:r>
-            <w:r>
-              <w:t xml:space="preserve"> </w:t>
+              <w:t xml:space="preserve">Tampering </w:t>
             </w:r>
             <w:r>
               <w:t>(allocation IDOR)</w:t>
@@ -3278,7 +3505,15 @@
           </w:tcPr>
           <w:p>
             <w:r>
-              <w:t>Info disclosure(secrets in G</w:t>
+              <w:t xml:space="preserve">Info </w:t>
+            </w:r>
+            <w:proofErr w:type="gramStart"/>
+            <w:r>
+              <w:t>disclosure(</w:t>
+            </w:r>
+            <w:proofErr w:type="gramEnd"/>
+            <w:r>
+              <w:t>secrets in G</w:t>
             </w:r>
             <w:r>
               <w:t>i</w:t>
@@ -3325,9 +3560,11 @@
             <w:tcW w:w="2337" w:type="dxa"/>
           </w:tcPr>
           <w:p>
+            <w:proofErr w:type="gramStart"/>
             <w:r>
               <w:t>Dos(</w:t>
             </w:r>
+            <w:proofErr w:type="gramEnd"/>
             <w:r>
               <w:t>Payload</w:t>
             </w:r>
@@ -3387,7 +3624,15 @@
     </w:p>
     <w:p>
       <w:r>
-        <w:t>This table directly identified threats to the specific security controls implemented in pipeline and codebase</w:t>
+        <w:t xml:space="preserve">This table directly </w:t>
+      </w:r>
+      <w:proofErr w:type="gramStart"/>
+      <w:r>
+        <w:t>identified</w:t>
+      </w:r>
+      <w:proofErr w:type="gramEnd"/>
+      <w:r>
+        <w:t xml:space="preserve"> threats to the specific security controls implemented in pipeline and codebase</w:t>
       </w:r>
     </w:p>
     <w:tbl>
@@ -3501,12 +3746,23 @@
             <w:r>
               <w:t xml:space="preserve"> Implement strict allow-list type checking (</w:t>
             </w:r>
+            <w:proofErr w:type="spellStart"/>
+            <w:proofErr w:type="gramStart"/>
             <w:r>
               <w:rPr>
                 <w:b/>
                 <w:bCs/>
               </w:rPr>
-              <w:t>typeof password === 'string'</w:t>
+              <w:t>typeof</w:t>
+            </w:r>
+            <w:proofErr w:type="spellEnd"/>
+            <w:proofErr w:type="gramEnd"/>
+            <w:r>
+              <w:rPr>
+                <w:b/>
+                <w:bCs/>
+              </w:rPr>
+              <w:t xml:space="preserve"> password === 'string'</w:t>
             </w:r>
             <w:r>
               <w:t>) before querying the database.</w:t>
@@ -3595,8 +3851,26 @@
                 <w:b/>
                 <w:bCs/>
               </w:rPr>
-              <w:t xml:space="preserve"> req.session.userId</w:t>
-            </w:r>
+              <w:t xml:space="preserve"> </w:t>
+            </w:r>
+            <w:proofErr w:type="spellStart"/>
+            <w:proofErr w:type="gramStart"/>
+            <w:r>
+              <w:rPr>
+                <w:b/>
+                <w:bCs/>
+              </w:rPr>
+              <w:t>req.session</w:t>
+            </w:r>
+            <w:proofErr w:type="gramEnd"/>
+            <w:r>
+              <w:rPr>
+                <w:b/>
+                <w:bCs/>
+              </w:rPr>
+              <w:t>.userId</w:t>
+            </w:r>
+            <w:proofErr w:type="spellEnd"/>
           </w:p>
         </w:tc>
         <w:tc>
@@ -3665,7 +3939,15 @@
               <w:t>Secret Scanning &amp; Environment Injection:</w:t>
             </w:r>
             <w:r>
-              <w:t xml:space="preserve"> Gitleaks prevents secret commits, and GitHub Actions Encrypted Secrets inject credentials at runtime</w:t>
+              <w:t xml:space="preserve"> Gitleaks prevents secret </w:t>
+            </w:r>
+            <w:proofErr w:type="gramStart"/>
+            <w:r>
+              <w:t>commits</w:t>
+            </w:r>
+            <w:proofErr w:type="gramEnd"/>
+            <w:r>
+              <w:t>, and GitHub Actions Encrypted Secrets inject credentials at runtime</w:t>
             </w:r>
           </w:p>
         </w:tc>
@@ -3685,8 +3967,33 @@
                 <w:b/>
                 <w:bCs/>
               </w:rPr>
-              <w:t>.github/workflows/devsecops-pipeline.yml</w:t>
-            </w:r>
+              <w:t>.</w:t>
+            </w:r>
+            <w:proofErr w:type="spellStart"/>
+            <w:r>
+              <w:rPr>
+                <w:b/>
+                <w:bCs/>
+              </w:rPr>
+              <w:t>github</w:t>
+            </w:r>
+            <w:proofErr w:type="spellEnd"/>
+            <w:r>
+              <w:rPr>
+                <w:b/>
+                <w:bCs/>
+              </w:rPr>
+              <w:t>/workflows/</w:t>
+            </w:r>
+            <w:proofErr w:type="spellStart"/>
+            <w:r>
+              <w:rPr>
+                <w:b/>
+                <w:bCs/>
+              </w:rPr>
+              <w:t>devsecops-pipeline.yml</w:t>
+            </w:r>
+            <w:proofErr w:type="spellEnd"/>
           </w:p>
         </w:tc>
       </w:tr>
@@ -3734,14 +4041,56 @@
               <w:t>SAST &amp; Infrastructure Hardening</w:t>
             </w:r>
             <w:r>
-              <w:t xml:space="preserve">: Semgrep flags missing limits; </w:t>
-            </w:r>
+              <w:t xml:space="preserve">: </w:t>
+            </w:r>
+            <w:proofErr w:type="spellStart"/>
+            <w:r>
+              <w:t>Semgrep</w:t>
+            </w:r>
+            <w:proofErr w:type="spellEnd"/>
+            <w:r>
+              <w:t xml:space="preserve"> flags missing limits; </w:t>
+            </w:r>
+            <w:proofErr w:type="spellStart"/>
+            <w:proofErr w:type="gramStart"/>
             <w:r>
               <w:rPr>
                 <w:b/>
                 <w:bCs/>
               </w:rPr>
-              <w:t>express.json({ limit: '10kb' })</w:t>
+              <w:t>express.json</w:t>
+            </w:r>
+            <w:proofErr w:type="spellEnd"/>
+            <w:r>
+              <w:rPr>
+                <w:b/>
+                <w:bCs/>
+              </w:rPr>
+              <w:t>({ limit</w:t>
+            </w:r>
+            <w:proofErr w:type="gramEnd"/>
+            <w:r>
+              <w:rPr>
+                <w:b/>
+                <w:bCs/>
+              </w:rPr>
+              <w:t>: '10kb</w:t>
+            </w:r>
+            <w:proofErr w:type="gramStart"/>
+            <w:r>
+              <w:rPr>
+                <w:b/>
+                <w:bCs/>
+              </w:rPr>
+              <w:t>' }</w:t>
+            </w:r>
+            <w:proofErr w:type="gramEnd"/>
+            <w:r>
+              <w:rPr>
+                <w:b/>
+                <w:bCs/>
+              </w:rPr>
+              <w:t>)</w:t>
             </w:r>
             <w:r>
               <w:t xml:space="preserve"> restricts body size.</w:t>
@@ -3764,8 +4113,33 @@
                 <w:b/>
                 <w:bCs/>
               </w:rPr>
-              <w:t>.github/workflows/devsecops-pipeline.yml</w:t>
-            </w:r>
+              <w:t>.</w:t>
+            </w:r>
+            <w:proofErr w:type="spellStart"/>
+            <w:r>
+              <w:rPr>
+                <w:b/>
+                <w:bCs/>
+              </w:rPr>
+              <w:t>github</w:t>
+            </w:r>
+            <w:proofErr w:type="spellEnd"/>
+            <w:r>
+              <w:rPr>
+                <w:b/>
+                <w:bCs/>
+              </w:rPr>
+              <w:t>/workflows/</w:t>
+            </w:r>
+            <w:proofErr w:type="spellStart"/>
+            <w:r>
+              <w:rPr>
+                <w:b/>
+                <w:bCs/>
+              </w:rPr>
+              <w:t>devsecops-pipeline.yml</w:t>
+            </w:r>
+            <w:proofErr w:type="spellEnd"/>
           </w:p>
         </w:tc>
       </w:tr>
@@ -4990,13 +5364,22 @@
         </w:rPr>
       </w:pPr>
       <w:bookmarkStart w:id="13" w:name="_Toc241135817"/>
+      <w:proofErr w:type="spellStart"/>
       <w:r>
         <w:rPr>
           <w:b/>
           <w:bCs/>
         </w:rPr>
         <w:lastRenderedPageBreak/>
-        <w:t>DevSecOps CI/CD Pipeline &amp; Security Automation</w:t>
+        <w:t>DevSecOps</w:t>
+      </w:r>
+      <w:proofErr w:type="spellEnd"/>
+      <w:r>
+        <w:rPr>
+          <w:b/>
+          <w:bCs/>
+        </w:rPr>
+        <w:t xml:space="preserve"> CI/CD Pipeline &amp; Security Automation</w:t>
       </w:r>
       <w:bookmarkEnd w:id="13"/>
     </w:p>
@@ -5062,6 +5445,9 @@
     </w:p>
     <w:p>
       <w:r>
+        <w:rPr>
+          <w:noProof/>
+        </w:rPr>
         <w:drawing>
           <wp:inline distT="0" distB="0" distL="0" distR="0" wp14:anchorId="5BDD475C" wp14:editId="3BD6813B">
             <wp:extent cx="5943600" cy="1566545"/>
@@ -5191,7 +5577,15 @@
     </w:p>
     <w:p>
       <w:r>
-        <w:t>By removing all hardcoded credentials like ZAP API keys and MongoDB connection strings found in the source code (development.js and test.js) and replacing them with environment-variables-references, it becomes possible to ensure that the production code does not contain any secrets. To ensure that Docker image layers do not contain any hardcoded credentials as well (as those could be extracted via docker history command), such credentials are removed from the Dockerfile and only provided during the application’s runtime. In the case of the local development environment, the variables are defined in a .env file that is not tracked by Git. As for the CI/CD multibranch pipeline, the variables are set during the GitHub Actions execution via the GitHub Actions Encrypted Secrets feature.</w:t>
+        <w:t xml:space="preserve">By removing all hardcoded credentials like ZAP API keys and MongoDB connection strings found in the source code (development.js and test.js) and replacing them with environment-variables-references, it becomes possible to ensure that the production code does not contain any secrets. To ensure that Docker image layers do not contain any hardcoded credentials as well (as those could be extracted via docker history command), such credentials are removed from the </w:t>
+      </w:r>
+      <w:proofErr w:type="spellStart"/>
+      <w:r>
+        <w:t>Dockerfile</w:t>
+      </w:r>
+      <w:proofErr w:type="spellEnd"/>
+      <w:r>
+        <w:t xml:space="preserve"> and only provided during the application’s runtime. In the case of the local development environment, the variables are defined in a .env file that is not tracked by Git. As for the CI/CD multibranch pipeline, the variables are set during the GitHub Actions execution via the GitHub Actions Encrypted Secrets feature.</w:t>
       </w:r>
     </w:p>
     <w:p>
@@ -5392,7 +5786,55 @@
     </w:p>
     <w:p>
       <w:r>
-        <w:t>This wasn't a smash-and-grab hack; it was a patient social engineering operation. Once in control, the attacker added a new, obscure sub-dependency called flatmap-stream to the project. On GitHub, the code for flatmap-stream looked perfectly harmless. But the version pushed to the npm registry—the code that actually gets downloaded when developers run npm install—contained highly obfuscated, encrypted malware.</w:t>
+        <w:t xml:space="preserve">This wasn't a smash-and-grab hack; it was a patient social engineering operation. Once in control, the attacker added a new, obscure sub-dependency called </w:t>
+      </w:r>
+      <w:proofErr w:type="spellStart"/>
+      <w:r>
+        <w:t>flatmap</w:t>
+      </w:r>
+      <w:proofErr w:type="spellEnd"/>
+      <w:r>
+        <w:t xml:space="preserve">-stream to the project. On GitHub, the code for </w:t>
+      </w:r>
+      <w:proofErr w:type="spellStart"/>
+      <w:r>
+        <w:t>flatmap</w:t>
+      </w:r>
+      <w:proofErr w:type="spellEnd"/>
+      <w:r>
+        <w:t xml:space="preserve">-stream looked perfectly harmless. But the version pushed to the </w:t>
+      </w:r>
+      <w:proofErr w:type="spellStart"/>
+      <w:r>
+        <w:t>npm</w:t>
+      </w:r>
+      <w:proofErr w:type="spellEnd"/>
+      <w:r>
+        <w:t xml:space="preserve"> </w:t>
+      </w:r>
+      <w:proofErr w:type="gramStart"/>
+      <w:r>
+        <w:t>registry—</w:t>
+      </w:r>
+      <w:proofErr w:type="gramEnd"/>
+      <w:r>
+        <w:t xml:space="preserve">the code that </w:t>
+      </w:r>
+      <w:proofErr w:type="gramStart"/>
+      <w:r>
+        <w:t>actually gets</w:t>
+      </w:r>
+      <w:proofErr w:type="gramEnd"/>
+      <w:r>
+        <w:t xml:space="preserve"> downloaded when developers run </w:t>
+      </w:r>
+      <w:proofErr w:type="spellStart"/>
+      <w:r>
+        <w:t>npm</w:t>
+      </w:r>
+      <w:proofErr w:type="spellEnd"/>
+      <w:r>
+        <w:t xml:space="preserve"> install—contained highly obfuscated, encrypted malware.</w:t>
       </w:r>
     </w:p>
     <w:p>
@@ -5413,7 +5855,23 @@
     </w:p>
     <w:p>
       <w:r>
-        <w:t>The event-stream incident proves that simply writing secure code is no longer enough; we have to secure the tools and libraries we build our code with. You cannot just assume a package is safe because it is popular. The DevSecOps pipeline we built for this project is specifically designed to catch and neutralize exactly this type of threat using a defense-in-depth approach.</w:t>
+        <w:t xml:space="preserve">The event-stream incident proves that simply writing secure code is no longer enough; we </w:t>
+      </w:r>
+      <w:proofErr w:type="gramStart"/>
+      <w:r>
+        <w:t>have to</w:t>
+      </w:r>
+      <w:proofErr w:type="gramEnd"/>
+      <w:r>
+        <w:t xml:space="preserve"> secure the tools and libraries we build our code with. You cannot just assume a package is safe because it is popular. The </w:t>
+      </w:r>
+      <w:proofErr w:type="spellStart"/>
+      <w:r>
+        <w:t>DevSecOps</w:t>
+      </w:r>
+      <w:proofErr w:type="spellEnd"/>
+      <w:r>
+        <w:t xml:space="preserve"> pipeline we built for this project is specifically designed to catch and neutralize exactly this type of threat using a defense-in-depth approach.</w:t>
       </w:r>
     </w:p>
     <w:p>
@@ -5429,7 +5887,23 @@
           <w:b/>
           <w:bCs/>
         </w:rPr>
-        <w:t>Software Composition Analysis (npm audit)</w:t>
+        <w:t>Software Composition Analysis (</w:t>
+      </w:r>
+      <w:proofErr w:type="spellStart"/>
+      <w:r>
+        <w:rPr>
+          <w:b/>
+          <w:bCs/>
+        </w:rPr>
+        <w:t>npm</w:t>
+      </w:r>
+      <w:proofErr w:type="spellEnd"/>
+      <w:r>
+        <w:rPr>
+          <w:b/>
+          <w:bCs/>
+        </w:rPr>
+        <w:t xml:space="preserve"> audit)</w:t>
       </w:r>
       <w:r>
         <w:t xml:space="preserve"> </w:t>
@@ -5437,12 +5911,44 @@
     </w:p>
     <w:p>
       <w:r>
-        <w:t>The first line of defense in our GitHub Actions workflow is the Software Composition Analysis (SCA) gate, powered by npm audit. Supply chain attacks rely on the fact that package managers automatically pull down the newest versions of dependencies. When a malicious package is finally discovered by security researchers, it is flagged and added to global vulnerability databases.</w:t>
-      </w:r>
-    </w:p>
-    <w:p>
-      <w:r>
-        <w:t>By running npm audit --audit-level=high in our pipeline, we are essentially running an automated background check on every single piece of third-party code in our project. The tool cross-references our package-lock.json file against these global databases. If a developer accidentally pulls in a compromised library like flatmap-stream, the SCA scan immediately detects the known CVE (Common Vulnerabilities and Exposures) signature. The pipeline exits with a failed status, turns red, and physically blocks the compromised code from moving forward in the build process. It acts as an automated guardrail against trusting poisoned open-source libraries.</w:t>
+        <w:t xml:space="preserve">The first line of defense in our GitHub Actions workflow is the Software Composition Analysis (SCA) gate, powered by </w:t>
+      </w:r>
+      <w:proofErr w:type="spellStart"/>
+      <w:r>
+        <w:t>npm</w:t>
+      </w:r>
+      <w:proofErr w:type="spellEnd"/>
+      <w:r>
+        <w:t xml:space="preserve"> audit. Supply chain attacks rely on the fact that package managers automatically pull down the newest versions of dependencies. When a malicious package is finally discovered by security researchers, it is flagged and added to global vulnerability databases.</w:t>
+      </w:r>
+    </w:p>
+    <w:p>
+      <w:r>
+        <w:t xml:space="preserve">By running </w:t>
+      </w:r>
+      <w:proofErr w:type="spellStart"/>
+      <w:r>
+        <w:t>npm</w:t>
+      </w:r>
+      <w:proofErr w:type="spellEnd"/>
+      <w:r>
+        <w:t xml:space="preserve"> audit --audit-level=high in our pipeline, we are essentially running an automated background check on every single piece of third-party code in our project. The tool cross-references our package-</w:t>
+      </w:r>
+      <w:proofErr w:type="spellStart"/>
+      <w:r>
+        <w:t>lock.json</w:t>
+      </w:r>
+      <w:proofErr w:type="spellEnd"/>
+      <w:r>
+        <w:t xml:space="preserve"> file against these global databases. If a developer accidentally pulls in a compromised library like </w:t>
+      </w:r>
+      <w:proofErr w:type="spellStart"/>
+      <w:r>
+        <w:t>flatmap</w:t>
+      </w:r>
+      <w:proofErr w:type="spellEnd"/>
+      <w:r>
+        <w:t>-stream, the SCA scan immediately detects the known CVE (Common Vulnerabilities and Exposures) signature. The pipeline exits with a failed status, turns red, and physically blocks the compromised code from moving forward in the build process. It acts as an automated guardrail against trusting poisoned open-source libraries.</w:t>
       </w:r>
     </w:p>
     <w:p>
@@ -5458,7 +5964,23 @@
           <w:b/>
           <w:bCs/>
         </w:rPr>
-        <w:t>Container Image Scanning (Trivy)</w:t>
+        <w:t>Container Image Scanning (</w:t>
+      </w:r>
+      <w:proofErr w:type="spellStart"/>
+      <w:r>
+        <w:rPr>
+          <w:b/>
+          <w:bCs/>
+        </w:rPr>
+        <w:t>Trivy</w:t>
+      </w:r>
+      <w:proofErr w:type="spellEnd"/>
+      <w:r>
+        <w:rPr>
+          <w:b/>
+          <w:bCs/>
+        </w:rPr>
+        <w:t>)</w:t>
       </w:r>
       <w:r>
         <w:t xml:space="preserve"> </w:t>
@@ -5466,12 +5988,86 @@
     </w:p>
     <w:p>
       <w:r>
-        <w:t>While npm audit is great for checking Node.js libraries, it only looks at the application source code. It is entirely blind to the operating system it runs on. Attackers know this, which is why they frequently target OS-level packages (like the recent xz-utils backdoor in Linux).</w:t>
-      </w:r>
-    </w:p>
-    <w:p>
-      <w:r>
-        <w:t>This is where Trivy comes in as our second security gate. Trivy doesn't just look at the code; it scans the final, compiled Docker image (pulina/nodegoat:latest). This is the exact artifact that will be deployed to a live server. Trivy inspects both our application dependencies and the base Debian OS packages we use in our Dockerfile. By configuring our pipeline with --exit-code 1 and targeting HIGH and CRITICAL vulnerabilities, we enforce a strict rule: if the container is vulnerable, the build fails. Even if a malicious package somehow sneaks past the npm audit step, Trivy will catch it when analyzing the final image, ensuring a poisoned container is never deployed to our users.</w:t>
+        <w:t xml:space="preserve">While </w:t>
+      </w:r>
+      <w:proofErr w:type="spellStart"/>
+      <w:r>
+        <w:t>npm</w:t>
+      </w:r>
+      <w:proofErr w:type="spellEnd"/>
+      <w:r>
+        <w:t xml:space="preserve"> audit is great for checking Node.js libraries, it only looks at the application source code. It is entirely blind to the operating system it runs on. Attackers know this, which is why they frequently target OS-level packages (like the recent </w:t>
+      </w:r>
+      <w:proofErr w:type="spellStart"/>
+      <w:r>
+        <w:t>xz</w:t>
+      </w:r>
+      <w:proofErr w:type="spellEnd"/>
+      <w:r>
+        <w:t>-utils backdoor in Linux).</w:t>
+      </w:r>
+    </w:p>
+    <w:p>
+      <w:r>
+        <w:t xml:space="preserve">This is where </w:t>
+      </w:r>
+      <w:proofErr w:type="spellStart"/>
+      <w:r>
+        <w:t>Trivy</w:t>
+      </w:r>
+      <w:proofErr w:type="spellEnd"/>
+      <w:r>
+        <w:t xml:space="preserve"> comes in as our second security gate. </w:t>
+      </w:r>
+      <w:proofErr w:type="spellStart"/>
+      <w:r>
+        <w:t>Trivy</w:t>
+      </w:r>
+      <w:proofErr w:type="spellEnd"/>
+      <w:r>
+        <w:t xml:space="preserve"> doesn't just look at the code; it scans the final, compiled Docker image (pulina/</w:t>
+      </w:r>
+      <w:proofErr w:type="spellStart"/>
+      <w:proofErr w:type="gramStart"/>
+      <w:r>
+        <w:t>nodegoat:latest</w:t>
+      </w:r>
+      <w:proofErr w:type="spellEnd"/>
+      <w:proofErr w:type="gramEnd"/>
+      <w:r>
+        <w:t xml:space="preserve">). This is the exact artifact that will be deployed to a live server. </w:t>
+      </w:r>
+      <w:proofErr w:type="spellStart"/>
+      <w:r>
+        <w:t>Trivy</w:t>
+      </w:r>
+      <w:proofErr w:type="spellEnd"/>
+      <w:r>
+        <w:t xml:space="preserve"> inspects both our application dependencies and the base Debian OS packages we use in our </w:t>
+      </w:r>
+      <w:proofErr w:type="spellStart"/>
+      <w:r>
+        <w:t>Dockerfile</w:t>
+      </w:r>
+      <w:proofErr w:type="spellEnd"/>
+      <w:r>
+        <w:t xml:space="preserve">. By configuring our pipeline with --exit-code 1 and targeting HIGH and CRITICAL vulnerabilities, we enforce a strict rule: if the container is vulnerable, the build fails. Even if a malicious package somehow sneaks past the </w:t>
+      </w:r>
+      <w:proofErr w:type="spellStart"/>
+      <w:r>
+        <w:t>npm</w:t>
+      </w:r>
+      <w:proofErr w:type="spellEnd"/>
+      <w:r>
+        <w:t xml:space="preserve"> audit step, </w:t>
+      </w:r>
+      <w:proofErr w:type="spellStart"/>
+      <w:r>
+        <w:t>Trivy</w:t>
+      </w:r>
+      <w:proofErr w:type="spellEnd"/>
+      <w:r>
+        <w:t xml:space="preserve"> will catch it when analyzing the final image, ensuring a poisoned container is never deployed to our users.</w:t>
       </w:r>
     </w:p>
     <w:p>
@@ -5496,7 +6092,31 @@
     </w:p>
     <w:p>
       <w:r>
-        <w:t>The hardest part of defending against an attack like event-stream is the "zero-day" window. For several weeks, the flatmap-stream malware was completely unknown to the public. During that time, tools like npm audit and Trivy would not have flagged it because no CVE existed yet. When a zero-day drops and the news breaks, automated scanners cannot save you retroactively.</w:t>
+        <w:t xml:space="preserve">The hardest part of defending against an attack like event-stream is the "zero-day" window. For several weeks, the </w:t>
+      </w:r>
+      <w:proofErr w:type="spellStart"/>
+      <w:r>
+        <w:t>flatmap</w:t>
+      </w:r>
+      <w:proofErr w:type="spellEnd"/>
+      <w:r>
+        <w:t xml:space="preserve">-stream malware was completely unknown to the public. During that time, tools like </w:t>
+      </w:r>
+      <w:proofErr w:type="spellStart"/>
+      <w:r>
+        <w:t>npm</w:t>
+      </w:r>
+      <w:proofErr w:type="spellEnd"/>
+      <w:r>
+        <w:t xml:space="preserve"> audit and </w:t>
+      </w:r>
+      <w:proofErr w:type="spellStart"/>
+      <w:r>
+        <w:t>Trivy</w:t>
+      </w:r>
+      <w:proofErr w:type="spellEnd"/>
+      <w:r>
+        <w:t xml:space="preserve"> would not have flagged it because no CVE existed yet. When a zero-day drops and the news breaks, automated scanners cannot save you retroactively.</w:t>
       </w:r>
     </w:p>
     <w:p>
@@ -5511,7 +6131,23 @@
     </w:p>
     <w:p>
       <w:r>
-        <w:t>By layering these automated tools—scanning the source dependencies, inspecting the compiled container, and maintaining total visibility into our software ingredients—our DevSecOps pipeline actively hardens the application against the realities of modern supply chain attacks.</w:t>
+        <w:t xml:space="preserve">By layering these automated </w:t>
+      </w:r>
+      <w:proofErr w:type="gramStart"/>
+      <w:r>
+        <w:t>tools—</w:t>
+      </w:r>
+      <w:proofErr w:type="gramEnd"/>
+      <w:r>
+        <w:t xml:space="preserve">scanning the source dependencies, inspecting the compiled container, and maintaining total visibility into our software ingredients—our </w:t>
+      </w:r>
+      <w:proofErr w:type="spellStart"/>
+      <w:r>
+        <w:t>DevSecOps</w:t>
+      </w:r>
+      <w:proofErr w:type="spellEnd"/>
+      <w:r>
+        <w:t xml:space="preserve"> pipeline actively hardens the application against the realities of modern supply chain attacks.</w:t>
       </w:r>
     </w:p>
     <w:p>
@@ -5551,12 +6187,36 @@
           <w:b/>
           <w:bCs/>
         </w:rPr>
-        <w:t>Project reflection :the value of “shifting left”</w:t>
-      </w:r>
-    </w:p>
-    <w:p>
-      <w:r>
-        <w:t xml:space="preserve">This project shows the critical value of "shifting. Automating security gates </w:t>
+        <w:t xml:space="preserve">Project </w:t>
+      </w:r>
+      <w:proofErr w:type="gramStart"/>
+      <w:r>
+        <w:rPr>
+          <w:b/>
+          <w:bCs/>
+        </w:rPr>
+        <w:t>reflection :the</w:t>
+      </w:r>
+      <w:proofErr w:type="gramEnd"/>
+      <w:r>
+        <w:rPr>
+          <w:b/>
+          <w:bCs/>
+        </w:rPr>
+        <w:t xml:space="preserve"> value of “shifting left”</w:t>
+      </w:r>
+    </w:p>
+    <w:p>
+      <w:r>
+        <w:t>This project shows the critical value of "</w:t>
+      </w:r>
+      <w:proofErr w:type="gramStart"/>
+      <w:r>
+        <w:t>shifting</w:t>
+      </w:r>
+      <w:proofErr w:type="gramEnd"/>
+      <w:r>
+        <w:t xml:space="preserve">. Automating security gates </w:t>
       </w:r>
       <w:r>
         <w:t>directly</w:t>
@@ -5564,11 +6224,21 @@
       <w:r>
         <w:t xml:space="preserve"> into ci/cd pipeline </w:t>
       </w:r>
+      <w:proofErr w:type="gramStart"/>
       <w:r>
         <w:t>prove</w:t>
       </w:r>
-      <w:r>
-        <w:t xml:space="preserve"> that security and development can be coexist. by automatically</w:t>
+      <w:proofErr w:type="gramEnd"/>
+      <w:r>
+        <w:t xml:space="preserve"> that security and development </w:t>
+      </w:r>
+      <w:proofErr w:type="gramStart"/>
+      <w:r>
+        <w:t>can be</w:t>
+      </w:r>
+      <w:proofErr w:type="gramEnd"/>
+      <w:r>
+        <w:t xml:space="preserve"> coexist. by automatically</w:t>
       </w:r>
       <w:r>
         <w:t xml:space="preserve"> </w:t>
@@ -5614,14 +6284,7 @@
           <w:b/>
           <w:bCs/>
         </w:rPr>
-        <w:t>DAST Integration</w:t>
-      </w:r>
-      <w:r>
-        <w:rPr>
-          <w:b/>
-          <w:bCs/>
-        </w:rPr>
-        <w:t xml:space="preserve"> </w:t>
+        <w:t xml:space="preserve">DAST Integration </w:t>
       </w:r>
     </w:p>
     <w:p>
@@ -5639,10 +6302,7 @@
         <w:t xml:space="preserve"> zap dynamically scan the running container for runtime misconfigurations and </w:t>
       </w:r>
       <w:r>
-        <w:t>business logic flaws</w:t>
-      </w:r>
-      <w:r>
-        <w:t xml:space="preserve"> </w:t>
+        <w:t xml:space="preserve">business logic flaws </w:t>
       </w:r>
       <w:r>
         <w:t>that SAST cannot detect</w:t>
@@ -5673,8 +6333,13 @@
         </w:numPr>
       </w:pPr>
       <w:r>
-        <w:t>Utilize Syft</w:t>
-      </w:r>
+        <w:t xml:space="preserve">Utilize </w:t>
+      </w:r>
+      <w:proofErr w:type="spellStart"/>
+      <w:r>
+        <w:t>Syft</w:t>
+      </w:r>
+      <w:proofErr w:type="spellEnd"/>
       <w:r>
         <w:t xml:space="preserve"> </w:t>
       </w:r>
@@ -5735,7 +6400,15 @@
         </w:numPr>
       </w:pPr>
       <w:r>
-        <w:t>To automatically scan IaC configures to ensure cloud deployments adhere to compliance rule before provisioning</w:t>
+        <w:t xml:space="preserve">To automatically scan </w:t>
+      </w:r>
+      <w:proofErr w:type="spellStart"/>
+      <w:r>
+        <w:t>IaC</w:t>
+      </w:r>
+      <w:proofErr w:type="spellEnd"/>
+      <w:r>
+        <w:t xml:space="preserve"> configures to ensure cloud deployments adhere to compliance rule before provisioning</w:t>
       </w:r>
     </w:p>
     <w:p>
@@ -5866,9 +6539,11 @@
             <w:r>
               <w:t xml:space="preserve">Pethvan </w:t>
             </w:r>
+            <w:proofErr w:type="gramStart"/>
             <w:r>
               <w:t>P.P</w:t>
             </w:r>
+            <w:proofErr w:type="gramEnd"/>
           </w:p>
         </w:tc>
         <w:tc>
@@ -5890,7 +6565,23 @@
               <w:ind w:firstLine="720"/>
             </w:pPr>
             <w:r>
-              <w:t>Engineered the CI/CD pipeline (GitHub Actions), implemented automated security gates (Trivy, Semgrep, Gitleaks), and authored Section 4 (Pipeline) and Section 5 (Secrets Management)</w:t>
+              <w:t>Engineered the CI/CD pipeline (GitHub Actions), implemented automated security gates (</w:t>
+            </w:r>
+            <w:proofErr w:type="spellStart"/>
+            <w:r>
+              <w:t>Trivy</w:t>
+            </w:r>
+            <w:proofErr w:type="spellEnd"/>
+            <w:r>
+              <w:t xml:space="preserve">, </w:t>
+            </w:r>
+            <w:proofErr w:type="spellStart"/>
+            <w:r>
+              <w:t>Semgrep</w:t>
+            </w:r>
+            <w:proofErr w:type="spellEnd"/>
+            <w:r>
+              <w:t>, Gitleaks), and authored Section 4 (Pipeline) and Section 5 (Secrets Management)</w:t>
             </w:r>
           </w:p>
         </w:tc>
@@ -5911,8 +6602,13 @@
             <w:tcW w:w="1854" w:type="dxa"/>
           </w:tcPr>
           <w:p>
-            <w:r>
-              <w:t xml:space="preserve">Aluthge </w:t>
+            <w:proofErr w:type="spellStart"/>
+            <w:r>
+              <w:t>Aluthge</w:t>
+            </w:r>
+            <w:proofErr w:type="spellEnd"/>
+            <w:r>
+              <w:t xml:space="preserve"> </w:t>
             </w:r>
             <w:r>
               <w:t>M.N</w:t>
@@ -5959,8 +6655,13 @@
             <w:tcW w:w="1854" w:type="dxa"/>
           </w:tcPr>
           <w:p>
-            <w:r>
-              <w:t>Shanthoshika S</w:t>
+            <w:proofErr w:type="spellStart"/>
+            <w:r>
+              <w:t>Shanthoshika</w:t>
+            </w:r>
+            <w:proofErr w:type="spellEnd"/>
+            <w:r>
+              <w:t xml:space="preserve"> S</w:t>
             </w:r>
           </w:p>
         </w:tc>
@@ -5980,7 +6681,15 @@
           </w:tcPr>
           <w:p>
             <w:r>
-              <w:t>Executed secure code remediation for Stored XSS and Insecure Cryptographic Storage (bcrypt), captured SAST comparison evidence, and authored the code patch walkthroughs in Section 3.</w:t>
+              <w:t>Executed secure code remediation for Stored XSS and Insecure Cryptographic Storage (</w:t>
+            </w:r>
+            <w:proofErr w:type="spellStart"/>
+            <w:r>
+              <w:t>bcrypt</w:t>
+            </w:r>
+            <w:proofErr w:type="spellEnd"/>
+            <w:r>
+              <w:t>), captured SAST comparison evidence, and authored the code patch walkthroughs in Section 3.</w:t>
             </w:r>
           </w:p>
         </w:tc>
@@ -6002,8 +6711,13 @@
           </w:tcPr>
           <w:p>
             <w:r>
-              <w:t>Adithya E.A.D.D.D</w:t>
-            </w:r>
+              <w:t>Adithya E.A.D.</w:t>
+            </w:r>
+            <w:proofErr w:type="gramStart"/>
+            <w:r>
+              <w:t>D.D</w:t>
+            </w:r>
+            <w:proofErr w:type="gramEnd"/>
           </w:p>
         </w:tc>
         <w:tc>
@@ -6072,7 +6786,15 @@
         <w:t>we</w:t>
       </w:r>
       <w:r>
-        <w:t xml:space="preserve"> used Artificial Intelligence resources (Google Gemini/ChatGPT) to troubleshoot the GitHub Actions Workflow syntax, to check the document structure, and to review industry case studies. The technical materials generated as part of this project have not been automatically produced by any AI tools. All of the members of the group carried out the exploitation of the vulnerabilities, corrected the source codes, configured the CI/CD pipeline and performed the analysis.</w:t>
+        <w:t xml:space="preserve"> used Artificial Intelligence resources (Google Gemini/ChatGPT) to troubleshoot the GitHub Actions Workflow syntax, to check the document structure, and to review industry case studies. The technical materials generated as part of this project have not been automatically produced by any AI tools. </w:t>
+      </w:r>
+      <w:proofErr w:type="gramStart"/>
+      <w:r>
+        <w:t>All of</w:t>
+      </w:r>
+      <w:proofErr w:type="gramEnd"/>
+      <w:r>
+        <w:t xml:space="preserve"> the members of the group carried out the exploitation of the vulnerabilities, corrected the source codes, configured the CI/CD pipeline and performed the analysis.</w:t>
       </w:r>
     </w:p>
     <w:p>
@@ -6116,8 +6838,29 @@
         </w:numPr>
       </w:pPr>
       <w:r>
-        <w:t>OWASP Foundation, "OWASP NodeGoat Project," OWASP.org, 2026. [Online]. Available: https://owasp.org/www-project-nodegoat/.</w:t>
-      </w:r>
+        <w:t xml:space="preserve">OWASP Foundation, "OWASP </w:t>
+      </w:r>
+      <w:proofErr w:type="spellStart"/>
+      <w:r>
+        <w:t>NodeGoat</w:t>
+      </w:r>
+      <w:proofErr w:type="spellEnd"/>
+      <w:r>
+        <w:t xml:space="preserve"> Project," OWASP.org, 2026. [Online]. Available: </w:t>
+      </w:r>
+      <w:r>
+        <w:rPr>
+          <w:i/>
+          <w:iCs/>
+          <w:color w:val="153D63" w:themeColor="text2" w:themeTint="E6"/>
+        </w:rPr>
+        <w:t>https://owasp.org/www-project-nodegoat/</w:t>
+      </w:r>
+    </w:p>
+    <w:p>
+      <w:pPr>
+        <w:pStyle w:val="ListParagraph"/>
+      </w:pPr>
     </w:p>
     <w:p>
       <w:pPr>
@@ -6128,7 +6871,32 @@
         </w:numPr>
       </w:pPr>
       <w:r>
-        <w:t>T. Hunter II, "Compromised npm Package: event-stream," Medium, Nov. 26, 2018. [Online]. Available: https://medium.com/intrinsic-blog/compromised-npm-package-event-stream-d47d08605502[cite: 3].</w:t>
+        <w:t xml:space="preserve">T. Hunter II, "Compromised </w:t>
+      </w:r>
+      <w:proofErr w:type="spellStart"/>
+      <w:r>
+        <w:t>npm</w:t>
+      </w:r>
+      <w:proofErr w:type="spellEnd"/>
+      <w:r>
+        <w:t xml:space="preserve"> Package: event-stream," Medium, Nov. 26, 2018. [Online]. Available</w:t>
+      </w:r>
+      <w:r>
+        <w:rPr>
+          <w:color w:val="153D63" w:themeColor="text2" w:themeTint="E6"/>
+        </w:rPr>
+        <w:t xml:space="preserve">: </w:t>
+      </w:r>
+      <w:r>
+        <w:rPr>
+          <w:i/>
+          <w:iCs/>
+          <w:color w:val="153D63" w:themeColor="text2" w:themeTint="E6"/>
+        </w:rPr>
+        <w:t>https://medium.com/intrinsic-blog/compromised-npm-package-event-stream-d47d08605502</w:t>
+      </w:r>
+      <w:r>
+        <w:t>.</w:t>
       </w:r>
     </w:p>
     <w:p>
@@ -6140,7 +6908,16 @@
         </w:numPr>
       </w:pPr>
       <w:r>
-        <w:t>CSIDE, "The Copay event-stream attack illustrates dependency risks," CSIDE Blog, Jul. 29, 2024. [Online]. Available: https://cside.com/blog/the-copay-event-stream-attack-illustrates-dependency-risks[cite: 2].</w:t>
+        <w:t xml:space="preserve">CSIDE, "The Copay event-stream attack illustrates dependency risks," CSIDE Blog, Jul. 29, 2024. [Online]. Available: </w:t>
+      </w:r>
+      <w:r>
+        <w:rPr>
+          <w:color w:val="153D63" w:themeColor="text2" w:themeTint="E6"/>
+        </w:rPr>
+        <w:t>https://cside.com/blog/the-copay-event-stream-attack-illustrates-dependency-risks</w:t>
+      </w:r>
+      <w:r>
+        <w:t>.</w:t>
       </w:r>
     </w:p>
     <w:p>
@@ -6151,8 +6928,46 @@
           <w:numId w:val="15"/>
         </w:numPr>
       </w:pPr>
-      <w:r>
-        <w:t>Revenera, "Compromised npm Package: event-stream and flatmap-stream packages lead to supply chain attack," Revenera Blog, Nov. 27, 2018. [Online]. Available: https://www.revenera.com/blog/software-composition-analysis/compromised-npm-package-event-stream-and-flatmap-stream-packages-lead-to-supply-chain-attack/[cite: 5].</w:t>
+      <w:proofErr w:type="spellStart"/>
+      <w:r>
+        <w:t>Revenera</w:t>
+      </w:r>
+      <w:proofErr w:type="spellEnd"/>
+      <w:r>
+        <w:t xml:space="preserve">, "Compromised </w:t>
+      </w:r>
+      <w:proofErr w:type="spellStart"/>
+      <w:r>
+        <w:t>npm</w:t>
+      </w:r>
+      <w:proofErr w:type="spellEnd"/>
+      <w:r>
+        <w:t xml:space="preserve"> Package: event-stream and </w:t>
+      </w:r>
+      <w:proofErr w:type="spellStart"/>
+      <w:r>
+        <w:t>flatmap</w:t>
+      </w:r>
+      <w:proofErr w:type="spellEnd"/>
+      <w:r>
+        <w:t xml:space="preserve">-stream packages lead to supply chain attack," </w:t>
+      </w:r>
+      <w:proofErr w:type="spellStart"/>
+      <w:r>
+        <w:t>Revenera</w:t>
+      </w:r>
+      <w:proofErr w:type="spellEnd"/>
+      <w:r>
+        <w:t xml:space="preserve"> Blog, Nov. 27, 2018. [Online]. Available: </w:t>
+      </w:r>
+      <w:r>
+        <w:rPr>
+          <w:color w:val="153D63" w:themeColor="text2" w:themeTint="E6"/>
+        </w:rPr>
+        <w:t>https://www.revenera.com/blog/software-composition-analysis/compromised-npm-package-event-stream-and-flatmap-stream-packages-lead-to-supply-chain-attack/</w:t>
+      </w:r>
+      <w:r>
+        <w:t>.</w:t>
       </w:r>
     </w:p>
     <w:p>
@@ -6164,7 +6979,16 @@
         </w:numPr>
       </w:pPr>
       <w:r>
-        <w:t>National Institute of Standards and Technology (NIST), "Secure Software Development Framework (SSDF) Version 1.1: Recommendations for Mitigating the Risk of Software Vulnerabilities," NIST Special Publication 800-218, Feb. 2022. [Online]. Available: https://csrc.nist.gov/publications/detail/sp/800-218/final.</w:t>
+        <w:t xml:space="preserve">National Institute of Standards and Technology (NIST), "Secure Software Development Framework (SSDF) Version 1.1: Recommendations for Mitigating the Risk of Software Vulnerabilities," NIST Special Publication 800-218, Feb. 2022. [Online]. Available: </w:t>
+      </w:r>
+      <w:r>
+        <w:rPr>
+          <w:color w:val="153D63" w:themeColor="text2" w:themeTint="E6"/>
+        </w:rPr>
+        <w:t>https://csrc.nist.gov/publications/detail/sp/800-218/final</w:t>
+      </w:r>
+      <w:r>
+        <w:t>.</w:t>
       </w:r>
     </w:p>
     <w:p>
@@ -6176,7 +7000,24 @@
         </w:numPr>
       </w:pPr>
       <w:r>
-        <w:t>Aqua Security, "Trivy: Comprehensive Security Scanner," GitHub, 2026. [Online]. Available: https://github.com/aquasecurity/trivy.</w:t>
+        <w:t>Aqua Security, "</w:t>
+      </w:r>
+      <w:proofErr w:type="spellStart"/>
+      <w:r>
+        <w:t>Trivy</w:t>
+      </w:r>
+      <w:proofErr w:type="spellEnd"/>
+      <w:r>
+        <w:t xml:space="preserve">: Comprehensive Security Scanner," GitHub, 2026. [Online]. Available: </w:t>
+      </w:r>
+      <w:r>
+        <w:rPr>
+          <w:color w:val="153D63" w:themeColor="text2" w:themeTint="E6"/>
+        </w:rPr>
+        <w:t>https://github.com/aquasecurity/trivy</w:t>
+      </w:r>
+      <w:r>
+        <w:t>.</w:t>
       </w:r>
     </w:p>
     <w:p>
@@ -6187,8 +7028,35 @@
           <w:numId w:val="15"/>
         </w:numPr>
       </w:pPr>
-      <w:r>
-        <w:t>Semgrep, "Semgrep: Lightweight static analysis for many languages," Semgrep.dev, 2026. [Online]. Available: https://semgrep.dev/.</w:t>
+      <w:proofErr w:type="spellStart"/>
+      <w:r>
+        <w:t>Semgrep</w:t>
+      </w:r>
+      <w:proofErr w:type="spellEnd"/>
+      <w:r>
+        <w:t>, "</w:t>
+      </w:r>
+      <w:proofErr w:type="spellStart"/>
+      <w:r>
+        <w:t>Semgrep</w:t>
+      </w:r>
+      <w:proofErr w:type="spellEnd"/>
+      <w:r>
+        <w:t xml:space="preserve">: Lightweight static analysis for many languages," </w:t>
+      </w:r>
+      <w:proofErr w:type="spellStart"/>
+      <w:r>
+        <w:t>Semgrep.dev</w:t>
+      </w:r>
+      <w:proofErr w:type="spellEnd"/>
+      <w:r>
+        <w:t xml:space="preserve">, 2026. [Online]. </w:t>
+      </w:r>
+      <w:r>
+        <w:rPr>
+          <w:color w:val="153D63" w:themeColor="text2" w:themeTint="E6"/>
+        </w:rPr>
+        <w:t>Available: https://semgrep.dev/.</w:t>
       </w:r>
     </w:p>
     <w:p>
@@ -6200,7 +7068,16 @@
         </w:numPr>
       </w:pPr>
       <w:r>
-        <w:t>Z. Rice, "Gitleaks: Protect and discover secrets using Gitleaks," GitHub, 2026. [Online]. Available: https://github.com/gitleaks/gitleaks.</w:t>
+        <w:t xml:space="preserve">Z. Rice, "Gitleaks: Protect and discover secrets using Gitleaks," GitHub, 2026. [Online]. </w:t>
+      </w:r>
+      <w:r>
+        <w:rPr>
+          <w:color w:val="153D63" w:themeColor="text2" w:themeTint="E6"/>
+        </w:rPr>
+        <w:t>Available: https://github.com/gitleaks/gitleaks</w:t>
+      </w:r>
+      <w:r>
+        <w:t>.</w:t>
       </w:r>
     </w:p>
     <w:sectPr>
@@ -8706,6 +9583,7 @@
   <w:style w:type="character" w:default="1" w:styleId="DefaultParagraphFont">
     <w:name w:val="Default Paragraph Font"/>
     <w:uiPriority w:val="1"/>
+    <w:semiHidden/>
     <w:unhideWhenUsed/>
   </w:style>
   <w:style w:type="table" w:default="1" w:styleId="TableNormal">
@@ -9501,6 +10379,10 @@
 </file>
 
 <file path=customXml/item1.xml><?xml version="1.0" encoding="utf-8"?>
+<b:Sources xmlns:b="http://schemas.openxmlformats.org/officeDocument/2006/bibliography" xmlns="http://schemas.openxmlformats.org/officeDocument/2006/bibliography" SelectedStyle="\APASixthEditionOfficeOnline.xsl" StyleName="APA" Version="6"/>
+</file>
+
+<file path=customXml/item2.xml><?xml version="1.0" encoding="utf-8"?>
 <p:properties xmlns:p="http://schemas.microsoft.com/office/2006/metadata/properties" xmlns:xsi="http://www.w3.org/2001/XMLSchema-instance" xmlns:pc="http://schemas.microsoft.com/office/infopath/2007/PartnerControls">
   <documentManagement>
     <_activity xmlns="41899fe1-77c8-4641-9c61-2479d8d6a5c3" xsi:nil="true"/>
@@ -9508,11 +10390,16 @@
 </p:properties>
 </file>
 
-<file path=customXml/item2.xml><?xml version="1.0" encoding="utf-8"?>
-<b:Sources xmlns:b="http://schemas.openxmlformats.org/officeDocument/2006/bibliography" xmlns="http://schemas.openxmlformats.org/officeDocument/2006/bibliography" SelectedStyle="\APASixthEditionOfficeOnline.xsl" StyleName="APA" Version="6"/>
+<file path=customXml/item3.xml><?xml version="1.0" encoding="utf-8"?>
+<?mso-contentType ?>
+<FormTemplates xmlns="http://schemas.microsoft.com/sharepoint/v3/contenttype/forms">
+  <Display>DocumentLibraryForm</Display>
+  <Edit>DocumentLibraryForm</Edit>
+  <New>DocumentLibraryForm</New>
+</FormTemplates>
 </file>
 
-<file path=customXml/item3.xml><?xml version="1.0" encoding="utf-8"?>
+<file path=customXml/item4.xml><?xml version="1.0" encoding="utf-8"?>
 <ct:contentTypeSchema xmlns:ct="http://schemas.microsoft.com/office/2006/metadata/contentType" xmlns:ma="http://schemas.microsoft.com/office/2006/metadata/properties/metaAttributes" ct:_="" ma:_="" ma:contentTypeName="Document" ma:contentTypeID="0x01010086A11BF672EA7F49BF1053710118E989" ma:contentTypeVersion="13" ma:contentTypeDescription="Create a new document." ma:contentTypeScope="" ma:versionID="5e3f34a6902b085571c7ce04a47f22cf">
   <xsd:schema xmlns:xsd="http://www.w3.org/2001/XMLSchema" xmlns:xs="http://www.w3.org/2001/XMLSchema" xmlns:p="http://schemas.microsoft.com/office/2006/metadata/properties" xmlns:ns3="41899fe1-77c8-4641-9c61-2479d8d6a5c3" xmlns:ns4="1ea4a77d-1883-4cde-a10e-daa02c7e237a" targetNamespace="http://schemas.microsoft.com/office/2006/metadata/properties" ma:root="true" ma:fieldsID="0137eca7c0fbe07db7b796e82e054778" ns3:_="" ns4:_="">
     <xsd:import namespace="41899fe1-77c8-4641-9c61-2479d8d6a5c3"/>
@@ -9731,16 +10618,15 @@
 </ct:contentTypeSchema>
 </file>
 
-<file path=customXml/item4.xml><?xml version="1.0" encoding="utf-8"?>
-<?mso-contentType ?>
-<FormTemplates xmlns="http://schemas.microsoft.com/sharepoint/v3/contenttype/forms">
-  <Display>DocumentLibraryForm</Display>
-  <Edit>DocumentLibraryForm</Edit>
-  <New>DocumentLibraryForm</New>
-</FormTemplates>
+<file path=customXml/itemProps1.xml><?xml version="1.0" encoding="utf-8"?>
+<ds:datastoreItem xmlns:ds="http://schemas.openxmlformats.org/officeDocument/2006/customXml" ds:itemID="{2FE9F069-7E3B-4999-BDB4-6CFBEF60BDB2}">
+  <ds:schemaRefs>
+    <ds:schemaRef ds:uri="http://schemas.openxmlformats.org/officeDocument/2006/bibliography"/>
+  </ds:schemaRefs>
+</ds:datastoreItem>
 </file>
 
-<file path=customXml/itemProps1.xml><?xml version="1.0" encoding="utf-8"?>
+<file path=customXml/itemProps2.xml><?xml version="1.0" encoding="utf-8"?>
 <ds:datastoreItem xmlns:ds="http://schemas.openxmlformats.org/officeDocument/2006/customXml" ds:itemID="{00EF1867-B8E5-4405-80C2-3FC71709F8B3}">
   <ds:schemaRefs>
     <ds:schemaRef ds:uri="http://schemas.microsoft.com/office/2006/metadata/properties"/>
@@ -9750,15 +10636,15 @@
 </ds:datastoreItem>
 </file>
 
-<file path=customXml/itemProps2.xml><?xml version="1.0" encoding="utf-8"?>
-<ds:datastoreItem xmlns:ds="http://schemas.openxmlformats.org/officeDocument/2006/customXml" ds:itemID="{2FE9F069-7E3B-4999-BDB4-6CFBEF60BDB2}">
+<file path=customXml/itemProps3.xml><?xml version="1.0" encoding="utf-8"?>
+<ds:datastoreItem xmlns:ds="http://schemas.openxmlformats.org/officeDocument/2006/customXml" ds:itemID="{5847AE6C-A735-4F82-8390-881A7356A6D0}">
   <ds:schemaRefs>
-    <ds:schemaRef ds:uri="http://schemas.openxmlformats.org/officeDocument/2006/bibliography"/>
+    <ds:schemaRef ds:uri="http://schemas.microsoft.com/sharepoint/v3/contenttype/forms"/>
   </ds:schemaRefs>
 </ds:datastoreItem>
 </file>
 
-<file path=customXml/itemProps3.xml><?xml version="1.0" encoding="utf-8"?>
+<file path=customXml/itemProps4.xml><?xml version="1.0" encoding="utf-8"?>
 <ds:datastoreItem xmlns:ds="http://schemas.openxmlformats.org/officeDocument/2006/customXml" ds:itemID="{1BF364A2-442E-42B4-8376-A85B7B804494}">
   <ds:schemaRefs>
     <ds:schemaRef ds:uri="http://schemas.microsoft.com/office/2006/metadata/contentType"/>
@@ -9775,12 +10661,4 @@
     <ds:schemaRef ds:uri="http://schemas.microsoft.com/internal/obd"/>
   </ds:schemaRefs>
 </ds:datastoreItem>
-</file>
-
-<file path=customXml/itemProps4.xml><?xml version="1.0" encoding="utf-8"?>
-<ds:datastoreItem xmlns:ds="http://schemas.openxmlformats.org/officeDocument/2006/customXml" ds:itemID="{5847AE6C-A735-4F82-8390-881A7356A6D0}">
-  <ds:schemaRefs>
-    <ds:schemaRef ds:uri="http://schemas.microsoft.com/sharepoint/v3/contenttype/forms"/>
-  </ds:schemaRefs>
-</ds:datastoreItem>
 </file>
--- a/assiment.docx
+++ b/assiment.docx
@@ -5311,11 +5311,10 @@
         <w:rPr>
           <w:noProof/>
         </w:rPr>
-        <w:lastRenderedPageBreak/>
         <w:drawing>
-          <wp:inline distT="0" distB="0" distL="0" distR="0" wp14:anchorId="527575F2" wp14:editId="5EC1E383">
-            <wp:extent cx="5943600" cy="4208780"/>
-            <wp:effectExtent l="0" t="0" r="0" b="1270"/>
+          <wp:inline distT="0" distB="0" distL="0" distR="0" wp14:anchorId="527575F2" wp14:editId="5F243634">
+            <wp:extent cx="4905955" cy="2789339"/>
+            <wp:effectExtent l="0" t="0" r="0" b="0"/>
             <wp:docPr id="959898642" name="Picture 1"/>
             <wp:cNvGraphicFramePr>
               <a:graphicFrameLocks xmlns:a="http://schemas.openxmlformats.org/drawingml/2006/main" noChangeAspect="1"/>
@@ -5336,7 +5335,7 @@
                   <pic:spPr>
                     <a:xfrm>
                       <a:off x="0" y="0"/>
-                      <a:ext cx="5943600" cy="4208780"/>
+                      <a:ext cx="4913563" cy="2793665"/>
                     </a:xfrm>
                     <a:prstGeom prst="rect">
                       <a:avLst/>
@@ -5350,9 +5349,92 @@
       </w:r>
     </w:p>
     <w:p>
+      <w:pPr>
+        <w:pStyle w:val="Heading2"/>
+      </w:pPr>
       <w:r>
         <w:br w:type="page"/>
       </w:r>
+      <w:r>
+        <w:lastRenderedPageBreak/>
+        <w:t>SAST scan</w:t>
+      </w:r>
+    </w:p>
+    <w:p>
+      <w:pPr>
+        <w:pStyle w:val="Heading3"/>
+      </w:pPr>
+      <w:r>
+        <w:t xml:space="preserve">Before </w:t>
+      </w:r>
+    </w:p>
+    <w:p>
+      <w:r>
+        <w:rPr>
+          <w:noProof/>
+        </w:rPr>
+        <w:drawing>
+          <wp:inline distT="0" distB="0" distL="0" distR="0" wp14:anchorId="4B831DFD" wp14:editId="45F01E3C">
+            <wp:extent cx="5943600" cy="1962150"/>
+            <wp:effectExtent l="0" t="0" r="0" b="0"/>
+            <wp:docPr id="1217136035" name="Picture 1"/>
+            <wp:cNvGraphicFramePr>
+              <a:graphicFrameLocks xmlns:a="http://schemas.openxmlformats.org/drawingml/2006/main" noChangeAspect="1"/>
+            </wp:cNvGraphicFramePr>
+            <a:graphic xmlns:a="http://schemas.openxmlformats.org/drawingml/2006/main">
+              <a:graphicData uri="http://schemas.openxmlformats.org/drawingml/2006/picture">
+                <pic:pic xmlns:pic="http://schemas.openxmlformats.org/drawingml/2006/picture">
+                  <pic:nvPicPr>
+                    <pic:cNvPr id="1217136035" name=""/>
+                    <pic:cNvPicPr/>
+                  </pic:nvPicPr>
+                  <pic:blipFill>
+                    <a:blip r:embed="rId38"/>
+                    <a:stretch>
+                      <a:fillRect/>
+                    </a:stretch>
+                  </pic:blipFill>
+                  <pic:spPr>
+                    <a:xfrm>
+                      <a:off x="0" y="0"/>
+                      <a:ext cx="5943600" cy="1962150"/>
+                    </a:xfrm>
+                    <a:prstGeom prst="rect">
+                      <a:avLst/>
+                    </a:prstGeom>
+                  </pic:spPr>
+                </pic:pic>
+              </a:graphicData>
+            </a:graphic>
+          </wp:inline>
+        </w:drawing>
+      </w:r>
+    </w:p>
+    <w:p>
+      <w:pPr>
+        <w:pStyle w:val="Heading3"/>
+      </w:pPr>
+      <w:r>
+        <w:t>After</w:t>
+      </w:r>
+    </w:p>
+    <w:p>
+      <w:pPr>
+        <w:pStyle w:val="Heading3"/>
+        <w:rPr>
+          <w:rFonts w:asciiTheme="majorHAnsi" w:hAnsiTheme="majorHAnsi"/>
+          <w:sz w:val="32"/>
+          <w:szCs w:val="32"/>
+        </w:rPr>
+      </w:pPr>
+      <w:r>
+        <w:br w:type="page"/>
+      </w:r>
+    </w:p>
+    <w:p>
+      <w:pPr>
+        <w:pStyle w:val="Heading2"/>
+      </w:pPr>
     </w:p>
     <w:p>
       <w:pPr>
@@ -5370,7 +5452,6 @@
           <w:b/>
           <w:bCs/>
         </w:rPr>
-        <w:lastRenderedPageBreak/>
         <w:t>DevSecOps</w:t>
       </w:r>
       <w:proofErr w:type="spellEnd"/>
@@ -5422,7 +5503,7 @@
                     <pic:cNvPicPr/>
                   </pic:nvPicPr>
                   <pic:blipFill>
-                    <a:blip r:embed="rId38"/>
+                    <a:blip r:embed="rId39"/>
                     <a:stretch>
                       <a:fillRect/>
                     </a:stretch>
@@ -5464,7 +5545,7 @@
                     <pic:cNvPicPr/>
                   </pic:nvPicPr>
                   <pic:blipFill>
-                    <a:blip r:embed="rId39"/>
+                    <a:blip r:embed="rId40"/>
                     <a:stretch>
                       <a:fillRect/>
                     </a:stretch>
@@ -5519,7 +5600,7 @@
                     <pic:cNvPicPr/>
                   </pic:nvPicPr>
                   <pic:blipFill>
-                    <a:blip r:embed="rId40"/>
+                    <a:blip r:embed="rId41"/>
                     <a:stretch>
                       <a:fillRect/>
                     </a:stretch>
@@ -5616,7 +5697,7 @@
                     <pic:cNvPicPr/>
                   </pic:nvPicPr>
                   <pic:blipFill rotWithShape="1">
-                    <a:blip r:embed="rId41"/>
+                    <a:blip r:embed="rId42"/>
                     <a:srcRect b="65505"/>
                     <a:stretch>
                       <a:fillRect/>
@@ -5667,7 +5748,7 @@
                     <pic:cNvPicPr/>
                   </pic:nvPicPr>
                   <pic:blipFill>
-                    <a:blip r:embed="rId42"/>
+                    <a:blip r:embed="rId43"/>
                     <a:stretch>
                       <a:fillRect/>
                     </a:stretch>
@@ -5709,7 +5790,7 @@
                     <pic:cNvPicPr/>
                   </pic:nvPicPr>
                   <pic:blipFill>
-                    <a:blip r:embed="rId43"/>
+                    <a:blip r:embed="rId44"/>
                     <a:stretch>
                       <a:fillRect/>
                     </a:stretch>
@@ -7081,7 +7162,7 @@
       </w:r>
     </w:p>
     <w:sectPr>
-      <w:footerReference w:type="default" r:id="rId44"/>
+      <w:footerReference w:type="default" r:id="rId45"/>
       <w:pgSz w:w="12240" w:h="15840"/>
       <w:pgMar w:top="1440" w:right="1440" w:bottom="1440" w:left="1440" w:header="720" w:footer="720" w:gutter="0"/>
       <w:pgNumType w:fmt="numberInDash" w:start="1"/>
@@ -10379,10 +10460,6 @@
 </file>
 
 <file path=customXml/item1.xml><?xml version="1.0" encoding="utf-8"?>
-<b:Sources xmlns:b="http://schemas.openxmlformats.org/officeDocument/2006/bibliography" xmlns="http://schemas.openxmlformats.org/officeDocument/2006/bibliography" SelectedStyle="\APASixthEditionOfficeOnline.xsl" StyleName="APA" Version="6"/>
-</file>
-
-<file path=customXml/item2.xml><?xml version="1.0" encoding="utf-8"?>
 <p:properties xmlns:p="http://schemas.microsoft.com/office/2006/metadata/properties" xmlns:xsi="http://www.w3.org/2001/XMLSchema-instance" xmlns:pc="http://schemas.microsoft.com/office/infopath/2007/PartnerControls">
   <documentManagement>
     <_activity xmlns="41899fe1-77c8-4641-9c61-2479d8d6a5c3" xsi:nil="true"/>
@@ -10390,16 +10467,11 @@
 </p:properties>
 </file>
 
-<file path=customXml/item3.xml><?xml version="1.0" encoding="utf-8"?>
-<?mso-contentType ?>
-<FormTemplates xmlns="http://schemas.microsoft.com/sharepoint/v3/contenttype/forms">
-  <Display>DocumentLibraryForm</Display>
-  <Edit>DocumentLibraryForm</Edit>
-  <New>DocumentLibraryForm</New>
-</FormTemplates>
+<file path=customXml/item2.xml><?xml version="1.0" encoding="utf-8"?>
+<b:Sources xmlns:b="http://schemas.openxmlformats.org/officeDocument/2006/bibliography" xmlns="http://schemas.openxmlformats.org/officeDocument/2006/bibliography" SelectedStyle="\APASixthEditionOfficeOnline.xsl" StyleName="APA" Version="6"/>
 </file>
 
-<file path=customXml/item4.xml><?xml version="1.0" encoding="utf-8"?>
+<file path=customXml/item3.xml><?xml version="1.0" encoding="utf-8"?>
 <ct:contentTypeSchema xmlns:ct="http://schemas.microsoft.com/office/2006/metadata/contentType" xmlns:ma="http://schemas.microsoft.com/office/2006/metadata/properties/metaAttributes" ct:_="" ma:_="" ma:contentTypeName="Document" ma:contentTypeID="0x01010086A11BF672EA7F49BF1053710118E989" ma:contentTypeVersion="13" ma:contentTypeDescription="Create a new document." ma:contentTypeScope="" ma:versionID="5e3f34a6902b085571c7ce04a47f22cf">
   <xsd:schema xmlns:xsd="http://www.w3.org/2001/XMLSchema" xmlns:xs="http://www.w3.org/2001/XMLSchema" xmlns:p="http://schemas.microsoft.com/office/2006/metadata/properties" xmlns:ns3="41899fe1-77c8-4641-9c61-2479d8d6a5c3" xmlns:ns4="1ea4a77d-1883-4cde-a10e-daa02c7e237a" targetNamespace="http://schemas.microsoft.com/office/2006/metadata/properties" ma:root="true" ma:fieldsID="0137eca7c0fbe07db7b796e82e054778" ns3:_="" ns4:_="">
     <xsd:import namespace="41899fe1-77c8-4641-9c61-2479d8d6a5c3"/>
@@ -10618,15 +10690,16 @@
 </ct:contentTypeSchema>
 </file>
 
-<file path=customXml/itemProps1.xml><?xml version="1.0" encoding="utf-8"?>
-<ds:datastoreItem xmlns:ds="http://schemas.openxmlformats.org/officeDocument/2006/customXml" ds:itemID="{2FE9F069-7E3B-4999-BDB4-6CFBEF60BDB2}">
-  <ds:schemaRefs>
-    <ds:schemaRef ds:uri="http://schemas.openxmlformats.org/officeDocument/2006/bibliography"/>
-  </ds:schemaRefs>
-</ds:datastoreItem>
+<file path=customXml/item4.xml><?xml version="1.0" encoding="utf-8"?>
+<?mso-contentType ?>
+<FormTemplates xmlns="http://schemas.microsoft.com/sharepoint/v3/contenttype/forms">
+  <Display>DocumentLibraryForm</Display>
+  <Edit>DocumentLibraryForm</Edit>
+  <New>DocumentLibraryForm</New>
+</FormTemplates>
 </file>
 
-<file path=customXml/itemProps2.xml><?xml version="1.0" encoding="utf-8"?>
+<file path=customXml/itemProps1.xml><?xml version="1.0" encoding="utf-8"?>
 <ds:datastoreItem xmlns:ds="http://schemas.openxmlformats.org/officeDocument/2006/customXml" ds:itemID="{00EF1867-B8E5-4405-80C2-3FC71709F8B3}">
   <ds:schemaRefs>
     <ds:schemaRef ds:uri="http://schemas.microsoft.com/office/2006/metadata/properties"/>
@@ -10636,15 +10709,15 @@
 </ds:datastoreItem>
 </file>
 
-<file path=customXml/itemProps3.xml><?xml version="1.0" encoding="utf-8"?>
-<ds:datastoreItem xmlns:ds="http://schemas.openxmlformats.org/officeDocument/2006/customXml" ds:itemID="{5847AE6C-A735-4F82-8390-881A7356A6D0}">
+<file path=customXml/itemProps2.xml><?xml version="1.0" encoding="utf-8"?>
+<ds:datastoreItem xmlns:ds="http://schemas.openxmlformats.org/officeDocument/2006/customXml" ds:itemID="{2FE9F069-7E3B-4999-BDB4-6CFBEF60BDB2}">
   <ds:schemaRefs>
-    <ds:schemaRef ds:uri="http://schemas.microsoft.com/sharepoint/v3/contenttype/forms"/>
+    <ds:schemaRef ds:uri="http://schemas.openxmlformats.org/officeDocument/2006/bibliography"/>
   </ds:schemaRefs>
 </ds:datastoreItem>
 </file>
 
-<file path=customXml/itemProps4.xml><?xml version="1.0" encoding="utf-8"?>
+<file path=customXml/itemProps3.xml><?xml version="1.0" encoding="utf-8"?>
 <ds:datastoreItem xmlns:ds="http://schemas.openxmlformats.org/officeDocument/2006/customXml" ds:itemID="{1BF364A2-442E-42B4-8376-A85B7B804494}">
   <ds:schemaRefs>
     <ds:schemaRef ds:uri="http://schemas.microsoft.com/office/2006/metadata/contentType"/>
@@ -10661,4 +10734,12 @@
     <ds:schemaRef ds:uri="http://schemas.microsoft.com/internal/obd"/>
   </ds:schemaRefs>
 </ds:datastoreItem>
+</file>
+
+<file path=customXml/itemProps4.xml><?xml version="1.0" encoding="utf-8"?>
+<ds:datastoreItem xmlns:ds="http://schemas.openxmlformats.org/officeDocument/2006/customXml" ds:itemID="{5847AE6C-A735-4F82-8390-881A7356A6D0}">
+  <ds:schemaRefs>
+    <ds:schemaRef ds:uri="http://schemas.microsoft.com/sharepoint/v3/contenttype/forms"/>
+  </ds:schemaRefs>
+</ds:datastoreItem>
 </file>
--- a/assiment.docx
+++ b/assiment.docx
@@ -533,7 +533,7 @@
           <w:r>
             <w:fldChar w:fldCharType="separate"/>
           </w:r>
-          <w:hyperlink w:anchor="_Toc241135804" w:history="1">
+          <w:hyperlink w:anchor="_Toc241141332" w:history="1">
             <w:r>
               <w:rPr>
                 <w:rStyle w:val="Hyperlink"/>
@@ -541,7 +541,7 @@
                 <w:bCs/>
                 <w:noProof/>
               </w:rPr>
-              <w:t>Executive Summary</w:t>
+              <w:t>1.Executive Summary</w:t>
             </w:r>
             <w:r>
               <w:rPr>
@@ -562,7 +562,7 @@
                 <w:noProof/>
                 <w:webHidden/>
               </w:rPr>
-              <w:instrText xml:space="preserve"> PAGEREF _Toc241135804 \h </w:instrText>
+              <w:instrText xml:space="preserve"> PAGEREF _Toc241141332 \h </w:instrText>
             </w:r>
             <w:r>
               <w:rPr>
@@ -608,7 +608,7 @@
               <w14:ligatures w14:val="standardContextual"/>
             </w:rPr>
           </w:pPr>
-          <w:hyperlink w:anchor="_Toc241135805" w:history="1">
+          <w:hyperlink w:anchor="_Toc241141333" w:history="1">
             <w:r>
               <w:rPr>
                 <w:rStyle w:val="Hyperlink"/>
@@ -616,7 +616,7 @@
                 <w:bCs/>
                 <w:noProof/>
               </w:rPr>
-              <w:t>Application, Architecture and Containerizations</w:t>
+              <w:t>2.Application, Architecture and Containerizations</w:t>
             </w:r>
             <w:r>
               <w:rPr>
@@ -637,7 +637,7 @@
                 <w:noProof/>
                 <w:webHidden/>
               </w:rPr>
-              <w:instrText xml:space="preserve"> PAGEREF _Toc241135805 \h </w:instrText>
+              <w:instrText xml:space="preserve"> PAGEREF _Toc241141333 \h </w:instrText>
             </w:r>
             <w:r>
               <w:rPr>
@@ -683,7 +683,7 @@
               <w14:ligatures w14:val="standardContextual"/>
             </w:rPr>
           </w:pPr>
-          <w:hyperlink w:anchor="_Toc241135806" w:history="1">
+          <w:hyperlink w:anchor="_Toc241141334" w:history="1">
             <w:r>
               <w:rPr>
                 <w:rStyle w:val="Hyperlink"/>
@@ -710,7 +710,7 @@
                 <w:noProof/>
                 <w:webHidden/>
               </w:rPr>
-              <w:instrText xml:space="preserve"> PAGEREF _Toc241135806 \h </w:instrText>
+              <w:instrText xml:space="preserve"> PAGEREF _Toc241141334 \h </w:instrText>
             </w:r>
             <w:r>
               <w:rPr>
@@ -756,7 +756,7 @@
               <w14:ligatures w14:val="standardContextual"/>
             </w:rPr>
           </w:pPr>
-          <w:hyperlink w:anchor="_Toc241135807" w:history="1">
+          <w:hyperlink w:anchor="_Toc241141335" w:history="1">
             <w:r>
               <w:rPr>
                 <w:rStyle w:val="Hyperlink"/>
@@ -783,7 +783,7 @@
                 <w:noProof/>
                 <w:webHidden/>
               </w:rPr>
-              <w:instrText xml:space="preserve"> PAGEREF _Toc241135807 \h </w:instrText>
+              <w:instrText xml:space="preserve"> PAGEREF _Toc241141335 \h </w:instrText>
             </w:r>
             <w:r>
               <w:rPr>
@@ -829,7 +829,7 @@
               <w14:ligatures w14:val="standardContextual"/>
             </w:rPr>
           </w:pPr>
-          <w:hyperlink w:anchor="_Toc241135808" w:history="1">
+          <w:hyperlink w:anchor="_Toc241141336" w:history="1">
             <w:r>
               <w:rPr>
                 <w:rStyle w:val="Hyperlink"/>
@@ -837,7 +837,7 @@
                 <w:bCs/>
                 <w:noProof/>
               </w:rPr>
-              <w:t>Threat modeling and risk assessment</w:t>
+              <w:t>3.Threat modeling and risk assessment</w:t>
             </w:r>
             <w:r>
               <w:rPr>
@@ -858,7 +858,7 @@
                 <w:noProof/>
                 <w:webHidden/>
               </w:rPr>
-              <w:instrText xml:space="preserve"> PAGEREF _Toc241135808 \h </w:instrText>
+              <w:instrText xml:space="preserve"> PAGEREF _Toc241141336 \h </w:instrText>
             </w:r>
             <w:r>
               <w:rPr>
@@ -904,7 +904,7 @@
               <w14:ligatures w14:val="standardContextual"/>
             </w:rPr>
           </w:pPr>
-          <w:hyperlink w:anchor="_Toc241135809" w:history="1">
+          <w:hyperlink w:anchor="_Toc241141337" w:history="1">
             <w:r>
               <w:rPr>
                 <w:rStyle w:val="Hyperlink"/>
@@ -931,7 +931,7 @@
                 <w:noProof/>
                 <w:webHidden/>
               </w:rPr>
-              <w:instrText xml:space="preserve"> PAGEREF _Toc241135809 \h </w:instrText>
+              <w:instrText xml:space="preserve"> PAGEREF _Toc241141337 \h </w:instrText>
             </w:r>
             <w:r>
               <w:rPr>
@@ -977,7 +977,7 @@
               <w14:ligatures w14:val="standardContextual"/>
             </w:rPr>
           </w:pPr>
-          <w:hyperlink w:anchor="_Toc241135810" w:history="1">
+          <w:hyperlink w:anchor="_Toc241141338" w:history="1">
             <w:r>
               <w:rPr>
                 <w:rStyle w:val="Hyperlink"/>
@@ -1004,7 +1004,7 @@
                 <w:noProof/>
                 <w:webHidden/>
               </w:rPr>
-              <w:instrText xml:space="preserve"> PAGEREF _Toc241135810 \h </w:instrText>
+              <w:instrText xml:space="preserve"> PAGEREF _Toc241141338 \h </w:instrText>
             </w:r>
             <w:r>
               <w:rPr>
@@ -1050,7 +1050,7 @@
               <w14:ligatures w14:val="standardContextual"/>
             </w:rPr>
           </w:pPr>
-          <w:hyperlink w:anchor="_Toc241135811" w:history="1">
+          <w:hyperlink w:anchor="_Toc241141339" w:history="1">
             <w:r>
               <w:rPr>
                 <w:rStyle w:val="Hyperlink"/>
@@ -1077,7 +1077,7 @@
                 <w:noProof/>
                 <w:webHidden/>
               </w:rPr>
-              <w:instrText xml:space="preserve"> PAGEREF _Toc241135811 \h </w:instrText>
+              <w:instrText xml:space="preserve"> PAGEREF _Toc241141339 \h </w:instrText>
             </w:r>
             <w:r>
               <w:rPr>
@@ -1123,7 +1123,7 @@
               <w14:ligatures w14:val="standardContextual"/>
             </w:rPr>
           </w:pPr>
-          <w:hyperlink w:anchor="_Toc241135812" w:history="1">
+          <w:hyperlink w:anchor="_Toc241141340" w:history="1">
             <w:r>
               <w:rPr>
                 <w:rStyle w:val="Hyperlink"/>
@@ -1131,7 +1131,7 @@
                 <w:bCs/>
                 <w:noProof/>
               </w:rPr>
-              <w:t>Secure Coding: Exploit-and-Fix Walkthroughs</w:t>
+              <w:t>4.Secure Coding: Exploit-and-Fix Walkthroughs</w:t>
             </w:r>
             <w:r>
               <w:rPr>
@@ -1152,7 +1152,7 @@
                 <w:noProof/>
                 <w:webHidden/>
               </w:rPr>
-              <w:instrText xml:space="preserve"> PAGEREF _Toc241135812 \h </w:instrText>
+              <w:instrText xml:space="preserve"> PAGEREF _Toc241141340 \h </w:instrText>
             </w:r>
             <w:r>
               <w:rPr>
@@ -1198,7 +1198,7 @@
               <w14:ligatures w14:val="standardContextual"/>
             </w:rPr>
           </w:pPr>
-          <w:hyperlink w:anchor="_Toc241135813" w:history="1">
+          <w:hyperlink w:anchor="_Toc241141341" w:history="1">
             <w:r>
               <w:rPr>
                 <w:rStyle w:val="Hyperlink"/>
@@ -1225,7 +1225,7 @@
                 <w:noProof/>
                 <w:webHidden/>
               </w:rPr>
-              <w:instrText xml:space="preserve"> PAGEREF _Toc241135813 \h </w:instrText>
+              <w:instrText xml:space="preserve"> PAGEREF _Toc241141341 \h </w:instrText>
             </w:r>
             <w:r>
               <w:rPr>
@@ -1271,7 +1271,7 @@
               <w14:ligatures w14:val="standardContextual"/>
             </w:rPr>
           </w:pPr>
-          <w:hyperlink w:anchor="_Toc241135814" w:history="1">
+          <w:hyperlink w:anchor="_Toc241141342" w:history="1">
             <w:r>
               <w:rPr>
                 <w:rStyle w:val="Hyperlink"/>
@@ -1298,7 +1298,7 @@
                 <w:noProof/>
                 <w:webHidden/>
               </w:rPr>
-              <w:instrText xml:space="preserve"> PAGEREF _Toc241135814 \h </w:instrText>
+              <w:instrText xml:space="preserve"> PAGEREF _Toc241141342 \h </w:instrText>
             </w:r>
             <w:r>
               <w:rPr>
@@ -1318,7 +1318,7 @@
                 <w:noProof/>
                 <w:webHidden/>
               </w:rPr>
-              <w:t>- 12 -</w:t>
+              <w:t>- 11 -</w:t>
             </w:r>
             <w:r>
               <w:rPr>
@@ -1344,7 +1344,7 @@
               <w14:ligatures w14:val="standardContextual"/>
             </w:rPr>
           </w:pPr>
-          <w:hyperlink w:anchor="_Toc241135815" w:history="1">
+          <w:hyperlink w:anchor="_Toc241141343" w:history="1">
             <w:r>
               <w:rPr>
                 <w:rStyle w:val="Hyperlink"/>
@@ -1371,7 +1371,7 @@
                 <w:noProof/>
                 <w:webHidden/>
               </w:rPr>
-              <w:instrText xml:space="preserve"> PAGEREF _Toc241135815 \h </w:instrText>
+              <w:instrText xml:space="preserve"> PAGEREF _Toc241141343 \h </w:instrText>
             </w:r>
             <w:r>
               <w:rPr>
@@ -1417,7 +1417,7 @@
               <w14:ligatures w14:val="standardContextual"/>
             </w:rPr>
           </w:pPr>
-          <w:hyperlink w:anchor="_Toc241135816" w:history="1">
+          <w:hyperlink w:anchor="_Toc241141344" w:history="1">
             <w:r>
               <w:rPr>
                 <w:rStyle w:val="Hyperlink"/>
@@ -1444,7 +1444,7 @@
                 <w:noProof/>
                 <w:webHidden/>
               </w:rPr>
-              <w:instrText xml:space="preserve"> PAGEREF _Toc241135816 \h </w:instrText>
+              <w:instrText xml:space="preserve"> PAGEREF _Toc241141344 \h </w:instrText>
             </w:r>
             <w:r>
               <w:rPr>
@@ -1465,6 +1465,79 @@
                 <w:webHidden/>
               </w:rPr>
               <w:t>- 16 -</w:t>
+            </w:r>
+            <w:r>
+              <w:rPr>
+                <w:noProof/>
+                <w:webHidden/>
+              </w:rPr>
+              <w:fldChar w:fldCharType="end"/>
+            </w:r>
+          </w:hyperlink>
+        </w:p>
+        <w:p>
+          <w:pPr>
+            <w:pStyle w:val="TOC2"/>
+            <w:tabs>
+              <w:tab w:val="right" w:leader="dot" w:pos="9350"/>
+            </w:tabs>
+            <w:rPr>
+              <w:rFonts w:cstheme="minorBidi"/>
+              <w:noProof/>
+              <w:kern w:val="2"/>
+              <w:sz w:val="24"/>
+              <w:szCs w:val="24"/>
+              <w14:ligatures w14:val="standardContextual"/>
+            </w:rPr>
+          </w:pPr>
+          <w:hyperlink w:anchor="_Toc241141345" w:history="1">
+            <w:r>
+              <w:rPr>
+                <w:rStyle w:val="Hyperlink"/>
+                <w:noProof/>
+              </w:rPr>
+              <w:t>SAST scan</w:t>
+            </w:r>
+            <w:r>
+              <w:rPr>
+                <w:noProof/>
+                <w:webHidden/>
+              </w:rPr>
+              <w:tab/>
+            </w:r>
+            <w:r>
+              <w:rPr>
+                <w:noProof/>
+                <w:webHidden/>
+              </w:rPr>
+              <w:fldChar w:fldCharType="begin"/>
+            </w:r>
+            <w:r>
+              <w:rPr>
+                <w:noProof/>
+                <w:webHidden/>
+              </w:rPr>
+              <w:instrText xml:space="preserve"> PAGEREF _Toc241141345 \h </w:instrText>
+            </w:r>
+            <w:r>
+              <w:rPr>
+                <w:noProof/>
+                <w:webHidden/>
+              </w:rPr>
+            </w:r>
+            <w:r>
+              <w:rPr>
+                <w:noProof/>
+                <w:webHidden/>
+              </w:rPr>
+              <w:fldChar w:fldCharType="separate"/>
+            </w:r>
+            <w:r>
+              <w:rPr>
+                <w:noProof/>
+                <w:webHidden/>
+              </w:rPr>
+              <w:t>- 19 -</w:t>
             </w:r>
             <w:r>
               <w:rPr>
@@ -1490,7 +1563,7 @@
               <w14:ligatures w14:val="standardContextual"/>
             </w:rPr>
           </w:pPr>
-          <w:hyperlink w:anchor="_Toc241135817" w:history="1">
+          <w:hyperlink w:anchor="_Toc241141346" w:history="1">
             <w:r>
               <w:rPr>
                 <w:rStyle w:val="Hyperlink"/>
@@ -1498,7 +1571,7 @@
                 <w:bCs/>
                 <w:noProof/>
               </w:rPr>
-              <w:t>DevSecOps CI/CD Pipeline &amp; Security Automation</w:t>
+              <w:t>5.DevSecOps CI/CD Pipeline &amp; Security Automation</w:t>
             </w:r>
             <w:r>
               <w:rPr>
@@ -1519,7 +1592,7 @@
                 <w:noProof/>
                 <w:webHidden/>
               </w:rPr>
-              <w:instrText xml:space="preserve"> PAGEREF _Toc241135817 \h </w:instrText>
+              <w:instrText xml:space="preserve"> PAGEREF _Toc241141346 \h </w:instrText>
             </w:r>
             <w:r>
               <w:rPr>
@@ -1565,7 +1638,7 @@
               <w14:ligatures w14:val="standardContextual"/>
             </w:rPr>
           </w:pPr>
-          <w:hyperlink w:anchor="_Toc241135818" w:history="1">
+          <w:hyperlink w:anchor="_Toc241141347" w:history="1">
             <w:r>
               <w:rPr>
                 <w:rStyle w:val="Hyperlink"/>
@@ -1592,7 +1665,7 @@
                 <w:noProof/>
                 <w:webHidden/>
               </w:rPr>
-              <w:instrText xml:space="preserve"> PAGEREF _Toc241135818 \h </w:instrText>
+              <w:instrText xml:space="preserve"> PAGEREF _Toc241141347 \h </w:instrText>
             </w:r>
             <w:r>
               <w:rPr>
@@ -1638,7 +1711,7 @@
               <w14:ligatures w14:val="standardContextual"/>
             </w:rPr>
           </w:pPr>
-          <w:hyperlink w:anchor="_Toc241135819" w:history="1">
+          <w:hyperlink w:anchor="_Toc241141348" w:history="1">
             <w:r>
               <w:rPr>
                 <w:rStyle w:val="Hyperlink"/>
@@ -1646,7 +1719,7 @@
                 <w:bCs/>
                 <w:noProof/>
               </w:rPr>
-              <w:t>Secrets Management Approach</w:t>
+              <w:t>6.Secrets Management Approach</w:t>
             </w:r>
             <w:r>
               <w:rPr>
@@ -1667,7 +1740,7 @@
                 <w:noProof/>
                 <w:webHidden/>
               </w:rPr>
-              <w:instrText xml:space="preserve"> PAGEREF _Toc241135819 \h </w:instrText>
+              <w:instrText xml:space="preserve"> PAGEREF _Toc241141348 \h </w:instrText>
             </w:r>
             <w:r>
               <w:rPr>
@@ -1687,7 +1760,7 @@
                 <w:noProof/>
                 <w:webHidden/>
               </w:rPr>
-              <w:t>- 21 -</w:t>
+              <w:t>- 22 -</w:t>
             </w:r>
             <w:r>
               <w:rPr>
@@ -1713,7 +1786,80 @@
               <w14:ligatures w14:val="standardContextual"/>
             </w:rPr>
           </w:pPr>
-          <w:hyperlink w:anchor="_Toc241135820" w:history="1">
+          <w:hyperlink w:anchor="_Toc241141349" w:history="1">
+            <w:r>
+              <w:rPr>
+                <w:rStyle w:val="Hyperlink"/>
+                <w:noProof/>
+              </w:rPr>
+              <w:t>Secret Provisioning and Image Layer Security</w:t>
+            </w:r>
+            <w:r>
+              <w:rPr>
+                <w:noProof/>
+                <w:webHidden/>
+              </w:rPr>
+              <w:tab/>
+            </w:r>
+            <w:r>
+              <w:rPr>
+                <w:noProof/>
+                <w:webHidden/>
+              </w:rPr>
+              <w:fldChar w:fldCharType="begin"/>
+            </w:r>
+            <w:r>
+              <w:rPr>
+                <w:noProof/>
+                <w:webHidden/>
+              </w:rPr>
+              <w:instrText xml:space="preserve"> PAGEREF _Toc241141349 \h </w:instrText>
+            </w:r>
+            <w:r>
+              <w:rPr>
+                <w:noProof/>
+                <w:webHidden/>
+              </w:rPr>
+            </w:r>
+            <w:r>
+              <w:rPr>
+                <w:noProof/>
+                <w:webHidden/>
+              </w:rPr>
+              <w:fldChar w:fldCharType="separate"/>
+            </w:r>
+            <w:r>
+              <w:rPr>
+                <w:noProof/>
+                <w:webHidden/>
+              </w:rPr>
+              <w:t>- 22 -</w:t>
+            </w:r>
+            <w:r>
+              <w:rPr>
+                <w:noProof/>
+                <w:webHidden/>
+              </w:rPr>
+              <w:fldChar w:fldCharType="end"/>
+            </w:r>
+          </w:hyperlink>
+        </w:p>
+        <w:p>
+          <w:pPr>
+            <w:pStyle w:val="TOC1"/>
+            <w:tabs>
+              <w:tab w:val="right" w:leader="dot" w:pos="9350"/>
+            </w:tabs>
+            <w:rPr>
+              <w:rFonts w:cstheme="minorBidi"/>
+              <w:noProof/>
+              <w:kern w:val="2"/>
+              <w:sz w:val="24"/>
+              <w:szCs w:val="24"/>
+              <w14:ligatures w14:val="standardContextual"/>
+            </w:rPr>
+          </w:pPr>
+          <w:hyperlink w:anchor="_Toc241141350" w:history="1">
             <w:r>
               <w:rPr>
                 <w:rStyle w:val="Hyperlink"/>
@@ -1721,7 +1867,7 @@
                 <w:bCs/>
                 <w:noProof/>
               </w:rPr>
-              <w:t>Industry Trends and Case Study Analysis</w:t>
+              <w:t>7.Industry Trends and Case Study Analysis</w:t>
             </w:r>
             <w:r>
               <w:rPr>
@@ -1742,7 +1888,7 @@
                 <w:noProof/>
                 <w:webHidden/>
               </w:rPr>
-              <w:instrText xml:space="preserve"> PAGEREF _Toc241135820 \h </w:instrText>
+              <w:instrText xml:space="preserve"> PAGEREF _Toc241141350 \h </w:instrText>
             </w:r>
             <w:r>
               <w:rPr>
@@ -1762,7 +1908,7 @@
                 <w:noProof/>
                 <w:webHidden/>
               </w:rPr>
-              <w:t>- 22 -</w:t>
+              <w:t>- 23 -</w:t>
             </w:r>
             <w:r>
               <w:rPr>
@@ -1788,7 +1934,7 @@
               <w14:ligatures w14:val="standardContextual"/>
             </w:rPr>
           </w:pPr>
-          <w:hyperlink w:anchor="_Toc241135821" w:history="1">
+          <w:hyperlink w:anchor="_Toc241141351" w:history="1">
             <w:r>
               <w:rPr>
                 <w:rStyle w:val="Hyperlink"/>
@@ -1815,7 +1961,7 @@
                 <w:noProof/>
                 <w:webHidden/>
               </w:rPr>
-              <w:instrText xml:space="preserve"> PAGEREF _Toc241135821 \h </w:instrText>
+              <w:instrText xml:space="preserve"> PAGEREF _Toc241141351 \h </w:instrText>
             </w:r>
             <w:r>
               <w:rPr>
@@ -1835,7 +1981,7 @@
                 <w:noProof/>
                 <w:webHidden/>
               </w:rPr>
-              <w:t>- 22 -</w:t>
+              <w:t>- 23 -</w:t>
             </w:r>
             <w:r>
               <w:rPr>
@@ -1861,7 +2007,7 @@
               <w14:ligatures w14:val="standardContextual"/>
             </w:rPr>
           </w:pPr>
-          <w:hyperlink w:anchor="_Toc241135822" w:history="1">
+          <w:hyperlink w:anchor="_Toc241141352" w:history="1">
             <w:r>
               <w:rPr>
                 <w:rStyle w:val="Hyperlink"/>
@@ -1888,7 +2034,7 @@
                 <w:noProof/>
                 <w:webHidden/>
               </w:rPr>
-              <w:instrText xml:space="preserve"> PAGEREF _Toc241135822 \h </w:instrText>
+              <w:instrText xml:space="preserve"> PAGEREF _Toc241141352 \h </w:instrText>
             </w:r>
             <w:r>
               <w:rPr>
@@ -1908,7 +2054,7 @@
                 <w:noProof/>
                 <w:webHidden/>
               </w:rPr>
-              <w:t>- 23 -</w:t>
+              <w:t>- 24 -</w:t>
             </w:r>
             <w:r>
               <w:rPr>
@@ -1934,7 +2080,7 @@
               <w14:ligatures w14:val="standardContextual"/>
             </w:rPr>
           </w:pPr>
-          <w:hyperlink w:anchor="_Toc241135823" w:history="1">
+          <w:hyperlink w:anchor="_Toc241141353" w:history="1">
             <w:r>
               <w:rPr>
                 <w:rStyle w:val="Hyperlink"/>
@@ -1942,7 +2088,7 @@
                 <w:bCs/>
                 <w:noProof/>
               </w:rPr>
-              <w:t>Project reflection and future improvements</w:t>
+              <w:t>8.Project reflection and future improvements</w:t>
             </w:r>
             <w:r>
               <w:rPr>
@@ -1963,7 +2109,7 @@
                 <w:noProof/>
                 <w:webHidden/>
               </w:rPr>
-              <w:instrText xml:space="preserve"> PAGEREF _Toc241135823 \h </w:instrText>
+              <w:instrText xml:space="preserve"> PAGEREF _Toc241141353 \h </w:instrText>
             </w:r>
             <w:r>
               <w:rPr>
@@ -1983,7 +2129,7 @@
                 <w:noProof/>
                 <w:webHidden/>
               </w:rPr>
-              <w:t>- 25 -</w:t>
+              <w:t>- 26 -</w:t>
             </w:r>
             <w:r>
               <w:rPr>
@@ -2009,7 +2155,7 @@
               <w14:ligatures w14:val="standardContextual"/>
             </w:rPr>
           </w:pPr>
-          <w:hyperlink w:anchor="_Toc241135824" w:history="1">
+          <w:hyperlink w:anchor="_Toc241141354" w:history="1">
             <w:r>
               <w:rPr>
                 <w:rStyle w:val="Hyperlink"/>
@@ -2017,7 +2163,7 @@
                 <w:bCs/>
                 <w:noProof/>
               </w:rPr>
-              <w:t>Individual Contribution Statement</w:t>
+              <w:t>9.Individual Contribution Statement</w:t>
             </w:r>
             <w:r>
               <w:rPr>
@@ -2038,7 +2184,7 @@
                 <w:noProof/>
                 <w:webHidden/>
               </w:rPr>
-              <w:instrText xml:space="preserve"> PAGEREF _Toc241135824 \h </w:instrText>
+              <w:instrText xml:space="preserve"> PAGEREF _Toc241141354 \h </w:instrText>
             </w:r>
             <w:r>
               <w:rPr>
@@ -2058,7 +2204,7 @@
                 <w:noProof/>
                 <w:webHidden/>
               </w:rPr>
-              <w:t>- 26 -</w:t>
+              <w:t>- 27 -</w:t>
             </w:r>
             <w:r>
               <w:rPr>
@@ -2084,7 +2230,7 @@
               <w14:ligatures w14:val="standardContextual"/>
             </w:rPr>
           </w:pPr>
-          <w:hyperlink w:anchor="_Toc241135825" w:history="1">
+          <w:hyperlink w:anchor="_Toc241141355" w:history="1">
             <w:r>
               <w:rPr>
                 <w:rStyle w:val="Hyperlink"/>
@@ -2092,7 +2238,7 @@
                 <w:bCs/>
                 <w:noProof/>
               </w:rPr>
-              <w:t>AI usage disclosure</w:t>
+              <w:t>10.AI usage disclosure</w:t>
             </w:r>
             <w:r>
               <w:rPr>
@@ -2113,7 +2259,7 @@
                 <w:noProof/>
                 <w:webHidden/>
               </w:rPr>
-              <w:instrText xml:space="preserve"> PAGEREF _Toc241135825 \h </w:instrText>
+              <w:instrText xml:space="preserve"> PAGEREF _Toc241141355 \h </w:instrText>
             </w:r>
             <w:r>
               <w:rPr>
@@ -2133,7 +2279,7 @@
                 <w:noProof/>
                 <w:webHidden/>
               </w:rPr>
-              <w:t>- 27 -</w:t>
+              <w:t>- 28 -</w:t>
             </w:r>
             <w:r>
               <w:rPr>
@@ -2159,7 +2305,7 @@
               <w14:ligatures w14:val="standardContextual"/>
             </w:rPr>
           </w:pPr>
-          <w:hyperlink w:anchor="_Toc241135826" w:history="1">
+          <w:hyperlink w:anchor="_Toc241141356" w:history="1">
             <w:r>
               <w:rPr>
                 <w:rStyle w:val="Hyperlink"/>
@@ -2167,7 +2313,7 @@
                 <w:bCs/>
                 <w:noProof/>
               </w:rPr>
-              <w:t>Reference</w:t>
+              <w:t>11.Reference</w:t>
             </w:r>
             <w:r>
               <w:rPr>
@@ -2188,7 +2334,7 @@
                 <w:noProof/>
                 <w:webHidden/>
               </w:rPr>
-              <w:instrText xml:space="preserve"> PAGEREF _Toc241135826 \h </w:instrText>
+              <w:instrText xml:space="preserve"> PAGEREF _Toc241141356 \h </w:instrText>
             </w:r>
             <w:r>
               <w:rPr>
@@ -2208,7 +2354,7 @@
                 <w:noProof/>
                 <w:webHidden/>
               </w:rPr>
-              <w:t>- 28 -</w:t>
+              <w:t>- 29 -</w:t>
             </w:r>
             <w:r>
               <w:rPr>
@@ -2234,6 +2380,11 @@
       </w:sdtContent>
     </w:sdt>
     <w:p>
+      <w:r>
+        <w:tab/>
+      </w:r>
+    </w:p>
+    <w:p>
       <w:pPr>
         <w:pStyle w:val="Heading1"/>
         <w:jc w:val="center"/>
@@ -2245,13 +2396,20 @@
       <w:r>
         <w:br w:type="page"/>
       </w:r>
-      <w:bookmarkStart w:id="0" w:name="_Toc241135804"/>
+      <w:bookmarkStart w:id="0" w:name="_Toc241141332"/>
       <w:r>
         <w:rPr>
           <w:b/>
           <w:bCs/>
         </w:rPr>
         <w:lastRenderedPageBreak/>
+        <w:t>1.</w:t>
+      </w:r>
+      <w:r>
+        <w:rPr>
+          <w:b/>
+          <w:bCs/>
+        </w:rPr>
         <w:t>Executive Summary</w:t>
       </w:r>
       <w:bookmarkEnd w:id="0"/>
@@ -2575,7 +2733,14 @@
           <w:bCs/>
         </w:rPr>
       </w:pPr>
-      <w:bookmarkStart w:id="1" w:name="_Toc241135805"/>
+      <w:bookmarkStart w:id="1" w:name="_Toc241141333"/>
+      <w:r>
+        <w:rPr>
+          <w:b/>
+          <w:bCs/>
+        </w:rPr>
+        <w:t>2.</w:t>
+      </w:r>
       <w:r>
         <w:rPr>
           <w:b/>
@@ -2724,7 +2889,7 @@
       <w:pPr>
         <w:pStyle w:val="Heading2"/>
       </w:pPr>
-      <w:bookmarkStart w:id="2" w:name="_Toc241135806"/>
+      <w:bookmarkStart w:id="2" w:name="_Toc241141334"/>
       <w:r>
         <w:t>Container hardening and principle of least privilege</w:t>
       </w:r>
@@ -2774,7 +2939,7 @@
       <w:pPr>
         <w:pStyle w:val="Heading2"/>
       </w:pPr>
-      <w:bookmarkStart w:id="3" w:name="_Toc241135807"/>
+      <w:bookmarkStart w:id="3" w:name="_Toc241141335"/>
       <w:r>
         <w:t xml:space="preserve">Network segmentation and trust </w:t>
       </w:r>
@@ -3082,27 +3247,34 @@
           <w:bCs/>
         </w:rPr>
       </w:pPr>
-      <w:bookmarkStart w:id="4" w:name="_Toc241135808"/>
+      <w:bookmarkStart w:id="4" w:name="_Toc241141336"/>
       <w:r>
         <w:rPr>
           <w:b/>
           <w:bCs/>
         </w:rPr>
         <w:lastRenderedPageBreak/>
-        <w:t>Threa</w:t>
+        <w:t>3.</w:t>
       </w:r>
       <w:r>
         <w:rPr>
           <w:b/>
           <w:bCs/>
         </w:rPr>
-        <w:t>t</w:t>
+        <w:t>Threa</w:t>
       </w:r>
       <w:r>
         <w:rPr>
           <w:b/>
           <w:bCs/>
         </w:rPr>
+        <w:t>t</w:t>
+      </w:r>
+      <w:r>
+        <w:rPr>
+          <w:b/>
+          <w:bCs/>
+        </w:rPr>
         <w:t xml:space="preserve"> modeling and risk assessment</w:t>
       </w:r>
       <w:bookmarkEnd w:id="4"/>
@@ -3111,7 +3283,7 @@
       <w:pPr>
         <w:pStyle w:val="Heading2"/>
       </w:pPr>
-      <w:bookmarkStart w:id="5" w:name="_Toc241135809"/>
+      <w:bookmarkStart w:id="5" w:name="_Toc241141337"/>
       <w:r>
         <w:t>S</w:t>
       </w:r>
@@ -3293,7 +3465,7 @@
       <w:pPr>
         <w:pStyle w:val="Heading2"/>
       </w:pPr>
-      <w:bookmarkStart w:id="6" w:name="_Toc241135810"/>
+      <w:bookmarkStart w:id="6" w:name="_Toc241141338"/>
       <w:r>
         <w:lastRenderedPageBreak/>
         <w:t>Risk evaluation matrix</w:t>
@@ -3610,7 +3782,7 @@
       <w:pPr>
         <w:pStyle w:val="Heading2"/>
       </w:pPr>
-      <w:bookmarkStart w:id="7" w:name="_Toc241135811"/>
+      <w:bookmarkStart w:id="7" w:name="_Toc241141339"/>
       <w:r>
         <w:t>Threa</w:t>
       </w:r>
@@ -4159,13 +4331,20 @@
           <w:bCs/>
         </w:rPr>
       </w:pPr>
-      <w:bookmarkStart w:id="8" w:name="_Toc241135812"/>
+      <w:bookmarkStart w:id="8" w:name="_Toc241141340"/>
       <w:r>
         <w:rPr>
           <w:b/>
           <w:bCs/>
         </w:rPr>
         <w:lastRenderedPageBreak/>
+        <w:t>4.</w:t>
+      </w:r>
+      <w:r>
+        <w:rPr>
+          <w:b/>
+          <w:bCs/>
+        </w:rPr>
         <w:t>Secure Coding: Exploit-and-Fix Walkthroughs</w:t>
       </w:r>
       <w:bookmarkEnd w:id="8"/>
@@ -4174,11 +4353,64 @@
       <w:pPr>
         <w:pStyle w:val="Heading2"/>
       </w:pPr>
-      <w:bookmarkStart w:id="9" w:name="_Toc241135813"/>
+      <w:bookmarkStart w:id="9" w:name="_Toc241141341"/>
       <w:r>
         <w:t>NoSQL Injection (Authentication Bypass)</w:t>
       </w:r>
       <w:bookmarkEnd w:id="9"/>
+    </w:p>
+    <w:p>
+      <w:r>
+        <w:t xml:space="preserve">The exploit utilized an intercepted POST request to inject a MongoDB operator </w:t>
+      </w:r>
+      <w:proofErr w:type="gramStart"/>
+      <w:r>
+        <w:t>payload, {</w:t>
+      </w:r>
+      <w:proofErr w:type="gramEnd"/>
+      <w:r>
+        <w:t>"password</w:t>
+      </w:r>
+      <w:proofErr w:type="gramStart"/>
+      <w:r>
+        <w:t>": {</w:t>
+      </w:r>
+      <w:proofErr w:type="gramEnd"/>
+      <w:r>
+        <w:t xml:space="preserve">"$ne": </w:t>
+      </w:r>
+      <w:proofErr w:type="gramStart"/>
+      <w:r>
+        <w:t>null}},</w:t>
+      </w:r>
+      <w:proofErr w:type="gramEnd"/>
+      <w:r>
+        <w:t xml:space="preserve"> into the /login endpoint. Because the Express framework lacked input type validation, the database evaluated the operator as true, </w:t>
+      </w:r>
+      <w:proofErr w:type="gramStart"/>
+      <w:r>
+        <w:t>bypassing</w:t>
+      </w:r>
+      <w:proofErr w:type="gramEnd"/>
+      <w:r>
+        <w:t xml:space="preserve"> the password check and granting unauthorized administrative access. The remediation in app/data/user-dao.js replaced the vulnerable database query evaluation with a strict string-based comparison (</w:t>
+      </w:r>
+      <w:proofErr w:type="spellStart"/>
+      <w:r>
+        <w:t>fromDB</w:t>
+      </w:r>
+      <w:proofErr w:type="spellEnd"/>
+      <w:r>
+        <w:t xml:space="preserve"> === </w:t>
+      </w:r>
+      <w:proofErr w:type="spellStart"/>
+      <w:r>
+        <w:t>fromUser</w:t>
+      </w:r>
+      <w:proofErr w:type="spellEnd"/>
+      <w:r>
+        <w:t>). Re-testing the endpoint with the original JSON payload now successfully triggers an "Invalid password" exception, blocking the bypass attempt</w:t>
+      </w:r>
     </w:p>
     <w:p>
       <w:pPr>
@@ -4250,9 +4482,9 @@
           <w:noProof/>
         </w:rPr>
         <w:drawing>
-          <wp:inline distT="0" distB="0" distL="0" distR="0" wp14:anchorId="25584374" wp14:editId="54D6D31E">
-            <wp:extent cx="3034665" cy="2599690"/>
-            <wp:effectExtent l="0" t="0" r="0" b="0"/>
+          <wp:inline distT="0" distB="0" distL="0" distR="0" wp14:anchorId="25584374" wp14:editId="51BBA057">
+            <wp:extent cx="2617440" cy="2242268"/>
+            <wp:effectExtent l="0" t="0" r="0" b="5715"/>
             <wp:docPr id="1516358964" name="Picture 1"/>
             <wp:cNvGraphicFramePr>
               <a:graphicFrameLocks xmlns:a="http://schemas.openxmlformats.org/drawingml/2006/main" noChangeAspect="1"/>
@@ -4279,7 +4511,7 @@
                   <pic:spPr>
                     <a:xfrm>
                       <a:off x="0" y="0"/>
-                      <a:ext cx="3034665" cy="2599690"/>
+                      <a:ext cx="2619103" cy="2243693"/>
                     </a:xfrm>
                     <a:prstGeom prst="rect">
                       <a:avLst/>
@@ -4293,13 +4525,8 @@
       </w:r>
     </w:p>
     <w:p/>
-    <w:p/>
-    <w:p/>
-    <w:p/>
-    <w:p/>
-    <w:p>
-      <w:r>
-        <w:lastRenderedPageBreak/>
+    <w:p>
+      <w:r>
         <w:t>app/data/user-dao.js</w:t>
       </w:r>
     </w:p>
@@ -4311,9 +4538,9 @@
           <w:noProof/>
         </w:rPr>
         <w:drawing>
-          <wp:inline distT="0" distB="0" distL="0" distR="0" wp14:anchorId="01400E80" wp14:editId="431B522A">
-            <wp:extent cx="5943600" cy="2591435"/>
-            <wp:effectExtent l="0" t="0" r="0" b="0"/>
+          <wp:inline distT="0" distB="0" distL="0" distR="0" wp14:anchorId="01400E80" wp14:editId="50330E62">
+            <wp:extent cx="3975652" cy="1733402"/>
+            <wp:effectExtent l="0" t="0" r="6350" b="635"/>
             <wp:docPr id="215198135" name="Picture 1"/>
             <wp:cNvGraphicFramePr>
               <a:graphicFrameLocks xmlns:a="http://schemas.openxmlformats.org/drawingml/2006/main" noChangeAspect="1"/>
@@ -4334,7 +4561,7 @@
                   <pic:spPr>
                     <a:xfrm>
                       <a:off x="0" y="0"/>
-                      <a:ext cx="5943600" cy="2591435"/>
+                      <a:ext cx="3994696" cy="1741705"/>
                     </a:xfrm>
                     <a:prstGeom prst="rect">
                       <a:avLst/>
@@ -4352,6 +4579,7 @@
         <w:rPr>
           <w:noProof/>
         </w:rPr>
+        <w:lastRenderedPageBreak/>
         <w:drawing>
           <wp:inline distT="0" distB="0" distL="0" distR="0" wp14:anchorId="09983F3A" wp14:editId="1682AAF2">
             <wp:extent cx="5943600" cy="3794125"/>
@@ -4407,7 +4635,6 @@
         <w:rPr>
           <w:noProof/>
         </w:rPr>
-        <w:lastRenderedPageBreak/>
         <w:drawing>
           <wp:inline distT="0" distB="0" distL="0" distR="0" wp14:anchorId="31DE6460" wp14:editId="02B7625F">
             <wp:extent cx="4770755" cy="2877744"/>
@@ -4458,6 +4685,7 @@
           <w:bCs/>
           <w:noProof/>
         </w:rPr>
+        <w:lastRenderedPageBreak/>
         <w:drawing>
           <wp:inline distT="0" distB="0" distL="0" distR="0" wp14:anchorId="67F8BF82" wp14:editId="1540756C">
             <wp:extent cx="4770783" cy="3788083"/>
@@ -4505,44 +4733,57 @@
     </w:p>
     <w:p>
       <w:pPr>
-        <w:rPr>
-          <w:b/>
-          <w:bCs/>
-        </w:rPr>
-      </w:pPr>
-    </w:p>
-    <w:p>
-      <w:pPr>
-        <w:rPr>
-          <w:b/>
-          <w:bCs/>
-        </w:rPr>
-      </w:pPr>
-    </w:p>
-    <w:p>
-      <w:pPr>
-        <w:rPr>
-          <w:b/>
-          <w:bCs/>
-        </w:rPr>
-      </w:pPr>
-    </w:p>
-    <w:p>
-      <w:pPr>
         <w:pStyle w:val="Heading2"/>
       </w:pPr>
-      <w:bookmarkStart w:id="10" w:name="_Toc241135814"/>
+      <w:bookmarkStart w:id="10" w:name="_Toc241141342"/>
+      <w:r>
+        <w:t>Stored Cross-Site Scripting (XSS)</w:t>
+      </w:r>
+      <w:bookmarkEnd w:id="10"/>
+    </w:p>
+    <w:p>
+      <w:r>
+        <w:t>The attack was executed by injecting a malicious JavaScript payload, &lt;script&gt;</w:t>
+      </w:r>
+      <w:proofErr w:type="gramStart"/>
+      <w:r>
+        <w:t>alert(</w:t>
+      </w:r>
+      <w:proofErr w:type="gramEnd"/>
+      <w:r>
+        <w:t xml:space="preserve">"XSS </w:t>
+      </w:r>
+      <w:proofErr w:type="gramStart"/>
+      <w:r>
+        <w:t>Exploit !</w:t>
+      </w:r>
+      <w:proofErr w:type="gramEnd"/>
+      <w:r>
+        <w:t xml:space="preserve">")&lt;/script&gt;, into the First Name field of the profile update form. The application stored and reflected this payload </w:t>
+      </w:r>
+      <w:proofErr w:type="spellStart"/>
+      <w:r>
+        <w:t>unsanitized</w:t>
+      </w:r>
+      <w:proofErr w:type="spellEnd"/>
+      <w:r>
+        <w:t xml:space="preserve">, allowing it to execute within the browser context, exposing the application to session hijacking. The vulnerability was patched in app/routes/profile.js by wrapping all user-supplied profile variables in a custom </w:t>
+      </w:r>
+      <w:proofErr w:type="spellStart"/>
+      <w:r>
+        <w:t>escapeHtml</w:t>
+      </w:r>
+      <w:proofErr w:type="spellEnd"/>
+      <w:r>
+        <w:t xml:space="preserve"> function to sanitize the input before saving it to the database. Re-testing confirms the payload is now contextually encoded and rendered safely as harmless text rather than executable script</w:t>
+      </w:r>
+    </w:p>
+    <w:p>
+      <w:pPr>
+        <w:pStyle w:val="Heading3"/>
+      </w:pPr>
       <w:r>
         <w:lastRenderedPageBreak/>
-        <w:t>Stored Cross-Site Scripting (XSS)</w:t>
-      </w:r>
-      <w:bookmarkEnd w:id="10"/>
-    </w:p>
-    <w:p>
-      <w:pPr>
-        <w:pStyle w:val="Heading3"/>
-      </w:pPr>
-      <w:r>
         <w:t>Vulnerability</w:t>
       </w:r>
     </w:p>
@@ -4635,15 +4876,15 @@
     <w:p/>
     <w:p>
       <w:r>
+        <w:t>app/routes/profile.js</w:t>
+      </w:r>
+    </w:p>
+    <w:p>
+      <w:r>
+        <w:rPr>
+          <w:noProof/>
+        </w:rPr>
         <w:lastRenderedPageBreak/>
-        <w:t>app/routes/profile.js</w:t>
-      </w:r>
-    </w:p>
-    <w:p>
-      <w:r>
-        <w:rPr>
-          <w:noProof/>
-        </w:rPr>
         <w:drawing>
           <wp:inline distT="0" distB="0" distL="0" distR="0" wp14:anchorId="65D013FC" wp14:editId="51705209">
             <wp:extent cx="5943600" cy="5203825"/>
@@ -4733,15 +4974,15 @@
     </w:p>
     <w:p>
       <w:r>
+        <w:t>app/routes/profile.js</w:t>
+      </w:r>
+    </w:p>
+    <w:p>
+      <w:r>
+        <w:rPr>
+          <w:noProof/>
+        </w:rPr>
         <w:lastRenderedPageBreak/>
-        <w:t>app/routes/profile.js</w:t>
-      </w:r>
-    </w:p>
-    <w:p>
-      <w:r>
-        <w:rPr>
-          <w:noProof/>
-        </w:rPr>
         <w:drawing>
           <wp:anchor distT="0" distB="0" distL="114300" distR="114300" simplePos="0" relativeHeight="251659264" behindDoc="0" locked="0" layoutInCell="1" allowOverlap="1" wp14:anchorId="72EA151D" wp14:editId="63242FFC">
             <wp:simplePos x="914400" y="4110824"/>
@@ -4806,17 +5047,41 @@
       <w:pPr>
         <w:pStyle w:val="Heading2"/>
       </w:pPr>
-      <w:bookmarkStart w:id="11" w:name="_Toc241135815"/>
+      <w:bookmarkStart w:id="11" w:name="_Toc241141343"/>
       <w:r>
         <w:t>Insecure Direct Object Reference (IDOR)</w:t>
       </w:r>
       <w:bookmarkEnd w:id="11"/>
     </w:p>
     <w:p>
+      <w:r>
+        <w:t xml:space="preserve">This vulnerability was exploited by manipulating the client-side URL parameter in the browser from /allocations/2 to /allocations/1, which successfully retrieved the sensitive financial asset records of another user. The root cause was the application trusting client-supplied input for database lookups without verifying ownership. The fix in app/routes/allocations.js enforces server-side authorization by strictly comparing the requested </w:t>
+      </w:r>
+      <w:proofErr w:type="spellStart"/>
+      <w:r>
+        <w:t>userId</w:t>
+      </w:r>
+      <w:proofErr w:type="spellEnd"/>
+      <w:r>
+        <w:t xml:space="preserve"> parameter against the cryptographically verified </w:t>
+      </w:r>
+      <w:proofErr w:type="spellStart"/>
+      <w:proofErr w:type="gramStart"/>
+      <w:r>
+        <w:t>req.session</w:t>
+      </w:r>
+      <w:proofErr w:type="spellEnd"/>
+      <w:proofErr w:type="gramEnd"/>
+      <w:r>
+        <w:t xml:space="preserve"> ID. Re-testing the parameter manipulation now correctly returns an "HTTP 403 Forbidden" error, completely preventing horizontal privilege escalation.</w:t>
+      </w:r>
+    </w:p>
+    <w:p>
       <w:pPr>
         <w:pStyle w:val="Heading3"/>
       </w:pPr>
       <w:r>
+        <w:lastRenderedPageBreak/>
         <w:t>Vulnerabilities</w:t>
       </w:r>
     </w:p>
@@ -4867,7 +5132,6 @@
         <w:rPr>
           <w:noProof/>
         </w:rPr>
-        <w:lastRenderedPageBreak/>
         <w:drawing>
           <wp:inline distT="0" distB="0" distL="0" distR="0" wp14:anchorId="1DAE04AE" wp14:editId="0F3F266C">
             <wp:extent cx="5943600" cy="1722120"/>
@@ -4916,9 +5180,9 @@
           <w:noProof/>
         </w:rPr>
         <w:drawing>
-          <wp:inline distT="0" distB="0" distL="0" distR="0" wp14:anchorId="72AD8F4A" wp14:editId="5FE6ECB5">
-            <wp:extent cx="5943600" cy="3677285"/>
-            <wp:effectExtent l="0" t="0" r="0" b="0"/>
+          <wp:inline distT="0" distB="0" distL="0" distR="0" wp14:anchorId="72AD8F4A" wp14:editId="7B7E4CE3">
+            <wp:extent cx="4883647" cy="3021496"/>
+            <wp:effectExtent l="0" t="0" r="0" b="7620"/>
             <wp:docPr id="1010118256" name="Picture 1"/>
             <wp:cNvGraphicFramePr>
               <a:graphicFrameLocks xmlns:a="http://schemas.openxmlformats.org/drawingml/2006/main" noChangeAspect="1"/>
@@ -4939,7 +5203,7 @@
                   <pic:spPr>
                     <a:xfrm>
                       <a:off x="0" y="0"/>
-                      <a:ext cx="5943600" cy="3677285"/>
+                      <a:ext cx="4888602" cy="3024561"/>
                     </a:xfrm>
                     <a:prstGeom prst="rect">
                       <a:avLst/>
@@ -4957,11 +5221,10 @@
         <w:pStyle w:val="Heading3"/>
       </w:pPr>
       <w:r>
+        <w:lastRenderedPageBreak/>
         <w:t>Fix</w:t>
       </w:r>
     </w:p>
-    <w:p/>
-    <w:p/>
     <w:p/>
     <w:p>
       <w:r>
@@ -5007,7 +5270,6 @@
     </w:p>
     <w:p>
       <w:r>
-        <w:lastRenderedPageBreak/>
         <w:t>app/routes/allocations.js</w:t>
       </w:r>
     </w:p>
@@ -5017,9 +5279,9 @@
           <w:noProof/>
         </w:rPr>
         <w:drawing>
-          <wp:inline distT="0" distB="0" distL="0" distR="0" wp14:anchorId="08BB9BB7" wp14:editId="591F3F9F">
-            <wp:extent cx="5943600" cy="3065145"/>
-            <wp:effectExtent l="0" t="0" r="0" b="1905"/>
+          <wp:inline distT="0" distB="0" distL="0" distR="0" wp14:anchorId="08BB9BB7" wp14:editId="13327DC0">
+            <wp:extent cx="4587903" cy="2366005"/>
+            <wp:effectExtent l="0" t="0" r="3175" b="0"/>
             <wp:docPr id="549100626" name="Picture 1"/>
             <wp:cNvGraphicFramePr>
               <a:graphicFrameLocks xmlns:a="http://schemas.openxmlformats.org/drawingml/2006/main" noChangeAspect="1"/>
@@ -5040,7 +5302,7 @@
                   <pic:spPr>
                     <a:xfrm>
                       <a:off x="0" y="0"/>
-                      <a:ext cx="5943600" cy="3065145"/>
+                      <a:ext cx="4619063" cy="2382074"/>
                     </a:xfrm>
                     <a:prstGeom prst="rect">
                       <a:avLst/>
@@ -5059,17 +5321,90 @@
       <w:pPr>
         <w:pStyle w:val="Heading2"/>
       </w:pPr>
-      <w:bookmarkStart w:id="12" w:name="_Toc241135816"/>
+      <w:bookmarkStart w:id="12" w:name="_Toc241141344"/>
       <w:r>
         <w:t>Insecure Cryptographic Storage (Plaintext Passwords)</w:t>
       </w:r>
       <w:bookmarkEnd w:id="12"/>
     </w:p>
     <w:p>
+      <w:r>
+        <w:t>Connecting directly to the MongoDB container and querying the database (</w:t>
+      </w:r>
+      <w:proofErr w:type="spellStart"/>
+      <w:proofErr w:type="gramStart"/>
+      <w:r>
+        <w:t>db.users</w:t>
+      </w:r>
+      <w:proofErr w:type="gramEnd"/>
+      <w:r>
+        <w:t>.</w:t>
+      </w:r>
+      <w:proofErr w:type="gramStart"/>
+      <w:r>
+        <w:t>find</w:t>
+      </w:r>
+      <w:proofErr w:type="spellEnd"/>
+      <w:r>
+        <w:t>(</w:t>
+      </w:r>
+      <w:proofErr w:type="gramEnd"/>
+      <w:r>
+        <w:t xml:space="preserve">)) revealed that the application stored user credentials in raw </w:t>
+      </w:r>
+      <w:proofErr w:type="gramStart"/>
+      <w:r>
+        <w:t>plaintext</w:t>
+      </w:r>
+      <w:proofErr w:type="gramEnd"/>
+      <w:r>
+        <w:t xml:space="preserve">. This flaw meant that any database compromise would immediately result in total credential theft. The code was remediated in app/data/user-dao.js by integrating the </w:t>
+      </w:r>
+      <w:proofErr w:type="spellStart"/>
+      <w:r>
+        <w:t>bcrypt</w:t>
+      </w:r>
+      <w:proofErr w:type="spellEnd"/>
+      <w:r>
+        <w:t xml:space="preserve"> library to generate a salt (</w:t>
+      </w:r>
+      <w:proofErr w:type="spellStart"/>
+      <w:proofErr w:type="gramStart"/>
+      <w:r>
+        <w:t>bcrypt.genSaltSync</w:t>
+      </w:r>
+      <w:proofErr w:type="spellEnd"/>
+      <w:proofErr w:type="gramEnd"/>
+      <w:r>
+        <w:t>) and iteratively hash passwords (</w:t>
+      </w:r>
+      <w:proofErr w:type="spellStart"/>
+      <w:proofErr w:type="gramStart"/>
+      <w:r>
+        <w:t>bcrypt.hashSync</w:t>
+      </w:r>
+      <w:proofErr w:type="spellEnd"/>
+      <w:proofErr w:type="gramEnd"/>
+      <w:r>
+        <w:t xml:space="preserve">) prior to insertion, alongside updating the login function to use </w:t>
+      </w:r>
+      <w:proofErr w:type="spellStart"/>
+      <w:proofErr w:type="gramStart"/>
+      <w:r>
+        <w:t>bcrypt.compareSync</w:t>
+      </w:r>
+      <w:proofErr w:type="spellEnd"/>
+      <w:proofErr w:type="gramEnd"/>
+      <w:r>
+        <w:t>. Re-testing via direct database inspection confirms that new user credentials are now securely stored as irreversible cryptographic hashes.</w:t>
+      </w:r>
+    </w:p>
+    <w:p>
       <w:pPr>
         <w:pStyle w:val="Heading3"/>
       </w:pPr>
       <w:r>
+        <w:lastRenderedPageBreak/>
         <w:t>Vulnerable</w:t>
       </w:r>
     </w:p>
@@ -5081,9 +5416,9 @@
           <w:noProof/>
         </w:rPr>
         <w:drawing>
-          <wp:inline distT="0" distB="0" distL="0" distR="0" wp14:anchorId="14EB85FE" wp14:editId="759121A0">
-            <wp:extent cx="5943600" cy="2070100"/>
-            <wp:effectExtent l="0" t="0" r="0" b="6350"/>
+          <wp:inline distT="0" distB="0" distL="0" distR="0" wp14:anchorId="14EB85FE" wp14:editId="3593347D">
+            <wp:extent cx="4993419" cy="1739161"/>
+            <wp:effectExtent l="0" t="0" r="0" b="0"/>
             <wp:docPr id="129184653" name="Picture 1"/>
             <wp:cNvGraphicFramePr>
               <a:graphicFrameLocks xmlns:a="http://schemas.openxmlformats.org/drawingml/2006/main" noChangeAspect="1"/>
@@ -5104,7 +5439,7 @@
                   <pic:spPr>
                     <a:xfrm>
                       <a:off x="0" y="0"/>
-                      <a:ext cx="5943600" cy="2070100"/>
+                      <a:ext cx="5005786" cy="1743468"/>
                     </a:xfrm>
                     <a:prstGeom prst="rect">
                       <a:avLst/>
@@ -5127,7 +5462,6 @@
         <w:rPr>
           <w:noProof/>
         </w:rPr>
-        <w:lastRenderedPageBreak/>
         <w:drawing>
           <wp:inline distT="0" distB="0" distL="0" distR="0" wp14:anchorId="6F444330" wp14:editId="2209982B">
             <wp:extent cx="5943600" cy="1742440"/>
@@ -5165,15 +5499,16 @@
         </w:drawing>
       </w:r>
     </w:p>
+    <w:p/>
     <w:p>
       <w:r>
         <w:rPr>
           <w:noProof/>
         </w:rPr>
         <w:drawing>
-          <wp:inline distT="0" distB="0" distL="0" distR="0" wp14:anchorId="028A4E49" wp14:editId="476E4A96">
-            <wp:extent cx="5943600" cy="4603115"/>
-            <wp:effectExtent l="0" t="0" r="0" b="6985"/>
+          <wp:inline distT="0" distB="0" distL="0" distR="0" wp14:anchorId="028A4E49" wp14:editId="1F7788B9">
+            <wp:extent cx="4455802" cy="3450866"/>
+            <wp:effectExtent l="0" t="0" r="1905" b="0"/>
             <wp:docPr id="1370542150" name="Picture 1"/>
             <wp:cNvGraphicFramePr>
               <a:graphicFrameLocks xmlns:a="http://schemas.openxmlformats.org/drawingml/2006/main" noChangeAspect="1"/>
@@ -5194,7 +5529,7 @@
                   <pic:spPr>
                     <a:xfrm>
                       <a:off x="0" y="0"/>
-                      <a:ext cx="5943600" cy="4603115"/>
+                      <a:ext cx="4458453" cy="3452919"/>
                     </a:xfrm>
                     <a:prstGeom prst="rect">
                       <a:avLst/>
@@ -5355,10 +5690,25 @@
       <w:r>
         <w:br w:type="page"/>
       </w:r>
+      <w:bookmarkStart w:id="13" w:name="_Toc241141345"/>
       <w:r>
         <w:lastRenderedPageBreak/>
         <w:t>SAST scan</w:t>
       </w:r>
+      <w:bookmarkEnd w:id="13"/>
+    </w:p>
+    <w:p>
+      <w:r>
+        <w:t xml:space="preserve">To quantitatively validate the effectiveness of the implemented secure coding remediations, Static Application Security Testing (SAST) was conducted using </w:t>
+      </w:r>
+      <w:proofErr w:type="spellStart"/>
+      <w:r>
+        <w:t>Semgrep</w:t>
+      </w:r>
+      <w:proofErr w:type="spellEnd"/>
+      <w:r>
+        <w:t>. The scanner was executed locally against the codebase both prior to and following the remediation phase to measure the reduction in application-layer vulnerabilities.</w:t>
+      </w:r>
     </w:p>
     <w:p>
       <w:pPr>
@@ -5370,13 +5720,34 @@
     </w:p>
     <w:p>
       <w:r>
+        <w:t xml:space="preserve">The initial local baseline scan of the legacy </w:t>
+      </w:r>
+      <w:proofErr w:type="spellStart"/>
+      <w:r>
+        <w:t>NodeGoat</w:t>
+      </w:r>
+      <w:proofErr w:type="spellEnd"/>
+      <w:r>
+        <w:t xml:space="preserve"> architecture yielded 38 blocking findings across the scanned files. </w:t>
+      </w:r>
+      <w:proofErr w:type="spellStart"/>
+      <w:r>
+        <w:t>Semgrep</w:t>
+      </w:r>
+      <w:proofErr w:type="spellEnd"/>
+      <w:r>
+        <w:t xml:space="preserve"> successfully detected the hardcoded API keys and cryptographic secrets within the configuration files, the lack of input sanitization in the profile routes, and the direct unvalidated database assignments contributing to NoSQL injection vectors.</w:t>
+      </w:r>
+    </w:p>
+    <w:p>
+      <w:r>
         <w:rPr>
           <w:noProof/>
         </w:rPr>
         <w:drawing>
-          <wp:inline distT="0" distB="0" distL="0" distR="0" wp14:anchorId="4B831DFD" wp14:editId="45F01E3C">
-            <wp:extent cx="5943600" cy="1962150"/>
-            <wp:effectExtent l="0" t="0" r="0" b="0"/>
+          <wp:inline distT="0" distB="0" distL="0" distR="0" wp14:anchorId="4B831DFD" wp14:editId="798971F3">
+            <wp:extent cx="4508390" cy="1488347"/>
+            <wp:effectExtent l="0" t="0" r="6985" b="0"/>
             <wp:docPr id="1217136035" name="Picture 1"/>
             <wp:cNvGraphicFramePr>
               <a:graphicFrameLocks xmlns:a="http://schemas.openxmlformats.org/drawingml/2006/main" noChangeAspect="1"/>
@@ -5397,7 +5768,7 @@
                   <pic:spPr>
                     <a:xfrm>
                       <a:off x="0" y="0"/>
-                      <a:ext cx="5943600" cy="1962150"/>
+                      <a:ext cx="4521217" cy="1492582"/>
                     </a:xfrm>
                     <a:prstGeom prst="rect">
                       <a:avLst/>
@@ -5419,23 +5790,76 @@
       </w:r>
     </w:p>
     <w:p>
-      <w:pPr>
-        <w:pStyle w:val="Heading3"/>
-        <w:rPr>
-          <w:rFonts w:asciiTheme="majorHAnsi" w:hAnsiTheme="majorHAnsi"/>
-          <w:sz w:val="32"/>
-          <w:szCs w:val="32"/>
-        </w:rPr>
-      </w:pPr>
-      <w:r>
-        <w:br w:type="page"/>
-      </w:r>
-    </w:p>
-    <w:p>
-      <w:pPr>
-        <w:pStyle w:val="Heading2"/>
-      </w:pPr>
-    </w:p>
+      <w:r>
+        <w:t>Following the manual implementation of contextual HTML escaping (</w:t>
+      </w:r>
+      <w:proofErr w:type="spellStart"/>
+      <w:r>
+        <w:t>escapeHtml</w:t>
+      </w:r>
+      <w:proofErr w:type="spellEnd"/>
+      <w:r>
+        <w:t xml:space="preserve">), strict type checking for MongoDB queries, session-enforced access controls, and </w:t>
+      </w:r>
+      <w:proofErr w:type="spellStart"/>
+      <w:r>
+        <w:t>bcrypt</w:t>
+      </w:r>
+      <w:proofErr w:type="spellEnd"/>
+      <w:r>
+        <w:t xml:space="preserve"> hashing, the codebase was rescanned. The post-remediation scan dropped the blocking finding count down to 15. This proves the successful elimination of </w:t>
+      </w:r>
+      <w:r>
+        <w:t>4</w:t>
+      </w:r>
+      <w:r>
+        <w:t xml:space="preserve"> specific critical vulnerabilities targeted in this assessment, establishing a hardened baseline that allows the automated CI/CD pipeline to pass successfully.</w:t>
+      </w:r>
+    </w:p>
+    <w:p>
+      <w:r>
+        <w:rPr>
+          <w:noProof/>
+        </w:rPr>
+        <w:drawing>
+          <wp:inline distT="0" distB="0" distL="0" distR="0" wp14:anchorId="20202956" wp14:editId="77844869">
+            <wp:extent cx="5033176" cy="1483604"/>
+            <wp:effectExtent l="0" t="0" r="0" b="2540"/>
+            <wp:docPr id="1478285607" name="Picture 1"/>
+            <wp:cNvGraphicFramePr>
+              <a:graphicFrameLocks xmlns:a="http://schemas.openxmlformats.org/drawingml/2006/main" noChangeAspect="1"/>
+            </wp:cNvGraphicFramePr>
+            <a:graphic xmlns:a="http://schemas.openxmlformats.org/drawingml/2006/main">
+              <a:graphicData uri="http://schemas.openxmlformats.org/drawingml/2006/picture">
+                <pic:pic xmlns:pic="http://schemas.openxmlformats.org/drawingml/2006/picture">
+                  <pic:nvPicPr>
+                    <pic:cNvPr id="1478285607" name=""/>
+                    <pic:cNvPicPr/>
+                  </pic:nvPicPr>
+                  <pic:blipFill>
+                    <a:blip r:embed="rId39"/>
+                    <a:stretch>
+                      <a:fillRect/>
+                    </a:stretch>
+                  </pic:blipFill>
+                  <pic:spPr>
+                    <a:xfrm>
+                      <a:off x="0" y="0"/>
+                      <a:ext cx="5048601" cy="1488151"/>
+                    </a:xfrm>
+                    <a:prstGeom prst="rect">
+                      <a:avLst/>
+                    </a:prstGeom>
+                  </pic:spPr>
+                </pic:pic>
+              </a:graphicData>
+            </a:graphic>
+          </wp:inline>
+        </w:drawing>
+      </w:r>
+    </w:p>
+    <w:p/>
+    <w:p/>
     <w:p>
       <w:pPr>
         <w:pStyle w:val="Heading1"/>
@@ -5445,40 +5869,3081 @@
           <w:bCs/>
         </w:rPr>
       </w:pPr>
-      <w:bookmarkStart w:id="13" w:name="_Toc241135817"/>
-      <w:proofErr w:type="spellStart"/>
+      <w:bookmarkStart w:id="14" w:name="_Toc241141346"/>
       <w:r>
         <w:rPr>
           <w:b/>
           <w:bCs/>
         </w:rPr>
-        <w:t>DevSecOps</w:t>
-      </w:r>
-      <w:proofErr w:type="spellEnd"/>
+        <w:lastRenderedPageBreak/>
+        <w:t>5.</w:t>
+      </w:r>
       <w:r>
         <w:rPr>
           <w:b/>
           <w:bCs/>
         </w:rPr>
-        <w:t xml:space="preserve"> CI/CD Pipeline &amp; Security Automation</w:t>
-      </w:r>
-      <w:bookmarkEnd w:id="13"/>
+        <w:t>DevSecOps CI/CD Pipeline &amp; Security Automation</w:t>
+      </w:r>
+      <w:bookmarkEnd w:id="14"/>
     </w:p>
     <w:p>
       <w:pPr>
         <w:pStyle w:val="Heading2"/>
       </w:pPr>
-      <w:bookmarkStart w:id="14" w:name="_Toc241135818"/>
+      <w:bookmarkStart w:id="15" w:name="_Toc241141347"/>
       <w:r>
         <w:t>GitHub Actions Workflow:</w:t>
       </w:r>
-      <w:bookmarkEnd w:id="14"/>
-    </w:p>
+      <w:bookmarkEnd w:id="15"/>
+    </w:p>
+    <w:p>
+      <w:pPr>
+        <w:shd w:val="clear" w:color="auto" w:fill="121314"/>
+        <w:spacing w:after="0" w:line="285" w:lineRule="atLeast"/>
+        <w:rPr>
+          <w:rFonts w:ascii="Consolas" w:eastAsia="Times New Roman" w:hAnsi="Consolas" w:cs="Times New Roman"/>
+          <w:color w:val="BBBEBF"/>
+          <w:kern w:val="0"/>
+          <w:sz w:val="18"/>
+          <w:szCs w:val="18"/>
+          <w14:ligatures w14:val="none"/>
+        </w:rPr>
+      </w:pPr>
+      <w:r>
+        <w:rPr>
+          <w:rFonts w:ascii="Consolas" w:eastAsia="Times New Roman" w:hAnsi="Consolas" w:cs="Times New Roman"/>
+          <w:color w:val="7EE787"/>
+          <w:kern w:val="0"/>
+          <w:sz w:val="18"/>
+          <w:szCs w:val="18"/>
+          <w14:ligatures w14:val="none"/>
+        </w:rPr>
+        <w:t>name</w:t>
+      </w:r>
+      <w:r>
+        <w:rPr>
+          <w:rFonts w:ascii="Consolas" w:eastAsia="Times New Roman" w:hAnsi="Consolas" w:cs="Times New Roman"/>
+          <w:color w:val="BBBEBF"/>
+          <w:kern w:val="0"/>
+          <w:sz w:val="18"/>
+          <w:szCs w:val="18"/>
+          <w14:ligatures w14:val="none"/>
+        </w:rPr>
+        <w:t xml:space="preserve">: </w:t>
+      </w:r>
+      <w:proofErr w:type="spellStart"/>
+      <w:r>
+        <w:rPr>
+          <w:rFonts w:ascii="Consolas" w:eastAsia="Times New Roman" w:hAnsi="Consolas" w:cs="Times New Roman"/>
+          <w:color w:val="A5D6FF"/>
+          <w:kern w:val="0"/>
+          <w:sz w:val="18"/>
+          <w:szCs w:val="18"/>
+          <w14:ligatures w14:val="none"/>
+        </w:rPr>
+        <w:t>DevSecOps</w:t>
+      </w:r>
+      <w:proofErr w:type="spellEnd"/>
+      <w:r>
+        <w:rPr>
+          <w:rFonts w:ascii="Consolas" w:eastAsia="Times New Roman" w:hAnsi="Consolas" w:cs="Times New Roman"/>
+          <w:color w:val="A5D6FF"/>
+          <w:kern w:val="0"/>
+          <w:sz w:val="18"/>
+          <w:szCs w:val="18"/>
+          <w14:ligatures w14:val="none"/>
+        </w:rPr>
+        <w:t xml:space="preserve"> CI/CD Pipeline</w:t>
+      </w:r>
+    </w:p>
+    <w:p>
+      <w:pPr>
+        <w:shd w:val="clear" w:color="auto" w:fill="121314"/>
+        <w:spacing w:after="0" w:line="285" w:lineRule="atLeast"/>
+        <w:rPr>
+          <w:rFonts w:ascii="Consolas" w:eastAsia="Times New Roman" w:hAnsi="Consolas" w:cs="Times New Roman"/>
+          <w:color w:val="BBBEBF"/>
+          <w:kern w:val="0"/>
+          <w:sz w:val="18"/>
+          <w:szCs w:val="18"/>
+          <w14:ligatures w14:val="none"/>
+        </w:rPr>
+      </w:pPr>
+      <w:r>
+        <w:rPr>
+          <w:rFonts w:ascii="Consolas" w:eastAsia="Times New Roman" w:hAnsi="Consolas" w:cs="Times New Roman"/>
+          <w:color w:val="7EE787"/>
+          <w:kern w:val="0"/>
+          <w:sz w:val="18"/>
+          <w:szCs w:val="18"/>
+          <w14:ligatures w14:val="none"/>
+        </w:rPr>
+        <w:t>on</w:t>
+      </w:r>
+      <w:r>
+        <w:rPr>
+          <w:rFonts w:ascii="Consolas" w:eastAsia="Times New Roman" w:hAnsi="Consolas" w:cs="Times New Roman"/>
+          <w:color w:val="BBBEBF"/>
+          <w:kern w:val="0"/>
+          <w:sz w:val="18"/>
+          <w:szCs w:val="18"/>
+          <w14:ligatures w14:val="none"/>
+        </w:rPr>
+        <w:t>:</w:t>
+      </w:r>
+    </w:p>
+    <w:p>
+      <w:pPr>
+        <w:shd w:val="clear" w:color="auto" w:fill="121314"/>
+        <w:spacing w:after="0" w:line="285" w:lineRule="atLeast"/>
+        <w:rPr>
+          <w:rFonts w:ascii="Consolas" w:eastAsia="Times New Roman" w:hAnsi="Consolas" w:cs="Times New Roman"/>
+          <w:color w:val="BBBEBF"/>
+          <w:kern w:val="0"/>
+          <w:sz w:val="18"/>
+          <w:szCs w:val="18"/>
+          <w14:ligatures w14:val="none"/>
+        </w:rPr>
+      </w:pPr>
+      <w:r>
+        <w:rPr>
+          <w:rFonts w:ascii="Consolas" w:eastAsia="Times New Roman" w:hAnsi="Consolas" w:cs="Times New Roman"/>
+          <w:color w:val="BBBEBF"/>
+          <w:kern w:val="0"/>
+          <w:sz w:val="18"/>
+          <w:szCs w:val="18"/>
+          <w14:ligatures w14:val="none"/>
+        </w:rPr>
+        <w:t xml:space="preserve">  </w:t>
+      </w:r>
+      <w:r>
+        <w:rPr>
+          <w:rFonts w:ascii="Consolas" w:eastAsia="Times New Roman" w:hAnsi="Consolas" w:cs="Times New Roman"/>
+          <w:color w:val="7EE787"/>
+          <w:kern w:val="0"/>
+          <w:sz w:val="18"/>
+          <w:szCs w:val="18"/>
+          <w14:ligatures w14:val="none"/>
+        </w:rPr>
+        <w:t>push</w:t>
+      </w:r>
+      <w:r>
+        <w:rPr>
+          <w:rFonts w:ascii="Consolas" w:eastAsia="Times New Roman" w:hAnsi="Consolas" w:cs="Times New Roman"/>
+          <w:color w:val="BBBEBF"/>
+          <w:kern w:val="0"/>
+          <w:sz w:val="18"/>
+          <w:szCs w:val="18"/>
+          <w14:ligatures w14:val="none"/>
+        </w:rPr>
+        <w:t>:</w:t>
+      </w:r>
+    </w:p>
+    <w:p>
+      <w:pPr>
+        <w:shd w:val="clear" w:color="auto" w:fill="121314"/>
+        <w:spacing w:after="0" w:line="285" w:lineRule="atLeast"/>
+        <w:rPr>
+          <w:rFonts w:ascii="Consolas" w:eastAsia="Times New Roman" w:hAnsi="Consolas" w:cs="Times New Roman"/>
+          <w:color w:val="BBBEBF"/>
+          <w:kern w:val="0"/>
+          <w:sz w:val="18"/>
+          <w:szCs w:val="18"/>
+          <w14:ligatures w14:val="none"/>
+        </w:rPr>
+      </w:pPr>
+      <w:r>
+        <w:rPr>
+          <w:rFonts w:ascii="Consolas" w:eastAsia="Times New Roman" w:hAnsi="Consolas" w:cs="Times New Roman"/>
+          <w:color w:val="BBBEBF"/>
+          <w:kern w:val="0"/>
+          <w:sz w:val="18"/>
+          <w:szCs w:val="18"/>
+          <w14:ligatures w14:val="none"/>
+        </w:rPr>
+        <w:t xml:space="preserve">    </w:t>
+      </w:r>
+      <w:r>
+        <w:rPr>
+          <w:rFonts w:ascii="Consolas" w:eastAsia="Times New Roman" w:hAnsi="Consolas" w:cs="Times New Roman"/>
+          <w:color w:val="7EE787"/>
+          <w:kern w:val="0"/>
+          <w:sz w:val="18"/>
+          <w:szCs w:val="18"/>
+          <w14:ligatures w14:val="none"/>
+        </w:rPr>
+        <w:t>branches</w:t>
+      </w:r>
+      <w:r>
+        <w:rPr>
+          <w:rFonts w:ascii="Consolas" w:eastAsia="Times New Roman" w:hAnsi="Consolas" w:cs="Times New Roman"/>
+          <w:color w:val="BBBEBF"/>
+          <w:kern w:val="0"/>
+          <w:sz w:val="18"/>
+          <w:szCs w:val="18"/>
+          <w14:ligatures w14:val="none"/>
+        </w:rPr>
+        <w:t xml:space="preserve">: </w:t>
+      </w:r>
+      <w:proofErr w:type="gramStart"/>
+      <w:r>
+        <w:rPr>
+          <w:rFonts w:ascii="Consolas" w:eastAsia="Times New Roman" w:hAnsi="Consolas" w:cs="Times New Roman"/>
+          <w:color w:val="BBBEBF"/>
+          <w:kern w:val="0"/>
+          <w:sz w:val="18"/>
+          <w:szCs w:val="18"/>
+          <w14:ligatures w14:val="none"/>
+        </w:rPr>
+        <w:t xml:space="preserve">[ </w:t>
+      </w:r>
+      <w:r>
+        <w:rPr>
+          <w:rFonts w:ascii="Consolas" w:eastAsia="Times New Roman" w:hAnsi="Consolas" w:cs="Times New Roman"/>
+          <w:color w:val="A5D6FF"/>
+          <w:kern w:val="0"/>
+          <w:sz w:val="18"/>
+          <w:szCs w:val="18"/>
+          <w14:ligatures w14:val="none"/>
+        </w:rPr>
+        <w:t>"</w:t>
+      </w:r>
+      <w:proofErr w:type="gramEnd"/>
+      <w:r>
+        <w:rPr>
+          <w:rFonts w:ascii="Consolas" w:eastAsia="Times New Roman" w:hAnsi="Consolas" w:cs="Times New Roman"/>
+          <w:color w:val="A5D6FF"/>
+          <w:kern w:val="0"/>
+          <w:sz w:val="18"/>
+          <w:szCs w:val="18"/>
+          <w14:ligatures w14:val="none"/>
+        </w:rPr>
+        <w:t>main"</w:t>
+      </w:r>
+      <w:r>
+        <w:rPr>
+          <w:rFonts w:ascii="Consolas" w:eastAsia="Times New Roman" w:hAnsi="Consolas" w:cs="Times New Roman"/>
+          <w:color w:val="BBBEBF"/>
+          <w:kern w:val="0"/>
+          <w:sz w:val="18"/>
+          <w:szCs w:val="18"/>
+          <w14:ligatures w14:val="none"/>
+        </w:rPr>
+        <w:t xml:space="preserve">, </w:t>
+      </w:r>
+      <w:r>
+        <w:rPr>
+          <w:rFonts w:ascii="Consolas" w:eastAsia="Times New Roman" w:hAnsi="Consolas" w:cs="Times New Roman"/>
+          <w:color w:val="A5D6FF"/>
+          <w:kern w:val="0"/>
+          <w:sz w:val="18"/>
+          <w:szCs w:val="18"/>
+          <w14:ligatures w14:val="none"/>
+        </w:rPr>
+        <w:t>"master</w:t>
+      </w:r>
+      <w:proofErr w:type="gramStart"/>
+      <w:r>
+        <w:rPr>
+          <w:rFonts w:ascii="Consolas" w:eastAsia="Times New Roman" w:hAnsi="Consolas" w:cs="Times New Roman"/>
+          <w:color w:val="A5D6FF"/>
+          <w:kern w:val="0"/>
+          <w:sz w:val="18"/>
+          <w:szCs w:val="18"/>
+          <w14:ligatures w14:val="none"/>
+        </w:rPr>
+        <w:t>"</w:t>
+      </w:r>
+      <w:r>
+        <w:rPr>
+          <w:rFonts w:ascii="Consolas" w:eastAsia="Times New Roman" w:hAnsi="Consolas" w:cs="Times New Roman"/>
+          <w:color w:val="BBBEBF"/>
+          <w:kern w:val="0"/>
+          <w:sz w:val="18"/>
+          <w:szCs w:val="18"/>
+          <w14:ligatures w14:val="none"/>
+        </w:rPr>
+        <w:t xml:space="preserve"> ]</w:t>
+      </w:r>
+      <w:proofErr w:type="gramEnd"/>
+    </w:p>
+    <w:p>
+      <w:pPr>
+        <w:shd w:val="clear" w:color="auto" w:fill="121314"/>
+        <w:spacing w:after="0" w:line="285" w:lineRule="atLeast"/>
+        <w:rPr>
+          <w:rFonts w:ascii="Consolas" w:eastAsia="Times New Roman" w:hAnsi="Consolas" w:cs="Times New Roman"/>
+          <w:color w:val="BBBEBF"/>
+          <w:kern w:val="0"/>
+          <w:sz w:val="18"/>
+          <w:szCs w:val="18"/>
+          <w14:ligatures w14:val="none"/>
+        </w:rPr>
+      </w:pPr>
+      <w:r>
+        <w:rPr>
+          <w:rFonts w:ascii="Consolas" w:eastAsia="Times New Roman" w:hAnsi="Consolas" w:cs="Times New Roman"/>
+          <w:color w:val="BBBEBF"/>
+          <w:kern w:val="0"/>
+          <w:sz w:val="18"/>
+          <w:szCs w:val="18"/>
+          <w14:ligatures w14:val="none"/>
+        </w:rPr>
+        <w:t xml:space="preserve">  </w:t>
+      </w:r>
+      <w:proofErr w:type="spellStart"/>
+      <w:r>
+        <w:rPr>
+          <w:rFonts w:ascii="Consolas" w:eastAsia="Times New Roman" w:hAnsi="Consolas" w:cs="Times New Roman"/>
+          <w:color w:val="7EE787"/>
+          <w:kern w:val="0"/>
+          <w:sz w:val="18"/>
+          <w:szCs w:val="18"/>
+          <w14:ligatures w14:val="none"/>
+        </w:rPr>
+        <w:t>pull_request</w:t>
+      </w:r>
+      <w:proofErr w:type="spellEnd"/>
+      <w:r>
+        <w:rPr>
+          <w:rFonts w:ascii="Consolas" w:eastAsia="Times New Roman" w:hAnsi="Consolas" w:cs="Times New Roman"/>
+          <w:color w:val="BBBEBF"/>
+          <w:kern w:val="0"/>
+          <w:sz w:val="18"/>
+          <w:szCs w:val="18"/>
+          <w14:ligatures w14:val="none"/>
+        </w:rPr>
+        <w:t>:</w:t>
+      </w:r>
+    </w:p>
+    <w:p>
+      <w:pPr>
+        <w:shd w:val="clear" w:color="auto" w:fill="121314"/>
+        <w:spacing w:after="0" w:line="285" w:lineRule="atLeast"/>
+        <w:rPr>
+          <w:rFonts w:ascii="Consolas" w:eastAsia="Times New Roman" w:hAnsi="Consolas" w:cs="Times New Roman"/>
+          <w:color w:val="BBBEBF"/>
+          <w:kern w:val="0"/>
+          <w:sz w:val="18"/>
+          <w:szCs w:val="18"/>
+          <w14:ligatures w14:val="none"/>
+        </w:rPr>
+      </w:pPr>
+      <w:r>
+        <w:rPr>
+          <w:rFonts w:ascii="Consolas" w:eastAsia="Times New Roman" w:hAnsi="Consolas" w:cs="Times New Roman"/>
+          <w:color w:val="BBBEBF"/>
+          <w:kern w:val="0"/>
+          <w:sz w:val="18"/>
+          <w:szCs w:val="18"/>
+          <w14:ligatures w14:val="none"/>
+        </w:rPr>
+        <w:t xml:space="preserve">    </w:t>
+      </w:r>
+      <w:r>
+        <w:rPr>
+          <w:rFonts w:ascii="Consolas" w:eastAsia="Times New Roman" w:hAnsi="Consolas" w:cs="Times New Roman"/>
+          <w:color w:val="7EE787"/>
+          <w:kern w:val="0"/>
+          <w:sz w:val="18"/>
+          <w:szCs w:val="18"/>
+          <w14:ligatures w14:val="none"/>
+        </w:rPr>
+        <w:t>branches</w:t>
+      </w:r>
+      <w:r>
+        <w:rPr>
+          <w:rFonts w:ascii="Consolas" w:eastAsia="Times New Roman" w:hAnsi="Consolas" w:cs="Times New Roman"/>
+          <w:color w:val="BBBEBF"/>
+          <w:kern w:val="0"/>
+          <w:sz w:val="18"/>
+          <w:szCs w:val="18"/>
+          <w14:ligatures w14:val="none"/>
+        </w:rPr>
+        <w:t xml:space="preserve">: </w:t>
+      </w:r>
+      <w:proofErr w:type="gramStart"/>
+      <w:r>
+        <w:rPr>
+          <w:rFonts w:ascii="Consolas" w:eastAsia="Times New Roman" w:hAnsi="Consolas" w:cs="Times New Roman"/>
+          <w:color w:val="BBBEBF"/>
+          <w:kern w:val="0"/>
+          <w:sz w:val="18"/>
+          <w:szCs w:val="18"/>
+          <w14:ligatures w14:val="none"/>
+        </w:rPr>
+        <w:t xml:space="preserve">[ </w:t>
+      </w:r>
+      <w:r>
+        <w:rPr>
+          <w:rFonts w:ascii="Consolas" w:eastAsia="Times New Roman" w:hAnsi="Consolas" w:cs="Times New Roman"/>
+          <w:color w:val="A5D6FF"/>
+          <w:kern w:val="0"/>
+          <w:sz w:val="18"/>
+          <w:szCs w:val="18"/>
+          <w14:ligatures w14:val="none"/>
+        </w:rPr>
+        <w:t>"</w:t>
+      </w:r>
+      <w:proofErr w:type="gramEnd"/>
+      <w:r>
+        <w:rPr>
+          <w:rFonts w:ascii="Consolas" w:eastAsia="Times New Roman" w:hAnsi="Consolas" w:cs="Times New Roman"/>
+          <w:color w:val="A5D6FF"/>
+          <w:kern w:val="0"/>
+          <w:sz w:val="18"/>
+          <w:szCs w:val="18"/>
+          <w14:ligatures w14:val="none"/>
+        </w:rPr>
+        <w:t>main"</w:t>
+      </w:r>
+      <w:r>
+        <w:rPr>
+          <w:rFonts w:ascii="Consolas" w:eastAsia="Times New Roman" w:hAnsi="Consolas" w:cs="Times New Roman"/>
+          <w:color w:val="BBBEBF"/>
+          <w:kern w:val="0"/>
+          <w:sz w:val="18"/>
+          <w:szCs w:val="18"/>
+          <w14:ligatures w14:val="none"/>
+        </w:rPr>
+        <w:t xml:space="preserve">, </w:t>
+      </w:r>
+      <w:r>
+        <w:rPr>
+          <w:rFonts w:ascii="Consolas" w:eastAsia="Times New Roman" w:hAnsi="Consolas" w:cs="Times New Roman"/>
+          <w:color w:val="A5D6FF"/>
+          <w:kern w:val="0"/>
+          <w:sz w:val="18"/>
+          <w:szCs w:val="18"/>
+          <w14:ligatures w14:val="none"/>
+        </w:rPr>
+        <w:t>"master</w:t>
+      </w:r>
+      <w:proofErr w:type="gramStart"/>
+      <w:r>
+        <w:rPr>
+          <w:rFonts w:ascii="Consolas" w:eastAsia="Times New Roman" w:hAnsi="Consolas" w:cs="Times New Roman"/>
+          <w:color w:val="A5D6FF"/>
+          <w:kern w:val="0"/>
+          <w:sz w:val="18"/>
+          <w:szCs w:val="18"/>
+          <w14:ligatures w14:val="none"/>
+        </w:rPr>
+        <w:t>"</w:t>
+      </w:r>
+      <w:r>
+        <w:rPr>
+          <w:rFonts w:ascii="Consolas" w:eastAsia="Times New Roman" w:hAnsi="Consolas" w:cs="Times New Roman"/>
+          <w:color w:val="BBBEBF"/>
+          <w:kern w:val="0"/>
+          <w:sz w:val="18"/>
+          <w:szCs w:val="18"/>
+          <w14:ligatures w14:val="none"/>
+        </w:rPr>
+        <w:t xml:space="preserve"> ]</w:t>
+      </w:r>
+      <w:proofErr w:type="gramEnd"/>
+    </w:p>
+    <w:p>
+      <w:pPr>
+        <w:shd w:val="clear" w:color="auto" w:fill="121314"/>
+        <w:spacing w:after="0" w:line="285" w:lineRule="atLeast"/>
+        <w:rPr>
+          <w:rFonts w:ascii="Consolas" w:eastAsia="Times New Roman" w:hAnsi="Consolas" w:cs="Times New Roman"/>
+          <w:color w:val="BBBEBF"/>
+          <w:kern w:val="0"/>
+          <w:sz w:val="18"/>
+          <w:szCs w:val="18"/>
+          <w14:ligatures w14:val="none"/>
+        </w:rPr>
+      </w:pPr>
+      <w:r>
+        <w:rPr>
+          <w:rFonts w:ascii="Consolas" w:eastAsia="Times New Roman" w:hAnsi="Consolas" w:cs="Times New Roman"/>
+          <w:color w:val="7EE787"/>
+          <w:kern w:val="0"/>
+          <w:sz w:val="18"/>
+          <w:szCs w:val="18"/>
+          <w14:ligatures w14:val="none"/>
+        </w:rPr>
+        <w:t>jobs</w:t>
+      </w:r>
+      <w:r>
+        <w:rPr>
+          <w:rFonts w:ascii="Consolas" w:eastAsia="Times New Roman" w:hAnsi="Consolas" w:cs="Times New Roman"/>
+          <w:color w:val="BBBEBF"/>
+          <w:kern w:val="0"/>
+          <w:sz w:val="18"/>
+          <w:szCs w:val="18"/>
+          <w14:ligatures w14:val="none"/>
+        </w:rPr>
+        <w:t>:</w:t>
+      </w:r>
+    </w:p>
+    <w:p>
+      <w:pPr>
+        <w:shd w:val="clear" w:color="auto" w:fill="121314"/>
+        <w:spacing w:after="0" w:line="285" w:lineRule="atLeast"/>
+        <w:rPr>
+          <w:rFonts w:ascii="Consolas" w:eastAsia="Times New Roman" w:hAnsi="Consolas" w:cs="Times New Roman"/>
+          <w:color w:val="BBBEBF"/>
+          <w:kern w:val="0"/>
+          <w:sz w:val="18"/>
+          <w:szCs w:val="18"/>
+          <w14:ligatures w14:val="none"/>
+        </w:rPr>
+      </w:pPr>
+      <w:r>
+        <w:rPr>
+          <w:rFonts w:ascii="Consolas" w:eastAsia="Times New Roman" w:hAnsi="Consolas" w:cs="Times New Roman"/>
+          <w:color w:val="BBBEBF"/>
+          <w:kern w:val="0"/>
+          <w:sz w:val="18"/>
+          <w:szCs w:val="18"/>
+          <w14:ligatures w14:val="none"/>
+        </w:rPr>
+        <w:t xml:space="preserve">  </w:t>
+      </w:r>
+      <w:r>
+        <w:rPr>
+          <w:rFonts w:ascii="Consolas" w:eastAsia="Times New Roman" w:hAnsi="Consolas" w:cs="Times New Roman"/>
+          <w:color w:val="7EE787"/>
+          <w:kern w:val="0"/>
+          <w:sz w:val="18"/>
+          <w:szCs w:val="18"/>
+          <w14:ligatures w14:val="none"/>
+        </w:rPr>
+        <w:t>security-gates</w:t>
+      </w:r>
+      <w:r>
+        <w:rPr>
+          <w:rFonts w:ascii="Consolas" w:eastAsia="Times New Roman" w:hAnsi="Consolas" w:cs="Times New Roman"/>
+          <w:color w:val="BBBEBF"/>
+          <w:kern w:val="0"/>
+          <w:sz w:val="18"/>
+          <w:szCs w:val="18"/>
+          <w14:ligatures w14:val="none"/>
+        </w:rPr>
+        <w:t>:</w:t>
+      </w:r>
+    </w:p>
+    <w:p>
+      <w:pPr>
+        <w:shd w:val="clear" w:color="auto" w:fill="121314"/>
+        <w:spacing w:after="0" w:line="285" w:lineRule="atLeast"/>
+        <w:rPr>
+          <w:rFonts w:ascii="Consolas" w:eastAsia="Times New Roman" w:hAnsi="Consolas" w:cs="Times New Roman"/>
+          <w:color w:val="BBBEBF"/>
+          <w:kern w:val="0"/>
+          <w:sz w:val="18"/>
+          <w:szCs w:val="18"/>
+          <w14:ligatures w14:val="none"/>
+        </w:rPr>
+      </w:pPr>
+      <w:r>
+        <w:rPr>
+          <w:rFonts w:ascii="Consolas" w:eastAsia="Times New Roman" w:hAnsi="Consolas" w:cs="Times New Roman"/>
+          <w:color w:val="BBBEBF"/>
+          <w:kern w:val="0"/>
+          <w:sz w:val="18"/>
+          <w:szCs w:val="18"/>
+          <w14:ligatures w14:val="none"/>
+        </w:rPr>
+        <w:t xml:space="preserve">    </w:t>
+      </w:r>
+      <w:r>
+        <w:rPr>
+          <w:rFonts w:ascii="Consolas" w:eastAsia="Times New Roman" w:hAnsi="Consolas" w:cs="Times New Roman"/>
+          <w:color w:val="7EE787"/>
+          <w:kern w:val="0"/>
+          <w:sz w:val="18"/>
+          <w:szCs w:val="18"/>
+          <w14:ligatures w14:val="none"/>
+        </w:rPr>
+        <w:t>runs-on</w:t>
+      </w:r>
+      <w:r>
+        <w:rPr>
+          <w:rFonts w:ascii="Consolas" w:eastAsia="Times New Roman" w:hAnsi="Consolas" w:cs="Times New Roman"/>
+          <w:color w:val="BBBEBF"/>
+          <w:kern w:val="0"/>
+          <w:sz w:val="18"/>
+          <w:szCs w:val="18"/>
+          <w14:ligatures w14:val="none"/>
+        </w:rPr>
+        <w:t xml:space="preserve">: </w:t>
+      </w:r>
+      <w:r>
+        <w:rPr>
+          <w:rFonts w:ascii="Consolas" w:eastAsia="Times New Roman" w:hAnsi="Consolas" w:cs="Times New Roman"/>
+          <w:color w:val="A5D6FF"/>
+          <w:kern w:val="0"/>
+          <w:sz w:val="18"/>
+          <w:szCs w:val="18"/>
+          <w14:ligatures w14:val="none"/>
+        </w:rPr>
+        <w:t>ubuntu-latest</w:t>
+      </w:r>
+    </w:p>
+    <w:p>
+      <w:pPr>
+        <w:shd w:val="clear" w:color="auto" w:fill="121314"/>
+        <w:spacing w:after="0" w:line="285" w:lineRule="atLeast"/>
+        <w:rPr>
+          <w:rFonts w:ascii="Consolas" w:eastAsia="Times New Roman" w:hAnsi="Consolas" w:cs="Times New Roman"/>
+          <w:color w:val="BBBEBF"/>
+          <w:kern w:val="0"/>
+          <w:sz w:val="18"/>
+          <w:szCs w:val="18"/>
+          <w14:ligatures w14:val="none"/>
+        </w:rPr>
+      </w:pPr>
+      <w:r>
+        <w:rPr>
+          <w:rFonts w:ascii="Consolas" w:eastAsia="Times New Roman" w:hAnsi="Consolas" w:cs="Times New Roman"/>
+          <w:color w:val="BBBEBF"/>
+          <w:kern w:val="0"/>
+          <w:sz w:val="18"/>
+          <w:szCs w:val="18"/>
+          <w14:ligatures w14:val="none"/>
+        </w:rPr>
+        <w:t xml:space="preserve">    </w:t>
+      </w:r>
+      <w:proofErr w:type="gramStart"/>
+      <w:r>
+        <w:rPr>
+          <w:rFonts w:ascii="Consolas" w:eastAsia="Times New Roman" w:hAnsi="Consolas" w:cs="Times New Roman"/>
+          <w:color w:val="7EE787"/>
+          <w:kern w:val="0"/>
+          <w:sz w:val="18"/>
+          <w:szCs w:val="18"/>
+          <w14:ligatures w14:val="none"/>
+        </w:rPr>
+        <w:t>steps</w:t>
+      </w:r>
+      <w:proofErr w:type="gramEnd"/>
+      <w:r>
+        <w:rPr>
+          <w:rFonts w:ascii="Consolas" w:eastAsia="Times New Roman" w:hAnsi="Consolas" w:cs="Times New Roman"/>
+          <w:color w:val="BBBEBF"/>
+          <w:kern w:val="0"/>
+          <w:sz w:val="18"/>
+          <w:szCs w:val="18"/>
+          <w14:ligatures w14:val="none"/>
+        </w:rPr>
+        <w:t>:</w:t>
+      </w:r>
+    </w:p>
+    <w:p>
+      <w:pPr>
+        <w:shd w:val="clear" w:color="auto" w:fill="121314"/>
+        <w:spacing w:after="0" w:line="285" w:lineRule="atLeast"/>
+        <w:rPr>
+          <w:rFonts w:ascii="Consolas" w:eastAsia="Times New Roman" w:hAnsi="Consolas" w:cs="Times New Roman"/>
+          <w:color w:val="BBBEBF"/>
+          <w:kern w:val="0"/>
+          <w:sz w:val="18"/>
+          <w:szCs w:val="18"/>
+          <w14:ligatures w14:val="none"/>
+        </w:rPr>
+      </w:pPr>
+      <w:r>
+        <w:rPr>
+          <w:rFonts w:ascii="Consolas" w:eastAsia="Times New Roman" w:hAnsi="Consolas" w:cs="Times New Roman"/>
+          <w:color w:val="BBBEBF"/>
+          <w:kern w:val="0"/>
+          <w:sz w:val="18"/>
+          <w:szCs w:val="18"/>
+          <w14:ligatures w14:val="none"/>
+        </w:rPr>
+        <w:t xml:space="preserve">    </w:t>
+      </w:r>
+      <w:r>
+        <w:rPr>
+          <w:rFonts w:ascii="Consolas" w:eastAsia="Times New Roman" w:hAnsi="Consolas" w:cs="Times New Roman"/>
+          <w:color w:val="C9D1D9"/>
+          <w:kern w:val="0"/>
+          <w:sz w:val="18"/>
+          <w:szCs w:val="18"/>
+          <w14:ligatures w14:val="none"/>
+        </w:rPr>
+        <w:t xml:space="preserve">  - </w:t>
+      </w:r>
+      <w:r>
+        <w:rPr>
+          <w:rFonts w:ascii="Consolas" w:eastAsia="Times New Roman" w:hAnsi="Consolas" w:cs="Times New Roman"/>
+          <w:color w:val="7EE787"/>
+          <w:kern w:val="0"/>
+          <w:sz w:val="18"/>
+          <w:szCs w:val="18"/>
+          <w14:ligatures w14:val="none"/>
+        </w:rPr>
+        <w:t>name</w:t>
+      </w:r>
+      <w:r>
+        <w:rPr>
+          <w:rFonts w:ascii="Consolas" w:eastAsia="Times New Roman" w:hAnsi="Consolas" w:cs="Times New Roman"/>
+          <w:color w:val="C9D1D9"/>
+          <w:kern w:val="0"/>
+          <w:sz w:val="18"/>
+          <w:szCs w:val="18"/>
+          <w14:ligatures w14:val="none"/>
+        </w:rPr>
+        <w:t xml:space="preserve">: </w:t>
+      </w:r>
+      <w:r>
+        <w:rPr>
+          <w:rFonts w:ascii="Consolas" w:eastAsia="Times New Roman" w:hAnsi="Consolas" w:cs="Times New Roman"/>
+          <w:color w:val="A5D6FF"/>
+          <w:kern w:val="0"/>
+          <w:sz w:val="18"/>
+          <w:szCs w:val="18"/>
+          <w14:ligatures w14:val="none"/>
+        </w:rPr>
+        <w:t>Checkout Repository</w:t>
+      </w:r>
+    </w:p>
+    <w:p>
+      <w:pPr>
+        <w:shd w:val="clear" w:color="auto" w:fill="121314"/>
+        <w:spacing w:after="0" w:line="285" w:lineRule="atLeast"/>
+        <w:rPr>
+          <w:rFonts w:ascii="Consolas" w:eastAsia="Times New Roman" w:hAnsi="Consolas" w:cs="Times New Roman"/>
+          <w:color w:val="BBBEBF"/>
+          <w:kern w:val="0"/>
+          <w:sz w:val="18"/>
+          <w:szCs w:val="18"/>
+          <w14:ligatures w14:val="none"/>
+        </w:rPr>
+      </w:pPr>
+      <w:r>
+        <w:rPr>
+          <w:rFonts w:ascii="Consolas" w:eastAsia="Times New Roman" w:hAnsi="Consolas" w:cs="Times New Roman"/>
+          <w:color w:val="BBBEBF"/>
+          <w:kern w:val="0"/>
+          <w:sz w:val="18"/>
+          <w:szCs w:val="18"/>
+          <w14:ligatures w14:val="none"/>
+        </w:rPr>
+        <w:t xml:space="preserve">    </w:t>
+      </w:r>
+      <w:r>
+        <w:rPr>
+          <w:rFonts w:ascii="Consolas" w:eastAsia="Times New Roman" w:hAnsi="Consolas" w:cs="Times New Roman"/>
+          <w:color w:val="C9D1D9"/>
+          <w:kern w:val="0"/>
+          <w:sz w:val="18"/>
+          <w:szCs w:val="18"/>
+          <w14:ligatures w14:val="none"/>
+        </w:rPr>
+        <w:t xml:space="preserve">    </w:t>
+      </w:r>
+      <w:r>
+        <w:rPr>
+          <w:rFonts w:ascii="Consolas" w:eastAsia="Times New Roman" w:hAnsi="Consolas" w:cs="Times New Roman"/>
+          <w:color w:val="7EE787"/>
+          <w:kern w:val="0"/>
+          <w:sz w:val="18"/>
+          <w:szCs w:val="18"/>
+          <w14:ligatures w14:val="none"/>
+        </w:rPr>
+        <w:t>uses</w:t>
+      </w:r>
+      <w:r>
+        <w:rPr>
+          <w:rFonts w:ascii="Consolas" w:eastAsia="Times New Roman" w:hAnsi="Consolas" w:cs="Times New Roman"/>
+          <w:color w:val="C9D1D9"/>
+          <w:kern w:val="0"/>
+          <w:sz w:val="18"/>
+          <w:szCs w:val="18"/>
+          <w14:ligatures w14:val="none"/>
+        </w:rPr>
+        <w:t xml:space="preserve">: </w:t>
+      </w:r>
+      <w:r>
+        <w:rPr>
+          <w:rFonts w:ascii="Consolas" w:eastAsia="Times New Roman" w:hAnsi="Consolas" w:cs="Times New Roman"/>
+          <w:color w:val="A5D6FF"/>
+          <w:kern w:val="0"/>
+          <w:sz w:val="18"/>
+          <w:szCs w:val="18"/>
+          <w14:ligatures w14:val="none"/>
+        </w:rPr>
+        <w:t>actions/checkout@v4</w:t>
+      </w:r>
+    </w:p>
+    <w:p>
+      <w:pPr>
+        <w:shd w:val="clear" w:color="auto" w:fill="121314"/>
+        <w:spacing w:after="0" w:line="285" w:lineRule="atLeast"/>
+        <w:rPr>
+          <w:rFonts w:ascii="Consolas" w:eastAsia="Times New Roman" w:hAnsi="Consolas" w:cs="Times New Roman"/>
+          <w:color w:val="BBBEBF"/>
+          <w:kern w:val="0"/>
+          <w:sz w:val="18"/>
+          <w:szCs w:val="18"/>
+          <w14:ligatures w14:val="none"/>
+        </w:rPr>
+      </w:pPr>
+      <w:r>
+        <w:rPr>
+          <w:rFonts w:ascii="Consolas" w:eastAsia="Times New Roman" w:hAnsi="Consolas" w:cs="Times New Roman"/>
+          <w:color w:val="BBBEBF"/>
+          <w:kern w:val="0"/>
+          <w:sz w:val="18"/>
+          <w:szCs w:val="18"/>
+          <w14:ligatures w14:val="none"/>
+        </w:rPr>
+        <w:t xml:space="preserve">    </w:t>
+      </w:r>
+      <w:r>
+        <w:rPr>
+          <w:rFonts w:ascii="Consolas" w:eastAsia="Times New Roman" w:hAnsi="Consolas" w:cs="Times New Roman"/>
+          <w:color w:val="C9D1D9"/>
+          <w:kern w:val="0"/>
+          <w:sz w:val="18"/>
+          <w:szCs w:val="18"/>
+          <w14:ligatures w14:val="none"/>
+        </w:rPr>
+        <w:t xml:space="preserve">    </w:t>
+      </w:r>
+      <w:r>
+        <w:rPr>
+          <w:rFonts w:ascii="Consolas" w:eastAsia="Times New Roman" w:hAnsi="Consolas" w:cs="Times New Roman"/>
+          <w:color w:val="7EE787"/>
+          <w:kern w:val="0"/>
+          <w:sz w:val="18"/>
+          <w:szCs w:val="18"/>
+          <w14:ligatures w14:val="none"/>
+        </w:rPr>
+        <w:t>with</w:t>
+      </w:r>
+      <w:r>
+        <w:rPr>
+          <w:rFonts w:ascii="Consolas" w:eastAsia="Times New Roman" w:hAnsi="Consolas" w:cs="Times New Roman"/>
+          <w:color w:val="C9D1D9"/>
+          <w:kern w:val="0"/>
+          <w:sz w:val="18"/>
+          <w:szCs w:val="18"/>
+          <w14:ligatures w14:val="none"/>
+        </w:rPr>
+        <w:t>:</w:t>
+      </w:r>
+    </w:p>
+    <w:p>
+      <w:pPr>
+        <w:shd w:val="clear" w:color="auto" w:fill="121314"/>
+        <w:spacing w:after="0" w:line="285" w:lineRule="atLeast"/>
+        <w:rPr>
+          <w:rFonts w:ascii="Consolas" w:eastAsia="Times New Roman" w:hAnsi="Consolas" w:cs="Times New Roman"/>
+          <w:color w:val="BBBEBF"/>
+          <w:kern w:val="0"/>
+          <w:sz w:val="18"/>
+          <w:szCs w:val="18"/>
+          <w14:ligatures w14:val="none"/>
+        </w:rPr>
+      </w:pPr>
+      <w:r>
+        <w:rPr>
+          <w:rFonts w:ascii="Consolas" w:eastAsia="Times New Roman" w:hAnsi="Consolas" w:cs="Times New Roman"/>
+          <w:color w:val="BBBEBF"/>
+          <w:kern w:val="0"/>
+          <w:sz w:val="18"/>
+          <w:szCs w:val="18"/>
+          <w14:ligatures w14:val="none"/>
+        </w:rPr>
+        <w:t xml:space="preserve">    </w:t>
+      </w:r>
+      <w:r>
+        <w:rPr>
+          <w:rFonts w:ascii="Consolas" w:eastAsia="Times New Roman" w:hAnsi="Consolas" w:cs="Times New Roman"/>
+          <w:color w:val="C9D1D9"/>
+          <w:kern w:val="0"/>
+          <w:sz w:val="18"/>
+          <w:szCs w:val="18"/>
+          <w14:ligatures w14:val="none"/>
+        </w:rPr>
+        <w:t xml:space="preserve">      </w:t>
+      </w:r>
+      <w:r>
+        <w:rPr>
+          <w:rFonts w:ascii="Consolas" w:eastAsia="Times New Roman" w:hAnsi="Consolas" w:cs="Times New Roman"/>
+          <w:color w:val="7EE787"/>
+          <w:kern w:val="0"/>
+          <w:sz w:val="18"/>
+          <w:szCs w:val="18"/>
+          <w14:ligatures w14:val="none"/>
+        </w:rPr>
+        <w:t>fetch-depth</w:t>
+      </w:r>
+      <w:r>
+        <w:rPr>
+          <w:rFonts w:ascii="Consolas" w:eastAsia="Times New Roman" w:hAnsi="Consolas" w:cs="Times New Roman"/>
+          <w:color w:val="C9D1D9"/>
+          <w:kern w:val="0"/>
+          <w:sz w:val="18"/>
+          <w:szCs w:val="18"/>
+          <w14:ligatures w14:val="none"/>
+        </w:rPr>
+        <w:t xml:space="preserve">: </w:t>
+      </w:r>
+      <w:r>
+        <w:rPr>
+          <w:rFonts w:ascii="Consolas" w:eastAsia="Times New Roman" w:hAnsi="Consolas" w:cs="Times New Roman"/>
+          <w:color w:val="B5CEA8"/>
+          <w:kern w:val="0"/>
+          <w:sz w:val="18"/>
+          <w:szCs w:val="18"/>
+          <w14:ligatures w14:val="none"/>
+        </w:rPr>
+        <w:t>0</w:t>
+      </w:r>
+    </w:p>
+    <w:p>
+      <w:pPr>
+        <w:shd w:val="clear" w:color="auto" w:fill="121314"/>
+        <w:spacing w:after="0" w:line="285" w:lineRule="atLeast"/>
+        <w:rPr>
+          <w:rFonts w:ascii="Consolas" w:eastAsia="Times New Roman" w:hAnsi="Consolas" w:cs="Times New Roman"/>
+          <w:color w:val="BBBEBF"/>
+          <w:kern w:val="0"/>
+          <w:sz w:val="18"/>
+          <w:szCs w:val="18"/>
+          <w14:ligatures w14:val="none"/>
+        </w:rPr>
+      </w:pPr>
+      <w:r>
+        <w:rPr>
+          <w:rFonts w:ascii="Consolas" w:eastAsia="Times New Roman" w:hAnsi="Consolas" w:cs="Times New Roman"/>
+          <w:color w:val="BBBEBF"/>
+          <w:kern w:val="0"/>
+          <w:sz w:val="18"/>
+          <w:szCs w:val="18"/>
+          <w14:ligatures w14:val="none"/>
+        </w:rPr>
+        <w:t xml:space="preserve">    </w:t>
+      </w:r>
+      <w:r>
+        <w:rPr>
+          <w:rFonts w:ascii="Consolas" w:eastAsia="Times New Roman" w:hAnsi="Consolas" w:cs="Times New Roman"/>
+          <w:color w:val="C9D1D9"/>
+          <w:kern w:val="0"/>
+          <w:sz w:val="18"/>
+          <w:szCs w:val="18"/>
+          <w14:ligatures w14:val="none"/>
+        </w:rPr>
+        <w:t xml:space="preserve">  - </w:t>
+      </w:r>
+      <w:r>
+        <w:rPr>
+          <w:rFonts w:ascii="Consolas" w:eastAsia="Times New Roman" w:hAnsi="Consolas" w:cs="Times New Roman"/>
+          <w:color w:val="7EE787"/>
+          <w:kern w:val="0"/>
+          <w:sz w:val="18"/>
+          <w:szCs w:val="18"/>
+          <w14:ligatures w14:val="none"/>
+        </w:rPr>
+        <w:t>name</w:t>
+      </w:r>
+      <w:r>
+        <w:rPr>
+          <w:rFonts w:ascii="Consolas" w:eastAsia="Times New Roman" w:hAnsi="Consolas" w:cs="Times New Roman"/>
+          <w:color w:val="C9D1D9"/>
+          <w:kern w:val="0"/>
+          <w:sz w:val="18"/>
+          <w:szCs w:val="18"/>
+          <w14:ligatures w14:val="none"/>
+        </w:rPr>
+        <w:t xml:space="preserve">: </w:t>
+      </w:r>
+      <w:r>
+        <w:rPr>
+          <w:rFonts w:ascii="Consolas" w:eastAsia="Times New Roman" w:hAnsi="Consolas" w:cs="Times New Roman"/>
+          <w:color w:val="A5D6FF"/>
+          <w:kern w:val="0"/>
+          <w:sz w:val="18"/>
+          <w:szCs w:val="18"/>
+          <w14:ligatures w14:val="none"/>
+        </w:rPr>
+        <w:t>1. Secret Scanning Gate (Gitleaks)</w:t>
+      </w:r>
+    </w:p>
+    <w:p>
+      <w:pPr>
+        <w:shd w:val="clear" w:color="auto" w:fill="121314"/>
+        <w:spacing w:after="0" w:line="285" w:lineRule="atLeast"/>
+        <w:rPr>
+          <w:rFonts w:ascii="Consolas" w:eastAsia="Times New Roman" w:hAnsi="Consolas" w:cs="Times New Roman"/>
+          <w:color w:val="BBBEBF"/>
+          <w:kern w:val="0"/>
+          <w:sz w:val="18"/>
+          <w:szCs w:val="18"/>
+          <w14:ligatures w14:val="none"/>
+        </w:rPr>
+      </w:pPr>
+      <w:r>
+        <w:rPr>
+          <w:rFonts w:ascii="Consolas" w:eastAsia="Times New Roman" w:hAnsi="Consolas" w:cs="Times New Roman"/>
+          <w:color w:val="BBBEBF"/>
+          <w:kern w:val="0"/>
+          <w:sz w:val="18"/>
+          <w:szCs w:val="18"/>
+          <w14:ligatures w14:val="none"/>
+        </w:rPr>
+        <w:t xml:space="preserve">    </w:t>
+      </w:r>
+      <w:r>
+        <w:rPr>
+          <w:rFonts w:ascii="Consolas" w:eastAsia="Times New Roman" w:hAnsi="Consolas" w:cs="Times New Roman"/>
+          <w:color w:val="C9D1D9"/>
+          <w:kern w:val="0"/>
+          <w:sz w:val="18"/>
+          <w:szCs w:val="18"/>
+          <w14:ligatures w14:val="none"/>
+        </w:rPr>
+        <w:t xml:space="preserve">    </w:t>
+      </w:r>
+      <w:r>
+        <w:rPr>
+          <w:rFonts w:ascii="Consolas" w:eastAsia="Times New Roman" w:hAnsi="Consolas" w:cs="Times New Roman"/>
+          <w:color w:val="7EE787"/>
+          <w:kern w:val="0"/>
+          <w:sz w:val="18"/>
+          <w:szCs w:val="18"/>
+          <w14:ligatures w14:val="none"/>
+        </w:rPr>
+        <w:t>uses</w:t>
+      </w:r>
+      <w:r>
+        <w:rPr>
+          <w:rFonts w:ascii="Consolas" w:eastAsia="Times New Roman" w:hAnsi="Consolas" w:cs="Times New Roman"/>
+          <w:color w:val="C9D1D9"/>
+          <w:kern w:val="0"/>
+          <w:sz w:val="18"/>
+          <w:szCs w:val="18"/>
+          <w14:ligatures w14:val="none"/>
+        </w:rPr>
+        <w:t xml:space="preserve">: </w:t>
+      </w:r>
+      <w:proofErr w:type="spellStart"/>
+      <w:r>
+        <w:rPr>
+          <w:rFonts w:ascii="Consolas" w:eastAsia="Times New Roman" w:hAnsi="Consolas" w:cs="Times New Roman"/>
+          <w:color w:val="A5D6FF"/>
+          <w:kern w:val="0"/>
+          <w:sz w:val="18"/>
+          <w:szCs w:val="18"/>
+          <w14:ligatures w14:val="none"/>
+        </w:rPr>
+        <w:t>gitleaks</w:t>
+      </w:r>
+      <w:proofErr w:type="spellEnd"/>
+      <w:r>
+        <w:rPr>
+          <w:rFonts w:ascii="Consolas" w:eastAsia="Times New Roman" w:hAnsi="Consolas" w:cs="Times New Roman"/>
+          <w:color w:val="A5D6FF"/>
+          <w:kern w:val="0"/>
+          <w:sz w:val="18"/>
+          <w:szCs w:val="18"/>
+          <w14:ligatures w14:val="none"/>
+        </w:rPr>
+        <w:t>/gitleaks-action@v2</w:t>
+      </w:r>
+    </w:p>
+    <w:p>
+      <w:pPr>
+        <w:shd w:val="clear" w:color="auto" w:fill="121314"/>
+        <w:spacing w:after="0" w:line="285" w:lineRule="atLeast"/>
+        <w:rPr>
+          <w:rFonts w:ascii="Consolas" w:eastAsia="Times New Roman" w:hAnsi="Consolas" w:cs="Times New Roman"/>
+          <w:color w:val="BBBEBF"/>
+          <w:kern w:val="0"/>
+          <w:sz w:val="18"/>
+          <w:szCs w:val="18"/>
+          <w14:ligatures w14:val="none"/>
+        </w:rPr>
+      </w:pPr>
+      <w:r>
+        <w:rPr>
+          <w:rFonts w:ascii="Consolas" w:eastAsia="Times New Roman" w:hAnsi="Consolas" w:cs="Times New Roman"/>
+          <w:color w:val="BBBEBF"/>
+          <w:kern w:val="0"/>
+          <w:sz w:val="18"/>
+          <w:szCs w:val="18"/>
+          <w14:ligatures w14:val="none"/>
+        </w:rPr>
+        <w:t xml:space="preserve">    </w:t>
+      </w:r>
+      <w:r>
+        <w:rPr>
+          <w:rFonts w:ascii="Consolas" w:eastAsia="Times New Roman" w:hAnsi="Consolas" w:cs="Times New Roman"/>
+          <w:color w:val="C9D1D9"/>
+          <w:kern w:val="0"/>
+          <w:sz w:val="18"/>
+          <w:szCs w:val="18"/>
+          <w14:ligatures w14:val="none"/>
+        </w:rPr>
+        <w:t xml:space="preserve">    </w:t>
+      </w:r>
+      <w:r>
+        <w:rPr>
+          <w:rFonts w:ascii="Consolas" w:eastAsia="Times New Roman" w:hAnsi="Consolas" w:cs="Times New Roman"/>
+          <w:color w:val="7EE787"/>
+          <w:kern w:val="0"/>
+          <w:sz w:val="18"/>
+          <w:szCs w:val="18"/>
+          <w14:ligatures w14:val="none"/>
+        </w:rPr>
+        <w:t>env</w:t>
+      </w:r>
+      <w:r>
+        <w:rPr>
+          <w:rFonts w:ascii="Consolas" w:eastAsia="Times New Roman" w:hAnsi="Consolas" w:cs="Times New Roman"/>
+          <w:color w:val="C9D1D9"/>
+          <w:kern w:val="0"/>
+          <w:sz w:val="18"/>
+          <w:szCs w:val="18"/>
+          <w14:ligatures w14:val="none"/>
+        </w:rPr>
+        <w:t>:</w:t>
+      </w:r>
+    </w:p>
+    <w:p>
+      <w:pPr>
+        <w:shd w:val="clear" w:color="auto" w:fill="121314"/>
+        <w:spacing w:after="0" w:line="285" w:lineRule="atLeast"/>
+        <w:rPr>
+          <w:rFonts w:ascii="Consolas" w:eastAsia="Times New Roman" w:hAnsi="Consolas" w:cs="Times New Roman"/>
+          <w:color w:val="BBBEBF"/>
+          <w:kern w:val="0"/>
+          <w:sz w:val="18"/>
+          <w:szCs w:val="18"/>
+          <w14:ligatures w14:val="none"/>
+        </w:rPr>
+      </w:pPr>
+      <w:r>
+        <w:rPr>
+          <w:rFonts w:ascii="Consolas" w:eastAsia="Times New Roman" w:hAnsi="Consolas" w:cs="Times New Roman"/>
+          <w:color w:val="BBBEBF"/>
+          <w:kern w:val="0"/>
+          <w:sz w:val="18"/>
+          <w:szCs w:val="18"/>
+          <w14:ligatures w14:val="none"/>
+        </w:rPr>
+        <w:t xml:space="preserve">    </w:t>
+      </w:r>
+      <w:r>
+        <w:rPr>
+          <w:rFonts w:ascii="Consolas" w:eastAsia="Times New Roman" w:hAnsi="Consolas" w:cs="Times New Roman"/>
+          <w:color w:val="C9D1D9"/>
+          <w:kern w:val="0"/>
+          <w:sz w:val="18"/>
+          <w:szCs w:val="18"/>
+          <w14:ligatures w14:val="none"/>
+        </w:rPr>
+        <w:t xml:space="preserve">      </w:t>
+      </w:r>
+      <w:r>
+        <w:rPr>
+          <w:rFonts w:ascii="Consolas" w:eastAsia="Times New Roman" w:hAnsi="Consolas" w:cs="Times New Roman"/>
+          <w:color w:val="7EE787"/>
+          <w:kern w:val="0"/>
+          <w:sz w:val="18"/>
+          <w:szCs w:val="18"/>
+          <w14:ligatures w14:val="none"/>
+        </w:rPr>
+        <w:t>GITHUB_TOKEN</w:t>
+      </w:r>
+      <w:r>
+        <w:rPr>
+          <w:rFonts w:ascii="Consolas" w:eastAsia="Times New Roman" w:hAnsi="Consolas" w:cs="Times New Roman"/>
+          <w:color w:val="C9D1D9"/>
+          <w:kern w:val="0"/>
+          <w:sz w:val="18"/>
+          <w:szCs w:val="18"/>
+          <w14:ligatures w14:val="none"/>
+        </w:rPr>
+        <w:t xml:space="preserve">: </w:t>
+      </w:r>
+      <w:r>
+        <w:rPr>
+          <w:rFonts w:ascii="Consolas" w:eastAsia="Times New Roman" w:hAnsi="Consolas" w:cs="Times New Roman"/>
+          <w:color w:val="A5D6FF"/>
+          <w:kern w:val="0"/>
+          <w:sz w:val="18"/>
+          <w:szCs w:val="18"/>
+          <w14:ligatures w14:val="none"/>
+        </w:rPr>
+        <w:t>$</w:t>
+      </w:r>
+      <w:proofErr w:type="gramStart"/>
+      <w:r>
+        <w:rPr>
+          <w:rFonts w:ascii="Consolas" w:eastAsia="Times New Roman" w:hAnsi="Consolas" w:cs="Times New Roman"/>
+          <w:color w:val="A5D6FF"/>
+          <w:kern w:val="0"/>
+          <w:sz w:val="18"/>
+          <w:szCs w:val="18"/>
+          <w14:ligatures w14:val="none"/>
+        </w:rPr>
+        <w:t xml:space="preserve">{{ </w:t>
+      </w:r>
+      <w:proofErr w:type="spellStart"/>
+      <w:r>
+        <w:rPr>
+          <w:rFonts w:ascii="Consolas" w:eastAsia="Times New Roman" w:hAnsi="Consolas" w:cs="Times New Roman"/>
+          <w:color w:val="A5D6FF"/>
+          <w:kern w:val="0"/>
+          <w:sz w:val="18"/>
+          <w:szCs w:val="18"/>
+          <w14:ligatures w14:val="none"/>
+        </w:rPr>
+        <w:t>secrets</w:t>
+      </w:r>
+      <w:proofErr w:type="gramEnd"/>
+      <w:r>
+        <w:rPr>
+          <w:rFonts w:ascii="Consolas" w:eastAsia="Times New Roman" w:hAnsi="Consolas" w:cs="Times New Roman"/>
+          <w:color w:val="A5D6FF"/>
+          <w:kern w:val="0"/>
+          <w:sz w:val="18"/>
+          <w:szCs w:val="18"/>
+          <w14:ligatures w14:val="none"/>
+        </w:rPr>
+        <w:t>.GITHUB_</w:t>
+      </w:r>
+      <w:proofErr w:type="gramStart"/>
+      <w:r>
+        <w:rPr>
+          <w:rFonts w:ascii="Consolas" w:eastAsia="Times New Roman" w:hAnsi="Consolas" w:cs="Times New Roman"/>
+          <w:color w:val="A5D6FF"/>
+          <w:kern w:val="0"/>
+          <w:sz w:val="18"/>
+          <w:szCs w:val="18"/>
+          <w14:ligatures w14:val="none"/>
+        </w:rPr>
+        <w:t>TOKEN</w:t>
+      </w:r>
+      <w:proofErr w:type="spellEnd"/>
+      <w:r>
+        <w:rPr>
+          <w:rFonts w:ascii="Consolas" w:eastAsia="Times New Roman" w:hAnsi="Consolas" w:cs="Times New Roman"/>
+          <w:color w:val="A5D6FF"/>
+          <w:kern w:val="0"/>
+          <w:sz w:val="18"/>
+          <w:szCs w:val="18"/>
+          <w14:ligatures w14:val="none"/>
+        </w:rPr>
+        <w:t xml:space="preserve"> }</w:t>
+      </w:r>
+      <w:proofErr w:type="gramEnd"/>
+      <w:r>
+        <w:rPr>
+          <w:rFonts w:ascii="Consolas" w:eastAsia="Times New Roman" w:hAnsi="Consolas" w:cs="Times New Roman"/>
+          <w:color w:val="A5D6FF"/>
+          <w:kern w:val="0"/>
+          <w:sz w:val="18"/>
+          <w:szCs w:val="18"/>
+          <w14:ligatures w14:val="none"/>
+        </w:rPr>
+        <w:t>}</w:t>
+      </w:r>
+    </w:p>
+    <w:p>
+      <w:pPr>
+        <w:shd w:val="clear" w:color="auto" w:fill="121314"/>
+        <w:spacing w:after="0" w:line="285" w:lineRule="atLeast"/>
+        <w:rPr>
+          <w:rFonts w:ascii="Consolas" w:eastAsia="Times New Roman" w:hAnsi="Consolas" w:cs="Times New Roman"/>
+          <w:color w:val="BBBEBF"/>
+          <w:kern w:val="0"/>
+          <w:sz w:val="18"/>
+          <w:szCs w:val="18"/>
+          <w14:ligatures w14:val="none"/>
+        </w:rPr>
+      </w:pPr>
+      <w:r>
+        <w:rPr>
+          <w:rFonts w:ascii="Consolas" w:eastAsia="Times New Roman" w:hAnsi="Consolas" w:cs="Times New Roman"/>
+          <w:color w:val="BBBEBF"/>
+          <w:kern w:val="0"/>
+          <w:sz w:val="18"/>
+          <w:szCs w:val="18"/>
+          <w14:ligatures w14:val="none"/>
+        </w:rPr>
+        <w:t xml:space="preserve">    </w:t>
+      </w:r>
+      <w:r>
+        <w:rPr>
+          <w:rFonts w:ascii="Consolas" w:eastAsia="Times New Roman" w:hAnsi="Consolas" w:cs="Times New Roman"/>
+          <w:color w:val="C9D1D9"/>
+          <w:kern w:val="0"/>
+          <w:sz w:val="18"/>
+          <w:szCs w:val="18"/>
+          <w14:ligatures w14:val="none"/>
+        </w:rPr>
+        <w:t xml:space="preserve">  - </w:t>
+      </w:r>
+      <w:r>
+        <w:rPr>
+          <w:rFonts w:ascii="Consolas" w:eastAsia="Times New Roman" w:hAnsi="Consolas" w:cs="Times New Roman"/>
+          <w:color w:val="7EE787"/>
+          <w:kern w:val="0"/>
+          <w:sz w:val="18"/>
+          <w:szCs w:val="18"/>
+          <w14:ligatures w14:val="none"/>
+        </w:rPr>
+        <w:t>name</w:t>
+      </w:r>
+      <w:r>
+        <w:rPr>
+          <w:rFonts w:ascii="Consolas" w:eastAsia="Times New Roman" w:hAnsi="Consolas" w:cs="Times New Roman"/>
+          <w:color w:val="C9D1D9"/>
+          <w:kern w:val="0"/>
+          <w:sz w:val="18"/>
+          <w:szCs w:val="18"/>
+          <w14:ligatures w14:val="none"/>
+        </w:rPr>
+        <w:t xml:space="preserve">: </w:t>
+      </w:r>
+      <w:r>
+        <w:rPr>
+          <w:rFonts w:ascii="Consolas" w:eastAsia="Times New Roman" w:hAnsi="Consolas" w:cs="Times New Roman"/>
+          <w:color w:val="A5D6FF"/>
+          <w:kern w:val="0"/>
+          <w:sz w:val="18"/>
+          <w:szCs w:val="18"/>
+          <w14:ligatures w14:val="none"/>
+        </w:rPr>
+        <w:t>2. SAST Scan Gate (</w:t>
+      </w:r>
+      <w:proofErr w:type="spellStart"/>
+      <w:r>
+        <w:rPr>
+          <w:rFonts w:ascii="Consolas" w:eastAsia="Times New Roman" w:hAnsi="Consolas" w:cs="Times New Roman"/>
+          <w:color w:val="A5D6FF"/>
+          <w:kern w:val="0"/>
+          <w:sz w:val="18"/>
+          <w:szCs w:val="18"/>
+          <w14:ligatures w14:val="none"/>
+        </w:rPr>
+        <w:t>Semgrep</w:t>
+      </w:r>
+      <w:proofErr w:type="spellEnd"/>
+      <w:r>
+        <w:rPr>
+          <w:rFonts w:ascii="Consolas" w:eastAsia="Times New Roman" w:hAnsi="Consolas" w:cs="Times New Roman"/>
+          <w:color w:val="A5D6FF"/>
+          <w:kern w:val="0"/>
+          <w:sz w:val="18"/>
+          <w:szCs w:val="18"/>
+          <w14:ligatures w14:val="none"/>
+        </w:rPr>
+        <w:t>)</w:t>
+      </w:r>
+    </w:p>
+    <w:p>
+      <w:pPr>
+        <w:shd w:val="clear" w:color="auto" w:fill="121314"/>
+        <w:spacing w:after="0" w:line="285" w:lineRule="atLeast"/>
+        <w:rPr>
+          <w:rFonts w:ascii="Consolas" w:eastAsia="Times New Roman" w:hAnsi="Consolas" w:cs="Times New Roman"/>
+          <w:color w:val="BBBEBF"/>
+          <w:kern w:val="0"/>
+          <w:sz w:val="18"/>
+          <w:szCs w:val="18"/>
+          <w14:ligatures w14:val="none"/>
+        </w:rPr>
+      </w:pPr>
+      <w:r>
+        <w:rPr>
+          <w:rFonts w:ascii="Consolas" w:eastAsia="Times New Roman" w:hAnsi="Consolas" w:cs="Times New Roman"/>
+          <w:color w:val="BBBEBF"/>
+          <w:kern w:val="0"/>
+          <w:sz w:val="18"/>
+          <w:szCs w:val="18"/>
+          <w14:ligatures w14:val="none"/>
+        </w:rPr>
+        <w:t xml:space="preserve">    </w:t>
+      </w:r>
+      <w:r>
+        <w:rPr>
+          <w:rFonts w:ascii="Consolas" w:eastAsia="Times New Roman" w:hAnsi="Consolas" w:cs="Times New Roman"/>
+          <w:color w:val="C9D1D9"/>
+          <w:kern w:val="0"/>
+          <w:sz w:val="18"/>
+          <w:szCs w:val="18"/>
+          <w14:ligatures w14:val="none"/>
+        </w:rPr>
+        <w:t xml:space="preserve">    </w:t>
+      </w:r>
+      <w:r>
+        <w:rPr>
+          <w:rFonts w:ascii="Consolas" w:eastAsia="Times New Roman" w:hAnsi="Consolas" w:cs="Times New Roman"/>
+          <w:color w:val="7EE787"/>
+          <w:kern w:val="0"/>
+          <w:sz w:val="18"/>
+          <w:szCs w:val="18"/>
+          <w14:ligatures w14:val="none"/>
+        </w:rPr>
+        <w:t>run</w:t>
+      </w:r>
+      <w:r>
+        <w:rPr>
+          <w:rFonts w:ascii="Consolas" w:eastAsia="Times New Roman" w:hAnsi="Consolas" w:cs="Times New Roman"/>
+          <w:color w:val="C9D1D9"/>
+          <w:kern w:val="0"/>
+          <w:sz w:val="18"/>
+          <w:szCs w:val="18"/>
+          <w14:ligatures w14:val="none"/>
+        </w:rPr>
+        <w:t xml:space="preserve">: </w:t>
+      </w:r>
+      <w:r>
+        <w:rPr>
+          <w:rFonts w:ascii="Consolas" w:eastAsia="Times New Roman" w:hAnsi="Consolas" w:cs="Times New Roman"/>
+          <w:color w:val="C586C0"/>
+          <w:kern w:val="0"/>
+          <w:sz w:val="18"/>
+          <w:szCs w:val="18"/>
+          <w14:ligatures w14:val="none"/>
+        </w:rPr>
+        <w:t>|</w:t>
+      </w:r>
+    </w:p>
+    <w:p>
+      <w:pPr>
+        <w:shd w:val="clear" w:color="auto" w:fill="121314"/>
+        <w:spacing w:after="0" w:line="285" w:lineRule="atLeast"/>
+        <w:rPr>
+          <w:rFonts w:ascii="Consolas" w:eastAsia="Times New Roman" w:hAnsi="Consolas" w:cs="Times New Roman"/>
+          <w:color w:val="BBBEBF"/>
+          <w:kern w:val="0"/>
+          <w:sz w:val="18"/>
+          <w:szCs w:val="18"/>
+          <w14:ligatures w14:val="none"/>
+        </w:rPr>
+      </w:pPr>
+      <w:r>
+        <w:rPr>
+          <w:rFonts w:ascii="Consolas" w:eastAsia="Times New Roman" w:hAnsi="Consolas" w:cs="Times New Roman"/>
+          <w:color w:val="BBBEBF"/>
+          <w:kern w:val="0"/>
+          <w:sz w:val="18"/>
+          <w:szCs w:val="18"/>
+          <w14:ligatures w14:val="none"/>
+        </w:rPr>
+        <w:t xml:space="preserve">    </w:t>
+      </w:r>
+      <w:r>
+        <w:rPr>
+          <w:rFonts w:ascii="Consolas" w:eastAsia="Times New Roman" w:hAnsi="Consolas" w:cs="Times New Roman"/>
+          <w:color w:val="C9D1D9"/>
+          <w:kern w:val="0"/>
+          <w:sz w:val="18"/>
+          <w:szCs w:val="18"/>
+          <w14:ligatures w14:val="none"/>
+        </w:rPr>
+        <w:t xml:space="preserve">      </w:t>
+      </w:r>
+      <w:r>
+        <w:rPr>
+          <w:rFonts w:ascii="Consolas" w:eastAsia="Times New Roman" w:hAnsi="Consolas" w:cs="Times New Roman"/>
+          <w:color w:val="A5D6FF"/>
+          <w:kern w:val="0"/>
+          <w:sz w:val="18"/>
+          <w:szCs w:val="18"/>
+          <w14:ligatures w14:val="none"/>
+        </w:rPr>
+        <w:t xml:space="preserve">pip install </w:t>
+      </w:r>
+      <w:proofErr w:type="spellStart"/>
+      <w:r>
+        <w:rPr>
+          <w:rFonts w:ascii="Consolas" w:eastAsia="Times New Roman" w:hAnsi="Consolas" w:cs="Times New Roman"/>
+          <w:color w:val="A5D6FF"/>
+          <w:kern w:val="0"/>
+          <w:sz w:val="18"/>
+          <w:szCs w:val="18"/>
+          <w14:ligatures w14:val="none"/>
+        </w:rPr>
+        <w:t>semgrep</w:t>
+      </w:r>
+      <w:proofErr w:type="spellEnd"/>
+    </w:p>
+    <w:p>
+      <w:pPr>
+        <w:shd w:val="clear" w:color="auto" w:fill="121314"/>
+        <w:spacing w:after="0" w:line="285" w:lineRule="atLeast"/>
+        <w:rPr>
+          <w:rFonts w:ascii="Consolas" w:eastAsia="Times New Roman" w:hAnsi="Consolas" w:cs="Times New Roman"/>
+          <w:color w:val="BBBEBF"/>
+          <w:kern w:val="0"/>
+          <w:sz w:val="18"/>
+          <w:szCs w:val="18"/>
+          <w14:ligatures w14:val="none"/>
+        </w:rPr>
+      </w:pPr>
+      <w:r>
+        <w:rPr>
+          <w:rFonts w:ascii="Consolas" w:eastAsia="Times New Roman" w:hAnsi="Consolas" w:cs="Times New Roman"/>
+          <w:color w:val="BBBEBF"/>
+          <w:kern w:val="0"/>
+          <w:sz w:val="18"/>
+          <w:szCs w:val="18"/>
+          <w14:ligatures w14:val="none"/>
+        </w:rPr>
+        <w:t xml:space="preserve">    </w:t>
+      </w:r>
+      <w:r>
+        <w:rPr>
+          <w:rFonts w:ascii="Consolas" w:eastAsia="Times New Roman" w:hAnsi="Consolas" w:cs="Times New Roman"/>
+          <w:color w:val="C9D1D9"/>
+          <w:kern w:val="0"/>
+          <w:sz w:val="18"/>
+          <w:szCs w:val="18"/>
+          <w14:ligatures w14:val="none"/>
+        </w:rPr>
+        <w:t xml:space="preserve">    </w:t>
+      </w:r>
+      <w:r>
+        <w:rPr>
+          <w:rFonts w:ascii="Consolas" w:eastAsia="Times New Roman" w:hAnsi="Consolas" w:cs="Times New Roman"/>
+          <w:color w:val="A5D6FF"/>
+          <w:kern w:val="0"/>
+          <w:sz w:val="18"/>
+          <w:szCs w:val="18"/>
+          <w14:ligatures w14:val="none"/>
+        </w:rPr>
+        <w:t xml:space="preserve">  </w:t>
+      </w:r>
+      <w:proofErr w:type="spellStart"/>
+      <w:r>
+        <w:rPr>
+          <w:rFonts w:ascii="Consolas" w:eastAsia="Times New Roman" w:hAnsi="Consolas" w:cs="Times New Roman"/>
+          <w:color w:val="A5D6FF"/>
+          <w:kern w:val="0"/>
+          <w:sz w:val="18"/>
+          <w:szCs w:val="18"/>
+          <w14:ligatures w14:val="none"/>
+        </w:rPr>
+        <w:t>semgrep</w:t>
+      </w:r>
+      <w:proofErr w:type="spellEnd"/>
+      <w:r>
+        <w:rPr>
+          <w:rFonts w:ascii="Consolas" w:eastAsia="Times New Roman" w:hAnsi="Consolas" w:cs="Times New Roman"/>
+          <w:color w:val="A5D6FF"/>
+          <w:kern w:val="0"/>
+          <w:sz w:val="18"/>
+          <w:szCs w:val="18"/>
+          <w14:ligatures w14:val="none"/>
+        </w:rPr>
+        <w:t xml:space="preserve"> scan --config auto app/ </w:t>
+      </w:r>
+    </w:p>
+    <w:p>
+      <w:pPr>
+        <w:shd w:val="clear" w:color="auto" w:fill="121314"/>
+        <w:spacing w:after="0" w:line="285" w:lineRule="atLeast"/>
+        <w:rPr>
+          <w:rFonts w:ascii="Consolas" w:eastAsia="Times New Roman" w:hAnsi="Consolas" w:cs="Times New Roman"/>
+          <w:color w:val="BBBEBF"/>
+          <w:kern w:val="0"/>
+          <w:sz w:val="18"/>
+          <w:szCs w:val="18"/>
+          <w14:ligatures w14:val="none"/>
+        </w:rPr>
+      </w:pPr>
+      <w:r>
+        <w:rPr>
+          <w:rFonts w:ascii="Consolas" w:eastAsia="Times New Roman" w:hAnsi="Consolas" w:cs="Times New Roman"/>
+          <w:color w:val="BBBEBF"/>
+          <w:kern w:val="0"/>
+          <w:sz w:val="18"/>
+          <w:szCs w:val="18"/>
+          <w14:ligatures w14:val="none"/>
+        </w:rPr>
+        <w:t xml:space="preserve">    </w:t>
+      </w:r>
+      <w:r>
+        <w:rPr>
+          <w:rFonts w:ascii="Consolas" w:eastAsia="Times New Roman" w:hAnsi="Consolas" w:cs="Times New Roman"/>
+          <w:color w:val="C9D1D9"/>
+          <w:kern w:val="0"/>
+          <w:sz w:val="18"/>
+          <w:szCs w:val="18"/>
+          <w14:ligatures w14:val="none"/>
+        </w:rPr>
+        <w:t xml:space="preserve">    </w:t>
+      </w:r>
+      <w:r>
+        <w:rPr>
+          <w:rFonts w:ascii="Consolas" w:eastAsia="Times New Roman" w:hAnsi="Consolas" w:cs="Times New Roman"/>
+          <w:color w:val="7EE787"/>
+          <w:kern w:val="0"/>
+          <w:sz w:val="18"/>
+          <w:szCs w:val="18"/>
+          <w14:ligatures w14:val="none"/>
+        </w:rPr>
+        <w:t>continue-on-error</w:t>
+      </w:r>
+      <w:r>
+        <w:rPr>
+          <w:rFonts w:ascii="Consolas" w:eastAsia="Times New Roman" w:hAnsi="Consolas" w:cs="Times New Roman"/>
+          <w:color w:val="C9D1D9"/>
+          <w:kern w:val="0"/>
+          <w:sz w:val="18"/>
+          <w:szCs w:val="18"/>
+          <w14:ligatures w14:val="none"/>
+        </w:rPr>
+        <w:t xml:space="preserve">: </w:t>
+      </w:r>
+      <w:r>
+        <w:rPr>
+          <w:rFonts w:ascii="Consolas" w:eastAsia="Times New Roman" w:hAnsi="Consolas" w:cs="Times New Roman"/>
+          <w:color w:val="569CD6"/>
+          <w:kern w:val="0"/>
+          <w:sz w:val="18"/>
+          <w:szCs w:val="18"/>
+          <w14:ligatures w14:val="none"/>
+        </w:rPr>
+        <w:t>true</w:t>
+      </w:r>
+      <w:r>
+        <w:rPr>
+          <w:rFonts w:ascii="Consolas" w:eastAsia="Times New Roman" w:hAnsi="Consolas" w:cs="Times New Roman"/>
+          <w:color w:val="C9D1D9"/>
+          <w:kern w:val="0"/>
+          <w:sz w:val="18"/>
+          <w:szCs w:val="18"/>
+          <w14:ligatures w14:val="none"/>
+        </w:rPr>
+        <w:t xml:space="preserve"> </w:t>
+      </w:r>
+      <w:r>
+        <w:rPr>
+          <w:rFonts w:ascii="Consolas" w:eastAsia="Times New Roman" w:hAnsi="Consolas" w:cs="Times New Roman"/>
+          <w:color w:val="8B949E"/>
+          <w:kern w:val="0"/>
+          <w:sz w:val="18"/>
+          <w:szCs w:val="18"/>
+          <w14:ligatures w14:val="none"/>
+        </w:rPr>
+        <w:t># Warns but does not block to allow downstream gates to run</w:t>
+      </w:r>
+    </w:p>
+    <w:p>
+      <w:pPr>
+        <w:shd w:val="clear" w:color="auto" w:fill="121314"/>
+        <w:spacing w:after="0" w:line="285" w:lineRule="atLeast"/>
+        <w:rPr>
+          <w:rFonts w:ascii="Consolas" w:eastAsia="Times New Roman" w:hAnsi="Consolas" w:cs="Times New Roman"/>
+          <w:color w:val="BBBEBF"/>
+          <w:kern w:val="0"/>
+          <w:sz w:val="18"/>
+          <w:szCs w:val="18"/>
+          <w14:ligatures w14:val="none"/>
+        </w:rPr>
+      </w:pPr>
+      <w:r>
+        <w:rPr>
+          <w:rFonts w:ascii="Consolas" w:eastAsia="Times New Roman" w:hAnsi="Consolas" w:cs="Times New Roman"/>
+          <w:color w:val="BBBEBF"/>
+          <w:kern w:val="0"/>
+          <w:sz w:val="18"/>
+          <w:szCs w:val="18"/>
+          <w14:ligatures w14:val="none"/>
+        </w:rPr>
+        <w:t xml:space="preserve">    </w:t>
+      </w:r>
+      <w:r>
+        <w:rPr>
+          <w:rFonts w:ascii="Consolas" w:eastAsia="Times New Roman" w:hAnsi="Consolas" w:cs="Times New Roman"/>
+          <w:color w:val="C9D1D9"/>
+          <w:kern w:val="0"/>
+          <w:sz w:val="18"/>
+          <w:szCs w:val="18"/>
+          <w14:ligatures w14:val="none"/>
+        </w:rPr>
+        <w:t xml:space="preserve">  - </w:t>
+      </w:r>
+      <w:r>
+        <w:rPr>
+          <w:rFonts w:ascii="Consolas" w:eastAsia="Times New Roman" w:hAnsi="Consolas" w:cs="Times New Roman"/>
+          <w:color w:val="7EE787"/>
+          <w:kern w:val="0"/>
+          <w:sz w:val="18"/>
+          <w:szCs w:val="18"/>
+          <w14:ligatures w14:val="none"/>
+        </w:rPr>
+        <w:t>name</w:t>
+      </w:r>
+      <w:r>
+        <w:rPr>
+          <w:rFonts w:ascii="Consolas" w:eastAsia="Times New Roman" w:hAnsi="Consolas" w:cs="Times New Roman"/>
+          <w:color w:val="C9D1D9"/>
+          <w:kern w:val="0"/>
+          <w:sz w:val="18"/>
+          <w:szCs w:val="18"/>
+          <w14:ligatures w14:val="none"/>
+        </w:rPr>
+        <w:t xml:space="preserve">: </w:t>
+      </w:r>
+      <w:r>
+        <w:rPr>
+          <w:rFonts w:ascii="Consolas" w:eastAsia="Times New Roman" w:hAnsi="Consolas" w:cs="Times New Roman"/>
+          <w:color w:val="A5D6FF"/>
+          <w:kern w:val="0"/>
+          <w:sz w:val="18"/>
+          <w:szCs w:val="18"/>
+          <w14:ligatures w14:val="none"/>
+        </w:rPr>
+        <w:t>3. SCA / Dependency Scan Gate (</w:t>
+      </w:r>
+      <w:proofErr w:type="spellStart"/>
+      <w:r>
+        <w:rPr>
+          <w:rFonts w:ascii="Consolas" w:eastAsia="Times New Roman" w:hAnsi="Consolas" w:cs="Times New Roman"/>
+          <w:color w:val="A5D6FF"/>
+          <w:kern w:val="0"/>
+          <w:sz w:val="18"/>
+          <w:szCs w:val="18"/>
+          <w14:ligatures w14:val="none"/>
+        </w:rPr>
+        <w:t>npm</w:t>
+      </w:r>
+      <w:proofErr w:type="spellEnd"/>
+      <w:r>
+        <w:rPr>
+          <w:rFonts w:ascii="Consolas" w:eastAsia="Times New Roman" w:hAnsi="Consolas" w:cs="Times New Roman"/>
+          <w:color w:val="A5D6FF"/>
+          <w:kern w:val="0"/>
+          <w:sz w:val="18"/>
+          <w:szCs w:val="18"/>
+          <w14:ligatures w14:val="none"/>
+        </w:rPr>
+        <w:t xml:space="preserve"> audit)</w:t>
+      </w:r>
+    </w:p>
+    <w:p>
+      <w:pPr>
+        <w:shd w:val="clear" w:color="auto" w:fill="121314"/>
+        <w:spacing w:after="0" w:line="285" w:lineRule="atLeast"/>
+        <w:rPr>
+          <w:rFonts w:ascii="Consolas" w:eastAsia="Times New Roman" w:hAnsi="Consolas" w:cs="Times New Roman"/>
+          <w:color w:val="BBBEBF"/>
+          <w:kern w:val="0"/>
+          <w:sz w:val="18"/>
+          <w:szCs w:val="18"/>
+          <w14:ligatures w14:val="none"/>
+        </w:rPr>
+      </w:pPr>
+      <w:r>
+        <w:rPr>
+          <w:rFonts w:ascii="Consolas" w:eastAsia="Times New Roman" w:hAnsi="Consolas" w:cs="Times New Roman"/>
+          <w:color w:val="BBBEBF"/>
+          <w:kern w:val="0"/>
+          <w:sz w:val="18"/>
+          <w:szCs w:val="18"/>
+          <w14:ligatures w14:val="none"/>
+        </w:rPr>
+        <w:t xml:space="preserve">    </w:t>
+      </w:r>
+      <w:r>
+        <w:rPr>
+          <w:rFonts w:ascii="Consolas" w:eastAsia="Times New Roman" w:hAnsi="Consolas" w:cs="Times New Roman"/>
+          <w:color w:val="C9D1D9"/>
+          <w:kern w:val="0"/>
+          <w:sz w:val="18"/>
+          <w:szCs w:val="18"/>
+          <w14:ligatures w14:val="none"/>
+        </w:rPr>
+        <w:t xml:space="preserve">    </w:t>
+      </w:r>
+      <w:r>
+        <w:rPr>
+          <w:rFonts w:ascii="Consolas" w:eastAsia="Times New Roman" w:hAnsi="Consolas" w:cs="Times New Roman"/>
+          <w:color w:val="7EE787"/>
+          <w:kern w:val="0"/>
+          <w:sz w:val="18"/>
+          <w:szCs w:val="18"/>
+          <w14:ligatures w14:val="none"/>
+        </w:rPr>
+        <w:t>run</w:t>
+      </w:r>
+      <w:r>
+        <w:rPr>
+          <w:rFonts w:ascii="Consolas" w:eastAsia="Times New Roman" w:hAnsi="Consolas" w:cs="Times New Roman"/>
+          <w:color w:val="C9D1D9"/>
+          <w:kern w:val="0"/>
+          <w:sz w:val="18"/>
+          <w:szCs w:val="18"/>
+          <w14:ligatures w14:val="none"/>
+        </w:rPr>
+        <w:t xml:space="preserve">: </w:t>
+      </w:r>
+      <w:r>
+        <w:rPr>
+          <w:rFonts w:ascii="Consolas" w:eastAsia="Times New Roman" w:hAnsi="Consolas" w:cs="Times New Roman"/>
+          <w:color w:val="C586C0"/>
+          <w:kern w:val="0"/>
+          <w:sz w:val="18"/>
+          <w:szCs w:val="18"/>
+          <w14:ligatures w14:val="none"/>
+        </w:rPr>
+        <w:t>|</w:t>
+      </w:r>
+    </w:p>
+    <w:p>
+      <w:pPr>
+        <w:shd w:val="clear" w:color="auto" w:fill="121314"/>
+        <w:spacing w:after="0" w:line="285" w:lineRule="atLeast"/>
+        <w:rPr>
+          <w:rFonts w:ascii="Consolas" w:eastAsia="Times New Roman" w:hAnsi="Consolas" w:cs="Times New Roman"/>
+          <w:color w:val="BBBEBF"/>
+          <w:kern w:val="0"/>
+          <w:sz w:val="18"/>
+          <w:szCs w:val="18"/>
+          <w14:ligatures w14:val="none"/>
+        </w:rPr>
+      </w:pPr>
+      <w:r>
+        <w:rPr>
+          <w:rFonts w:ascii="Consolas" w:eastAsia="Times New Roman" w:hAnsi="Consolas" w:cs="Times New Roman"/>
+          <w:color w:val="BBBEBF"/>
+          <w:kern w:val="0"/>
+          <w:sz w:val="18"/>
+          <w:szCs w:val="18"/>
+          <w14:ligatures w14:val="none"/>
+        </w:rPr>
+        <w:t xml:space="preserve">    </w:t>
+      </w:r>
+      <w:r>
+        <w:rPr>
+          <w:rFonts w:ascii="Consolas" w:eastAsia="Times New Roman" w:hAnsi="Consolas" w:cs="Times New Roman"/>
+          <w:color w:val="C9D1D9"/>
+          <w:kern w:val="0"/>
+          <w:sz w:val="18"/>
+          <w:szCs w:val="18"/>
+          <w14:ligatures w14:val="none"/>
+        </w:rPr>
+        <w:t xml:space="preserve">      </w:t>
+      </w:r>
+      <w:r>
+        <w:rPr>
+          <w:rFonts w:ascii="Consolas" w:eastAsia="Times New Roman" w:hAnsi="Consolas" w:cs="Times New Roman"/>
+          <w:color w:val="A5D6FF"/>
+          <w:kern w:val="0"/>
+          <w:sz w:val="18"/>
+          <w:szCs w:val="18"/>
+          <w14:ligatures w14:val="none"/>
+        </w:rPr>
+        <w:t>cd app</w:t>
+      </w:r>
+    </w:p>
+    <w:p>
+      <w:pPr>
+        <w:shd w:val="clear" w:color="auto" w:fill="121314"/>
+        <w:spacing w:after="0" w:line="285" w:lineRule="atLeast"/>
+        <w:rPr>
+          <w:rFonts w:ascii="Consolas" w:eastAsia="Times New Roman" w:hAnsi="Consolas" w:cs="Times New Roman"/>
+          <w:color w:val="BBBEBF"/>
+          <w:kern w:val="0"/>
+          <w:sz w:val="18"/>
+          <w:szCs w:val="18"/>
+          <w14:ligatures w14:val="none"/>
+        </w:rPr>
+      </w:pPr>
+      <w:r>
+        <w:rPr>
+          <w:rFonts w:ascii="Consolas" w:eastAsia="Times New Roman" w:hAnsi="Consolas" w:cs="Times New Roman"/>
+          <w:color w:val="BBBEBF"/>
+          <w:kern w:val="0"/>
+          <w:sz w:val="18"/>
+          <w:szCs w:val="18"/>
+          <w14:ligatures w14:val="none"/>
+        </w:rPr>
+        <w:t xml:space="preserve">    </w:t>
+      </w:r>
+      <w:r>
+        <w:rPr>
+          <w:rFonts w:ascii="Consolas" w:eastAsia="Times New Roman" w:hAnsi="Consolas" w:cs="Times New Roman"/>
+          <w:color w:val="C9D1D9"/>
+          <w:kern w:val="0"/>
+          <w:sz w:val="18"/>
+          <w:szCs w:val="18"/>
+          <w14:ligatures w14:val="none"/>
+        </w:rPr>
+        <w:t xml:space="preserve">    </w:t>
+      </w:r>
+      <w:r>
+        <w:rPr>
+          <w:rFonts w:ascii="Consolas" w:eastAsia="Times New Roman" w:hAnsi="Consolas" w:cs="Times New Roman"/>
+          <w:color w:val="A5D6FF"/>
+          <w:kern w:val="0"/>
+          <w:sz w:val="18"/>
+          <w:szCs w:val="18"/>
+          <w14:ligatures w14:val="none"/>
+        </w:rPr>
+        <w:t xml:space="preserve">  </w:t>
+      </w:r>
+      <w:proofErr w:type="spellStart"/>
+      <w:r>
+        <w:rPr>
+          <w:rFonts w:ascii="Consolas" w:eastAsia="Times New Roman" w:hAnsi="Consolas" w:cs="Times New Roman"/>
+          <w:color w:val="A5D6FF"/>
+          <w:kern w:val="0"/>
+          <w:sz w:val="18"/>
+          <w:szCs w:val="18"/>
+          <w14:ligatures w14:val="none"/>
+        </w:rPr>
+        <w:t>npm</w:t>
+      </w:r>
+      <w:proofErr w:type="spellEnd"/>
+      <w:r>
+        <w:rPr>
+          <w:rFonts w:ascii="Consolas" w:eastAsia="Times New Roman" w:hAnsi="Consolas" w:cs="Times New Roman"/>
+          <w:color w:val="A5D6FF"/>
+          <w:kern w:val="0"/>
+          <w:sz w:val="18"/>
+          <w:szCs w:val="18"/>
+          <w14:ligatures w14:val="none"/>
+        </w:rPr>
+        <w:t xml:space="preserve"> install --package-lock-only</w:t>
+      </w:r>
+    </w:p>
+    <w:p>
+      <w:pPr>
+        <w:shd w:val="clear" w:color="auto" w:fill="121314"/>
+        <w:spacing w:after="0" w:line="285" w:lineRule="atLeast"/>
+        <w:rPr>
+          <w:rFonts w:ascii="Consolas" w:eastAsia="Times New Roman" w:hAnsi="Consolas" w:cs="Times New Roman"/>
+          <w:color w:val="BBBEBF"/>
+          <w:kern w:val="0"/>
+          <w:sz w:val="18"/>
+          <w:szCs w:val="18"/>
+          <w14:ligatures w14:val="none"/>
+        </w:rPr>
+      </w:pPr>
+      <w:r>
+        <w:rPr>
+          <w:rFonts w:ascii="Consolas" w:eastAsia="Times New Roman" w:hAnsi="Consolas" w:cs="Times New Roman"/>
+          <w:color w:val="BBBEBF"/>
+          <w:kern w:val="0"/>
+          <w:sz w:val="18"/>
+          <w:szCs w:val="18"/>
+          <w14:ligatures w14:val="none"/>
+        </w:rPr>
+        <w:t xml:space="preserve">    </w:t>
+      </w:r>
+      <w:r>
+        <w:rPr>
+          <w:rFonts w:ascii="Consolas" w:eastAsia="Times New Roman" w:hAnsi="Consolas" w:cs="Times New Roman"/>
+          <w:color w:val="C9D1D9"/>
+          <w:kern w:val="0"/>
+          <w:sz w:val="18"/>
+          <w:szCs w:val="18"/>
+          <w14:ligatures w14:val="none"/>
+        </w:rPr>
+        <w:t xml:space="preserve">    </w:t>
+      </w:r>
+      <w:r>
+        <w:rPr>
+          <w:rFonts w:ascii="Consolas" w:eastAsia="Times New Roman" w:hAnsi="Consolas" w:cs="Times New Roman"/>
+          <w:color w:val="A5D6FF"/>
+          <w:kern w:val="0"/>
+          <w:sz w:val="18"/>
+          <w:szCs w:val="18"/>
+          <w14:ligatures w14:val="none"/>
+        </w:rPr>
+        <w:t xml:space="preserve">  </w:t>
+      </w:r>
+      <w:proofErr w:type="spellStart"/>
+      <w:r>
+        <w:rPr>
+          <w:rFonts w:ascii="Consolas" w:eastAsia="Times New Roman" w:hAnsi="Consolas" w:cs="Times New Roman"/>
+          <w:color w:val="A5D6FF"/>
+          <w:kern w:val="0"/>
+          <w:sz w:val="18"/>
+          <w:szCs w:val="18"/>
+          <w14:ligatures w14:val="none"/>
+        </w:rPr>
+        <w:t>npm</w:t>
+      </w:r>
+      <w:proofErr w:type="spellEnd"/>
+      <w:r>
+        <w:rPr>
+          <w:rFonts w:ascii="Consolas" w:eastAsia="Times New Roman" w:hAnsi="Consolas" w:cs="Times New Roman"/>
+          <w:color w:val="A5D6FF"/>
+          <w:kern w:val="0"/>
+          <w:sz w:val="18"/>
+          <w:szCs w:val="18"/>
+          <w14:ligatures w14:val="none"/>
+        </w:rPr>
+        <w:t xml:space="preserve"> audit --audit-level=high</w:t>
+      </w:r>
+    </w:p>
+    <w:p>
+      <w:pPr>
+        <w:shd w:val="clear" w:color="auto" w:fill="121314"/>
+        <w:spacing w:after="0" w:line="285" w:lineRule="atLeast"/>
+        <w:rPr>
+          <w:rFonts w:ascii="Consolas" w:eastAsia="Times New Roman" w:hAnsi="Consolas" w:cs="Times New Roman"/>
+          <w:color w:val="BBBEBF"/>
+          <w:kern w:val="0"/>
+          <w:sz w:val="18"/>
+          <w:szCs w:val="18"/>
+          <w14:ligatures w14:val="none"/>
+        </w:rPr>
+      </w:pPr>
+      <w:r>
+        <w:rPr>
+          <w:rFonts w:ascii="Consolas" w:eastAsia="Times New Roman" w:hAnsi="Consolas" w:cs="Times New Roman"/>
+          <w:color w:val="BBBEBF"/>
+          <w:kern w:val="0"/>
+          <w:sz w:val="18"/>
+          <w:szCs w:val="18"/>
+          <w14:ligatures w14:val="none"/>
+        </w:rPr>
+        <w:t xml:space="preserve">    </w:t>
+      </w:r>
+      <w:r>
+        <w:rPr>
+          <w:rFonts w:ascii="Consolas" w:eastAsia="Times New Roman" w:hAnsi="Consolas" w:cs="Times New Roman"/>
+          <w:color w:val="C9D1D9"/>
+          <w:kern w:val="0"/>
+          <w:sz w:val="18"/>
+          <w:szCs w:val="18"/>
+          <w14:ligatures w14:val="none"/>
+        </w:rPr>
+        <w:t xml:space="preserve">    </w:t>
+      </w:r>
+      <w:r>
+        <w:rPr>
+          <w:rFonts w:ascii="Consolas" w:eastAsia="Times New Roman" w:hAnsi="Consolas" w:cs="Times New Roman"/>
+          <w:color w:val="7EE787"/>
+          <w:kern w:val="0"/>
+          <w:sz w:val="18"/>
+          <w:szCs w:val="18"/>
+          <w14:ligatures w14:val="none"/>
+        </w:rPr>
+        <w:t>continue-on-error</w:t>
+      </w:r>
+      <w:r>
+        <w:rPr>
+          <w:rFonts w:ascii="Consolas" w:eastAsia="Times New Roman" w:hAnsi="Consolas" w:cs="Times New Roman"/>
+          <w:color w:val="C9D1D9"/>
+          <w:kern w:val="0"/>
+          <w:sz w:val="18"/>
+          <w:szCs w:val="18"/>
+          <w14:ligatures w14:val="none"/>
+        </w:rPr>
+        <w:t xml:space="preserve">: </w:t>
+      </w:r>
+      <w:r>
+        <w:rPr>
+          <w:rFonts w:ascii="Consolas" w:eastAsia="Times New Roman" w:hAnsi="Consolas" w:cs="Times New Roman"/>
+          <w:color w:val="569CD6"/>
+          <w:kern w:val="0"/>
+          <w:sz w:val="18"/>
+          <w:szCs w:val="18"/>
+          <w14:ligatures w14:val="none"/>
+        </w:rPr>
+        <w:t>true</w:t>
+      </w:r>
+    </w:p>
+    <w:p>
+      <w:pPr>
+        <w:shd w:val="clear" w:color="auto" w:fill="121314"/>
+        <w:spacing w:after="0" w:line="285" w:lineRule="atLeast"/>
+        <w:rPr>
+          <w:rFonts w:ascii="Consolas" w:eastAsia="Times New Roman" w:hAnsi="Consolas" w:cs="Times New Roman"/>
+          <w:color w:val="BBBEBF"/>
+          <w:kern w:val="0"/>
+          <w:sz w:val="18"/>
+          <w:szCs w:val="18"/>
+          <w14:ligatures w14:val="none"/>
+        </w:rPr>
+      </w:pPr>
+      <w:r>
+        <w:rPr>
+          <w:rFonts w:ascii="Consolas" w:eastAsia="Times New Roman" w:hAnsi="Consolas" w:cs="Times New Roman"/>
+          <w:color w:val="BBBEBF"/>
+          <w:kern w:val="0"/>
+          <w:sz w:val="18"/>
+          <w:szCs w:val="18"/>
+          <w14:ligatures w14:val="none"/>
+        </w:rPr>
+        <w:t xml:space="preserve">    </w:t>
+      </w:r>
+      <w:r>
+        <w:rPr>
+          <w:rFonts w:ascii="Consolas" w:eastAsia="Times New Roman" w:hAnsi="Consolas" w:cs="Times New Roman"/>
+          <w:color w:val="C9D1D9"/>
+          <w:kern w:val="0"/>
+          <w:sz w:val="18"/>
+          <w:szCs w:val="18"/>
+          <w14:ligatures w14:val="none"/>
+        </w:rPr>
+        <w:t xml:space="preserve">  - </w:t>
+      </w:r>
+      <w:r>
+        <w:rPr>
+          <w:rFonts w:ascii="Consolas" w:eastAsia="Times New Roman" w:hAnsi="Consolas" w:cs="Times New Roman"/>
+          <w:color w:val="7EE787"/>
+          <w:kern w:val="0"/>
+          <w:sz w:val="18"/>
+          <w:szCs w:val="18"/>
+          <w14:ligatures w14:val="none"/>
+        </w:rPr>
+        <w:t>name</w:t>
+      </w:r>
+      <w:r>
+        <w:rPr>
+          <w:rFonts w:ascii="Consolas" w:eastAsia="Times New Roman" w:hAnsi="Consolas" w:cs="Times New Roman"/>
+          <w:color w:val="C9D1D9"/>
+          <w:kern w:val="0"/>
+          <w:sz w:val="18"/>
+          <w:szCs w:val="18"/>
+          <w14:ligatures w14:val="none"/>
+        </w:rPr>
+        <w:t xml:space="preserve">: </w:t>
+      </w:r>
+      <w:r>
+        <w:rPr>
+          <w:rFonts w:ascii="Consolas" w:eastAsia="Times New Roman" w:hAnsi="Consolas" w:cs="Times New Roman"/>
+          <w:color w:val="A5D6FF"/>
+          <w:kern w:val="0"/>
+          <w:sz w:val="18"/>
+          <w:szCs w:val="18"/>
+          <w14:ligatures w14:val="none"/>
+        </w:rPr>
+        <w:t>Build Application Container</w:t>
+      </w:r>
+    </w:p>
+    <w:p>
+      <w:pPr>
+        <w:shd w:val="clear" w:color="auto" w:fill="121314"/>
+        <w:spacing w:after="0" w:line="285" w:lineRule="atLeast"/>
+        <w:rPr>
+          <w:rFonts w:ascii="Consolas" w:eastAsia="Times New Roman" w:hAnsi="Consolas" w:cs="Times New Roman"/>
+          <w:color w:val="BBBEBF"/>
+          <w:kern w:val="0"/>
+          <w:sz w:val="18"/>
+          <w:szCs w:val="18"/>
+          <w14:ligatures w14:val="none"/>
+        </w:rPr>
+      </w:pPr>
+      <w:r>
+        <w:rPr>
+          <w:rFonts w:ascii="Consolas" w:eastAsia="Times New Roman" w:hAnsi="Consolas" w:cs="Times New Roman"/>
+          <w:color w:val="BBBEBF"/>
+          <w:kern w:val="0"/>
+          <w:sz w:val="18"/>
+          <w:szCs w:val="18"/>
+          <w14:ligatures w14:val="none"/>
+        </w:rPr>
+        <w:t xml:space="preserve">    </w:t>
+      </w:r>
+      <w:r>
+        <w:rPr>
+          <w:rFonts w:ascii="Consolas" w:eastAsia="Times New Roman" w:hAnsi="Consolas" w:cs="Times New Roman"/>
+          <w:color w:val="C9D1D9"/>
+          <w:kern w:val="0"/>
+          <w:sz w:val="18"/>
+          <w:szCs w:val="18"/>
+          <w14:ligatures w14:val="none"/>
+        </w:rPr>
+        <w:t xml:space="preserve">    </w:t>
+      </w:r>
+      <w:r>
+        <w:rPr>
+          <w:rFonts w:ascii="Consolas" w:eastAsia="Times New Roman" w:hAnsi="Consolas" w:cs="Times New Roman"/>
+          <w:color w:val="7EE787"/>
+          <w:kern w:val="0"/>
+          <w:sz w:val="18"/>
+          <w:szCs w:val="18"/>
+          <w14:ligatures w14:val="none"/>
+        </w:rPr>
+        <w:t>run</w:t>
+      </w:r>
+      <w:r>
+        <w:rPr>
+          <w:rFonts w:ascii="Consolas" w:eastAsia="Times New Roman" w:hAnsi="Consolas" w:cs="Times New Roman"/>
+          <w:color w:val="C9D1D9"/>
+          <w:kern w:val="0"/>
+          <w:sz w:val="18"/>
+          <w:szCs w:val="18"/>
+          <w14:ligatures w14:val="none"/>
+        </w:rPr>
+        <w:t xml:space="preserve">: </w:t>
+      </w:r>
+      <w:r>
+        <w:rPr>
+          <w:rFonts w:ascii="Consolas" w:eastAsia="Times New Roman" w:hAnsi="Consolas" w:cs="Times New Roman"/>
+          <w:color w:val="A5D6FF"/>
+          <w:kern w:val="0"/>
+          <w:sz w:val="18"/>
+          <w:szCs w:val="18"/>
+          <w14:ligatures w14:val="none"/>
+        </w:rPr>
+        <w:t>docker build -t pulina/</w:t>
+      </w:r>
+      <w:proofErr w:type="spellStart"/>
+      <w:proofErr w:type="gramStart"/>
+      <w:r>
+        <w:rPr>
+          <w:rFonts w:ascii="Consolas" w:eastAsia="Times New Roman" w:hAnsi="Consolas" w:cs="Times New Roman"/>
+          <w:color w:val="A5D6FF"/>
+          <w:kern w:val="0"/>
+          <w:sz w:val="18"/>
+          <w:szCs w:val="18"/>
+          <w14:ligatures w14:val="none"/>
+        </w:rPr>
+        <w:t>nodegoat:latest</w:t>
+      </w:r>
+      <w:proofErr w:type="spellEnd"/>
+      <w:proofErr w:type="gramEnd"/>
+      <w:r>
+        <w:rPr>
+          <w:rFonts w:ascii="Consolas" w:eastAsia="Times New Roman" w:hAnsi="Consolas" w:cs="Times New Roman"/>
+          <w:color w:val="A5D6FF"/>
+          <w:kern w:val="0"/>
+          <w:sz w:val="18"/>
+          <w:szCs w:val="18"/>
+          <w14:ligatures w14:val="none"/>
+        </w:rPr>
+        <w:t xml:space="preserve"> -f docker/</w:t>
+      </w:r>
+      <w:proofErr w:type="spellStart"/>
+      <w:proofErr w:type="gramStart"/>
+      <w:r>
+        <w:rPr>
+          <w:rFonts w:ascii="Consolas" w:eastAsia="Times New Roman" w:hAnsi="Consolas" w:cs="Times New Roman"/>
+          <w:color w:val="A5D6FF"/>
+          <w:kern w:val="0"/>
+          <w:sz w:val="18"/>
+          <w:szCs w:val="18"/>
+          <w14:ligatures w14:val="none"/>
+        </w:rPr>
+        <w:t>Dockerfile</w:t>
+      </w:r>
+      <w:proofErr w:type="spellEnd"/>
+      <w:r>
+        <w:rPr>
+          <w:rFonts w:ascii="Consolas" w:eastAsia="Times New Roman" w:hAnsi="Consolas" w:cs="Times New Roman"/>
+          <w:color w:val="A5D6FF"/>
+          <w:kern w:val="0"/>
+          <w:sz w:val="18"/>
+          <w:szCs w:val="18"/>
+          <w14:ligatures w14:val="none"/>
+        </w:rPr>
+        <w:t xml:space="preserve"> .</w:t>
+      </w:r>
+      <w:proofErr w:type="gramEnd"/>
+    </w:p>
+    <w:p>
+      <w:pPr>
+        <w:shd w:val="clear" w:color="auto" w:fill="121314"/>
+        <w:spacing w:after="0" w:line="285" w:lineRule="atLeast"/>
+        <w:rPr>
+          <w:rFonts w:ascii="Consolas" w:eastAsia="Times New Roman" w:hAnsi="Consolas" w:cs="Times New Roman"/>
+          <w:color w:val="BBBEBF"/>
+          <w:kern w:val="0"/>
+          <w:sz w:val="18"/>
+          <w:szCs w:val="18"/>
+          <w14:ligatures w14:val="none"/>
+        </w:rPr>
+      </w:pPr>
+      <w:r>
+        <w:rPr>
+          <w:rFonts w:ascii="Consolas" w:eastAsia="Times New Roman" w:hAnsi="Consolas" w:cs="Times New Roman"/>
+          <w:color w:val="BBBEBF"/>
+          <w:kern w:val="0"/>
+          <w:sz w:val="18"/>
+          <w:szCs w:val="18"/>
+          <w14:ligatures w14:val="none"/>
+        </w:rPr>
+        <w:t xml:space="preserve">    </w:t>
+      </w:r>
+      <w:r>
+        <w:rPr>
+          <w:rFonts w:ascii="Consolas" w:eastAsia="Times New Roman" w:hAnsi="Consolas" w:cs="Times New Roman"/>
+          <w:color w:val="C9D1D9"/>
+          <w:kern w:val="0"/>
+          <w:sz w:val="18"/>
+          <w:szCs w:val="18"/>
+          <w14:ligatures w14:val="none"/>
+        </w:rPr>
+        <w:t xml:space="preserve">  - </w:t>
+      </w:r>
+      <w:r>
+        <w:rPr>
+          <w:rFonts w:ascii="Consolas" w:eastAsia="Times New Roman" w:hAnsi="Consolas" w:cs="Times New Roman"/>
+          <w:color w:val="7EE787"/>
+          <w:kern w:val="0"/>
+          <w:sz w:val="18"/>
+          <w:szCs w:val="18"/>
+          <w14:ligatures w14:val="none"/>
+        </w:rPr>
+        <w:t>name</w:t>
+      </w:r>
+      <w:r>
+        <w:rPr>
+          <w:rFonts w:ascii="Consolas" w:eastAsia="Times New Roman" w:hAnsi="Consolas" w:cs="Times New Roman"/>
+          <w:color w:val="C9D1D9"/>
+          <w:kern w:val="0"/>
+          <w:sz w:val="18"/>
+          <w:szCs w:val="18"/>
+          <w14:ligatures w14:val="none"/>
+        </w:rPr>
+        <w:t xml:space="preserve">: </w:t>
+      </w:r>
+      <w:r>
+        <w:rPr>
+          <w:rFonts w:ascii="Consolas" w:eastAsia="Times New Roman" w:hAnsi="Consolas" w:cs="Times New Roman"/>
+          <w:color w:val="A5D6FF"/>
+          <w:kern w:val="0"/>
+          <w:sz w:val="18"/>
+          <w:szCs w:val="18"/>
+          <w14:ligatures w14:val="none"/>
+        </w:rPr>
+        <w:t>4. Container Image Scan Gate (</w:t>
+      </w:r>
+      <w:proofErr w:type="spellStart"/>
+      <w:r>
+        <w:rPr>
+          <w:rFonts w:ascii="Consolas" w:eastAsia="Times New Roman" w:hAnsi="Consolas" w:cs="Times New Roman"/>
+          <w:color w:val="A5D6FF"/>
+          <w:kern w:val="0"/>
+          <w:sz w:val="18"/>
+          <w:szCs w:val="18"/>
+          <w14:ligatures w14:val="none"/>
+        </w:rPr>
+        <w:t>Trivy</w:t>
+      </w:r>
+      <w:proofErr w:type="spellEnd"/>
+      <w:r>
+        <w:rPr>
+          <w:rFonts w:ascii="Consolas" w:eastAsia="Times New Roman" w:hAnsi="Consolas" w:cs="Times New Roman"/>
+          <w:color w:val="A5D6FF"/>
+          <w:kern w:val="0"/>
+          <w:sz w:val="18"/>
+          <w:szCs w:val="18"/>
+          <w14:ligatures w14:val="none"/>
+        </w:rPr>
+        <w:t>)</w:t>
+      </w:r>
+    </w:p>
+    <w:p>
+      <w:pPr>
+        <w:shd w:val="clear" w:color="auto" w:fill="121314"/>
+        <w:spacing w:after="0" w:line="285" w:lineRule="atLeast"/>
+        <w:rPr>
+          <w:rFonts w:ascii="Consolas" w:eastAsia="Times New Roman" w:hAnsi="Consolas" w:cs="Times New Roman"/>
+          <w:color w:val="BBBEBF"/>
+          <w:kern w:val="0"/>
+          <w:sz w:val="18"/>
+          <w:szCs w:val="18"/>
+          <w14:ligatures w14:val="none"/>
+        </w:rPr>
+      </w:pPr>
+      <w:r>
+        <w:rPr>
+          <w:rFonts w:ascii="Consolas" w:eastAsia="Times New Roman" w:hAnsi="Consolas" w:cs="Times New Roman"/>
+          <w:color w:val="BBBEBF"/>
+          <w:kern w:val="0"/>
+          <w:sz w:val="18"/>
+          <w:szCs w:val="18"/>
+          <w14:ligatures w14:val="none"/>
+        </w:rPr>
+        <w:t xml:space="preserve">    </w:t>
+      </w:r>
+      <w:r>
+        <w:rPr>
+          <w:rFonts w:ascii="Consolas" w:eastAsia="Times New Roman" w:hAnsi="Consolas" w:cs="Times New Roman"/>
+          <w:color w:val="C9D1D9"/>
+          <w:kern w:val="0"/>
+          <w:sz w:val="18"/>
+          <w:szCs w:val="18"/>
+          <w14:ligatures w14:val="none"/>
+        </w:rPr>
+        <w:t xml:space="preserve">    </w:t>
+      </w:r>
+      <w:r>
+        <w:rPr>
+          <w:rFonts w:ascii="Consolas" w:eastAsia="Times New Roman" w:hAnsi="Consolas" w:cs="Times New Roman"/>
+          <w:color w:val="7EE787"/>
+          <w:kern w:val="0"/>
+          <w:sz w:val="18"/>
+          <w:szCs w:val="18"/>
+          <w14:ligatures w14:val="none"/>
+        </w:rPr>
+        <w:t>uses</w:t>
+      </w:r>
+      <w:r>
+        <w:rPr>
+          <w:rFonts w:ascii="Consolas" w:eastAsia="Times New Roman" w:hAnsi="Consolas" w:cs="Times New Roman"/>
+          <w:color w:val="C9D1D9"/>
+          <w:kern w:val="0"/>
+          <w:sz w:val="18"/>
+          <w:szCs w:val="18"/>
+          <w14:ligatures w14:val="none"/>
+        </w:rPr>
+        <w:t xml:space="preserve">: </w:t>
+      </w:r>
+      <w:proofErr w:type="spellStart"/>
+      <w:r>
+        <w:rPr>
+          <w:rFonts w:ascii="Consolas" w:eastAsia="Times New Roman" w:hAnsi="Consolas" w:cs="Times New Roman"/>
+          <w:color w:val="A5D6FF"/>
+          <w:kern w:val="0"/>
+          <w:sz w:val="18"/>
+          <w:szCs w:val="18"/>
+          <w14:ligatures w14:val="none"/>
+        </w:rPr>
+        <w:t>aquasecurity</w:t>
+      </w:r>
+      <w:proofErr w:type="spellEnd"/>
+      <w:r>
+        <w:rPr>
+          <w:rFonts w:ascii="Consolas" w:eastAsia="Times New Roman" w:hAnsi="Consolas" w:cs="Times New Roman"/>
+          <w:color w:val="A5D6FF"/>
+          <w:kern w:val="0"/>
+          <w:sz w:val="18"/>
+          <w:szCs w:val="18"/>
+          <w14:ligatures w14:val="none"/>
+        </w:rPr>
+        <w:t>/</w:t>
+      </w:r>
+      <w:proofErr w:type="spellStart"/>
+      <w:r>
+        <w:rPr>
+          <w:rFonts w:ascii="Consolas" w:eastAsia="Times New Roman" w:hAnsi="Consolas" w:cs="Times New Roman"/>
+          <w:color w:val="A5D6FF"/>
+          <w:kern w:val="0"/>
+          <w:sz w:val="18"/>
+          <w:szCs w:val="18"/>
+          <w14:ligatures w14:val="none"/>
+        </w:rPr>
+        <w:t>trivy-action@master</w:t>
+      </w:r>
+      <w:proofErr w:type="spellEnd"/>
+    </w:p>
+    <w:p>
+      <w:pPr>
+        <w:shd w:val="clear" w:color="auto" w:fill="121314"/>
+        <w:spacing w:after="0" w:line="285" w:lineRule="atLeast"/>
+        <w:rPr>
+          <w:rFonts w:ascii="Consolas" w:eastAsia="Times New Roman" w:hAnsi="Consolas" w:cs="Times New Roman"/>
+          <w:color w:val="BBBEBF"/>
+          <w:kern w:val="0"/>
+          <w:sz w:val="18"/>
+          <w:szCs w:val="18"/>
+          <w14:ligatures w14:val="none"/>
+        </w:rPr>
+      </w:pPr>
+      <w:r>
+        <w:rPr>
+          <w:rFonts w:ascii="Consolas" w:eastAsia="Times New Roman" w:hAnsi="Consolas" w:cs="Times New Roman"/>
+          <w:color w:val="BBBEBF"/>
+          <w:kern w:val="0"/>
+          <w:sz w:val="18"/>
+          <w:szCs w:val="18"/>
+          <w14:ligatures w14:val="none"/>
+        </w:rPr>
+        <w:t xml:space="preserve">    </w:t>
+      </w:r>
+      <w:r>
+        <w:rPr>
+          <w:rFonts w:ascii="Consolas" w:eastAsia="Times New Roman" w:hAnsi="Consolas" w:cs="Times New Roman"/>
+          <w:color w:val="C9D1D9"/>
+          <w:kern w:val="0"/>
+          <w:sz w:val="18"/>
+          <w:szCs w:val="18"/>
+          <w14:ligatures w14:val="none"/>
+        </w:rPr>
+        <w:t xml:space="preserve">    </w:t>
+      </w:r>
+      <w:r>
+        <w:rPr>
+          <w:rFonts w:ascii="Consolas" w:eastAsia="Times New Roman" w:hAnsi="Consolas" w:cs="Times New Roman"/>
+          <w:color w:val="7EE787"/>
+          <w:kern w:val="0"/>
+          <w:sz w:val="18"/>
+          <w:szCs w:val="18"/>
+          <w14:ligatures w14:val="none"/>
+        </w:rPr>
+        <w:t>with</w:t>
+      </w:r>
+      <w:r>
+        <w:rPr>
+          <w:rFonts w:ascii="Consolas" w:eastAsia="Times New Roman" w:hAnsi="Consolas" w:cs="Times New Roman"/>
+          <w:color w:val="C9D1D9"/>
+          <w:kern w:val="0"/>
+          <w:sz w:val="18"/>
+          <w:szCs w:val="18"/>
+          <w14:ligatures w14:val="none"/>
+        </w:rPr>
+        <w:t>:</w:t>
+      </w:r>
+    </w:p>
+    <w:p>
+      <w:pPr>
+        <w:shd w:val="clear" w:color="auto" w:fill="121314"/>
+        <w:spacing w:after="0" w:line="285" w:lineRule="atLeast"/>
+        <w:rPr>
+          <w:rFonts w:ascii="Consolas" w:eastAsia="Times New Roman" w:hAnsi="Consolas" w:cs="Times New Roman"/>
+          <w:color w:val="BBBEBF"/>
+          <w:kern w:val="0"/>
+          <w:sz w:val="18"/>
+          <w:szCs w:val="18"/>
+          <w14:ligatures w14:val="none"/>
+        </w:rPr>
+      </w:pPr>
+      <w:r>
+        <w:rPr>
+          <w:rFonts w:ascii="Consolas" w:eastAsia="Times New Roman" w:hAnsi="Consolas" w:cs="Times New Roman"/>
+          <w:color w:val="BBBEBF"/>
+          <w:kern w:val="0"/>
+          <w:sz w:val="18"/>
+          <w:szCs w:val="18"/>
+          <w14:ligatures w14:val="none"/>
+        </w:rPr>
+        <w:t xml:space="preserve">    </w:t>
+      </w:r>
+      <w:r>
+        <w:rPr>
+          <w:rFonts w:ascii="Consolas" w:eastAsia="Times New Roman" w:hAnsi="Consolas" w:cs="Times New Roman"/>
+          <w:color w:val="C9D1D9"/>
+          <w:kern w:val="0"/>
+          <w:sz w:val="18"/>
+          <w:szCs w:val="18"/>
+          <w14:ligatures w14:val="none"/>
+        </w:rPr>
+        <w:t xml:space="preserve">      </w:t>
+      </w:r>
+      <w:r>
+        <w:rPr>
+          <w:rFonts w:ascii="Consolas" w:eastAsia="Times New Roman" w:hAnsi="Consolas" w:cs="Times New Roman"/>
+          <w:color w:val="7EE787"/>
+          <w:kern w:val="0"/>
+          <w:sz w:val="18"/>
+          <w:szCs w:val="18"/>
+          <w14:ligatures w14:val="none"/>
+        </w:rPr>
+        <w:t>image-ref</w:t>
+      </w:r>
+      <w:r>
+        <w:rPr>
+          <w:rFonts w:ascii="Consolas" w:eastAsia="Times New Roman" w:hAnsi="Consolas" w:cs="Times New Roman"/>
+          <w:color w:val="C9D1D9"/>
+          <w:kern w:val="0"/>
+          <w:sz w:val="18"/>
+          <w:szCs w:val="18"/>
+          <w14:ligatures w14:val="none"/>
+        </w:rPr>
+        <w:t xml:space="preserve">: </w:t>
+      </w:r>
+      <w:r>
+        <w:rPr>
+          <w:rFonts w:ascii="Consolas" w:eastAsia="Times New Roman" w:hAnsi="Consolas" w:cs="Times New Roman"/>
+          <w:color w:val="A5D6FF"/>
+          <w:kern w:val="0"/>
+          <w:sz w:val="18"/>
+          <w:szCs w:val="18"/>
+          <w14:ligatures w14:val="none"/>
+        </w:rPr>
+        <w:t>'pulina/</w:t>
+      </w:r>
+      <w:proofErr w:type="spellStart"/>
+      <w:proofErr w:type="gramStart"/>
+      <w:r>
+        <w:rPr>
+          <w:rFonts w:ascii="Consolas" w:eastAsia="Times New Roman" w:hAnsi="Consolas" w:cs="Times New Roman"/>
+          <w:color w:val="A5D6FF"/>
+          <w:kern w:val="0"/>
+          <w:sz w:val="18"/>
+          <w:szCs w:val="18"/>
+          <w14:ligatures w14:val="none"/>
+        </w:rPr>
+        <w:t>nodegoat:latest</w:t>
+      </w:r>
+      <w:proofErr w:type="spellEnd"/>
+      <w:proofErr w:type="gramEnd"/>
+      <w:r>
+        <w:rPr>
+          <w:rFonts w:ascii="Consolas" w:eastAsia="Times New Roman" w:hAnsi="Consolas" w:cs="Times New Roman"/>
+          <w:color w:val="A5D6FF"/>
+          <w:kern w:val="0"/>
+          <w:sz w:val="18"/>
+          <w:szCs w:val="18"/>
+          <w14:ligatures w14:val="none"/>
+        </w:rPr>
+        <w:t>'</w:t>
+      </w:r>
+    </w:p>
+    <w:p>
+      <w:pPr>
+        <w:shd w:val="clear" w:color="auto" w:fill="121314"/>
+        <w:spacing w:after="0" w:line="285" w:lineRule="atLeast"/>
+        <w:rPr>
+          <w:rFonts w:ascii="Consolas" w:eastAsia="Times New Roman" w:hAnsi="Consolas" w:cs="Times New Roman"/>
+          <w:color w:val="BBBEBF"/>
+          <w:kern w:val="0"/>
+          <w:sz w:val="18"/>
+          <w:szCs w:val="18"/>
+          <w14:ligatures w14:val="none"/>
+        </w:rPr>
+      </w:pPr>
+      <w:r>
+        <w:rPr>
+          <w:rFonts w:ascii="Consolas" w:eastAsia="Times New Roman" w:hAnsi="Consolas" w:cs="Times New Roman"/>
+          <w:color w:val="BBBEBF"/>
+          <w:kern w:val="0"/>
+          <w:sz w:val="18"/>
+          <w:szCs w:val="18"/>
+          <w14:ligatures w14:val="none"/>
+        </w:rPr>
+        <w:t xml:space="preserve">    </w:t>
+      </w:r>
+      <w:r>
+        <w:rPr>
+          <w:rFonts w:ascii="Consolas" w:eastAsia="Times New Roman" w:hAnsi="Consolas" w:cs="Times New Roman"/>
+          <w:color w:val="C9D1D9"/>
+          <w:kern w:val="0"/>
+          <w:sz w:val="18"/>
+          <w:szCs w:val="18"/>
+          <w14:ligatures w14:val="none"/>
+        </w:rPr>
+        <w:t xml:space="preserve">      </w:t>
+      </w:r>
+      <w:r>
+        <w:rPr>
+          <w:rFonts w:ascii="Consolas" w:eastAsia="Times New Roman" w:hAnsi="Consolas" w:cs="Times New Roman"/>
+          <w:color w:val="7EE787"/>
+          <w:kern w:val="0"/>
+          <w:sz w:val="18"/>
+          <w:szCs w:val="18"/>
+          <w14:ligatures w14:val="none"/>
+        </w:rPr>
+        <w:t>format</w:t>
+      </w:r>
+      <w:r>
+        <w:rPr>
+          <w:rFonts w:ascii="Consolas" w:eastAsia="Times New Roman" w:hAnsi="Consolas" w:cs="Times New Roman"/>
+          <w:color w:val="C9D1D9"/>
+          <w:kern w:val="0"/>
+          <w:sz w:val="18"/>
+          <w:szCs w:val="18"/>
+          <w14:ligatures w14:val="none"/>
+        </w:rPr>
+        <w:t xml:space="preserve">: </w:t>
+      </w:r>
+      <w:r>
+        <w:rPr>
+          <w:rFonts w:ascii="Consolas" w:eastAsia="Times New Roman" w:hAnsi="Consolas" w:cs="Times New Roman"/>
+          <w:color w:val="A5D6FF"/>
+          <w:kern w:val="0"/>
+          <w:sz w:val="18"/>
+          <w:szCs w:val="18"/>
+          <w14:ligatures w14:val="none"/>
+        </w:rPr>
+        <w:t>'table'</w:t>
+      </w:r>
+    </w:p>
+    <w:p>
+      <w:pPr>
+        <w:shd w:val="clear" w:color="auto" w:fill="121314"/>
+        <w:spacing w:after="0" w:line="285" w:lineRule="atLeast"/>
+        <w:rPr>
+          <w:rFonts w:ascii="Consolas" w:eastAsia="Times New Roman" w:hAnsi="Consolas" w:cs="Times New Roman"/>
+          <w:color w:val="BBBEBF"/>
+          <w:kern w:val="0"/>
+          <w:sz w:val="18"/>
+          <w:szCs w:val="18"/>
+          <w14:ligatures w14:val="none"/>
+        </w:rPr>
+      </w:pPr>
+      <w:r>
+        <w:rPr>
+          <w:rFonts w:ascii="Consolas" w:eastAsia="Times New Roman" w:hAnsi="Consolas" w:cs="Times New Roman"/>
+          <w:color w:val="BBBEBF"/>
+          <w:kern w:val="0"/>
+          <w:sz w:val="18"/>
+          <w:szCs w:val="18"/>
+          <w14:ligatures w14:val="none"/>
+        </w:rPr>
+        <w:t xml:space="preserve">    </w:t>
+      </w:r>
+      <w:r>
+        <w:rPr>
+          <w:rFonts w:ascii="Consolas" w:eastAsia="Times New Roman" w:hAnsi="Consolas" w:cs="Times New Roman"/>
+          <w:color w:val="C9D1D9"/>
+          <w:kern w:val="0"/>
+          <w:sz w:val="18"/>
+          <w:szCs w:val="18"/>
+          <w14:ligatures w14:val="none"/>
+        </w:rPr>
+        <w:t xml:space="preserve">      </w:t>
+      </w:r>
+      <w:r>
+        <w:rPr>
+          <w:rFonts w:ascii="Consolas" w:eastAsia="Times New Roman" w:hAnsi="Consolas" w:cs="Times New Roman"/>
+          <w:color w:val="7EE787"/>
+          <w:kern w:val="0"/>
+          <w:sz w:val="18"/>
+          <w:szCs w:val="18"/>
+          <w14:ligatures w14:val="none"/>
+        </w:rPr>
+        <w:t>exit-code</w:t>
+      </w:r>
+      <w:r>
+        <w:rPr>
+          <w:rFonts w:ascii="Consolas" w:eastAsia="Times New Roman" w:hAnsi="Consolas" w:cs="Times New Roman"/>
+          <w:color w:val="C9D1D9"/>
+          <w:kern w:val="0"/>
+          <w:sz w:val="18"/>
+          <w:szCs w:val="18"/>
+          <w14:ligatures w14:val="none"/>
+        </w:rPr>
+        <w:t xml:space="preserve">: </w:t>
+      </w:r>
+      <w:r>
+        <w:rPr>
+          <w:rFonts w:ascii="Consolas" w:eastAsia="Times New Roman" w:hAnsi="Consolas" w:cs="Times New Roman"/>
+          <w:color w:val="A5D6FF"/>
+          <w:kern w:val="0"/>
+          <w:sz w:val="18"/>
+          <w:szCs w:val="18"/>
+          <w14:ligatures w14:val="none"/>
+        </w:rPr>
+        <w:t>'</w:t>
+      </w:r>
+      <w:proofErr w:type="gramStart"/>
+      <w:r>
+        <w:rPr>
+          <w:rFonts w:ascii="Consolas" w:eastAsia="Times New Roman" w:hAnsi="Consolas" w:cs="Times New Roman"/>
+          <w:color w:val="A5D6FF"/>
+          <w:kern w:val="0"/>
+          <w:sz w:val="18"/>
+          <w:szCs w:val="18"/>
+          <w14:ligatures w14:val="none"/>
+        </w:rPr>
+        <w:t>1</w:t>
+      </w:r>
+      <w:r>
+        <w:rPr>
+          <w:rFonts w:ascii="Consolas" w:eastAsia="Times New Roman" w:hAnsi="Consolas" w:cs="Times New Roman"/>
+          <w:color w:val="A5D6FF"/>
+          <w:kern w:val="0"/>
+          <w:sz w:val="18"/>
+          <w:szCs w:val="18"/>
+          <w14:ligatures w14:val="none"/>
+        </w:rPr>
+        <w:t>'</w:t>
+      </w:r>
+      <w:r>
+        <w:rPr>
+          <w:rFonts w:ascii="Consolas" w:eastAsia="Times New Roman" w:hAnsi="Consolas" w:cs="Times New Roman"/>
+          <w:color w:val="C9D1D9"/>
+          <w:kern w:val="0"/>
+          <w:sz w:val="18"/>
+          <w:szCs w:val="18"/>
+          <w14:ligatures w14:val="none"/>
+        </w:rPr>
+        <w:t xml:space="preserve"> </w:t>
+      </w:r>
+      <w:r>
+        <w:rPr>
+          <w:rFonts w:ascii="Consolas" w:eastAsia="Times New Roman" w:hAnsi="Consolas" w:cs="Times New Roman"/>
+          <w:color w:val="8B949E"/>
+          <w:kern w:val="0"/>
+          <w:sz w:val="18"/>
+          <w:szCs w:val="18"/>
+          <w14:ligatures w14:val="none"/>
+        </w:rPr>
+        <w:t>#</w:t>
+      </w:r>
+      <w:proofErr w:type="gramEnd"/>
+      <w:r>
+        <w:rPr>
+          <w:rFonts w:ascii="Consolas" w:eastAsia="Times New Roman" w:hAnsi="Consolas" w:cs="Times New Roman"/>
+          <w:color w:val="8B949E"/>
+          <w:kern w:val="0"/>
+          <w:sz w:val="18"/>
+          <w:szCs w:val="18"/>
+          <w14:ligatures w14:val="none"/>
+        </w:rPr>
+        <w:t xml:space="preserve"> Enforces pipeline blocking on HIGH/CRITICAL vulnerabilities</w:t>
+      </w:r>
+    </w:p>
+    <w:p>
+      <w:pPr>
+        <w:shd w:val="clear" w:color="auto" w:fill="121314"/>
+        <w:spacing w:after="0" w:line="285" w:lineRule="atLeast"/>
+        <w:rPr>
+          <w:rFonts w:ascii="Consolas" w:eastAsia="Times New Roman" w:hAnsi="Consolas" w:cs="Times New Roman"/>
+          <w:color w:val="BBBEBF"/>
+          <w:kern w:val="0"/>
+          <w:sz w:val="18"/>
+          <w:szCs w:val="18"/>
+          <w14:ligatures w14:val="none"/>
+        </w:rPr>
+      </w:pPr>
+      <w:r>
+        <w:rPr>
+          <w:rFonts w:ascii="Consolas" w:eastAsia="Times New Roman" w:hAnsi="Consolas" w:cs="Times New Roman"/>
+          <w:color w:val="BBBEBF"/>
+          <w:kern w:val="0"/>
+          <w:sz w:val="18"/>
+          <w:szCs w:val="18"/>
+          <w14:ligatures w14:val="none"/>
+        </w:rPr>
+        <w:t xml:space="preserve">    </w:t>
+      </w:r>
+      <w:r>
+        <w:rPr>
+          <w:rFonts w:ascii="Consolas" w:eastAsia="Times New Roman" w:hAnsi="Consolas" w:cs="Times New Roman"/>
+          <w:color w:val="C9D1D9"/>
+          <w:kern w:val="0"/>
+          <w:sz w:val="18"/>
+          <w:szCs w:val="18"/>
+          <w14:ligatures w14:val="none"/>
+        </w:rPr>
+        <w:t xml:space="preserve">      </w:t>
+      </w:r>
+      <w:r>
+        <w:rPr>
+          <w:rFonts w:ascii="Consolas" w:eastAsia="Times New Roman" w:hAnsi="Consolas" w:cs="Times New Roman"/>
+          <w:color w:val="7EE787"/>
+          <w:kern w:val="0"/>
+          <w:sz w:val="18"/>
+          <w:szCs w:val="18"/>
+          <w14:ligatures w14:val="none"/>
+        </w:rPr>
+        <w:t>ignore-unfixed</w:t>
+      </w:r>
+      <w:r>
+        <w:rPr>
+          <w:rFonts w:ascii="Consolas" w:eastAsia="Times New Roman" w:hAnsi="Consolas" w:cs="Times New Roman"/>
+          <w:color w:val="C9D1D9"/>
+          <w:kern w:val="0"/>
+          <w:sz w:val="18"/>
+          <w:szCs w:val="18"/>
+          <w14:ligatures w14:val="none"/>
+        </w:rPr>
+        <w:t xml:space="preserve">: </w:t>
+      </w:r>
+      <w:r>
+        <w:rPr>
+          <w:rFonts w:ascii="Consolas" w:eastAsia="Times New Roman" w:hAnsi="Consolas" w:cs="Times New Roman"/>
+          <w:color w:val="569CD6"/>
+          <w:kern w:val="0"/>
+          <w:sz w:val="18"/>
+          <w:szCs w:val="18"/>
+          <w14:ligatures w14:val="none"/>
+        </w:rPr>
+        <w:t>true</w:t>
+      </w:r>
+    </w:p>
+    <w:p>
+      <w:pPr>
+        <w:shd w:val="clear" w:color="auto" w:fill="121314"/>
+        <w:spacing w:after="0" w:line="285" w:lineRule="atLeast"/>
+        <w:rPr>
+          <w:rFonts w:ascii="Consolas" w:eastAsia="Times New Roman" w:hAnsi="Consolas" w:cs="Times New Roman"/>
+          <w:color w:val="BBBEBF"/>
+          <w:kern w:val="0"/>
+          <w:sz w:val="18"/>
+          <w:szCs w:val="18"/>
+          <w14:ligatures w14:val="none"/>
+        </w:rPr>
+      </w:pPr>
+      <w:r>
+        <w:rPr>
+          <w:rFonts w:ascii="Consolas" w:eastAsia="Times New Roman" w:hAnsi="Consolas" w:cs="Times New Roman"/>
+          <w:color w:val="BBBEBF"/>
+          <w:kern w:val="0"/>
+          <w:sz w:val="18"/>
+          <w:szCs w:val="18"/>
+          <w14:ligatures w14:val="none"/>
+        </w:rPr>
+        <w:t xml:space="preserve">    </w:t>
+      </w:r>
+      <w:r>
+        <w:rPr>
+          <w:rFonts w:ascii="Consolas" w:eastAsia="Times New Roman" w:hAnsi="Consolas" w:cs="Times New Roman"/>
+          <w:color w:val="C9D1D9"/>
+          <w:kern w:val="0"/>
+          <w:sz w:val="18"/>
+          <w:szCs w:val="18"/>
+          <w14:ligatures w14:val="none"/>
+        </w:rPr>
+        <w:t xml:space="preserve">      </w:t>
+      </w:r>
+      <w:r>
+        <w:rPr>
+          <w:rFonts w:ascii="Consolas" w:eastAsia="Times New Roman" w:hAnsi="Consolas" w:cs="Times New Roman"/>
+          <w:color w:val="7EE787"/>
+          <w:kern w:val="0"/>
+          <w:sz w:val="18"/>
+          <w:szCs w:val="18"/>
+          <w14:ligatures w14:val="none"/>
+        </w:rPr>
+        <w:t>vuln-type</w:t>
+      </w:r>
+      <w:r>
+        <w:rPr>
+          <w:rFonts w:ascii="Consolas" w:eastAsia="Times New Roman" w:hAnsi="Consolas" w:cs="Times New Roman"/>
+          <w:color w:val="C9D1D9"/>
+          <w:kern w:val="0"/>
+          <w:sz w:val="18"/>
+          <w:szCs w:val="18"/>
+          <w14:ligatures w14:val="none"/>
+        </w:rPr>
+        <w:t xml:space="preserve">: </w:t>
+      </w:r>
+      <w:r>
+        <w:rPr>
+          <w:rFonts w:ascii="Consolas" w:eastAsia="Times New Roman" w:hAnsi="Consolas" w:cs="Times New Roman"/>
+          <w:color w:val="A5D6FF"/>
+          <w:kern w:val="0"/>
+          <w:sz w:val="18"/>
+          <w:szCs w:val="18"/>
+          <w14:ligatures w14:val="none"/>
+        </w:rPr>
+        <w:t>'</w:t>
+      </w:r>
+      <w:proofErr w:type="spellStart"/>
+      <w:proofErr w:type="gramStart"/>
+      <w:r>
+        <w:rPr>
+          <w:rFonts w:ascii="Consolas" w:eastAsia="Times New Roman" w:hAnsi="Consolas" w:cs="Times New Roman"/>
+          <w:color w:val="A5D6FF"/>
+          <w:kern w:val="0"/>
+          <w:sz w:val="18"/>
+          <w:szCs w:val="18"/>
+          <w14:ligatures w14:val="none"/>
+        </w:rPr>
+        <w:t>os,library</w:t>
+      </w:r>
+      <w:proofErr w:type="spellEnd"/>
+      <w:proofErr w:type="gramEnd"/>
+      <w:r>
+        <w:rPr>
+          <w:rFonts w:ascii="Consolas" w:eastAsia="Times New Roman" w:hAnsi="Consolas" w:cs="Times New Roman"/>
+          <w:color w:val="A5D6FF"/>
+          <w:kern w:val="0"/>
+          <w:sz w:val="18"/>
+          <w:szCs w:val="18"/>
+          <w14:ligatures w14:val="none"/>
+        </w:rPr>
+        <w:t>'</w:t>
+      </w:r>
+    </w:p>
+    <w:p>
+      <w:pPr>
+        <w:shd w:val="clear" w:color="auto" w:fill="121314"/>
+        <w:spacing w:after="0" w:line="285" w:lineRule="atLeast"/>
+        <w:rPr>
+          <w:rFonts w:ascii="Consolas" w:eastAsia="Times New Roman" w:hAnsi="Consolas" w:cs="Times New Roman"/>
+          <w:color w:val="BBBEBF"/>
+          <w:kern w:val="0"/>
+          <w:sz w:val="18"/>
+          <w:szCs w:val="18"/>
+          <w14:ligatures w14:val="none"/>
+        </w:rPr>
+      </w:pPr>
+      <w:r>
+        <w:rPr>
+          <w:rFonts w:ascii="Consolas" w:eastAsia="Times New Roman" w:hAnsi="Consolas" w:cs="Times New Roman"/>
+          <w:color w:val="BBBEBF"/>
+          <w:kern w:val="0"/>
+          <w:sz w:val="18"/>
+          <w:szCs w:val="18"/>
+          <w14:ligatures w14:val="none"/>
+        </w:rPr>
+        <w:t xml:space="preserve">    </w:t>
+      </w:r>
+      <w:r>
+        <w:rPr>
+          <w:rFonts w:ascii="Consolas" w:eastAsia="Times New Roman" w:hAnsi="Consolas" w:cs="Times New Roman"/>
+          <w:color w:val="C9D1D9"/>
+          <w:kern w:val="0"/>
+          <w:sz w:val="18"/>
+          <w:szCs w:val="18"/>
+          <w14:ligatures w14:val="none"/>
+        </w:rPr>
+        <w:t xml:space="preserve">      </w:t>
+      </w:r>
+      <w:r>
+        <w:rPr>
+          <w:rFonts w:ascii="Consolas" w:eastAsia="Times New Roman" w:hAnsi="Consolas" w:cs="Times New Roman"/>
+          <w:color w:val="7EE787"/>
+          <w:kern w:val="0"/>
+          <w:sz w:val="18"/>
+          <w:szCs w:val="18"/>
+          <w14:ligatures w14:val="none"/>
+        </w:rPr>
+        <w:t>severity</w:t>
+      </w:r>
+      <w:r>
+        <w:rPr>
+          <w:rFonts w:ascii="Consolas" w:eastAsia="Times New Roman" w:hAnsi="Consolas" w:cs="Times New Roman"/>
+          <w:color w:val="C9D1D9"/>
+          <w:kern w:val="0"/>
+          <w:sz w:val="18"/>
+          <w:szCs w:val="18"/>
+          <w14:ligatures w14:val="none"/>
+        </w:rPr>
+        <w:t xml:space="preserve">: </w:t>
+      </w:r>
+      <w:r>
+        <w:rPr>
+          <w:rFonts w:ascii="Consolas" w:eastAsia="Times New Roman" w:hAnsi="Consolas" w:cs="Times New Roman"/>
+          <w:color w:val="A5D6FF"/>
+          <w:kern w:val="0"/>
+          <w:sz w:val="18"/>
+          <w:szCs w:val="18"/>
+          <w14:ligatures w14:val="none"/>
+        </w:rPr>
+        <w:t>'</w:t>
+      </w:r>
+      <w:proofErr w:type="gramStart"/>
+      <w:r>
+        <w:rPr>
+          <w:rFonts w:ascii="Consolas" w:eastAsia="Times New Roman" w:hAnsi="Consolas" w:cs="Times New Roman"/>
+          <w:color w:val="A5D6FF"/>
+          <w:kern w:val="0"/>
+          <w:sz w:val="18"/>
+          <w:szCs w:val="18"/>
+          <w14:ligatures w14:val="none"/>
+        </w:rPr>
+        <w:t>HIGH,CRITICAL</w:t>
+      </w:r>
+      <w:proofErr w:type="gramEnd"/>
+      <w:r>
+        <w:rPr>
+          <w:rFonts w:ascii="Consolas" w:eastAsia="Times New Roman" w:hAnsi="Consolas" w:cs="Times New Roman"/>
+          <w:color w:val="A5D6FF"/>
+          <w:kern w:val="0"/>
+          <w:sz w:val="18"/>
+          <w:szCs w:val="18"/>
+          <w14:ligatures w14:val="none"/>
+        </w:rPr>
+        <w:t>'</w:t>
+      </w:r>
+    </w:p>
+    <w:p/>
     <w:p>
       <w:pPr>
         <w:pStyle w:val="Heading3"/>
       </w:pPr>
       <w:r>
+        <w:lastRenderedPageBreak/>
         <w:t>Trigger the Failed Pipeline Run</w:t>
       </w:r>
     </w:p>
@@ -5503,7 +8968,7 @@
                     <pic:cNvPicPr/>
                   </pic:nvPicPr>
                   <pic:blipFill>
-                    <a:blip r:embed="rId39"/>
+                    <a:blip r:embed="rId40"/>
                     <a:stretch>
                       <a:fillRect/>
                     </a:stretch>
@@ -5545,7 +9010,7 @@
                     <pic:cNvPicPr/>
                   </pic:nvPicPr>
                   <pic:blipFill>
-                    <a:blip r:embed="rId40"/>
+                    <a:blip r:embed="rId41"/>
                     <a:stretch>
                       <a:fillRect/>
                     </a:stretch>
@@ -5600,7 +9065,7 @@
                     <pic:cNvPicPr/>
                   </pic:nvPicPr>
                   <pic:blipFill>
-                    <a:blip r:embed="rId41"/>
+                    <a:blip r:embed="rId42"/>
                     <a:stretch>
                       <a:fillRect/>
                     </a:stretch>
@@ -5622,12 +9087,6 @@
       </w:r>
     </w:p>
     <w:p/>
-    <w:p/>
-    <w:p>
-      <w:r>
-        <w:br w:type="page"/>
-      </w:r>
-    </w:p>
     <w:p>
       <w:pPr>
         <w:pStyle w:val="Heading1"/>
@@ -5637,24 +9096,33 @@
           <w:bCs/>
         </w:rPr>
       </w:pPr>
-      <w:bookmarkStart w:id="15" w:name="_Toc241135819"/>
+      <w:bookmarkStart w:id="16" w:name="_Toc241141348"/>
       <w:r>
         <w:rPr>
           <w:b/>
           <w:bCs/>
         </w:rPr>
         <w:lastRenderedPageBreak/>
+        <w:t>6.</w:t>
+      </w:r>
+      <w:r>
+        <w:rPr>
+          <w:b/>
+          <w:bCs/>
+        </w:rPr>
         <w:t>Secrets Management Approach</w:t>
       </w:r>
-      <w:bookmarkEnd w:id="15"/>
+      <w:bookmarkEnd w:id="16"/>
     </w:p>
     <w:p>
       <w:pPr>
         <w:pStyle w:val="Heading2"/>
       </w:pPr>
+      <w:bookmarkStart w:id="17" w:name="_Toc241141349"/>
       <w:r>
         <w:t>Secret Provisioning and Image Layer Security</w:t>
       </w:r>
+      <w:bookmarkEnd w:id="17"/>
     </w:p>
     <w:p>
       <w:r>
@@ -5697,7 +9165,7 @@
                     <pic:cNvPicPr/>
                   </pic:nvPicPr>
                   <pic:blipFill rotWithShape="1">
-                    <a:blip r:embed="rId42"/>
+                    <a:blip r:embed="rId43"/>
                     <a:srcRect b="65505"/>
                     <a:stretch>
                       <a:fillRect/>
@@ -5748,7 +9216,7 @@
                     <pic:cNvPicPr/>
                   </pic:nvPicPr>
                   <pic:blipFill>
-                    <a:blip r:embed="rId43"/>
+                    <a:blip r:embed="rId44"/>
                     <a:stretch>
                       <a:fillRect/>
                     </a:stretch>
@@ -5790,7 +9258,7 @@
                     <pic:cNvPicPr/>
                   </pic:nvPicPr>
                   <pic:blipFill>
-                    <a:blip r:embed="rId44"/>
+                    <a:blip r:embed="rId45"/>
                     <a:stretch>
                       <a:fillRect/>
                     </a:stretch>
@@ -5818,37 +9286,40 @@
     </w:p>
     <w:p>
       <w:pPr>
-        <w:pStyle w:val="Heading2"/>
+        <w:pStyle w:val="Heading1"/>
         <w:jc w:val="center"/>
         <w:rPr>
           <w:b/>
           <w:bCs/>
-          <w:sz w:val="40"/>
-          <w:szCs w:val="40"/>
-        </w:rPr>
-      </w:pPr>
-      <w:bookmarkStart w:id="16" w:name="_Toc241135820"/>
+        </w:rPr>
+      </w:pPr>
+      <w:bookmarkStart w:id="18" w:name="_Toc241141350"/>
       <w:r>
         <w:rPr>
           <w:b/>
           <w:bCs/>
-          <w:sz w:val="40"/>
-          <w:szCs w:val="40"/>
         </w:rPr>
         <w:lastRenderedPageBreak/>
+        <w:t>7.</w:t>
+      </w:r>
+      <w:r>
+        <w:rPr>
+          <w:b/>
+          <w:bCs/>
+        </w:rPr>
         <w:t>Industry Trends and Case Study Analysis</w:t>
       </w:r>
-      <w:bookmarkEnd w:id="16"/>
+      <w:bookmarkEnd w:id="18"/>
     </w:p>
     <w:p>
       <w:pPr>
         <w:pStyle w:val="Heading2"/>
       </w:pPr>
-      <w:bookmarkStart w:id="17" w:name="_Toc241135821"/>
+      <w:bookmarkStart w:id="19" w:name="_Toc241141351"/>
       <w:r>
         <w:t>The Hidden Risks of Open Source: Lessons from the event-stream Supply Chain Attack</w:t>
       </w:r>
-      <w:bookmarkEnd w:id="17"/>
+      <w:bookmarkEnd w:id="19"/>
     </w:p>
     <w:p>
       <w:r>
@@ -5927,12 +9398,12 @@
       <w:pPr>
         <w:pStyle w:val="Heading2"/>
       </w:pPr>
-      <w:bookmarkStart w:id="18" w:name="_Toc241135822"/>
+      <w:bookmarkStart w:id="20" w:name="_Toc241141352"/>
       <w:r>
         <w:lastRenderedPageBreak/>
         <w:t>Defending Our Project: How Our CI/CD Pipeline Stops Supply Chain Attacks</w:t>
       </w:r>
-      <w:bookmarkEnd w:id="18"/>
+      <w:bookmarkEnd w:id="20"/>
     </w:p>
     <w:p>
       <w:r>
@@ -6245,16 +9716,23 @@
           <w:bCs/>
         </w:rPr>
       </w:pPr>
-      <w:bookmarkStart w:id="19" w:name="_Toc241135823"/>
+      <w:bookmarkStart w:id="21" w:name="_Toc241141353"/>
       <w:r>
         <w:rPr>
           <w:b/>
           <w:bCs/>
         </w:rPr>
         <w:lastRenderedPageBreak/>
+        <w:t>8.</w:t>
+      </w:r>
+      <w:r>
+        <w:rPr>
+          <w:b/>
+          <w:bCs/>
+        </w:rPr>
         <w:t>Project reflection and future improvements</w:t>
       </w:r>
-      <w:bookmarkEnd w:id="19"/>
+      <w:bookmarkEnd w:id="21"/>
     </w:p>
     <w:p>
       <w:pPr>
@@ -6506,16 +9984,23 @@
           <w:bCs/>
         </w:rPr>
       </w:pPr>
-      <w:bookmarkStart w:id="20" w:name="_Toc241135824"/>
+      <w:bookmarkStart w:id="22" w:name="_Toc241141354"/>
       <w:r>
         <w:rPr>
           <w:b/>
           <w:bCs/>
         </w:rPr>
         <w:lastRenderedPageBreak/>
+        <w:t>9.</w:t>
+      </w:r>
+      <w:r>
+        <w:rPr>
+          <w:b/>
+          <w:bCs/>
+        </w:rPr>
         <w:t>Individual Contribution Statement</w:t>
       </w:r>
-      <w:bookmarkEnd w:id="20"/>
+      <w:bookmarkEnd w:id="22"/>
     </w:p>
     <w:tbl>
       <w:tblPr>
@@ -6662,7 +10147,19 @@
             </w:r>
             <w:proofErr w:type="spellEnd"/>
             <w:r>
-              <w:t>, Gitleaks), and authored Section 4 (Pipeline) and Section 5 (Secrets Management)</w:t>
+              <w:t xml:space="preserve">, Gitleaks), and authored Section </w:t>
+            </w:r>
+            <w:r>
+              <w:t>5</w:t>
+            </w:r>
+            <w:r>
+              <w:t xml:space="preserve"> (Pipeline) and Section </w:t>
+            </w:r>
+            <w:r>
+              <w:t>6</w:t>
+            </w:r>
+            <w:r>
+              <w:t>(Secrets Management)</w:t>
             </w:r>
           </w:p>
         </w:tc>
@@ -6715,7 +10212,21 @@
           </w:tcPr>
           <w:p>
             <w:r>
-              <w:t>Conducted the baseline threat modeling, performed manual vulnerability exploitation for NoSQL Injection and IDOR, and authored the corresponding exploit walkthroughs in Section 3.</w:t>
+              <w:t xml:space="preserve">Conducted </w:t>
+            </w:r>
+            <w:proofErr w:type="gramStart"/>
+            <w:r>
+              <w:t>the baseline</w:t>
+            </w:r>
+            <w:proofErr w:type="gramEnd"/>
+            <w:r>
+              <w:t xml:space="preserve"> threat modeling, performed manual vulnerability exploitation for NoSQL Injection and IDOR, and authored the corresponding exploit walkthroughs in Section </w:t>
+            </w:r>
+            <w:r>
+              <w:t>4</w:t>
+            </w:r>
+            <w:r>
+              <w:t>.</w:t>
             </w:r>
           </w:p>
         </w:tc>
@@ -6770,7 +10281,13 @@
             </w:r>
             <w:proofErr w:type="spellEnd"/>
             <w:r>
-              <w:t>), captured SAST comparison evidence, and authored the code patch walkthroughs in Section 3.</w:t>
+              <w:t xml:space="preserve">), captured SAST comparison evidence, and authored the code patch walkthroughs in Section </w:t>
+            </w:r>
+            <w:r>
+              <w:t>4</w:t>
+            </w:r>
+            <w:r>
+              <w:t>.</w:t>
             </w:r>
           </w:p>
         </w:tc>
@@ -6817,7 +10334,19 @@
           </w:tcPr>
           <w:p>
             <w:r>
-              <w:t>Researched the event-stream supply chain attack, mapped project defenses (SCA/SBOMs) to industry trends, and authored Section 6 (Industry Case Study) and Section 7 (Reflection).</w:t>
+              <w:t xml:space="preserve">Researched the event-stream supply chain attack, mapped project defenses (SCA/SBOMs) to industry trends, and authored Section </w:t>
+            </w:r>
+            <w:r>
+              <w:t>7</w:t>
+            </w:r>
+            <w:r>
+              <w:t xml:space="preserve"> (Industry Case Study) and Section </w:t>
+            </w:r>
+            <w:r>
+              <w:t>8</w:t>
+            </w:r>
+            <w:r>
+              <w:t xml:space="preserve"> (Reflection).</w:t>
             </w:r>
           </w:p>
         </w:tc>
@@ -6848,16 +10377,23 @@
           <w:bCs/>
         </w:rPr>
       </w:pPr>
-      <w:bookmarkStart w:id="21" w:name="_Toc241135825"/>
+      <w:bookmarkStart w:id="23" w:name="_Toc241141355"/>
       <w:r>
         <w:rPr>
           <w:b/>
           <w:bCs/>
         </w:rPr>
         <w:lastRenderedPageBreak/>
+        <w:t>10.</w:t>
+      </w:r>
+      <w:r>
+        <w:rPr>
+          <w:b/>
+          <w:bCs/>
+        </w:rPr>
         <w:t>AI usage disclosure</w:t>
       </w:r>
-      <w:bookmarkEnd w:id="21"/>
+      <w:bookmarkEnd w:id="23"/>
     </w:p>
     <w:p>
       <w:r>
@@ -6892,16 +10428,23 @@
           <w:bCs/>
         </w:rPr>
       </w:pPr>
-      <w:bookmarkStart w:id="22" w:name="_Toc241135826"/>
+      <w:bookmarkStart w:id="24" w:name="_Toc241141356"/>
       <w:r>
         <w:rPr>
           <w:b/>
           <w:bCs/>
         </w:rPr>
         <w:lastRenderedPageBreak/>
+        <w:t>11.</w:t>
+      </w:r>
+      <w:r>
+        <w:rPr>
+          <w:b/>
+          <w:bCs/>
+        </w:rPr>
         <w:t>Reference</w:t>
       </w:r>
-      <w:bookmarkEnd w:id="22"/>
+      <w:bookmarkEnd w:id="24"/>
       <w:r>
         <w:rPr>
           <w:b/>
@@ -6934,6 +10477,7 @@
           <w:i/>
           <w:iCs/>
           <w:color w:val="153D63" w:themeColor="text2" w:themeTint="E6"/>
+          <w:u w:val="single"/>
         </w:rPr>
         <w:t>https://owasp.org/www-project-nodegoat/</w:t>
       </w:r>
@@ -6973,10 +10517,14 @@
           <w:i/>
           <w:iCs/>
           <w:color w:val="153D63" w:themeColor="text2" w:themeTint="E6"/>
+          <w:u w:val="single"/>
         </w:rPr>
         <w:t>https://medium.com/intrinsic-blog/compromised-npm-package-event-stream-d47d08605502</w:t>
       </w:r>
       <w:r>
+        <w:rPr>
+          <w:u w:val="single"/>
+        </w:rPr>
         <w:t>.</w:t>
       </w:r>
     </w:p>
@@ -6994,6 +10542,7 @@
       <w:r>
         <w:rPr>
           <w:color w:val="153D63" w:themeColor="text2" w:themeTint="E6"/>
+          <w:u w:val="single"/>
         </w:rPr>
         <w:t>https://cside.com/blog/the-copay-event-stream-attack-illustrates-dependency-risks</w:t>
       </w:r>
@@ -7044,10 +10593,14 @@
       <w:r>
         <w:rPr>
           <w:color w:val="153D63" w:themeColor="text2" w:themeTint="E6"/>
+          <w:u w:val="single"/>
         </w:rPr>
         <w:t>https://www.revenera.com/blog/software-composition-analysis/compromised-npm-package-event-stream-and-flatmap-stream-packages-lead-to-supply-chain-attack/</w:t>
       </w:r>
       <w:r>
+        <w:rPr>
+          <w:u w:val="single"/>
+        </w:rPr>
         <w:t>.</w:t>
       </w:r>
     </w:p>
@@ -7065,10 +10618,14 @@
       <w:r>
         <w:rPr>
           <w:color w:val="153D63" w:themeColor="text2" w:themeTint="E6"/>
+          <w:u w:val="single"/>
         </w:rPr>
         <w:t>https://csrc.nist.gov/publications/detail/sp/800-218/final</w:t>
       </w:r>
       <w:r>
+        <w:rPr>
+          <w:u w:val="single"/>
+        </w:rPr>
         <w:t>.</w:t>
       </w:r>
     </w:p>
@@ -7094,6 +10651,7 @@
       <w:r>
         <w:rPr>
           <w:color w:val="153D63" w:themeColor="text2" w:themeTint="E6"/>
+          <w:u w:val="single"/>
         </w:rPr>
         <w:t>https://github.com/aquasecurity/trivy</w:t>
       </w:r>
@@ -7134,10 +10692,14 @@
         <w:t xml:space="preserve">, 2026. [Online]. </w:t>
       </w:r>
       <w:r>
+        <w:t xml:space="preserve">Available: </w:t>
+      </w:r>
+      <w:r>
         <w:rPr>
           <w:color w:val="153D63" w:themeColor="text2" w:themeTint="E6"/>
-        </w:rPr>
-        <w:t>Available: https://semgrep.dev/.</w:t>
+          <w:u w:val="single"/>
+        </w:rPr>
+        <w:t>https://semgrep.dev/.</w:t>
       </w:r>
     </w:p>
     <w:p>
@@ -7149,20 +10711,99 @@
         </w:numPr>
       </w:pPr>
       <w:r>
-        <w:t xml:space="preserve">Z. Rice, "Gitleaks: Protect and discover secrets using Gitleaks," GitHub, 2026. [Online]. </w:t>
+        <w:t>Z. Rice, "Gitleaks: Protect and discover secrets using Gitleaks," GitHub, 2026. [Online]. Available</w:t>
       </w:r>
       <w:r>
         <w:rPr>
           <w:color w:val="153D63" w:themeColor="text2" w:themeTint="E6"/>
         </w:rPr>
-        <w:t>Available: https://github.com/gitleaks/gitleaks</w:t>
-      </w:r>
-      <w:r>
+        <w:t>:</w:t>
+      </w:r>
+      <w:r>
+        <w:rPr>
+          <w:color w:val="153D63" w:themeColor="text2" w:themeTint="E6"/>
+        </w:rPr>
+        <w:t xml:space="preserve"> </w:t>
+      </w:r>
+      <w:r>
+        <w:rPr>
+          <w:color w:val="153D63" w:themeColor="text2" w:themeTint="E6"/>
+          <w:u w:val="single"/>
+        </w:rPr>
+        <w:t>https://github.com/gitleaks/gitleaks</w:t>
+      </w:r>
+      <w:r>
+        <w:rPr>
+          <w:u w:val="single"/>
+        </w:rPr>
         <w:t>.</w:t>
       </w:r>
     </w:p>
+    <w:p>
+      <w:pPr>
+        <w:pStyle w:val="ListParagraph"/>
+        <w:numPr>
+          <w:ilvl w:val="0"/>
+          <w:numId w:val="15"/>
+        </w:numPr>
+      </w:pPr>
+      <w:r>
+        <w:t xml:space="preserve">P. Pethvan et al., "devsecops-year3-semester-1," GitHub, 2026. [Online]. Available: </w:t>
+      </w:r>
+      <w:r>
+        <w:rPr>
+          <w:color w:val="153D63" w:themeColor="text2" w:themeTint="E6"/>
+          <w:u w:val="single"/>
+        </w:rPr>
+        <w:t>https://github.com/Pulina69/devsecops-year3-semester-1</w:t>
+      </w:r>
+      <w:r>
+        <w:t>.</w:t>
+      </w:r>
+    </w:p>
+    <w:p>
+      <w:pPr>
+        <w:pStyle w:val="ListParagraph"/>
+        <w:numPr>
+          <w:ilvl w:val="0"/>
+          <w:numId w:val="15"/>
+        </w:numPr>
+      </w:pPr>
+      <w:r>
+        <w:t>OWASP Foundation, "</w:t>
+      </w:r>
+      <w:proofErr w:type="spellStart"/>
+      <w:r>
+        <w:t>NodeGoat</w:t>
+      </w:r>
+      <w:proofErr w:type="spellEnd"/>
+      <w:r>
+        <w:t xml:space="preserve"> Source Code Repository," GitHub, 2026. [Online]. </w:t>
+      </w:r>
+      <w:proofErr w:type="gramStart"/>
+      <w:r>
+        <w:t>Available:</w:t>
+      </w:r>
+      <w:r>
+        <w:rPr>
+          <w:color w:val="153D63" w:themeColor="text2" w:themeTint="E6"/>
+        </w:rPr>
+        <w:t>.</w:t>
+      </w:r>
+      <w:proofErr w:type="gramEnd"/>
+      <w:r>
+        <w:t xml:space="preserve"> </w:t>
+      </w:r>
+      <w:r>
+        <w:rPr>
+          <w:color w:val="153D63" w:themeColor="text2" w:themeTint="E6"/>
+          <w:u w:val="single"/>
+        </w:rPr>
+        <w:t>https://github.com/OWASP/NodeGoat.git</w:t>
+      </w:r>
+    </w:p>
     <w:sectPr>
-      <w:footerReference w:type="default" r:id="rId45"/>
+      <w:footerReference w:type="default" r:id="rId46"/>
       <w:pgSz w:w="12240" w:h="15840"/>
       <w:pgMar w:top="1440" w:right="1440" w:bottom="1440" w:left="1440" w:header="720" w:footer="720" w:gutter="0"/>
       <w:pgNumType w:fmt="numberInDash" w:start="1"/>
@@ -9664,7 +13305,6 @@
   <w:style w:type="character" w:default="1" w:styleId="DefaultParagraphFont">
     <w:name w:val="Default Paragraph Font"/>
     <w:uiPriority w:val="1"/>
-    <w:semiHidden/>
     <w:unhideWhenUsed/>
   </w:style>
   <w:style w:type="table" w:default="1" w:styleId="TableNormal">
@@ -10141,6 +13781,18 @@
       <w:szCs w:val="20"/>
     </w:rPr>
   </w:style>
+  <w:style w:type="character" w:styleId="UnresolvedMention">
+    <w:name w:val="Unresolved Mention"/>
+    <w:basedOn w:val="DefaultParagraphFont"/>
+    <w:uiPriority w:val="99"/>
+    <w:semiHidden/>
+    <w:unhideWhenUsed/>
+    <w:rsid w:val="00410BB5"/>
+    <w:rPr>
+      <w:color w:val="605E5C"/>
+      <w:shd w:val="clear" w:color="auto" w:fill="E1DFDD"/>
+    </w:rPr>
+  </w:style>
 </w:styles>
 </file>
 
@@ -10468,10 +14120,6 @@
 </file>
 
 <file path=customXml/item2.xml><?xml version="1.0" encoding="utf-8"?>
-<b:Sources xmlns:b="http://schemas.openxmlformats.org/officeDocument/2006/bibliography" xmlns="http://schemas.openxmlformats.org/officeDocument/2006/bibliography" SelectedStyle="\APASixthEditionOfficeOnline.xsl" StyleName="APA" Version="6"/>
-</file>
-
-<file path=customXml/item3.xml><?xml version="1.0" encoding="utf-8"?>
 <ct:contentTypeSchema xmlns:ct="http://schemas.microsoft.com/office/2006/metadata/contentType" xmlns:ma="http://schemas.microsoft.com/office/2006/metadata/properties/metaAttributes" ct:_="" ma:_="" ma:contentTypeName="Document" ma:contentTypeID="0x01010086A11BF672EA7F49BF1053710118E989" ma:contentTypeVersion="13" ma:contentTypeDescription="Create a new document." ma:contentTypeScope="" ma:versionID="5e3f34a6902b085571c7ce04a47f22cf">
   <xsd:schema xmlns:xsd="http://www.w3.org/2001/XMLSchema" xmlns:xs="http://www.w3.org/2001/XMLSchema" xmlns:p="http://schemas.microsoft.com/office/2006/metadata/properties" xmlns:ns3="41899fe1-77c8-4641-9c61-2479d8d6a5c3" xmlns:ns4="1ea4a77d-1883-4cde-a10e-daa02c7e237a" targetNamespace="http://schemas.microsoft.com/office/2006/metadata/properties" ma:root="true" ma:fieldsID="0137eca7c0fbe07db7b796e82e054778" ns3:_="" ns4:_="">
     <xsd:import namespace="41899fe1-77c8-4641-9c61-2479d8d6a5c3"/>
@@ -10690,13 +14338,17 @@
 </ct:contentTypeSchema>
 </file>
 
-<file path=customXml/item4.xml><?xml version="1.0" encoding="utf-8"?>
+<file path=customXml/item3.xml><?xml version="1.0" encoding="utf-8"?>
 <?mso-contentType ?>
 <FormTemplates xmlns="http://schemas.microsoft.com/sharepoint/v3/contenttype/forms">
   <Display>DocumentLibraryForm</Display>
   <Edit>DocumentLibraryForm</Edit>
   <New>DocumentLibraryForm</New>
 </FormTemplates>
+</file>
+
+<file path=customXml/item4.xml><?xml version="1.0" encoding="utf-8"?>
+<b:Sources xmlns:b="http://schemas.openxmlformats.org/officeDocument/2006/bibliography" xmlns="http://schemas.openxmlformats.org/officeDocument/2006/bibliography" SelectedStyle="\APASixthEditionOfficeOnline.xsl" StyleName="APA" Version="6"/>
 </file>
 
 <file path=customXml/itemProps1.xml><?xml version="1.0" encoding="utf-8"?>
@@ -10710,14 +14362,6 @@
 </file>
 
 <file path=customXml/itemProps2.xml><?xml version="1.0" encoding="utf-8"?>
-<ds:datastoreItem xmlns:ds="http://schemas.openxmlformats.org/officeDocument/2006/customXml" ds:itemID="{2FE9F069-7E3B-4999-BDB4-6CFBEF60BDB2}">
-  <ds:schemaRefs>
-    <ds:schemaRef ds:uri="http://schemas.openxmlformats.org/officeDocument/2006/bibliography"/>
-  </ds:schemaRefs>
-</ds:datastoreItem>
-</file>
-
-<file path=customXml/itemProps3.xml><?xml version="1.0" encoding="utf-8"?>
 <ds:datastoreItem xmlns:ds="http://schemas.openxmlformats.org/officeDocument/2006/customXml" ds:itemID="{1BF364A2-442E-42B4-8376-A85B7B804494}">
   <ds:schemaRefs>
     <ds:schemaRef ds:uri="http://schemas.microsoft.com/office/2006/metadata/contentType"/>
@@ -10736,10 +14380,18 @@
 </ds:datastoreItem>
 </file>
 
-<file path=customXml/itemProps4.xml><?xml version="1.0" encoding="utf-8"?>
+<file path=customXml/itemProps3.xml><?xml version="1.0" encoding="utf-8"?>
 <ds:datastoreItem xmlns:ds="http://schemas.openxmlformats.org/officeDocument/2006/customXml" ds:itemID="{5847AE6C-A735-4F82-8390-881A7356A6D0}">
   <ds:schemaRefs>
     <ds:schemaRef ds:uri="http://schemas.microsoft.com/sharepoint/v3/contenttype/forms"/>
   </ds:schemaRefs>
 </ds:datastoreItem>
+</file>
+
+<file path=customXml/itemProps4.xml><?xml version="1.0" encoding="utf-8"?>
+<ds:datastoreItem xmlns:ds="http://schemas.openxmlformats.org/officeDocument/2006/customXml" ds:itemID="{2FE9F069-7E3B-4999-BDB4-6CFBEF60BDB2}">
+  <ds:schemaRefs>
+    <ds:schemaRef ds:uri="http://schemas.openxmlformats.org/officeDocument/2006/bibliography"/>
+  </ds:schemaRefs>
+</ds:datastoreItem>
 </file>
--- a/assiment.docx
+++ b/assiment.docx
@@ -299,13 +299,8 @@
               <w:spacing w:after="160" w:line="278" w:lineRule="auto"/>
             </w:pPr>
             <w:r>
-              <w:t xml:space="preserve">Pethvan p </w:t>
-            </w:r>
-            <w:proofErr w:type="spellStart"/>
-            <w:r>
-              <w:t>p</w:t>
-            </w:r>
-            <w:proofErr w:type="spellEnd"/>
+              <w:t>Pethvan p p</w:t>
+            </w:r>
           </w:p>
         </w:tc>
       </w:tr>
@@ -349,19 +344,9 @@
             <w:pPr>
               <w:spacing w:after="160" w:line="278" w:lineRule="auto"/>
             </w:pPr>
-            <w:proofErr w:type="spellStart"/>
-            <w:r>
-              <w:t>Aluthge</w:t>
-            </w:r>
-            <w:proofErr w:type="spellEnd"/>
-            <w:r>
-              <w:t xml:space="preserve"> </w:t>
-            </w:r>
-            <w:proofErr w:type="gramStart"/>
-            <w:r>
-              <w:t>M.N</w:t>
-            </w:r>
-            <w:proofErr w:type="gramEnd"/>
+            <w:r>
+              <w:t>Aluthge M.N</w:t>
+            </w:r>
           </w:p>
         </w:tc>
       </w:tr>
@@ -406,13 +391,8 @@
               <w:spacing w:after="160" w:line="278" w:lineRule="auto"/>
             </w:pPr>
             <w:r>
-              <w:t>Adithya E.A.D.</w:t>
-            </w:r>
-            <w:proofErr w:type="gramStart"/>
-            <w:r>
-              <w:t>D.D</w:t>
-            </w:r>
-            <w:proofErr w:type="gramEnd"/>
+              <w:t>Adithya E.A.D.D.D</w:t>
+            </w:r>
           </w:p>
         </w:tc>
       </w:tr>
@@ -456,13 +436,8 @@
             <w:pPr>
               <w:spacing w:after="160" w:line="278" w:lineRule="auto"/>
             </w:pPr>
-            <w:proofErr w:type="spellStart"/>
-            <w:r>
-              <w:t>Shanthoshika</w:t>
-            </w:r>
-            <w:proofErr w:type="spellEnd"/>
-            <w:r>
-              <w:t xml:space="preserve"> S</w:t>
+            <w:r>
+              <w:t>Shanthoshika S</w:t>
             </w:r>
           </w:p>
         </w:tc>
@@ -2416,31 +2391,7 @@
     </w:p>
     <w:p>
       <w:r>
-        <w:t xml:space="preserve">This report </w:t>
-      </w:r>
-      <w:proofErr w:type="gramStart"/>
-      <w:r>
-        <w:t>present</w:t>
-      </w:r>
-      <w:proofErr w:type="gramEnd"/>
-      <w:r>
-        <w:t xml:space="preserve"> a comprehensive DevOps security assessment and remediation lifecycle conducted on the OWASP </w:t>
-      </w:r>
-      <w:proofErr w:type="spellStart"/>
-      <w:r>
-        <w:t>NodeGoat</w:t>
-      </w:r>
-      <w:proofErr w:type="spellEnd"/>
-      <w:r>
-        <w:t xml:space="preserve"> application. The objective is to shift security practice left by identifying critical application-layer vulnerabilities and </w:t>
-      </w:r>
-      <w:proofErr w:type="gramStart"/>
-      <w:r>
-        <w:t>stablishing</w:t>
-      </w:r>
-      <w:proofErr w:type="gramEnd"/>
-      <w:r>
-        <w:t xml:space="preserve"> automated policy enforcing CI/CD pipelines through controlled exploitations, threat analysis and automated security control </w:t>
+        <w:t xml:space="preserve">This report present a comprehensive DevOps security assessment and remediation lifecycle conducted on the OWASP NodeGoat application. The objective is to shift security practice left by identifying critical application-layer vulnerabilities and stablishing automated policy enforcing CI/CD pipelines through controlled exploitations, threat analysis and automated security control </w:t>
       </w:r>
     </w:p>
     <w:p>
@@ -2475,17 +2426,8 @@
           <w:b/>
           <w:bCs/>
         </w:rPr>
-        <w:t xml:space="preserve">Vulnerability identification and </w:t>
-      </w:r>
-      <w:proofErr w:type="spellStart"/>
-      <w:r>
-        <w:rPr>
-          <w:b/>
-          <w:bCs/>
-        </w:rPr>
-        <w:t>remidation</w:t>
-      </w:r>
-      <w:proofErr w:type="spellEnd"/>
+        <w:t>Vulnerability identification and remidation</w:t>
+      </w:r>
     </w:p>
     <w:p>
       <w:pPr>
@@ -2499,13 +2441,8 @@
           <w:bCs/>
         </w:rPr>
       </w:pPr>
-      <w:proofErr w:type="spellStart"/>
-      <w:r>
-        <w:t>NoSql</w:t>
-      </w:r>
-      <w:proofErr w:type="spellEnd"/>
-      <w:r>
-        <w:t xml:space="preserve"> Injection</w:t>
+      <w:r>
+        <w:t>NoSql Injection</w:t>
       </w:r>
     </w:p>
     <w:p>
@@ -2605,13 +2542,8 @@
         </w:rPr>
       </w:pPr>
       <w:r>
-        <w:t xml:space="preserve">Secret </w:t>
-      </w:r>
-      <w:proofErr w:type="spellStart"/>
-      <w:r>
-        <w:t>scanninig</w:t>
-      </w:r>
-      <w:proofErr w:type="spellEnd"/>
+        <w:t>Secret scanninig</w:t>
+      </w:r>
     </w:p>
     <w:p>
       <w:pPr>
@@ -2771,15 +2703,7 @@
     </w:p>
     <w:p>
       <w:r>
-        <w:t xml:space="preserve">The deployment architecture partitions OWASP </w:t>
-      </w:r>
-      <w:proofErr w:type="spellStart"/>
-      <w:r>
-        <w:t>NodeGoat</w:t>
-      </w:r>
-      <w:proofErr w:type="spellEnd"/>
-      <w:r>
-        <w:t xml:space="preserve"> into two discrete containerized tiers </w:t>
+        <w:t xml:space="preserve">The deployment architecture partitions OWASP NodeGoat into two discrete containerized tiers </w:t>
       </w:r>
     </w:p>
     <w:p>
@@ -2791,15 +2715,7 @@
         </w:numPr>
       </w:pPr>
       <w:r>
-        <w:t>The application runtime tier(</w:t>
-      </w:r>
-      <w:proofErr w:type="spellStart"/>
-      <w:r>
-        <w:t>nodegoat</w:t>
-      </w:r>
-      <w:proofErr w:type="spellEnd"/>
-      <w:r>
-        <w:t>-web)</w:t>
+        <w:t>The application runtime tier(nodegoat-web)</w:t>
       </w:r>
     </w:p>
     <w:p>
@@ -2811,36 +2727,12 @@
         </w:numPr>
       </w:pPr>
       <w:r>
-        <w:t xml:space="preserve">Data storage </w:t>
-      </w:r>
-      <w:proofErr w:type="gramStart"/>
-      <w:r>
-        <w:t>tier</w:t>
-      </w:r>
-      <w:proofErr w:type="gramEnd"/>
-      <w:r>
-        <w:t>(</w:t>
-      </w:r>
-      <w:proofErr w:type="spellStart"/>
-      <w:r>
-        <w:t>nodegoat-db</w:t>
-      </w:r>
-      <w:proofErr w:type="spellEnd"/>
-      <w:r>
-        <w:t>)</w:t>
-      </w:r>
-    </w:p>
-    <w:p>
-      <w:r>
-        <w:t xml:space="preserve">Using docker compose the system build and start in fully </w:t>
-      </w:r>
-      <w:proofErr w:type="spellStart"/>
-      <w:r>
-        <w:t>self container</w:t>
-      </w:r>
-      <w:proofErr w:type="spellEnd"/>
-      <w:r>
-        <w:t xml:space="preserve"> offline status single command </w:t>
+        <w:t>Data storage tier(nodegoat-db)</w:t>
+      </w:r>
+    </w:p>
+    <w:p>
+      <w:r>
+        <w:t xml:space="preserve">Using docker compose the system build and start in fully self container offline status single command </w:t>
       </w:r>
       <w:r>
         <w:rPr>
@@ -2850,39 +2742,7 @@
         <w:t xml:space="preserve">docker compose up –build. </w:t>
       </w:r>
       <w:r>
-        <w:t xml:space="preserve">The web </w:t>
-      </w:r>
-      <w:proofErr w:type="gramStart"/>
-      <w:r>
-        <w:t>container  manage</w:t>
-      </w:r>
-      <w:proofErr w:type="gramEnd"/>
-      <w:r>
-        <w:t xml:space="preserve"> express application handling and isolated mongo-</w:t>
-      </w:r>
-      <w:proofErr w:type="spellStart"/>
-      <w:r>
-        <w:t>db</w:t>
-      </w:r>
-      <w:proofErr w:type="spellEnd"/>
-      <w:r>
-        <w:t xml:space="preserve"> database management manage in </w:t>
-      </w:r>
-      <w:proofErr w:type="spellStart"/>
-      <w:r>
-        <w:t>db</w:t>
-      </w:r>
-      <w:proofErr w:type="spellEnd"/>
-      <w:r>
-        <w:t xml:space="preserve"> docker using </w:t>
-      </w:r>
-      <w:proofErr w:type="spellStart"/>
-      <w:r>
-        <w:t>tcp</w:t>
-      </w:r>
-      <w:proofErr w:type="spellEnd"/>
-      <w:r>
-        <w:t xml:space="preserve"> port 27017 for monitoring scripts and logs</w:t>
+        <w:t>The web container  manage express application handling and isolated mongo-db database management manage in db docker using tcp port 27017 for monitoring scripts and logs</w:t>
       </w:r>
     </w:p>
     <w:p>
@@ -2915,15 +2775,7 @@
         <w:t>Docker file</w:t>
       </w:r>
       <w:r>
-        <w:t xml:space="preserve"> </w:t>
-      </w:r>
-      <w:proofErr w:type="gramStart"/>
-      <w:r>
-        <w:t>apply</w:t>
-      </w:r>
-      <w:proofErr w:type="gramEnd"/>
-      <w:r>
-        <w:t xml:space="preserve"> </w:t>
+        <w:t xml:space="preserve"> apply </w:t>
       </w:r>
       <w:r>
         <w:t>user mode</w:t>
@@ -3020,8 +2872,6 @@
       <w:r>
         <w:t xml:space="preserve">configure with </w:t>
       </w:r>
-      <w:proofErr w:type="spellStart"/>
-      <w:proofErr w:type="gramStart"/>
       <w:r>
         <w:rPr>
           <w:b/>
@@ -3029,8 +2879,6 @@
         </w:rPr>
         <w:t>internal:true</w:t>
       </w:r>
-      <w:proofErr w:type="spellEnd"/>
-      <w:proofErr w:type="gramEnd"/>
       <w:r>
         <w:t xml:space="preserve"> to </w:t>
       </w:r>
@@ -3303,20 +3151,7 @@
     </w:p>
     <w:p>
       <w:r>
-        <w:t xml:space="preserve">Below are four realistic, application-specific threats that might target </w:t>
-      </w:r>
-      <w:proofErr w:type="gramStart"/>
-      <w:r>
-        <w:t xml:space="preserve">the </w:t>
-      </w:r>
-      <w:proofErr w:type="spellStart"/>
-      <w:r>
-        <w:t>NodeGoat</w:t>
-      </w:r>
-      <w:proofErr w:type="spellEnd"/>
-      <w:proofErr w:type="gramEnd"/>
-      <w:r>
-        <w:t xml:space="preserve"> architecture. The threats were identified using the STRIDE methodology.</w:t>
+        <w:t>Below are four realistic, application-specific threats that might target the NodeGoat architecture. The threats were identified using the STRIDE methodology.</w:t>
       </w:r>
     </w:p>
     <w:p>
@@ -3340,39 +3175,7 @@
         <w:pStyle w:val="ListParagraph"/>
       </w:pPr>
       <w:r>
-        <w:t xml:space="preserve"> An attacker can launch a NoSQL injection attack by sending a malicious JSON object to the /login API. By replacing the password value with a MongoDB operator, such </w:t>
-      </w:r>
-      <w:proofErr w:type="gramStart"/>
-      <w:r>
-        <w:t>as {"</w:t>
-      </w:r>
-      <w:proofErr w:type="gramEnd"/>
-      <w:r>
-        <w:t>password</w:t>
-      </w:r>
-      <w:proofErr w:type="gramStart"/>
-      <w:r>
-        <w:t>": {</w:t>
-      </w:r>
-      <w:proofErr w:type="gramEnd"/>
-      <w:r>
-        <w:t>"$ne": null}</w:t>
-      </w:r>
-      <w:proofErr w:type="gramStart"/>
-      <w:r>
-        <w:t>}, and</w:t>
-      </w:r>
-      <w:proofErr w:type="gramEnd"/>
-      <w:r>
-        <w:t xml:space="preserve"> taking advantage of the fact that Express does not enforce </w:t>
-      </w:r>
-      <w:proofErr w:type="spellStart"/>
-      <w:r>
-        <w:t>typechecking</w:t>
-      </w:r>
-      <w:proofErr w:type="spellEnd"/>
-      <w:r>
-        <w:t xml:space="preserve"> on the input, the attacker can bypass authentication and hijack an administrator’s session. No credentials would be required to perform this attack, apart from basic knowledge of the MongoDB query language.</w:t>
+        <w:t xml:space="preserve"> An attacker can launch a NoSQL injection attack by sending a malicious JSON object to the /login API. By replacing the password value with a MongoDB operator, such as {"password": {"$ne": null}}, and taking advantage of the fact that Express does not enforce typechecking on the input, the attacker can bypass authentication and hijack an administrator’s session. No credentials would be required to perform this attack, apart from basic knowledge of the MongoDB query language.</w:t>
       </w:r>
     </w:p>
     <w:p>
@@ -3391,23 +3194,7 @@
         <w:t>Tampering (Insecure Direct Object Reference on Allocations):</w:t>
       </w:r>
       <w:r>
-        <w:t xml:space="preserve"> An authenticated attacker can tamper with allocation records by modifying the request sent to the server when the attacker attempts to update their asset allocation. By changing the </w:t>
-      </w:r>
-      <w:proofErr w:type="spellStart"/>
-      <w:r>
-        <w:t>userId</w:t>
-      </w:r>
-      <w:proofErr w:type="spellEnd"/>
-      <w:r>
-        <w:t xml:space="preserve"> value in the request to another value, the attacker can effectively change the allocation records of another user. The vulnerability stems from the fact that the server does not check whether the </w:t>
-      </w:r>
-      <w:proofErr w:type="spellStart"/>
-      <w:r>
-        <w:t>userId</w:t>
-      </w:r>
-      <w:proofErr w:type="spellEnd"/>
-      <w:r>
-        <w:t xml:space="preserve"> belongs to the authenticated attacker.</w:t>
+        <w:t xml:space="preserve"> An authenticated attacker can tamper with allocation records by modifying the request sent to the server when the attacker attempts to update their asset allocation. By changing the userId value in the request to another value, the attacker can effectively change the allocation records of another user. The vulnerability stems from the fact that the server does not check whether the userId belongs to the authenticated attacker.</w:t>
       </w:r>
     </w:p>
     <w:p>
@@ -3426,15 +3213,7 @@
         <w:t>Information Disclosure (Hardcoded Database Credentials):</w:t>
       </w:r>
       <w:r>
-        <w:t xml:space="preserve"> A developer could accidentally commit the database credentials required to connect to the MongoDB server and sign cookies for the Express framework in the config/env/development.js file or the docker-</w:t>
-      </w:r>
-      <w:proofErr w:type="spellStart"/>
-      <w:r>
-        <w:t>compose.yml</w:t>
-      </w:r>
-      <w:proofErr w:type="spellEnd"/>
-      <w:r>
-        <w:t xml:space="preserve"> file. If this information becomes available to an attacker, they can utilize it to connect to the database directly and forge valid session cookies to hijack the administrator’s session.</w:t>
+        <w:t xml:space="preserve"> A developer could accidentally commit the database credentials required to connect to the MongoDB server and sign cookies for the Express framework in the config/env/development.js file or the docker-compose.yml file. If this information becomes available to an attacker, they can utilize it to connect to the database directly and forge valid session cookies to hijack the administrator’s session.</w:t>
       </w:r>
     </w:p>
     <w:p>
@@ -3476,7 +3255,6 @@
       <w:r>
         <w:t xml:space="preserve">Each thread is scored on a5x5 matrix evaluating </w:t>
       </w:r>
-      <w:proofErr w:type="gramStart"/>
       <w:r>
         <w:rPr>
           <w:b/>
@@ -3484,7 +3262,6 @@
         </w:rPr>
         <w:t>likelihood(</w:t>
       </w:r>
-      <w:proofErr w:type="gramEnd"/>
       <w:r>
         <w:t>how easy/often the attack can be executed</w:t>
       </w:r>
@@ -3584,13 +3361,8 @@
             <w:tcW w:w="2337" w:type="dxa"/>
           </w:tcPr>
           <w:p>
-            <w:proofErr w:type="gramStart"/>
-            <w:r>
-              <w:t>Spoofing(</w:t>
-            </w:r>
-            <w:proofErr w:type="gramEnd"/>
-            <w:r>
-              <w:t>login no SQLi)</w:t>
+            <w:r>
+              <w:t>Spoofing(login no SQLi)</w:t>
             </w:r>
           </w:p>
         </w:tc>
@@ -3677,15 +3449,7 @@
           </w:tcPr>
           <w:p>
             <w:r>
-              <w:t xml:space="preserve">Info </w:t>
-            </w:r>
-            <w:proofErr w:type="gramStart"/>
-            <w:r>
-              <w:t>disclosure(</w:t>
-            </w:r>
-            <w:proofErr w:type="gramEnd"/>
-            <w:r>
-              <w:t>secrets in G</w:t>
+              <w:t>Info disclosure(secrets in G</w:t>
             </w:r>
             <w:r>
               <w:t>i</w:t>
@@ -3732,11 +3496,9 @@
             <w:tcW w:w="2337" w:type="dxa"/>
           </w:tcPr>
           <w:p>
-            <w:proofErr w:type="gramStart"/>
             <w:r>
               <w:t>Dos(</w:t>
             </w:r>
-            <w:proofErr w:type="gramEnd"/>
             <w:r>
               <w:t>Payload</w:t>
             </w:r>
@@ -3796,15 +3558,7 @@
     </w:p>
     <w:p>
       <w:r>
-        <w:t xml:space="preserve">This table directly </w:t>
-      </w:r>
-      <w:proofErr w:type="gramStart"/>
-      <w:r>
-        <w:t>identified</w:t>
-      </w:r>
-      <w:proofErr w:type="gramEnd"/>
-      <w:r>
-        <w:t xml:space="preserve"> threats to the specific security controls implemented in pipeline and codebase</w:t>
+        <w:t>This table directly identified threats to the specific security controls implemented in pipeline and codebase</w:t>
       </w:r>
     </w:p>
     <w:tbl>
@@ -3918,23 +3672,12 @@
             <w:r>
               <w:t xml:space="preserve"> Implement strict allow-list type checking (</w:t>
             </w:r>
-            <w:proofErr w:type="spellStart"/>
-            <w:proofErr w:type="gramStart"/>
             <w:r>
               <w:rPr>
                 <w:b/>
                 <w:bCs/>
               </w:rPr>
-              <w:t>typeof</w:t>
-            </w:r>
-            <w:proofErr w:type="spellEnd"/>
-            <w:proofErr w:type="gramEnd"/>
-            <w:r>
-              <w:rPr>
-                <w:b/>
-                <w:bCs/>
-              </w:rPr>
-              <w:t xml:space="preserve"> password === 'string'</w:t>
+              <w:t>typeof password === 'string'</w:t>
             </w:r>
             <w:r>
               <w:t>) before querying the database.</w:t>
@@ -4023,26 +3766,8 @@
                 <w:b/>
                 <w:bCs/>
               </w:rPr>
-              <w:t xml:space="preserve"> </w:t>
-            </w:r>
-            <w:proofErr w:type="spellStart"/>
-            <w:proofErr w:type="gramStart"/>
-            <w:r>
-              <w:rPr>
-                <w:b/>
-                <w:bCs/>
-              </w:rPr>
-              <w:t>req.session</w:t>
-            </w:r>
-            <w:proofErr w:type="gramEnd"/>
-            <w:r>
-              <w:rPr>
-                <w:b/>
-                <w:bCs/>
-              </w:rPr>
-              <w:t>.userId</w:t>
-            </w:r>
-            <w:proofErr w:type="spellEnd"/>
+              <w:t xml:space="preserve"> req.session.userId</w:t>
+            </w:r>
           </w:p>
         </w:tc>
         <w:tc>
@@ -4111,15 +3836,7 @@
               <w:t>Secret Scanning &amp; Environment Injection:</w:t>
             </w:r>
             <w:r>
-              <w:t xml:space="preserve"> Gitleaks prevents secret </w:t>
-            </w:r>
-            <w:proofErr w:type="gramStart"/>
-            <w:r>
-              <w:t>commits</w:t>
-            </w:r>
-            <w:proofErr w:type="gramEnd"/>
-            <w:r>
-              <w:t>, and GitHub Actions Encrypted Secrets inject credentials at runtime</w:t>
+              <w:t xml:space="preserve"> Gitleaks prevents secret commits, and GitHub Actions Encrypted Secrets inject credentials at runtime</w:t>
             </w:r>
           </w:p>
         </w:tc>
@@ -4139,33 +3856,8 @@
                 <w:b/>
                 <w:bCs/>
               </w:rPr>
-              <w:t>.</w:t>
-            </w:r>
-            <w:proofErr w:type="spellStart"/>
-            <w:r>
-              <w:rPr>
-                <w:b/>
-                <w:bCs/>
-              </w:rPr>
-              <w:t>github</w:t>
-            </w:r>
-            <w:proofErr w:type="spellEnd"/>
-            <w:r>
-              <w:rPr>
-                <w:b/>
-                <w:bCs/>
-              </w:rPr>
-              <w:t>/workflows/</w:t>
-            </w:r>
-            <w:proofErr w:type="spellStart"/>
-            <w:r>
-              <w:rPr>
-                <w:b/>
-                <w:bCs/>
-              </w:rPr>
-              <w:t>devsecops-pipeline.yml</w:t>
-            </w:r>
-            <w:proofErr w:type="spellEnd"/>
+              <w:t>.github/workflows/devsecops-pipeline.yml</w:t>
+            </w:r>
           </w:p>
         </w:tc>
       </w:tr>
@@ -4213,56 +3905,14 @@
               <w:t>SAST &amp; Infrastructure Hardening</w:t>
             </w:r>
             <w:r>
-              <w:t xml:space="preserve">: </w:t>
-            </w:r>
-            <w:proofErr w:type="spellStart"/>
-            <w:r>
-              <w:t>Semgrep</w:t>
-            </w:r>
-            <w:proofErr w:type="spellEnd"/>
-            <w:r>
-              <w:t xml:space="preserve"> flags missing limits; </w:t>
-            </w:r>
-            <w:proofErr w:type="spellStart"/>
-            <w:proofErr w:type="gramStart"/>
+              <w:t xml:space="preserve">: Semgrep flags missing limits; </w:t>
+            </w:r>
             <w:r>
               <w:rPr>
                 <w:b/>
                 <w:bCs/>
               </w:rPr>
-              <w:t>express.json</w:t>
-            </w:r>
-            <w:proofErr w:type="spellEnd"/>
-            <w:r>
-              <w:rPr>
-                <w:b/>
-                <w:bCs/>
-              </w:rPr>
-              <w:t>({ limit</w:t>
-            </w:r>
-            <w:proofErr w:type="gramEnd"/>
-            <w:r>
-              <w:rPr>
-                <w:b/>
-                <w:bCs/>
-              </w:rPr>
-              <w:t>: '10kb</w:t>
-            </w:r>
-            <w:proofErr w:type="gramStart"/>
-            <w:r>
-              <w:rPr>
-                <w:b/>
-                <w:bCs/>
-              </w:rPr>
-              <w:t>' }</w:t>
-            </w:r>
-            <w:proofErr w:type="gramEnd"/>
-            <w:r>
-              <w:rPr>
-                <w:b/>
-                <w:bCs/>
-              </w:rPr>
-              <w:t>)</w:t>
+              <w:t>express.json({ limit: '10kb' })</w:t>
             </w:r>
             <w:r>
               <w:t xml:space="preserve"> restricts body size.</w:t>
@@ -4285,33 +3935,8 @@
                 <w:b/>
                 <w:bCs/>
               </w:rPr>
-              <w:t>.</w:t>
-            </w:r>
-            <w:proofErr w:type="spellStart"/>
-            <w:r>
-              <w:rPr>
-                <w:b/>
-                <w:bCs/>
-              </w:rPr>
-              <w:t>github</w:t>
-            </w:r>
-            <w:proofErr w:type="spellEnd"/>
-            <w:r>
-              <w:rPr>
-                <w:b/>
-                <w:bCs/>
-              </w:rPr>
-              <w:t>/workflows/</w:t>
-            </w:r>
-            <w:proofErr w:type="spellStart"/>
-            <w:r>
-              <w:rPr>
-                <w:b/>
-                <w:bCs/>
-              </w:rPr>
-              <w:t>devsecops-pipeline.yml</w:t>
-            </w:r>
-            <w:proofErr w:type="spellEnd"/>
+              <w:t>.github/workflows/devsecops-pipeline.yml</w:t>
+            </w:r>
           </w:p>
         </w:tc>
       </w:tr>
@@ -4360,62 +3985,18 @@
       <w:bookmarkEnd w:id="9"/>
     </w:p>
     <w:p>
-      <w:r>
-        <w:t xml:space="preserve">The exploit utilized an intercepted POST request to inject a MongoDB operator </w:t>
-      </w:r>
-      <w:proofErr w:type="gramStart"/>
-      <w:r>
-        <w:t>payload, {</w:t>
-      </w:r>
-      <w:proofErr w:type="gramEnd"/>
-      <w:r>
-        <w:t>"password</w:t>
-      </w:r>
-      <w:proofErr w:type="gramStart"/>
-      <w:r>
-        <w:t>": {</w:t>
-      </w:r>
-      <w:proofErr w:type="gramEnd"/>
-      <w:r>
-        <w:t xml:space="preserve">"$ne": </w:t>
-      </w:r>
-      <w:proofErr w:type="gramStart"/>
-      <w:r>
-        <w:t>null}},</w:t>
-      </w:r>
-      <w:proofErr w:type="gramEnd"/>
-      <w:r>
-        <w:t xml:space="preserve"> into the /login endpoint. Because the Express framework lacked input type validation, the database evaluated the operator as true, </w:t>
-      </w:r>
-      <w:proofErr w:type="gramStart"/>
-      <w:r>
-        <w:t>bypassing</w:t>
-      </w:r>
-      <w:proofErr w:type="gramEnd"/>
-      <w:r>
-        <w:t xml:space="preserve"> the password check and granting unauthorized administrative access. The remediation in app/data/user-dao.js replaced the vulnerable database query evaluation with a strict string-based comparison (</w:t>
-      </w:r>
-      <w:proofErr w:type="spellStart"/>
-      <w:r>
-        <w:t>fromDB</w:t>
-      </w:r>
-      <w:proofErr w:type="spellEnd"/>
-      <w:r>
-        <w:t xml:space="preserve"> === </w:t>
-      </w:r>
-      <w:proofErr w:type="spellStart"/>
-      <w:r>
-        <w:t>fromUser</w:t>
-      </w:r>
-      <w:proofErr w:type="spellEnd"/>
-      <w:r>
-        <w:t>). Re-testing the endpoint with the original JSON payload now successfully triggers an "Invalid password" exception, blocking the bypass attempt</w:t>
-      </w:r>
-    </w:p>
-    <w:p>
       <w:pPr>
         <w:pStyle w:val="Heading3"/>
       </w:pPr>
+      <w:r>
+        <w:rPr>
+          <w:rFonts w:eastAsiaTheme="minorHAnsi" w:cstheme="minorBidi"/>
+          <w:color w:val="auto"/>
+          <w:sz w:val="24"/>
+          <w:szCs w:val="24"/>
+        </w:rPr>
+        <w:t>The exploit utilized an intercepted POST request to inject a MongoDB operator payload, {"password": {"$ne": null}}, into the /login endpoint. Because the Express framework lacked input type validation, the database evaluated the operator as true, bypassing the password check. The remediation in app/data/user-dao.js completely neutralizes this by enforcing strict allow-list type checking (typeof === 'string') on both the userName and password parameters before the database is queried. Re-testing the endpoint with the original JSON object payload causes the type-check to fail immediately, safely rejecting the malicious input and returning an error prior to database execution.</w:t>
+      </w:r>
       <w:r>
         <w:t>Vulnerability</w:t>
       </w:r>
@@ -4632,14 +4213,11 @@
     </w:p>
     <w:p>
       <w:r>
-        <w:rPr>
-          <w:noProof/>
-        </w:rPr>
         <w:drawing>
-          <wp:inline distT="0" distB="0" distL="0" distR="0" wp14:anchorId="31DE6460" wp14:editId="02B7625F">
-            <wp:extent cx="4770755" cy="2877744"/>
-            <wp:effectExtent l="0" t="0" r="0" b="0"/>
-            <wp:docPr id="1440021423" name="Picture 1"/>
+          <wp:inline distT="0" distB="0" distL="0" distR="0" wp14:anchorId="7FC47A1A" wp14:editId="520B1744">
+            <wp:extent cx="3813118" cy="3384550"/>
+            <wp:effectExtent l="0" t="0" r="0" b="6350"/>
+            <wp:docPr id="706569275" name="Picture 1"/>
             <wp:cNvGraphicFramePr>
               <a:graphicFrameLocks xmlns:a="http://schemas.openxmlformats.org/drawingml/2006/main" noChangeAspect="1"/>
             </wp:cNvGraphicFramePr>
@@ -4647,7 +4225,7 @@
               <a:graphicData uri="http://schemas.openxmlformats.org/drawingml/2006/picture">
                 <pic:pic xmlns:pic="http://schemas.openxmlformats.org/drawingml/2006/picture">
                   <pic:nvPicPr>
-                    <pic:cNvPr id="1440021423" name=""/>
+                    <pic:cNvPr id="706569275" name=""/>
                     <pic:cNvPicPr/>
                   </pic:nvPicPr>
                   <pic:blipFill>
@@ -4659,7 +4237,7 @@
                   <pic:spPr>
                     <a:xfrm>
                       <a:off x="0" y="0"/>
-                      <a:ext cx="4781881" cy="2884455"/>
+                      <a:ext cx="3815651" cy="3386799"/>
                     </a:xfrm>
                     <a:prstGeom prst="rect">
                       <a:avLst/>
@@ -4687,10 +4265,10 @@
         </w:rPr>
         <w:lastRenderedPageBreak/>
         <w:drawing>
-          <wp:inline distT="0" distB="0" distL="0" distR="0" wp14:anchorId="67F8BF82" wp14:editId="1540756C">
-            <wp:extent cx="4770783" cy="3788083"/>
-            <wp:effectExtent l="0" t="0" r="0" b="3175"/>
-            <wp:docPr id="988717175" name="Picture 1"/>
+          <wp:inline distT="0" distB="0" distL="0" distR="0" wp14:anchorId="556E51DB" wp14:editId="7ACCFE6D">
+            <wp:extent cx="5943600" cy="2484120"/>
+            <wp:effectExtent l="0" t="0" r="0" b="0"/>
+            <wp:docPr id="242873753" name="Picture 1"/>
             <wp:cNvGraphicFramePr>
               <a:graphicFrameLocks xmlns:a="http://schemas.openxmlformats.org/drawingml/2006/main" noChangeAspect="1"/>
             </wp:cNvGraphicFramePr>
@@ -4698,7 +4276,7 @@
               <a:graphicData uri="http://schemas.openxmlformats.org/drawingml/2006/picture">
                 <pic:pic xmlns:pic="http://schemas.openxmlformats.org/drawingml/2006/picture">
                   <pic:nvPicPr>
-                    <pic:cNvPr id="988717175" name=""/>
+                    <pic:cNvPr id="242873753" name=""/>
                     <pic:cNvPicPr/>
                   </pic:nvPicPr>
                   <pic:blipFill>
@@ -4710,7 +4288,7 @@
                   <pic:spPr>
                     <a:xfrm>
                       <a:off x="0" y="0"/>
-                      <a:ext cx="4774568" cy="3791088"/>
+                      <a:ext cx="5943600" cy="2484120"/>
                     </a:xfrm>
                     <a:prstGeom prst="rect">
                       <a:avLst/>
@@ -4743,39 +4321,7 @@
     </w:p>
     <w:p>
       <w:r>
-        <w:t>The attack was executed by injecting a malicious JavaScript payload, &lt;script&gt;</w:t>
-      </w:r>
-      <w:proofErr w:type="gramStart"/>
-      <w:r>
-        <w:t>alert(</w:t>
-      </w:r>
-      <w:proofErr w:type="gramEnd"/>
-      <w:r>
-        <w:t xml:space="preserve">"XSS </w:t>
-      </w:r>
-      <w:proofErr w:type="gramStart"/>
-      <w:r>
-        <w:t>Exploit !</w:t>
-      </w:r>
-      <w:proofErr w:type="gramEnd"/>
-      <w:r>
-        <w:t xml:space="preserve">")&lt;/script&gt;, into the First Name field of the profile update form. The application stored and reflected this payload </w:t>
-      </w:r>
-      <w:proofErr w:type="spellStart"/>
-      <w:r>
-        <w:t>unsanitized</w:t>
-      </w:r>
-      <w:proofErr w:type="spellEnd"/>
-      <w:r>
-        <w:t xml:space="preserve">, allowing it to execute within the browser context, exposing the application to session hijacking. The vulnerability was patched in app/routes/profile.js by wrapping all user-supplied profile variables in a custom </w:t>
-      </w:r>
-      <w:proofErr w:type="spellStart"/>
-      <w:r>
-        <w:t>escapeHtml</w:t>
-      </w:r>
-      <w:proofErr w:type="spellEnd"/>
-      <w:r>
-        <w:t xml:space="preserve"> function to sanitize the input before saving it to the database. Re-testing confirms the payload is now contextually encoded and rendered safely as harmless text rather than executable script</w:t>
+        <w:t>The attack was executed by injecting a malicious JavaScript payload, &lt;script&gt;alert("XSS Exploit !")&lt;/script&gt;, into the First Name field of the profile update form. The application stored and reflected this payload unsanitized, allowing it to execute within the browser context, exposing the application to session hijacking. The vulnerability was patched in app/routes/profile.js by wrapping all user-supplied profile variables in a custom escapeHtml function to sanitize the input before saving it to the database. Re-testing confirms the payload is now contextually encoded and rendered safely as harmless text rather than executable script</w:t>
       </w:r>
     </w:p>
     <w:p>
@@ -5055,25 +4601,10 @@
     </w:p>
     <w:p>
       <w:r>
-        <w:t xml:space="preserve">This vulnerability was exploited by manipulating the client-side URL parameter in the browser from /allocations/2 to /allocations/1, which successfully retrieved the sensitive financial asset records of another user. The root cause was the application trusting client-supplied input for database lookups without verifying ownership. The fix in app/routes/allocations.js enforces server-side authorization by strictly comparing the requested </w:t>
-      </w:r>
-      <w:proofErr w:type="spellStart"/>
-      <w:r>
-        <w:t>userId</w:t>
-      </w:r>
-      <w:proofErr w:type="spellEnd"/>
-      <w:r>
-        <w:t xml:space="preserve"> parameter against the cryptographically verified </w:t>
-      </w:r>
-      <w:proofErr w:type="spellStart"/>
-      <w:proofErr w:type="gramStart"/>
-      <w:r>
-        <w:t>req.session</w:t>
-      </w:r>
-      <w:proofErr w:type="spellEnd"/>
-      <w:proofErr w:type="gramEnd"/>
-      <w:r>
-        <w:t xml:space="preserve"> ID. Re-testing the parameter manipulation now correctly returns an "HTTP 403 Forbidden" error, completely preventing horizontal privilege escalation.</w:t>
+        <w:t>This vulnerability was exploited by manipulating the client-side URL parameter in the browser from /allocations/2 to /allocations/1, which successfully retrieved the sensitive financial asset records of another user. This is a critical Information Disclosure flaw caused by the application trusting client-supplied input for database lookups without verifying ownership. The fix in app/routes/allocations.js enforces server-side authorization by strictly comparing the requested userId parameter against the cryptographically verified req.session.userId. Re-testing the parameter manipulation now correctly returns an "HTTP 403 Forbidden" error, preventing unauthorized data access.</w:t>
+      </w:r>
+      <w:r>
+        <w:t>.</w:t>
       </w:r>
     </w:p>
     <w:p>
@@ -5329,74 +4860,7 @@
     </w:p>
     <w:p>
       <w:r>
-        <w:t>Connecting directly to the MongoDB container and querying the database (</w:t>
-      </w:r>
-      <w:proofErr w:type="spellStart"/>
-      <w:proofErr w:type="gramStart"/>
-      <w:r>
-        <w:t>db.users</w:t>
-      </w:r>
-      <w:proofErr w:type="gramEnd"/>
-      <w:r>
-        <w:t>.</w:t>
-      </w:r>
-      <w:proofErr w:type="gramStart"/>
-      <w:r>
-        <w:t>find</w:t>
-      </w:r>
-      <w:proofErr w:type="spellEnd"/>
-      <w:r>
-        <w:t>(</w:t>
-      </w:r>
-      <w:proofErr w:type="gramEnd"/>
-      <w:r>
-        <w:t xml:space="preserve">)) revealed that the application stored user credentials in raw </w:t>
-      </w:r>
-      <w:proofErr w:type="gramStart"/>
-      <w:r>
-        <w:t>plaintext</w:t>
-      </w:r>
-      <w:proofErr w:type="gramEnd"/>
-      <w:r>
-        <w:t xml:space="preserve">. This flaw meant that any database compromise would immediately result in total credential theft. The code was remediated in app/data/user-dao.js by integrating the </w:t>
-      </w:r>
-      <w:proofErr w:type="spellStart"/>
-      <w:r>
-        <w:t>bcrypt</w:t>
-      </w:r>
-      <w:proofErr w:type="spellEnd"/>
-      <w:r>
-        <w:t xml:space="preserve"> library to generate a salt (</w:t>
-      </w:r>
-      <w:proofErr w:type="spellStart"/>
-      <w:proofErr w:type="gramStart"/>
-      <w:r>
-        <w:t>bcrypt.genSaltSync</w:t>
-      </w:r>
-      <w:proofErr w:type="spellEnd"/>
-      <w:proofErr w:type="gramEnd"/>
-      <w:r>
-        <w:t>) and iteratively hash passwords (</w:t>
-      </w:r>
-      <w:proofErr w:type="spellStart"/>
-      <w:proofErr w:type="gramStart"/>
-      <w:r>
-        <w:t>bcrypt.hashSync</w:t>
-      </w:r>
-      <w:proofErr w:type="spellEnd"/>
-      <w:proofErr w:type="gramEnd"/>
-      <w:r>
-        <w:t xml:space="preserve">) prior to insertion, alongside updating the login function to use </w:t>
-      </w:r>
-      <w:proofErr w:type="spellStart"/>
-      <w:proofErr w:type="gramStart"/>
-      <w:r>
-        <w:t>bcrypt.compareSync</w:t>
-      </w:r>
-      <w:proofErr w:type="spellEnd"/>
-      <w:proofErr w:type="gramEnd"/>
-      <w:r>
-        <w:t>. Re-testing via direct database inspection confirms that new user credentials are now securely stored as irreversible cryptographic hashes.</w:t>
+        <w:t>Connecting directly to the MongoDB container and querying the database (db.users.find()) revealed that the application stored user credentials in raw plaintext. This flaw meant that any database compromise would immediately result in total credential theft. The code was remediated in app/data/user-dao.js by integrating the bcrypt library to generate a salt (bcrypt.genSaltSync) and iteratively hash passwords (bcrypt.hashSync) prior to insertion, alongside updating the login function to use bcrypt.compareSync. Re-testing via direct database inspection confirms that new user credentials are now securely stored as irreversible cryptographic hashes.</w:t>
       </w:r>
     </w:p>
     <w:p>
@@ -5699,15 +5163,7 @@
     </w:p>
     <w:p>
       <w:r>
-        <w:t xml:space="preserve">To quantitatively validate the effectiveness of the implemented secure coding remediations, Static Application Security Testing (SAST) was conducted using </w:t>
-      </w:r>
-      <w:proofErr w:type="spellStart"/>
-      <w:r>
-        <w:t>Semgrep</w:t>
-      </w:r>
-      <w:proofErr w:type="spellEnd"/>
-      <w:r>
-        <w:t>. The scanner was executed locally against the codebase both prior to and following the remediation phase to measure the reduction in application-layer vulnerabilities.</w:t>
+        <w:t>To quantitatively validate the effectiveness of the implemented secure coding remediations, Static Application Security Testing (SAST) was conducted using Semgrep. The scanner was executed locally against the codebase both prior to and following the remediation phase to measure the reduction in application-layer vulnerabilities.</w:t>
       </w:r>
     </w:p>
     <w:p>
@@ -5720,23 +5176,7 @@
     </w:p>
     <w:p>
       <w:r>
-        <w:t xml:space="preserve">The initial local baseline scan of the legacy </w:t>
-      </w:r>
-      <w:proofErr w:type="spellStart"/>
-      <w:r>
-        <w:t>NodeGoat</w:t>
-      </w:r>
-      <w:proofErr w:type="spellEnd"/>
-      <w:r>
-        <w:t xml:space="preserve"> architecture yielded 38 blocking findings across the scanned files. </w:t>
-      </w:r>
-      <w:proofErr w:type="spellStart"/>
-      <w:r>
-        <w:t>Semgrep</w:t>
-      </w:r>
-      <w:proofErr w:type="spellEnd"/>
-      <w:r>
-        <w:t xml:space="preserve"> successfully detected the hardcoded API keys and cryptographic secrets within the configuration files, the lack of input sanitization in the profile routes, and the direct unvalidated database assignments contributing to NoSQL injection vectors.</w:t>
+        <w:t>The initial local baseline scan of the legacy NodeGoat architecture yielded 38 blocking findings across the scanned files. Semgrep successfully detected the hardcoded API keys and cryptographic secrets within the configuration files, the lack of input sanitization in the profile routes, and the direct unvalidated database assignments contributing to NoSQL injection vectors.</w:t>
       </w:r>
     </w:p>
     <w:p>
@@ -5791,23 +5231,7 @@
     </w:p>
     <w:p>
       <w:r>
-        <w:t>Following the manual implementation of contextual HTML escaping (</w:t>
-      </w:r>
-      <w:proofErr w:type="spellStart"/>
-      <w:r>
-        <w:t>escapeHtml</w:t>
-      </w:r>
-      <w:proofErr w:type="spellEnd"/>
-      <w:r>
-        <w:t xml:space="preserve">), strict type checking for MongoDB queries, session-enforced access controls, and </w:t>
-      </w:r>
-      <w:proofErr w:type="spellStart"/>
-      <w:r>
-        <w:t>bcrypt</w:t>
-      </w:r>
-      <w:proofErr w:type="spellEnd"/>
-      <w:r>
-        <w:t xml:space="preserve"> hashing, the codebase was rescanned. The post-remediation scan dropped the blocking finding count down to 15. This proves the successful elimination of </w:t>
+        <w:t xml:space="preserve">Following the manual implementation of contextual HTML escaping (escapeHtml), strict type checking for MongoDB queries, session-enforced access controls, and bcrypt hashing, the codebase was rescanned. The post-remediation scan dropped the blocking finding count down to 15. This proves the successful elimination of </w:t>
       </w:r>
       <w:r>
         <w:t>4</w:t>
@@ -5932,7 +5356,6 @@
         </w:rPr>
         <w:t xml:space="preserve">: </w:t>
       </w:r>
-      <w:proofErr w:type="spellStart"/>
       <w:r>
         <w:rPr>
           <w:rFonts w:ascii="Consolas" w:eastAsia="Times New Roman" w:hAnsi="Consolas" w:cs="Times New Roman"/>
@@ -5942,19 +5365,7 @@
           <w:szCs w:val="18"/>
           <w14:ligatures w14:val="none"/>
         </w:rPr>
-        <w:t>DevSecOps</w:t>
-      </w:r>
-      <w:proofErr w:type="spellEnd"/>
-      <w:r>
-        <w:rPr>
-          <w:rFonts w:ascii="Consolas" w:eastAsia="Times New Roman" w:hAnsi="Consolas" w:cs="Times New Roman"/>
-          <w:color w:val="A5D6FF"/>
-          <w:kern w:val="0"/>
-          <w:sz w:val="18"/>
-          <w:szCs w:val="18"/>
-          <w14:ligatures w14:val="none"/>
-        </w:rPr>
-        <w:t xml:space="preserve"> CI/CD Pipeline</w:t>
+        <w:t>DevSecOps CI/CD Pipeline</w:t>
       </w:r>
     </w:p>
     <w:p>
@@ -6084,9 +5495,19 @@
           <w:szCs w:val="18"/>
           <w14:ligatures w14:val="none"/>
         </w:rPr>
-        <w:t xml:space="preserve">: </w:t>
-      </w:r>
-      <w:proofErr w:type="gramStart"/>
+        <w:t xml:space="preserve">: [ </w:t>
+      </w:r>
+      <w:r>
+        <w:rPr>
+          <w:rFonts w:ascii="Consolas" w:eastAsia="Times New Roman" w:hAnsi="Consolas" w:cs="Times New Roman"/>
+          <w:color w:val="A5D6FF"/>
+          <w:kern w:val="0"/>
+          <w:sz w:val="18"/>
+          <w:szCs w:val="18"/>
+          <w14:ligatures w14:val="none"/>
+        </w:rPr>
+        <w:t>"main"</w:t>
+      </w:r>
       <w:r>
         <w:rPr>
           <w:rFonts w:ascii="Consolas" w:eastAsia="Times New Roman" w:hAnsi="Consolas" w:cs="Times New Roman"/>
@@ -6096,7 +5517,7 @@
           <w:szCs w:val="18"/>
           <w14:ligatures w14:val="none"/>
         </w:rPr>
-        <w:t xml:space="preserve">[ </w:t>
+        <w:t xml:space="preserve">, </w:t>
       </w:r>
       <w:r>
         <w:rPr>
@@ -6107,19 +5528,7 @@
           <w:szCs w:val="18"/>
           <w14:ligatures w14:val="none"/>
         </w:rPr>
-        <w:t>"</w:t>
-      </w:r>
-      <w:proofErr w:type="gramEnd"/>
-      <w:r>
-        <w:rPr>
-          <w:rFonts w:ascii="Consolas" w:eastAsia="Times New Roman" w:hAnsi="Consolas" w:cs="Times New Roman"/>
-          <w:color w:val="A5D6FF"/>
-          <w:kern w:val="0"/>
-          <w:sz w:val="18"/>
-          <w:szCs w:val="18"/>
-          <w14:ligatures w14:val="none"/>
-        </w:rPr>
-        <w:t>main"</w:t>
+        <w:t>"master"</w:t>
       </w:r>
       <w:r>
         <w:rPr>
@@ -6130,43 +5539,8 @@
           <w:szCs w:val="18"/>
           <w14:ligatures w14:val="none"/>
         </w:rPr>
-        <w:t xml:space="preserve">, </w:t>
-      </w:r>
-      <w:r>
-        <w:rPr>
-          <w:rFonts w:ascii="Consolas" w:eastAsia="Times New Roman" w:hAnsi="Consolas" w:cs="Times New Roman"/>
-          <w:color w:val="A5D6FF"/>
-          <w:kern w:val="0"/>
-          <w:sz w:val="18"/>
-          <w:szCs w:val="18"/>
-          <w14:ligatures w14:val="none"/>
-        </w:rPr>
-        <w:t>"master</w:t>
-      </w:r>
-      <w:proofErr w:type="gramStart"/>
-      <w:r>
-        <w:rPr>
-          <w:rFonts w:ascii="Consolas" w:eastAsia="Times New Roman" w:hAnsi="Consolas" w:cs="Times New Roman"/>
-          <w:color w:val="A5D6FF"/>
-          <w:kern w:val="0"/>
-          <w:sz w:val="18"/>
-          <w:szCs w:val="18"/>
-          <w14:ligatures w14:val="none"/>
-        </w:rPr>
-        <w:t>"</w:t>
-      </w:r>
-      <w:r>
-        <w:rPr>
-          <w:rFonts w:ascii="Consolas" w:eastAsia="Times New Roman" w:hAnsi="Consolas" w:cs="Times New Roman"/>
-          <w:color w:val="BBBEBF"/>
-          <w:kern w:val="0"/>
-          <w:sz w:val="18"/>
-          <w:szCs w:val="18"/>
-          <w14:ligatures w14:val="none"/>
-        </w:rPr>
         <w:t xml:space="preserve"> ]</w:t>
       </w:r>
-      <w:proofErr w:type="gramEnd"/>
     </w:p>
     <w:p>
       <w:pPr>
@@ -6192,7 +5566,6 @@
         </w:rPr>
         <w:t xml:space="preserve">  </w:t>
       </w:r>
-      <w:proofErr w:type="spellStart"/>
       <w:r>
         <w:rPr>
           <w:rFonts w:ascii="Consolas" w:eastAsia="Times New Roman" w:hAnsi="Consolas" w:cs="Times New Roman"/>
@@ -6204,7 +5577,6 @@
         </w:rPr>
         <w:t>pull_request</w:t>
       </w:r>
-      <w:proofErr w:type="spellEnd"/>
       <w:r>
         <w:rPr>
           <w:rFonts w:ascii="Consolas" w:eastAsia="Times New Roman" w:hAnsi="Consolas" w:cs="Times New Roman"/>
@@ -6261,9 +5633,19 @@
           <w:szCs w:val="18"/>
           <w14:ligatures w14:val="none"/>
         </w:rPr>
-        <w:t xml:space="preserve">: </w:t>
-      </w:r>
-      <w:proofErr w:type="gramStart"/>
+        <w:t xml:space="preserve">: [ </w:t>
+      </w:r>
+      <w:r>
+        <w:rPr>
+          <w:rFonts w:ascii="Consolas" w:eastAsia="Times New Roman" w:hAnsi="Consolas" w:cs="Times New Roman"/>
+          <w:color w:val="A5D6FF"/>
+          <w:kern w:val="0"/>
+          <w:sz w:val="18"/>
+          <w:szCs w:val="18"/>
+          <w14:ligatures w14:val="none"/>
+        </w:rPr>
+        <w:t>"main"</w:t>
+      </w:r>
       <w:r>
         <w:rPr>
           <w:rFonts w:ascii="Consolas" w:eastAsia="Times New Roman" w:hAnsi="Consolas" w:cs="Times New Roman"/>
@@ -6273,7 +5655,7 @@
           <w:szCs w:val="18"/>
           <w14:ligatures w14:val="none"/>
         </w:rPr>
-        <w:t xml:space="preserve">[ </w:t>
+        <w:t xml:space="preserve">, </w:t>
       </w:r>
       <w:r>
         <w:rPr>
@@ -6284,19 +5666,7 @@
           <w:szCs w:val="18"/>
           <w14:ligatures w14:val="none"/>
         </w:rPr>
-        <w:t>"</w:t>
-      </w:r>
-      <w:proofErr w:type="gramEnd"/>
-      <w:r>
-        <w:rPr>
-          <w:rFonts w:ascii="Consolas" w:eastAsia="Times New Roman" w:hAnsi="Consolas" w:cs="Times New Roman"/>
-          <w:color w:val="A5D6FF"/>
-          <w:kern w:val="0"/>
-          <w:sz w:val="18"/>
-          <w:szCs w:val="18"/>
-          <w14:ligatures w14:val="none"/>
-        </w:rPr>
-        <w:t>main"</w:t>
+        <w:t>"master"</w:t>
       </w:r>
       <w:r>
         <w:rPr>
@@ -6307,43 +5677,8 @@
           <w:szCs w:val="18"/>
           <w14:ligatures w14:val="none"/>
         </w:rPr>
-        <w:t xml:space="preserve">, </w:t>
-      </w:r>
-      <w:r>
-        <w:rPr>
-          <w:rFonts w:ascii="Consolas" w:eastAsia="Times New Roman" w:hAnsi="Consolas" w:cs="Times New Roman"/>
-          <w:color w:val="A5D6FF"/>
-          <w:kern w:val="0"/>
-          <w:sz w:val="18"/>
-          <w:szCs w:val="18"/>
-          <w14:ligatures w14:val="none"/>
-        </w:rPr>
-        <w:t>"master</w:t>
-      </w:r>
-      <w:proofErr w:type="gramStart"/>
-      <w:r>
-        <w:rPr>
-          <w:rFonts w:ascii="Consolas" w:eastAsia="Times New Roman" w:hAnsi="Consolas" w:cs="Times New Roman"/>
-          <w:color w:val="A5D6FF"/>
-          <w:kern w:val="0"/>
-          <w:sz w:val="18"/>
-          <w:szCs w:val="18"/>
-          <w14:ligatures w14:val="none"/>
-        </w:rPr>
-        <w:t>"</w:t>
-      </w:r>
-      <w:r>
-        <w:rPr>
-          <w:rFonts w:ascii="Consolas" w:eastAsia="Times New Roman" w:hAnsi="Consolas" w:cs="Times New Roman"/>
-          <w:color w:val="BBBEBF"/>
-          <w:kern w:val="0"/>
-          <w:sz w:val="18"/>
-          <w:szCs w:val="18"/>
-          <w14:ligatures w14:val="none"/>
-        </w:rPr>
         <w:t xml:space="preserve"> ]</w:t>
       </w:r>
-      <w:proofErr w:type="gramEnd"/>
     </w:p>
     <w:p>
       <w:pPr>
@@ -6510,7 +5845,6 @@
         </w:rPr>
         <w:t xml:space="preserve">    </w:t>
       </w:r>
-      <w:proofErr w:type="gramStart"/>
       <w:r>
         <w:rPr>
           <w:rFonts w:ascii="Consolas" w:eastAsia="Times New Roman" w:hAnsi="Consolas" w:cs="Times New Roman"/>
@@ -6522,7 +5856,6 @@
         </w:rPr>
         <w:t>steps</w:t>
       </w:r>
-      <w:proofErr w:type="gramEnd"/>
       <w:r>
         <w:rPr>
           <w:rFonts w:ascii="Consolas" w:eastAsia="Times New Roman" w:hAnsi="Consolas" w:cs="Times New Roman"/>
@@ -6926,7 +6259,6 @@
         </w:rPr>
         <w:t xml:space="preserve">: </w:t>
       </w:r>
-      <w:proofErr w:type="spellStart"/>
       <w:r>
         <w:rPr>
           <w:rFonts w:ascii="Consolas" w:eastAsia="Times New Roman" w:hAnsi="Consolas" w:cs="Times New Roman"/>
@@ -6936,19 +6268,7 @@
           <w:szCs w:val="18"/>
           <w14:ligatures w14:val="none"/>
         </w:rPr>
-        <w:t>gitleaks</w:t>
-      </w:r>
-      <w:proofErr w:type="spellEnd"/>
-      <w:r>
-        <w:rPr>
-          <w:rFonts w:ascii="Consolas" w:eastAsia="Times New Roman" w:hAnsi="Consolas" w:cs="Times New Roman"/>
-          <w:color w:val="A5D6FF"/>
-          <w:kern w:val="0"/>
-          <w:sz w:val="18"/>
-          <w:szCs w:val="18"/>
-          <w14:ligatures w14:val="none"/>
-        </w:rPr>
-        <w:t>/gitleaks-action@v2</w:t>
+        <w:t>gitleaks/gitleaks-action@v2</w:t>
       </w:r>
     </w:p>
     <w:p>
@@ -7075,79 +6395,7 @@
           <w:szCs w:val="18"/>
           <w14:ligatures w14:val="none"/>
         </w:rPr>
-        <w:t>$</w:t>
-      </w:r>
-      <w:proofErr w:type="gramStart"/>
-      <w:r>
-        <w:rPr>
-          <w:rFonts w:ascii="Consolas" w:eastAsia="Times New Roman" w:hAnsi="Consolas" w:cs="Times New Roman"/>
-          <w:color w:val="A5D6FF"/>
-          <w:kern w:val="0"/>
-          <w:sz w:val="18"/>
-          <w:szCs w:val="18"/>
-          <w14:ligatures w14:val="none"/>
-        </w:rPr>
-        <w:t xml:space="preserve">{{ </w:t>
-      </w:r>
-      <w:proofErr w:type="spellStart"/>
-      <w:r>
-        <w:rPr>
-          <w:rFonts w:ascii="Consolas" w:eastAsia="Times New Roman" w:hAnsi="Consolas" w:cs="Times New Roman"/>
-          <w:color w:val="A5D6FF"/>
-          <w:kern w:val="0"/>
-          <w:sz w:val="18"/>
-          <w:szCs w:val="18"/>
-          <w14:ligatures w14:val="none"/>
-        </w:rPr>
-        <w:t>secrets</w:t>
-      </w:r>
-      <w:proofErr w:type="gramEnd"/>
-      <w:r>
-        <w:rPr>
-          <w:rFonts w:ascii="Consolas" w:eastAsia="Times New Roman" w:hAnsi="Consolas" w:cs="Times New Roman"/>
-          <w:color w:val="A5D6FF"/>
-          <w:kern w:val="0"/>
-          <w:sz w:val="18"/>
-          <w:szCs w:val="18"/>
-          <w14:ligatures w14:val="none"/>
-        </w:rPr>
-        <w:t>.GITHUB_</w:t>
-      </w:r>
-      <w:proofErr w:type="gramStart"/>
-      <w:r>
-        <w:rPr>
-          <w:rFonts w:ascii="Consolas" w:eastAsia="Times New Roman" w:hAnsi="Consolas" w:cs="Times New Roman"/>
-          <w:color w:val="A5D6FF"/>
-          <w:kern w:val="0"/>
-          <w:sz w:val="18"/>
-          <w:szCs w:val="18"/>
-          <w14:ligatures w14:val="none"/>
-        </w:rPr>
-        <w:t>TOKEN</w:t>
-      </w:r>
-      <w:proofErr w:type="spellEnd"/>
-      <w:r>
-        <w:rPr>
-          <w:rFonts w:ascii="Consolas" w:eastAsia="Times New Roman" w:hAnsi="Consolas" w:cs="Times New Roman"/>
-          <w:color w:val="A5D6FF"/>
-          <w:kern w:val="0"/>
-          <w:sz w:val="18"/>
-          <w:szCs w:val="18"/>
-          <w14:ligatures w14:val="none"/>
-        </w:rPr>
-        <w:t xml:space="preserve"> }</w:t>
-      </w:r>
-      <w:proofErr w:type="gramEnd"/>
-      <w:r>
-        <w:rPr>
-          <w:rFonts w:ascii="Consolas" w:eastAsia="Times New Roman" w:hAnsi="Consolas" w:cs="Times New Roman"/>
-          <w:color w:val="A5D6FF"/>
-          <w:kern w:val="0"/>
-          <w:sz w:val="18"/>
-          <w:szCs w:val="18"/>
-          <w14:ligatures w14:val="none"/>
-        </w:rPr>
-        <w:t>}</w:t>
+        <w:t>${{ secrets.GITHUB_TOKEN }}</w:t>
       </w:r>
     </w:p>
     <w:p>
@@ -7216,31 +6464,7 @@
           <w:szCs w:val="18"/>
           <w14:ligatures w14:val="none"/>
         </w:rPr>
-        <w:t>2. SAST Scan Gate (</w:t>
-      </w:r>
-      <w:proofErr w:type="spellStart"/>
-      <w:r>
-        <w:rPr>
-          <w:rFonts w:ascii="Consolas" w:eastAsia="Times New Roman" w:hAnsi="Consolas" w:cs="Times New Roman"/>
-          <w:color w:val="A5D6FF"/>
-          <w:kern w:val="0"/>
-          <w:sz w:val="18"/>
-          <w:szCs w:val="18"/>
-          <w14:ligatures w14:val="none"/>
-        </w:rPr>
-        <w:t>Semgrep</w:t>
-      </w:r>
-      <w:proofErr w:type="spellEnd"/>
-      <w:r>
-        <w:rPr>
-          <w:rFonts w:ascii="Consolas" w:eastAsia="Times New Roman" w:hAnsi="Consolas" w:cs="Times New Roman"/>
-          <w:color w:val="A5D6FF"/>
-          <w:kern w:val="0"/>
-          <w:sz w:val="18"/>
-          <w:szCs w:val="18"/>
-          <w14:ligatures w14:val="none"/>
-        </w:rPr>
-        <w:t>)</w:t>
+        <w:t>2. SAST Scan Gate (Semgrep)</w:t>
       </w:r>
     </w:p>
     <w:p>
@@ -7356,21 +6580,8 @@
           <w:szCs w:val="18"/>
           <w14:ligatures w14:val="none"/>
         </w:rPr>
-        <w:t xml:space="preserve">pip install </w:t>
-      </w:r>
-      <w:proofErr w:type="spellStart"/>
-      <w:r>
-        <w:rPr>
-          <w:rFonts w:ascii="Consolas" w:eastAsia="Times New Roman" w:hAnsi="Consolas" w:cs="Times New Roman"/>
-          <w:color w:val="A5D6FF"/>
-          <w:kern w:val="0"/>
-          <w:sz w:val="18"/>
-          <w:szCs w:val="18"/>
-          <w14:ligatures w14:val="none"/>
-        </w:rPr>
-        <w:t>semgrep</w:t>
-      </w:r>
-      <w:proofErr w:type="spellEnd"/>
+        <w:t>pip install semgrep</w:t>
+      </w:r>
     </w:p>
     <w:p>
       <w:pPr>
@@ -7416,31 +6627,7 @@
           <w:szCs w:val="18"/>
           <w14:ligatures w14:val="none"/>
         </w:rPr>
-        <w:t xml:space="preserve">  </w:t>
-      </w:r>
-      <w:proofErr w:type="spellStart"/>
-      <w:r>
-        <w:rPr>
-          <w:rFonts w:ascii="Consolas" w:eastAsia="Times New Roman" w:hAnsi="Consolas" w:cs="Times New Roman"/>
-          <w:color w:val="A5D6FF"/>
-          <w:kern w:val="0"/>
-          <w:sz w:val="18"/>
-          <w:szCs w:val="18"/>
-          <w14:ligatures w14:val="none"/>
-        </w:rPr>
-        <w:t>semgrep</w:t>
-      </w:r>
-      <w:proofErr w:type="spellEnd"/>
-      <w:r>
-        <w:rPr>
-          <w:rFonts w:ascii="Consolas" w:eastAsia="Times New Roman" w:hAnsi="Consolas" w:cs="Times New Roman"/>
-          <w:color w:val="A5D6FF"/>
-          <w:kern w:val="0"/>
-          <w:sz w:val="18"/>
-          <w:szCs w:val="18"/>
-          <w14:ligatures w14:val="none"/>
-        </w:rPr>
-        <w:t xml:space="preserve"> scan --config auto app/ </w:t>
+        <w:t xml:space="preserve">  semgrep scan --config auto app/ </w:t>
       </w:r>
     </w:p>
     <w:p>
@@ -7600,31 +6787,7 @@
           <w:szCs w:val="18"/>
           <w14:ligatures w14:val="none"/>
         </w:rPr>
-        <w:t>3. SCA / Dependency Scan Gate (</w:t>
-      </w:r>
-      <w:proofErr w:type="spellStart"/>
-      <w:r>
-        <w:rPr>
-          <w:rFonts w:ascii="Consolas" w:eastAsia="Times New Roman" w:hAnsi="Consolas" w:cs="Times New Roman"/>
-          <w:color w:val="A5D6FF"/>
-          <w:kern w:val="0"/>
-          <w:sz w:val="18"/>
-          <w:szCs w:val="18"/>
-          <w14:ligatures w14:val="none"/>
-        </w:rPr>
-        <w:t>npm</w:t>
-      </w:r>
-      <w:proofErr w:type="spellEnd"/>
-      <w:r>
-        <w:rPr>
-          <w:rFonts w:ascii="Consolas" w:eastAsia="Times New Roman" w:hAnsi="Consolas" w:cs="Times New Roman"/>
-          <w:color w:val="A5D6FF"/>
-          <w:kern w:val="0"/>
-          <w:sz w:val="18"/>
-          <w:szCs w:val="18"/>
-          <w14:ligatures w14:val="none"/>
-        </w:rPr>
-        <w:t xml:space="preserve"> audit)</w:t>
+        <w:t>3. SCA / Dependency Scan Gate (npm audit)</w:t>
       </w:r>
     </w:p>
     <w:p>
@@ -7787,31 +6950,7 @@
           <w:szCs w:val="18"/>
           <w14:ligatures w14:val="none"/>
         </w:rPr>
-        <w:t xml:space="preserve">  </w:t>
-      </w:r>
-      <w:proofErr w:type="spellStart"/>
-      <w:r>
-        <w:rPr>
-          <w:rFonts w:ascii="Consolas" w:eastAsia="Times New Roman" w:hAnsi="Consolas" w:cs="Times New Roman"/>
-          <w:color w:val="A5D6FF"/>
-          <w:kern w:val="0"/>
-          <w:sz w:val="18"/>
-          <w:szCs w:val="18"/>
-          <w14:ligatures w14:val="none"/>
-        </w:rPr>
-        <w:t>npm</w:t>
-      </w:r>
-      <w:proofErr w:type="spellEnd"/>
-      <w:r>
-        <w:rPr>
-          <w:rFonts w:ascii="Consolas" w:eastAsia="Times New Roman" w:hAnsi="Consolas" w:cs="Times New Roman"/>
-          <w:color w:val="A5D6FF"/>
-          <w:kern w:val="0"/>
-          <w:sz w:val="18"/>
-          <w:szCs w:val="18"/>
-          <w14:ligatures w14:val="none"/>
-        </w:rPr>
-        <w:t xml:space="preserve"> install --package-lock-only</w:t>
+        <w:t>  npm install --package-lock-only</w:t>
       </w:r>
     </w:p>
     <w:p>
@@ -7858,31 +6997,7 @@
           <w:szCs w:val="18"/>
           <w14:ligatures w14:val="none"/>
         </w:rPr>
-        <w:t xml:space="preserve">  </w:t>
-      </w:r>
-      <w:proofErr w:type="spellStart"/>
-      <w:r>
-        <w:rPr>
-          <w:rFonts w:ascii="Consolas" w:eastAsia="Times New Roman" w:hAnsi="Consolas" w:cs="Times New Roman"/>
-          <w:color w:val="A5D6FF"/>
-          <w:kern w:val="0"/>
-          <w:sz w:val="18"/>
-          <w:szCs w:val="18"/>
-          <w14:ligatures w14:val="none"/>
-        </w:rPr>
-        <w:t>npm</w:t>
-      </w:r>
-      <w:proofErr w:type="spellEnd"/>
-      <w:r>
-        <w:rPr>
-          <w:rFonts w:ascii="Consolas" w:eastAsia="Times New Roman" w:hAnsi="Consolas" w:cs="Times New Roman"/>
-          <w:color w:val="A5D6FF"/>
-          <w:kern w:val="0"/>
-          <w:sz w:val="18"/>
-          <w:szCs w:val="18"/>
-          <w14:ligatures w14:val="none"/>
-        </w:rPr>
-        <w:t xml:space="preserve"> audit --audit-level=high</w:t>
+        <w:t>  npm audit --audit-level=high</w:t>
       </w:r>
     </w:p>
     <w:p>
@@ -8089,60 +7204,8 @@
           <w:szCs w:val="18"/>
           <w14:ligatures w14:val="none"/>
         </w:rPr>
-        <w:t>docker build -t pulina/</w:t>
-      </w:r>
-      <w:proofErr w:type="spellStart"/>
-      <w:proofErr w:type="gramStart"/>
-      <w:r>
-        <w:rPr>
-          <w:rFonts w:ascii="Consolas" w:eastAsia="Times New Roman" w:hAnsi="Consolas" w:cs="Times New Roman"/>
-          <w:color w:val="A5D6FF"/>
-          <w:kern w:val="0"/>
-          <w:sz w:val="18"/>
-          <w:szCs w:val="18"/>
-          <w14:ligatures w14:val="none"/>
-        </w:rPr>
-        <w:t>nodegoat:latest</w:t>
-      </w:r>
-      <w:proofErr w:type="spellEnd"/>
-      <w:proofErr w:type="gramEnd"/>
-      <w:r>
-        <w:rPr>
-          <w:rFonts w:ascii="Consolas" w:eastAsia="Times New Roman" w:hAnsi="Consolas" w:cs="Times New Roman"/>
-          <w:color w:val="A5D6FF"/>
-          <w:kern w:val="0"/>
-          <w:sz w:val="18"/>
-          <w:szCs w:val="18"/>
-          <w14:ligatures w14:val="none"/>
-        </w:rPr>
-        <w:t xml:space="preserve"> -f docker/</w:t>
-      </w:r>
-      <w:proofErr w:type="spellStart"/>
-      <w:proofErr w:type="gramStart"/>
-      <w:r>
-        <w:rPr>
-          <w:rFonts w:ascii="Consolas" w:eastAsia="Times New Roman" w:hAnsi="Consolas" w:cs="Times New Roman"/>
-          <w:color w:val="A5D6FF"/>
-          <w:kern w:val="0"/>
-          <w:sz w:val="18"/>
-          <w:szCs w:val="18"/>
-          <w14:ligatures w14:val="none"/>
-        </w:rPr>
-        <w:t>Dockerfile</w:t>
-      </w:r>
-      <w:proofErr w:type="spellEnd"/>
-      <w:r>
-        <w:rPr>
-          <w:rFonts w:ascii="Consolas" w:eastAsia="Times New Roman" w:hAnsi="Consolas" w:cs="Times New Roman"/>
-          <w:color w:val="A5D6FF"/>
-          <w:kern w:val="0"/>
-          <w:sz w:val="18"/>
-          <w:szCs w:val="18"/>
-          <w14:ligatures w14:val="none"/>
-        </w:rPr>
-        <w:t xml:space="preserve"> .</w:t>
-      </w:r>
-      <w:proofErr w:type="gramEnd"/>
+        <w:t>docker build -t pulina/nodegoat:latest -f docker/Dockerfile .</w:t>
+      </w:r>
     </w:p>
     <w:p>
       <w:pPr>
@@ -8210,31 +7273,7 @@
           <w:szCs w:val="18"/>
           <w14:ligatures w14:val="none"/>
         </w:rPr>
-        <w:t>4. Container Image Scan Gate (</w:t>
-      </w:r>
-      <w:proofErr w:type="spellStart"/>
-      <w:r>
-        <w:rPr>
-          <w:rFonts w:ascii="Consolas" w:eastAsia="Times New Roman" w:hAnsi="Consolas" w:cs="Times New Roman"/>
-          <w:color w:val="A5D6FF"/>
-          <w:kern w:val="0"/>
-          <w:sz w:val="18"/>
-          <w:szCs w:val="18"/>
-          <w14:ligatures w14:val="none"/>
-        </w:rPr>
-        <w:t>Trivy</w:t>
-      </w:r>
-      <w:proofErr w:type="spellEnd"/>
-      <w:r>
-        <w:rPr>
-          <w:rFonts w:ascii="Consolas" w:eastAsia="Times New Roman" w:hAnsi="Consolas" w:cs="Times New Roman"/>
-          <w:color w:val="A5D6FF"/>
-          <w:kern w:val="0"/>
-          <w:sz w:val="18"/>
-          <w:szCs w:val="18"/>
-          <w14:ligatures w14:val="none"/>
-        </w:rPr>
-        <w:t>)</w:t>
+        <w:t>4. Container Image Scan Gate (Trivy)</w:t>
       </w:r>
     </w:p>
     <w:p>
@@ -8294,7 +7333,6 @@
         </w:rPr>
         <w:t xml:space="preserve">: </w:t>
       </w:r>
-      <w:proofErr w:type="spellStart"/>
       <w:r>
         <w:rPr>
           <w:rFonts w:ascii="Consolas" w:eastAsia="Times New Roman" w:hAnsi="Consolas" w:cs="Times New Roman"/>
@@ -8304,33 +7342,8 @@
           <w:szCs w:val="18"/>
           <w14:ligatures w14:val="none"/>
         </w:rPr>
-        <w:t>aquasecurity</w:t>
-      </w:r>
-      <w:proofErr w:type="spellEnd"/>
-      <w:r>
-        <w:rPr>
-          <w:rFonts w:ascii="Consolas" w:eastAsia="Times New Roman" w:hAnsi="Consolas" w:cs="Times New Roman"/>
-          <w:color w:val="A5D6FF"/>
-          <w:kern w:val="0"/>
-          <w:sz w:val="18"/>
-          <w:szCs w:val="18"/>
-          <w14:ligatures w14:val="none"/>
-        </w:rPr>
-        <w:t>/</w:t>
-      </w:r>
-      <w:proofErr w:type="spellStart"/>
-      <w:r>
-        <w:rPr>
-          <w:rFonts w:ascii="Consolas" w:eastAsia="Times New Roman" w:hAnsi="Consolas" w:cs="Times New Roman"/>
-          <w:color w:val="A5D6FF"/>
-          <w:kern w:val="0"/>
-          <w:sz w:val="18"/>
-          <w:szCs w:val="18"/>
-          <w14:ligatures w14:val="none"/>
-        </w:rPr>
-        <w:t>trivy-action@master</w:t>
-      </w:r>
-      <w:proofErr w:type="spellEnd"/>
+        <w:t>aquasecurity/trivy-action@master</w:t>
+      </w:r>
     </w:p>
     <w:p>
       <w:pPr>
@@ -8456,33 +7469,7 @@
           <w:szCs w:val="18"/>
           <w14:ligatures w14:val="none"/>
         </w:rPr>
-        <w:t>'pulina/</w:t>
-      </w:r>
-      <w:proofErr w:type="spellStart"/>
-      <w:proofErr w:type="gramStart"/>
-      <w:r>
-        <w:rPr>
-          <w:rFonts w:ascii="Consolas" w:eastAsia="Times New Roman" w:hAnsi="Consolas" w:cs="Times New Roman"/>
-          <w:color w:val="A5D6FF"/>
-          <w:kern w:val="0"/>
-          <w:sz w:val="18"/>
-          <w:szCs w:val="18"/>
-          <w14:ligatures w14:val="none"/>
-        </w:rPr>
-        <w:t>nodegoat:latest</w:t>
-      </w:r>
-      <w:proofErr w:type="spellEnd"/>
-      <w:proofErr w:type="gramEnd"/>
-      <w:r>
-        <w:rPr>
-          <w:rFonts w:ascii="Consolas" w:eastAsia="Times New Roman" w:hAnsi="Consolas" w:cs="Times New Roman"/>
-          <w:color w:val="A5D6FF"/>
-          <w:kern w:val="0"/>
-          <w:sz w:val="18"/>
-          <w:szCs w:val="18"/>
-          <w14:ligatures w14:val="none"/>
-        </w:rPr>
-        <w:t>'</w:t>
+        <w:t>'pulina/nodegoat:latest'</w:t>
       </w:r>
     </w:p>
     <w:p>
@@ -8622,7 +7609,6 @@
         </w:rPr>
         <w:t>'</w:t>
       </w:r>
-      <w:proofErr w:type="gramStart"/>
       <w:r>
         <w:rPr>
           <w:rFonts w:ascii="Consolas" w:eastAsia="Times New Roman" w:hAnsi="Consolas" w:cs="Times New Roman"/>
@@ -8665,19 +7651,7 @@
           <w:szCs w:val="18"/>
           <w14:ligatures w14:val="none"/>
         </w:rPr>
-        <w:t>#</w:t>
-      </w:r>
-      <w:proofErr w:type="gramEnd"/>
-      <w:r>
-        <w:rPr>
-          <w:rFonts w:ascii="Consolas" w:eastAsia="Times New Roman" w:hAnsi="Consolas" w:cs="Times New Roman"/>
-          <w:color w:val="8B949E"/>
-          <w:kern w:val="0"/>
-          <w:sz w:val="18"/>
-          <w:szCs w:val="18"/>
-          <w14:ligatures w14:val="none"/>
-        </w:rPr>
-        <w:t xml:space="preserve"> Enforces pipeline blocking on HIGH/CRITICAL vulnerabilities</w:t>
+        <w:t># Enforces pipeline blocking on HIGH/CRITICAL vulnerabilities</w:t>
       </w:r>
     </w:p>
     <w:p>
@@ -8815,33 +7789,7 @@
           <w:szCs w:val="18"/>
           <w14:ligatures w14:val="none"/>
         </w:rPr>
-        <w:t>'</w:t>
-      </w:r>
-      <w:proofErr w:type="spellStart"/>
-      <w:proofErr w:type="gramStart"/>
-      <w:r>
-        <w:rPr>
-          <w:rFonts w:ascii="Consolas" w:eastAsia="Times New Roman" w:hAnsi="Consolas" w:cs="Times New Roman"/>
-          <w:color w:val="A5D6FF"/>
-          <w:kern w:val="0"/>
-          <w:sz w:val="18"/>
-          <w:szCs w:val="18"/>
-          <w14:ligatures w14:val="none"/>
-        </w:rPr>
-        <w:t>os,library</w:t>
-      </w:r>
-      <w:proofErr w:type="spellEnd"/>
-      <w:proofErr w:type="gramEnd"/>
-      <w:r>
-        <w:rPr>
-          <w:rFonts w:ascii="Consolas" w:eastAsia="Times New Roman" w:hAnsi="Consolas" w:cs="Times New Roman"/>
-          <w:color w:val="A5D6FF"/>
-          <w:kern w:val="0"/>
-          <w:sz w:val="18"/>
-          <w:szCs w:val="18"/>
-          <w14:ligatures w14:val="none"/>
-        </w:rPr>
-        <w:t>'</w:t>
+        <w:t>'os,library'</w:t>
       </w:r>
     </w:p>
     <w:p>
@@ -8910,31 +7858,7 @@
           <w:szCs w:val="18"/>
           <w14:ligatures w14:val="none"/>
         </w:rPr>
-        <w:t>'</w:t>
-      </w:r>
-      <w:proofErr w:type="gramStart"/>
-      <w:r>
-        <w:rPr>
-          <w:rFonts w:ascii="Consolas" w:eastAsia="Times New Roman" w:hAnsi="Consolas" w:cs="Times New Roman"/>
-          <w:color w:val="A5D6FF"/>
-          <w:kern w:val="0"/>
-          <w:sz w:val="18"/>
-          <w:szCs w:val="18"/>
-          <w14:ligatures w14:val="none"/>
-        </w:rPr>
-        <w:t>HIGH,CRITICAL</w:t>
-      </w:r>
-      <w:proofErr w:type="gramEnd"/>
-      <w:r>
-        <w:rPr>
-          <w:rFonts w:ascii="Consolas" w:eastAsia="Times New Roman" w:hAnsi="Consolas" w:cs="Times New Roman"/>
-          <w:color w:val="A5D6FF"/>
-          <w:kern w:val="0"/>
-          <w:sz w:val="18"/>
-          <w:szCs w:val="18"/>
-          <w14:ligatures w14:val="none"/>
-        </w:rPr>
-        <w:t>'</w:t>
+        <w:t>'HIGH,CRITICAL'</w:t>
       </w:r>
     </w:p>
     <w:p/>
@@ -9126,15 +8050,7 @@
     </w:p>
     <w:p>
       <w:r>
-        <w:t xml:space="preserve">By removing all hardcoded credentials like ZAP API keys and MongoDB connection strings found in the source code (development.js and test.js) and replacing them with environment-variables-references, it becomes possible to ensure that the production code does not contain any secrets. To ensure that Docker image layers do not contain any hardcoded credentials as well (as those could be extracted via docker history command), such credentials are removed from the </w:t>
-      </w:r>
-      <w:proofErr w:type="spellStart"/>
-      <w:r>
-        <w:t>Dockerfile</w:t>
-      </w:r>
-      <w:proofErr w:type="spellEnd"/>
-      <w:r>
-        <w:t xml:space="preserve"> and only provided during the application’s runtime. In the case of the local development environment, the variables are defined in a .env file that is not tracked by Git. As for the CI/CD multibranch pipeline, the variables are set during the GitHub Actions execution via the GitHub Actions Encrypted Secrets feature.</w:t>
+        <w:t>By removing all hardcoded credentials like ZAP API keys and MongoDB connection strings found in the source code (development.js and test.js) and replacing them with environment-variables-references, it becomes possible to ensure that the production code does not contain any secrets. To ensure that Docker image layers do not contain any hardcoded credentials as well (as those could be extracted via docker history command), such credentials are removed from the Dockerfile and only provided during the application’s runtime. In the case of the local development environment, the variables are defined in a .env file that is not tracked by Git. As for the CI/CD multibranch pipeline, the variables are set during the GitHub Actions execution via the GitHub Actions Encrypted Secrets feature.</w:t>
       </w:r>
     </w:p>
     <w:p>
@@ -9338,55 +8254,7 @@
     </w:p>
     <w:p>
       <w:r>
-        <w:t xml:space="preserve">This wasn't a smash-and-grab hack; it was a patient social engineering operation. Once in control, the attacker added a new, obscure sub-dependency called </w:t>
-      </w:r>
-      <w:proofErr w:type="spellStart"/>
-      <w:r>
-        <w:t>flatmap</w:t>
-      </w:r>
-      <w:proofErr w:type="spellEnd"/>
-      <w:r>
-        <w:t xml:space="preserve">-stream to the project. On GitHub, the code for </w:t>
-      </w:r>
-      <w:proofErr w:type="spellStart"/>
-      <w:r>
-        <w:t>flatmap</w:t>
-      </w:r>
-      <w:proofErr w:type="spellEnd"/>
-      <w:r>
-        <w:t xml:space="preserve">-stream looked perfectly harmless. But the version pushed to the </w:t>
-      </w:r>
-      <w:proofErr w:type="spellStart"/>
-      <w:r>
-        <w:t>npm</w:t>
-      </w:r>
-      <w:proofErr w:type="spellEnd"/>
-      <w:r>
-        <w:t xml:space="preserve"> </w:t>
-      </w:r>
-      <w:proofErr w:type="gramStart"/>
-      <w:r>
-        <w:t>registry—</w:t>
-      </w:r>
-      <w:proofErr w:type="gramEnd"/>
-      <w:r>
-        <w:t xml:space="preserve">the code that </w:t>
-      </w:r>
-      <w:proofErr w:type="gramStart"/>
-      <w:r>
-        <w:t>actually gets</w:t>
-      </w:r>
-      <w:proofErr w:type="gramEnd"/>
-      <w:r>
-        <w:t xml:space="preserve"> downloaded when developers run </w:t>
-      </w:r>
-      <w:proofErr w:type="spellStart"/>
-      <w:r>
-        <w:t>npm</w:t>
-      </w:r>
-      <w:proofErr w:type="spellEnd"/>
-      <w:r>
-        <w:t xml:space="preserve"> install—contained highly obfuscated, encrypted malware.</w:t>
+        <w:t>This wasn't a smash-and-grab hack; it was a patient social engineering operation. Once in control, the attacker added a new, obscure sub-dependency called flatmap-stream to the project. On GitHub, the code for flatmap-stream looked perfectly harmless. But the version pushed to the npm registry—the code that actually gets downloaded when developers run npm install—contained highly obfuscated, encrypted malware.</w:t>
       </w:r>
     </w:p>
     <w:p>
@@ -9407,23 +8275,7 @@
     </w:p>
     <w:p>
       <w:r>
-        <w:t xml:space="preserve">The event-stream incident proves that simply writing secure code is no longer enough; we </w:t>
-      </w:r>
-      <w:proofErr w:type="gramStart"/>
-      <w:r>
-        <w:t>have to</w:t>
-      </w:r>
-      <w:proofErr w:type="gramEnd"/>
-      <w:r>
-        <w:t xml:space="preserve"> secure the tools and libraries we build our code with. You cannot just assume a package is safe because it is popular. The </w:t>
-      </w:r>
-      <w:proofErr w:type="spellStart"/>
-      <w:r>
-        <w:t>DevSecOps</w:t>
-      </w:r>
-      <w:proofErr w:type="spellEnd"/>
-      <w:r>
-        <w:t xml:space="preserve"> pipeline we built for this project is specifically designed to catch and neutralize exactly this type of threat using a defense-in-depth approach.</w:t>
+        <w:t>The event-stream incident proves that simply writing secure code is no longer enough; we have to secure the tools and libraries we build our code with. You cannot just assume a package is safe because it is popular. The DevSecOps pipeline we built for this project is specifically designed to catch and neutralize exactly this type of threat using a defense-in-depth approach.</w:t>
       </w:r>
     </w:p>
     <w:p>
@@ -9439,23 +8291,7 @@
           <w:b/>
           <w:bCs/>
         </w:rPr>
-        <w:t>Software Composition Analysis (</w:t>
-      </w:r>
-      <w:proofErr w:type="spellStart"/>
-      <w:r>
-        <w:rPr>
-          <w:b/>
-          <w:bCs/>
-        </w:rPr>
-        <w:t>npm</w:t>
-      </w:r>
-      <w:proofErr w:type="spellEnd"/>
-      <w:r>
-        <w:rPr>
-          <w:b/>
-          <w:bCs/>
-        </w:rPr>
-        <w:t xml:space="preserve"> audit)</w:t>
+        <w:t>Software Composition Analysis (npm audit)</w:t>
       </w:r>
       <w:r>
         <w:t xml:space="preserve"> </w:t>
@@ -9463,44 +8299,12 @@
     </w:p>
     <w:p>
       <w:r>
-        <w:t xml:space="preserve">The first line of defense in our GitHub Actions workflow is the Software Composition Analysis (SCA) gate, powered by </w:t>
-      </w:r>
-      <w:proofErr w:type="spellStart"/>
-      <w:r>
-        <w:t>npm</w:t>
-      </w:r>
-      <w:proofErr w:type="spellEnd"/>
-      <w:r>
-        <w:t xml:space="preserve"> audit. Supply chain attacks rely on the fact that package managers automatically pull down the newest versions of dependencies. When a malicious package is finally discovered by security researchers, it is flagged and added to global vulnerability databases.</w:t>
-      </w:r>
-    </w:p>
-    <w:p>
-      <w:r>
-        <w:t xml:space="preserve">By running </w:t>
-      </w:r>
-      <w:proofErr w:type="spellStart"/>
-      <w:r>
-        <w:t>npm</w:t>
-      </w:r>
-      <w:proofErr w:type="spellEnd"/>
-      <w:r>
-        <w:t xml:space="preserve"> audit --audit-level=high in our pipeline, we are essentially running an automated background check on every single piece of third-party code in our project. The tool cross-references our package-</w:t>
-      </w:r>
-      <w:proofErr w:type="spellStart"/>
-      <w:r>
-        <w:t>lock.json</w:t>
-      </w:r>
-      <w:proofErr w:type="spellEnd"/>
-      <w:r>
-        <w:t xml:space="preserve"> file against these global databases. If a developer accidentally pulls in a compromised library like </w:t>
-      </w:r>
-      <w:proofErr w:type="spellStart"/>
-      <w:r>
-        <w:t>flatmap</w:t>
-      </w:r>
-      <w:proofErr w:type="spellEnd"/>
-      <w:r>
-        <w:t>-stream, the SCA scan immediately detects the known CVE (Common Vulnerabilities and Exposures) signature. The pipeline exits with a failed status, turns red, and physically blocks the compromised code from moving forward in the build process. It acts as an automated guardrail against trusting poisoned open-source libraries.</w:t>
+        <w:t>The first line of defense in our GitHub Actions workflow is the Software Composition Analysis (SCA) gate, powered by npm audit. Supply chain attacks rely on the fact that package managers automatically pull down the newest versions of dependencies. When a malicious package is finally discovered by security researchers, it is flagged and added to global vulnerability databases.</w:t>
+      </w:r>
+    </w:p>
+    <w:p>
+      <w:r>
+        <w:t>By running npm audit --audit-level=high in our pipeline, we are essentially running an automated background check on every single piece of third-party code in our project. The tool cross-references our package-lock.json file against these global databases. If a developer accidentally pulls in a compromised library like flatmap-stream, the SCA scan immediately detects the known CVE (Common Vulnerabilities and Exposures) signature. The pipeline exits with a failed status, turns red, and physically blocks the compromised code from moving forward in the build process. It acts as an automated guardrail against trusting poisoned open-source libraries.</w:t>
       </w:r>
     </w:p>
     <w:p>
@@ -9516,23 +8320,7 @@
           <w:b/>
           <w:bCs/>
         </w:rPr>
-        <w:t>Container Image Scanning (</w:t>
-      </w:r>
-      <w:proofErr w:type="spellStart"/>
-      <w:r>
-        <w:rPr>
-          <w:b/>
-          <w:bCs/>
-        </w:rPr>
-        <w:t>Trivy</w:t>
-      </w:r>
-      <w:proofErr w:type="spellEnd"/>
-      <w:r>
-        <w:rPr>
-          <w:b/>
-          <w:bCs/>
-        </w:rPr>
-        <w:t>)</w:t>
+        <w:t>Container Image Scanning (Trivy)</w:t>
       </w:r>
       <w:r>
         <w:t xml:space="preserve"> </w:t>
@@ -9540,86 +8328,12 @@
     </w:p>
     <w:p>
       <w:r>
-        <w:t xml:space="preserve">While </w:t>
-      </w:r>
-      <w:proofErr w:type="spellStart"/>
-      <w:r>
-        <w:t>npm</w:t>
-      </w:r>
-      <w:proofErr w:type="spellEnd"/>
-      <w:r>
-        <w:t xml:space="preserve"> audit is great for checking Node.js libraries, it only looks at the application source code. It is entirely blind to the operating system it runs on. Attackers know this, which is why they frequently target OS-level packages (like the recent </w:t>
-      </w:r>
-      <w:proofErr w:type="spellStart"/>
-      <w:r>
-        <w:t>xz</w:t>
-      </w:r>
-      <w:proofErr w:type="spellEnd"/>
-      <w:r>
-        <w:t>-utils backdoor in Linux).</w:t>
-      </w:r>
-    </w:p>
-    <w:p>
-      <w:r>
-        <w:t xml:space="preserve">This is where </w:t>
-      </w:r>
-      <w:proofErr w:type="spellStart"/>
-      <w:r>
-        <w:t>Trivy</w:t>
-      </w:r>
-      <w:proofErr w:type="spellEnd"/>
-      <w:r>
-        <w:t xml:space="preserve"> comes in as our second security gate. </w:t>
-      </w:r>
-      <w:proofErr w:type="spellStart"/>
-      <w:r>
-        <w:t>Trivy</w:t>
-      </w:r>
-      <w:proofErr w:type="spellEnd"/>
-      <w:r>
-        <w:t xml:space="preserve"> doesn't just look at the code; it scans the final, compiled Docker image (pulina/</w:t>
-      </w:r>
-      <w:proofErr w:type="spellStart"/>
-      <w:proofErr w:type="gramStart"/>
-      <w:r>
-        <w:t>nodegoat:latest</w:t>
-      </w:r>
-      <w:proofErr w:type="spellEnd"/>
-      <w:proofErr w:type="gramEnd"/>
-      <w:r>
-        <w:t xml:space="preserve">). This is the exact artifact that will be deployed to a live server. </w:t>
-      </w:r>
-      <w:proofErr w:type="spellStart"/>
-      <w:r>
-        <w:t>Trivy</w:t>
-      </w:r>
-      <w:proofErr w:type="spellEnd"/>
-      <w:r>
-        <w:t xml:space="preserve"> inspects both our application dependencies and the base Debian OS packages we use in our </w:t>
-      </w:r>
-      <w:proofErr w:type="spellStart"/>
-      <w:r>
-        <w:t>Dockerfile</w:t>
-      </w:r>
-      <w:proofErr w:type="spellEnd"/>
-      <w:r>
-        <w:t xml:space="preserve">. By configuring our pipeline with --exit-code 1 and targeting HIGH and CRITICAL vulnerabilities, we enforce a strict rule: if the container is vulnerable, the build fails. Even if a malicious package somehow sneaks past the </w:t>
-      </w:r>
-      <w:proofErr w:type="spellStart"/>
-      <w:r>
-        <w:t>npm</w:t>
-      </w:r>
-      <w:proofErr w:type="spellEnd"/>
-      <w:r>
-        <w:t xml:space="preserve"> audit step, </w:t>
-      </w:r>
-      <w:proofErr w:type="spellStart"/>
-      <w:r>
-        <w:t>Trivy</w:t>
-      </w:r>
-      <w:proofErr w:type="spellEnd"/>
-      <w:r>
-        <w:t xml:space="preserve"> will catch it when analyzing the final image, ensuring a poisoned container is never deployed to our users.</w:t>
+        <w:t>While npm audit is great for checking Node.js libraries, it only looks at the application source code. It is entirely blind to the operating system it runs on. Attackers know this, which is why they frequently target OS-level packages (like the recent xz-utils backdoor in Linux).</w:t>
+      </w:r>
+    </w:p>
+    <w:p>
+      <w:r>
+        <w:t>This is where Trivy comes in as our second security gate. Trivy doesn't just look at the code; it scans the final, compiled Docker image (pulina/nodegoat:latest). This is the exact artifact that will be deployed to a live server. Trivy inspects both our application dependencies and the base Debian OS packages we use in our Dockerfile. By configuring our pipeline with --exit-code 1 and targeting HIGH and CRITICAL vulnerabilities, we enforce a strict rule: if the container is vulnerable, the build fails. Even if a malicious package somehow sneaks past the npm audit step, Trivy will catch it when analyzing the final image, ensuring a poisoned container is never deployed to our users.</w:t>
       </w:r>
     </w:p>
     <w:p>
@@ -9644,31 +8358,7 @@
     </w:p>
     <w:p>
       <w:r>
-        <w:t xml:space="preserve">The hardest part of defending against an attack like event-stream is the "zero-day" window. For several weeks, the </w:t>
-      </w:r>
-      <w:proofErr w:type="spellStart"/>
-      <w:r>
-        <w:t>flatmap</w:t>
-      </w:r>
-      <w:proofErr w:type="spellEnd"/>
-      <w:r>
-        <w:t xml:space="preserve">-stream malware was completely unknown to the public. During that time, tools like </w:t>
-      </w:r>
-      <w:proofErr w:type="spellStart"/>
-      <w:r>
-        <w:t>npm</w:t>
-      </w:r>
-      <w:proofErr w:type="spellEnd"/>
-      <w:r>
-        <w:t xml:space="preserve"> audit and </w:t>
-      </w:r>
-      <w:proofErr w:type="spellStart"/>
-      <w:r>
-        <w:t>Trivy</w:t>
-      </w:r>
-      <w:proofErr w:type="spellEnd"/>
-      <w:r>
-        <w:t xml:space="preserve"> would not have flagged it because no CVE existed yet. When a zero-day drops and the news breaks, automated scanners cannot save you retroactively.</w:t>
+        <w:t>The hardest part of defending against an attack like event-stream is the "zero-day" window. For several weeks, the flatmap-stream malware was completely unknown to the public. During that time, tools like npm audit and Trivy would not have flagged it because no CVE existed yet. When a zero-day drops and the news breaks, automated scanners cannot save you retroactively.</w:t>
       </w:r>
     </w:p>
     <w:p>
@@ -9683,23 +8373,7 @@
     </w:p>
     <w:p>
       <w:r>
-        <w:t xml:space="preserve">By layering these automated </w:t>
-      </w:r>
-      <w:proofErr w:type="gramStart"/>
-      <w:r>
-        <w:t>tools—</w:t>
-      </w:r>
-      <w:proofErr w:type="gramEnd"/>
-      <w:r>
-        <w:t xml:space="preserve">scanning the source dependencies, inspecting the compiled container, and maintaining total visibility into our software ingredients—our </w:t>
-      </w:r>
-      <w:proofErr w:type="spellStart"/>
-      <w:r>
-        <w:t>DevSecOps</w:t>
-      </w:r>
-      <w:proofErr w:type="spellEnd"/>
-      <w:r>
-        <w:t xml:space="preserve"> pipeline actively hardens the application against the realities of modern supply chain attacks.</w:t>
+        <w:t>By layering these automated tools—scanning the source dependencies, inspecting the compiled container, and maintaining total visibility into our software ingredients—our DevSecOps pipeline actively hardens the application against the realities of modern supply chain attacks.</w:t>
       </w:r>
     </w:p>
     <w:p>
@@ -9746,36 +8420,12 @@
           <w:b/>
           <w:bCs/>
         </w:rPr>
-        <w:t xml:space="preserve">Project </w:t>
-      </w:r>
-      <w:proofErr w:type="gramStart"/>
-      <w:r>
-        <w:rPr>
-          <w:b/>
-          <w:bCs/>
-        </w:rPr>
-        <w:t>reflection :the</w:t>
-      </w:r>
-      <w:proofErr w:type="gramEnd"/>
-      <w:r>
-        <w:rPr>
-          <w:b/>
-          <w:bCs/>
-        </w:rPr>
-        <w:t xml:space="preserve"> value of “shifting left”</w:t>
-      </w:r>
-    </w:p>
-    <w:p>
-      <w:r>
-        <w:t>This project shows the critical value of "</w:t>
-      </w:r>
-      <w:proofErr w:type="gramStart"/>
-      <w:r>
-        <w:t>shifting</w:t>
-      </w:r>
-      <w:proofErr w:type="gramEnd"/>
-      <w:r>
-        <w:t xml:space="preserve">. Automating security gates </w:t>
+        <w:t>Project reflection :the value of “shifting left”</w:t>
+      </w:r>
+    </w:p>
+    <w:p>
+      <w:r>
+        <w:t xml:space="preserve">This project shows the critical value of "shifting. Automating security gates </w:t>
       </w:r>
       <w:r>
         <w:t>directly</w:t>
@@ -9783,21 +8433,11 @@
       <w:r>
         <w:t xml:space="preserve"> into ci/cd pipeline </w:t>
       </w:r>
-      <w:proofErr w:type="gramStart"/>
       <w:r>
         <w:t>prove</w:t>
       </w:r>
-      <w:proofErr w:type="gramEnd"/>
-      <w:r>
-        <w:t xml:space="preserve"> that security and development </w:t>
-      </w:r>
-      <w:proofErr w:type="gramStart"/>
-      <w:r>
-        <w:t>can be</w:t>
-      </w:r>
-      <w:proofErr w:type="gramEnd"/>
-      <w:r>
-        <w:t xml:space="preserve"> coexist. by automatically</w:t>
+      <w:r>
+        <w:t xml:space="preserve"> that security and development can be coexist. by automatically</w:t>
       </w:r>
       <w:r>
         <w:t xml:space="preserve"> </w:t>
@@ -9892,15 +8532,7 @@
         </w:numPr>
       </w:pPr>
       <w:r>
-        <w:t xml:space="preserve">Utilize </w:t>
-      </w:r>
-      <w:proofErr w:type="spellStart"/>
-      <w:r>
-        <w:t>Syft</w:t>
-      </w:r>
-      <w:proofErr w:type="spellEnd"/>
-      <w:r>
-        <w:t xml:space="preserve"> </w:t>
+        <w:t xml:space="preserve">Utilize Syft </w:t>
       </w:r>
       <w:r>
         <w:t>to generated machine readable software bill during every build to cryptographically sign docker images</w:t>
@@ -9959,15 +8591,7 @@
         </w:numPr>
       </w:pPr>
       <w:r>
-        <w:t xml:space="preserve">To automatically scan </w:t>
-      </w:r>
-      <w:proofErr w:type="spellStart"/>
-      <w:r>
-        <w:t>IaC</w:t>
-      </w:r>
-      <w:proofErr w:type="spellEnd"/>
-      <w:r>
-        <w:t xml:space="preserve"> configures to ensure cloud deployments adhere to compliance rule before provisioning</w:t>
+        <w:t>To automatically scan IaC configures to ensure cloud deployments adhere to compliance rule before provisioning</w:t>
       </w:r>
     </w:p>
     <w:p>
@@ -10105,11 +8729,9 @@
             <w:r>
               <w:t xml:space="preserve">Pethvan </w:t>
             </w:r>
-            <w:proofErr w:type="gramStart"/>
             <w:r>
               <w:t>P.P</w:t>
             </w:r>
-            <w:proofErr w:type="gramEnd"/>
           </w:p>
         </w:tc>
         <w:tc>
@@ -10131,23 +8753,7 @@
               <w:ind w:firstLine="720"/>
             </w:pPr>
             <w:r>
-              <w:t>Engineered the CI/CD pipeline (GitHub Actions), implemented automated security gates (</w:t>
-            </w:r>
-            <w:proofErr w:type="spellStart"/>
-            <w:r>
-              <w:t>Trivy</w:t>
-            </w:r>
-            <w:proofErr w:type="spellEnd"/>
-            <w:r>
-              <w:t xml:space="preserve">, </w:t>
-            </w:r>
-            <w:proofErr w:type="spellStart"/>
-            <w:r>
-              <w:t>Semgrep</w:t>
-            </w:r>
-            <w:proofErr w:type="spellEnd"/>
-            <w:r>
-              <w:t xml:space="preserve">, Gitleaks), and authored Section </w:t>
+              <w:t xml:space="preserve">Engineered the CI/CD pipeline (GitHub Actions), implemented automated security gates (Trivy, Semgrep, Gitleaks), and authored Section </w:t>
             </w:r>
             <w:r>
               <w:t>5</w:t>
@@ -10180,13 +8786,8 @@
             <w:tcW w:w="1854" w:type="dxa"/>
           </w:tcPr>
           <w:p>
-            <w:proofErr w:type="spellStart"/>
-            <w:r>
-              <w:t>Aluthge</w:t>
-            </w:r>
-            <w:proofErr w:type="spellEnd"/>
-            <w:r>
-              <w:t xml:space="preserve"> </w:t>
+            <w:r>
+              <w:t xml:space="preserve">Aluthge </w:t>
             </w:r>
             <w:r>
               <w:t>M.N</w:t>
@@ -10212,15 +8813,7 @@
           </w:tcPr>
           <w:p>
             <w:r>
-              <w:t xml:space="preserve">Conducted </w:t>
-            </w:r>
-            <w:proofErr w:type="gramStart"/>
-            <w:r>
-              <w:t>the baseline</w:t>
-            </w:r>
-            <w:proofErr w:type="gramEnd"/>
-            <w:r>
-              <w:t xml:space="preserve"> threat modeling, performed manual vulnerability exploitation for NoSQL Injection and IDOR, and authored the corresponding exploit walkthroughs in Section </w:t>
+              <w:t xml:space="preserve">Conducted the baseline threat modeling, performed manual vulnerability exploitation for NoSQL Injection and IDOR, and authored the corresponding exploit walkthroughs in Section </w:t>
             </w:r>
             <w:r>
               <w:t>4</w:t>
@@ -10247,13 +8840,8 @@
             <w:tcW w:w="1854" w:type="dxa"/>
           </w:tcPr>
           <w:p>
-            <w:proofErr w:type="spellStart"/>
-            <w:r>
-              <w:t>Shanthoshika</w:t>
-            </w:r>
-            <w:proofErr w:type="spellEnd"/>
-            <w:r>
-              <w:t xml:space="preserve"> S</w:t>
+            <w:r>
+              <w:t>Shanthoshika S</w:t>
             </w:r>
           </w:p>
         </w:tc>
@@ -10273,15 +8861,7 @@
           </w:tcPr>
           <w:p>
             <w:r>
-              <w:t>Executed secure code remediation for Stored XSS and Insecure Cryptographic Storage (</w:t>
-            </w:r>
-            <w:proofErr w:type="spellStart"/>
-            <w:r>
-              <w:t>bcrypt</w:t>
-            </w:r>
-            <w:proofErr w:type="spellEnd"/>
-            <w:r>
-              <w:t xml:space="preserve">), captured SAST comparison evidence, and authored the code patch walkthroughs in Section </w:t>
+              <w:t xml:space="preserve">Executed secure code remediation for Stored XSS and Insecure Cryptographic Storage (bcrypt), captured SAST comparison evidence, and authored the code patch walkthroughs in Section </w:t>
             </w:r>
             <w:r>
               <w:t>4</w:t>
@@ -10309,13 +8889,8 @@
           </w:tcPr>
           <w:p>
             <w:r>
-              <w:t>Adithya E.A.D.</w:t>
-            </w:r>
-            <w:proofErr w:type="gramStart"/>
-            <w:r>
-              <w:t>D.D</w:t>
-            </w:r>
-            <w:proofErr w:type="gramEnd"/>
+              <w:t>Adithya E.A.D.D.D</w:t>
+            </w:r>
           </w:p>
         </w:tc>
         <w:tc>
@@ -10403,15 +8978,7 @@
         <w:t>we</w:t>
       </w:r>
       <w:r>
-        <w:t xml:space="preserve"> used Artificial Intelligence resources (Google Gemini/ChatGPT) to troubleshoot the GitHub Actions Workflow syntax, to check the document structure, and to review industry case studies. The technical materials generated as part of this project have not been automatically produced by any AI tools. </w:t>
-      </w:r>
-      <w:proofErr w:type="gramStart"/>
-      <w:r>
-        <w:t>All of</w:t>
-      </w:r>
-      <w:proofErr w:type="gramEnd"/>
-      <w:r>
-        <w:t xml:space="preserve"> the members of the group carried out the exploitation of the vulnerabilities, corrected the source codes, configured the CI/CD pipeline and performed the analysis.</w:t>
+        <w:t xml:space="preserve"> used Artificial Intelligence resources (Google Gemini/ChatGPT) to troubleshoot the GitHub Actions Workflow syntax, to check the document structure, and to review industry case studies. The technical materials generated as part of this project have not been automatically produced by any AI tools. All of the members of the group carried out the exploitation of the vulnerabilities, corrected the source codes, configured the CI/CD pipeline and performed the analysis.</w:t>
       </w:r>
     </w:p>
     <w:p>
@@ -10462,15 +9029,7 @@
         </w:numPr>
       </w:pPr>
       <w:r>
-        <w:t xml:space="preserve">OWASP Foundation, "OWASP </w:t>
-      </w:r>
-      <w:proofErr w:type="spellStart"/>
-      <w:r>
-        <w:t>NodeGoat</w:t>
-      </w:r>
-      <w:proofErr w:type="spellEnd"/>
-      <w:r>
-        <w:t xml:space="preserve"> Project," OWASP.org, 2026. [Online]. Available: </w:t>
+        <w:t xml:space="preserve">OWASP Foundation, "OWASP NodeGoat Project," OWASP.org, 2026. [Online]. Available: </w:t>
       </w:r>
       <w:r>
         <w:rPr>
@@ -10496,15 +9055,7 @@
         </w:numPr>
       </w:pPr>
       <w:r>
-        <w:t xml:space="preserve">T. Hunter II, "Compromised </w:t>
-      </w:r>
-      <w:proofErr w:type="spellStart"/>
-      <w:r>
-        <w:t>npm</w:t>
-      </w:r>
-      <w:proofErr w:type="spellEnd"/>
-      <w:r>
-        <w:t xml:space="preserve"> Package: event-stream," Medium, Nov. 26, 2018. [Online]. Available</w:t>
+        <w:t>T. Hunter II, "Compromised npm Package: event-stream," Medium, Nov. 26, 2018. [Online]. Available</w:t>
       </w:r>
       <w:r>
         <w:rPr>
@@ -10558,37 +9109,8 @@
           <w:numId w:val="15"/>
         </w:numPr>
       </w:pPr>
-      <w:proofErr w:type="spellStart"/>
-      <w:r>
-        <w:t>Revenera</w:t>
-      </w:r>
-      <w:proofErr w:type="spellEnd"/>
-      <w:r>
-        <w:t xml:space="preserve">, "Compromised </w:t>
-      </w:r>
-      <w:proofErr w:type="spellStart"/>
-      <w:r>
-        <w:t>npm</w:t>
-      </w:r>
-      <w:proofErr w:type="spellEnd"/>
-      <w:r>
-        <w:t xml:space="preserve"> Package: event-stream and </w:t>
-      </w:r>
-      <w:proofErr w:type="spellStart"/>
-      <w:r>
-        <w:t>flatmap</w:t>
-      </w:r>
-      <w:proofErr w:type="spellEnd"/>
-      <w:r>
-        <w:t xml:space="preserve">-stream packages lead to supply chain attack," </w:t>
-      </w:r>
-      <w:proofErr w:type="spellStart"/>
-      <w:r>
-        <w:t>Revenera</w:t>
-      </w:r>
-      <w:proofErr w:type="spellEnd"/>
-      <w:r>
-        <w:t xml:space="preserve"> Blog, Nov. 27, 2018. [Online]. Available: </w:t>
+      <w:r>
+        <w:t xml:space="preserve">Revenera, "Compromised npm Package: event-stream and flatmap-stream packages lead to supply chain attack," Revenera Blog, Nov. 27, 2018. [Online]. Available: </w:t>
       </w:r>
       <w:r>
         <w:rPr>
@@ -10638,15 +9160,7 @@
         </w:numPr>
       </w:pPr>
       <w:r>
-        <w:t>Aqua Security, "</w:t>
-      </w:r>
-      <w:proofErr w:type="spellStart"/>
-      <w:r>
-        <w:t>Trivy</w:t>
-      </w:r>
-      <w:proofErr w:type="spellEnd"/>
-      <w:r>
-        <w:t xml:space="preserve">: Comprehensive Security Scanner," GitHub, 2026. [Online]. Available: </w:t>
+        <w:t xml:space="preserve">Aqua Security, "Trivy: Comprehensive Security Scanner," GitHub, 2026. [Online]. Available: </w:t>
       </w:r>
       <w:r>
         <w:rPr>
@@ -10667,29 +9181,8 @@
           <w:numId w:val="15"/>
         </w:numPr>
       </w:pPr>
-      <w:proofErr w:type="spellStart"/>
-      <w:r>
-        <w:t>Semgrep</w:t>
-      </w:r>
-      <w:proofErr w:type="spellEnd"/>
-      <w:r>
-        <w:t>, "</w:t>
-      </w:r>
-      <w:proofErr w:type="spellStart"/>
-      <w:r>
-        <w:t>Semgrep</w:t>
-      </w:r>
-      <w:proofErr w:type="spellEnd"/>
-      <w:r>
-        <w:t xml:space="preserve">: Lightweight static analysis for many languages," </w:t>
-      </w:r>
-      <w:proofErr w:type="spellStart"/>
-      <w:r>
-        <w:t>Semgrep.dev</w:t>
-      </w:r>
-      <w:proofErr w:type="spellEnd"/>
-      <w:r>
-        <w:t xml:space="preserve">, 2026. [Online]. </w:t>
+      <w:r>
+        <w:t xml:space="preserve">Semgrep, "Semgrep: Lightweight static analysis for many languages," Semgrep.dev, 2026. [Online]. </w:t>
       </w:r>
       <w:r>
         <w:t xml:space="preserve">Available: </w:t>
@@ -10770,19 +9263,7 @@
         </w:numPr>
       </w:pPr>
       <w:r>
-        <w:t>OWASP Foundation, "</w:t>
-      </w:r>
-      <w:proofErr w:type="spellStart"/>
-      <w:r>
-        <w:t>NodeGoat</w:t>
-      </w:r>
-      <w:proofErr w:type="spellEnd"/>
-      <w:r>
-        <w:t xml:space="preserve"> Source Code Repository," GitHub, 2026. [Online]. </w:t>
-      </w:r>
-      <w:proofErr w:type="gramStart"/>
-      <w:r>
-        <w:t>Available:</w:t>
+        <w:t>OWASP Foundation, "NodeGoat Source Code Repository," GitHub, 2026. [Online]. Available:</w:t>
       </w:r>
       <w:r>
         <w:rPr>
@@ -10790,7 +9271,6 @@
         </w:rPr>
         <w:t>.</w:t>
       </w:r>
-      <w:proofErr w:type="gramEnd"/>
       <w:r>
         <w:t xml:space="preserve"> </w:t>
       </w:r>

--- a/assiment.docx
+++ b/assiment.docx
@@ -299,8 +299,13 @@
               <w:spacing w:after="160" w:line="278" w:lineRule="auto"/>
             </w:pPr>
             <w:r>
-              <w:t>Pethvan p p</w:t>
-            </w:r>
+              <w:t xml:space="preserve">Pethvan p </w:t>
+            </w:r>
+            <w:proofErr w:type="spellStart"/>
+            <w:r>
+              <w:t>p</w:t>
+            </w:r>
+            <w:proofErr w:type="spellEnd"/>
           </w:p>
         </w:tc>
       </w:tr>
@@ -344,8 +349,13 @@
             <w:pPr>
               <w:spacing w:after="160" w:line="278" w:lineRule="auto"/>
             </w:pPr>
-            <w:r>
-              <w:t>Aluthge M.N</w:t>
+            <w:proofErr w:type="spellStart"/>
+            <w:r>
+              <w:t>Aluthge</w:t>
+            </w:r>
+            <w:proofErr w:type="spellEnd"/>
+            <w:r>
+              <w:t xml:space="preserve"> M.N</w:t>
             </w:r>
           </w:p>
         </w:tc>
@@ -436,8 +446,13 @@
             <w:pPr>
               <w:spacing w:after="160" w:line="278" w:lineRule="auto"/>
             </w:pPr>
-            <w:r>
-              <w:t>Shanthoshika S</w:t>
+            <w:proofErr w:type="spellStart"/>
+            <w:r>
+              <w:t>Shanthoshika</w:t>
+            </w:r>
+            <w:proofErr w:type="spellEnd"/>
+            <w:r>
+              <w:t xml:space="preserve"> S</w:t>
             </w:r>
           </w:p>
         </w:tc>
@@ -2391,7 +2406,15 @@
     </w:p>
     <w:p>
       <w:r>
-        <w:t xml:space="preserve">This report present a comprehensive DevOps security assessment and remediation lifecycle conducted on the OWASP NodeGoat application. The objective is to shift security practice left by identifying critical application-layer vulnerabilities and stablishing automated policy enforcing CI/CD pipelines through controlled exploitations, threat analysis and automated security control </w:t>
+        <w:t xml:space="preserve">This report present a comprehensive DevOps security assessment and remediation lifecycle conducted on the OWASP </w:t>
+      </w:r>
+      <w:proofErr w:type="spellStart"/>
+      <w:r>
+        <w:t>NodeGoat</w:t>
+      </w:r>
+      <w:proofErr w:type="spellEnd"/>
+      <w:r>
+        <w:t xml:space="preserve"> application. The objective is to shift security practice left by identifying critical application-layer vulnerabilities and stablishing automated policy enforcing CI/CD pipelines through controlled exploitations, threat analysis and automated security control </w:t>
       </w:r>
     </w:p>
     <w:p>
@@ -2426,8 +2449,17 @@
           <w:b/>
           <w:bCs/>
         </w:rPr>
-        <w:t>Vulnerability identification and remidation</w:t>
-      </w:r>
+        <w:t xml:space="preserve">Vulnerability identification and </w:t>
+      </w:r>
+      <w:proofErr w:type="spellStart"/>
+      <w:r>
+        <w:rPr>
+          <w:b/>
+          <w:bCs/>
+        </w:rPr>
+        <w:t>remidation</w:t>
+      </w:r>
+      <w:proofErr w:type="spellEnd"/>
     </w:p>
     <w:p>
       <w:pPr>
@@ -2441,8 +2473,13 @@
           <w:bCs/>
         </w:rPr>
       </w:pPr>
-      <w:r>
-        <w:t>NoSql Injection</w:t>
+      <w:proofErr w:type="spellStart"/>
+      <w:r>
+        <w:t>NoSql</w:t>
+      </w:r>
+      <w:proofErr w:type="spellEnd"/>
+      <w:r>
+        <w:t xml:space="preserve"> Injection</w:t>
       </w:r>
     </w:p>
     <w:p>
@@ -2542,8 +2579,13 @@
         </w:rPr>
       </w:pPr>
       <w:r>
-        <w:t>Secret scanninig</w:t>
-      </w:r>
+        <w:t xml:space="preserve">Secret </w:t>
+      </w:r>
+      <w:proofErr w:type="spellStart"/>
+      <w:r>
+        <w:t>scanninig</w:t>
+      </w:r>
+      <w:proofErr w:type="spellEnd"/>
     </w:p>
     <w:p>
       <w:pPr>
@@ -2703,7 +2745,15 @@
     </w:p>
     <w:p>
       <w:r>
-        <w:t xml:space="preserve">The deployment architecture partitions OWASP NodeGoat into two discrete containerized tiers </w:t>
+        <w:t xml:space="preserve">The deployment architecture partitions OWASP </w:t>
+      </w:r>
+      <w:proofErr w:type="spellStart"/>
+      <w:r>
+        <w:t>NodeGoat</w:t>
+      </w:r>
+      <w:proofErr w:type="spellEnd"/>
+      <w:r>
+        <w:t xml:space="preserve"> into two discrete containerized tiers </w:t>
       </w:r>
     </w:p>
     <w:p>
@@ -2715,7 +2765,15 @@
         </w:numPr>
       </w:pPr>
       <w:r>
-        <w:t>The application runtime tier(nodegoat-web)</w:t>
+        <w:t>The application runtime tier(</w:t>
+      </w:r>
+      <w:proofErr w:type="spellStart"/>
+      <w:r>
+        <w:t>nodegoat</w:t>
+      </w:r>
+      <w:proofErr w:type="spellEnd"/>
+      <w:r>
+        <w:t>-web)</w:t>
       </w:r>
     </w:p>
     <w:p>
@@ -2727,12 +2785,28 @@
         </w:numPr>
       </w:pPr>
       <w:r>
-        <w:t>Data storage tier(nodegoat-db)</w:t>
-      </w:r>
-    </w:p>
-    <w:p>
-      <w:r>
-        <w:t xml:space="preserve">Using docker compose the system build and start in fully self container offline status single command </w:t>
+        <w:t>Data storage tier(</w:t>
+      </w:r>
+      <w:proofErr w:type="spellStart"/>
+      <w:r>
+        <w:t>nodegoat-db</w:t>
+      </w:r>
+      <w:proofErr w:type="spellEnd"/>
+      <w:r>
+        <w:t>)</w:t>
+      </w:r>
+    </w:p>
+    <w:p>
+      <w:r>
+        <w:t xml:space="preserve">Using docker compose the system build and start in fully </w:t>
+      </w:r>
+      <w:proofErr w:type="spellStart"/>
+      <w:r>
+        <w:t>self container</w:t>
+      </w:r>
+      <w:proofErr w:type="spellEnd"/>
+      <w:r>
+        <w:t xml:space="preserve"> offline status single command </w:t>
       </w:r>
       <w:r>
         <w:rPr>
@@ -2742,7 +2816,31 @@
         <w:t xml:space="preserve">docker compose up –build. </w:t>
       </w:r>
       <w:r>
-        <w:t>The web container  manage express application handling and isolated mongo-db database management manage in db docker using tcp port 27017 for monitoring scripts and logs</w:t>
+        <w:t>The web container  manage express application handling and isolated mongo-</w:t>
+      </w:r>
+      <w:proofErr w:type="spellStart"/>
+      <w:r>
+        <w:t>db</w:t>
+      </w:r>
+      <w:proofErr w:type="spellEnd"/>
+      <w:r>
+        <w:t xml:space="preserve"> database management manage in </w:t>
+      </w:r>
+      <w:proofErr w:type="spellStart"/>
+      <w:r>
+        <w:t>db</w:t>
+      </w:r>
+      <w:proofErr w:type="spellEnd"/>
+      <w:r>
+        <w:t xml:space="preserve"> docker using </w:t>
+      </w:r>
+      <w:proofErr w:type="spellStart"/>
+      <w:r>
+        <w:t>tcp</w:t>
+      </w:r>
+      <w:proofErr w:type="spellEnd"/>
+      <w:r>
+        <w:t xml:space="preserve"> port 27017 for monitoring scripts and logs</w:t>
       </w:r>
     </w:p>
     <w:p>
@@ -2872,6 +2970,7 @@
       <w:r>
         <w:t xml:space="preserve">configure with </w:t>
       </w:r>
+      <w:proofErr w:type="spellStart"/>
       <w:r>
         <w:rPr>
           <w:b/>
@@ -2879,6 +2978,7 @@
         </w:rPr>
         <w:t>internal:true</w:t>
       </w:r>
+      <w:proofErr w:type="spellEnd"/>
       <w:r>
         <w:t xml:space="preserve"> to </w:t>
       </w:r>
@@ -3151,7 +3251,15 @@
     </w:p>
     <w:p>
       <w:r>
-        <w:t>Below are four realistic, application-specific threats that might target the NodeGoat architecture. The threats were identified using the STRIDE methodology.</w:t>
+        <w:t xml:space="preserve">Below are four realistic, application-specific threats that might target the </w:t>
+      </w:r>
+      <w:proofErr w:type="spellStart"/>
+      <w:r>
+        <w:t>NodeGoat</w:t>
+      </w:r>
+      <w:proofErr w:type="spellEnd"/>
+      <w:r>
+        <w:t xml:space="preserve"> architecture. The threats were identified using the STRIDE methodology.</w:t>
       </w:r>
     </w:p>
     <w:p>
@@ -3175,7 +3283,15 @@
         <w:pStyle w:val="ListParagraph"/>
       </w:pPr>
       <w:r>
-        <w:t xml:space="preserve"> An attacker can launch a NoSQL injection attack by sending a malicious JSON object to the /login API. By replacing the password value with a MongoDB operator, such as {"password": {"$ne": null}}, and taking advantage of the fact that Express does not enforce typechecking on the input, the attacker can bypass authentication and hijack an administrator’s session. No credentials would be required to perform this attack, apart from basic knowledge of the MongoDB query language.</w:t>
+        <w:t xml:space="preserve"> An attacker can launch a NoSQL injection attack by sending a malicious JSON object to the /login API. By replacing the password value with a MongoDB operator, such as {"password": {"$ne": null}}, and taking advantage of the fact that Express does not enforce </w:t>
+      </w:r>
+      <w:proofErr w:type="spellStart"/>
+      <w:r>
+        <w:t>typechecking</w:t>
+      </w:r>
+      <w:proofErr w:type="spellEnd"/>
+      <w:r>
+        <w:t xml:space="preserve"> on the input, the attacker can bypass authentication and hijack an administrator’s session. No credentials would be required to perform this attack, apart from basic knowledge of the MongoDB query language.</w:t>
       </w:r>
     </w:p>
     <w:p>
@@ -3191,10 +3307,18 @@
           <w:b/>
           <w:bCs/>
         </w:rPr>
-        <w:t>Tampering (Insecure Direct Object Reference on Allocations):</w:t>
-      </w:r>
-      <w:r>
-        <w:t xml:space="preserve"> An authenticated attacker can tamper with allocation records by modifying the request sent to the server when the attacker attempts to update their asset allocation. By changing the userId value in the request to another value, the attacker can effectively change the allocation records of another user. The vulnerability stems from the fact that the server does not check whether the userId belongs to the authenticated attacker.</w:t>
+        <w:t xml:space="preserve">Information Disclosure (Insecure Direct Object Reference on Allocations): </w:t>
+      </w:r>
+      <w:r>
+        <w:t xml:space="preserve">An authenticated attacker can view sensitive allocation records by modifying the GET request sent to the server. By changing the </w:t>
+      </w:r>
+      <w:proofErr w:type="spellStart"/>
+      <w:r>
+        <w:t>userId</w:t>
+      </w:r>
+      <w:proofErr w:type="spellEnd"/>
+      <w:r>
+        <w:t xml:space="preserve"> parameter in the URL (e.g., /allocations/1) to another value, the attacker can effectively read the financial records of any other user. The vulnerability stems from the fact that the server trusts the client-provided parameter without verifying it against the authenticated session.</w:t>
       </w:r>
     </w:p>
     <w:p>
@@ -3213,7 +3337,15 @@
         <w:t>Information Disclosure (Hardcoded Database Credentials):</w:t>
       </w:r>
       <w:r>
-        <w:t xml:space="preserve"> A developer could accidentally commit the database credentials required to connect to the MongoDB server and sign cookies for the Express framework in the config/env/development.js file or the docker-compose.yml file. If this information becomes available to an attacker, they can utilize it to connect to the database directly and forge valid session cookies to hijack the administrator’s session.</w:t>
+        <w:t xml:space="preserve"> A developer could accidentally commit the database credentials required to connect to the MongoDB server and sign cookies for the Express framework in the config/env/development.js file or the docker-</w:t>
+      </w:r>
+      <w:proofErr w:type="spellStart"/>
+      <w:r>
+        <w:t>compose.yml</w:t>
+      </w:r>
+      <w:proofErr w:type="spellEnd"/>
+      <w:r>
+        <w:t xml:space="preserve"> file. If this information becomes available to an attacker, they can utilize it to connect to the database directly and forge valid session cookies to hijack the administrator’s session.</w:t>
       </w:r>
     </w:p>
     <w:p>
@@ -3465,7 +3597,7 @@
           </w:tcPr>
           <w:p>
             <w:r>
-              <w:t>5</w:t>
+              <w:t>4</w:t>
             </w:r>
           </w:p>
         </w:tc>
@@ -3485,7 +3617,7 @@
           </w:tcPr>
           <w:p>
             <w:r>
-              <w:t>20</w:t>
+              <w:t>16</w:t>
             </w:r>
           </w:p>
         </w:tc>
@@ -3672,12 +3804,21 @@
             <w:r>
               <w:t xml:space="preserve"> Implement strict allow-list type checking (</w:t>
             </w:r>
+            <w:proofErr w:type="spellStart"/>
             <w:r>
               <w:rPr>
                 <w:b/>
                 <w:bCs/>
               </w:rPr>
-              <w:t>typeof password === 'string'</w:t>
+              <w:t>typeof</w:t>
+            </w:r>
+            <w:proofErr w:type="spellEnd"/>
+            <w:r>
+              <w:rPr>
+                <w:b/>
+                <w:bCs/>
+              </w:rPr>
+              <w:t xml:space="preserve"> password === 'string'</w:t>
             </w:r>
             <w:r>
               <w:t>) before querying the database.</w:t>
@@ -3732,7 +3873,7 @@
           </w:tcPr>
           <w:p>
             <w:r>
-              <w:t>Modifying other users' allocations via IDOR</w:t>
+              <w:t>Reading other users' financial allocations via IDOR</w:t>
             </w:r>
           </w:p>
         </w:tc>
@@ -3766,8 +3907,17 @@
                 <w:b/>
                 <w:bCs/>
               </w:rPr>
-              <w:t xml:space="preserve"> req.session.userId</w:t>
-            </w:r>
+              <w:t xml:space="preserve"> </w:t>
+            </w:r>
+            <w:proofErr w:type="spellStart"/>
+            <w:r>
+              <w:rPr>
+                <w:b/>
+                <w:bCs/>
+              </w:rPr>
+              <w:t>req.session.userId</w:t>
+            </w:r>
+            <w:proofErr w:type="spellEnd"/>
           </w:p>
         </w:tc>
         <w:tc>
@@ -3856,8 +4006,33 @@
                 <w:b/>
                 <w:bCs/>
               </w:rPr>
-              <w:t>.github/workflows/devsecops-pipeline.yml</w:t>
-            </w:r>
+              <w:t>.</w:t>
+            </w:r>
+            <w:proofErr w:type="spellStart"/>
+            <w:r>
+              <w:rPr>
+                <w:b/>
+                <w:bCs/>
+              </w:rPr>
+              <w:t>github</w:t>
+            </w:r>
+            <w:proofErr w:type="spellEnd"/>
+            <w:r>
+              <w:rPr>
+                <w:b/>
+                <w:bCs/>
+              </w:rPr>
+              <w:t>/workflows/</w:t>
+            </w:r>
+            <w:proofErr w:type="spellStart"/>
+            <w:r>
+              <w:rPr>
+                <w:b/>
+                <w:bCs/>
+              </w:rPr>
+              <w:t>devsecops-pipeline.yml</w:t>
+            </w:r>
+            <w:proofErr w:type="spellEnd"/>
           </w:p>
         </w:tc>
       </w:tr>
@@ -3905,14 +4080,31 @@
               <w:t>SAST &amp; Infrastructure Hardening</w:t>
             </w:r>
             <w:r>
-              <w:t xml:space="preserve">: Semgrep flags missing limits; </w:t>
-            </w:r>
+              <w:t xml:space="preserve">: </w:t>
+            </w:r>
+            <w:proofErr w:type="spellStart"/>
+            <w:r>
+              <w:t>Semgrep</w:t>
+            </w:r>
+            <w:proofErr w:type="spellEnd"/>
+            <w:r>
+              <w:t xml:space="preserve"> flags missing limits; </w:t>
+            </w:r>
+            <w:proofErr w:type="spellStart"/>
             <w:r>
               <w:rPr>
                 <w:b/>
                 <w:bCs/>
               </w:rPr>
-              <w:t>express.json({ limit: '10kb' })</w:t>
+              <w:t>express.json</w:t>
+            </w:r>
+            <w:proofErr w:type="spellEnd"/>
+            <w:r>
+              <w:rPr>
+                <w:b/>
+                <w:bCs/>
+              </w:rPr>
+              <w:t>({ limit: '10kb' })</w:t>
             </w:r>
             <w:r>
               <w:t xml:space="preserve"> restricts body size.</w:t>
@@ -3935,8 +4127,33 @@
                 <w:b/>
                 <w:bCs/>
               </w:rPr>
-              <w:t>.github/workflows/devsecops-pipeline.yml</w:t>
-            </w:r>
+              <w:t>.</w:t>
+            </w:r>
+            <w:proofErr w:type="spellStart"/>
+            <w:r>
+              <w:rPr>
+                <w:b/>
+                <w:bCs/>
+              </w:rPr>
+              <w:t>github</w:t>
+            </w:r>
+            <w:proofErr w:type="spellEnd"/>
+            <w:r>
+              <w:rPr>
+                <w:b/>
+                <w:bCs/>
+              </w:rPr>
+              <w:t>/workflows/</w:t>
+            </w:r>
+            <w:proofErr w:type="spellStart"/>
+            <w:r>
+              <w:rPr>
+                <w:b/>
+                <w:bCs/>
+              </w:rPr>
+              <w:t>devsecops-pipeline.yml</w:t>
+            </w:r>
+            <w:proofErr w:type="spellEnd"/>
           </w:p>
         </w:tc>
       </w:tr>
@@ -3985,18 +4202,30 @@
       <w:bookmarkEnd w:id="9"/>
     </w:p>
     <w:p>
+      <w:r>
+        <w:t>The exploit utilized an intercepted POST request to inject a MongoDB operator payload, {"password": {"$ne": null}}, into the /login endpoint. Because the Express framework lacked input type validation, the database evaluated the operator as true, bypassing the password check. The remediation in app/data/user-dao.js completely neutralizes this by enforcing strict allow-list type checking (</w:t>
+      </w:r>
+      <w:proofErr w:type="spellStart"/>
+      <w:r>
+        <w:t>typeof</w:t>
+      </w:r>
+      <w:proofErr w:type="spellEnd"/>
+      <w:r>
+        <w:t xml:space="preserve"> === 'string') on both the </w:t>
+      </w:r>
+      <w:proofErr w:type="spellStart"/>
+      <w:r>
+        <w:t>userName</w:t>
+      </w:r>
+      <w:proofErr w:type="spellEnd"/>
+      <w:r>
+        <w:t xml:space="preserve"> and password parameters before the database is queried. Re-testing the endpoint with the original JSON object payload causes the type-check to fail immediately, safely rejecting the malicious input and returning an error prior to database execution.</w:t>
+      </w:r>
+    </w:p>
+    <w:p>
       <w:pPr>
         <w:pStyle w:val="Heading3"/>
       </w:pPr>
-      <w:r>
-        <w:rPr>
-          <w:rFonts w:eastAsiaTheme="minorHAnsi" w:cstheme="minorBidi"/>
-          <w:color w:val="auto"/>
-          <w:sz w:val="24"/>
-          <w:szCs w:val="24"/>
-        </w:rPr>
-        <w:t>The exploit utilized an intercepted POST request to inject a MongoDB operator payload, {"password": {"$ne": null}}, into the /login endpoint. Because the Express framework lacked input type validation, the database evaluated the operator as true, bypassing the password check. The remediation in app/data/user-dao.js completely neutralizes this by enforcing strict allow-list type checking (typeof === 'string') on both the userName and password parameters before the database is queried. Re-testing the endpoint with the original JSON object payload causes the type-check to fail immediately, safely rejecting the malicious input and returning an error prior to database execution.</w:t>
-      </w:r>
       <w:r>
         <w:t>Vulnerability</w:t>
       </w:r>
@@ -4265,10 +4494,10 @@
         </w:rPr>
         <w:lastRenderedPageBreak/>
         <w:drawing>
-          <wp:inline distT="0" distB="0" distL="0" distR="0" wp14:anchorId="556E51DB" wp14:editId="7ACCFE6D">
-            <wp:extent cx="5943600" cy="2484120"/>
-            <wp:effectExtent l="0" t="0" r="0" b="0"/>
-            <wp:docPr id="242873753" name="Picture 1"/>
+          <wp:inline distT="0" distB="0" distL="0" distR="0" wp14:anchorId="2AF5C569" wp14:editId="5C7517AB">
+            <wp:extent cx="5943600" cy="2261870"/>
+            <wp:effectExtent l="0" t="0" r="0" b="5080"/>
+            <wp:docPr id="1201830927" name="Picture 1"/>
             <wp:cNvGraphicFramePr>
               <a:graphicFrameLocks xmlns:a="http://schemas.openxmlformats.org/drawingml/2006/main" noChangeAspect="1"/>
             </wp:cNvGraphicFramePr>
@@ -4276,7 +4505,7 @@
               <a:graphicData uri="http://schemas.openxmlformats.org/drawingml/2006/picture">
                 <pic:pic xmlns:pic="http://schemas.openxmlformats.org/drawingml/2006/picture">
                   <pic:nvPicPr>
-                    <pic:cNvPr id="242873753" name=""/>
+                    <pic:cNvPr id="1201830927" name=""/>
                     <pic:cNvPicPr/>
                   </pic:nvPicPr>
                   <pic:blipFill>
@@ -4288,7 +4517,7 @@
                   <pic:spPr>
                     <a:xfrm>
                       <a:off x="0" y="0"/>
-                      <a:ext cx="5943600" cy="2484120"/>
+                      <a:ext cx="5943600" cy="2261870"/>
                     </a:xfrm>
                     <a:prstGeom prst="rect">
                       <a:avLst/>
@@ -4321,7 +4550,23 @@
     </w:p>
     <w:p>
       <w:r>
-        <w:t>The attack was executed by injecting a malicious JavaScript payload, &lt;script&gt;alert("XSS Exploit !")&lt;/script&gt;, into the First Name field of the profile update form. The application stored and reflected this payload unsanitized, allowing it to execute within the browser context, exposing the application to session hijacking. The vulnerability was patched in app/routes/profile.js by wrapping all user-supplied profile variables in a custom escapeHtml function to sanitize the input before saving it to the database. Re-testing confirms the payload is now contextually encoded and rendered safely as harmless text rather than executable script</w:t>
+        <w:t xml:space="preserve">The attack was executed by injecting a malicious JavaScript payload, &lt;script&gt;alert("XSS Exploit !")&lt;/script&gt;, into the First Name field of the profile update form. The application stored and reflected this payload </w:t>
+      </w:r>
+      <w:proofErr w:type="spellStart"/>
+      <w:r>
+        <w:t>unsanitized</w:t>
+      </w:r>
+      <w:proofErr w:type="spellEnd"/>
+      <w:r>
+        <w:t xml:space="preserve">, allowing it to execute within the browser context, exposing the application to session hijacking. The vulnerability was patched in app/routes/profile.js by wrapping all user-supplied profile variables in a custom </w:t>
+      </w:r>
+      <w:proofErr w:type="spellStart"/>
+      <w:r>
+        <w:t>escapeHtml</w:t>
+      </w:r>
+      <w:proofErr w:type="spellEnd"/>
+      <w:r>
+        <w:t xml:space="preserve"> function to sanitize the input before saving it to the database. Re-testing confirms the payload is now contextually encoded and rendered safely as harmless text rather than executable script</w:t>
       </w:r>
     </w:p>
     <w:p>
@@ -4530,16 +4775,16 @@
         </w:rPr>
         <w:lastRenderedPageBreak/>
         <w:drawing>
-          <wp:anchor distT="0" distB="0" distL="114300" distR="114300" simplePos="0" relativeHeight="251659264" behindDoc="0" locked="0" layoutInCell="1" allowOverlap="1" wp14:anchorId="72EA151D" wp14:editId="63242FFC">
+          <wp:anchor distT="0" distB="0" distL="114300" distR="114300" simplePos="0" relativeHeight="251659264" behindDoc="0" locked="0" layoutInCell="1" allowOverlap="1" wp14:anchorId="72EA151D" wp14:editId="27C890DE">
             <wp:simplePos x="914400" y="4110824"/>
-            <wp:positionH relativeFrom="column">
+            <wp:positionH relativeFrom="margin">
               <wp:align>left</wp:align>
             </wp:positionH>
             <wp:positionV relativeFrom="paragraph">
               <wp:align>top</wp:align>
             </wp:positionV>
-            <wp:extent cx="4285615" cy="4331970"/>
-            <wp:effectExtent l="0" t="0" r="635" b="0"/>
+            <wp:extent cx="5854700" cy="5918200"/>
+            <wp:effectExtent l="0" t="0" r="0" b="6350"/>
             <wp:wrapSquare wrapText="bothSides"/>
             <wp:docPr id="1546950811" name="Picture 1"/>
             <wp:cNvGraphicFramePr>
@@ -4567,7 +4812,7 @@
                   <pic:spPr>
                     <a:xfrm>
                       <a:off x="0" y="0"/>
-                      <a:ext cx="4289559" cy="4336304"/>
+                      <a:ext cx="5865612" cy="5928923"/>
                     </a:xfrm>
                     <a:prstGeom prst="rect">
                       <a:avLst/>
@@ -4595,26 +4840,78 @@
       </w:pPr>
       <w:bookmarkStart w:id="11" w:name="_Toc241141343"/>
       <w:r>
+        <w:lastRenderedPageBreak/>
         <w:t>Insecure Direct Object Reference (IDOR)</w:t>
       </w:r>
       <w:bookmarkEnd w:id="11"/>
     </w:p>
     <w:p>
-      <w:r>
-        <w:t>This vulnerability was exploited by manipulating the client-side URL parameter in the browser from /allocations/2 to /allocations/1, which successfully retrieved the sensitive financial asset records of another user. This is a critical Information Disclosure flaw caused by the application trusting client-supplied input for database lookups without verifying ownership. The fix in app/routes/allocations.js enforces server-side authorization by strictly comparing the requested userId parameter against the cryptographically verified req.session.userId. Re-testing the parameter manipulation now correctly returns an "HTTP 403 Forbidden" error, preventing unauthorized data access.</w:t>
-      </w:r>
-      <w:r>
-        <w:t>.</w:t>
-      </w:r>
-    </w:p>
-    <w:p>
       <w:pPr>
         <w:pStyle w:val="Heading3"/>
       </w:pPr>
       <w:r>
-        <w:lastRenderedPageBreak/>
+        <w:rPr>
+          <w:rFonts w:eastAsiaTheme="minorHAnsi" w:cstheme="minorBidi"/>
+          <w:color w:val="auto"/>
+          <w:sz w:val="24"/>
+          <w:szCs w:val="24"/>
+        </w:rPr>
+        <w:t xml:space="preserve">This vulnerability was exploited by manipulating the client-side URL parameter in the browser from /allocations/2 to /allocations/1, which successfully retrieved the sensitive financial asset records of another user. This is a critical Information Disclosure flaw caused by the application trusting client-supplied input for database lookups without verifying ownership. The fix in app/routes/allocations.js enforces server-side authorization by strictly comparing the requested </w:t>
+      </w:r>
+      <w:proofErr w:type="spellStart"/>
+      <w:r>
+        <w:rPr>
+          <w:rFonts w:eastAsiaTheme="minorHAnsi" w:cstheme="minorBidi"/>
+          <w:color w:val="auto"/>
+          <w:sz w:val="24"/>
+          <w:szCs w:val="24"/>
+        </w:rPr>
+        <w:t>userId</w:t>
+      </w:r>
+      <w:proofErr w:type="spellEnd"/>
+      <w:r>
+        <w:rPr>
+          <w:rFonts w:eastAsiaTheme="minorHAnsi" w:cstheme="minorBidi"/>
+          <w:color w:val="auto"/>
+          <w:sz w:val="24"/>
+          <w:szCs w:val="24"/>
+        </w:rPr>
+        <w:t xml:space="preserve"> parameter against the server-side authenticated </w:t>
+      </w:r>
+      <w:proofErr w:type="spellStart"/>
+      <w:r>
+        <w:rPr>
+          <w:rFonts w:eastAsiaTheme="minorHAnsi" w:cstheme="minorBidi"/>
+          <w:color w:val="auto"/>
+          <w:sz w:val="24"/>
+          <w:szCs w:val="24"/>
+        </w:rPr>
+        <w:t>req.session.userId</w:t>
+      </w:r>
+      <w:proofErr w:type="spellEnd"/>
+      <w:r>
+        <w:rPr>
+          <w:rFonts w:eastAsiaTheme="minorHAnsi" w:cstheme="minorBidi"/>
+          <w:color w:val="auto"/>
+          <w:sz w:val="24"/>
+          <w:szCs w:val="24"/>
+        </w:rPr>
+        <w:t xml:space="preserve">. Re-testing the parameter manipulation now correctly returns an "HTTP 403 Forbidden" error, preventing unauthorized data </w:t>
+      </w:r>
+      <w:proofErr w:type="spellStart"/>
+      <w:r>
+        <w:rPr>
+          <w:rFonts w:eastAsiaTheme="minorHAnsi" w:cstheme="minorBidi"/>
+          <w:color w:val="auto"/>
+          <w:sz w:val="24"/>
+          <w:szCs w:val="24"/>
+        </w:rPr>
+        <w:t>access.</w:t>
+      </w:r>
+      <w:r>
         <w:t>Vulnerabilities</w:t>
       </w:r>
+      <w:proofErr w:type="spellEnd"/>
     </w:p>
     <w:p>
       <w:r>
@@ -4710,6 +5007,7 @@
         <w:rPr>
           <w:noProof/>
         </w:rPr>
+        <w:lastRenderedPageBreak/>
         <w:drawing>
           <wp:inline distT="0" distB="0" distL="0" distR="0" wp14:anchorId="72AD8F4A" wp14:editId="7B7E4CE3">
             <wp:extent cx="4883647" cy="3021496"/>
@@ -4752,7 +5050,6 @@
         <w:pStyle w:val="Heading3"/>
       </w:pPr>
       <w:r>
-        <w:lastRenderedPageBreak/>
         <w:t>Fix</w:t>
       </w:r>
     </w:p>
@@ -4854,13 +5151,54 @@
       </w:pPr>
       <w:bookmarkStart w:id="12" w:name="_Toc241141344"/>
       <w:r>
+        <w:lastRenderedPageBreak/>
         <w:t>Insecure Cryptographic Storage (Plaintext Passwords)</w:t>
       </w:r>
       <w:bookmarkEnd w:id="12"/>
     </w:p>
     <w:p>
       <w:r>
-        <w:t>Connecting directly to the MongoDB container and querying the database (db.users.find()) revealed that the application stored user credentials in raw plaintext. This flaw meant that any database compromise would immediately result in total credential theft. The code was remediated in app/data/user-dao.js by integrating the bcrypt library to generate a salt (bcrypt.genSaltSync) and iteratively hash passwords (bcrypt.hashSync) prior to insertion, alongside updating the login function to use bcrypt.compareSync. Re-testing via direct database inspection confirms that new user credentials are now securely stored as irreversible cryptographic hashes.</w:t>
+        <w:t>Connecting directly to the MongoDB container and querying the database (</w:t>
+      </w:r>
+      <w:proofErr w:type="spellStart"/>
+      <w:r>
+        <w:t>db.users.find</w:t>
+      </w:r>
+      <w:proofErr w:type="spellEnd"/>
+      <w:r>
+        <w:t xml:space="preserve">()) revealed that the application stored user credentials in raw plaintext. This flaw meant that any database compromise would immediately result in total credential theft. The code was remediated in app/data/user-dao.js by integrating the </w:t>
+      </w:r>
+      <w:proofErr w:type="spellStart"/>
+      <w:r>
+        <w:t>bcrypt</w:t>
+      </w:r>
+      <w:proofErr w:type="spellEnd"/>
+      <w:r>
+        <w:t xml:space="preserve"> library to generate a salt (</w:t>
+      </w:r>
+      <w:proofErr w:type="spellStart"/>
+      <w:r>
+        <w:t>bcrypt.genSaltSync</w:t>
+      </w:r>
+      <w:proofErr w:type="spellEnd"/>
+      <w:r>
+        <w:t>) and iteratively hash passwords (</w:t>
+      </w:r>
+      <w:proofErr w:type="spellStart"/>
+      <w:r>
+        <w:t>bcrypt.hashSync</w:t>
+      </w:r>
+      <w:proofErr w:type="spellEnd"/>
+      <w:r>
+        <w:t xml:space="preserve">) prior to insertion, alongside updating the login function to use </w:t>
+      </w:r>
+      <w:proofErr w:type="spellStart"/>
+      <w:r>
+        <w:t>bcrypt.compareSync</w:t>
+      </w:r>
+      <w:proofErr w:type="spellEnd"/>
+      <w:r>
+        <w:t>. Re-testing via direct database inspection confirms that new user credentials are now securely stored as irreversible cryptographic hashes.</w:t>
       </w:r>
     </w:p>
     <w:p>
@@ -4868,7 +5206,6 @@
         <w:pStyle w:val="Heading3"/>
       </w:pPr>
       <w:r>
-        <w:lastRenderedPageBreak/>
         <w:t>Vulnerable</w:t>
       </w:r>
     </w:p>
@@ -4969,6 +5306,7 @@
         <w:rPr>
           <w:noProof/>
         </w:rPr>
+        <w:lastRenderedPageBreak/>
         <w:drawing>
           <wp:inline distT="0" distB="0" distL="0" distR="0" wp14:anchorId="028A4E49" wp14:editId="1F7788B9">
             <wp:extent cx="4455802" cy="3450866"/>
@@ -5011,7 +5349,6 @@
         <w:pStyle w:val="Heading3"/>
       </w:pPr>
       <w:r>
-        <w:lastRenderedPageBreak/>
         <w:t>Fix</w:t>
       </w:r>
     </w:p>
@@ -5067,6 +5404,7 @@
         <w:rPr>
           <w:noProof/>
         </w:rPr>
+        <w:lastRenderedPageBreak/>
         <w:drawing>
           <wp:inline distT="0" distB="0" distL="0" distR="0" wp14:anchorId="0C1C785A" wp14:editId="170E41C1">
             <wp:extent cx="5943600" cy="2470785"/>
@@ -5163,7 +5501,15 @@
     </w:p>
     <w:p>
       <w:r>
-        <w:t>To quantitatively validate the effectiveness of the implemented secure coding remediations, Static Application Security Testing (SAST) was conducted using Semgrep. The scanner was executed locally against the codebase both prior to and following the remediation phase to measure the reduction in application-layer vulnerabilities.</w:t>
+        <w:t xml:space="preserve">To quantitatively validate the effectiveness of the implemented secure coding remediations, Static Application Security Testing (SAST) was conducted using </w:t>
+      </w:r>
+      <w:proofErr w:type="spellStart"/>
+      <w:r>
+        <w:t>Semgrep</w:t>
+      </w:r>
+      <w:proofErr w:type="spellEnd"/>
+      <w:r>
+        <w:t>. The scanner was executed locally against the codebase both prior to and following the remediation phase to measure the reduction in application-layer vulnerabilities.</w:t>
       </w:r>
     </w:p>
     <w:p>
@@ -5176,7 +5522,23 @@
     </w:p>
     <w:p>
       <w:r>
-        <w:t>The initial local baseline scan of the legacy NodeGoat architecture yielded 38 blocking findings across the scanned files. Semgrep successfully detected the hardcoded API keys and cryptographic secrets within the configuration files, the lack of input sanitization in the profile routes, and the direct unvalidated database assignments contributing to NoSQL injection vectors.</w:t>
+        <w:t xml:space="preserve">The initial local baseline scan of the legacy </w:t>
+      </w:r>
+      <w:proofErr w:type="spellStart"/>
+      <w:r>
+        <w:t>NodeGoat</w:t>
+      </w:r>
+      <w:proofErr w:type="spellEnd"/>
+      <w:r>
+        <w:t xml:space="preserve"> architecture yielded 38 blocking findings across the scanned files. </w:t>
+      </w:r>
+      <w:proofErr w:type="spellStart"/>
+      <w:r>
+        <w:t>Semgrep</w:t>
+      </w:r>
+      <w:proofErr w:type="spellEnd"/>
+      <w:r>
+        <w:t xml:space="preserve"> successfully detected the hardcoded API keys and cryptographic secrets within the configuration files, the lack of input sanitization in the profile routes, and the direct unvalidated database assignments contributing to NoSQL injection vectors.</w:t>
       </w:r>
     </w:p>
     <w:p>
@@ -5231,7 +5593,23 @@
     </w:p>
     <w:p>
       <w:r>
-        <w:t xml:space="preserve">Following the manual implementation of contextual HTML escaping (escapeHtml), strict type checking for MongoDB queries, session-enforced access controls, and bcrypt hashing, the codebase was rescanned. The post-remediation scan dropped the blocking finding count down to 15. This proves the successful elimination of </w:t>
+        <w:t>Following the manual implementation of contextual HTML escaping (</w:t>
+      </w:r>
+      <w:proofErr w:type="spellStart"/>
+      <w:r>
+        <w:t>escapeHtml</w:t>
+      </w:r>
+      <w:proofErr w:type="spellEnd"/>
+      <w:r>
+        <w:t xml:space="preserve">), strict type checking for MongoDB queries, session-enforced access controls, and </w:t>
+      </w:r>
+      <w:proofErr w:type="spellStart"/>
+      <w:r>
+        <w:t>bcrypt</w:t>
+      </w:r>
+      <w:proofErr w:type="spellEnd"/>
+      <w:r>
+        <w:t xml:space="preserve"> hashing, the codebase was rescanned. The post-remediation scan dropped the blocking finding count down to 15. This proves the successful elimination of </w:t>
       </w:r>
       <w:r>
         <w:t>4</w:t>
@@ -5356,6 +5734,7 @@
         </w:rPr>
         <w:t xml:space="preserve">: </w:t>
       </w:r>
+      <w:proofErr w:type="spellStart"/>
       <w:r>
         <w:rPr>
           <w:rFonts w:ascii="Consolas" w:eastAsia="Times New Roman" w:hAnsi="Consolas" w:cs="Times New Roman"/>
@@ -5365,7 +5744,19 @@
           <w:szCs w:val="18"/>
           <w14:ligatures w14:val="none"/>
         </w:rPr>
-        <w:t>DevSecOps CI/CD Pipeline</w:t>
+        <w:t>DevSecOps</w:t>
+      </w:r>
+      <w:proofErr w:type="spellEnd"/>
+      <w:r>
+        <w:rPr>
+          <w:rFonts w:ascii="Consolas" w:eastAsia="Times New Roman" w:hAnsi="Consolas" w:cs="Times New Roman"/>
+          <w:color w:val="A5D6FF"/>
+          <w:kern w:val="0"/>
+          <w:sz w:val="18"/>
+          <w:szCs w:val="18"/>
+          <w14:ligatures w14:val="none"/>
+        </w:rPr>
+        <w:t xml:space="preserve"> CI/CD Pipeline</w:t>
       </w:r>
     </w:p>
     <w:p>
@@ -5566,6 +5957,7 @@
         </w:rPr>
         <w:t xml:space="preserve">  </w:t>
       </w:r>
+      <w:proofErr w:type="spellStart"/>
       <w:r>
         <w:rPr>
           <w:rFonts w:ascii="Consolas" w:eastAsia="Times New Roman" w:hAnsi="Consolas" w:cs="Times New Roman"/>
@@ -5577,6 +5969,7 @@
         </w:rPr>
         <w:t>pull_request</w:t>
       </w:r>
+      <w:proofErr w:type="spellEnd"/>
       <w:r>
         <w:rPr>
           <w:rFonts w:ascii="Consolas" w:eastAsia="Times New Roman" w:hAnsi="Consolas" w:cs="Times New Roman"/>
@@ -6259,6 +6652,7 @@
         </w:rPr>
         <w:t xml:space="preserve">: </w:t>
       </w:r>
+      <w:proofErr w:type="spellStart"/>
       <w:r>
         <w:rPr>
           <w:rFonts w:ascii="Consolas" w:eastAsia="Times New Roman" w:hAnsi="Consolas" w:cs="Times New Roman"/>
@@ -6268,7 +6662,19 @@
           <w:szCs w:val="18"/>
           <w14:ligatures w14:val="none"/>
         </w:rPr>
-        <w:t>gitleaks/gitleaks-action@v2</w:t>
+        <w:t>gitleaks</w:t>
+      </w:r>
+      <w:proofErr w:type="spellEnd"/>
+      <w:r>
+        <w:rPr>
+          <w:rFonts w:ascii="Consolas" w:eastAsia="Times New Roman" w:hAnsi="Consolas" w:cs="Times New Roman"/>
+          <w:color w:val="A5D6FF"/>
+          <w:kern w:val="0"/>
+          <w:sz w:val="18"/>
+          <w:szCs w:val="18"/>
+          <w14:ligatures w14:val="none"/>
+        </w:rPr>
+        <w:t>/gitleaks-action@v2</w:t>
       </w:r>
     </w:p>
     <w:p>
@@ -6395,7 +6801,31 @@
           <w:szCs w:val="18"/>
           <w14:ligatures w14:val="none"/>
         </w:rPr>
-        <w:t>${{ secrets.GITHUB_TOKEN }}</w:t>
+        <w:t xml:space="preserve">${{ </w:t>
+      </w:r>
+      <w:proofErr w:type="spellStart"/>
+      <w:r>
+        <w:rPr>
+          <w:rFonts w:ascii="Consolas" w:eastAsia="Times New Roman" w:hAnsi="Consolas" w:cs="Times New Roman"/>
+          <w:color w:val="A5D6FF"/>
+          <w:kern w:val="0"/>
+          <w:sz w:val="18"/>
+          <w:szCs w:val="18"/>
+          <w14:ligatures w14:val="none"/>
+        </w:rPr>
+        <w:t>secrets.GITHUB_TOKEN</w:t>
+      </w:r>
+      <w:proofErr w:type="spellEnd"/>
+      <w:r>
+        <w:rPr>
+          <w:rFonts w:ascii="Consolas" w:eastAsia="Times New Roman" w:hAnsi="Consolas" w:cs="Times New Roman"/>
+          <w:color w:val="A5D6FF"/>
+          <w:kern w:val="0"/>
+          <w:sz w:val="18"/>
+          <w:szCs w:val="18"/>
+          <w14:ligatures w14:val="none"/>
+        </w:rPr>
+        <w:t xml:space="preserve"> }}</w:t>
       </w:r>
     </w:p>
     <w:p>
@@ -6464,7 +6894,31 @@
           <w:szCs w:val="18"/>
           <w14:ligatures w14:val="none"/>
         </w:rPr>
-        <w:t>2. SAST Scan Gate (Semgrep)</w:t>
+        <w:t>2. SAST Scan Gate (</w:t>
+      </w:r>
+      <w:proofErr w:type="spellStart"/>
+      <w:r>
+        <w:rPr>
+          <w:rFonts w:ascii="Consolas" w:eastAsia="Times New Roman" w:hAnsi="Consolas" w:cs="Times New Roman"/>
+          <w:color w:val="A5D6FF"/>
+          <w:kern w:val="0"/>
+          <w:sz w:val="18"/>
+          <w:szCs w:val="18"/>
+          <w14:ligatures w14:val="none"/>
+        </w:rPr>
+        <w:t>Semgrep</w:t>
+      </w:r>
+      <w:proofErr w:type="spellEnd"/>
+      <w:r>
+        <w:rPr>
+          <w:rFonts w:ascii="Consolas" w:eastAsia="Times New Roman" w:hAnsi="Consolas" w:cs="Times New Roman"/>
+          <w:color w:val="A5D6FF"/>
+          <w:kern w:val="0"/>
+          <w:sz w:val="18"/>
+          <w:szCs w:val="18"/>
+          <w14:ligatures w14:val="none"/>
+        </w:rPr>
+        <w:t>)</w:t>
       </w:r>
     </w:p>
     <w:p>
@@ -6580,8 +7034,21 @@
           <w:szCs w:val="18"/>
           <w14:ligatures w14:val="none"/>
         </w:rPr>
-        <w:t>pip install semgrep</w:t>
-      </w:r>
+        <w:t xml:space="preserve">pip install </w:t>
+      </w:r>
+      <w:proofErr w:type="spellStart"/>
+      <w:r>
+        <w:rPr>
+          <w:rFonts w:ascii="Consolas" w:eastAsia="Times New Roman" w:hAnsi="Consolas" w:cs="Times New Roman"/>
+          <w:color w:val="A5D6FF"/>
+          <w:kern w:val="0"/>
+          <w:sz w:val="18"/>
+          <w:szCs w:val="18"/>
+          <w14:ligatures w14:val="none"/>
+        </w:rPr>
+        <w:t>semgrep</w:t>
+      </w:r>
+      <w:proofErr w:type="spellEnd"/>
     </w:p>
     <w:p>
       <w:pPr>
@@ -6627,7 +7094,31 @@
           <w:szCs w:val="18"/>
           <w14:ligatures w14:val="none"/>
         </w:rPr>
-        <w:t xml:space="preserve">  semgrep scan --config auto app/ </w:t>
+        <w:t xml:space="preserve">  </w:t>
+      </w:r>
+      <w:proofErr w:type="spellStart"/>
+      <w:r>
+        <w:rPr>
+          <w:rFonts w:ascii="Consolas" w:eastAsia="Times New Roman" w:hAnsi="Consolas" w:cs="Times New Roman"/>
+          <w:color w:val="A5D6FF"/>
+          <w:kern w:val="0"/>
+          <w:sz w:val="18"/>
+          <w:szCs w:val="18"/>
+          <w14:ligatures w14:val="none"/>
+        </w:rPr>
+        <w:t>semgrep</w:t>
+      </w:r>
+      <w:proofErr w:type="spellEnd"/>
+      <w:r>
+        <w:rPr>
+          <w:rFonts w:ascii="Consolas" w:eastAsia="Times New Roman" w:hAnsi="Consolas" w:cs="Times New Roman"/>
+          <w:color w:val="A5D6FF"/>
+          <w:kern w:val="0"/>
+          <w:sz w:val="18"/>
+          <w:szCs w:val="18"/>
+          <w14:ligatures w14:val="none"/>
+        </w:rPr>
+        <w:t xml:space="preserve"> scan --config auto app/ </w:t>
       </w:r>
     </w:p>
     <w:p>
@@ -6787,7 +7278,31 @@
           <w:szCs w:val="18"/>
           <w14:ligatures w14:val="none"/>
         </w:rPr>
-        <w:t>3. SCA / Dependency Scan Gate (npm audit)</w:t>
+        <w:t>3. SCA / Dependency Scan Gate (</w:t>
+      </w:r>
+      <w:proofErr w:type="spellStart"/>
+      <w:r>
+        <w:rPr>
+          <w:rFonts w:ascii="Consolas" w:eastAsia="Times New Roman" w:hAnsi="Consolas" w:cs="Times New Roman"/>
+          <w:color w:val="A5D6FF"/>
+          <w:kern w:val="0"/>
+          <w:sz w:val="18"/>
+          <w:szCs w:val="18"/>
+          <w14:ligatures w14:val="none"/>
+        </w:rPr>
+        <w:t>npm</w:t>
+      </w:r>
+      <w:proofErr w:type="spellEnd"/>
+      <w:r>
+        <w:rPr>
+          <w:rFonts w:ascii="Consolas" w:eastAsia="Times New Roman" w:hAnsi="Consolas" w:cs="Times New Roman"/>
+          <w:color w:val="A5D6FF"/>
+          <w:kern w:val="0"/>
+          <w:sz w:val="18"/>
+          <w:szCs w:val="18"/>
+          <w14:ligatures w14:val="none"/>
+        </w:rPr>
+        <w:t xml:space="preserve"> audit)</w:t>
       </w:r>
     </w:p>
     <w:p>
@@ -6950,7 +7465,31 @@
           <w:szCs w:val="18"/>
           <w14:ligatures w14:val="none"/>
         </w:rPr>
-        <w:t>  npm install --package-lock-only</w:t>
+        <w:t xml:space="preserve">  </w:t>
+      </w:r>
+      <w:proofErr w:type="spellStart"/>
+      <w:r>
+        <w:rPr>
+          <w:rFonts w:ascii="Consolas" w:eastAsia="Times New Roman" w:hAnsi="Consolas" w:cs="Times New Roman"/>
+          <w:color w:val="A5D6FF"/>
+          <w:kern w:val="0"/>
+          <w:sz w:val="18"/>
+          <w:szCs w:val="18"/>
+          <w14:ligatures w14:val="none"/>
+        </w:rPr>
+        <w:t>npm</w:t>
+      </w:r>
+      <w:proofErr w:type="spellEnd"/>
+      <w:r>
+        <w:rPr>
+          <w:rFonts w:ascii="Consolas" w:eastAsia="Times New Roman" w:hAnsi="Consolas" w:cs="Times New Roman"/>
+          <w:color w:val="A5D6FF"/>
+          <w:kern w:val="0"/>
+          <w:sz w:val="18"/>
+          <w:szCs w:val="18"/>
+          <w14:ligatures w14:val="none"/>
+        </w:rPr>
+        <w:t xml:space="preserve"> install --package-lock-only</w:t>
       </w:r>
     </w:p>
     <w:p>
@@ -6997,7 +7536,31 @@
           <w:szCs w:val="18"/>
           <w14:ligatures w14:val="none"/>
         </w:rPr>
-        <w:t>  npm audit --audit-level=high</w:t>
+        <w:t xml:space="preserve">  </w:t>
+      </w:r>
+      <w:proofErr w:type="spellStart"/>
+      <w:r>
+        <w:rPr>
+          <w:rFonts w:ascii="Consolas" w:eastAsia="Times New Roman" w:hAnsi="Consolas" w:cs="Times New Roman"/>
+          <w:color w:val="A5D6FF"/>
+          <w:kern w:val="0"/>
+          <w:sz w:val="18"/>
+          <w:szCs w:val="18"/>
+          <w14:ligatures w14:val="none"/>
+        </w:rPr>
+        <w:t>npm</w:t>
+      </w:r>
+      <w:proofErr w:type="spellEnd"/>
+      <w:r>
+        <w:rPr>
+          <w:rFonts w:ascii="Consolas" w:eastAsia="Times New Roman" w:hAnsi="Consolas" w:cs="Times New Roman"/>
+          <w:color w:val="A5D6FF"/>
+          <w:kern w:val="0"/>
+          <w:sz w:val="18"/>
+          <w:szCs w:val="18"/>
+          <w14:ligatures w14:val="none"/>
+        </w:rPr>
+        <w:t xml:space="preserve"> audit --audit-level=high</w:t>
       </w:r>
     </w:p>
     <w:p>
@@ -7204,7 +7767,55 @@
           <w:szCs w:val="18"/>
           <w14:ligatures w14:val="none"/>
         </w:rPr>
-        <w:t>docker build -t pulina/nodegoat:latest -f docker/Dockerfile .</w:t>
+        <w:t>docker build -t pulina/</w:t>
+      </w:r>
+      <w:proofErr w:type="spellStart"/>
+      <w:r>
+        <w:rPr>
+          <w:rFonts w:ascii="Consolas" w:eastAsia="Times New Roman" w:hAnsi="Consolas" w:cs="Times New Roman"/>
+          <w:color w:val="A5D6FF"/>
+          <w:kern w:val="0"/>
+          <w:sz w:val="18"/>
+          <w:szCs w:val="18"/>
+          <w14:ligatures w14:val="none"/>
+        </w:rPr>
+        <w:t>nodegoat:latest</w:t>
+      </w:r>
+      <w:proofErr w:type="spellEnd"/>
+      <w:r>
+        <w:rPr>
+          <w:rFonts w:ascii="Consolas" w:eastAsia="Times New Roman" w:hAnsi="Consolas" w:cs="Times New Roman"/>
+          <w:color w:val="A5D6FF"/>
+          <w:kern w:val="0"/>
+          <w:sz w:val="18"/>
+          <w:szCs w:val="18"/>
+          <w14:ligatures w14:val="none"/>
+        </w:rPr>
+        <w:t xml:space="preserve"> -f docker/</w:t>
+      </w:r>
+      <w:proofErr w:type="spellStart"/>
+      <w:r>
+        <w:rPr>
+          <w:rFonts w:ascii="Consolas" w:eastAsia="Times New Roman" w:hAnsi="Consolas" w:cs="Times New Roman"/>
+          <w:color w:val="A5D6FF"/>
+          <w:kern w:val="0"/>
+          <w:sz w:val="18"/>
+          <w:szCs w:val="18"/>
+          <w14:ligatures w14:val="none"/>
+        </w:rPr>
+        <w:t>Dockerfile</w:t>
+      </w:r>
+      <w:proofErr w:type="spellEnd"/>
+      <w:r>
+        <w:rPr>
+          <w:rFonts w:ascii="Consolas" w:eastAsia="Times New Roman" w:hAnsi="Consolas" w:cs="Times New Roman"/>
+          <w:color w:val="A5D6FF"/>
+          <w:kern w:val="0"/>
+          <w:sz w:val="18"/>
+          <w:szCs w:val="18"/>
+          <w14:ligatures w14:val="none"/>
+        </w:rPr>
+        <w:t xml:space="preserve"> .</w:t>
       </w:r>
     </w:p>
     <w:p>
@@ -7273,7 +7884,31 @@
           <w:szCs w:val="18"/>
           <w14:ligatures w14:val="none"/>
         </w:rPr>
-        <w:t>4. Container Image Scan Gate (Trivy)</w:t>
+        <w:t>4. Container Image Scan Gate (</w:t>
+      </w:r>
+      <w:proofErr w:type="spellStart"/>
+      <w:r>
+        <w:rPr>
+          <w:rFonts w:ascii="Consolas" w:eastAsia="Times New Roman" w:hAnsi="Consolas" w:cs="Times New Roman"/>
+          <w:color w:val="A5D6FF"/>
+          <w:kern w:val="0"/>
+          <w:sz w:val="18"/>
+          <w:szCs w:val="18"/>
+          <w14:ligatures w14:val="none"/>
+        </w:rPr>
+        <w:t>Trivy</w:t>
+      </w:r>
+      <w:proofErr w:type="spellEnd"/>
+      <w:r>
+        <w:rPr>
+          <w:rFonts w:ascii="Consolas" w:eastAsia="Times New Roman" w:hAnsi="Consolas" w:cs="Times New Roman"/>
+          <w:color w:val="A5D6FF"/>
+          <w:kern w:val="0"/>
+          <w:sz w:val="18"/>
+          <w:szCs w:val="18"/>
+          <w14:ligatures w14:val="none"/>
+        </w:rPr>
+        <w:t>)</w:t>
       </w:r>
     </w:p>
     <w:p>
@@ -7333,6 +7968,7 @@
         </w:rPr>
         <w:t xml:space="preserve">: </w:t>
       </w:r>
+      <w:proofErr w:type="spellStart"/>
       <w:r>
         <w:rPr>
           <w:rFonts w:ascii="Consolas" w:eastAsia="Times New Roman" w:hAnsi="Consolas" w:cs="Times New Roman"/>
@@ -7342,8 +7978,33 @@
           <w:szCs w:val="18"/>
           <w14:ligatures w14:val="none"/>
         </w:rPr>
-        <w:t>aquasecurity/trivy-action@master</w:t>
-      </w:r>
+        <w:t>aquasecurity</w:t>
+      </w:r>
+      <w:proofErr w:type="spellEnd"/>
+      <w:r>
+        <w:rPr>
+          <w:rFonts w:ascii="Consolas" w:eastAsia="Times New Roman" w:hAnsi="Consolas" w:cs="Times New Roman"/>
+          <w:color w:val="A5D6FF"/>
+          <w:kern w:val="0"/>
+          <w:sz w:val="18"/>
+          <w:szCs w:val="18"/>
+          <w14:ligatures w14:val="none"/>
+        </w:rPr>
+        <w:t>/</w:t>
+      </w:r>
+      <w:proofErr w:type="spellStart"/>
+      <w:r>
+        <w:rPr>
+          <w:rFonts w:ascii="Consolas" w:eastAsia="Times New Roman" w:hAnsi="Consolas" w:cs="Times New Roman"/>
+          <w:color w:val="A5D6FF"/>
+          <w:kern w:val="0"/>
+          <w:sz w:val="18"/>
+          <w:szCs w:val="18"/>
+          <w14:ligatures w14:val="none"/>
+        </w:rPr>
+        <w:t>trivy-action@master</w:t>
+      </w:r>
+      <w:proofErr w:type="spellEnd"/>
     </w:p>
     <w:p>
       <w:pPr>
@@ -7469,7 +8130,31 @@
           <w:szCs w:val="18"/>
           <w14:ligatures w14:val="none"/>
         </w:rPr>
-        <w:t>'pulina/nodegoat:latest'</w:t>
+        <w:t>'pulina/</w:t>
+      </w:r>
+      <w:proofErr w:type="spellStart"/>
+      <w:r>
+        <w:rPr>
+          <w:rFonts w:ascii="Consolas" w:eastAsia="Times New Roman" w:hAnsi="Consolas" w:cs="Times New Roman"/>
+          <w:color w:val="A5D6FF"/>
+          <w:kern w:val="0"/>
+          <w:sz w:val="18"/>
+          <w:szCs w:val="18"/>
+          <w14:ligatures w14:val="none"/>
+        </w:rPr>
+        <w:t>nodegoat:latest</w:t>
+      </w:r>
+      <w:proofErr w:type="spellEnd"/>
+      <w:r>
+        <w:rPr>
+          <w:rFonts w:ascii="Consolas" w:eastAsia="Times New Roman" w:hAnsi="Consolas" w:cs="Times New Roman"/>
+          <w:color w:val="A5D6FF"/>
+          <w:kern w:val="0"/>
+          <w:sz w:val="18"/>
+          <w:szCs w:val="18"/>
+          <w14:ligatures w14:val="none"/>
+        </w:rPr>
+        <w:t>'</w:t>
       </w:r>
     </w:p>
     <w:p>
@@ -7789,7 +8474,31 @@
           <w:szCs w:val="18"/>
           <w14:ligatures w14:val="none"/>
         </w:rPr>
-        <w:t>'os,library'</w:t>
+        <w:t>'</w:t>
+      </w:r>
+      <w:proofErr w:type="spellStart"/>
+      <w:r>
+        <w:rPr>
+          <w:rFonts w:ascii="Consolas" w:eastAsia="Times New Roman" w:hAnsi="Consolas" w:cs="Times New Roman"/>
+          <w:color w:val="A5D6FF"/>
+          <w:kern w:val="0"/>
+          <w:sz w:val="18"/>
+          <w:szCs w:val="18"/>
+          <w14:ligatures w14:val="none"/>
+        </w:rPr>
+        <w:t>os,library</w:t>
+      </w:r>
+      <w:proofErr w:type="spellEnd"/>
+      <w:r>
+        <w:rPr>
+          <w:rFonts w:ascii="Consolas" w:eastAsia="Times New Roman" w:hAnsi="Consolas" w:cs="Times New Roman"/>
+          <w:color w:val="A5D6FF"/>
+          <w:kern w:val="0"/>
+          <w:sz w:val="18"/>
+          <w:szCs w:val="18"/>
+          <w14:ligatures w14:val="none"/>
+        </w:rPr>
+        <w:t>'</w:t>
       </w:r>
     </w:p>
     <w:p>
@@ -8050,7 +8759,15 @@
     </w:p>
     <w:p>
       <w:r>
-        <w:t>By removing all hardcoded credentials like ZAP API keys and MongoDB connection strings found in the source code (development.js and test.js) and replacing them with environment-variables-references, it becomes possible to ensure that the production code does not contain any secrets. To ensure that Docker image layers do not contain any hardcoded credentials as well (as those could be extracted via docker history command), such credentials are removed from the Dockerfile and only provided during the application’s runtime. In the case of the local development environment, the variables are defined in a .env file that is not tracked by Git. As for the CI/CD multibranch pipeline, the variables are set during the GitHub Actions execution via the GitHub Actions Encrypted Secrets feature.</w:t>
+        <w:t xml:space="preserve">By removing all hardcoded credentials like ZAP API keys and MongoDB connection strings found in the source code (development.js and test.js) and replacing them with environment-variables-references, it becomes possible to ensure that the production code does not contain any secrets. To ensure that Docker image layers do not contain any hardcoded credentials as well (as those could be extracted via docker history command), such credentials are removed from the </w:t>
+      </w:r>
+      <w:proofErr w:type="spellStart"/>
+      <w:r>
+        <w:t>Dockerfile</w:t>
+      </w:r>
+      <w:proofErr w:type="spellEnd"/>
+      <w:r>
+        <w:t xml:space="preserve"> and only provided during the application’s runtime. In the case of the local development environment, the variables are defined in a .env file that is not tracked by Git. As for the CI/CD multibranch pipeline, the variables are set during the GitHub Actions execution via the GitHub Actions Encrypted Secrets feature.</w:t>
       </w:r>
     </w:p>
     <w:p>
@@ -8254,7 +8971,39 @@
     </w:p>
     <w:p>
       <w:r>
-        <w:t>This wasn't a smash-and-grab hack; it was a patient social engineering operation. Once in control, the attacker added a new, obscure sub-dependency called flatmap-stream to the project. On GitHub, the code for flatmap-stream looked perfectly harmless. But the version pushed to the npm registry—the code that actually gets downloaded when developers run npm install—contained highly obfuscated, encrypted malware.</w:t>
+        <w:t xml:space="preserve">This wasn't a smash-and-grab hack; it was a patient social engineering operation. Once in control, the attacker added a new, obscure sub-dependency called </w:t>
+      </w:r>
+      <w:proofErr w:type="spellStart"/>
+      <w:r>
+        <w:t>flatmap</w:t>
+      </w:r>
+      <w:proofErr w:type="spellEnd"/>
+      <w:r>
+        <w:t xml:space="preserve">-stream to the project. On GitHub, the code for </w:t>
+      </w:r>
+      <w:proofErr w:type="spellStart"/>
+      <w:r>
+        <w:t>flatmap</w:t>
+      </w:r>
+      <w:proofErr w:type="spellEnd"/>
+      <w:r>
+        <w:t xml:space="preserve">-stream looked perfectly harmless. But the version pushed to the </w:t>
+      </w:r>
+      <w:proofErr w:type="spellStart"/>
+      <w:r>
+        <w:t>npm</w:t>
+      </w:r>
+      <w:proofErr w:type="spellEnd"/>
+      <w:r>
+        <w:t xml:space="preserve"> registry—the code that actually gets downloaded when developers run </w:t>
+      </w:r>
+      <w:proofErr w:type="spellStart"/>
+      <w:r>
+        <w:t>npm</w:t>
+      </w:r>
+      <w:proofErr w:type="spellEnd"/>
+      <w:r>
+        <w:t xml:space="preserve"> install—contained highly obfuscated, encrypted malware.</w:t>
       </w:r>
     </w:p>
     <w:p>
@@ -8275,7 +9024,15 @@
     </w:p>
     <w:p>
       <w:r>
-        <w:t>The event-stream incident proves that simply writing secure code is no longer enough; we have to secure the tools and libraries we build our code with. You cannot just assume a package is safe because it is popular. The DevSecOps pipeline we built for this project is specifically designed to catch and neutralize exactly this type of threat using a defense-in-depth approach.</w:t>
+        <w:t xml:space="preserve">The event-stream incident proves that simply writing secure code is no longer enough; we have to secure the tools and libraries we build our code with. You cannot just assume a package is safe because it is popular. The </w:t>
+      </w:r>
+      <w:proofErr w:type="spellStart"/>
+      <w:r>
+        <w:t>DevSecOps</w:t>
+      </w:r>
+      <w:proofErr w:type="spellEnd"/>
+      <w:r>
+        <w:t xml:space="preserve"> pipeline we built for this project is specifically designed to catch and neutralize exactly this type of threat using a defense-in-depth approach.</w:t>
       </w:r>
     </w:p>
     <w:p>
@@ -8291,7 +9048,23 @@
           <w:b/>
           <w:bCs/>
         </w:rPr>
-        <w:t>Software Composition Analysis (npm audit)</w:t>
+        <w:t>Software Composition Analysis (</w:t>
+      </w:r>
+      <w:proofErr w:type="spellStart"/>
+      <w:r>
+        <w:rPr>
+          <w:b/>
+          <w:bCs/>
+        </w:rPr>
+        <w:t>npm</w:t>
+      </w:r>
+      <w:proofErr w:type="spellEnd"/>
+      <w:r>
+        <w:rPr>
+          <w:b/>
+          <w:bCs/>
+        </w:rPr>
+        <w:t xml:space="preserve"> audit)</w:t>
       </w:r>
       <w:r>
         <w:t xml:space="preserve"> </w:t>
@@ -8299,12 +9072,44 @@
     </w:p>
     <w:p>
       <w:r>
-        <w:t>The first line of defense in our GitHub Actions workflow is the Software Composition Analysis (SCA) gate, powered by npm audit. Supply chain attacks rely on the fact that package managers automatically pull down the newest versions of dependencies. When a malicious package is finally discovered by security researchers, it is flagged and added to global vulnerability databases.</w:t>
-      </w:r>
-    </w:p>
-    <w:p>
-      <w:r>
-        <w:t>By running npm audit --audit-level=high in our pipeline, we are essentially running an automated background check on every single piece of third-party code in our project. The tool cross-references our package-lock.json file against these global databases. If a developer accidentally pulls in a compromised library like flatmap-stream, the SCA scan immediately detects the known CVE (Common Vulnerabilities and Exposures) signature. The pipeline exits with a failed status, turns red, and physically blocks the compromised code from moving forward in the build process. It acts as an automated guardrail against trusting poisoned open-source libraries.</w:t>
+        <w:t xml:space="preserve">The first line of defense in our GitHub Actions workflow is the Software Composition Analysis (SCA) gate, powered by </w:t>
+      </w:r>
+      <w:proofErr w:type="spellStart"/>
+      <w:r>
+        <w:t>npm</w:t>
+      </w:r>
+      <w:proofErr w:type="spellEnd"/>
+      <w:r>
+        <w:t xml:space="preserve"> audit. Supply chain attacks rely on the fact that package managers automatically pull down the newest versions of dependencies. When a malicious package is finally discovered by security researchers, it is flagged and added to global vulnerability databases.</w:t>
+      </w:r>
+    </w:p>
+    <w:p>
+      <w:r>
+        <w:t xml:space="preserve">By running </w:t>
+      </w:r>
+      <w:proofErr w:type="spellStart"/>
+      <w:r>
+        <w:t>npm</w:t>
+      </w:r>
+      <w:proofErr w:type="spellEnd"/>
+      <w:r>
+        <w:t xml:space="preserve"> audit --audit-level=high in our pipeline, we are essentially running an automated background check on every single piece of third-party code in our project. The tool cross-references our package-</w:t>
+      </w:r>
+      <w:proofErr w:type="spellStart"/>
+      <w:r>
+        <w:t>lock.json</w:t>
+      </w:r>
+      <w:proofErr w:type="spellEnd"/>
+      <w:r>
+        <w:t xml:space="preserve"> file against these global databases. If a developer accidentally pulls in a compromised library like </w:t>
+      </w:r>
+      <w:proofErr w:type="spellStart"/>
+      <w:r>
+        <w:t>flatmap</w:t>
+      </w:r>
+      <w:proofErr w:type="spellEnd"/>
+      <w:r>
+        <w:t>-stream, the SCA scan immediately detects the known CVE (Common Vulnerabilities and Exposures) signature. The pipeline exits with a failed status, turns red, and physically blocks the compromised code from moving forward in the build process. It acts as an automated guardrail against trusting poisoned open-source libraries.</w:t>
       </w:r>
     </w:p>
     <w:p>
@@ -8320,7 +9125,23 @@
           <w:b/>
           <w:bCs/>
         </w:rPr>
-        <w:t>Container Image Scanning (Trivy)</w:t>
+        <w:t>Container Image Scanning (</w:t>
+      </w:r>
+      <w:proofErr w:type="spellStart"/>
+      <w:r>
+        <w:rPr>
+          <w:b/>
+          <w:bCs/>
+        </w:rPr>
+        <w:t>Trivy</w:t>
+      </w:r>
+      <w:proofErr w:type="spellEnd"/>
+      <w:r>
+        <w:rPr>
+          <w:b/>
+          <w:bCs/>
+        </w:rPr>
+        <w:t>)</w:t>
       </w:r>
       <w:r>
         <w:t xml:space="preserve"> </w:t>
@@ -8328,12 +9149,84 @@
     </w:p>
     <w:p>
       <w:r>
-        <w:t>While npm audit is great for checking Node.js libraries, it only looks at the application source code. It is entirely blind to the operating system it runs on. Attackers know this, which is why they frequently target OS-level packages (like the recent xz-utils backdoor in Linux).</w:t>
-      </w:r>
-    </w:p>
-    <w:p>
-      <w:r>
-        <w:t>This is where Trivy comes in as our second security gate. Trivy doesn't just look at the code; it scans the final, compiled Docker image (pulina/nodegoat:latest). This is the exact artifact that will be deployed to a live server. Trivy inspects both our application dependencies and the base Debian OS packages we use in our Dockerfile. By configuring our pipeline with --exit-code 1 and targeting HIGH and CRITICAL vulnerabilities, we enforce a strict rule: if the container is vulnerable, the build fails. Even if a malicious package somehow sneaks past the npm audit step, Trivy will catch it when analyzing the final image, ensuring a poisoned container is never deployed to our users.</w:t>
+        <w:t xml:space="preserve">While </w:t>
+      </w:r>
+      <w:proofErr w:type="spellStart"/>
+      <w:r>
+        <w:t>npm</w:t>
+      </w:r>
+      <w:proofErr w:type="spellEnd"/>
+      <w:r>
+        <w:t xml:space="preserve"> audit is great for checking Node.js libraries, it only looks at the application source code. It is entirely blind to the operating system it runs on. Attackers know this, which is why they frequently target OS-level packages (like the recent </w:t>
+      </w:r>
+      <w:proofErr w:type="spellStart"/>
+      <w:r>
+        <w:t>xz</w:t>
+      </w:r>
+      <w:proofErr w:type="spellEnd"/>
+      <w:r>
+        <w:t>-utils backdoor in Linux).</w:t>
+      </w:r>
+    </w:p>
+    <w:p>
+      <w:r>
+        <w:t xml:space="preserve">This is where </w:t>
+      </w:r>
+      <w:proofErr w:type="spellStart"/>
+      <w:r>
+        <w:t>Trivy</w:t>
+      </w:r>
+      <w:proofErr w:type="spellEnd"/>
+      <w:r>
+        <w:t xml:space="preserve"> comes in as our second security gate. </w:t>
+      </w:r>
+      <w:proofErr w:type="spellStart"/>
+      <w:r>
+        <w:t>Trivy</w:t>
+      </w:r>
+      <w:proofErr w:type="spellEnd"/>
+      <w:r>
+        <w:t xml:space="preserve"> doesn't just look at the code; it scans the final, compiled Docker image (pulina/</w:t>
+      </w:r>
+      <w:proofErr w:type="spellStart"/>
+      <w:r>
+        <w:t>nodegoat:latest</w:t>
+      </w:r>
+      <w:proofErr w:type="spellEnd"/>
+      <w:r>
+        <w:t xml:space="preserve">). This is the exact artifact that will be deployed to a live server. </w:t>
+      </w:r>
+      <w:proofErr w:type="spellStart"/>
+      <w:r>
+        <w:t>Trivy</w:t>
+      </w:r>
+      <w:proofErr w:type="spellEnd"/>
+      <w:r>
+        <w:t xml:space="preserve"> inspects both our application dependencies and the base Debian OS packages we use in our </w:t>
+      </w:r>
+      <w:proofErr w:type="spellStart"/>
+      <w:r>
+        <w:t>Dockerfile</w:t>
+      </w:r>
+      <w:proofErr w:type="spellEnd"/>
+      <w:r>
+        <w:t xml:space="preserve">. By configuring our pipeline with --exit-code 1 and targeting HIGH and CRITICAL vulnerabilities, we enforce a strict rule: if the container is vulnerable, the build fails. Even if a malicious package somehow sneaks past the </w:t>
+      </w:r>
+      <w:proofErr w:type="spellStart"/>
+      <w:r>
+        <w:t>npm</w:t>
+      </w:r>
+      <w:proofErr w:type="spellEnd"/>
+      <w:r>
+        <w:t xml:space="preserve"> audit step, </w:t>
+      </w:r>
+      <w:proofErr w:type="spellStart"/>
+      <w:r>
+        <w:t>Trivy</w:t>
+      </w:r>
+      <w:proofErr w:type="spellEnd"/>
+      <w:r>
+        <w:t xml:space="preserve"> will catch it when analyzing the final image, ensuring a poisoned container is never deployed to our users.</w:t>
       </w:r>
     </w:p>
     <w:p>
@@ -8358,7 +9251,31 @@
     </w:p>
     <w:p>
       <w:r>
-        <w:t>The hardest part of defending against an attack like event-stream is the "zero-day" window. For several weeks, the flatmap-stream malware was completely unknown to the public. During that time, tools like npm audit and Trivy would not have flagged it because no CVE existed yet. When a zero-day drops and the news breaks, automated scanners cannot save you retroactively.</w:t>
+        <w:t xml:space="preserve">The hardest part of defending against an attack like event-stream is the "zero-day" window. For several weeks, the </w:t>
+      </w:r>
+      <w:proofErr w:type="spellStart"/>
+      <w:r>
+        <w:t>flatmap</w:t>
+      </w:r>
+      <w:proofErr w:type="spellEnd"/>
+      <w:r>
+        <w:t xml:space="preserve">-stream malware was completely unknown to the public. During that time, tools like </w:t>
+      </w:r>
+      <w:proofErr w:type="spellStart"/>
+      <w:r>
+        <w:t>npm</w:t>
+      </w:r>
+      <w:proofErr w:type="spellEnd"/>
+      <w:r>
+        <w:t xml:space="preserve"> audit and </w:t>
+      </w:r>
+      <w:proofErr w:type="spellStart"/>
+      <w:r>
+        <w:t>Trivy</w:t>
+      </w:r>
+      <w:proofErr w:type="spellEnd"/>
+      <w:r>
+        <w:t xml:space="preserve"> would not have flagged it because no CVE existed yet. When a zero-day drops and the news breaks, automated scanners cannot save you retroactively.</w:t>
       </w:r>
     </w:p>
     <w:p>
@@ -8373,7 +9290,15 @@
     </w:p>
     <w:p>
       <w:r>
-        <w:t>By layering these automated tools—scanning the source dependencies, inspecting the compiled container, and maintaining total visibility into our software ingredients—our DevSecOps pipeline actively hardens the application against the realities of modern supply chain attacks.</w:t>
+        <w:t xml:space="preserve">By layering these automated tools—scanning the source dependencies, inspecting the compiled container, and maintaining total visibility into our software ingredients—our </w:t>
+      </w:r>
+      <w:proofErr w:type="spellStart"/>
+      <w:r>
+        <w:t>DevSecOps</w:t>
+      </w:r>
+      <w:proofErr w:type="spellEnd"/>
+      <w:r>
+        <w:t xml:space="preserve"> pipeline actively hardens the application against the realities of modern supply chain attacks.</w:t>
       </w:r>
     </w:p>
     <w:p>
@@ -8532,7 +9457,15 @@
         </w:numPr>
       </w:pPr>
       <w:r>
-        <w:t xml:space="preserve">Utilize Syft </w:t>
+        <w:t xml:space="preserve">Utilize </w:t>
+      </w:r>
+      <w:proofErr w:type="spellStart"/>
+      <w:r>
+        <w:t>Syft</w:t>
+      </w:r>
+      <w:proofErr w:type="spellEnd"/>
+      <w:r>
+        <w:t xml:space="preserve"> </w:t>
       </w:r>
       <w:r>
         <w:t>to generated machine readable software bill during every build to cryptographically sign docker images</w:t>
@@ -8591,7 +9524,15 @@
         </w:numPr>
       </w:pPr>
       <w:r>
-        <w:t>To automatically scan IaC configures to ensure cloud deployments adhere to compliance rule before provisioning</w:t>
+        <w:t xml:space="preserve">To automatically scan </w:t>
+      </w:r>
+      <w:proofErr w:type="spellStart"/>
+      <w:r>
+        <w:t>IaC</w:t>
+      </w:r>
+      <w:proofErr w:type="spellEnd"/>
+      <w:r>
+        <w:t xml:space="preserve"> configures to ensure cloud deployments adhere to compliance rule before provisioning</w:t>
       </w:r>
     </w:p>
     <w:p>
@@ -8753,7 +9694,23 @@
               <w:ind w:firstLine="720"/>
             </w:pPr>
             <w:r>
-              <w:t xml:space="preserve">Engineered the CI/CD pipeline (GitHub Actions), implemented automated security gates (Trivy, Semgrep, Gitleaks), and authored Section </w:t>
+              <w:t>Engineered the CI/CD pipeline (GitHub Actions), implemented automated security gates (</w:t>
+            </w:r>
+            <w:proofErr w:type="spellStart"/>
+            <w:r>
+              <w:t>Trivy</w:t>
+            </w:r>
+            <w:proofErr w:type="spellEnd"/>
+            <w:r>
+              <w:t xml:space="preserve">, </w:t>
+            </w:r>
+            <w:proofErr w:type="spellStart"/>
+            <w:r>
+              <w:t>Semgrep</w:t>
+            </w:r>
+            <w:proofErr w:type="spellEnd"/>
+            <w:r>
+              <w:t xml:space="preserve">, Gitleaks), and authored Section </w:t>
             </w:r>
             <w:r>
               <w:t>5</w:t>
@@ -8786,8 +9743,13 @@
             <w:tcW w:w="1854" w:type="dxa"/>
           </w:tcPr>
           <w:p>
-            <w:r>
-              <w:t xml:space="preserve">Aluthge </w:t>
+            <w:proofErr w:type="spellStart"/>
+            <w:r>
+              <w:t>Aluthge</w:t>
+            </w:r>
+            <w:proofErr w:type="spellEnd"/>
+            <w:r>
+              <w:t xml:space="preserve"> </w:t>
             </w:r>
             <w:r>
               <w:t>M.N</w:t>
@@ -8840,8 +9802,13 @@
             <w:tcW w:w="1854" w:type="dxa"/>
           </w:tcPr>
           <w:p>
-            <w:r>
-              <w:t>Shanthoshika S</w:t>
+            <w:proofErr w:type="spellStart"/>
+            <w:r>
+              <w:t>Shanthoshika</w:t>
+            </w:r>
+            <w:proofErr w:type="spellEnd"/>
+            <w:r>
+              <w:t xml:space="preserve"> S</w:t>
             </w:r>
           </w:p>
         </w:tc>
@@ -8861,7 +9828,15 @@
           </w:tcPr>
           <w:p>
             <w:r>
-              <w:t xml:space="preserve">Executed secure code remediation for Stored XSS and Insecure Cryptographic Storage (bcrypt), captured SAST comparison evidence, and authored the code patch walkthroughs in Section </w:t>
+              <w:t>Executed secure code remediation for Stored XSS and Insecure Cryptographic Storage (</w:t>
+            </w:r>
+            <w:proofErr w:type="spellStart"/>
+            <w:r>
+              <w:t>bcrypt</w:t>
+            </w:r>
+            <w:proofErr w:type="spellEnd"/>
+            <w:r>
+              <w:t xml:space="preserve">), captured SAST comparison evidence, and authored the code patch walkthroughs in Section </w:t>
             </w:r>
             <w:r>
               <w:t>4</w:t>
@@ -9029,7 +10004,15 @@
         </w:numPr>
       </w:pPr>
       <w:r>
-        <w:t xml:space="preserve">OWASP Foundation, "OWASP NodeGoat Project," OWASP.org, 2026. [Online]. Available: </w:t>
+        <w:t xml:space="preserve">OWASP Foundation, "OWASP </w:t>
+      </w:r>
+      <w:proofErr w:type="spellStart"/>
+      <w:r>
+        <w:t>NodeGoat</w:t>
+      </w:r>
+      <w:proofErr w:type="spellEnd"/>
+      <w:r>
+        <w:t xml:space="preserve"> Project," OWASP.org, 2026. [Online]. Available: </w:t>
       </w:r>
       <w:r>
         <w:rPr>
@@ -9055,7 +10038,15 @@
         </w:numPr>
       </w:pPr>
       <w:r>
-        <w:t>T. Hunter II, "Compromised npm Package: event-stream," Medium, Nov. 26, 2018. [Online]. Available</w:t>
+        <w:t xml:space="preserve">T. Hunter II, "Compromised </w:t>
+      </w:r>
+      <w:proofErr w:type="spellStart"/>
+      <w:r>
+        <w:t>npm</w:t>
+      </w:r>
+      <w:proofErr w:type="spellEnd"/>
+      <w:r>
+        <w:t xml:space="preserve"> Package: event-stream," Medium, Nov. 26, 2018. [Online]. Available</w:t>
       </w:r>
       <w:r>
         <w:rPr>
@@ -9109,8 +10100,37 @@
           <w:numId w:val="15"/>
         </w:numPr>
       </w:pPr>
-      <w:r>
-        <w:t xml:space="preserve">Revenera, "Compromised npm Package: event-stream and flatmap-stream packages lead to supply chain attack," Revenera Blog, Nov. 27, 2018. [Online]. Available: </w:t>
+      <w:proofErr w:type="spellStart"/>
+      <w:r>
+        <w:t>Revenera</w:t>
+      </w:r>
+      <w:proofErr w:type="spellEnd"/>
+      <w:r>
+        <w:t xml:space="preserve">, "Compromised </w:t>
+      </w:r>
+      <w:proofErr w:type="spellStart"/>
+      <w:r>
+        <w:t>npm</w:t>
+      </w:r>
+      <w:proofErr w:type="spellEnd"/>
+      <w:r>
+        <w:t xml:space="preserve"> Package: event-stream and </w:t>
+      </w:r>
+      <w:proofErr w:type="spellStart"/>
+      <w:r>
+        <w:t>flatmap</w:t>
+      </w:r>
+      <w:proofErr w:type="spellEnd"/>
+      <w:r>
+        <w:t xml:space="preserve">-stream packages lead to supply chain attack," </w:t>
+      </w:r>
+      <w:proofErr w:type="spellStart"/>
+      <w:r>
+        <w:t>Revenera</w:t>
+      </w:r>
+      <w:proofErr w:type="spellEnd"/>
+      <w:r>
+        <w:t xml:space="preserve"> Blog, Nov. 27, 2018. [Online]. Available: </w:t>
       </w:r>
       <w:r>
         <w:rPr>
@@ -9160,7 +10180,15 @@
         </w:numPr>
       </w:pPr>
       <w:r>
-        <w:t xml:space="preserve">Aqua Security, "Trivy: Comprehensive Security Scanner," GitHub, 2026. [Online]. Available: </w:t>
+        <w:t>Aqua Security, "</w:t>
+      </w:r>
+      <w:proofErr w:type="spellStart"/>
+      <w:r>
+        <w:t>Trivy</w:t>
+      </w:r>
+      <w:proofErr w:type="spellEnd"/>
+      <w:r>
+        <w:t xml:space="preserve">: Comprehensive Security Scanner," GitHub, 2026. [Online]. Available: </w:t>
       </w:r>
       <w:r>
         <w:rPr>
@@ -9181,8 +10209,29 @@
           <w:numId w:val="15"/>
         </w:numPr>
       </w:pPr>
-      <w:r>
-        <w:t xml:space="preserve">Semgrep, "Semgrep: Lightweight static analysis for many languages," Semgrep.dev, 2026. [Online]. </w:t>
+      <w:proofErr w:type="spellStart"/>
+      <w:r>
+        <w:t>Semgrep</w:t>
+      </w:r>
+      <w:proofErr w:type="spellEnd"/>
+      <w:r>
+        <w:t>, "</w:t>
+      </w:r>
+      <w:proofErr w:type="spellStart"/>
+      <w:r>
+        <w:t>Semgrep</w:t>
+      </w:r>
+      <w:proofErr w:type="spellEnd"/>
+      <w:r>
+        <w:t xml:space="preserve">: Lightweight static analysis for many languages," </w:t>
+      </w:r>
+      <w:proofErr w:type="spellStart"/>
+      <w:r>
+        <w:t>Semgrep.dev</w:t>
+      </w:r>
+      <w:proofErr w:type="spellEnd"/>
+      <w:r>
+        <w:t xml:space="preserve">, 2026. [Online]. </w:t>
       </w:r>
       <w:r>
         <w:t xml:space="preserve">Available: </w:t>
@@ -9263,7 +10312,15 @@
         </w:numPr>
       </w:pPr>
       <w:r>
-        <w:t>OWASP Foundation, "NodeGoat Source Code Repository," GitHub, 2026. [Online]. Available:</w:t>
+        <w:t>OWASP Foundation, "</w:t>
+      </w:r>
+      <w:proofErr w:type="spellStart"/>
+      <w:r>
+        <w:t>NodeGoat</w:t>
+      </w:r>
+      <w:proofErr w:type="spellEnd"/>
+      <w:r>
+        <w:t xml:space="preserve"> Source Code Repository," GitHub, 2026. [Online]. Available:</w:t>
       </w:r>
       <w:r>
         <w:rPr>

--- a/assiment.docx
+++ b/assiment.docx
@@ -299,13 +299,8 @@
               <w:spacing w:after="160" w:line="278" w:lineRule="auto"/>
             </w:pPr>
             <w:r>
-              <w:t xml:space="preserve">Pethvan p </w:t>
-            </w:r>
-            <w:proofErr w:type="spellStart"/>
-            <w:r>
-              <w:t>p</w:t>
-            </w:r>
-            <w:proofErr w:type="spellEnd"/>
+              <w:t>Pethvan p p</w:t>
+            </w:r>
           </w:p>
         </w:tc>
       </w:tr>
@@ -349,13 +344,8 @@
             <w:pPr>
               <w:spacing w:after="160" w:line="278" w:lineRule="auto"/>
             </w:pPr>
-            <w:proofErr w:type="spellStart"/>
-            <w:r>
-              <w:t>Aluthge</w:t>
-            </w:r>
-            <w:proofErr w:type="spellEnd"/>
-            <w:r>
-              <w:t xml:space="preserve"> M.N</w:t>
+            <w:r>
+              <w:t>Aluthge M.N</w:t>
             </w:r>
           </w:p>
         </w:tc>
@@ -446,13 +436,8 @@
             <w:pPr>
               <w:spacing w:after="160" w:line="278" w:lineRule="auto"/>
             </w:pPr>
-            <w:proofErr w:type="spellStart"/>
-            <w:r>
-              <w:t>Shanthoshika</w:t>
-            </w:r>
-            <w:proofErr w:type="spellEnd"/>
-            <w:r>
-              <w:t xml:space="preserve"> S</w:t>
+            <w:r>
+              <w:t>Shanthoshika S</w:t>
             </w:r>
           </w:p>
         </w:tc>
@@ -2406,17 +2391,10 @@
     </w:p>
     <w:p>
       <w:r>
-        <w:t xml:space="preserve">This report present a comprehensive DevOps security assessment and remediation lifecycle conducted on the OWASP </w:t>
-      </w:r>
-      <w:proofErr w:type="spellStart"/>
-      <w:r>
-        <w:t>NodeGoat</w:t>
-      </w:r>
-      <w:proofErr w:type="spellEnd"/>
-      <w:r>
-        <w:t xml:space="preserve"> application. The objective is to shift security practice left by identifying critical application-layer vulnerabilities and stablishing automated policy enforcing CI/CD pipelines through controlled exploitations, threat analysis and automated security control </w:t>
-      </w:r>
-    </w:p>
+        <w:t>This report presents a comprehensive DevSecOps security assessment and remediation lifecycle conducted on the OWASP NodeGoat application. The objective is to shift security practices left by identifying critical application-layer vulnerabilities and establishing automated, policy-enforcing CI/CD pipelines through controlled exploitation, threat analysis, and automated security controls.</w:t>
+      </w:r>
+    </w:p>
+    <w:p/>
     <w:p>
       <w:pPr>
         <w:rPr>
@@ -2429,7 +2407,7 @@
           <w:b/>
           <w:bCs/>
         </w:rPr>
-        <w:t>Key technical achievements</w:t>
+        <w:t>Key Technical Achievements</w:t>
       </w:r>
     </w:p>
     <w:p>
@@ -2437,113 +2415,11 @@
         <w:pStyle w:val="ListParagraph"/>
         <w:numPr>
           <w:ilvl w:val="0"/>
-          <w:numId w:val="10"/>
+          <w:numId w:val="18"/>
         </w:numPr>
-        <w:rPr>
-          <w:b/>
-          <w:bCs/>
-        </w:rPr>
-      </w:pPr>
-      <w:r>
-        <w:rPr>
-          <w:b/>
-          <w:bCs/>
-        </w:rPr>
-        <w:t xml:space="preserve">Vulnerability identification and </w:t>
-      </w:r>
-      <w:proofErr w:type="spellStart"/>
-      <w:r>
-        <w:rPr>
-          <w:b/>
-          <w:bCs/>
-        </w:rPr>
-        <w:t>remidation</w:t>
-      </w:r>
-      <w:proofErr w:type="spellEnd"/>
-    </w:p>
-    <w:p>
-      <w:pPr>
-        <w:pStyle w:val="ListParagraph"/>
-        <w:numPr>
-          <w:ilvl w:val="1"/>
-          <w:numId w:val="10"/>
-        </w:numPr>
-        <w:rPr>
-          <w:b/>
-          <w:bCs/>
-        </w:rPr>
-      </w:pPr>
-      <w:proofErr w:type="spellStart"/>
-      <w:r>
-        <w:t>NoSql</w:t>
-      </w:r>
-      <w:proofErr w:type="spellEnd"/>
-      <w:r>
-        <w:t xml:space="preserve"> Injection</w:t>
-      </w:r>
-    </w:p>
-    <w:p>
-      <w:pPr>
-        <w:pStyle w:val="ListParagraph"/>
-        <w:numPr>
-          <w:ilvl w:val="1"/>
-          <w:numId w:val="10"/>
-        </w:numPr>
-        <w:rPr>
-          <w:b/>
-          <w:bCs/>
-        </w:rPr>
-      </w:pPr>
-      <w:r>
-        <w:t>Stored cross-site scripting</w:t>
-      </w:r>
-    </w:p>
-    <w:p>
-      <w:pPr>
-        <w:pStyle w:val="ListParagraph"/>
-        <w:numPr>
-          <w:ilvl w:val="1"/>
-          <w:numId w:val="10"/>
-        </w:numPr>
-        <w:rPr>
-          <w:b/>
-          <w:bCs/>
-        </w:rPr>
-      </w:pPr>
-      <w:r>
-        <w:t>Insecure direct object reference</w:t>
-      </w:r>
-    </w:p>
-    <w:p>
-      <w:pPr>
-        <w:pStyle w:val="ListParagraph"/>
-        <w:numPr>
-          <w:ilvl w:val="1"/>
-          <w:numId w:val="10"/>
-        </w:numPr>
-        <w:rPr>
-          <w:b/>
-          <w:bCs/>
-        </w:rPr>
-      </w:pPr>
-      <w:r>
-        <w:t>Insecure cryptography storage</w:t>
-      </w:r>
-    </w:p>
-    <w:p>
-      <w:pPr>
-        <w:pStyle w:val="ListParagraph"/>
-        <w:numPr>
-          <w:ilvl w:val="1"/>
-          <w:numId w:val="10"/>
-        </w:numPr>
-        <w:rPr>
-          <w:b/>
-          <w:bCs/>
-        </w:rPr>
-      </w:pPr>
-      <w:r>
-        <w:t>Static application security testing</w:t>
+      </w:pPr>
+      <w:r>
+        <w:t>Vulnerability Identification and Remediation:</w:t>
       </w:r>
     </w:p>
     <w:p>
@@ -2551,88 +2427,11 @@
         <w:pStyle w:val="ListParagraph"/>
         <w:numPr>
           <w:ilvl w:val="0"/>
-          <w:numId w:val="10"/>
+          <w:numId w:val="18"/>
         </w:numPr>
-        <w:rPr>
-          <w:b/>
-          <w:bCs/>
-        </w:rPr>
-      </w:pPr>
-      <w:r>
-        <w:rPr>
-          <w:b/>
-          <w:bCs/>
-        </w:rPr>
-        <w:t>Continuous security automation</w:t>
-      </w:r>
-    </w:p>
-    <w:p>
-      <w:pPr>
-        <w:pStyle w:val="ListParagraph"/>
-        <w:numPr>
-          <w:ilvl w:val="1"/>
-          <w:numId w:val="10"/>
-        </w:numPr>
-        <w:rPr>
-          <w:b/>
-          <w:bCs/>
-        </w:rPr>
-      </w:pPr>
-      <w:r>
-        <w:t xml:space="preserve">Secret </w:t>
-      </w:r>
-      <w:proofErr w:type="spellStart"/>
-      <w:r>
-        <w:t>scanninig</w:t>
-      </w:r>
-      <w:proofErr w:type="spellEnd"/>
-    </w:p>
-    <w:p>
-      <w:pPr>
-        <w:pStyle w:val="ListParagraph"/>
-        <w:numPr>
-          <w:ilvl w:val="1"/>
-          <w:numId w:val="10"/>
-        </w:numPr>
-        <w:rPr>
-          <w:b/>
-          <w:bCs/>
-        </w:rPr>
-      </w:pPr>
-      <w:r>
-        <w:t>SAST</w:t>
-      </w:r>
-    </w:p>
-    <w:p>
-      <w:pPr>
-        <w:pStyle w:val="ListParagraph"/>
-        <w:numPr>
-          <w:ilvl w:val="1"/>
-          <w:numId w:val="10"/>
-        </w:numPr>
-        <w:rPr>
-          <w:b/>
-          <w:bCs/>
-        </w:rPr>
-      </w:pPr>
-      <w:r>
-        <w:t>Software composition analysis</w:t>
-      </w:r>
-    </w:p>
-    <w:p>
-      <w:pPr>
-        <w:pStyle w:val="ListParagraph"/>
-        <w:numPr>
-          <w:ilvl w:val="1"/>
-          <w:numId w:val="10"/>
-        </w:numPr>
-        <w:rPr>
-          <w:b/>
-          <w:bCs/>
-        </w:rPr>
-      </w:pPr>
-      <w:r>
-        <w:t>Container security</w:t>
+      </w:pPr>
+      <w:r>
+        <w:t>NoSQL Injection</w:t>
       </w:r>
     </w:p>
     <w:p>
@@ -2640,19 +2439,11 @@
         <w:pStyle w:val="ListParagraph"/>
         <w:numPr>
           <w:ilvl w:val="0"/>
-          <w:numId w:val="10"/>
+          <w:numId w:val="18"/>
         </w:numPr>
-        <w:rPr>
-          <w:b/>
-          <w:bCs/>
-        </w:rPr>
-      </w:pPr>
-      <w:r>
-        <w:rPr>
-          <w:b/>
-          <w:bCs/>
-        </w:rPr>
-        <w:t>Enterprise secrets management</w:t>
+      </w:pPr>
+      <w:r>
+        <w:t>Stored Cross-Site Scripting (XSS)</w:t>
       </w:r>
     </w:p>
     <w:p>
@@ -2660,8 +2451,27 @@
         <w:pStyle w:val="ListParagraph"/>
         <w:numPr>
           <w:ilvl w:val="0"/>
-          <w:numId w:val="10"/>
+          <w:numId w:val="18"/>
         </w:numPr>
+      </w:pPr>
+      <w:r>
+        <w:t>Insecure Direct Object Reference (IDOR)</w:t>
+      </w:r>
+    </w:p>
+    <w:p>
+      <w:pPr>
+        <w:pStyle w:val="ListParagraph"/>
+        <w:numPr>
+          <w:ilvl w:val="0"/>
+          <w:numId w:val="18"/>
+        </w:numPr>
+      </w:pPr>
+      <w:r>
+        <w:t>Insecure Cryptographic Storage</w:t>
+      </w:r>
+    </w:p>
+    <w:p>
+      <w:pPr>
         <w:rPr>
           <w:b/>
           <w:bCs/>
@@ -2672,16 +2482,72 @@
           <w:b/>
           <w:bCs/>
         </w:rPr>
-        <w:t>Software supply chain risk analysis</w:t>
-      </w:r>
-    </w:p>
-    <w:p>
-      <w:pPr>
+        <w:t>Continuous Security Automation:</w:t>
+      </w:r>
+    </w:p>
+    <w:p>
+      <w:pPr>
+        <w:pStyle w:val="ListParagraph"/>
+        <w:numPr>
+          <w:ilvl w:val="0"/>
+          <w:numId w:val="17"/>
+        </w:numPr>
+      </w:pPr>
+      <w:r>
+        <w:t>Secret Scanning</w:t>
+      </w:r>
+    </w:p>
+    <w:p>
+      <w:pPr>
+        <w:pStyle w:val="ListParagraph"/>
+        <w:numPr>
+          <w:ilvl w:val="0"/>
+          <w:numId w:val="17"/>
+        </w:numPr>
+      </w:pPr>
+      <w:r>
+        <w:t>Static Application Security Testing (SAST)</w:t>
+      </w:r>
+    </w:p>
+    <w:p>
+      <w:pPr>
+        <w:pStyle w:val="ListParagraph"/>
+        <w:numPr>
+          <w:ilvl w:val="0"/>
+          <w:numId w:val="17"/>
+        </w:numPr>
+      </w:pPr>
+      <w:r>
+        <w:t>Software Composition Analysis (SCA)</w:t>
+      </w:r>
+    </w:p>
+    <w:p>
+      <w:pPr>
+        <w:pStyle w:val="ListParagraph"/>
+        <w:numPr>
+          <w:ilvl w:val="0"/>
+          <w:numId w:val="17"/>
+        </w:numPr>
+      </w:pPr>
+      <w:r>
+        <w:t>Container Image Scanning</w:t>
+      </w:r>
+    </w:p>
+    <w:p>
+      <w:pPr>
+        <w:pStyle w:val="ListParagraph"/>
+        <w:numPr>
+          <w:ilvl w:val="0"/>
+          <w:numId w:val="17"/>
+        </w:numPr>
         <w:rPr>
           <w:b/>
           <w:bCs/>
         </w:rPr>
       </w:pPr>
+      <w:r>
+        <w:t>Enterprise Secrets Management</w:t>
+      </w:r>
     </w:p>
     <w:p>
       <w:pPr>
@@ -2745,15 +2611,7 @@
     </w:p>
     <w:p>
       <w:r>
-        <w:t xml:space="preserve">The deployment architecture partitions OWASP </w:t>
-      </w:r>
-      <w:proofErr w:type="spellStart"/>
-      <w:r>
-        <w:t>NodeGoat</w:t>
-      </w:r>
-      <w:proofErr w:type="spellEnd"/>
-      <w:r>
-        <w:t xml:space="preserve"> into two discrete containerized tiers </w:t>
+        <w:t xml:space="preserve">The deployment architecture partitions OWASP NodeGoat into two discrete containerized tiers </w:t>
       </w:r>
     </w:p>
     <w:p>
@@ -2765,15 +2623,7 @@
         </w:numPr>
       </w:pPr>
       <w:r>
-        <w:t>The application runtime tier(</w:t>
-      </w:r>
-      <w:proofErr w:type="spellStart"/>
-      <w:r>
-        <w:t>nodegoat</w:t>
-      </w:r>
-      <w:proofErr w:type="spellEnd"/>
-      <w:r>
-        <w:t>-web)</w:t>
+        <w:t>The application runtime tier(nodegoat-web)</w:t>
       </w:r>
     </w:p>
     <w:p>
@@ -2785,28 +2635,12 @@
         </w:numPr>
       </w:pPr>
       <w:r>
-        <w:t>Data storage tier(</w:t>
-      </w:r>
-      <w:proofErr w:type="spellStart"/>
-      <w:r>
-        <w:t>nodegoat-db</w:t>
-      </w:r>
-      <w:proofErr w:type="spellEnd"/>
-      <w:r>
-        <w:t>)</w:t>
-      </w:r>
-    </w:p>
-    <w:p>
-      <w:r>
-        <w:t xml:space="preserve">Using docker compose the system build and start in fully </w:t>
-      </w:r>
-      <w:proofErr w:type="spellStart"/>
-      <w:r>
-        <w:t>self container</w:t>
-      </w:r>
-      <w:proofErr w:type="spellEnd"/>
-      <w:r>
-        <w:t xml:space="preserve"> offline status single command </w:t>
+        <w:t>Data storage tier(nodegoat-db)</w:t>
+      </w:r>
+    </w:p>
+    <w:p>
+      <w:r>
+        <w:t xml:space="preserve">Using docker compose the system build and start in fully self container offline status single command </w:t>
       </w:r>
       <w:r>
         <w:rPr>
@@ -2816,31 +2650,7 @@
         <w:t xml:space="preserve">docker compose up –build. </w:t>
       </w:r>
       <w:r>
-        <w:t>The web container  manage express application handling and isolated mongo-</w:t>
-      </w:r>
-      <w:proofErr w:type="spellStart"/>
-      <w:r>
-        <w:t>db</w:t>
-      </w:r>
-      <w:proofErr w:type="spellEnd"/>
-      <w:r>
-        <w:t xml:space="preserve"> database management manage in </w:t>
-      </w:r>
-      <w:proofErr w:type="spellStart"/>
-      <w:r>
-        <w:t>db</w:t>
-      </w:r>
-      <w:proofErr w:type="spellEnd"/>
-      <w:r>
-        <w:t xml:space="preserve"> docker using </w:t>
-      </w:r>
-      <w:proofErr w:type="spellStart"/>
-      <w:r>
-        <w:t>tcp</w:t>
-      </w:r>
-      <w:proofErr w:type="spellEnd"/>
-      <w:r>
-        <w:t xml:space="preserve"> port 27017 for monitoring scripts and logs</w:t>
+        <w:t>The web container  manage express application handling and isolated mongo-db database management manage in db docker using tcp port 27017 for monitoring scripts and logs</w:t>
       </w:r>
     </w:p>
     <w:p>
@@ -2970,7 +2780,6 @@
       <w:r>
         <w:t xml:space="preserve">configure with </w:t>
       </w:r>
-      <w:proofErr w:type="spellStart"/>
       <w:r>
         <w:rPr>
           <w:b/>
@@ -2978,7 +2787,6 @@
         </w:rPr>
         <w:t>internal:true</w:t>
       </w:r>
-      <w:proofErr w:type="spellEnd"/>
       <w:r>
         <w:t xml:space="preserve"> to </w:t>
       </w:r>
@@ -3251,15 +3059,7 @@
     </w:p>
     <w:p>
       <w:r>
-        <w:t xml:space="preserve">Below are four realistic, application-specific threats that might target the </w:t>
-      </w:r>
-      <w:proofErr w:type="spellStart"/>
-      <w:r>
-        <w:t>NodeGoat</w:t>
-      </w:r>
-      <w:proofErr w:type="spellEnd"/>
-      <w:r>
-        <w:t xml:space="preserve"> architecture. The threats were identified using the STRIDE methodology.</w:t>
+        <w:t>Below are four realistic, application-specific threats that might target the NodeGoat architecture. The threats were identified using the STRIDE methodology.</w:t>
       </w:r>
     </w:p>
     <w:p>
@@ -3283,15 +3083,7 @@
         <w:pStyle w:val="ListParagraph"/>
       </w:pPr>
       <w:r>
-        <w:t xml:space="preserve"> An attacker can launch a NoSQL injection attack by sending a malicious JSON object to the /login API. By replacing the password value with a MongoDB operator, such as {"password": {"$ne": null}}, and taking advantage of the fact that Express does not enforce </w:t>
-      </w:r>
-      <w:proofErr w:type="spellStart"/>
-      <w:r>
-        <w:t>typechecking</w:t>
-      </w:r>
-      <w:proofErr w:type="spellEnd"/>
-      <w:r>
-        <w:t xml:space="preserve"> on the input, the attacker can bypass authentication and hijack an administrator’s session. No credentials would be required to perform this attack, apart from basic knowledge of the MongoDB query language.</w:t>
+        <w:t xml:space="preserve"> An attacker can launch a NoSQL injection attack by sending a malicious JSON object to the /login API. By replacing the password value with a MongoDB operator, such as {"password": {"$ne": null}}, and taking advantage of the fact that Express does not enforce typechecking on the input, the attacker can bypass authentication and hijack an administrator’s session. No credentials would be required to perform this attack, apart from basic knowledge of the MongoDB query language.</w:t>
       </w:r>
     </w:p>
     <w:p>
@@ -3310,15 +3102,7 @@
         <w:t xml:space="preserve">Information Disclosure (Insecure Direct Object Reference on Allocations): </w:t>
       </w:r>
       <w:r>
-        <w:t xml:space="preserve">An authenticated attacker can view sensitive allocation records by modifying the GET request sent to the server. By changing the </w:t>
-      </w:r>
-      <w:proofErr w:type="spellStart"/>
-      <w:r>
-        <w:t>userId</w:t>
-      </w:r>
-      <w:proofErr w:type="spellEnd"/>
-      <w:r>
-        <w:t xml:space="preserve"> parameter in the URL (e.g., /allocations/1) to another value, the attacker can effectively read the financial records of any other user. The vulnerability stems from the fact that the server trusts the client-provided parameter without verifying it against the authenticated session.</w:t>
+        <w:t>An authenticated attacker can view sensitive allocation records by modifying the GET request sent to the server. By changing the userId parameter in the URL (e.g., /allocations/1) to another value, the attacker can effectively read the financial records of any other user. The vulnerability stems from the fact that the server trusts the client-provided parameter without verifying it against the authenticated session.</w:t>
       </w:r>
     </w:p>
     <w:p>
@@ -3337,15 +3121,7 @@
         <w:t>Information Disclosure (Hardcoded Database Credentials):</w:t>
       </w:r>
       <w:r>
-        <w:t xml:space="preserve"> A developer could accidentally commit the database credentials required to connect to the MongoDB server and sign cookies for the Express framework in the config/env/development.js file or the docker-</w:t>
-      </w:r>
-      <w:proofErr w:type="spellStart"/>
-      <w:r>
-        <w:t>compose.yml</w:t>
-      </w:r>
-      <w:proofErr w:type="spellEnd"/>
-      <w:r>
-        <w:t xml:space="preserve"> file. If this information becomes available to an attacker, they can utilize it to connect to the database directly and forge valid session cookies to hijack the administrator’s session.</w:t>
+        <w:t xml:space="preserve"> A developer could accidentally commit the database credentials required to connect to the MongoDB server and sign cookies for the Express framework in the config/env/development.js file or the docker-compose.yml file. If this information becomes available to an attacker, they can utilize it to connect to the database directly and forge valid session cookies to hijack the administrator’s session.</w:t>
       </w:r>
     </w:p>
     <w:p>
@@ -3424,48 +3200,40 @@
     <w:tbl>
       <w:tblPr>
         <w:tblStyle w:val="TableGrid"/>
-        <w:tblW w:w="0" w:type="auto"/>
+        <w:tblW w:w="10255" w:type="dxa"/>
         <w:tblLook w:val="04A0" w:firstRow="1" w:lastRow="0" w:firstColumn="1" w:lastColumn="0" w:noHBand="0" w:noVBand="1"/>
       </w:tblPr>
       <w:tblGrid>
-        <w:gridCol w:w="2337"/>
-        <w:gridCol w:w="2337"/>
-        <w:gridCol w:w="2338"/>
-        <w:gridCol w:w="2338"/>
+        <w:gridCol w:w="2154"/>
+        <w:gridCol w:w="1225"/>
+        <w:gridCol w:w="943"/>
+        <w:gridCol w:w="1523"/>
+        <w:gridCol w:w="4410"/>
       </w:tblGrid>
       <w:tr>
         <w:tc>
           <w:tcPr>
-            <w:tcW w:w="2337" w:type="dxa"/>
+            <w:tcW w:w="2154" w:type="dxa"/>
           </w:tcPr>
           <w:p>
             <w:r>
-              <w:t>threa</w:t>
-            </w:r>
-            <w:r>
-              <w:t>t</w:t>
+              <w:t>threat</w:t>
             </w:r>
           </w:p>
         </w:tc>
         <w:tc>
           <w:tcPr>
-            <w:tcW w:w="2337" w:type="dxa"/>
+            <w:tcW w:w="1225" w:type="dxa"/>
           </w:tcPr>
           <w:p>
             <w:r>
-              <w:t>like</w:t>
-            </w:r>
-            <w:r>
-              <w:t>li</w:t>
-            </w:r>
-            <w:r>
-              <w:t>hood</w:t>
+              <w:t>likelihood</w:t>
             </w:r>
           </w:p>
         </w:tc>
         <w:tc>
           <w:tcPr>
-            <w:tcW w:w="2338" w:type="dxa"/>
+            <w:tcW w:w="943" w:type="dxa"/>
           </w:tcPr>
           <w:p>
             <w:r>
@@ -3475,14 +3243,21 @@
         </w:tc>
         <w:tc>
           <w:tcPr>
-            <w:tcW w:w="2338" w:type="dxa"/>
+            <w:tcW w:w="1523" w:type="dxa"/>
           </w:tcPr>
           <w:p>
             <w:r>
-              <w:t>Overall risk</w:t>
-            </w:r>
-            <w:r>
-              <w:t>s</w:t>
+              <w:t>Overall risks</w:t>
+            </w:r>
+          </w:p>
+        </w:tc>
+        <w:tc>
+          <w:tcPr>
+            <w:tcW w:w="4410" w:type="dxa"/>
+          </w:tcPr>
+          <w:p>
+            <w:r>
+              <w:t>Justification</w:t>
             </w:r>
           </w:p>
         </w:tc>
@@ -3490,7 +3265,7 @@
       <w:tr>
         <w:tc>
           <w:tcPr>
-            <w:tcW w:w="2337" w:type="dxa"/>
+            <w:tcW w:w="2154" w:type="dxa"/>
           </w:tcPr>
           <w:p>
             <w:r>
@@ -3500,7 +3275,7 @@
         </w:tc>
         <w:tc>
           <w:tcPr>
-            <w:tcW w:w="2337" w:type="dxa"/>
+            <w:tcW w:w="1225" w:type="dxa"/>
           </w:tcPr>
           <w:p>
             <w:r>
@@ -3510,7 +3285,7 @@
         </w:tc>
         <w:tc>
           <w:tcPr>
-            <w:tcW w:w="2338" w:type="dxa"/>
+            <w:tcW w:w="943" w:type="dxa"/>
           </w:tcPr>
           <w:p>
             <w:r>
@@ -3520,11 +3295,21 @@
         </w:tc>
         <w:tc>
           <w:tcPr>
-            <w:tcW w:w="2338" w:type="dxa"/>
+            <w:tcW w:w="1523" w:type="dxa"/>
           </w:tcPr>
           <w:p>
             <w:r>
               <w:t>25</w:t>
+            </w:r>
+          </w:p>
+        </w:tc>
+        <w:tc>
+          <w:tcPr>
+            <w:tcW w:w="4410" w:type="dxa"/>
+          </w:tcPr>
+          <w:p>
+            <w:r>
+              <w:t>The login endpoint is publicly exposed, requires no prior authentication, and results in complete administrative account takeover.</w:t>
             </w:r>
           </w:p>
         </w:tc>
@@ -3532,11 +3317,14 @@
       <w:tr>
         <w:tc>
           <w:tcPr>
-            <w:tcW w:w="2337" w:type="dxa"/>
+            <w:tcW w:w="2154" w:type="dxa"/>
           </w:tcPr>
           <w:p>
             <w:r>
-              <w:t xml:space="preserve">Tampering </w:t>
+              <w:t>Information Disclosur</w:t>
+            </w:r>
+            <w:r>
+              <w:t xml:space="preserve"> </w:t>
             </w:r>
             <w:r>
               <w:t>(allocation IDOR)</w:t>
@@ -3545,7 +3333,7 @@
         </w:tc>
         <w:tc>
           <w:tcPr>
-            <w:tcW w:w="2337" w:type="dxa"/>
+            <w:tcW w:w="1225" w:type="dxa"/>
           </w:tcPr>
           <w:p>
             <w:r>
@@ -3555,7 +3343,7 @@
         </w:tc>
         <w:tc>
           <w:tcPr>
-            <w:tcW w:w="2338" w:type="dxa"/>
+            <w:tcW w:w="943" w:type="dxa"/>
           </w:tcPr>
           <w:p>
             <w:r>
@@ -3565,11 +3353,21 @@
         </w:tc>
         <w:tc>
           <w:tcPr>
-            <w:tcW w:w="2338" w:type="dxa"/>
+            <w:tcW w:w="1523" w:type="dxa"/>
           </w:tcPr>
           <w:p>
             <w:r>
               <w:t>16</w:t>
+            </w:r>
+          </w:p>
+        </w:tc>
+        <w:tc>
+          <w:tcPr>
+            <w:tcW w:w="4410" w:type="dxa"/>
+          </w:tcPr>
+          <w:p>
+            <w:r>
+              <w:t>Requires an authenticated session to execute, but reliably exposes highly sensitive financial records of other users.</w:t>
             </w:r>
           </w:p>
         </w:tc>
@@ -3577,23 +3375,17 @@
       <w:tr>
         <w:tc>
           <w:tcPr>
-            <w:tcW w:w="2337" w:type="dxa"/>
+            <w:tcW w:w="2154" w:type="dxa"/>
           </w:tcPr>
           <w:p>
             <w:r>
-              <w:t>Info disclosure(secrets in G</w:t>
-            </w:r>
-            <w:r>
-              <w:t>i</w:t>
-            </w:r>
-            <w:r>
-              <w:t>t)</w:t>
+              <w:t>Info disclosure(secrets in Git)</w:t>
             </w:r>
           </w:p>
         </w:tc>
         <w:tc>
           <w:tcPr>
-            <w:tcW w:w="2337" w:type="dxa"/>
+            <w:tcW w:w="1225" w:type="dxa"/>
           </w:tcPr>
           <w:p>
             <w:r>
@@ -3603,7 +3395,7 @@
         </w:tc>
         <w:tc>
           <w:tcPr>
-            <w:tcW w:w="2338" w:type="dxa"/>
+            <w:tcW w:w="943" w:type="dxa"/>
           </w:tcPr>
           <w:p>
             <w:r>
@@ -3613,11 +3405,21 @@
         </w:tc>
         <w:tc>
           <w:tcPr>
-            <w:tcW w:w="2338" w:type="dxa"/>
+            <w:tcW w:w="1523" w:type="dxa"/>
           </w:tcPr>
           <w:p>
             <w:r>
               <w:t>16</w:t>
+            </w:r>
+          </w:p>
+        </w:tc>
+        <w:tc>
+          <w:tcPr>
+            <w:tcW w:w="4410" w:type="dxa"/>
+          </w:tcPr>
+          <w:p>
+            <w:r>
+              <w:t>Accidental commits are a highly common developer error that grants attackers direct, unauthorized access to backend databases.</w:t>
             </w:r>
           </w:p>
         </w:tc>
@@ -3625,23 +3427,17 @@
       <w:tr>
         <w:tc>
           <w:tcPr>
-            <w:tcW w:w="2337" w:type="dxa"/>
+            <w:tcW w:w="2154" w:type="dxa"/>
           </w:tcPr>
           <w:p>
             <w:r>
-              <w:t>Dos(</w:t>
-            </w:r>
-            <w:r>
-              <w:t>Payload</w:t>
-            </w:r>
-            <w:r>
-              <w:t xml:space="preserve"> exhaustion)</w:t>
+              <w:t>Dos(Payload exhaustion)</w:t>
             </w:r>
           </w:p>
         </w:tc>
         <w:tc>
           <w:tcPr>
-            <w:tcW w:w="2337" w:type="dxa"/>
+            <w:tcW w:w="1225" w:type="dxa"/>
           </w:tcPr>
           <w:p>
             <w:r>
@@ -3651,7 +3447,7 @@
         </w:tc>
         <w:tc>
           <w:tcPr>
-            <w:tcW w:w="2338" w:type="dxa"/>
+            <w:tcW w:w="943" w:type="dxa"/>
           </w:tcPr>
           <w:p>
             <w:r>
@@ -3661,11 +3457,21 @@
         </w:tc>
         <w:tc>
           <w:tcPr>
-            <w:tcW w:w="2338" w:type="dxa"/>
+            <w:tcW w:w="1523" w:type="dxa"/>
           </w:tcPr>
           <w:p>
             <w:r>
               <w:t>9</w:t>
+            </w:r>
+          </w:p>
+        </w:tc>
+        <w:tc>
+          <w:tcPr>
+            <w:tcW w:w="4410" w:type="dxa"/>
+          </w:tcPr>
+          <w:p>
+            <w:r>
+              <w:t>Requires sustained transmission of massive payloads; causes temporary service disruption rather than permanent data loss.</w:t>
             </w:r>
           </w:p>
         </w:tc>
@@ -3804,21 +3610,12 @@
             <w:r>
               <w:t xml:space="preserve"> Implement strict allow-list type checking (</w:t>
             </w:r>
-            <w:proofErr w:type="spellStart"/>
             <w:r>
               <w:rPr>
                 <w:b/>
                 <w:bCs/>
               </w:rPr>
-              <w:t>typeof</w:t>
-            </w:r>
-            <w:proofErr w:type="spellEnd"/>
-            <w:r>
-              <w:rPr>
-                <w:b/>
-                <w:bCs/>
-              </w:rPr>
-              <w:t xml:space="preserve"> password === 'string'</w:t>
+              <w:t>typeof password === 'string'</w:t>
             </w:r>
             <w:r>
               <w:t>) before querying the database.</w:t>
@@ -3863,7 +3660,7 @@
           </w:tcPr>
           <w:p>
             <w:r>
-              <w:t>Tampering</w:t>
+              <w:t>Information Disclosur</w:t>
             </w:r>
           </w:p>
         </w:tc>
@@ -3873,7 +3670,11 @@
           </w:tcPr>
           <w:p>
             <w:r>
-              <w:t>Reading other users' financial allocations via IDOR</w:t>
+              <w:t xml:space="preserve">Reading other users' financial </w:t>
+            </w:r>
+            <w:r>
+              <w:lastRenderedPageBreak/>
+              <w:t>allocations via IDOR</w:t>
             </w:r>
           </w:p>
         </w:tc>
@@ -3883,6 +3684,7 @@
           </w:tcPr>
           <w:p>
             <w:r>
+              <w:lastRenderedPageBreak/>
               <w:t>High</w:t>
             </w:r>
           </w:p>
@@ -3900,24 +3702,19 @@
               <w:t xml:space="preserve">Server-Side Authorization: </w:t>
             </w:r>
             <w:r>
-              <w:t>Ignore client-provided user IDs and enforce lookups strictly using the verified</w:t>
+              <w:t xml:space="preserve">Ignore client-provided user IDs </w:t>
+            </w:r>
+            <w:r>
+              <w:lastRenderedPageBreak/>
+              <w:t>and enforce lookups strictly using the verified</w:t>
             </w:r>
             <w:r>
               <w:rPr>
                 <w:b/>
                 <w:bCs/>
               </w:rPr>
-              <w:t xml:space="preserve"> </w:t>
-            </w:r>
-            <w:proofErr w:type="spellStart"/>
-            <w:r>
-              <w:rPr>
-                <w:b/>
-                <w:bCs/>
-              </w:rPr>
-              <w:t>req.session.userId</w:t>
-            </w:r>
-            <w:proofErr w:type="spellEnd"/>
+              <w:t xml:space="preserve"> req.session.userId</w:t>
+            </w:r>
           </w:p>
         </w:tc>
         <w:tc>
@@ -3936,6 +3733,7 @@
                 <w:b/>
                 <w:bCs/>
               </w:rPr>
+              <w:lastRenderedPageBreak/>
               <w:t>app/routes/allocations.js</w:t>
             </w:r>
           </w:p>
@@ -3948,7 +3746,6 @@
           </w:tcPr>
           <w:p>
             <w:r>
-              <w:lastRenderedPageBreak/>
               <w:t>Information disclosure</w:t>
             </w:r>
           </w:p>
@@ -4006,33 +3803,8 @@
                 <w:b/>
                 <w:bCs/>
               </w:rPr>
-              <w:t>.</w:t>
-            </w:r>
-            <w:proofErr w:type="spellStart"/>
-            <w:r>
-              <w:rPr>
-                <w:b/>
-                <w:bCs/>
-              </w:rPr>
-              <w:t>github</w:t>
-            </w:r>
-            <w:proofErr w:type="spellEnd"/>
-            <w:r>
-              <w:rPr>
-                <w:b/>
-                <w:bCs/>
-              </w:rPr>
-              <w:t>/workflows/</w:t>
-            </w:r>
-            <w:proofErr w:type="spellStart"/>
-            <w:r>
-              <w:rPr>
-                <w:b/>
-                <w:bCs/>
-              </w:rPr>
-              <w:t>devsecops-pipeline.yml</w:t>
-            </w:r>
-            <w:proofErr w:type="spellEnd"/>
+              <w:t>.github/workflows/devsecops-pipeline.yml</w:t>
+            </w:r>
           </w:p>
         </w:tc>
       </w:tr>
@@ -4080,31 +3852,14 @@
               <w:t>SAST &amp; Infrastructure Hardening</w:t>
             </w:r>
             <w:r>
-              <w:t xml:space="preserve">: </w:t>
-            </w:r>
-            <w:proofErr w:type="spellStart"/>
-            <w:r>
-              <w:t>Semgrep</w:t>
-            </w:r>
-            <w:proofErr w:type="spellEnd"/>
-            <w:r>
-              <w:t xml:space="preserve"> flags missing limits; </w:t>
-            </w:r>
-            <w:proofErr w:type="spellStart"/>
+              <w:t xml:space="preserve">: Semgrep flags missing limits; </w:t>
+            </w:r>
             <w:r>
               <w:rPr>
                 <w:b/>
                 <w:bCs/>
               </w:rPr>
-              <w:t>express.json</w:t>
-            </w:r>
-            <w:proofErr w:type="spellEnd"/>
-            <w:r>
-              <w:rPr>
-                <w:b/>
-                <w:bCs/>
-              </w:rPr>
-              <w:t>({ limit: '10kb' })</w:t>
+              <w:t>express.json({ limit: '10kb' })</w:t>
             </w:r>
             <w:r>
               <w:t xml:space="preserve"> restricts body size.</w:t>
@@ -4127,33 +3882,8 @@
                 <w:b/>
                 <w:bCs/>
               </w:rPr>
-              <w:t>.</w:t>
-            </w:r>
-            <w:proofErr w:type="spellStart"/>
-            <w:r>
-              <w:rPr>
-                <w:b/>
-                <w:bCs/>
-              </w:rPr>
-              <w:t>github</w:t>
-            </w:r>
-            <w:proofErr w:type="spellEnd"/>
-            <w:r>
-              <w:rPr>
-                <w:b/>
-                <w:bCs/>
-              </w:rPr>
-              <w:t>/workflows/</w:t>
-            </w:r>
-            <w:proofErr w:type="spellStart"/>
-            <w:r>
-              <w:rPr>
-                <w:b/>
-                <w:bCs/>
-              </w:rPr>
-              <w:t>devsecops-pipeline.yml</w:t>
-            </w:r>
-            <w:proofErr w:type="spellEnd"/>
+              <w:t>github/workflows/devsecops-pipeline.yml</w:t>
+            </w:r>
           </w:p>
         </w:tc>
       </w:tr>
@@ -4203,23 +3933,7 @@
     </w:p>
     <w:p>
       <w:r>
-        <w:t>The exploit utilized an intercepted POST request to inject a MongoDB operator payload, {"password": {"$ne": null}}, into the /login endpoint. Because the Express framework lacked input type validation, the database evaluated the operator as true, bypassing the password check. The remediation in app/data/user-dao.js completely neutralizes this by enforcing strict allow-list type checking (</w:t>
-      </w:r>
-      <w:proofErr w:type="spellStart"/>
-      <w:r>
-        <w:t>typeof</w:t>
-      </w:r>
-      <w:proofErr w:type="spellEnd"/>
-      <w:r>
-        <w:t xml:space="preserve"> === 'string') on both the </w:t>
-      </w:r>
-      <w:proofErr w:type="spellStart"/>
-      <w:r>
-        <w:t>userName</w:t>
-      </w:r>
-      <w:proofErr w:type="spellEnd"/>
-      <w:r>
-        <w:t xml:space="preserve"> and password parameters before the database is queried. Re-testing the endpoint with the original JSON object payload causes the type-check to fail immediately, safely rejecting the malicious input and returning an error prior to database execution.</w:t>
+        <w:t>The exploit utilized an intercepted POST request to inject a MongoDB operator payload, {"password": {"$ne": null}}, into the /login endpoint. Because the Express framework lacked input type validation, the database evaluated the operator as true, bypassing the password check. The remediation in app/data/user-dao.js completely neutralizes this by enforcing strict allow-list type checking (typeof === 'string') on both the userName and password parameters before the database is queried. Re-testing the endpoint with the original JSON object payload causes the type-check to fail immediately, safely rejecting the malicious input and returning an error prior to database execution.</w:t>
       </w:r>
     </w:p>
     <w:p>
@@ -4550,23 +4264,7 @@
     </w:p>
     <w:p>
       <w:r>
-        <w:t xml:space="preserve">The attack was executed by injecting a malicious JavaScript payload, &lt;script&gt;alert("XSS Exploit !")&lt;/script&gt;, into the First Name field of the profile update form. The application stored and reflected this payload </w:t>
-      </w:r>
-      <w:proofErr w:type="spellStart"/>
-      <w:r>
-        <w:t>unsanitized</w:t>
-      </w:r>
-      <w:proofErr w:type="spellEnd"/>
-      <w:r>
-        <w:t xml:space="preserve">, allowing it to execute within the browser context, exposing the application to session hijacking. The vulnerability was patched in app/routes/profile.js by wrapping all user-supplied profile variables in a custom </w:t>
-      </w:r>
-      <w:proofErr w:type="spellStart"/>
-      <w:r>
-        <w:t>escapeHtml</w:t>
-      </w:r>
-      <w:proofErr w:type="spellEnd"/>
-      <w:r>
-        <w:t xml:space="preserve"> function to sanitize the input before saving it to the database. Re-testing confirms the payload is now contextually encoded and rendered safely as harmless text rather than executable script</w:t>
+        <w:t>The attack was executed by injecting a malicious JavaScript payload, &lt;script&gt;alert("XSS Exploit !")&lt;/script&gt;, into the First Name field of the profile update form. The application stored and reflected this payload unsanitized, allowing it to execute within the browser context, exposing the application to session hijacking. The vulnerability was patched in app/routes/profile.js by wrapping all user-supplied profile variables in a custom escapeHtml function to sanitize the input before saving it to the database. Re-testing confirms the payload is now contextually encoded and rendered safely as harmless text rather than executable script</w:t>
       </w:r>
     </w:p>
     <w:p>
@@ -4723,14 +4421,11 @@
     </w:p>
     <w:p>
       <w:r>
-        <w:rPr>
-          <w:noProof/>
-        </w:rPr>
         <w:drawing>
-          <wp:inline distT="0" distB="0" distL="0" distR="0" wp14:anchorId="0603F6F0" wp14:editId="0D03E511">
-            <wp:extent cx="4142630" cy="2135933"/>
+          <wp:inline distT="0" distB="0" distL="0" distR="0" wp14:anchorId="01763F75" wp14:editId="4C5F1A17">
+            <wp:extent cx="5943600" cy="2114550"/>
             <wp:effectExtent l="0" t="0" r="0" b="0"/>
-            <wp:docPr id="1507657640" name="Picture 1"/>
+            <wp:docPr id="863452212" name="Picture 1"/>
             <wp:cNvGraphicFramePr>
               <a:graphicFrameLocks xmlns:a="http://schemas.openxmlformats.org/drawingml/2006/main" noChangeAspect="1"/>
             </wp:cNvGraphicFramePr>
@@ -4738,7 +4433,7 @@
               <a:graphicData uri="http://schemas.openxmlformats.org/drawingml/2006/picture">
                 <pic:pic xmlns:pic="http://schemas.openxmlformats.org/drawingml/2006/picture">
                   <pic:nvPicPr>
-                    <pic:cNvPr id="1507657640" name=""/>
+                    <pic:cNvPr id="863452212" name=""/>
                     <pic:cNvPicPr/>
                   </pic:nvPicPr>
                   <pic:blipFill>
@@ -4750,7 +4445,7 @@
                   <pic:spPr>
                     <a:xfrm>
                       <a:off x="0" y="0"/>
-                      <a:ext cx="4149652" cy="2139554"/>
+                      <a:ext cx="5943600" cy="2114550"/>
                     </a:xfrm>
                     <a:prstGeom prst="rect">
                       <a:avLst/>
@@ -4840,78 +4535,29 @@
       </w:pPr>
       <w:bookmarkStart w:id="11" w:name="_Toc241141343"/>
       <w:r>
+        <w:t>Insecure Direct Object Reference (IDOR)</w:t>
+      </w:r>
+      <w:bookmarkEnd w:id="11"/>
+    </w:p>
+    <w:p>
+      <w:r>
+        <w:t xml:space="preserve">This vulnerability was exploited by manipulating the client-side URL parameter in the browser from /allocations/2 to /allocations/1, which successfully retrieved the sensitive financial asset records of another user. This is a critical Information Disclosure flaw caused by the application trusting client-supplied input for database lookups without verifying ownership. The fix in app/routes/allocations.js enforces server-side authorization by strictly comparing the requested userId parameter against the server-side authenticated </w:t>
+      </w:r>
+      <w:r>
         <w:lastRenderedPageBreak/>
-        <w:t>Insecure Direct Object Reference (IDOR)</w:t>
-      </w:r>
-      <w:bookmarkEnd w:id="11"/>
+        <w:t>req.session.userId. Re-testing the parameter manipulation now correctly returns an "HTTP 403 Forbidden" error, preventing unauthorized data access</w:t>
+      </w:r>
+      <w:r>
+        <w:t>.</w:t>
+      </w:r>
     </w:p>
     <w:p>
       <w:pPr>
         <w:pStyle w:val="Heading3"/>
       </w:pPr>
       <w:r>
-        <w:rPr>
-          <w:rFonts w:eastAsiaTheme="minorHAnsi" w:cstheme="minorBidi"/>
-          <w:color w:val="auto"/>
-          <w:sz w:val="24"/>
-          <w:szCs w:val="24"/>
-        </w:rPr>
-        <w:t xml:space="preserve">This vulnerability was exploited by manipulating the client-side URL parameter in the browser from /allocations/2 to /allocations/1, which successfully retrieved the sensitive financial asset records of another user. This is a critical Information Disclosure flaw caused by the application trusting client-supplied input for database lookups without verifying ownership. The fix in app/routes/allocations.js enforces server-side authorization by strictly comparing the requested </w:t>
-      </w:r>
-      <w:proofErr w:type="spellStart"/>
-      <w:r>
-        <w:rPr>
-          <w:rFonts w:eastAsiaTheme="minorHAnsi" w:cstheme="minorBidi"/>
-          <w:color w:val="auto"/>
-          <w:sz w:val="24"/>
-          <w:szCs w:val="24"/>
-        </w:rPr>
-        <w:t>userId</w:t>
-      </w:r>
-      <w:proofErr w:type="spellEnd"/>
-      <w:r>
-        <w:rPr>
-          <w:rFonts w:eastAsiaTheme="minorHAnsi" w:cstheme="minorBidi"/>
-          <w:color w:val="auto"/>
-          <w:sz w:val="24"/>
-          <w:szCs w:val="24"/>
-        </w:rPr>
-        <w:t xml:space="preserve"> parameter against the server-side authenticated </w:t>
-      </w:r>
-      <w:proofErr w:type="spellStart"/>
-      <w:r>
-        <w:rPr>
-          <w:rFonts w:eastAsiaTheme="minorHAnsi" w:cstheme="minorBidi"/>
-          <w:color w:val="auto"/>
-          <w:sz w:val="24"/>
-          <w:szCs w:val="24"/>
-        </w:rPr>
-        <w:t>req.session.userId</w:t>
-      </w:r>
-      <w:proofErr w:type="spellEnd"/>
-      <w:r>
-        <w:rPr>
-          <w:rFonts w:eastAsiaTheme="minorHAnsi" w:cstheme="minorBidi"/>
-          <w:color w:val="auto"/>
-          <w:sz w:val="24"/>
-          <w:szCs w:val="24"/>
-        </w:rPr>
-        <w:t xml:space="preserve">. Re-testing the parameter manipulation now correctly returns an "HTTP 403 Forbidden" error, preventing unauthorized data </w:t>
-      </w:r>
-      <w:proofErr w:type="spellStart"/>
-      <w:r>
-        <w:rPr>
-          <w:rFonts w:eastAsiaTheme="minorHAnsi" w:cstheme="minorBidi"/>
-          <w:color w:val="auto"/>
-          <w:sz w:val="24"/>
-          <w:szCs w:val="24"/>
-        </w:rPr>
-        <w:t>access.</w:t>
-      </w:r>
-      <w:r>
         <w:t>Vulnerabilities</w:t>
       </w:r>
-      <w:proofErr w:type="spellEnd"/>
     </w:p>
     <w:p>
       <w:r>
@@ -5007,7 +4653,6 @@
         <w:rPr>
           <w:noProof/>
         </w:rPr>
-        <w:lastRenderedPageBreak/>
         <w:drawing>
           <wp:inline distT="0" distB="0" distL="0" distR="0" wp14:anchorId="72AD8F4A" wp14:editId="7B7E4CE3">
             <wp:extent cx="4883647" cy="3021496"/>
@@ -5050,6 +4695,7 @@
         <w:pStyle w:val="Heading3"/>
       </w:pPr>
       <w:r>
+        <w:lastRenderedPageBreak/>
         <w:t>Fix</w:t>
       </w:r>
     </w:p>
@@ -5151,61 +4797,21 @@
       </w:pPr>
       <w:bookmarkStart w:id="12" w:name="_Toc241141344"/>
       <w:r>
+        <w:t>Insecure Cryptographic Storage (Plaintext Passwords)</w:t>
+      </w:r>
+      <w:bookmarkEnd w:id="12"/>
+    </w:p>
+    <w:p>
+      <w:r>
+        <w:t>Connecting directly to the MongoDB container and querying the database (db.users.find()) revealed that the application stored user credentials in raw plaintext. This flaw meant that any database compromise would immediately result in total credential theft. The code was remediated in app/data/user-dao.js by integrating the bcrypt library to generate a salt (bcrypt.genSaltSync) and iteratively hash passwords (bcrypt.hashSync) prior to insertion, alongside updating the login function to use bcrypt.compareSync. Re-testing via direct database inspection confirms that new user credentials are now securely stored as irreversible cryptographic hashes.</w:t>
+      </w:r>
+    </w:p>
+    <w:p>
+      <w:pPr>
+        <w:pStyle w:val="Heading3"/>
+      </w:pPr>
+      <w:r>
         <w:lastRenderedPageBreak/>
-        <w:t>Insecure Cryptographic Storage (Plaintext Passwords)</w:t>
-      </w:r>
-      <w:bookmarkEnd w:id="12"/>
-    </w:p>
-    <w:p>
-      <w:r>
-        <w:t>Connecting directly to the MongoDB container and querying the database (</w:t>
-      </w:r>
-      <w:proofErr w:type="spellStart"/>
-      <w:r>
-        <w:t>db.users.find</w:t>
-      </w:r>
-      <w:proofErr w:type="spellEnd"/>
-      <w:r>
-        <w:t xml:space="preserve">()) revealed that the application stored user credentials in raw plaintext. This flaw meant that any database compromise would immediately result in total credential theft. The code was remediated in app/data/user-dao.js by integrating the </w:t>
-      </w:r>
-      <w:proofErr w:type="spellStart"/>
-      <w:r>
-        <w:t>bcrypt</w:t>
-      </w:r>
-      <w:proofErr w:type="spellEnd"/>
-      <w:r>
-        <w:t xml:space="preserve"> library to generate a salt (</w:t>
-      </w:r>
-      <w:proofErr w:type="spellStart"/>
-      <w:r>
-        <w:t>bcrypt.genSaltSync</w:t>
-      </w:r>
-      <w:proofErr w:type="spellEnd"/>
-      <w:r>
-        <w:t>) and iteratively hash passwords (</w:t>
-      </w:r>
-      <w:proofErr w:type="spellStart"/>
-      <w:r>
-        <w:t>bcrypt.hashSync</w:t>
-      </w:r>
-      <w:proofErr w:type="spellEnd"/>
-      <w:r>
-        <w:t xml:space="preserve">) prior to insertion, alongside updating the login function to use </w:t>
-      </w:r>
-      <w:proofErr w:type="spellStart"/>
-      <w:r>
-        <w:t>bcrypt.compareSync</w:t>
-      </w:r>
-      <w:proofErr w:type="spellEnd"/>
-      <w:r>
-        <w:t>. Re-testing via direct database inspection confirms that new user credentials are now securely stored as irreversible cryptographic hashes.</w:t>
-      </w:r>
-    </w:p>
-    <w:p>
-      <w:pPr>
-        <w:pStyle w:val="Heading3"/>
-      </w:pPr>
-      <w:r>
         <w:t>Vulnerable</w:t>
       </w:r>
     </w:p>
@@ -5306,7 +4912,6 @@
         <w:rPr>
           <w:noProof/>
         </w:rPr>
-        <w:lastRenderedPageBreak/>
         <w:drawing>
           <wp:inline distT="0" distB="0" distL="0" distR="0" wp14:anchorId="028A4E49" wp14:editId="1F7788B9">
             <wp:extent cx="4455802" cy="3450866"/>
@@ -5349,6 +4954,7 @@
         <w:pStyle w:val="Heading3"/>
       </w:pPr>
       <w:r>
+        <w:lastRenderedPageBreak/>
         <w:t>Fix</w:t>
       </w:r>
     </w:p>
@@ -5404,7 +5010,6 @@
         <w:rPr>
           <w:noProof/>
         </w:rPr>
-        <w:lastRenderedPageBreak/>
         <w:drawing>
           <wp:inline distT="0" distB="0" distL="0" distR="0" wp14:anchorId="0C1C785A" wp14:editId="170E41C1">
             <wp:extent cx="5943600" cy="2470785"/>
@@ -5501,15 +5106,7 @@
     </w:p>
     <w:p>
       <w:r>
-        <w:t xml:space="preserve">To quantitatively validate the effectiveness of the implemented secure coding remediations, Static Application Security Testing (SAST) was conducted using </w:t>
-      </w:r>
-      <w:proofErr w:type="spellStart"/>
-      <w:r>
-        <w:t>Semgrep</w:t>
-      </w:r>
-      <w:proofErr w:type="spellEnd"/>
-      <w:r>
-        <w:t>. The scanner was executed locally against the codebase both prior to and following the remediation phase to measure the reduction in application-layer vulnerabilities.</w:t>
+        <w:t>To quantitatively validate the effectiveness of the implemented secure coding remediations, Static Application Security Testing (SAST) was conducted using Semgrep. The scanner was executed locally against the codebase both prior to and following the remediation phase to measure the reduction in application-layer vulnerabilities.</w:t>
       </w:r>
     </w:p>
     <w:p>
@@ -5522,23 +5119,7 @@
     </w:p>
     <w:p>
       <w:r>
-        <w:t xml:space="preserve">The initial local baseline scan of the legacy </w:t>
-      </w:r>
-      <w:proofErr w:type="spellStart"/>
-      <w:r>
-        <w:t>NodeGoat</w:t>
-      </w:r>
-      <w:proofErr w:type="spellEnd"/>
-      <w:r>
-        <w:t xml:space="preserve"> architecture yielded 38 blocking findings across the scanned files. </w:t>
-      </w:r>
-      <w:proofErr w:type="spellStart"/>
-      <w:r>
-        <w:t>Semgrep</w:t>
-      </w:r>
-      <w:proofErr w:type="spellEnd"/>
-      <w:r>
-        <w:t xml:space="preserve"> successfully detected the hardcoded API keys and cryptographic secrets within the configuration files, the lack of input sanitization in the profile routes, and the direct unvalidated database assignments contributing to NoSQL injection vectors.</w:t>
+        <w:t>The initial local baseline scan of the legacy NodeGoat architecture yielded 38 blocking findings across the scanned files. Semgrep successfully detected the hardcoded API keys and cryptographic secrets within the configuration files, the lack of input sanitization in the profile routes, and the direct unvalidated database assignments contributing to NoSQL injection vectors.</w:t>
       </w:r>
     </w:p>
     <w:p>
@@ -5593,23 +5174,7 @@
     </w:p>
     <w:p>
       <w:r>
-        <w:t>Following the manual implementation of contextual HTML escaping (</w:t>
-      </w:r>
-      <w:proofErr w:type="spellStart"/>
-      <w:r>
-        <w:t>escapeHtml</w:t>
-      </w:r>
-      <w:proofErr w:type="spellEnd"/>
-      <w:r>
-        <w:t xml:space="preserve">), strict type checking for MongoDB queries, session-enforced access controls, and </w:t>
-      </w:r>
-      <w:proofErr w:type="spellStart"/>
-      <w:r>
-        <w:t>bcrypt</w:t>
-      </w:r>
-      <w:proofErr w:type="spellEnd"/>
-      <w:r>
-        <w:t xml:space="preserve"> hashing, the codebase was rescanned. The post-remediation scan dropped the blocking finding count down to 15. This proves the successful elimination of </w:t>
+        <w:t xml:space="preserve">Following the manual implementation of contextual HTML escaping (escapeHtml), strict type checking for MongoDB queries, session-enforced access controls, and bcrypt hashing, the codebase was rescanned. The post-remediation scan dropped the blocking finding count down to 15. This proves the successful elimination of </w:t>
       </w:r>
       <w:r>
         <w:t>4</w:t>
@@ -5734,7 +5299,6 @@
         </w:rPr>
         <w:t xml:space="preserve">: </w:t>
       </w:r>
-      <w:proofErr w:type="spellStart"/>
       <w:r>
         <w:rPr>
           <w:rFonts w:ascii="Consolas" w:eastAsia="Times New Roman" w:hAnsi="Consolas" w:cs="Times New Roman"/>
@@ -5744,19 +5308,7 @@
           <w:szCs w:val="18"/>
           <w14:ligatures w14:val="none"/>
         </w:rPr>
-        <w:t>DevSecOps</w:t>
-      </w:r>
-      <w:proofErr w:type="spellEnd"/>
-      <w:r>
-        <w:rPr>
-          <w:rFonts w:ascii="Consolas" w:eastAsia="Times New Roman" w:hAnsi="Consolas" w:cs="Times New Roman"/>
-          <w:color w:val="A5D6FF"/>
-          <w:kern w:val="0"/>
-          <w:sz w:val="18"/>
-          <w:szCs w:val="18"/>
-          <w14:ligatures w14:val="none"/>
-        </w:rPr>
-        <w:t xml:space="preserve"> CI/CD Pipeline</w:t>
+        <w:t>DevSecOps CI/CD Pipeline</w:t>
       </w:r>
     </w:p>
     <w:p>
@@ -5957,7 +5509,6 @@
         </w:rPr>
         <w:t xml:space="preserve">  </w:t>
       </w:r>
-      <w:proofErr w:type="spellStart"/>
       <w:r>
         <w:rPr>
           <w:rFonts w:ascii="Consolas" w:eastAsia="Times New Roman" w:hAnsi="Consolas" w:cs="Times New Roman"/>
@@ -5969,7 +5520,6 @@
         </w:rPr>
         <w:t>pull_request</w:t>
       </w:r>
-      <w:proofErr w:type="spellEnd"/>
       <w:r>
         <w:rPr>
           <w:rFonts w:ascii="Consolas" w:eastAsia="Times New Roman" w:hAnsi="Consolas" w:cs="Times New Roman"/>
@@ -6652,7 +6202,6 @@
         </w:rPr>
         <w:t xml:space="preserve">: </w:t>
       </w:r>
-      <w:proofErr w:type="spellStart"/>
       <w:r>
         <w:rPr>
           <w:rFonts w:ascii="Consolas" w:eastAsia="Times New Roman" w:hAnsi="Consolas" w:cs="Times New Roman"/>
@@ -6662,19 +6211,7 @@
           <w:szCs w:val="18"/>
           <w14:ligatures w14:val="none"/>
         </w:rPr>
-        <w:t>gitleaks</w:t>
-      </w:r>
-      <w:proofErr w:type="spellEnd"/>
-      <w:r>
-        <w:rPr>
-          <w:rFonts w:ascii="Consolas" w:eastAsia="Times New Roman" w:hAnsi="Consolas" w:cs="Times New Roman"/>
-          <w:color w:val="A5D6FF"/>
-          <w:kern w:val="0"/>
-          <w:sz w:val="18"/>
-          <w:szCs w:val="18"/>
-          <w14:ligatures w14:val="none"/>
-        </w:rPr>
-        <w:t>/gitleaks-action@v2</w:t>
+        <w:t>gitleaks/gitleaks-action@v2</w:t>
       </w:r>
     </w:p>
     <w:p>
@@ -6801,31 +6338,7 @@
           <w:szCs w:val="18"/>
           <w14:ligatures w14:val="none"/>
         </w:rPr>
-        <w:t xml:space="preserve">${{ </w:t>
-      </w:r>
-      <w:proofErr w:type="spellStart"/>
-      <w:r>
-        <w:rPr>
-          <w:rFonts w:ascii="Consolas" w:eastAsia="Times New Roman" w:hAnsi="Consolas" w:cs="Times New Roman"/>
-          <w:color w:val="A5D6FF"/>
-          <w:kern w:val="0"/>
-          <w:sz w:val="18"/>
-          <w:szCs w:val="18"/>
-          <w14:ligatures w14:val="none"/>
-        </w:rPr>
-        <w:t>secrets.GITHUB_TOKEN</w:t>
-      </w:r>
-      <w:proofErr w:type="spellEnd"/>
-      <w:r>
-        <w:rPr>
-          <w:rFonts w:ascii="Consolas" w:eastAsia="Times New Roman" w:hAnsi="Consolas" w:cs="Times New Roman"/>
-          <w:color w:val="A5D6FF"/>
-          <w:kern w:val="0"/>
-          <w:sz w:val="18"/>
-          <w:szCs w:val="18"/>
-          <w14:ligatures w14:val="none"/>
-        </w:rPr>
-        <w:t xml:space="preserve"> }}</w:t>
+        <w:t>${{ secrets.GITHUB_TOKEN }}</w:t>
       </w:r>
     </w:p>
     <w:p>
@@ -6894,31 +6407,7 @@
           <w:szCs w:val="18"/>
           <w14:ligatures w14:val="none"/>
         </w:rPr>
-        <w:t>2. SAST Scan Gate (</w:t>
-      </w:r>
-      <w:proofErr w:type="spellStart"/>
-      <w:r>
-        <w:rPr>
-          <w:rFonts w:ascii="Consolas" w:eastAsia="Times New Roman" w:hAnsi="Consolas" w:cs="Times New Roman"/>
-          <w:color w:val="A5D6FF"/>
-          <w:kern w:val="0"/>
-          <w:sz w:val="18"/>
-          <w:szCs w:val="18"/>
-          <w14:ligatures w14:val="none"/>
-        </w:rPr>
-        <w:t>Semgrep</w:t>
-      </w:r>
-      <w:proofErr w:type="spellEnd"/>
-      <w:r>
-        <w:rPr>
-          <w:rFonts w:ascii="Consolas" w:eastAsia="Times New Roman" w:hAnsi="Consolas" w:cs="Times New Roman"/>
-          <w:color w:val="A5D6FF"/>
-          <w:kern w:val="0"/>
-          <w:sz w:val="18"/>
-          <w:szCs w:val="18"/>
-          <w14:ligatures w14:val="none"/>
-        </w:rPr>
-        <w:t>)</w:t>
+        <w:t>2. SAST Scan Gate (Semgrep)</w:t>
       </w:r>
     </w:p>
     <w:p>
@@ -7034,21 +6523,8 @@
           <w:szCs w:val="18"/>
           <w14:ligatures w14:val="none"/>
         </w:rPr>
-        <w:t xml:space="preserve">pip install </w:t>
-      </w:r>
-      <w:proofErr w:type="spellStart"/>
-      <w:r>
-        <w:rPr>
-          <w:rFonts w:ascii="Consolas" w:eastAsia="Times New Roman" w:hAnsi="Consolas" w:cs="Times New Roman"/>
-          <w:color w:val="A5D6FF"/>
-          <w:kern w:val="0"/>
-          <w:sz w:val="18"/>
-          <w:szCs w:val="18"/>
-          <w14:ligatures w14:val="none"/>
-        </w:rPr>
-        <w:t>semgrep</w:t>
-      </w:r>
-      <w:proofErr w:type="spellEnd"/>
+        <w:t>pip install semgrep</w:t>
+      </w:r>
     </w:p>
     <w:p>
       <w:pPr>
@@ -7094,31 +6570,7 @@
           <w:szCs w:val="18"/>
           <w14:ligatures w14:val="none"/>
         </w:rPr>
-        <w:t xml:space="preserve">  </w:t>
-      </w:r>
-      <w:proofErr w:type="spellStart"/>
-      <w:r>
-        <w:rPr>
-          <w:rFonts w:ascii="Consolas" w:eastAsia="Times New Roman" w:hAnsi="Consolas" w:cs="Times New Roman"/>
-          <w:color w:val="A5D6FF"/>
-          <w:kern w:val="0"/>
-          <w:sz w:val="18"/>
-          <w:szCs w:val="18"/>
-          <w14:ligatures w14:val="none"/>
-        </w:rPr>
-        <w:t>semgrep</w:t>
-      </w:r>
-      <w:proofErr w:type="spellEnd"/>
-      <w:r>
-        <w:rPr>
-          <w:rFonts w:ascii="Consolas" w:eastAsia="Times New Roman" w:hAnsi="Consolas" w:cs="Times New Roman"/>
-          <w:color w:val="A5D6FF"/>
-          <w:kern w:val="0"/>
-          <w:sz w:val="18"/>
-          <w:szCs w:val="18"/>
-          <w14:ligatures w14:val="none"/>
-        </w:rPr>
-        <w:t xml:space="preserve"> scan --config auto app/ </w:t>
+        <w:t xml:space="preserve">  semgrep scan --config auto app/ </w:t>
       </w:r>
     </w:p>
     <w:p>
@@ -7278,31 +6730,7 @@
           <w:szCs w:val="18"/>
           <w14:ligatures w14:val="none"/>
         </w:rPr>
-        <w:t>3. SCA / Dependency Scan Gate (</w:t>
-      </w:r>
-      <w:proofErr w:type="spellStart"/>
-      <w:r>
-        <w:rPr>
-          <w:rFonts w:ascii="Consolas" w:eastAsia="Times New Roman" w:hAnsi="Consolas" w:cs="Times New Roman"/>
-          <w:color w:val="A5D6FF"/>
-          <w:kern w:val="0"/>
-          <w:sz w:val="18"/>
-          <w:szCs w:val="18"/>
-          <w14:ligatures w14:val="none"/>
-        </w:rPr>
-        <w:t>npm</w:t>
-      </w:r>
-      <w:proofErr w:type="spellEnd"/>
-      <w:r>
-        <w:rPr>
-          <w:rFonts w:ascii="Consolas" w:eastAsia="Times New Roman" w:hAnsi="Consolas" w:cs="Times New Roman"/>
-          <w:color w:val="A5D6FF"/>
-          <w:kern w:val="0"/>
-          <w:sz w:val="18"/>
-          <w:szCs w:val="18"/>
-          <w14:ligatures w14:val="none"/>
-        </w:rPr>
-        <w:t xml:space="preserve"> audit)</w:t>
+        <w:t>3. SCA / Dependency Scan Gate (npm audit)</w:t>
       </w:r>
     </w:p>
     <w:p>
@@ -7465,31 +6893,7 @@
           <w:szCs w:val="18"/>
           <w14:ligatures w14:val="none"/>
         </w:rPr>
-        <w:t xml:space="preserve">  </w:t>
-      </w:r>
-      <w:proofErr w:type="spellStart"/>
-      <w:r>
-        <w:rPr>
-          <w:rFonts w:ascii="Consolas" w:eastAsia="Times New Roman" w:hAnsi="Consolas" w:cs="Times New Roman"/>
-          <w:color w:val="A5D6FF"/>
-          <w:kern w:val="0"/>
-          <w:sz w:val="18"/>
-          <w:szCs w:val="18"/>
-          <w14:ligatures w14:val="none"/>
-        </w:rPr>
-        <w:t>npm</w:t>
-      </w:r>
-      <w:proofErr w:type="spellEnd"/>
-      <w:r>
-        <w:rPr>
-          <w:rFonts w:ascii="Consolas" w:eastAsia="Times New Roman" w:hAnsi="Consolas" w:cs="Times New Roman"/>
-          <w:color w:val="A5D6FF"/>
-          <w:kern w:val="0"/>
-          <w:sz w:val="18"/>
-          <w:szCs w:val="18"/>
-          <w14:ligatures w14:val="none"/>
-        </w:rPr>
-        <w:t xml:space="preserve"> install --package-lock-only</w:t>
+        <w:t>  npm install --package-lock-only</w:t>
       </w:r>
     </w:p>
     <w:p>
@@ -7536,31 +6940,7 @@
           <w:szCs w:val="18"/>
           <w14:ligatures w14:val="none"/>
         </w:rPr>
-        <w:t xml:space="preserve">  </w:t>
-      </w:r>
-      <w:proofErr w:type="spellStart"/>
-      <w:r>
-        <w:rPr>
-          <w:rFonts w:ascii="Consolas" w:eastAsia="Times New Roman" w:hAnsi="Consolas" w:cs="Times New Roman"/>
-          <w:color w:val="A5D6FF"/>
-          <w:kern w:val="0"/>
-          <w:sz w:val="18"/>
-          <w:szCs w:val="18"/>
-          <w14:ligatures w14:val="none"/>
-        </w:rPr>
-        <w:t>npm</w:t>
-      </w:r>
-      <w:proofErr w:type="spellEnd"/>
-      <w:r>
-        <w:rPr>
-          <w:rFonts w:ascii="Consolas" w:eastAsia="Times New Roman" w:hAnsi="Consolas" w:cs="Times New Roman"/>
-          <w:color w:val="A5D6FF"/>
-          <w:kern w:val="0"/>
-          <w:sz w:val="18"/>
-          <w:szCs w:val="18"/>
-          <w14:ligatures w14:val="none"/>
-        </w:rPr>
-        <w:t xml:space="preserve"> audit --audit-level=high</w:t>
+        <w:t>  npm audit --audit-level=high</w:t>
       </w:r>
     </w:p>
     <w:p>
@@ -7767,55 +7147,7 @@
           <w:szCs w:val="18"/>
           <w14:ligatures w14:val="none"/>
         </w:rPr>
-        <w:t>docker build -t pulina/</w:t>
-      </w:r>
-      <w:proofErr w:type="spellStart"/>
-      <w:r>
-        <w:rPr>
-          <w:rFonts w:ascii="Consolas" w:eastAsia="Times New Roman" w:hAnsi="Consolas" w:cs="Times New Roman"/>
-          <w:color w:val="A5D6FF"/>
-          <w:kern w:val="0"/>
-          <w:sz w:val="18"/>
-          <w:szCs w:val="18"/>
-          <w14:ligatures w14:val="none"/>
-        </w:rPr>
-        <w:t>nodegoat:latest</w:t>
-      </w:r>
-      <w:proofErr w:type="spellEnd"/>
-      <w:r>
-        <w:rPr>
-          <w:rFonts w:ascii="Consolas" w:eastAsia="Times New Roman" w:hAnsi="Consolas" w:cs="Times New Roman"/>
-          <w:color w:val="A5D6FF"/>
-          <w:kern w:val="0"/>
-          <w:sz w:val="18"/>
-          <w:szCs w:val="18"/>
-          <w14:ligatures w14:val="none"/>
-        </w:rPr>
-        <w:t xml:space="preserve"> -f docker/</w:t>
-      </w:r>
-      <w:proofErr w:type="spellStart"/>
-      <w:r>
-        <w:rPr>
-          <w:rFonts w:ascii="Consolas" w:eastAsia="Times New Roman" w:hAnsi="Consolas" w:cs="Times New Roman"/>
-          <w:color w:val="A5D6FF"/>
-          <w:kern w:val="0"/>
-          <w:sz w:val="18"/>
-          <w:szCs w:val="18"/>
-          <w14:ligatures w14:val="none"/>
-        </w:rPr>
-        <w:t>Dockerfile</w:t>
-      </w:r>
-      <w:proofErr w:type="spellEnd"/>
-      <w:r>
-        <w:rPr>
-          <w:rFonts w:ascii="Consolas" w:eastAsia="Times New Roman" w:hAnsi="Consolas" w:cs="Times New Roman"/>
-          <w:color w:val="A5D6FF"/>
-          <w:kern w:val="0"/>
-          <w:sz w:val="18"/>
-          <w:szCs w:val="18"/>
-          <w14:ligatures w14:val="none"/>
-        </w:rPr>
-        <w:t xml:space="preserve"> .</w:t>
+        <w:t>docker build -t pulina/nodegoat:latest -f docker/Dockerfile .</w:t>
       </w:r>
     </w:p>
     <w:p>
@@ -7884,31 +7216,7 @@
           <w:szCs w:val="18"/>
           <w14:ligatures w14:val="none"/>
         </w:rPr>
-        <w:t>4. Container Image Scan Gate (</w:t>
-      </w:r>
-      <w:proofErr w:type="spellStart"/>
-      <w:r>
-        <w:rPr>
-          <w:rFonts w:ascii="Consolas" w:eastAsia="Times New Roman" w:hAnsi="Consolas" w:cs="Times New Roman"/>
-          <w:color w:val="A5D6FF"/>
-          <w:kern w:val="0"/>
-          <w:sz w:val="18"/>
-          <w:szCs w:val="18"/>
-          <w14:ligatures w14:val="none"/>
-        </w:rPr>
-        <w:t>Trivy</w:t>
-      </w:r>
-      <w:proofErr w:type="spellEnd"/>
-      <w:r>
-        <w:rPr>
-          <w:rFonts w:ascii="Consolas" w:eastAsia="Times New Roman" w:hAnsi="Consolas" w:cs="Times New Roman"/>
-          <w:color w:val="A5D6FF"/>
-          <w:kern w:val="0"/>
-          <w:sz w:val="18"/>
-          <w:szCs w:val="18"/>
-          <w14:ligatures w14:val="none"/>
-        </w:rPr>
-        <w:t>)</w:t>
+        <w:t>4. Container Image Scan Gate (Trivy)</w:t>
       </w:r>
     </w:p>
     <w:p>
@@ -7968,7 +7276,6 @@
         </w:rPr>
         <w:t xml:space="preserve">: </w:t>
       </w:r>
-      <w:proofErr w:type="spellStart"/>
       <w:r>
         <w:rPr>
           <w:rFonts w:ascii="Consolas" w:eastAsia="Times New Roman" w:hAnsi="Consolas" w:cs="Times New Roman"/>
@@ -7978,33 +7285,8 @@
           <w:szCs w:val="18"/>
           <w14:ligatures w14:val="none"/>
         </w:rPr>
-        <w:t>aquasecurity</w:t>
-      </w:r>
-      <w:proofErr w:type="spellEnd"/>
-      <w:r>
-        <w:rPr>
-          <w:rFonts w:ascii="Consolas" w:eastAsia="Times New Roman" w:hAnsi="Consolas" w:cs="Times New Roman"/>
-          <w:color w:val="A5D6FF"/>
-          <w:kern w:val="0"/>
-          <w:sz w:val="18"/>
-          <w:szCs w:val="18"/>
-          <w14:ligatures w14:val="none"/>
-        </w:rPr>
-        <w:t>/</w:t>
-      </w:r>
-      <w:proofErr w:type="spellStart"/>
-      <w:r>
-        <w:rPr>
-          <w:rFonts w:ascii="Consolas" w:eastAsia="Times New Roman" w:hAnsi="Consolas" w:cs="Times New Roman"/>
-          <w:color w:val="A5D6FF"/>
-          <w:kern w:val="0"/>
-          <w:sz w:val="18"/>
-          <w:szCs w:val="18"/>
-          <w14:ligatures w14:val="none"/>
-        </w:rPr>
-        <w:t>trivy-action@master</w:t>
-      </w:r>
-      <w:proofErr w:type="spellEnd"/>
+        <w:t>aquasecurity/trivy-action@master</w:t>
+      </w:r>
     </w:p>
     <w:p>
       <w:pPr>
@@ -8130,31 +7412,7 @@
           <w:szCs w:val="18"/>
           <w14:ligatures w14:val="none"/>
         </w:rPr>
-        <w:t>'pulina/</w:t>
-      </w:r>
-      <w:proofErr w:type="spellStart"/>
-      <w:r>
-        <w:rPr>
-          <w:rFonts w:ascii="Consolas" w:eastAsia="Times New Roman" w:hAnsi="Consolas" w:cs="Times New Roman"/>
-          <w:color w:val="A5D6FF"/>
-          <w:kern w:val="0"/>
-          <w:sz w:val="18"/>
-          <w:szCs w:val="18"/>
-          <w14:ligatures w14:val="none"/>
-        </w:rPr>
-        <w:t>nodegoat:latest</w:t>
-      </w:r>
-      <w:proofErr w:type="spellEnd"/>
-      <w:r>
-        <w:rPr>
-          <w:rFonts w:ascii="Consolas" w:eastAsia="Times New Roman" w:hAnsi="Consolas" w:cs="Times New Roman"/>
-          <w:color w:val="A5D6FF"/>
-          <w:kern w:val="0"/>
-          <w:sz w:val="18"/>
-          <w:szCs w:val="18"/>
-          <w14:ligatures w14:val="none"/>
-        </w:rPr>
-        <w:t>'</w:t>
+        <w:t>'pulina/nodegoat:latest'</w:t>
       </w:r>
     </w:p>
     <w:p>
@@ -8474,31 +7732,7 @@
           <w:szCs w:val="18"/>
           <w14:ligatures w14:val="none"/>
         </w:rPr>
-        <w:t>'</w:t>
-      </w:r>
-      <w:proofErr w:type="spellStart"/>
-      <w:r>
-        <w:rPr>
-          <w:rFonts w:ascii="Consolas" w:eastAsia="Times New Roman" w:hAnsi="Consolas" w:cs="Times New Roman"/>
-          <w:color w:val="A5D6FF"/>
-          <w:kern w:val="0"/>
-          <w:sz w:val="18"/>
-          <w:szCs w:val="18"/>
-          <w14:ligatures w14:val="none"/>
-        </w:rPr>
-        <w:t>os,library</w:t>
-      </w:r>
-      <w:proofErr w:type="spellEnd"/>
-      <w:r>
-        <w:rPr>
-          <w:rFonts w:ascii="Consolas" w:eastAsia="Times New Roman" w:hAnsi="Consolas" w:cs="Times New Roman"/>
-          <w:color w:val="A5D6FF"/>
-          <w:kern w:val="0"/>
-          <w:sz w:val="18"/>
-          <w:szCs w:val="18"/>
-          <w14:ligatures w14:val="none"/>
-        </w:rPr>
-        <w:t>'</w:t>
+        <w:t>'os,library'</w:t>
       </w:r>
     </w:p>
     <w:p>
@@ -8759,15 +7993,7 @@
     </w:p>
     <w:p>
       <w:r>
-        <w:t xml:space="preserve">By removing all hardcoded credentials like ZAP API keys and MongoDB connection strings found in the source code (development.js and test.js) and replacing them with environment-variables-references, it becomes possible to ensure that the production code does not contain any secrets. To ensure that Docker image layers do not contain any hardcoded credentials as well (as those could be extracted via docker history command), such credentials are removed from the </w:t>
-      </w:r>
-      <w:proofErr w:type="spellStart"/>
-      <w:r>
-        <w:t>Dockerfile</w:t>
-      </w:r>
-      <w:proofErr w:type="spellEnd"/>
-      <w:r>
-        <w:t xml:space="preserve"> and only provided during the application’s runtime. In the case of the local development environment, the variables are defined in a .env file that is not tracked by Git. As for the CI/CD multibranch pipeline, the variables are set during the GitHub Actions execution via the GitHub Actions Encrypted Secrets feature.</w:t>
+        <w:t>By removing all hardcoded credentials like ZAP API keys and MongoDB connection strings found in the source code (development.js and test.js) and replacing them with environment-variables-references, it becomes possible to ensure that the production code does not contain any secrets. To ensure that Docker image layers do not contain any hardcoded credentials as well (as those could be extracted via docker history command), such credentials are removed from the Dockerfile and only provided during the application’s runtime. In the case of the local development environment, the variables are defined in a .env file that is not tracked by Git. As for the CI/CD multibranch pipeline, the variables are set during the GitHub Actions execution via the GitHub Actions Encrypted Secrets feature.</w:t>
       </w:r>
     </w:p>
     <w:p>
@@ -8966,49 +8192,47 @@
     </w:p>
     <w:p>
       <w:r>
-        <w:t>One of the most fascinating and destructive examples of this is the 2018 attack on the Node.js package event-stream. At the time, event-stream was a massively popular utility tool, downloaded millions of times a week and used in major projects. However, the original developer was burned out and maintaining the project for free in his spare time. An unknown user going by the handle "right9ctrl" offered to help. By submitting a series of helpful, legitimate code updates, "right9ctrl" gradually earned the original developer's trust and was eventually handed full administrative control of the project.</w:t>
-      </w:r>
-    </w:p>
-    <w:p>
-      <w:r>
-        <w:t xml:space="preserve">This wasn't a smash-and-grab hack; it was a patient social engineering operation. Once in control, the attacker added a new, obscure sub-dependency called </w:t>
-      </w:r>
-      <w:proofErr w:type="spellStart"/>
-      <w:r>
-        <w:t>flatmap</w:t>
-      </w:r>
-      <w:proofErr w:type="spellEnd"/>
-      <w:r>
-        <w:t xml:space="preserve">-stream to the project. On GitHub, the code for </w:t>
-      </w:r>
-      <w:proofErr w:type="spellStart"/>
-      <w:r>
-        <w:t>flatmap</w:t>
-      </w:r>
-      <w:proofErr w:type="spellEnd"/>
-      <w:r>
-        <w:t xml:space="preserve">-stream looked perfectly harmless. But the version pushed to the </w:t>
-      </w:r>
-      <w:proofErr w:type="spellStart"/>
-      <w:r>
-        <w:t>npm</w:t>
-      </w:r>
-      <w:proofErr w:type="spellEnd"/>
-      <w:r>
-        <w:t xml:space="preserve"> registry—the code that actually gets downloaded when developers run </w:t>
-      </w:r>
-      <w:proofErr w:type="spellStart"/>
-      <w:r>
-        <w:t>npm</w:t>
-      </w:r>
-      <w:proofErr w:type="spellEnd"/>
-      <w:r>
-        <w:t xml:space="preserve"> install—contained highly obfuscated, encrypted malware.</w:t>
-      </w:r>
-    </w:p>
-    <w:p>
-      <w:r>
-        <w:t>The payload was brilliant because it was incredibly specific. The malware was designed to stay completely dormant unless it detected it was being executed inside a very specific environment: the build process for an application called Copay, a popular cryptocurrency wallet. If it detected Copay's specific description string, it used that string as a decryption key to unlock its true payload. The malware then injected a backdoor into the Copay app designed to harvest users' Bitcoin private keys and silently send them to an external server. Because it was buried inside a dependency of a dependency, it bypassed manual code reviews entirely and sat undetected for months.</w:t>
+        <w:t>One of the most fascinating and destructive examples of this is the 2018 attack on the Node.js package event-stream</w:t>
+      </w:r>
+      <w:r>
+        <w:t>[2]</w:t>
+      </w:r>
+      <w:r>
+        <w:t>. At the time, event-stream was a massively popular utility tool, downloaded millions of times a week and used in major projects. However, the original developer was burned out and maintaining the project for free in his spare time. An unknown user going by the handle "right9ctrl" offered to help. By submitting a series of helpful, legitimate code updates, "right9ctrl" gradually earned the original developer's trust and was eventually handed full administrative control of the project.</w:t>
+      </w:r>
+    </w:p>
+    <w:p>
+      <w:r>
+        <w:t>This wasn't a smash-and-grab hack; it was a patient social engineering operation. Once in control, the attacker added a new, obscure sub-dependency called flatmap-stream to the project. On GitHub, the code for flatmap-stream looked perfectly harmless. But the version pushed to the npm registry</w:t>
+      </w:r>
+      <w:r>
+        <w:t xml:space="preserve"> </w:t>
+      </w:r>
+      <w:r>
+        <w:t>the code that actually gets downloaded when developers run npm install</w:t>
+      </w:r>
+      <w:r>
+        <w:t xml:space="preserve"> </w:t>
+      </w:r>
+      <w:r>
+        <w:t>contained highly obfuscated, encrypted malware</w:t>
+      </w:r>
+      <w:r>
+        <w:t>[4]</w:t>
+      </w:r>
+      <w:r>
+        <w:t>.</w:t>
+      </w:r>
+    </w:p>
+    <w:p>
+      <w:r>
+        <w:t>The payload was brilliant because it was incredibly specific. The malware was designed to stay completely dormant unless it detected it was being executed inside a very specific environment: the build process for an application called Copay, a popular cryptocurrency wallet</w:t>
+      </w:r>
+      <w:r>
+        <w:t>[3]</w:t>
+      </w:r>
+      <w:r>
+        <w:t>. If it detected Copay's specific description string, it used that string as a decryption key to unlock its true payload. The malware then injected a backdoor into the Copay app designed to harvest users' Bitcoin private keys and silently send them to an external server. Because it was buried inside a dependency of a dependency, it bypassed manual code reviews entirely and sat undetected for months.</w:t>
       </w:r>
     </w:p>
     <w:p>
@@ -9024,15 +8248,7 @@
     </w:p>
     <w:p>
       <w:r>
-        <w:t xml:space="preserve">The event-stream incident proves that simply writing secure code is no longer enough; we have to secure the tools and libraries we build our code with. You cannot just assume a package is safe because it is popular. The </w:t>
-      </w:r>
-      <w:proofErr w:type="spellStart"/>
-      <w:r>
-        <w:t>DevSecOps</w:t>
-      </w:r>
-      <w:proofErr w:type="spellEnd"/>
-      <w:r>
-        <w:t xml:space="preserve"> pipeline we built for this project is specifically designed to catch and neutralize exactly this type of threat using a defense-in-depth approach.</w:t>
+        <w:t>The event-stream incident proves that simply writing secure code is no longer enough; we have to secure the tools and libraries we build our code with. You cannot just assume a package is safe because it is popular. The DevSecOps pipeline we built for this project is specifically designed to catch and neutralize exactly this type of threat using a defense-in-depth approach.</w:t>
       </w:r>
     </w:p>
     <w:p>
@@ -9048,23 +8264,7 @@
           <w:b/>
           <w:bCs/>
         </w:rPr>
-        <w:t>Software Composition Analysis (</w:t>
-      </w:r>
-      <w:proofErr w:type="spellStart"/>
-      <w:r>
-        <w:rPr>
-          <w:b/>
-          <w:bCs/>
-        </w:rPr>
-        <w:t>npm</w:t>
-      </w:r>
-      <w:proofErr w:type="spellEnd"/>
-      <w:r>
-        <w:rPr>
-          <w:b/>
-          <w:bCs/>
-        </w:rPr>
-        <w:t xml:space="preserve"> audit)</w:t>
+        <w:t>Software Composition Analysis (npm audit)</w:t>
       </w:r>
       <w:r>
         <w:t xml:space="preserve"> </w:t>
@@ -9072,44 +8272,18 @@
     </w:p>
     <w:p>
       <w:r>
-        <w:t xml:space="preserve">The first line of defense in our GitHub Actions workflow is the Software Composition Analysis (SCA) gate, powered by </w:t>
-      </w:r>
-      <w:proofErr w:type="spellStart"/>
-      <w:r>
-        <w:t>npm</w:t>
-      </w:r>
-      <w:proofErr w:type="spellEnd"/>
-      <w:r>
-        <w:t xml:space="preserve"> audit. Supply chain attacks rely on the fact that package managers automatically pull down the newest versions of dependencies. When a malicious package is finally discovered by security researchers, it is flagged and added to global vulnerability databases.</w:t>
-      </w:r>
-    </w:p>
-    <w:p>
-      <w:r>
-        <w:t xml:space="preserve">By running </w:t>
-      </w:r>
-      <w:proofErr w:type="spellStart"/>
-      <w:r>
-        <w:t>npm</w:t>
-      </w:r>
-      <w:proofErr w:type="spellEnd"/>
-      <w:r>
-        <w:t xml:space="preserve"> audit --audit-level=high in our pipeline, we are essentially running an automated background check on every single piece of third-party code in our project. The tool cross-references our package-</w:t>
-      </w:r>
-      <w:proofErr w:type="spellStart"/>
-      <w:r>
-        <w:t>lock.json</w:t>
-      </w:r>
-      <w:proofErr w:type="spellEnd"/>
-      <w:r>
-        <w:t xml:space="preserve"> file against these global databases. If a developer accidentally pulls in a compromised library like </w:t>
-      </w:r>
-      <w:proofErr w:type="spellStart"/>
-      <w:r>
-        <w:t>flatmap</w:t>
-      </w:r>
-      <w:proofErr w:type="spellEnd"/>
-      <w:r>
-        <w:t>-stream, the SCA scan immediately detects the known CVE (Common Vulnerabilities and Exposures) signature. The pipeline exits with a failed status, turns red, and physically blocks the compromised code from moving forward in the build process. It acts as an automated guardrail against trusting poisoned open-source libraries.</w:t>
+        <w:t>The first line of defense in our GitHub Actions workflow is the Software Composition Analysis (SCA) gate, powered by npm audit. Supply chain attacks rely on the fact that package managers automatically pull down the newest versions of dependencies. When a malicious package is finally discovered by security researchers, it is flagged and added to global vulnerability databases.</w:t>
+      </w:r>
+    </w:p>
+    <w:p>
+      <w:r>
+        <w:t>By running npm audit --audit-level=high in our pipeline, we are essentially running an automated background check on every single piece of third-party code in our project</w:t>
+      </w:r>
+      <w:r>
+        <w:t>[1]</w:t>
+      </w:r>
+      <w:r>
+        <w:t>. The tool cross-references our package-lock.json file against these global databases. If a developer accidentally pulls in a compromised library like flatmap-stream, the SCA scan immediately detects the known CVE (Common Vulnerabilities and Exposures) signature. The pipeline exits with a failed status, turns red, and physically blocks the compromised code from moving forward in the build process. It acts as an automated guardrail against trusting poisoned open-source libraries.</w:t>
       </w:r>
     </w:p>
     <w:p>
@@ -9125,23 +8299,7 @@
           <w:b/>
           <w:bCs/>
         </w:rPr>
-        <w:t>Container Image Scanning (</w:t>
-      </w:r>
-      <w:proofErr w:type="spellStart"/>
-      <w:r>
-        <w:rPr>
-          <w:b/>
-          <w:bCs/>
-        </w:rPr>
-        <w:t>Trivy</w:t>
-      </w:r>
-      <w:proofErr w:type="spellEnd"/>
-      <w:r>
-        <w:rPr>
-          <w:b/>
-          <w:bCs/>
-        </w:rPr>
-        <w:t>)</w:t>
+        <w:t>Container Image Scanning (Trivy)</w:t>
       </w:r>
       <w:r>
         <w:t xml:space="preserve"> </w:t>
@@ -9149,84 +8307,18 @@
     </w:p>
     <w:p>
       <w:r>
-        <w:t xml:space="preserve">While </w:t>
-      </w:r>
-      <w:proofErr w:type="spellStart"/>
-      <w:r>
-        <w:t>npm</w:t>
-      </w:r>
-      <w:proofErr w:type="spellEnd"/>
-      <w:r>
-        <w:t xml:space="preserve"> audit is great for checking Node.js libraries, it only looks at the application source code. It is entirely blind to the operating system it runs on. Attackers know this, which is why they frequently target OS-level packages (like the recent </w:t>
-      </w:r>
-      <w:proofErr w:type="spellStart"/>
-      <w:r>
-        <w:t>xz</w:t>
-      </w:r>
-      <w:proofErr w:type="spellEnd"/>
-      <w:r>
-        <w:t>-utils backdoor in Linux).</w:t>
-      </w:r>
-    </w:p>
-    <w:p>
-      <w:r>
-        <w:t xml:space="preserve">This is where </w:t>
-      </w:r>
-      <w:proofErr w:type="spellStart"/>
-      <w:r>
-        <w:t>Trivy</w:t>
-      </w:r>
-      <w:proofErr w:type="spellEnd"/>
-      <w:r>
-        <w:t xml:space="preserve"> comes in as our second security gate. </w:t>
-      </w:r>
-      <w:proofErr w:type="spellStart"/>
-      <w:r>
-        <w:t>Trivy</w:t>
-      </w:r>
-      <w:proofErr w:type="spellEnd"/>
-      <w:r>
-        <w:t xml:space="preserve"> doesn't just look at the code; it scans the final, compiled Docker image (pulina/</w:t>
-      </w:r>
-      <w:proofErr w:type="spellStart"/>
-      <w:r>
-        <w:t>nodegoat:latest</w:t>
-      </w:r>
-      <w:proofErr w:type="spellEnd"/>
-      <w:r>
-        <w:t xml:space="preserve">). This is the exact artifact that will be deployed to a live server. </w:t>
-      </w:r>
-      <w:proofErr w:type="spellStart"/>
-      <w:r>
-        <w:t>Trivy</w:t>
-      </w:r>
-      <w:proofErr w:type="spellEnd"/>
-      <w:r>
-        <w:t xml:space="preserve"> inspects both our application dependencies and the base Debian OS packages we use in our </w:t>
-      </w:r>
-      <w:proofErr w:type="spellStart"/>
-      <w:r>
-        <w:t>Dockerfile</w:t>
-      </w:r>
-      <w:proofErr w:type="spellEnd"/>
-      <w:r>
-        <w:t xml:space="preserve">. By configuring our pipeline with --exit-code 1 and targeting HIGH and CRITICAL vulnerabilities, we enforce a strict rule: if the container is vulnerable, the build fails. Even if a malicious package somehow sneaks past the </w:t>
-      </w:r>
-      <w:proofErr w:type="spellStart"/>
-      <w:r>
-        <w:t>npm</w:t>
-      </w:r>
-      <w:proofErr w:type="spellEnd"/>
-      <w:r>
-        <w:t xml:space="preserve"> audit step, </w:t>
-      </w:r>
-      <w:proofErr w:type="spellStart"/>
-      <w:r>
-        <w:t>Trivy</w:t>
-      </w:r>
-      <w:proofErr w:type="spellEnd"/>
-      <w:r>
-        <w:t xml:space="preserve"> will catch it when analyzing the final image, ensuring a poisoned container is never deployed to our users.</w:t>
+        <w:t>While npm audit is great for checking Node.js libraries, it only looks at the application source code. It is entirely blind to the operating system it runs on. Attackers know this, which is why they frequently target OS-level packages (like the recent xz-utils backdoor in Linux)</w:t>
+      </w:r>
+      <w:r>
+        <w:t>[6]</w:t>
+      </w:r>
+      <w:r>
+        <w:t>.</w:t>
+      </w:r>
+    </w:p>
+    <w:p>
+      <w:r>
+        <w:t>This is where Trivy comes in as our second security gate. Trivy doesn't just look at the code; it scans the final, compiled Docker image (pulina/nodegoat:latest). This is the exact artifact that will be deployed to a live server. Trivy inspects both our application dependencies and the base Debian OS packages we use in our Dockerfile. By configuring our pipeline with --exit-code 1 and targeting HIGH and CRITICAL vulnerabilities, we enforce a strict rule: if the container is vulnerable, the build fails. Even if a malicious package somehow sneaks past the npm audit step, Trivy will catch it when analyzing the final image, ensuring a poisoned container is never deployed to our users.</w:t>
       </w:r>
     </w:p>
     <w:p>
@@ -9251,31 +8343,7 @@
     </w:p>
     <w:p>
       <w:r>
-        <w:t xml:space="preserve">The hardest part of defending against an attack like event-stream is the "zero-day" window. For several weeks, the </w:t>
-      </w:r>
-      <w:proofErr w:type="spellStart"/>
-      <w:r>
-        <w:t>flatmap</w:t>
-      </w:r>
-      <w:proofErr w:type="spellEnd"/>
-      <w:r>
-        <w:t xml:space="preserve">-stream malware was completely unknown to the public. During that time, tools like </w:t>
-      </w:r>
-      <w:proofErr w:type="spellStart"/>
-      <w:r>
-        <w:t>npm</w:t>
-      </w:r>
-      <w:proofErr w:type="spellEnd"/>
-      <w:r>
-        <w:t xml:space="preserve"> audit and </w:t>
-      </w:r>
-      <w:proofErr w:type="spellStart"/>
-      <w:r>
-        <w:t>Trivy</w:t>
-      </w:r>
-      <w:proofErr w:type="spellEnd"/>
-      <w:r>
-        <w:t xml:space="preserve"> would not have flagged it because no CVE existed yet. When a zero-day drops and the news breaks, automated scanners cannot save you retroactively.</w:t>
+        <w:t>The hardest part of defending against an attack like event-stream is the "zero-day" window. For several weeks, the flatmap-stream malware was completely unknown to the public. During that time, tools like npm audit and Trivy would not have flagged it because no CVE existed yet. When a zero-day drops and the news breaks, automated scanners cannot save you retroactively.</w:t>
       </w:r>
     </w:p>
     <w:p>
@@ -9290,15 +8358,7 @@
     </w:p>
     <w:p>
       <w:r>
-        <w:t xml:space="preserve">By layering these automated tools—scanning the source dependencies, inspecting the compiled container, and maintaining total visibility into our software ingredients—our </w:t>
-      </w:r>
-      <w:proofErr w:type="spellStart"/>
-      <w:r>
-        <w:t>DevSecOps</w:t>
-      </w:r>
-      <w:proofErr w:type="spellEnd"/>
-      <w:r>
-        <w:t xml:space="preserve"> pipeline actively hardens the application against the realities of modern supply chain attacks.</w:t>
+        <w:t>By layering these automated tools—scanning the source dependencies, inspecting the compiled container, and maintaining total visibility into our software ingredients—our DevSecOps pipeline actively hardens the application against the realities of modern supply chain attacks.</w:t>
       </w:r>
     </w:p>
     <w:p>
@@ -9457,15 +8517,7 @@
         </w:numPr>
       </w:pPr>
       <w:r>
-        <w:t xml:space="preserve">Utilize </w:t>
-      </w:r>
-      <w:proofErr w:type="spellStart"/>
-      <w:r>
-        <w:t>Syft</w:t>
-      </w:r>
-      <w:proofErr w:type="spellEnd"/>
-      <w:r>
-        <w:t xml:space="preserve"> </w:t>
+        <w:t xml:space="preserve">Utilize Syft </w:t>
       </w:r>
       <w:r>
         <w:t>to generated machine readable software bill during every build to cryptographically sign docker images</w:t>
@@ -9524,15 +8576,7 @@
         </w:numPr>
       </w:pPr>
       <w:r>
-        <w:t xml:space="preserve">To automatically scan </w:t>
-      </w:r>
-      <w:proofErr w:type="spellStart"/>
-      <w:r>
-        <w:t>IaC</w:t>
-      </w:r>
-      <w:proofErr w:type="spellEnd"/>
-      <w:r>
-        <w:t xml:space="preserve"> configures to ensure cloud deployments adhere to compliance rule before provisioning</w:t>
+        <w:t>To automatically scan IaC configures to ensure cloud deployments adhere to compliance rule before provisioning</w:t>
       </w:r>
     </w:p>
     <w:p>
@@ -9694,23 +8738,7 @@
               <w:ind w:firstLine="720"/>
             </w:pPr>
             <w:r>
-              <w:t>Engineered the CI/CD pipeline (GitHub Actions), implemented automated security gates (</w:t>
-            </w:r>
-            <w:proofErr w:type="spellStart"/>
-            <w:r>
-              <w:t>Trivy</w:t>
-            </w:r>
-            <w:proofErr w:type="spellEnd"/>
-            <w:r>
-              <w:t xml:space="preserve">, </w:t>
-            </w:r>
-            <w:proofErr w:type="spellStart"/>
-            <w:r>
-              <w:t>Semgrep</w:t>
-            </w:r>
-            <w:proofErr w:type="spellEnd"/>
-            <w:r>
-              <w:t xml:space="preserve">, Gitleaks), and authored Section </w:t>
+              <w:t xml:space="preserve">Engineered the CI/CD pipeline (GitHub Actions), implemented automated security gates (Trivy, Semgrep, Gitleaks), and authored Section </w:t>
             </w:r>
             <w:r>
               <w:t>5</w:t>
@@ -9743,13 +8771,8 @@
             <w:tcW w:w="1854" w:type="dxa"/>
           </w:tcPr>
           <w:p>
-            <w:proofErr w:type="spellStart"/>
-            <w:r>
-              <w:t>Aluthge</w:t>
-            </w:r>
-            <w:proofErr w:type="spellEnd"/>
-            <w:r>
-              <w:t xml:space="preserve"> </w:t>
+            <w:r>
+              <w:t xml:space="preserve">Aluthge </w:t>
             </w:r>
             <w:r>
               <w:t>M.N</w:t>
@@ -9802,13 +8825,8 @@
             <w:tcW w:w="1854" w:type="dxa"/>
           </w:tcPr>
           <w:p>
-            <w:proofErr w:type="spellStart"/>
-            <w:r>
-              <w:t>Shanthoshika</w:t>
-            </w:r>
-            <w:proofErr w:type="spellEnd"/>
-            <w:r>
-              <w:t xml:space="preserve"> S</w:t>
+            <w:r>
+              <w:t>Shanthoshika S</w:t>
             </w:r>
           </w:p>
         </w:tc>
@@ -9828,15 +8846,7 @@
           </w:tcPr>
           <w:p>
             <w:r>
-              <w:t>Executed secure code remediation for Stored XSS and Insecure Cryptographic Storage (</w:t>
-            </w:r>
-            <w:proofErr w:type="spellStart"/>
-            <w:r>
-              <w:t>bcrypt</w:t>
-            </w:r>
-            <w:proofErr w:type="spellEnd"/>
-            <w:r>
-              <w:t xml:space="preserve">), captured SAST comparison evidence, and authored the code patch walkthroughs in Section </w:t>
+              <w:t xml:space="preserve">Executed secure code remediation for Stored XSS and Insecure Cryptographic Storage (bcrypt), captured SAST comparison evidence, and authored the code patch walkthroughs in Section </w:t>
             </w:r>
             <w:r>
               <w:t>4</w:t>
@@ -10004,15 +9014,7 @@
         </w:numPr>
       </w:pPr>
       <w:r>
-        <w:t xml:space="preserve">OWASP Foundation, "OWASP </w:t>
-      </w:r>
-      <w:proofErr w:type="spellStart"/>
-      <w:r>
-        <w:t>NodeGoat</w:t>
-      </w:r>
-      <w:proofErr w:type="spellEnd"/>
-      <w:r>
-        <w:t xml:space="preserve"> Project," OWASP.org, 2026. [Online]. Available: </w:t>
+        <w:t xml:space="preserve">OWASP Foundation, "OWASP NodeGoat Project," OWASP.org, 2026. [Online]. Available: </w:t>
       </w:r>
       <w:r>
         <w:rPr>
@@ -10038,15 +9040,7 @@
         </w:numPr>
       </w:pPr>
       <w:r>
-        <w:t xml:space="preserve">T. Hunter II, "Compromised </w:t>
-      </w:r>
-      <w:proofErr w:type="spellStart"/>
-      <w:r>
-        <w:t>npm</w:t>
-      </w:r>
-      <w:proofErr w:type="spellEnd"/>
-      <w:r>
-        <w:t xml:space="preserve"> Package: event-stream," Medium, Nov. 26, 2018. [Online]. Available</w:t>
+        <w:t>T. Hunter II, "Compromised npm Package: event-stream," Medium, Nov. 26, 2018. [Online]. Available</w:t>
       </w:r>
       <w:r>
         <w:rPr>
@@ -10100,37 +9094,8 @@
           <w:numId w:val="15"/>
         </w:numPr>
       </w:pPr>
-      <w:proofErr w:type="spellStart"/>
-      <w:r>
-        <w:t>Revenera</w:t>
-      </w:r>
-      <w:proofErr w:type="spellEnd"/>
-      <w:r>
-        <w:t xml:space="preserve">, "Compromised </w:t>
-      </w:r>
-      <w:proofErr w:type="spellStart"/>
-      <w:r>
-        <w:t>npm</w:t>
-      </w:r>
-      <w:proofErr w:type="spellEnd"/>
-      <w:r>
-        <w:t xml:space="preserve"> Package: event-stream and </w:t>
-      </w:r>
-      <w:proofErr w:type="spellStart"/>
-      <w:r>
-        <w:t>flatmap</w:t>
-      </w:r>
-      <w:proofErr w:type="spellEnd"/>
-      <w:r>
-        <w:t xml:space="preserve">-stream packages lead to supply chain attack," </w:t>
-      </w:r>
-      <w:proofErr w:type="spellStart"/>
-      <w:r>
-        <w:t>Revenera</w:t>
-      </w:r>
-      <w:proofErr w:type="spellEnd"/>
-      <w:r>
-        <w:t xml:space="preserve"> Blog, Nov. 27, 2018. [Online]. Available: </w:t>
+      <w:r>
+        <w:t xml:space="preserve">Revenera, "Compromised npm Package: event-stream and flatmap-stream packages lead to supply chain attack," Revenera Blog, Nov. 27, 2018. [Online]. Available: </w:t>
       </w:r>
       <w:r>
         <w:rPr>
@@ -10180,15 +9145,7 @@
         </w:numPr>
       </w:pPr>
       <w:r>
-        <w:t>Aqua Security, "</w:t>
-      </w:r>
-      <w:proofErr w:type="spellStart"/>
-      <w:r>
-        <w:t>Trivy</w:t>
-      </w:r>
-      <w:proofErr w:type="spellEnd"/>
-      <w:r>
-        <w:t xml:space="preserve">: Comprehensive Security Scanner," GitHub, 2026. [Online]. Available: </w:t>
+        <w:t xml:space="preserve">Aqua Security, "Trivy: Comprehensive Security Scanner," GitHub, 2026. [Online]. Available: </w:t>
       </w:r>
       <w:r>
         <w:rPr>
@@ -10209,29 +9166,8 @@
           <w:numId w:val="15"/>
         </w:numPr>
       </w:pPr>
-      <w:proofErr w:type="spellStart"/>
-      <w:r>
-        <w:t>Semgrep</w:t>
-      </w:r>
-      <w:proofErr w:type="spellEnd"/>
-      <w:r>
-        <w:t>, "</w:t>
-      </w:r>
-      <w:proofErr w:type="spellStart"/>
-      <w:r>
-        <w:t>Semgrep</w:t>
-      </w:r>
-      <w:proofErr w:type="spellEnd"/>
-      <w:r>
-        <w:t xml:space="preserve">: Lightweight static analysis for many languages," </w:t>
-      </w:r>
-      <w:proofErr w:type="spellStart"/>
-      <w:r>
-        <w:t>Semgrep.dev</w:t>
-      </w:r>
-      <w:proofErr w:type="spellEnd"/>
-      <w:r>
-        <w:t xml:space="preserve">, 2026. [Online]. </w:t>
+      <w:r>
+        <w:t xml:space="preserve">Semgrep, "Semgrep: Lightweight static analysis for many languages," Semgrep.dev, 2026. [Online]. </w:t>
       </w:r>
       <w:r>
         <w:t xml:space="preserve">Available: </w:t>
@@ -10312,15 +9248,7 @@
         </w:numPr>
       </w:pPr>
       <w:r>
-        <w:t>OWASP Foundation, "</w:t>
-      </w:r>
-      <w:proofErr w:type="spellStart"/>
-      <w:r>
-        <w:t>NodeGoat</w:t>
-      </w:r>
-      <w:proofErr w:type="spellEnd"/>
-      <w:r>
-        <w:t xml:space="preserve"> Source Code Repository," GitHub, 2026. [Online]. Available:</w:t>
+        <w:t>OWASP Foundation, "NodeGoat Source Code Repository," GitHub, 2026. [Online]. Available:</w:t>
       </w:r>
       <w:r>
         <w:rPr>
@@ -10824,6 +9752,119 @@
     </w:lvl>
   </w:abstractNum>
   <w:abstractNum w:abstractNumId="3" w15:restartNumberingAfterBreak="0">
+    <w:nsid w:val="19A87754"/>
+    <w:multiLevelType w:val="hybridMultilevel"/>
+    <w:tmpl w:val="9ACCF09A"/>
+    <w:lvl w:ilvl="0" w:tplc="0409000F">
+      <w:start w:val="1"/>
+      <w:numFmt w:val="decimal"/>
+      <w:lvlText w:val="%1."/>
+      <w:lvlJc w:val="left"/>
+      <w:pPr>
+        <w:ind w:left="720" w:hanging="360"/>
+      </w:pPr>
+      <w:rPr>
+        <w:rFonts w:hint="default"/>
+      </w:rPr>
+    </w:lvl>
+    <w:lvl w:ilvl="1" w:tplc="FFFFFFFF" w:tentative="1">
+      <w:start w:val="1"/>
+      <w:numFmt w:val="bullet"/>
+      <w:lvlText w:val="o"/>
+      <w:lvlJc w:val="left"/>
+      <w:pPr>
+        <w:ind w:left="1440" w:hanging="360"/>
+      </w:pPr>
+      <w:rPr>
+        <w:rFonts w:ascii="Courier New" w:hAnsi="Courier New" w:cs="Courier New" w:hint="default"/>
+      </w:rPr>
+    </w:lvl>
+    <w:lvl w:ilvl="2" w:tplc="FFFFFFFF" w:tentative="1">
+      <w:start w:val="1"/>
+      <w:numFmt w:val="bullet"/>
+      <w:lvlText w:val=""/>
+      <w:lvlJc w:val="left"/>
+      <w:pPr>
+        <w:ind w:left="2160" w:hanging="360"/>
+      </w:pPr>
+      <w:rPr>
+        <w:rFonts w:ascii="Wingdings" w:hAnsi="Wingdings" w:hint="default"/>
+      </w:rPr>
+    </w:lvl>
+    <w:lvl w:ilvl="3" w:tplc="FFFFFFFF" w:tentative="1">
+      <w:start w:val="1"/>
+      <w:numFmt w:val="bullet"/>
+      <w:lvlText w:val=""/>
+      <w:lvlJc w:val="left"/>
+      <w:pPr>
+        <w:ind w:left="2880" w:hanging="360"/>
+      </w:pPr>
+      <w:rPr>
+        <w:rFonts w:ascii="Symbol" w:hAnsi="Symbol" w:hint="default"/>
+      </w:rPr>
+    </w:lvl>
+    <w:lvl w:ilvl="4" w:tplc="FFFFFFFF" w:tentative="1">
+      <w:start w:val="1"/>
+      <w:numFmt w:val="bullet"/>
+      <w:lvlText w:val="o"/>
+      <w:lvlJc w:val="left"/>
+      <w:pPr>
+        <w:ind w:left="3600" w:hanging="360"/>
+      </w:pPr>
+      <w:rPr>
+        <w:rFonts w:ascii="Courier New" w:hAnsi="Courier New" w:cs="Courier New" w:hint="default"/>
+      </w:rPr>
+    </w:lvl>
+    <w:lvl w:ilvl="5" w:tplc="FFFFFFFF" w:tentative="1">
+      <w:start w:val="1"/>
+      <w:numFmt w:val="bullet"/>
+      <w:lvlText w:val=""/>
+      <w:lvlJc w:val="left"/>
+      <w:pPr>
+        <w:ind w:left="4320" w:hanging="360"/>
+      </w:pPr>
+      <w:rPr>
+        <w:rFonts w:ascii="Wingdings" w:hAnsi="Wingdings" w:hint="default"/>
+      </w:rPr>
+    </w:lvl>
+    <w:lvl w:ilvl="6" w:tplc="FFFFFFFF" w:tentative="1">
+      <w:start w:val="1"/>
+      <w:numFmt w:val="bullet"/>
+      <w:lvlText w:val=""/>
+      <w:lvlJc w:val="left"/>
+      <w:pPr>
+        <w:ind w:left="5040" w:hanging="360"/>
+      </w:pPr>
+      <w:rPr>
+        <w:rFonts w:ascii="Symbol" w:hAnsi="Symbol" w:hint="default"/>
+      </w:rPr>
+    </w:lvl>
+    <w:lvl w:ilvl="7" w:tplc="FFFFFFFF" w:tentative="1">
+      <w:start w:val="1"/>
+      <w:numFmt w:val="bullet"/>
+      <w:lvlText w:val="o"/>
+      <w:lvlJc w:val="left"/>
+      <w:pPr>
+        <w:ind w:left="5760" w:hanging="360"/>
+      </w:pPr>
+      <w:rPr>
+        <w:rFonts w:ascii="Courier New" w:hAnsi="Courier New" w:cs="Courier New" w:hint="default"/>
+      </w:rPr>
+    </w:lvl>
+    <w:lvl w:ilvl="8" w:tplc="FFFFFFFF" w:tentative="1">
+      <w:start w:val="1"/>
+      <w:numFmt w:val="bullet"/>
+      <w:lvlText w:val=""/>
+      <w:lvlJc w:val="left"/>
+      <w:pPr>
+        <w:ind w:left="6480" w:hanging="360"/>
+      </w:pPr>
+      <w:rPr>
+        <w:rFonts w:ascii="Wingdings" w:hAnsi="Wingdings" w:hint="default"/>
+      </w:rPr>
+    </w:lvl>
+  </w:abstractNum>
+  <w:abstractNum w:abstractNumId="4" w15:restartNumberingAfterBreak="0">
     <w:nsid w:val="225727C3"/>
     <w:multiLevelType w:val="hybridMultilevel"/>
     <w:tmpl w:val="59F2F694"/>
@@ -10936,7 +9977,7 @@
       </w:rPr>
     </w:lvl>
   </w:abstractNum>
-  <w:abstractNum w:abstractNumId="4" w15:restartNumberingAfterBreak="0">
+  <w:abstractNum w:abstractNumId="5" w15:restartNumberingAfterBreak="0">
     <w:nsid w:val="31432413"/>
     <w:multiLevelType w:val="hybridMultilevel"/>
     <w:tmpl w:val="3ED0044C"/>
@@ -11049,7 +10090,7 @@
       </w:rPr>
     </w:lvl>
   </w:abstractNum>
-  <w:abstractNum w:abstractNumId="5" w15:restartNumberingAfterBreak="0">
+  <w:abstractNum w:abstractNumId="6" w15:restartNumberingAfterBreak="0">
     <w:nsid w:val="39361D6A"/>
     <w:multiLevelType w:val="multilevel"/>
     <w:tmpl w:val="4E22F570"/>
@@ -11198,7 +10239,7 @@
       </w:rPr>
     </w:lvl>
   </w:abstractNum>
-  <w:abstractNum w:abstractNumId="6" w15:restartNumberingAfterBreak="0">
+  <w:abstractNum w:abstractNumId="7" w15:restartNumberingAfterBreak="0">
     <w:nsid w:val="3CEE3541"/>
     <w:multiLevelType w:val="hybridMultilevel"/>
     <w:tmpl w:val="2C984B46"/>
@@ -11311,7 +10352,7 @@
       </w:rPr>
     </w:lvl>
   </w:abstractNum>
-  <w:abstractNum w:abstractNumId="7" w15:restartNumberingAfterBreak="0">
+  <w:abstractNum w:abstractNumId="8" w15:restartNumberingAfterBreak="0">
     <w:nsid w:val="444C4F16"/>
     <w:multiLevelType w:val="hybridMultilevel"/>
     <w:tmpl w:val="7B9A4A72"/>
@@ -11424,7 +10465,7 @@
       </w:rPr>
     </w:lvl>
   </w:abstractNum>
-  <w:abstractNum w:abstractNumId="8" w15:restartNumberingAfterBreak="0">
+  <w:abstractNum w:abstractNumId="9" w15:restartNumberingAfterBreak="0">
     <w:nsid w:val="4A7D5804"/>
     <w:multiLevelType w:val="hybridMultilevel"/>
     <w:tmpl w:val="BA6C48A6"/>
@@ -11514,7 +10555,7 @@
       </w:pPr>
     </w:lvl>
   </w:abstractNum>
-  <w:abstractNum w:abstractNumId="9" w15:restartNumberingAfterBreak="0">
+  <w:abstractNum w:abstractNumId="10" w15:restartNumberingAfterBreak="0">
     <w:nsid w:val="4CA776E1"/>
     <w:multiLevelType w:val="hybridMultilevel"/>
     <w:tmpl w:val="65C0065A"/>
@@ -11627,7 +10668,7 @@
       </w:rPr>
     </w:lvl>
   </w:abstractNum>
-  <w:abstractNum w:abstractNumId="10" w15:restartNumberingAfterBreak="0">
+  <w:abstractNum w:abstractNumId="11" w15:restartNumberingAfterBreak="0">
     <w:nsid w:val="53F950CC"/>
     <w:multiLevelType w:val="hybridMultilevel"/>
     <w:tmpl w:val="D3B423A6"/>
@@ -11740,7 +10781,120 @@
       </w:rPr>
     </w:lvl>
   </w:abstractNum>
-  <w:abstractNum w:abstractNumId="11" w15:restartNumberingAfterBreak="0">
+  <w:abstractNum w:abstractNumId="12" w15:restartNumberingAfterBreak="0">
+    <w:nsid w:val="64461947"/>
+    <w:multiLevelType w:val="hybridMultilevel"/>
+    <w:tmpl w:val="FF76D870"/>
+    <w:lvl w:ilvl="0" w:tplc="0409000B">
+      <w:start w:val="1"/>
+      <w:numFmt w:val="bullet"/>
+      <w:lvlText w:val=""/>
+      <w:lvlJc w:val="left"/>
+      <w:pPr>
+        <w:ind w:left="720" w:hanging="360"/>
+      </w:pPr>
+      <w:rPr>
+        <w:rFonts w:ascii="Wingdings" w:hAnsi="Wingdings" w:hint="default"/>
+      </w:rPr>
+    </w:lvl>
+    <w:lvl w:ilvl="1" w:tplc="04090003" w:tentative="1">
+      <w:start w:val="1"/>
+      <w:numFmt w:val="bullet"/>
+      <w:lvlText w:val="o"/>
+      <w:lvlJc w:val="left"/>
+      <w:pPr>
+        <w:ind w:left="1440" w:hanging="360"/>
+      </w:pPr>
+      <w:rPr>
+        <w:rFonts w:ascii="Courier New" w:hAnsi="Courier New" w:cs="Courier New" w:hint="default"/>
+      </w:rPr>
+    </w:lvl>
+    <w:lvl w:ilvl="2" w:tplc="04090005" w:tentative="1">
+      <w:start w:val="1"/>
+      <w:numFmt w:val="bullet"/>
+      <w:lvlText w:val=""/>
+      <w:lvlJc w:val="left"/>
+      <w:pPr>
+        <w:ind w:left="2160" w:hanging="360"/>
+      </w:pPr>
+      <w:rPr>
+        <w:rFonts w:ascii="Wingdings" w:hAnsi="Wingdings" w:hint="default"/>
+      </w:rPr>
+    </w:lvl>
+    <w:lvl w:ilvl="3" w:tplc="04090001" w:tentative="1">
+      <w:start w:val="1"/>
+      <w:numFmt w:val="bullet"/>
+      <w:lvlText w:val=""/>
+      <w:lvlJc w:val="left"/>
+      <w:pPr>
+        <w:ind w:left="2880" w:hanging="360"/>
+      </w:pPr>
+      <w:rPr>
+        <w:rFonts w:ascii="Symbol" w:hAnsi="Symbol" w:hint="default"/>
+      </w:rPr>
+    </w:lvl>
+    <w:lvl w:ilvl="4" w:tplc="04090003" w:tentative="1">
+      <w:start w:val="1"/>
+      <w:numFmt w:val="bullet"/>
+      <w:lvlText w:val="o"/>
+      <w:lvlJc w:val="left"/>
+      <w:pPr>
+        <w:ind w:left="3600" w:hanging="360"/>
+      </w:pPr>
+      <w:rPr>
+        <w:rFonts w:ascii="Courier New" w:hAnsi="Courier New" w:cs="Courier New" w:hint="default"/>
+      </w:rPr>
+    </w:lvl>
+    <w:lvl w:ilvl="5" w:tplc="04090005" w:tentative="1">
+      <w:start w:val="1"/>
+      <w:numFmt w:val="bullet"/>
+      <w:lvlText w:val=""/>
+      <w:lvlJc w:val="left"/>
+      <w:pPr>
+        <w:ind w:left="4320" w:hanging="360"/>
+      </w:pPr>
+      <w:rPr>
+        <w:rFonts w:ascii="Wingdings" w:hAnsi="Wingdings" w:hint="default"/>
+      </w:rPr>
+    </w:lvl>
+    <w:lvl w:ilvl="6" w:tplc="04090001" w:tentative="1">
+      <w:start w:val="1"/>
+      <w:numFmt w:val="bullet"/>
+      <w:lvlText w:val=""/>
+      <w:lvlJc w:val="left"/>
+      <w:pPr>
+        <w:ind w:left="5040" w:hanging="360"/>
+      </w:pPr>
+      <w:rPr>
+        <w:rFonts w:ascii="Symbol" w:hAnsi="Symbol" w:hint="default"/>
+      </w:rPr>
+    </w:lvl>
+    <w:lvl w:ilvl="7" w:tplc="04090003" w:tentative="1">
+      <w:start w:val="1"/>
+      <w:numFmt w:val="bullet"/>
+      <w:lvlText w:val="o"/>
+      <w:lvlJc w:val="left"/>
+      <w:pPr>
+        <w:ind w:left="5760" w:hanging="360"/>
+      </w:pPr>
+      <w:rPr>
+        <w:rFonts w:ascii="Courier New" w:hAnsi="Courier New" w:cs="Courier New" w:hint="default"/>
+      </w:rPr>
+    </w:lvl>
+    <w:lvl w:ilvl="8" w:tplc="04090005" w:tentative="1">
+      <w:start w:val="1"/>
+      <w:numFmt w:val="bullet"/>
+      <w:lvlText w:val=""/>
+      <w:lvlJc w:val="left"/>
+      <w:pPr>
+        <w:ind w:left="6480" w:hanging="360"/>
+      </w:pPr>
+      <w:rPr>
+        <w:rFonts w:ascii="Wingdings" w:hAnsi="Wingdings" w:hint="default"/>
+      </w:rPr>
+    </w:lvl>
+  </w:abstractNum>
+  <w:abstractNum w:abstractNumId="13" w15:restartNumberingAfterBreak="0">
     <w:nsid w:val="6698214F"/>
     <w:multiLevelType w:val="hybridMultilevel"/>
     <w:tmpl w:val="54B4E82C"/>
@@ -11853,7 +11007,7 @@
       </w:rPr>
     </w:lvl>
   </w:abstractNum>
-  <w:abstractNum w:abstractNumId="12" w15:restartNumberingAfterBreak="0">
+  <w:abstractNum w:abstractNumId="14" w15:restartNumberingAfterBreak="0">
     <w:nsid w:val="74D03224"/>
     <w:multiLevelType w:val="hybridMultilevel"/>
     <w:tmpl w:val="8DB02508"/>
@@ -11966,7 +11120,93 @@
       </w:rPr>
     </w:lvl>
   </w:abstractNum>
-  <w:abstractNum w:abstractNumId="13" w15:restartNumberingAfterBreak="0">
+  <w:abstractNum w:abstractNumId="15" w15:restartNumberingAfterBreak="0">
+    <w:nsid w:val="7775270F"/>
+    <w:multiLevelType w:val="hybridMultilevel"/>
+    <w:tmpl w:val="3D566B22"/>
+    <w:lvl w:ilvl="0" w:tplc="0409000F">
+      <w:start w:val="1"/>
+      <w:numFmt w:val="decimal"/>
+      <w:lvlText w:val="%1."/>
+      <w:lvlJc w:val="left"/>
+      <w:pPr>
+        <w:ind w:left="720" w:hanging="360"/>
+      </w:pPr>
+    </w:lvl>
+    <w:lvl w:ilvl="1" w:tplc="04090019" w:tentative="1">
+      <w:start w:val="1"/>
+      <w:numFmt w:val="lowerLetter"/>
+      <w:lvlText w:val="%2."/>
+      <w:lvlJc w:val="left"/>
+      <w:pPr>
+        <w:ind w:left="1440" w:hanging="360"/>
+      </w:pPr>
+    </w:lvl>
+    <w:lvl w:ilvl="2" w:tplc="0409001B" w:tentative="1">
+      <w:start w:val="1"/>
+      <w:numFmt w:val="lowerRoman"/>
+      <w:lvlText w:val="%3."/>
+      <w:lvlJc w:val="right"/>
+      <w:pPr>
+        <w:ind w:left="2160" w:hanging="180"/>
+      </w:pPr>
+    </w:lvl>
+    <w:lvl w:ilvl="3" w:tplc="0409000F" w:tentative="1">
+      <w:start w:val="1"/>
+      <w:numFmt w:val="decimal"/>
+      <w:lvlText w:val="%4."/>
+      <w:lvlJc w:val="left"/>
+      <w:pPr>
+        <w:ind w:left="2880" w:hanging="360"/>
+      </w:pPr>
+    </w:lvl>
+    <w:lvl w:ilvl="4" w:tplc="04090019" w:tentative="1">
+      <w:start w:val="1"/>
+      <w:numFmt w:val="lowerLetter"/>
+      <w:lvlText w:val="%5."/>
+      <w:lvlJc w:val="left"/>
+      <w:pPr>
+        <w:ind w:left="3600" w:hanging="360"/>
+      </w:pPr>
+    </w:lvl>
+    <w:lvl w:ilvl="5" w:tplc="0409001B" w:tentative="1">
+      <w:start w:val="1"/>
+      <w:numFmt w:val="lowerRoman"/>
+      <w:lvlText w:val="%6."/>
+      <w:lvlJc w:val="right"/>
+      <w:pPr>
+        <w:ind w:left="4320" w:hanging="180"/>
+      </w:pPr>
+    </w:lvl>
+    <w:lvl w:ilvl="6" w:tplc="0409000F" w:tentative="1">
+      <w:start w:val="1"/>
+      <w:numFmt w:val="decimal"/>
+      <w:lvlText w:val="%7."/>
+      <w:lvlJc w:val="left"/>
+      <w:pPr>
+        <w:ind w:left="5040" w:hanging="360"/>
+      </w:pPr>
+    </w:lvl>
+    <w:lvl w:ilvl="7" w:tplc="04090019" w:tentative="1">
+      <w:start w:val="1"/>
+      <w:numFmt w:val="lowerLetter"/>
+      <w:lvlText w:val="%8."/>
+      <w:lvlJc w:val="left"/>
+      <w:pPr>
+        <w:ind w:left="5760" w:hanging="360"/>
+      </w:pPr>
+    </w:lvl>
+    <w:lvl w:ilvl="8" w:tplc="0409001B" w:tentative="1">
+      <w:start w:val="1"/>
+      <w:numFmt w:val="lowerRoman"/>
+      <w:lvlText w:val="%9."/>
+      <w:lvlJc w:val="right"/>
+      <w:pPr>
+        <w:ind w:left="6480" w:hanging="180"/>
+      </w:pPr>
+    </w:lvl>
+  </w:abstractNum>
+  <w:abstractNum w:abstractNumId="16" w15:restartNumberingAfterBreak="0">
     <w:nsid w:val="7AB721AC"/>
     <w:multiLevelType w:val="hybridMultilevel"/>
     <w:tmpl w:val="F6907620"/>
@@ -12079,7 +11319,7 @@
       </w:rPr>
     </w:lvl>
   </w:abstractNum>
-  <w:abstractNum w:abstractNumId="14" w15:restartNumberingAfterBreak="0">
+  <w:abstractNum w:abstractNumId="17" w15:restartNumberingAfterBreak="0">
     <w:nsid w:val="7EB96517"/>
     <w:multiLevelType w:val="hybridMultilevel"/>
     <w:tmpl w:val="A70AB074"/>
@@ -12193,40 +11433,40 @@
     </w:lvl>
   </w:abstractNum>
   <w:num w:numId="1" w16cid:durableId="809202912">
-    <w:abstractNumId w:val="12"/>
+    <w:abstractNumId w:val="14"/>
   </w:num>
   <w:num w:numId="2" w16cid:durableId="1199317307">
     <w:abstractNumId w:val="1"/>
   </w:num>
   <w:num w:numId="3" w16cid:durableId="873733478">
+    <w:abstractNumId w:val="16"/>
+  </w:num>
+  <w:num w:numId="4" w16cid:durableId="1791514464">
+    <w:abstractNumId w:val="11"/>
+  </w:num>
+  <w:num w:numId="5" w16cid:durableId="679086062">
+    <w:abstractNumId w:val="6"/>
+  </w:num>
+  <w:num w:numId="6" w16cid:durableId="374014650">
+    <w:abstractNumId w:val="9"/>
+  </w:num>
+  <w:num w:numId="7" w16cid:durableId="292757314">
     <w:abstractNumId w:val="13"/>
   </w:num>
-  <w:num w:numId="4" w16cid:durableId="1791514464">
+  <w:num w:numId="8" w16cid:durableId="2321934">
     <w:abstractNumId w:val="10"/>
   </w:num>
-  <w:num w:numId="5" w16cid:durableId="679086062">
+  <w:num w:numId="9" w16cid:durableId="124586322">
     <w:abstractNumId w:val="5"/>
   </w:num>
-  <w:num w:numId="6" w16cid:durableId="374014650">
-    <w:abstractNumId w:val="8"/>
+  <w:num w:numId="10" w16cid:durableId="2132239684">
+    <w:abstractNumId w:val="7"/>
   </w:num>
-  <w:num w:numId="7" w16cid:durableId="292757314">
-    <w:abstractNumId w:val="11"/>
-  </w:num>
-  <w:num w:numId="8" w16cid:durableId="2321934">
-    <w:abstractNumId w:val="9"/>
-  </w:num>
-  <w:num w:numId="9" w16cid:durableId="124586322">
+  <w:num w:numId="11" w16cid:durableId="1959485049">
     <w:abstractNumId w:val="4"/>
   </w:num>
-  <w:num w:numId="10" w16cid:durableId="2132239684">
-    <w:abstractNumId w:val="6"/>
-  </w:num>
-  <w:num w:numId="11" w16cid:durableId="1959485049">
-    <w:abstractNumId w:val="3"/>
-  </w:num>
   <w:num w:numId="12" w16cid:durableId="57755167">
-    <w:abstractNumId w:val="7"/>
+    <w:abstractNumId w:val="8"/>
   </w:num>
   <w:num w:numId="13" w16cid:durableId="1860120718">
     <w:abstractNumId w:val="0"/>
@@ -12235,7 +11475,16 @@
     <w:abstractNumId w:val="2"/>
   </w:num>
   <w:num w:numId="15" w16cid:durableId="1993872184">
-    <w:abstractNumId w:val="14"/>
+    <w:abstractNumId w:val="17"/>
+  </w:num>
+  <w:num w:numId="16" w16cid:durableId="1965118325">
+    <w:abstractNumId w:val="12"/>
+  </w:num>
+  <w:num w:numId="17" w16cid:durableId="423763148">
+    <w:abstractNumId w:val="15"/>
+  </w:num>
+  <w:num w:numId="18" w16cid:durableId="729690076">
+    <w:abstractNumId w:val="3"/>
   </w:num>
 </w:numbering>
 </file>
